--- a/plantillas_maestras/02_seguro_vida/materia_general_asegurativa/1_ddo_aseguradora/varon/TPL_1388_2025_SEGURO_VIDA_MATERIA_GENERAL_ASEGURATIVA_ASEGURADORA_VARON_R1.docx
+++ b/plantillas_maestras/02_seguro_vida/materia_general_asegurativa/1_ddo_aseguradora/varon/TPL_1388_2025_SEGURO_VIDA_MATERIA_GENERAL_ASEGURATIVA_ASEGURADORA_VARON_R1.docx
@@ -310,7 +310,7 @@
           <w14:ligatures w14:val="none"/>
         </w:rPr>
         <w:tab/>
-        <w:t xml:space="preserve">:       </w:t>
+        <w:t xml:space="preserve">: </w:t>
       </w:r>
       <w:r>
         <w:rPr>
@@ -724,7 +724,7 @@
           <w:lang w:val="es-ES" w:eastAsia="es-ES"/>
           <w14:ligatures w14:val="none"/>
         </w:rPr>
-        <w:t>por presuntas infracciones a la Ley N°29571, Código de Protección y Defensa del Consumidor (en adelante, Código)</w:t>
+        <w:t>por presuntas infracciones a la Ley 29571, Código de Protección y Defensa del Consumidor (en adelante, Código)</w:t>
       </w:r>
       <w:r>
         <w:rPr>
@@ -827,7 +827,7 @@
           <w:lang w:eastAsia="es-ES"/>
           <w14:ligatures w14:val="none"/>
         </w:rPr>
-        <w:t xml:space="preserve"> el Seguro de Vida – Póliza N°07800025783 (en adelante, “Seguro de Vida”), con vigencia del 25 de julio de 2022 al 31 de octubre de 2034. La decisión de contratación fue motivada por los beneficios promocionados, entre ellos un vale de S/.150 y la exoneración del pago correspondiente a una “cuota gratis”. </w:t>
+        <w:t xml:space="preserve"> el Seguro de Vida – Póliza 07800025783 (en adelante, “Seguro de Vida”), con vigencia del 25 de julio de 2022 al 31 de octubre de 2034. La decisión de contratación fue motivada por los beneficios promocionados, entre ellos un vale de S/.150 y la exoneración del pago correspondiente a una “cuota gratis”. </w:t>
       </w:r>
     </w:p>
     <w:p>
@@ -1231,7 +1231,7 @@
           <w:lang w:eastAsia="es-ES"/>
           <w14:ligatures w14:val="none"/>
         </w:rPr>
-        <w:t xml:space="preserve">N°113656 </w:t>
+        <w:t xml:space="preserve">113656 </w:t>
       </w:r>
       <w:r>
         <w:rPr>
@@ -1309,7 +1309,7 @@
           <w:lang w:eastAsia="es-ES"/>
           <w14:ligatures w14:val="none"/>
         </w:rPr>
-        <w:t xml:space="preserve">, identificado con el N°119859, solicitando la anulación del Seguro de Vida y la devolución total de las primas pagadas. </w:t>
+        <w:t xml:space="preserve">, identificado con el 119859, solicitando la anulación del Seguro de Vida y la devolución total de las primas pagadas. </w:t>
       </w:r>
     </w:p>
     <w:p>
@@ -1378,7 +1378,7 @@
           <w:lang w:eastAsia="es-ES"/>
           <w14:ligatures w14:val="none"/>
         </w:rPr>
-        <w:t xml:space="preserve"> respondió al reclamo N°119859 mediante carta</w:t>
+        <w:t xml:space="preserve"> respondió al reclamo 119859 mediante carta</w:t>
       </w:r>
       <w:r>
         <w:rPr>
@@ -1466,7 +1466,7 @@
           <w:lang w:eastAsia="es-ES"/>
           <w14:ligatures w14:val="none"/>
         </w:rPr>
-        <w:t xml:space="preserve">, expresando su disconformidad con la respuesta brindada al reclamo N°119859, reiterando su solicitud de anulación de la póliza y devolución total de las primas pagadas, fundado en hechos que desnaturalizaban las condiciones de </w:t>
+        <w:t xml:space="preserve">, expresando su disconformidad con la respuesta brindada al reclamo 119859, reiterando su solicitud de anulación de la póliza y devolución total de las primas pagadas, fundado en hechos que desnaturalizaban las condiciones de </w:t>
       </w:r>
       <w:r>
         <w:rPr>
@@ -2140,7 +2140,7 @@
           <w:lang w:eastAsia="es-PE"/>
           <w14:ligatures w14:val="none"/>
         </w:rPr>
-        <w:t>Consumidor N°1 (en adelante, la Secretaría Técnica), en ejercicio de sus facultades</w:t>
+        <w:t>Consumidor 1 (en adelante, la Secretaría Técnica), en ejercicio de sus facultades</w:t>
       </w:r>
       <w:r>
         <w:rPr>
@@ -2177,7 +2177,7 @@
           <w:lang w:eastAsia="es-PE"/>
           <w14:ligatures w14:val="none"/>
         </w:rPr>
-        <w:t>la compañía aseguradora habría vendido el Seguro de Vida - Póliza N°07800025783 al denunciante con beneficios publicitarios que no fueron cumplidos (vale promocional de S/ 150,00 y cuota gratis), sin advertirle las condiciones ocultas para su uso</w:t>
+        <w:t>la compañía aseguradora habría vendido el Seguro de Vida - Póliza 07800025783 al denunciante con beneficios publicitarios que no fueron cumplidos (vale promocional de S/ 150,00 y cuota gratis), sin advertirle las condiciones ocultas para su uso</w:t>
       </w:r>
       <w:r>
         <w:rPr>
@@ -2204,7 +2204,7 @@
           <w:lang w:eastAsia="es-PE"/>
           <w14:ligatures w14:val="none"/>
         </w:rPr>
-        <w:t>°</w:t>
+        <w:t/>
       </w:r>
       <w:r>
         <w:rPr>
@@ -2222,7 +2222,7 @@
           <w:lang w:eastAsia="es-PE"/>
           <w14:ligatures w14:val="none"/>
         </w:rPr>
-        <w:t>°</w:t>
+        <w:t/>
       </w:r>
       <w:r>
         <w:rPr>
@@ -2309,7 +2309,7 @@
           <w:kern w:val="0"/>
           <w14:ligatures w14:val="none"/>
         </w:rPr>
-        <w:t>la compañía aseguradora habría ofrecido el Seguro de Vida - Póliza N°07800025783 al denunciante como una alternativa para reemplazar el Seguro de Desgravamen, omitiendo información técnica y esencial como la exigencia de cobertura por invalidez total y permanente</w:t>
+        <w:t>la compañía aseguradora habría ofrecido el Seguro de Vida - Póliza 07800025783 al denunciante como una alternativa para reemplazar el Seguro de Desgravamen, omitiendo información técnica y esencial como la exigencia de cobertura por invalidez total y permanente</w:t>
       </w:r>
       <w:r>
         <w:rPr>
@@ -2327,7 +2327,7 @@
           <w:lang w:eastAsia="es-PE"/>
           <w14:ligatures w14:val="none"/>
         </w:rPr>
-        <w:t>°</w:t>
+        <w:t/>
       </w:r>
       <w:r>
         <w:rPr>
@@ -2345,7 +2345,7 @@
           <w:lang w:eastAsia="es-PE"/>
           <w14:ligatures w14:val="none"/>
         </w:rPr>
-        <w:t>°</w:t>
+        <w:t/>
       </w:r>
       <w:r>
         <w:rPr>
@@ -2449,7 +2449,7 @@
           <w:lang w:eastAsia="es-PE"/>
           <w14:ligatures w14:val="none"/>
         </w:rPr>
-        <w:t>°</w:t>
+        <w:t/>
       </w:r>
       <w:r>
         <w:rPr>
@@ -2467,7 +2467,7 @@
           <w:lang w:eastAsia="es-PE"/>
           <w14:ligatures w14:val="none"/>
         </w:rPr>
-        <w:t>°</w:t>
+        <w:t/>
       </w:r>
       <w:r>
         <w:rPr>
@@ -2539,7 +2539,7 @@
           <w:lang w:eastAsia="es-PE"/>
           <w14:ligatures w14:val="none"/>
         </w:rPr>
-        <w:t>la compañía aseguradora habría gestionado indebidamente el cobro de las primas de la Póliza N°07800025783 a la tarjeta del denunciante, pese a no contar con su autorización para la afiliación</w:t>
+        <w:t>la compañía aseguradora habría gestionado indebidamente el cobro de las primas de la Póliza 07800025783 a la tarjeta del denunciante, pese a no contar con su autorización para la afiliación</w:t>
       </w:r>
       <w:r>
         <w:rPr>
@@ -2557,7 +2557,7 @@
           <w:lang w:eastAsia="es-PE"/>
           <w14:ligatures w14:val="none"/>
         </w:rPr>
-        <w:t>°</w:t>
+        <w:t/>
       </w:r>
       <w:r>
         <w:rPr>
@@ -2575,7 +2575,7 @@
           <w:lang w:eastAsia="es-PE"/>
           <w14:ligatures w14:val="none"/>
         </w:rPr>
-        <w:t>°</w:t>
+        <w:t/>
       </w:r>
       <w:r>
         <w:rPr>
@@ -2672,7 +2672,7 @@
           <w:lang w:eastAsia="es-PE"/>
           <w14:ligatures w14:val="none"/>
         </w:rPr>
-        <w:t>°</w:t>
+        <w:t/>
       </w:r>
       <w:r>
         <w:rPr>
@@ -2690,7 +2690,7 @@
           <w:lang w:eastAsia="es-PE"/>
           <w14:ligatures w14:val="none"/>
         </w:rPr>
-        <w:t>°</w:t>
+        <w:t/>
       </w:r>
       <w:r>
         <w:rPr>
@@ -3135,7 +3135,7 @@
           <w:lang w:eastAsia="es-PE"/>
           <w14:ligatures w14:val="none"/>
         </w:rPr>
-        <w:t xml:space="preserve">.  </w:t>
+        <w:t xml:space="preserve">. </w:t>
       </w:r>
       <w:r>
         <w:rPr>
@@ -3146,7 +3146,7 @@
           <w:lang w:eastAsia="es-PE"/>
           <w14:ligatures w14:val="none"/>
         </w:rPr>
-        <w:t xml:space="preserve">    </w:t>
+        <w:t xml:space="preserve"> </w:t>
       </w:r>
     </w:p>
     <w:p>
@@ -3914,7 +3914,7 @@
           <w:lang w:val="es-ES" w:eastAsia="es-ES"/>
           <w14:ligatures w14:val="none"/>
         </w:rPr>
-        <w:t>N°</w:t>
+        <w:t/>
       </w:r>
       <w:proofErr w:type="spellEnd"/>
       <w:r>
@@ -4077,7 +4077,7 @@
           <w:lang w:eastAsia="es-PE"/>
           <w14:ligatures w14:val="none"/>
         </w:rPr>
-        <w:t xml:space="preserve">RESOLUCIÓN DE LA SECRETARÍA TÉCNICA  </w:t>
+        <w:t xml:space="preserve">RESOLUCIÓN DE LA SECRETARÍA TÉCNICA </w:t>
       </w:r>
     </w:p>
     <w:p>
@@ -4334,7 +4334,7 @@
           <w:lang w:eastAsia="es-PE"/>
           <w14:ligatures w14:val="none"/>
         </w:rPr>
-        <w:t xml:space="preserve"> infracción a los artículos 18° y 19°</w:t>
+        <w:t xml:space="preserve"> infracción a los artículos 18 y 19</w:t>
       </w:r>
       <w:r>
         <w:rPr>
@@ -4428,7 +4428,7 @@
           <w:lang w:eastAsia="es-ES"/>
           <w14:ligatures w14:val="none"/>
         </w:rPr>
-        <w:t xml:space="preserve"> Póliza N°07800025783</w:t>
+        <w:t xml:space="preserve"> Póliza 07800025783</w:t>
       </w:r>
       <w:r>
         <w:rPr>
@@ -4503,7 +4503,7 @@
           <w:lang w:eastAsia="es-PE"/>
           <w14:ligatures w14:val="none"/>
         </w:rPr>
-        <w:t xml:space="preserve"> infracción a los artículos 18° y 19°</w:t>
+        <w:t xml:space="preserve"> infracción a los artículos 18 y 19</w:t>
       </w:r>
       <w:r>
         <w:rPr>
@@ -4556,7 +4556,7 @@
           <w:lang w:eastAsia="es-ES"/>
           <w14:ligatures w14:val="none"/>
         </w:rPr>
-        <w:t>Seguro de Vida - Póliza N°07800025783</w:t>
+        <w:t>Seguro de Vida - Póliza 07800025783</w:t>
       </w:r>
       <w:r>
         <w:rPr>
@@ -4631,7 +4631,7 @@
           <w:lang w:eastAsia="es-PE"/>
           <w14:ligatures w14:val="none"/>
         </w:rPr>
-        <w:t xml:space="preserve"> infracción a los artículos 18° y 19°</w:t>
+        <w:t xml:space="preserve"> infracción a los artículos 18 y 19</w:t>
       </w:r>
       <w:r>
         <w:rPr>
@@ -4730,7 +4730,7 @@
           <w:lang w:eastAsia="es-PE"/>
           <w14:ligatures w14:val="none"/>
         </w:rPr>
-        <w:t xml:space="preserve"> infracción a los artículos 18° y 19°</w:t>
+        <w:t xml:space="preserve"> infracción a los artículos 18 y 19</w:t>
       </w:r>
       <w:r>
         <w:rPr>
@@ -4775,7 +4775,7 @@
           <w:lang w:eastAsia="es-ES"/>
           <w14:ligatures w14:val="none"/>
         </w:rPr>
-        <w:t>la Póliza N°07800025783 a la tarjeta del denunciante, pese a no contar con su autorización para la afiliación</w:t>
+        <w:t>la Póliza 07800025783 a la tarjeta del denunciante, pese a no contar con su autorización para la afiliación</w:t>
       </w:r>
       <w:r>
         <w:rPr>
@@ -4839,7 +4839,7 @@
           <w:lang w:eastAsia="es-PE"/>
           <w14:ligatures w14:val="none"/>
         </w:rPr>
-        <w:t xml:space="preserve"> infracción a los artículos 18° y 19°</w:t>
+        <w:t xml:space="preserve"> infracción a los artículos 18 y 19</w:t>
       </w:r>
       <w:r>
         <w:rPr>
@@ -5933,7 +5933,7 @@
           <w:lang w:eastAsia="es-PE"/>
           <w14:ligatures w14:val="none"/>
         </w:rPr>
-        <w:t>°</w:t>
+        <w:t/>
       </w:r>
       <w:r>
         <w:rPr>
@@ -6029,7 +6029,7 @@
           <w:lang w:eastAsia="es-PE"/>
           <w14:ligatures w14:val="none"/>
         </w:rPr>
-        <w:t>°</w:t>
+        <w:t/>
       </w:r>
       <w:r>
         <w:rPr>
@@ -6198,7 +6198,7 @@
           <w:lang w:eastAsia="es-PE"/>
           <w14:ligatures w14:val="none"/>
         </w:rPr>
-        <w:t>°</w:t>
+        <w:t/>
       </w:r>
       <w:r>
         <w:rPr>
@@ -6340,7 +6340,7 @@
           <w:lang w:val="es-ES" w:eastAsia="es-ES"/>
           <w14:ligatures w14:val="none"/>
         </w:rPr>
-        <w:t xml:space="preserve">(i) presentar una copia completa, legible y debidamente suscrita de la Póliza N° </w:t>
+        <w:t xml:space="preserve">(i) presentar una copia completa, legible y debidamente suscrita de la Póliza </w:t>
       </w:r>
       <w:r>
         <w:rPr>
@@ -6491,7 +6491,7 @@
           <w:lang w:eastAsia="es-PE"/>
           <w14:ligatures w14:val="none"/>
         </w:rPr>
-        <w:t>°</w:t>
+        <w:t/>
       </w:r>
       <w:r>
         <w:rPr>
@@ -6532,7 +6532,7 @@
           <w:lang w:eastAsia="es-PE"/>
           <w14:ligatures w14:val="none"/>
         </w:rPr>
-        <w:t>°</w:t>
+        <w:t/>
       </w:r>
       <w:r>
         <w:rPr>
@@ -6552,7 +6552,7 @@
           <w:lang w:eastAsia="es-PE"/>
           <w14:ligatures w14:val="none"/>
         </w:rPr>
-        <w:t>°</w:t>
+        <w:t/>
       </w:r>
       <w:r>
         <w:rPr>
@@ -6572,7 +6572,7 @@
           <w:lang w:eastAsia="es-PE"/>
           <w14:ligatures w14:val="none"/>
         </w:rPr>
-        <w:t>°</w:t>
+        <w:t/>
       </w:r>
       <w:r>
         <w:rPr>
@@ -6625,7 +6625,7 @@
           <w:lang w:eastAsia="es-PE"/>
           <w14:ligatures w14:val="none"/>
         </w:rPr>
-        <w:t>°</w:t>
+        <w:t/>
       </w:r>
       <w:r>
         <w:rPr>
@@ -6716,7 +6716,7 @@
           <w:lang w:eastAsia="es-PE"/>
           <w14:ligatures w14:val="none"/>
         </w:rPr>
-        <w:t>°</w:t>
+        <w:t/>
       </w:r>
       <w:r>
         <w:rPr>
@@ -6808,7 +6808,7 @@
           <w:lang w:eastAsia="es-PE"/>
           <w14:ligatures w14:val="none"/>
         </w:rPr>
-        <w:t>°</w:t>
+        <w:t/>
       </w:r>
       <w:r>
         <w:rPr>
@@ -6816,7 +6816,7 @@
           <w:kern w:val="0"/>
           <w14:ligatures w14:val="none"/>
         </w:rPr>
-        <w:t xml:space="preserve"> del Decreto Legislativo N° 807</w:t>
+        <w:t xml:space="preserve"> del Decreto Legislativo 807</w:t>
       </w:r>
       <w:r>
         <w:rPr>
@@ -7084,7 +7084,7 @@
           <w:lang w:eastAsia="es-PE"/>
           <w14:ligatures w14:val="none"/>
         </w:rPr>
-        <w:t>°</w:t>
+        <w:t/>
       </w:r>
       <w:r>
         <w:rPr>
@@ -7101,7 +7101,7 @@
           <w:lang w:eastAsia="es-PE"/>
           <w14:ligatures w14:val="none"/>
         </w:rPr>
-        <w:t>°</w:t>
+        <w:t/>
       </w:r>
       <w:r>
         <w:rPr>
@@ -7398,7 +7398,7 @@
           <w:kern w:val="0"/>
           <w14:ligatures w14:val="none"/>
         </w:rPr>
-        <w:t> Protección al Consumidor N° 1</w:t>
+        <w:t> Protección al Consumidor 1</w:t>
       </w:r>
     </w:p>
     <w:p>
@@ -7613,7 +7613,7 @@
           <w:szCs w:val="15"/>
         </w:rPr>
         <w:tab/>
-        <w:t xml:space="preserve">Denuncia remitida a esta Comisión mediante MEMORANDUM N° </w:t>
+        <w:t xml:space="preserve">Denuncia remitida a esta Comisión mediante MEMORANDUM </w:t>
       </w:r>
       <w:r>
         <w:rPr>
@@ -7796,7 +7796,7 @@
           <w:sz w:val="15"/>
           <w:szCs w:val="15"/>
         </w:rPr>
-        <w:t xml:space="preserve">  </w:t>
+        <w:t xml:space="preserve"> </w:t>
       </w:r>
       <w:r>
         <w:rPr>
@@ -7814,7 +7814,7 @@
           <w:sz w:val="15"/>
           <w:szCs w:val="15"/>
         </w:rPr>
-        <w:t xml:space="preserve">LEY N° 29571, CÓDIGO DE PROTECCIÓN Y DEFENSA DEL CONSUMIDOR, publicado el 2 de setiembre de 2010 y modificado por Decreto Legislativo N° 1308 </w:t>
+        <w:t xml:space="preserve">LEY 29571, CÓDIGO DE PROTECCIÓN Y DEFENSA DEL CONSUMIDOR, publicado el 2 de setiembre de 2010 y modificado por Decreto Legislativo 1308 </w:t>
       </w:r>
     </w:p>
     <w:p>
@@ -7866,7 +7866,7 @@
           <w:szCs w:val="15"/>
         </w:rPr>
         <w:tab/>
-        <w:t xml:space="preserve">El Instituto Nacional de Defensa de la Competencia y de la Protección de la Propiedad Intelectual (Indecopi) es la autoridad con competencia primaria y de alcance nacional para conocer las presuntas infracciones a las disposiciones contenidas en el presente Código, así como para imponer las sanciones y medidas correctivas establecidas en el presente capítulo, conforme al Decreto Legislativo N° 1033, Ley de Organización y Funciones del Indecopi. Dicha competencia solo puede ser negada cuando ella haya sido asignada o se asigne a favor de otro organismo por norma expresa con rango de ley. </w:t>
+        <w:t xml:space="preserve">El Instituto Nacional de Defensa de la Competencia y de la Protección de la Propiedad Intelectual (Indecopi) es la autoridad con competencia primaria y de alcance nacional para conocer las presuntas infracciones a las disposiciones contenidas en el presente Código, así como para imponer las sanciones y medidas correctivas establecidas en el presente capítulo, conforme al Decreto Legislativo 1033, Ley de Organización y Funciones del Indecopi. Dicha competencia solo puede ser negada cuando ella haya sido asignada o se asigne a favor de otro organismo por norma expresa con rango de ley. </w:t>
       </w:r>
     </w:p>
     <w:p>
@@ -7940,7 +7940,7 @@
           <w:sz w:val="15"/>
           <w:szCs w:val="15"/>
         </w:rPr>
-        <w:t xml:space="preserve">LEY DE ORGANIZACIÓN Y FUNCIONES DEL INDECOPI, APROBADA POR DECRETO LEGISLATIVO N° 1033 </w:t>
+        <w:t xml:space="preserve">LEY DE ORGANIZACIÓN Y FUNCIONES DEL INDECOPI, APROBADA POR DECRETO LEGISLATIVO 1033 </w:t>
       </w:r>
     </w:p>
     <w:p>
@@ -8067,7 +8067,7 @@
           <w:sz w:val="15"/>
           <w:szCs w:val="15"/>
         </w:rPr>
-        <w:t xml:space="preserve">           </w:t>
+        <w:t xml:space="preserve"> </w:t>
       </w:r>
       <w:r>
         <w:rPr>
@@ -8085,7 +8085,7 @@
           <w:sz w:val="15"/>
           <w:szCs w:val="15"/>
         </w:rPr>
-        <w:t xml:space="preserve">LEY N° 29571, CÓDIGO DE PROTECCIÓN Y DEFENSA DEL CONSUMIDOR, publicado el 2 de setiembre de 2010 y modificado por Decreto Legislativo N° 1308   </w:t>
+        <w:t xml:space="preserve">LEY 29571, CÓDIGO DE PROTECCIÓN Y DEFENSA DEL CONSUMIDOR, publicado el 2 de setiembre de 2010 y modificado por Decreto Legislativo 1308 </w:t>
       </w:r>
     </w:p>
     <w:p>
@@ -8109,7 +8109,7 @@
           <w:sz w:val="15"/>
           <w:szCs w:val="15"/>
         </w:rPr>
-        <w:t xml:space="preserve">Artículo 18.- Idoneidad   </w:t>
+        <w:t xml:space="preserve">Artículo 18.- Idoneidad </w:t>
       </w:r>
     </w:p>
     <w:p>
@@ -8129,7 +8129,7 @@
           <w:sz w:val="15"/>
           <w:szCs w:val="15"/>
         </w:rPr>
-        <w:t xml:space="preserve">Se entiende por idoneidad la correspondencia entre lo que un consumidor espera y lo que efectivamente recibe, en función a lo que se le hubiera ofrecido, la publicidad e información transmitida, las condiciones y circunstancias de la transacción, las características y naturaleza del producto o servicio, el precio, entre otros factores, atendiendo a las circunstancias del caso.    </w:t>
+        <w:t xml:space="preserve">Se entiende por idoneidad la correspondencia entre lo que un consumidor espera y lo que efectivamente recibe, en función a lo que se le hubiera ofrecido, la publicidad e información transmitida, las condiciones y circunstancias de la transacción, las características y naturaleza del producto o servicio, el precio, entre otros factores, atendiendo a las circunstancias del caso. </w:t>
       </w:r>
     </w:p>
     <w:p>
@@ -8250,7 +8250,7 @@
           <w:sz w:val="15"/>
           <w:szCs w:val="15"/>
         </w:rPr>
-        <w:t xml:space="preserve">           </w:t>
+        <w:t xml:space="preserve"> </w:t>
       </w:r>
       <w:r>
         <w:rPr>
@@ -8279,7 +8279,7 @@
           <w:sz w:val="15"/>
           <w:szCs w:val="15"/>
         </w:rPr>
-        <w:t>N°</w:t>
+        <w:t/>
       </w:r>
       <w:proofErr w:type="spellEnd"/>
       <w:r>
@@ -8301,7 +8301,7 @@
           <w:sz w:val="15"/>
           <w:szCs w:val="15"/>
         </w:rPr>
-        <w:t>N°</w:t>
+        <w:t/>
       </w:r>
       <w:proofErr w:type="spellEnd"/>
       <w:r>
@@ -8402,7 +8402,7 @@
           <w:sz w:val="15"/>
           <w:szCs w:val="15"/>
         </w:rPr>
-        <w:t xml:space="preserve">  </w:t>
+        <w:t xml:space="preserve"> </w:t>
       </w:r>
       <w:r>
         <w:rPr>
@@ -8431,7 +8431,7 @@
           <w:sz w:val="15"/>
           <w:szCs w:val="15"/>
         </w:rPr>
-        <w:t>N°</w:t>
+        <w:t/>
       </w:r>
       <w:proofErr w:type="spellEnd"/>
       <w:r>
@@ -8627,7 +8627,7 @@
           <w:sz w:val="15"/>
           <w:szCs w:val="15"/>
         </w:rPr>
-        <w:t>Nº</w:t>
+        <w:t/>
       </w:r>
       <w:proofErr w:type="spellEnd"/>
       <w:r>
@@ -8733,7 +8733,7 @@
           <w:sz w:val="15"/>
           <w:szCs w:val="15"/>
         </w:rPr>
-        <w:t>publicado el 2 de setiembre de 2010 y modificado por Decreto Legislativo N° 1308</w:t>
+        <w:t>publicado el 2 de setiembre de 2010 y modificado por Decreto Legislativo 1308</w:t>
       </w:r>
     </w:p>
     <w:p>
@@ -8890,7 +8890,7 @@
           <w:szCs w:val="15"/>
           <w:vertAlign w:val="superscript"/>
         </w:rPr>
-        <w:t xml:space="preserve">  </w:t>
+        <w:t xml:space="preserve"> </w:t>
       </w:r>
       <w:r>
         <w:rPr>
@@ -8898,7 +8898,7 @@
           <w:sz w:val="15"/>
           <w:szCs w:val="15"/>
         </w:rPr>
-        <w:t xml:space="preserve">     </w:t>
+        <w:t xml:space="preserve"> </w:t>
       </w:r>
       <w:r>
         <w:rPr>
@@ -8934,7 +8934,7 @@
           <w:sz w:val="15"/>
           <w:szCs w:val="15"/>
         </w:rPr>
-        <w:t>publicado el 2 de setiembre de 2010 y modificado por Decreto Legislativo N° 1308</w:t>
+        <w:t>publicado el 2 de setiembre de 2010 y modificado por Decreto Legislativo 1308</w:t>
       </w:r>
     </w:p>
     <w:p>
@@ -8977,7 +8977,7 @@
           <w:sz w:val="15"/>
           <w:szCs w:val="15"/>
         </w:rPr>
-        <w:t>El órgano resolutivo puede sancionar las infracciones administrativas a que se refiere el artículo 108º con amonestación y multas de hasta cuatrocientos cincuenta (450) Unidades Impositivas Tributarias (UIT), las cuales son calificadas de la siguiente manera:</w:t>
+        <w:t>El órgano resolutivo puede sancionar las infracciones administrativas a que se refiere el artículo 108 con amonestación y multas de hasta cuatrocientos cincuenta (450) Unidades Impositivas Tributarias (UIT), las cuales son calificadas de la siguiente manera:</w:t>
       </w:r>
     </w:p>
     <w:p>
@@ -9100,7 +9100,7 @@
           <w:sz w:val="15"/>
           <w:szCs w:val="15"/>
         </w:rPr>
-        <w:t xml:space="preserve">        </w:t>
+        <w:t xml:space="preserve"> </w:t>
       </w:r>
       <w:r>
         <w:rPr>
@@ -9917,7 +9917,7 @@
           <w:sz w:val="15"/>
           <w:szCs w:val="15"/>
         </w:rPr>
-        <w:t xml:space="preserve">         </w:t>
+        <w:t xml:space="preserve"> </w:t>
       </w:r>
       <w:r>
         <w:rPr>
@@ -9953,7 +9953,7 @@
           <w:sz w:val="15"/>
           <w:szCs w:val="15"/>
         </w:rPr>
-        <w:t>publicado el 2 de setiembre de 2010 y modificado por Decreto Legislativo N° 1308</w:t>
+        <w:t>publicado el 2 de setiembre de 2010 y modificado por Decreto Legislativo 1308</w:t>
       </w:r>
     </w:p>
     <w:p>
@@ -10161,7 +10161,7 @@
           <w:sz w:val="15"/>
           <w:szCs w:val="15"/>
         </w:rPr>
-        <w:t>Nº</w:t>
+        <w:t/>
       </w:r>
       <w:proofErr w:type="spellEnd"/>
       <w:r>
@@ -10596,7 +10596,7 @@
               <w:sz w:val="16"/>
               <w:szCs w:val="16"/>
             </w:rPr>
-            <w:t xml:space="preserve">CNICA DE LA    </w:t>
+            <w:t xml:space="preserve">CNICA DE LA </w:t>
           </w:r>
         </w:p>
         <w:p>

--- a/plantillas_maestras/02_seguro_vida/materia_general_asegurativa/1_ddo_aseguradora/varon/TPL_1388_2025_SEGURO_VIDA_MATERIA_GENERAL_ASEGURATIVA_ASEGURADORA_VARON_R1.docx
+++ b/plantillas_maestras/02_seguro_vida/materia_general_asegurativa/1_ddo_aseguradora/varon/TPL_1388_2025_SEGURO_VIDA_MATERIA_GENERAL_ASEGURATIVA_ASEGURADORA_VARON_R1.docx
@@ -93,7 +93,7 @@
           <w:lang w:eastAsia="es-PE"/>
           <w14:ligatures w14:val="none"/>
         </w:rPr>
-        <w:t>DENUNCIANTE</w:t>
+        <w:t xml:space="preserve">DENUNCIANTE:[DENUNCIANTE] (SEÑOR [APELLIDO])</w:t>
       </w:r>
       <w:r>
         <w:rPr>
@@ -105,7 +105,7 @@
           <w14:ligatures w14:val="none"/>
         </w:rPr>
         <w:tab/>
-        <w:t>:</w:t>
+        <w:t/>
       </w:r>
       <w:r>
         <w:rPr>
@@ -127,51 +127,51 @@
           <w:lang w:eastAsia="es-PE"/>
           <w14:ligatures w14:val="none"/>
         </w:rPr>
-        <w:t xml:space="preserve">JEAN PIARE </w:t>
-      </w:r>
-      <w:r>
-        <w:rPr>
-          <w:rFonts w:ascii="Arial Narrow" w:eastAsia="Arial Narrow" w:hAnsi="Arial Narrow" w:cs="Arial Narrow"/>
-          <w:b/>
-          <w:color w:val="000000"/>
-          <w:kern w:val="0"/>
-          <w:lang w:eastAsia="es-PE"/>
-          <w14:ligatures w14:val="none"/>
-        </w:rPr>
-        <w:t xml:space="preserve">MAGUIÑO LECCA FERNANDO </w:t>
-      </w:r>
-      <w:r>
-        <w:rPr>
-          <w:rFonts w:ascii="Arial Narrow" w:eastAsia="Arial Narrow" w:hAnsi="Arial Narrow" w:cs="Arial Narrow"/>
-          <w:b/>
-          <w:color w:val="000000"/>
-          <w:kern w:val="0"/>
-          <w:lang w:eastAsia="es-PE"/>
-          <w14:ligatures w14:val="none"/>
-        </w:rPr>
-        <w:t xml:space="preserve">(SEÑOR </w:t>
-      </w:r>
-      <w:r>
-        <w:rPr>
-          <w:rFonts w:ascii="Arial Narrow" w:eastAsia="Arial Narrow" w:hAnsi="Arial Narrow" w:cs="Arial Narrow"/>
-          <w:b/>
-          <w:color w:val="000000"/>
-          <w:kern w:val="0"/>
-          <w:lang w:eastAsia="es-PE"/>
-          <w14:ligatures w14:val="none"/>
-        </w:rPr>
-        <w:t>MAGUIÑO</w:t>
-      </w:r>
-      <w:r>
-        <w:rPr>
-          <w:rFonts w:ascii="Arial Narrow" w:eastAsia="Arial Narrow" w:hAnsi="Arial Narrow" w:cs="Arial Narrow"/>
-          <w:b/>
-          <w:color w:val="000000"/>
-          <w:kern w:val="0"/>
-          <w:lang w:eastAsia="es-PE"/>
-          <w14:ligatures w14:val="none"/>
-        </w:rPr>
-        <w:t>)</w:t>
+        <w:t xml:space="preserve"/>
+      </w:r>
+      <w:r>
+        <w:rPr>
+          <w:rFonts w:ascii="Arial Narrow" w:eastAsia="Arial Narrow" w:hAnsi="Arial Narrow" w:cs="Arial Narrow"/>
+          <w:b/>
+          <w:color w:val="000000"/>
+          <w:kern w:val="0"/>
+          <w:lang w:eastAsia="es-PE"/>
+          <w14:ligatures w14:val="none"/>
+        </w:rPr>
+        <w:t xml:space="preserve"/>
+      </w:r>
+      <w:r>
+        <w:rPr>
+          <w:rFonts w:ascii="Arial Narrow" w:eastAsia="Arial Narrow" w:hAnsi="Arial Narrow" w:cs="Arial Narrow"/>
+          <w:b/>
+          <w:color w:val="000000"/>
+          <w:kern w:val="0"/>
+          <w:lang w:eastAsia="es-PE"/>
+          <w14:ligatures w14:val="none"/>
+        </w:rPr>
+        <w:t xml:space="preserve"/>
+      </w:r>
+      <w:r>
+        <w:rPr>
+          <w:rFonts w:ascii="Arial Narrow" w:eastAsia="Arial Narrow" w:hAnsi="Arial Narrow" w:cs="Arial Narrow"/>
+          <w:b/>
+          <w:color w:val="000000"/>
+          <w:kern w:val="0"/>
+          <w:lang w:eastAsia="es-PE"/>
+          <w14:ligatures w14:val="none"/>
+        </w:rPr>
+        <w:t/>
+      </w:r>
+      <w:r>
+        <w:rPr>
+          <w:rFonts w:ascii="Arial Narrow" w:eastAsia="Arial Narrow" w:hAnsi="Arial Narrow" w:cs="Arial Narrow"/>
+          <w:b/>
+          <w:color w:val="000000"/>
+          <w:kern w:val="0"/>
+          <w:lang w:eastAsia="es-PE"/>
+          <w14:ligatures w14:val="none"/>
+        </w:rPr>
+        <w:t/>
       </w:r>
     </w:p>
     <w:p>
@@ -601,7 +601,7 @@
           <w:lang w:val="es-ES" w:eastAsia="es-ES"/>
           <w14:ligatures w14:val="none"/>
         </w:rPr>
-        <w:t xml:space="preserve">Mediante </w:t>
+        <w:t xml:space="preserve">Mediante el escrito del 13 de mayo de 2025 el señor [APELLIDO] denunció a Interseguro por presuntas infracciones a la Ley 29571, Código de Protección y Defensa del Consumidor (en adelante, Código), señalando lo siguiente:</w:t>
       </w:r>
       <w:r>
         <w:rPr>
@@ -611,7 +611,7 @@
           <w:lang w:val="es-ES" w:eastAsia="es-ES"/>
           <w14:ligatures w14:val="none"/>
         </w:rPr>
-        <w:t xml:space="preserve">el escrito del </w:t>
+        <w:t xml:space="preserve"/>
       </w:r>
       <w:r>
         <w:rPr>
@@ -621,7 +621,7 @@
           <w:lang w:val="es-ES" w:eastAsia="es-ES"/>
           <w14:ligatures w14:val="none"/>
         </w:rPr>
-        <w:t>13 de mayo de 2025</w:t>
+        <w:t/>
       </w:r>
       <w:r>
         <w:rPr>
@@ -640,7 +640,7 @@
           <w:kern w:val="0"/>
           <w14:ligatures w14:val="none"/>
         </w:rPr>
-        <w:t xml:space="preserve"> </w:t>
+        <w:t xml:space="preserve"/>
       </w:r>
       <w:r>
         <w:rPr>
@@ -648,7 +648,7 @@
           <w:kern w:val="0"/>
           <w14:ligatures w14:val="none"/>
         </w:rPr>
-        <w:t>el</w:t>
+        <w:t/>
       </w:r>
       <w:r>
         <w:rPr>
@@ -656,7 +656,7 @@
           <w:kern w:val="0"/>
           <w14:ligatures w14:val="none"/>
         </w:rPr>
-        <w:t xml:space="preserve"> señor </w:t>
+        <w:t xml:space="preserve"/>
       </w:r>
       <w:proofErr w:type="spellStart"/>
       <w:r>
@@ -665,7 +665,7 @@
           <w:kern w:val="0"/>
           <w14:ligatures w14:val="none"/>
         </w:rPr>
-        <w:t>Maguiño</w:t>
+        <w:t/>
       </w:r>
       <w:proofErr w:type="spellEnd"/>
       <w:r>
@@ -674,7 +674,7 @@
           <w:kern w:val="0"/>
           <w14:ligatures w14:val="none"/>
         </w:rPr>
-        <w:t xml:space="preserve"> </w:t>
+        <w:t xml:space="preserve"/>
       </w:r>
       <w:r>
         <w:rPr>
@@ -682,7 +682,7 @@
           <w:kern w:val="0"/>
           <w14:ligatures w14:val="none"/>
         </w:rPr>
-        <w:t>d</w:t>
+        <w:t/>
       </w:r>
       <w:r>
         <w:rPr>
@@ -692,7 +692,7 @@
           <w:lang w:val="es-ES" w:eastAsia="es-ES"/>
           <w14:ligatures w14:val="none"/>
         </w:rPr>
-        <w:t xml:space="preserve">enunció a </w:t>
+        <w:t xml:space="preserve"/>
       </w:r>
       <w:proofErr w:type="spellStart"/>
       <w:r>
@@ -703,7 +703,7 @@
           <w:lang w:val="es-ES" w:eastAsia="es-ES"/>
           <w14:ligatures w14:val="none"/>
         </w:rPr>
-        <w:t>Interseguro</w:t>
+        <w:t/>
       </w:r>
       <w:proofErr w:type="spellEnd"/>
       <w:r>
@@ -714,7 +714,7 @@
           <w:lang w:val="es-ES" w:eastAsia="es-ES"/>
           <w14:ligatures w14:val="none"/>
         </w:rPr>
-        <w:t xml:space="preserve"> </w:t>
+        <w:t xml:space="preserve"/>
       </w:r>
       <w:r>
         <w:rPr>
@@ -724,7 +724,7 @@
           <w:lang w:val="es-ES" w:eastAsia="es-ES"/>
           <w14:ligatures w14:val="none"/>
         </w:rPr>
-        <w:t>por presuntas infracciones a la Ley 29571, Código de Protección y Defensa del Consumidor (en adelante, Código)</w:t>
+        <w:t/>
       </w:r>
       <w:r>
         <w:rPr>
@@ -745,7 +745,7 @@
           <w:lang w:val="es-ES" w:eastAsia="es-ES"/>
           <w14:ligatures w14:val="none"/>
         </w:rPr>
-        <w:t xml:space="preserve">, señalando </w:t>
+        <w:t xml:space="preserve"/>
       </w:r>
       <w:r>
         <w:rPr>
@@ -756,7 +756,7 @@
           <w:lang w:val="es-ES" w:eastAsia="es-ES"/>
           <w14:ligatures w14:val="none"/>
         </w:rPr>
-        <w:t>lo siguiente:</w:t>
+        <w:t/>
       </w:r>
     </w:p>
     <w:p>
@@ -1802,7 +1802,7 @@
           <w:kern w:val="0"/>
           <w14:ligatures w14:val="none"/>
         </w:rPr>
-        <w:t xml:space="preserve">El señor </w:t>
+        <w:t xml:space="preserve">El señor [APELLIDO] solicitó, en calidad de medida correctiva, que Interseguro cumpla con: (i) realizar la devolución total del monto abonado de S/ 7 052,81, correspondiente a las primas pagadas por la póliza del Seguro de Vida; (ii) realizar la eliminación de cualquier afiliación no autorizada de su tarjeta de crédito utilizada en el pago del seguro, así como la modificación del sistema de pagos.; (iii) realizar la atención y resolución de todos los reclamos presentados y no respondidos, conforme a los plazos establecidos por ley; y, (iv) realizar la revisión y modificación de sus prácticas publicitarias, a fin de evitar inducir al error con mensajes que no advierten de manera destacada las restricciones técnicas o condiciones excluyentes de sus productos. Asimismo, requirió el reembolso de costos y costas del presente procedimiento.</w:t>
       </w:r>
       <w:proofErr w:type="spellStart"/>
       <w:r>
@@ -1811,7 +1811,7 @@
           <w:kern w:val="0"/>
           <w14:ligatures w14:val="none"/>
         </w:rPr>
-        <w:t>Maguiño</w:t>
+        <w:t/>
       </w:r>
       <w:proofErr w:type="spellEnd"/>
       <w:r>
@@ -1820,7 +1820,7 @@
           <w:kern w:val="0"/>
           <w14:ligatures w14:val="none"/>
         </w:rPr>
-        <w:t xml:space="preserve"> </w:t>
+        <w:t xml:space="preserve"/>
       </w:r>
       <w:r>
         <w:rPr>
@@ -1830,7 +1830,7 @@
           <w:lang w:val="es-ES" w:eastAsia="es-ES"/>
           <w14:ligatures w14:val="none"/>
         </w:rPr>
-        <w:t xml:space="preserve">solicitó, en calidad de medida correctiva, que </w:t>
+        <w:t xml:space="preserve"/>
       </w:r>
       <w:proofErr w:type="spellStart"/>
       <w:r>
@@ -1841,7 +1841,7 @@
           <w:lang w:val="es-ES" w:eastAsia="es-ES"/>
           <w14:ligatures w14:val="none"/>
         </w:rPr>
-        <w:t>Interseguro</w:t>
+        <w:t/>
       </w:r>
       <w:proofErr w:type="spellEnd"/>
       <w:r>
@@ -1852,7 +1852,7 @@
           <w:lang w:val="es-ES" w:eastAsia="es-ES"/>
           <w14:ligatures w14:val="none"/>
         </w:rPr>
-        <w:t xml:space="preserve"> </w:t>
+        <w:t xml:space="preserve"/>
       </w:r>
       <w:r>
         <w:rPr>
@@ -1862,7 +1862,7 @@
           <w:lang w:val="es-ES" w:eastAsia="es-ES"/>
           <w14:ligatures w14:val="none"/>
         </w:rPr>
-        <w:t>cumpla con</w:t>
+        <w:t/>
       </w:r>
       <w:r>
         <w:rPr>
@@ -1872,10 +1872,10 @@
           <w:lang w:val="es-ES" w:eastAsia="es-ES"/>
           <w14:ligatures w14:val="none"/>
         </w:rPr>
-        <w:t>: (i)</w:t>
-      </w:r>
-      <w:r>
-        <w:t xml:space="preserve"> </w:t>
+        <w:t/>
+      </w:r>
+      <w:r>
+        <w:t xml:space="preserve"/>
       </w:r>
       <w:r>
         <w:rPr>
@@ -1885,7 +1885,7 @@
           <w:lang w:val="es-ES" w:eastAsia="es-ES"/>
           <w14:ligatures w14:val="none"/>
         </w:rPr>
-        <w:t>realizar la devolución total del monto abonado de S/ 7 052,81, correspondiente a las primas pagadas por la póliza del Seguro de</w:t>
+        <w:t/>
       </w:r>
       <w:r>
         <w:rPr>
@@ -1895,7 +1895,7 @@
           <w:lang w:val="es-ES" w:eastAsia="es-ES"/>
           <w14:ligatures w14:val="none"/>
         </w:rPr>
-        <w:t xml:space="preserve"> Vida; (</w:t>
+        <w:t xml:space="preserve"/>
       </w:r>
       <w:proofErr w:type="spellStart"/>
       <w:r>
@@ -1906,7 +1906,7 @@
           <w:lang w:val="es-ES" w:eastAsia="es-ES"/>
           <w14:ligatures w14:val="none"/>
         </w:rPr>
-        <w:t>ii</w:t>
+        <w:t/>
       </w:r>
       <w:proofErr w:type="spellEnd"/>
       <w:r>
@@ -1917,7 +1917,7 @@
           <w:lang w:val="es-ES" w:eastAsia="es-ES"/>
           <w14:ligatures w14:val="none"/>
         </w:rPr>
-        <w:t>) realizar la eliminación de cualquier afiliación no autorizada de su tarjeta de crédito utilizada en el pago del seguro, así como la modificación del sistema de pagos.; (</w:t>
+        <w:t/>
       </w:r>
       <w:proofErr w:type="spellStart"/>
       <w:r>
@@ -1928,7 +1928,7 @@
           <w:lang w:val="es-ES" w:eastAsia="es-ES"/>
           <w14:ligatures w14:val="none"/>
         </w:rPr>
-        <w:t>iii</w:t>
+        <w:t/>
       </w:r>
       <w:proofErr w:type="spellEnd"/>
       <w:r>
@@ -1939,7 +1939,7 @@
           <w:lang w:val="es-ES" w:eastAsia="es-ES"/>
           <w14:ligatures w14:val="none"/>
         </w:rPr>
-        <w:t xml:space="preserve">) </w:t>
+        <w:t xml:space="preserve"/>
       </w:r>
       <w:r>
         <w:rPr>
@@ -1949,7 +1949,7 @@
           <w:lang w:val="es-ES" w:eastAsia="es-ES"/>
           <w14:ligatures w14:val="none"/>
         </w:rPr>
-        <w:t>realizar la</w:t>
+        <w:t/>
       </w:r>
       <w:r>
         <w:rPr>
@@ -1959,7 +1959,7 @@
           <w:lang w:val="es-ES" w:eastAsia="es-ES"/>
           <w14:ligatures w14:val="none"/>
         </w:rPr>
-        <w:t xml:space="preserve"> atención y resolución de todos los reclamos presentados y no respondidos, conforme a los plazos establecidos por ley; y, (</w:t>
+        <w:t xml:space="preserve"/>
       </w:r>
       <w:proofErr w:type="spellStart"/>
       <w:r>
@@ -1970,7 +1970,7 @@
           <w:lang w:val="es-ES" w:eastAsia="es-ES"/>
           <w14:ligatures w14:val="none"/>
         </w:rPr>
-        <w:t>iv</w:t>
+        <w:t/>
       </w:r>
       <w:proofErr w:type="spellEnd"/>
       <w:r>
@@ -1981,7 +1981,7 @@
           <w:lang w:val="es-ES" w:eastAsia="es-ES"/>
           <w14:ligatures w14:val="none"/>
         </w:rPr>
-        <w:t>)</w:t>
+        <w:t/>
       </w:r>
       <w:r>
         <w:rPr>
@@ -1991,7 +1991,7 @@
           <w:lang w:val="es-ES" w:eastAsia="es-ES"/>
           <w14:ligatures w14:val="none"/>
         </w:rPr>
-        <w:t xml:space="preserve"> </w:t>
+        <w:t xml:space="preserve"/>
       </w:r>
       <w:r>
         <w:rPr>
@@ -2001,7 +2001,7 @@
           <w:lang w:val="es-ES" w:eastAsia="es-ES"/>
           <w14:ligatures w14:val="none"/>
         </w:rPr>
-        <w:t>realizar la</w:t>
+        <w:t/>
       </w:r>
       <w:r>
         <w:rPr>
@@ -2011,7 +2011,7 @@
           <w:lang w:val="es-ES" w:eastAsia="es-ES"/>
           <w14:ligatures w14:val="none"/>
         </w:rPr>
-        <w:t xml:space="preserve"> revisión y modificación de sus prácticas publicitarias, a fin de evitar inducir al error con mensajes que no advierten de manera destacada las restricciones técnicas o condiciones excluyentes de sus productos</w:t>
+        <w:t xml:space="preserve"/>
       </w:r>
       <w:r>
         <w:rPr>
@@ -2021,7 +2021,7 @@
           <w:lang w:val="es-ES" w:eastAsia="es-ES"/>
           <w14:ligatures w14:val="none"/>
         </w:rPr>
-        <w:t>. Asimismo, requirió el reembolso de costos y costas del presente procedimiento.</w:t>
+        <w:t/>
       </w:r>
     </w:p>
     <w:p>
@@ -4115,7 +4115,7 @@
           <w:lang w:eastAsia="es-PE"/>
           <w14:ligatures w14:val="none"/>
         </w:rPr>
-        <w:t xml:space="preserve">PRIMERO: </w:t>
+        <w:t xml:space="preserve">PRIMERO: admitir a trámite la denuncia del 13 de mayo de 2025 interpuesta por el señor [DENUNCIANTE] contra Interseguro Compañía de Seguros S.A., por lo siguiente:</w:t>
       </w:r>
       <w:r>
         <w:rPr>
@@ -4126,7 +4126,7 @@
           <w:lang w:eastAsia="es-PE"/>
           <w14:ligatures w14:val="none"/>
         </w:rPr>
-        <w:t xml:space="preserve">admitir a trámite </w:t>
+        <w:t xml:space="preserve"/>
       </w:r>
       <w:r>
         <w:rPr>
@@ -4137,7 +4137,7 @@
           <w:lang w:eastAsia="es-PE"/>
           <w14:ligatures w14:val="none"/>
         </w:rPr>
-        <w:t xml:space="preserve">la denuncia del </w:t>
+        <w:t xml:space="preserve"/>
       </w:r>
       <w:r>
         <w:rPr>
@@ -4147,7 +4147,7 @@
           <w:lang w:val="es-ES" w:eastAsia="es-ES"/>
           <w14:ligatures w14:val="none"/>
         </w:rPr>
-        <w:t xml:space="preserve">13 de mayo de 2025 </w:t>
+        <w:t xml:space="preserve"/>
       </w:r>
       <w:r>
         <w:rPr>
@@ -4158,7 +4158,7 @@
           <w:lang w:eastAsia="es-PE"/>
           <w14:ligatures w14:val="none"/>
         </w:rPr>
-        <w:t xml:space="preserve">interpuesta por el señor </w:t>
+        <w:t xml:space="preserve"/>
       </w:r>
       <w:r>
         <w:rPr>
@@ -4169,7 +4169,7 @@
           <w:lang w:eastAsia="es-PE"/>
           <w14:ligatures w14:val="none"/>
         </w:rPr>
-        <w:t xml:space="preserve">Jean Piare </w:t>
+        <w:t xml:space="preserve"/>
       </w:r>
       <w:proofErr w:type="spellStart"/>
       <w:r>
@@ -4181,7 +4181,7 @@
           <w:lang w:eastAsia="es-PE"/>
           <w14:ligatures w14:val="none"/>
         </w:rPr>
-        <w:t>Maguiño</w:t>
+        <w:t/>
       </w:r>
       <w:proofErr w:type="spellEnd"/>
       <w:r>
@@ -4193,7 +4193,7 @@
           <w:lang w:eastAsia="es-PE"/>
           <w14:ligatures w14:val="none"/>
         </w:rPr>
-        <w:t xml:space="preserve"> </w:t>
+        <w:t xml:space="preserve"/>
       </w:r>
       <w:proofErr w:type="spellStart"/>
       <w:r>
@@ -4205,7 +4205,7 @@
           <w:lang w:eastAsia="es-PE"/>
           <w14:ligatures w14:val="none"/>
         </w:rPr>
-        <w:t>Lecca</w:t>
+        <w:t/>
       </w:r>
       <w:proofErr w:type="spellEnd"/>
       <w:r>
@@ -4217,7 +4217,7 @@
           <w:lang w:eastAsia="es-PE"/>
           <w14:ligatures w14:val="none"/>
         </w:rPr>
-        <w:t xml:space="preserve"> Fernando</w:t>
+        <w:t xml:space="preserve"/>
       </w:r>
       <w:r>
         <w:rPr>
@@ -4228,7 +4228,7 @@
           <w:lang w:eastAsia="es-PE"/>
           <w14:ligatures w14:val="none"/>
         </w:rPr>
-        <w:t xml:space="preserve"> contra </w:t>
+        <w:t xml:space="preserve"/>
       </w:r>
       <w:proofErr w:type="spellStart"/>
       <w:r>
@@ -4236,7 +4236,7 @@
           <w:rFonts w:ascii="Arial Narrow" w:eastAsia="Arial Narrow" w:hAnsi="Arial Narrow" w:cs="Arial Narrow"/>
           <w:bCs/>
         </w:rPr>
-        <w:t>Interseguro</w:t>
+        <w:t/>
       </w:r>
       <w:proofErr w:type="spellEnd"/>
       <w:r>
@@ -4244,21 +4244,21 @@
           <w:rFonts w:ascii="Arial Narrow" w:eastAsia="Arial Narrow" w:hAnsi="Arial Narrow" w:cs="Arial Narrow"/>
           <w:bCs/>
         </w:rPr>
-        <w:t xml:space="preserve"> Compañía </w:t>
+        <w:t xml:space="preserve"/>
       </w:r>
       <w:r>
         <w:rPr>
           <w:rFonts w:ascii="Arial Narrow" w:eastAsia="Arial Narrow" w:hAnsi="Arial Narrow" w:cs="Arial Narrow"/>
           <w:bCs/>
         </w:rPr>
-        <w:t>d</w:t>
+        <w:t/>
       </w:r>
       <w:r>
         <w:rPr>
           <w:rFonts w:ascii="Arial Narrow" w:eastAsia="Arial Narrow" w:hAnsi="Arial Narrow" w:cs="Arial Narrow"/>
           <w:bCs/>
         </w:rPr>
-        <w:t>e Seguros S.A.</w:t>
+        <w:t/>
       </w:r>
       <w:r>
         <w:rPr>
@@ -4269,7 +4269,7 @@
           <w:lang w:eastAsia="es-PE"/>
           <w14:ligatures w14:val="none"/>
         </w:rPr>
-        <w:t xml:space="preserve">, </w:t>
+        <w:t xml:space="preserve"/>
       </w:r>
       <w:r>
         <w:rPr>
@@ -4280,7 +4280,7 @@
           <w:lang w:eastAsia="es-PE"/>
           <w14:ligatures w14:val="none"/>
         </w:rPr>
-        <w:t>por lo siguiente:</w:t>
+        <w:t/>
       </w:r>
     </w:p>
     <w:p>
@@ -6971,7 +6971,7 @@
           <w:b/>
           <w:bCs/>
         </w:rPr>
-        <w:t>DÉCIMO</w:t>
+        <w:t xml:space="preserve">DÉCIMO: requerir al señor [DENUNCIANTE] para que, dentro del plazo de dos (2) días hábiles siguientes a la fecha en que reciba la notificación en su bandeja de correo electrónico, efectúe la confirmación de recepción de la notificación remitida por este despacho a su correo electrónico, de conformidad con el segundo párrafo del numeral 4 del artículo 20 del Texto Único Ordenado de la Ley del Procedimiento Administrativo General, aprobado mediante Decreto Supremo 006-2026-JUS, bajo apercibimiento de rehacer el acto de notificación y notificarle conforme al numeral 1 del artículo 20 del citado cuerpo normativo.</w:t>
       </w:r>
       <w:r>
         <w:rPr>
@@ -6981,7 +6981,7 @@
           <w:kern w:val="0"/>
           <w14:ligatures w14:val="none"/>
         </w:rPr>
-        <w:t>:</w:t>
+        <w:t/>
       </w:r>
       <w:r>
         <w:rPr>
@@ -6991,7 +6991,7 @@
           <w:kern w:val="0"/>
           <w14:ligatures w14:val="none"/>
         </w:rPr>
-        <w:t xml:space="preserve"> requerir a</w:t>
+        <w:t xml:space="preserve"/>
       </w:r>
       <w:r>
         <w:rPr>
@@ -7001,7 +7001,7 @@
           <w:kern w:val="0"/>
           <w14:ligatures w14:val="none"/>
         </w:rPr>
-        <w:t xml:space="preserve">l señor </w:t>
+        <w:t xml:space="preserve"/>
       </w:r>
       <w:r>
         <w:rPr>
@@ -7012,7 +7012,7 @@
           <w:lang w:eastAsia="es-PE"/>
           <w14:ligatures w14:val="none"/>
         </w:rPr>
-        <w:t xml:space="preserve">Jean Piare </w:t>
+        <w:t xml:space="preserve"/>
       </w:r>
       <w:proofErr w:type="spellStart"/>
       <w:r>
@@ -7024,7 +7024,7 @@
           <w:lang w:eastAsia="es-PE"/>
           <w14:ligatures w14:val="none"/>
         </w:rPr>
-        <w:t>Maguiño</w:t>
+        <w:t/>
       </w:r>
       <w:proofErr w:type="spellEnd"/>
       <w:r>
@@ -7036,7 +7036,7 @@
           <w:lang w:eastAsia="es-PE"/>
           <w14:ligatures w14:val="none"/>
         </w:rPr>
-        <w:t xml:space="preserve"> </w:t>
+        <w:t xml:space="preserve"/>
       </w:r>
       <w:proofErr w:type="spellStart"/>
       <w:r>
@@ -7048,7 +7048,7 @@
           <w:lang w:eastAsia="es-PE"/>
           <w14:ligatures w14:val="none"/>
         </w:rPr>
-        <w:t>Lecca</w:t>
+        <w:t/>
       </w:r>
       <w:proofErr w:type="spellEnd"/>
       <w:r>
@@ -7060,21 +7060,21 @@
           <w:lang w:eastAsia="es-PE"/>
           <w14:ligatures w14:val="none"/>
         </w:rPr>
-        <w:t xml:space="preserve"> Fernando </w:t>
+        <w:t xml:space="preserve"/>
       </w:r>
       <w:r>
         <w:rPr>
           <w:rFonts w:ascii="Arial Narrow" w:hAnsi="Arial Narrow"/>
           <w:color w:val="000000"/>
         </w:rPr>
-        <w:t>para que, dentro del plazo de dos (2) días hábiles siguientes a la fecha en que reciba la notificación en su bandeja de correo electrónico, efectúe la confirmación de recepción de la notificación remitida por este despacho a su correo electrónico, de conformidad con el segundo párrafo del numeral</w:t>
+        <w:t/>
       </w:r>
       <w:r>
         <w:rPr>
           <w:rFonts w:ascii="Arial Narrow" w:hAnsi="Arial Narrow"/>
           <w:color w:val="000000"/>
         </w:rPr>
-        <w:t xml:space="preserve"> 4 del artículo 20</w:t>
+        <w:t xml:space="preserve"/>
       </w:r>
       <w:r>
         <w:rPr>
@@ -7091,7 +7091,7 @@
           <w:rFonts w:ascii="Arial Narrow" w:hAnsi="Arial Narrow"/>
           <w:color w:val="000000"/>
         </w:rPr>
-        <w:t xml:space="preserve"> del Texto Único Ordenado de la Ley del Procedimiento Administrativo General, aprobado mediante Decreto Supremo 006-2026-JUS, bajo apercibimiento de rehacer el acto de notificación y notificarle conforme al numeral 1 del artículo 20</w:t>
+        <w:t xml:space="preserve"/>
       </w:r>
       <w:r>
         <w:rPr>
@@ -7108,7 +7108,7 @@
           <w:rFonts w:ascii="Arial Narrow" w:hAnsi="Arial Narrow"/>
           <w:color w:val="000000"/>
         </w:rPr>
-        <w:t xml:space="preserve"> del citado cuerpo normativo</w:t>
+        <w:t xml:space="preserve"/>
       </w:r>
       <w:r>
         <w:rPr>
@@ -7121,7 +7121,7 @@
         <w:rPr>
           <w:rFonts w:ascii="Arial Narrow" w:hAnsi="Arial Narrow" w:cs="Arial"/>
         </w:rPr>
-        <w:t>.</w:t>
+        <w:t/>
       </w:r>
     </w:p>
     <w:p>

--- a/plantillas_maestras/02_seguro_vida/materia_general_asegurativa/1_ddo_aseguradora/varon/TPL_1388_2025_SEGURO_VIDA_MATERIA_GENERAL_ASEGURATIVA_ASEGURADORA_VARON_R1.docx
+++ b/plantillas_maestras/02_seguro_vida/materia_general_asegurativa/1_ddo_aseguradora/varon/TPL_1388_2025_SEGURO_VIDA_MATERIA_GENERAL_ASEGURATIVA_ASEGURADORA_VARON_R1.docx
@@ -625,6 +625,7 @@
       </w:r>
       <w:r>
         <w:rPr>
+          <w:rStyle w:val="Refdenotaalpie"/>
           <w:rFonts w:ascii="Arial Narrow" w:eastAsia="Times New Roman" w:hAnsi="Arial Narrow" w:cs="Times New Roman"/>
           <w:color w:val="000000"/>
           <w:kern w:val="0"/>
@@ -728,6 +729,7 @@
       </w:r>
       <w:r>
         <w:rPr>
+          <w:rStyle w:val="Refdenotaalpie"/>
           <w:rFonts w:ascii="Arial Narrow" w:eastAsia="Times New Roman" w:hAnsi="Arial Narrow" w:cs="Times New Roman"/>
           <w:color w:val="000000"/>
           <w:kern w:val="0"/>
@@ -2144,6 +2146,7 @@
       </w:r>
       <w:r>
         <w:rPr>
+          <w:rStyle w:val="Refdenotaalpie"/>
           <w:rFonts w:ascii="Arial Narrow" w:eastAsia="Arial Narrow" w:hAnsi="Arial Narrow" w:cs="Arial Narrow"/>
           <w:kern w:val="0"/>
           <w:vertAlign w:val="superscript"/>
@@ -2234,6 +2237,7 @@
       </w:r>
       <w:r>
         <w:rPr>
+          <w:rStyle w:val="Refdenotaalpie"/>
           <w:rFonts w:ascii="Arial Narrow" w:eastAsia="Arial Narrow" w:hAnsi="Arial Narrow" w:cs="Arial"/>
           <w:kern w:val="0"/>
           <w:vertAlign w:val="superscript"/>
@@ -2719,7 +2723,7 @@
           <w:ilvl w:val="0"/>
           <w:numId w:val="9"/>
         </w:numPr>
-        <w:spacing w:after="0" w:line="276" w:lineRule="auto"/>
+        <w:spacing w:after="0" w:line="240" w:lineRule="auto"/>
         <w:ind w:left="567" w:hanging="567"/>
         <w:jc w:val="both"/>
         <w:rPr>
@@ -2839,6 +2843,7 @@
       </w:r>
       <w:r>
         <w:rPr>
+          <w:rStyle w:val="Refdenotaalpie"/>
           <w:rFonts w:ascii="Arial Narrow" w:eastAsia="Arial Narrow" w:hAnsi="Arial Narrow" w:cs="Arial"/>
           <w:kern w:val="0"/>
           <w:vertAlign w:val="superscript"/>
@@ -2857,7 +2862,7 @@
     </w:p>
     <w:p>
       <w:pPr>
-        <w:spacing w:after="0" w:line="276" w:lineRule="auto"/>
+        <w:spacing w:after="0" w:line="240" w:lineRule="auto"/>
         <w:jc w:val="both"/>
         <w:rPr>
           <w:rFonts w:ascii="Arial Narrow" w:eastAsia="Arial Narrow" w:hAnsi="Arial Narrow" w:cs="Arial Narrow"/>
@@ -3724,6 +3729,7 @@
       </w:r>
       <w:r>
         <w:rPr>
+          <w:rStyle w:val="Refdenotaalpie"/>
           <w:rFonts w:ascii="Arial Narrow" w:eastAsia="Arial Narrow" w:hAnsi="Arial Narrow" w:cs="Arial Narrow"/>
           <w:kern w:val="0"/>
           <w:vertAlign w:val="superscript"/>
@@ -4896,7 +4902,6 @@
         <w:rPr>
           <w:rFonts w:ascii="Arial Narrow" w:eastAsia="Arial Narrow" w:hAnsi="Arial Narrow" w:cs="Arial Narrow"/>
           <w:kern w:val="0"/>
-          <w:highlight w:val="green"/>
           <w14:ligatures w14:val="none"/>
         </w:rPr>
       </w:pPr>
@@ -5018,7 +5023,6 @@
         <w:rPr>
           <w:rFonts w:ascii="Arial Narrow" w:eastAsia="Arial Narrow" w:hAnsi="Arial Narrow" w:cs="Arial Narrow"/>
           <w:kern w:val="0"/>
-          <w:highlight w:val="green"/>
           <w14:ligatures w14:val="none"/>
         </w:rPr>
       </w:pPr>
@@ -6006,6 +6010,7 @@
       </w:r>
       <w:r>
         <w:rPr>
+          <w:rStyle w:val="Refdenotaalpie"/>
           <w:rFonts w:ascii="Arial Narrow" w:eastAsia="Calibri" w:hAnsi="Arial Narrow" w:cs="Arial"/>
           <w:kern w:val="0"/>
           <w:vertAlign w:val="superscript"/>
@@ -6050,6 +6055,7 @@
       </w:r>
       <w:r>
         <w:rPr>
+          <w:rStyle w:val="Refdenotaalpie"/>
           <w:rFonts w:ascii="Arial Narrow" w:eastAsia="Calibri" w:hAnsi="Arial Narrow" w:cs="Arial"/>
           <w:spacing w:val="-2"/>
           <w:kern w:val="0"/>
@@ -6505,6 +6511,7 @@
       </w:r>
       <w:r>
         <w:rPr>
+          <w:rStyle w:val="Refdenotaalpie"/>
           <w:rFonts w:ascii="Arial Narrow" w:eastAsia="Arial Narrow" w:hAnsi="Arial Narrow" w:cs="Times New Roman"/>
           <w:color w:val="000000"/>
           <w:kern w:val="0"/>
@@ -6586,6 +6593,7 @@
       </w:r>
       <w:r>
         <w:rPr>
+          <w:rStyle w:val="Refdenotaalpie"/>
           <w:rFonts w:ascii="Arial Narrow" w:eastAsia="Arial Narrow" w:hAnsi="Arial Narrow" w:cs="Times New Roman"/>
           <w:color w:val="000000"/>
           <w:kern w:val="0"/>
@@ -6639,6 +6647,7 @@
       </w:r>
       <w:r>
         <w:rPr>
+          <w:rStyle w:val="Refdenotaalpie"/>
           <w:rFonts w:ascii="Arial Narrow" w:eastAsia="Arial Narrow" w:hAnsi="Arial Narrow" w:cs="Times New Roman"/>
           <w:color w:val="000000"/>
           <w:kern w:val="0"/>
@@ -6820,6 +6829,7 @@
       </w:r>
       <w:r>
         <w:rPr>
+          <w:rStyle w:val="Refdenotaalpie"/>
           <w:rFonts w:ascii="Arial Narrow" w:eastAsia="Calibri" w:hAnsi="Arial Narrow" w:cs="Arial"/>
           <w:kern w:val="0"/>
           <w:vertAlign w:val="superscript"/>
@@ -7112,6 +7122,7 @@
       </w:r>
       <w:r>
         <w:rPr>
+          <w:rStyle w:val="Refdenotaalpie"/>
           <w:rFonts w:ascii="Arial Narrow" w:hAnsi="Arial Narrow"/>
           <w:vertAlign w:val="superscript"/>
         </w:rPr>
@@ -7492,14 +7503,14 @@
         <w:tab w:val="right" w:pos="8838"/>
       </w:tabs>
       <w:rPr>
-        <w:rFonts w:ascii="Arial" w:eastAsia="Arial" w:hAnsi="Arial" w:cs="Arial"/>
+        <w:rFonts w:ascii="Arial Narrow" w:eastAsia="Arial" w:hAnsi="Arial Narrow" w:cs="Arial"/>
         <w:sz w:val="16"/>
         <w:szCs w:val="16"/>
       </w:rPr>
     </w:pPr>
     <w:r>
       <w:rPr>
-        <w:rFonts w:ascii="Arial" w:eastAsia="Arial" w:hAnsi="Arial" w:cs="Arial"/>
+        <w:rFonts w:ascii="Arial Narrow" w:eastAsia="Arial" w:hAnsi="Arial Narrow" w:cs="Arial"/>
         <w:sz w:val="16"/>
         <w:szCs w:val="16"/>
       </w:rPr>
@@ -7513,7 +7524,7 @@
     </w:pPr>
     <w:r>
       <w:rPr>
-        <w:rFonts w:ascii="Arial" w:eastAsia="Arial" w:hAnsi="Arial" w:cs="Arial"/>
+        <w:rFonts w:ascii="Arial Narrow" w:eastAsia="Arial" w:hAnsi="Arial Narrow" w:cs="Arial"/>
         <w:sz w:val="16"/>
         <w:szCs w:val="16"/>
       </w:rPr>
@@ -7521,7 +7532,7 @@
     </w:r>
     <w:r>
       <w:rPr>
-        <w:rFonts w:ascii="Arial" w:eastAsia="Arial" w:hAnsi="Arial" w:cs="Arial"/>
+        <w:rFonts w:ascii="Arial Narrow" w:eastAsia="Arial" w:hAnsi="Arial Narrow" w:cs="Arial"/>
         <w:sz w:val="16"/>
         <w:szCs w:val="16"/>
       </w:rPr>
@@ -7529,7 +7540,7 @@
     </w:r>
     <w:r>
       <w:rPr>
-        <w:rFonts w:ascii="Arial" w:eastAsia="Arial" w:hAnsi="Arial" w:cs="Arial"/>
+        <w:rFonts w:ascii="Arial Narrow" w:eastAsia="Arial" w:hAnsi="Arial Narrow" w:cs="Arial"/>
         <w:sz w:val="16"/>
         <w:szCs w:val="16"/>
       </w:rPr>
@@ -7537,7 +7548,7 @@
     </w:r>
     <w:r>
       <w:rPr>
-        <w:rFonts w:ascii="Arial" w:eastAsia="Arial" w:hAnsi="Arial" w:cs="Arial"/>
+        <w:rFonts w:ascii="Arial Narrow" w:eastAsia="Arial" w:hAnsi="Arial Narrow" w:cs="Arial"/>
         <w:sz w:val="16"/>
         <w:szCs w:val="16"/>
       </w:rPr>
@@ -7545,7 +7556,7 @@
     </w:r>
     <w:r>
       <w:rPr>
-        <w:rFonts w:ascii="Arial" w:eastAsia="Arial" w:hAnsi="Arial" w:cs="Arial"/>
+        <w:rFonts w:ascii="Arial Narrow" w:eastAsia="Arial" w:hAnsi="Arial Narrow" w:cs="Arial"/>
         <w:sz w:val="16"/>
         <w:szCs w:val="16"/>
       </w:rPr>
@@ -7593,8 +7604,9 @@
         <w:rPr>
           <w:rStyle w:val="Refdenotaalpie"/>
           <w:rFonts w:ascii="Arial Narrow" w:hAnsi="Arial Narrow" w:cs="Arial"/>
-          <w:sz w:val="15"/>
-          <w:szCs w:val="15"/>
+          <w:sz w:val="16"/>
+          <w:szCs w:val="15"/>
+          <w:vertAlign w:val="superscript"/>
         </w:rPr>
         <w:footnoteRef/>
       </w:r>
@@ -7711,8 +7723,9 @@
         <w:rPr>
           <w:rStyle w:val="Refdenotaalpie"/>
           <w:rFonts w:ascii="Arial Narrow" w:hAnsi="Arial Narrow" w:cs="Arial"/>
-          <w:sz w:val="15"/>
-          <w:szCs w:val="15"/>
+          <w:sz w:val="16"/>
+          <w:szCs w:val="15"/>
+          <w:vertAlign w:val="superscript"/>
         </w:rPr>
         <w:footnoteRef/>
       </w:r>
@@ -7785,8 +7798,9 @@
         <w:rPr>
           <w:rStyle w:val="Refdenotaalpie"/>
           <w:rFonts w:ascii="Arial Narrow" w:hAnsi="Arial Narrow" w:cs="Arial"/>
-          <w:sz w:val="15"/>
-          <w:szCs w:val="15"/>
+          <w:sz w:val="16"/>
+          <w:szCs w:val="15"/>
+          <w:vertAlign w:val="superscript"/>
         </w:rPr>
         <w:footnoteRef/>
       </w:r>
@@ -8056,8 +8070,9 @@
         <w:rPr>
           <w:rStyle w:val="Refdenotaalpie"/>
           <w:rFonts w:ascii="Arial Narrow" w:hAnsi="Arial Narrow"/>
-          <w:sz w:val="15"/>
-          <w:szCs w:val="15"/>
+          <w:sz w:val="16"/>
+          <w:szCs w:val="15"/>
+          <w:vertAlign w:val="superscript"/>
         </w:rPr>
         <w:footnoteRef/>
       </w:r>
@@ -8239,8 +8254,9 @@
         <w:rPr>
           <w:rStyle w:val="Refdenotaalpie"/>
           <w:rFonts w:ascii="Arial Narrow" w:hAnsi="Arial Narrow"/>
-          <w:sz w:val="15"/>
-          <w:szCs w:val="15"/>
+          <w:sz w:val="16"/>
+          <w:szCs w:val="15"/>
+          <w:vertAlign w:val="superscript"/>
         </w:rPr>
         <w:footnoteRef/>
       </w:r>
@@ -8391,8 +8407,9 @@
         <w:rPr>
           <w:rStyle w:val="Refdenotaalpie"/>
           <w:rFonts w:ascii="Arial Narrow" w:hAnsi="Arial Narrow" w:cs="Arial"/>
-          <w:sz w:val="15"/>
-          <w:szCs w:val="15"/>
+          <w:sz w:val="16"/>
+          <w:szCs w:val="15"/>
+          <w:vertAlign w:val="superscript"/>
         </w:rPr>
         <w:footnoteRef/>
       </w:r>
@@ -8598,8 +8615,9 @@
         <w:rPr>
           <w:rStyle w:val="Refdenotaalpie"/>
           <w:rFonts w:ascii="Arial Narrow" w:hAnsi="Arial Narrow" w:cs="Arial"/>
-          <w:sz w:val="15"/>
-          <w:szCs w:val="15"/>
+          <w:sz w:val="16"/>
+          <w:szCs w:val="15"/>
+          <w:vertAlign w:val="superscript"/>
         </w:rPr>
         <w:footnoteRef/>
       </w:r>
@@ -8686,8 +8704,9 @@
         <w:rPr>
           <w:rStyle w:val="Refdenotaalpie"/>
           <w:rFonts w:ascii="Arial Narrow" w:hAnsi="Arial Narrow" w:cs="Arial"/>
-          <w:sz w:val="15"/>
-          <w:szCs w:val="15"/>
+          <w:sz w:val="16"/>
+          <w:szCs w:val="15"/>
+          <w:vertAlign w:val="superscript"/>
         </w:rPr>
         <w:footnoteRef/>
       </w:r>
@@ -8875,9 +8894,9 @@
       </w:pPr>
       <w:r>
         <w:rPr>
-          <w:rStyle w:val="TextonotapieCar"/>
+          <w:rStyle w:val="Refdenotaalpie"/>
           <w:rFonts w:ascii="Arial Narrow" w:hAnsi="Arial Narrow" w:cs="Arial"/>
-          <w:sz w:val="15"/>
+          <w:sz w:val="16"/>
           <w:szCs w:val="15"/>
           <w:vertAlign w:val="superscript"/>
         </w:rPr>
@@ -9089,8 +9108,9 @@
         <w:rPr>
           <w:rStyle w:val="Refdenotaalpie"/>
           <w:rFonts w:ascii="Arial Narrow" w:hAnsi="Arial Narrow" w:cs="Arial"/>
-          <w:sz w:val="15"/>
-          <w:szCs w:val="15"/>
+          <w:sz w:val="16"/>
+          <w:szCs w:val="15"/>
+          <w:vertAlign w:val="superscript"/>
         </w:rPr>
         <w:footnoteRef/>
       </w:r>
@@ -9906,8 +9926,9 @@
         <w:rPr>
           <w:rStyle w:val="Refdenotaalpie"/>
           <w:rFonts w:ascii="Arial Narrow" w:hAnsi="Arial Narrow" w:cs="Arial"/>
-          <w:sz w:val="15"/>
-          <w:szCs w:val="15"/>
+          <w:sz w:val="16"/>
+          <w:szCs w:val="15"/>
+          <w:vertAlign w:val="superscript"/>
         </w:rPr>
         <w:footnoteRef/>
       </w:r>
@@ -10126,8 +10147,9 @@
           <w:rFonts w:ascii="Arial Narrow" w:hAnsi="Arial Narrow" w:cs="Arial"/>
           <w:b/>
           <w:bCs/>
-          <w:sz w:val="15"/>
-          <w:szCs w:val="15"/>
+          <w:sz w:val="16"/>
+          <w:szCs w:val="15"/>
+          <w:vertAlign w:val="superscript"/>
         </w:rPr>
         <w:footnoteRef/>
       </w:r>
@@ -10277,8 +10299,9 @@
         <w:rPr>
           <w:rStyle w:val="Refdenotaalpie"/>
           <w:rFonts w:ascii="Arial Narrow" w:hAnsi="Arial Narrow" w:cs="Arial"/>
-          <w:sz w:val="15"/>
-          <w:szCs w:val="15"/>
+          <w:sz w:val="16"/>
+          <w:szCs w:val="15"/>
+          <w:vertAlign w:val="superscript"/>
         </w:rPr>
         <w:footnoteRef/>
       </w:r>
@@ -12677,6 +12700,17 @@
     <w:locked/>
     <w:rsid w:val="003F13A9"/>
   </w:style>
+  <w:style w:type="character" w:styleId="FootnoteReference">
+    <w:name w:val="footnote reference"/>
+    <w:basedOn w:val="Fuentedeprrafopredeter"/>
+    <w:uiPriority w:val="99"/>
+    <w:semiHidden/>
+    <w:unhideWhenUsed/>
+    <w:rPr>
+      <w:rFonts w:ascii="Arial Narrow" w:hAnsi="Arial Narrow"/>
+      <w:vertAlign w:val="superscript"/>
+    </w:rPr>
+  </w:style>
 </w:styles>
 </file>
 

--- a/plantillas_maestras/02_seguro_vida/materia_general_asegurativa/1_ddo_aseguradora/varon/TPL_1388_2025_SEGURO_VIDA_MATERIA_GENERAL_ASEGURATIVA_ASEGURADORA_VARON_R1.docx
+++ b/plantillas_maestras/02_seguro_vida/materia_general_asegurativa/1_ddo_aseguradora/varon/TPL_1388_2025_SEGURO_VIDA_MATERIA_GENERAL_ASEGURATIVA_ASEGURADORA_VARON_R1.docx
@@ -1,8 +1,8 @@
 
 <file path=word/document.xml><?xml version="1.0" encoding="utf-8"?>
-<w:document xmlns:wpc="http://schemas.microsoft.com/office/word/2010/wordprocessingCanvas" xmlns:cx="http://schemas.microsoft.com/office/drawing/2014/chartex" xmlns:cx1="http://schemas.microsoft.com/office/drawing/2015/9/8/chartex" xmlns:cx2="http://schemas.microsoft.com/office/drawing/2015/10/21/chartex" xmlns:cx3="http://schemas.microsoft.com/office/drawing/2016/5/9/chartex" xmlns:cx4="http://schemas.microsoft.com/office/drawing/2016/5/10/chartex" xmlns:cx5="http://schemas.microsoft.com/office/drawing/2016/5/11/chartex" xmlns:cx6="http://schemas.microsoft.com/office/drawing/2016/5/12/chartex" xmlns:cx7="http://schemas.microsoft.com/office/drawing/2016/5/13/chartex" xmlns:cx8="http://schemas.microsoft.com/office/drawing/2016/5/14/chartex" xmlns:mc="http://schemas.openxmlformats.org/markup-compatibility/2006" xmlns:aink="http://schemas.microsoft.com/office/drawing/2016/ink" xmlns:am3d="http://schemas.microsoft.com/office/drawing/2017/model3d" xmlns:o="urn:schemas-microsoft-com:office:office" xmlns:oel="http://schemas.microsoft.com/office/2019/extlst" xmlns:r="http://schemas.openxmlformats.org/officeDocument/2006/relationships" xmlns:m="http://schemas.openxmlformats.org/officeDocument/2006/math" xmlns:v="urn:schemas-microsoft-com:vml" xmlns:wp14="http://schemas.microsoft.com/office/word/2010/wordprocessingDrawing" xmlns:wp="http://schemas.openxmlformats.org/drawingml/2006/wordprocessingDrawing" xmlns:w10="urn:schemas-microsoft-com:office:word" xmlns:w="http://schemas.openxmlformats.org/wordprocessingml/2006/main" xmlns:w14="http://schemas.microsoft.com/office/word/2010/wordml" xmlns:w15="http://schemas.microsoft.com/office/word/2012/wordml" xmlns:w16cex="http://schemas.microsoft.com/office/word/2018/wordml/cex" xmlns:w16cid="http://schemas.microsoft.com/office/word/2016/wordml/cid" xmlns:w16="http://schemas.microsoft.com/office/word/2018/wordml" xmlns:w16du="http://schemas.microsoft.com/office/word/2023/wordml/word16du" xmlns:w16sdtdh="http://schemas.microsoft.com/office/word/2020/wordml/sdtdatahash" xmlns:w16sdtfl="http://schemas.microsoft.com/office/word/2024/wordml/sdtformatlock" xmlns:w16se="http://schemas.microsoft.com/office/word/2015/wordml/symex" xmlns:wpg="http://schemas.microsoft.com/office/word/2010/wordprocessingGroup" xmlns:wpi="http://schemas.microsoft.com/office/word/2010/wordprocessingInk" xmlns:wne="http://schemas.microsoft.com/office/word/2006/wordml" xmlns:wps="http://schemas.microsoft.com/office/word/2010/wordprocessingShape" mc:Ignorable="w14 w15 w16se w16cid w16 w16cex w16sdtdh w16sdtfl w16du wp14">
+<w:document xmlns:ns1="http://schemas.openxmlformats.org/markup-compatibility/2006" xmlns:ns2="http://schemas.microsoft.com/office/word/2010/wordml" xmlns:ns3="http://schemas.openxmlformats.org/officeDocument/2006/relationships" xmlns:w="http://schemas.openxmlformats.org/wordprocessingml/2006/main" ns1:Ignorable="w14 w15 w16se w16cid w16 w16cex w16sdtdh w16sdtfl w16du wp14">
   <w:body>
-    <w:p>
+    <w:p ns2:paraId="1B509B2D" ns2:textId="0B086273">
       <w:pPr>
         <w:tabs>
           <w:tab w:val="left" w:pos="1701"/>
@@ -14,7 +14,7 @@
           <w:color w:val="000000"/>
           <w:kern w:val="0"/>
           <w:lang w:eastAsia="es-PE"/>
-          <w14:ligatures w14:val="none"/>
+          <ns2:ligatures ns2:val="none"/>
         </w:rPr>
       </w:pPr>
       <w:bookmarkStart w:id="0" w:name="_Hlk80343540"/>
@@ -25,7 +25,7 @@
           <w:color w:val="000000"/>
           <w:kern w:val="0"/>
           <w:lang w:eastAsia="es-PE"/>
-          <w14:ligatures w14:val="none"/>
+          <ns2:ligatures ns2:val="none"/>
         </w:rPr>
         <w:t xml:space="preserve">EXPEDIENTE </w:t>
       </w:r>
@@ -36,7 +36,7 @@
           <w:color w:val="000000"/>
           <w:kern w:val="0"/>
           <w:lang w:eastAsia="es-PE"/>
-          <w14:ligatures w14:val="none"/>
+          <ns2:ligatures ns2:val="none"/>
         </w:rPr>
         <w:tab/>
         <w:t>:</w:t>
@@ -48,7 +48,7 @@
           <w:color w:val="000000"/>
           <w:kern w:val="0"/>
           <w:lang w:eastAsia="es-PE"/>
-          <w14:ligatures w14:val="none"/>
+          <ns2:ligatures ns2:val="none"/>
         </w:rPr>
         <w:tab/>
       </w:r>
@@ -61,12 +61,12 @@
           <w:kern w:val="0"/>
           <w:shd w:val="clear" w:color="auto" w:fill="FFFFFF"/>
           <w:lang w:eastAsia="es-PE"/>
-          <w14:ligatures w14:val="none"/>
+          <ns2:ligatures ns2:val="none"/>
         </w:rPr>
         <w:t>1388-2025/CC1</w:t>
       </w:r>
     </w:p>
-    <w:p>
+    <w:p ns2:paraId="7E5DC22B" ns2:textId="653C7E90">
       <w:pPr>
         <w:tabs>
           <w:tab w:val="left" w:pos="1701"/>
@@ -81,7 +81,7 @@
           <w:color w:val="000000"/>
           <w:kern w:val="0"/>
           <w:lang w:eastAsia="es-PE"/>
-          <w14:ligatures w14:val="none"/>
+          <ns2:ligatures ns2:val="none"/>
         </w:rPr>
       </w:pPr>
       <w:r>
@@ -91,7 +91,7 @@
           <w:color w:val="000000"/>
           <w:kern w:val="0"/>
           <w:lang w:eastAsia="es-PE"/>
-          <w14:ligatures w14:val="none"/>
+          <ns2:ligatures ns2:val="none"/>
         </w:rPr>
         <w:t xml:space="preserve">DENUNCIANTE:[DENUNCIANTE] (SEÑOR [APELLIDO])</w:t>
       </w:r>
@@ -102,7 +102,7 @@
           <w:color w:val="000000"/>
           <w:kern w:val="0"/>
           <w:lang w:eastAsia="es-PE"/>
-          <w14:ligatures w14:val="none"/>
+          <ns2:ligatures ns2:val="none"/>
         </w:rPr>
         <w:tab/>
         <w:t/>
@@ -114,7 +114,7 @@
           <w:color w:val="000000"/>
           <w:kern w:val="0"/>
           <w:lang w:eastAsia="es-PE"/>
-          <w14:ligatures w14:val="none"/>
+          <ns2:ligatures ns2:val="none"/>
         </w:rPr>
         <w:tab/>
       </w:r>
@@ -125,7 +125,7 @@
           <w:color w:val="000000"/>
           <w:kern w:val="0"/>
           <w:lang w:eastAsia="es-PE"/>
-          <w14:ligatures w14:val="none"/>
+          <ns2:ligatures ns2:val="none"/>
         </w:rPr>
         <w:t xml:space="preserve"/>
       </w:r>
@@ -136,7 +136,7 @@
           <w:color w:val="000000"/>
           <w:kern w:val="0"/>
           <w:lang w:eastAsia="es-PE"/>
-          <w14:ligatures w14:val="none"/>
+          <ns2:ligatures ns2:val="none"/>
         </w:rPr>
         <w:t xml:space="preserve"/>
       </w:r>
@@ -147,7 +147,7 @@
           <w:color w:val="000000"/>
           <w:kern w:val="0"/>
           <w:lang w:eastAsia="es-PE"/>
-          <w14:ligatures w14:val="none"/>
+          <ns2:ligatures ns2:val="none"/>
         </w:rPr>
         <w:t xml:space="preserve"/>
       </w:r>
@@ -158,7 +158,7 @@
           <w:color w:val="000000"/>
           <w:kern w:val="0"/>
           <w:lang w:eastAsia="es-PE"/>
-          <w14:ligatures w14:val="none"/>
+          <ns2:ligatures ns2:val="none"/>
         </w:rPr>
         <w:t/>
       </w:r>
@@ -169,12 +169,12 @@
           <w:color w:val="000000"/>
           <w:kern w:val="0"/>
           <w:lang w:eastAsia="es-PE"/>
-          <w14:ligatures w14:val="none"/>
+          <ns2:ligatures ns2:val="none"/>
         </w:rPr>
         <w:t/>
       </w:r>
     </w:p>
-    <w:p>
+    <w:p ns2:paraId="6DEEEDFE" ns2:textId="43A07D55">
       <w:pPr>
         <w:tabs>
           <w:tab w:val="left" w:pos="1701"/>
@@ -189,7 +189,7 @@
           <w:color w:val="000000"/>
           <w:kern w:val="0"/>
           <w:lang w:eastAsia="es-PE"/>
-          <w14:ligatures w14:val="none"/>
+          <ns2:ligatures ns2:val="none"/>
         </w:rPr>
       </w:pPr>
       <w:r>
@@ -199,7 +199,7 @@
           <w:color w:val="000000"/>
           <w:kern w:val="0"/>
           <w:lang w:eastAsia="es-PE"/>
-          <w14:ligatures w14:val="none"/>
+          <ns2:ligatures ns2:val="none"/>
         </w:rPr>
         <w:t>DENUNCIADO</w:t>
       </w:r>
@@ -210,7 +210,7 @@
           <w:color w:val="000000"/>
           <w:kern w:val="0"/>
           <w:lang w:eastAsia="es-PE"/>
-          <w14:ligatures w14:val="none"/>
+          <ns2:ligatures ns2:val="none"/>
         </w:rPr>
         <w:tab/>
         <w:t>:</w:t>
@@ -222,7 +222,7 @@
           <w:color w:val="000000"/>
           <w:kern w:val="0"/>
           <w:lang w:eastAsia="es-PE"/>
-          <w14:ligatures w14:val="none"/>
+          <ns2:ligatures ns2:val="none"/>
         </w:rPr>
         <w:tab/>
       </w:r>
@@ -233,7 +233,7 @@
           <w:color w:val="000000"/>
           <w:kern w:val="0"/>
           <w:lang w:eastAsia="es-PE"/>
-          <w14:ligatures w14:val="none"/>
+          <ns2:ligatures ns2:val="none"/>
         </w:rPr>
         <w:t xml:space="preserve">INTERSEGURO COMPAÑÍA DE SEGUROS S.A. </w:t>
       </w:r>
@@ -244,7 +244,7 @@
           <w:color w:val="000000"/>
           <w:kern w:val="0"/>
           <w:lang w:eastAsia="es-PE"/>
-          <w14:ligatures w14:val="none"/>
+          <ns2:ligatures ns2:val="none"/>
         </w:rPr>
         <w:t>(</w:t>
       </w:r>
@@ -255,7 +255,7 @@
           <w:color w:val="000000"/>
           <w:kern w:val="0"/>
           <w:lang w:eastAsia="es-PE"/>
-          <w14:ligatures w14:val="none"/>
+          <ns2:ligatures ns2:val="none"/>
         </w:rPr>
         <w:t>INTERSEGURO</w:t>
       </w:r>
@@ -266,12 +266,12 @@
           <w:color w:val="000000"/>
           <w:kern w:val="0"/>
           <w:lang w:eastAsia="es-PE"/>
-          <w14:ligatures w14:val="none"/>
+          <ns2:ligatures ns2:val="none"/>
         </w:rPr>
         <w:t>)</w:t>
       </w:r>
     </w:p>
-    <w:p>
+    <w:p ns2:paraId="022D2B94" ns2:textId="77777777">
       <w:pPr>
         <w:tabs>
           <w:tab w:val="left" w:pos="1701"/>
@@ -286,7 +286,7 @@
           <w:color w:val="000000"/>
           <w:kern w:val="0"/>
           <w:lang w:eastAsia="es-PE"/>
-          <w14:ligatures w14:val="none"/>
+          <ns2:ligatures ns2:val="none"/>
         </w:rPr>
       </w:pPr>
       <w:r>
@@ -296,7 +296,7 @@
           <w:color w:val="000000"/>
           <w:kern w:val="0"/>
           <w:lang w:eastAsia="es-PE"/>
-          <w14:ligatures w14:val="none"/>
+          <ns2:ligatures ns2:val="none"/>
         </w:rPr>
         <w:t>MATERIAS</w:t>
       </w:r>
@@ -307,7 +307,7 @@
           <w:color w:val="000000"/>
           <w:kern w:val="0"/>
           <w:lang w:eastAsia="es-PE"/>
-          <w14:ligatures w14:val="none"/>
+          <ns2:ligatures ns2:val="none"/>
         </w:rPr>
         <w:tab/>
         <w:t xml:space="preserve">: </w:t>
@@ -319,7 +319,7 @@
           <w:color w:val="000000"/>
           <w:kern w:val="0"/>
           <w:lang w:eastAsia="es-PE"/>
-          <w14:ligatures w14:val="none"/>
+          <ns2:ligatures ns2:val="none"/>
         </w:rPr>
         <w:tab/>
         <w:t>ADMISIÓN A TRÁMI</w:t>
@@ -331,12 +331,12 @@
           <w:color w:val="000000"/>
           <w:kern w:val="0"/>
           <w:lang w:eastAsia="es-PE"/>
-          <w14:ligatures w14:val="none"/>
+          <ns2:ligatures ns2:val="none"/>
         </w:rPr>
         <w:t>TE</w:t>
       </w:r>
     </w:p>
-    <w:p>
+    <w:p ns2:paraId="19ED7B73" ns2:textId="77777777">
       <w:pPr>
         <w:tabs>
           <w:tab w:val="left" w:pos="1701"/>
@@ -351,7 +351,7 @@
           <w:color w:val="000000"/>
           <w:kern w:val="0"/>
           <w:lang w:eastAsia="es-PE"/>
-          <w14:ligatures w14:val="none"/>
+          <ns2:ligatures ns2:val="none"/>
         </w:rPr>
       </w:pPr>
       <w:r>
@@ -361,12 +361,12 @@
           <w:color w:val="000000"/>
           <w:kern w:val="0"/>
           <w:lang w:eastAsia="es-PE"/>
-          <w14:ligatures w14:val="none"/>
+          <ns2:ligatures ns2:val="none"/>
         </w:rPr>
         <w:t xml:space="preserve">REQUERIMIENTO DE INFORMACIÓN </w:t>
       </w:r>
     </w:p>
-    <w:p>
+    <w:p ns2:paraId="46A5A479" ns2:textId="167C191B">
       <w:pPr>
         <w:tabs>
           <w:tab w:val="left" w:pos="1701"/>
@@ -380,7 +380,7 @@
           <w:color w:val="000000"/>
           <w:kern w:val="0"/>
           <w:lang w:eastAsia="es-PE"/>
-          <w14:ligatures w14:val="none"/>
+          <ns2:ligatures ns2:val="none"/>
         </w:rPr>
       </w:pPr>
       <w:r>
@@ -390,7 +390,7 @@
           <w:color w:val="000000"/>
           <w:kern w:val="0"/>
           <w:lang w:eastAsia="es-PE"/>
-          <w14:ligatures w14:val="none"/>
+          <ns2:ligatures ns2:val="none"/>
         </w:rPr>
         <w:t xml:space="preserve">RESOLUCIÓN </w:t>
       </w:r>
@@ -401,7 +401,7 @@
           <w:color w:val="000000"/>
           <w:kern w:val="0"/>
           <w:lang w:eastAsia="es-PE"/>
-          <w14:ligatures w14:val="none"/>
+          <ns2:ligatures ns2:val="none"/>
         </w:rPr>
         <w:tab/>
         <w:t>:</w:t>
@@ -413,7 +413,7 @@
           <w:color w:val="000000"/>
           <w:kern w:val="0"/>
           <w:lang w:eastAsia="es-PE"/>
-          <w14:ligatures w14:val="none"/>
+          <ns2:ligatures ns2:val="none"/>
         </w:rPr>
         <w:tab/>
       </w:r>
@@ -424,12 +424,12 @@
           <w:color w:val="000000"/>
           <w:kern w:val="0"/>
           <w:lang w:eastAsia="es-PE"/>
-          <w14:ligatures w14:val="none"/>
+          <ns2:ligatures ns2:val="none"/>
         </w:rPr>
         <w:t>1</w:t>
       </w:r>
     </w:p>
-    <w:p>
+    <w:p ns2:paraId="5BA3A18D" ns2:textId="77777777">
       <w:pPr>
         <w:tabs>
           <w:tab w:val="left" w:pos="1014"/>
@@ -442,11 +442,11 @@
           <w:kern w:val="0"/>
           <w:shd w:val="clear" w:color="auto" w:fill="FFFFFF"/>
           <w:lang w:eastAsia="es-PE"/>
-          <w14:ligatures w14:val="none"/>
-        </w:rPr>
-      </w:pPr>
-    </w:p>
-    <w:p>
+          <ns2:ligatures ns2:val="none"/>
+        </w:rPr>
+      </w:pPr>
+    </w:p>
+    <w:p ns2:paraId="2F799822" ns2:textId="125B5909">
       <w:pPr>
         <w:tabs>
           <w:tab w:val="left" w:pos="1014"/>
@@ -459,7 +459,7 @@
           <w:kern w:val="0"/>
           <w:shd w:val="clear" w:color="auto" w:fill="FFFFFF"/>
           <w:lang w:eastAsia="es-PE"/>
-          <w14:ligatures w14:val="none"/>
+          <ns2:ligatures ns2:val="none"/>
         </w:rPr>
       </w:pPr>
       <w:r>
@@ -469,7 +469,7 @@
           <w:kern w:val="0"/>
           <w:shd w:val="clear" w:color="auto" w:fill="FFFFFF"/>
           <w:lang w:eastAsia="es-PE"/>
-          <w14:ligatures w14:val="none"/>
+          <ns2:ligatures ns2:val="none"/>
         </w:rPr>
         <w:t xml:space="preserve">Lima, </w:t>
       </w:r>
@@ -480,7 +480,7 @@
           <w:kern w:val="0"/>
           <w:shd w:val="clear" w:color="auto" w:fill="FFFFFF"/>
           <w:lang w:eastAsia="es-PE"/>
-          <w14:ligatures w14:val="none"/>
+          <ns2:ligatures ns2:val="none"/>
         </w:rPr>
         <w:t>18</w:t>
       </w:r>
@@ -491,7 +491,7 @@
           <w:kern w:val="0"/>
           <w:shd w:val="clear" w:color="auto" w:fill="FFFFFF"/>
           <w:lang w:eastAsia="es-PE"/>
-          <w14:ligatures w14:val="none"/>
+          <ns2:ligatures ns2:val="none"/>
         </w:rPr>
         <w:t xml:space="preserve"> de </w:t>
       </w:r>
@@ -502,7 +502,7 @@
           <w:kern w:val="0"/>
           <w:shd w:val="clear" w:color="auto" w:fill="FFFFFF"/>
           <w:lang w:eastAsia="es-PE"/>
-          <w14:ligatures w14:val="none"/>
+          <ns2:ligatures ns2:val="none"/>
         </w:rPr>
         <w:t>julio</w:t>
       </w:r>
@@ -513,12 +513,12 @@
           <w:kern w:val="0"/>
           <w:shd w:val="clear" w:color="auto" w:fill="FFFFFF"/>
           <w:lang w:eastAsia="es-PE"/>
-          <w14:ligatures w14:val="none"/>
+          <ns2:ligatures ns2:val="none"/>
         </w:rPr>
         <w:t xml:space="preserve"> de 2025</w:t>
       </w:r>
     </w:p>
-    <w:p>
+    <w:p ns2:paraId="66CE1821" ns2:textId="77777777">
       <w:pPr>
         <w:tabs>
           <w:tab w:val="left" w:pos="1014"/>
@@ -530,11 +530,11 @@
           <w:color w:val="000000"/>
           <w:kern w:val="0"/>
           <w:lang w:eastAsia="es-PE"/>
-          <w14:ligatures w14:val="none"/>
-        </w:rPr>
-      </w:pPr>
-    </w:p>
-    <w:p>
+          <ns2:ligatures ns2:val="none"/>
+        </w:rPr>
+      </w:pPr>
+    </w:p>
+    <w:p ns2:paraId="0B80AAA5" ns2:textId="77777777">
       <w:pPr>
         <w:numPr>
           <w:ilvl w:val="0"/>
@@ -548,7 +548,7 @@
           <w:color w:val="000000"/>
           <w:kern w:val="0"/>
           <w:lang w:eastAsia="es-PE"/>
-          <w14:ligatures w14:val="none"/>
+          <ns2:ligatures ns2:val="none"/>
         </w:rPr>
       </w:pPr>
       <w:r>
@@ -558,12 +558,12 @@
           <w:color w:val="000000"/>
           <w:kern w:val="0"/>
           <w:lang w:eastAsia="es-PE"/>
-          <w14:ligatures w14:val="none"/>
+          <ns2:ligatures ns2:val="none"/>
         </w:rPr>
         <w:t xml:space="preserve">HECHOS </w:t>
       </w:r>
     </w:p>
-    <w:p>
+    <w:p ns2:paraId="621F2AB2" ns2:textId="77777777">
       <w:pPr>
         <w:spacing w:after="0" w:line="240" w:lineRule="auto"/>
         <w:jc w:val="both"/>
@@ -572,11 +572,11 @@
           <w:color w:val="000000"/>
           <w:kern w:val="0"/>
           <w:lang w:eastAsia="es-PE"/>
-          <w14:ligatures w14:val="none"/>
-        </w:rPr>
-      </w:pPr>
-    </w:p>
-    <w:p>
+          <ns2:ligatures ns2:val="none"/>
+        </w:rPr>
+      </w:pPr>
+    </w:p>
+    <w:p ns2:paraId="60B5D5B0" ns2:textId="71496B40">
       <w:pPr>
         <w:numPr>
           <w:ilvl w:val="1"/>
@@ -590,7 +590,7 @@
           <w:color w:val="000000"/>
           <w:kern w:val="0"/>
           <w:lang w:val="es-ES" w:eastAsia="es-ES"/>
-          <w14:ligatures w14:val="none"/>
+          <ns2:ligatures ns2:val="none"/>
         </w:rPr>
       </w:pPr>
       <w:r>
@@ -599,7 +599,7 @@
           <w:color w:val="000000"/>
           <w:kern w:val="0"/>
           <w:lang w:val="es-ES" w:eastAsia="es-ES"/>
-          <w14:ligatures w14:val="none"/>
+          <ns2:ligatures ns2:val="none"/>
         </w:rPr>
         <w:t xml:space="preserve">Mediante el escrito del 13 de mayo de 2025 el señor [APELLIDO] denunció a Interseguro por presuntas infracciones a la Ley 29571, Código de Protección y Defensa del Consumidor (en adelante, Código), señalando lo siguiente:</w:t>
       </w:r>
@@ -609,7 +609,7 @@
           <w:color w:val="000000"/>
           <w:kern w:val="0"/>
           <w:lang w:val="es-ES" w:eastAsia="es-ES"/>
-          <w14:ligatures w14:val="none"/>
+          <ns2:ligatures ns2:val="none"/>
         </w:rPr>
         <w:t xml:space="preserve"/>
       </w:r>
@@ -619,7 +619,7 @@
           <w:color w:val="000000"/>
           <w:kern w:val="0"/>
           <w:lang w:val="es-ES" w:eastAsia="es-ES"/>
-          <w14:ligatures w14:val="none"/>
+          <ns2:ligatures ns2:val="none"/>
         </w:rPr>
         <w:t/>
       </w:r>
@@ -631,7 +631,7 @@
           <w:kern w:val="0"/>
           <w:vertAlign w:val="superscript"/>
           <w:lang w:val="es-ES" w:eastAsia="es-ES"/>
-          <w14:ligatures w14:val="none"/>
+          <ns2:ligatures ns2:val="none"/>
         </w:rPr>
         <w:footnoteReference w:id="1"/>
       </w:r>
@@ -639,7 +639,7 @@
         <w:rPr>
           <w:rFonts w:ascii="Arial Narrow" w:eastAsia="Calibri" w:hAnsi="Arial Narrow" w:cs="Arial"/>
           <w:kern w:val="0"/>
-          <w14:ligatures w14:val="none"/>
+          <ns2:ligatures ns2:val="none"/>
         </w:rPr>
         <w:t xml:space="preserve"/>
       </w:r>
@@ -647,7 +647,7 @@
         <w:rPr>
           <w:rFonts w:ascii="Arial Narrow" w:eastAsia="Calibri" w:hAnsi="Arial Narrow" w:cs="Arial"/>
           <w:kern w:val="0"/>
-          <w14:ligatures w14:val="none"/>
+          <ns2:ligatures ns2:val="none"/>
         </w:rPr>
         <w:t/>
       </w:r>
@@ -655,7 +655,7 @@
         <w:rPr>
           <w:rFonts w:ascii="Arial Narrow" w:eastAsia="Calibri" w:hAnsi="Arial Narrow" w:cs="Arial"/>
           <w:kern w:val="0"/>
-          <w14:ligatures w14:val="none"/>
+          <ns2:ligatures ns2:val="none"/>
         </w:rPr>
         <w:t xml:space="preserve"/>
       </w:r>
@@ -664,7 +664,7 @@
         <w:rPr>
           <w:rFonts w:ascii="Arial Narrow" w:eastAsia="Calibri" w:hAnsi="Arial Narrow" w:cs="Arial"/>
           <w:kern w:val="0"/>
-          <w14:ligatures w14:val="none"/>
+          <ns2:ligatures ns2:val="none"/>
         </w:rPr>
         <w:t/>
       </w:r>
@@ -673,7 +673,7 @@
         <w:rPr>
           <w:rFonts w:ascii="Arial Narrow" w:eastAsia="Calibri" w:hAnsi="Arial Narrow" w:cs="Arial"/>
           <w:kern w:val="0"/>
-          <w14:ligatures w14:val="none"/>
+          <ns2:ligatures ns2:val="none"/>
         </w:rPr>
         <w:t xml:space="preserve"/>
       </w:r>
@@ -681,7 +681,7 @@
         <w:rPr>
           <w:rFonts w:ascii="Arial Narrow" w:eastAsia="Calibri" w:hAnsi="Arial Narrow" w:cs="Arial"/>
           <w:kern w:val="0"/>
-          <w14:ligatures w14:val="none"/>
+          <ns2:ligatures ns2:val="none"/>
         </w:rPr>
         <w:t/>
       </w:r>
@@ -691,7 +691,7 @@
           <w:color w:val="000000"/>
           <w:kern w:val="0"/>
           <w:lang w:val="es-ES" w:eastAsia="es-ES"/>
-          <w14:ligatures w14:val="none"/>
+          <ns2:ligatures ns2:val="none"/>
         </w:rPr>
         <w:t xml:space="preserve"/>
       </w:r>
@@ -702,7 +702,7 @@
           <w:color w:val="000000"/>
           <w:kern w:val="0"/>
           <w:lang w:val="es-ES" w:eastAsia="es-ES"/>
-          <w14:ligatures w14:val="none"/>
+          <ns2:ligatures ns2:val="none"/>
         </w:rPr>
         <w:t/>
       </w:r>
@@ -713,7 +713,7 @@
           <w:color w:val="000000"/>
           <w:kern w:val="0"/>
           <w:lang w:val="es-ES" w:eastAsia="es-ES"/>
-          <w14:ligatures w14:val="none"/>
+          <ns2:ligatures ns2:val="none"/>
         </w:rPr>
         <w:t xml:space="preserve"/>
       </w:r>
@@ -723,7 +723,7 @@
           <w:color w:val="000000"/>
           <w:kern w:val="0"/>
           <w:lang w:val="es-ES" w:eastAsia="es-ES"/>
-          <w14:ligatures w14:val="none"/>
+          <ns2:ligatures ns2:val="none"/>
         </w:rPr>
         <w:t/>
       </w:r>
@@ -735,7 +735,7 @@
           <w:kern w:val="0"/>
           <w:vertAlign w:val="superscript"/>
           <w:lang w:val="es-ES" w:eastAsia="es-ES"/>
-          <w14:ligatures w14:val="none"/>
+          <ns2:ligatures ns2:val="none"/>
         </w:rPr>
         <w:footnoteReference w:id="2"/>
       </w:r>
@@ -745,7 +745,7 @@
           <w:color w:val="000000"/>
           <w:kern w:val="0"/>
           <w:lang w:val="es-ES" w:eastAsia="es-ES"/>
-          <w14:ligatures w14:val="none"/>
+          <ns2:ligatures ns2:val="none"/>
         </w:rPr>
         <w:t xml:space="preserve"/>
       </w:r>
@@ -756,12 +756,12 @@
           <w:color w:val="000000"/>
           <w:kern w:val="0"/>
           <w:lang w:val="es-ES" w:eastAsia="es-ES"/>
-          <w14:ligatures w14:val="none"/>
+          <ns2:ligatures ns2:val="none"/>
         </w:rPr>
         <w:t/>
       </w:r>
     </w:p>
-    <w:p>
+    <w:p ns2:paraId="3AD3B7C6" ns2:textId="77777777">
       <w:pPr>
         <w:tabs>
           <w:tab w:val="left" w:pos="1134"/>
@@ -773,11 +773,11 @@
           <w:color w:val="000000"/>
           <w:kern w:val="0"/>
           <w:lang w:val="es-ES" w:eastAsia="es-ES"/>
-          <w14:ligatures w14:val="none"/>
-        </w:rPr>
-      </w:pPr>
-    </w:p>
-    <w:p>
+          <ns2:ligatures ns2:val="none"/>
+        </w:rPr>
+      </w:pPr>
+    </w:p>
+    <w:p ns2:paraId="4F01E0AE" ns2:textId="77777777">
       <w:pPr>
         <w:pStyle w:val="Prrafodelista"/>
         <w:numPr>
@@ -796,7 +796,7 @@
           <w:color w:val="000000"/>
           <w:kern w:val="0"/>
           <w:lang w:eastAsia="es-ES"/>
-          <w14:ligatures w14:val="none"/>
+          <ns2:ligatures ns2:val="none"/>
         </w:rPr>
       </w:pPr>
       <w:r>
@@ -805,7 +805,7 @@
           <w:color w:val="000000"/>
           <w:kern w:val="0"/>
           <w:lang w:eastAsia="es-ES"/>
-          <w14:ligatures w14:val="none"/>
+          <ns2:ligatures ns2:val="none"/>
         </w:rPr>
         <w:t xml:space="preserve">El 25 de julio de 2022, contrató con </w:t>
       </w:r>
@@ -816,7 +816,7 @@
           <w:color w:val="000000"/>
           <w:kern w:val="0"/>
           <w:lang w:eastAsia="es-ES"/>
-          <w14:ligatures w14:val="none"/>
+          <ns2:ligatures ns2:val="none"/>
         </w:rPr>
         <w:t>Interseguro</w:t>
       </w:r>
@@ -827,12 +827,12 @@
           <w:color w:val="000000"/>
           <w:kern w:val="0"/>
           <w:lang w:eastAsia="es-ES"/>
-          <w14:ligatures w14:val="none"/>
+          <ns2:ligatures ns2:val="none"/>
         </w:rPr>
         <w:t xml:space="preserve"> el Seguro de Vida – Póliza 07800025783 (en adelante, “Seguro de Vida”), con vigencia del 25 de julio de 2022 al 31 de octubre de 2034. La decisión de contratación fue motivada por los beneficios promocionados, entre ellos un vale de S/.150 y la exoneración del pago correspondiente a una “cuota gratis”. </w:t>
       </w:r>
     </w:p>
-    <w:p>
+    <w:p ns2:paraId="29BC4928" ns2:textId="77777777">
       <w:pPr>
         <w:pStyle w:val="Prrafodelista"/>
         <w:spacing w:after="0" w:line="240" w:lineRule="auto"/>
@@ -843,11 +843,11 @@
           <w:color w:val="000000"/>
           <w:kern w:val="0"/>
           <w:lang w:eastAsia="es-ES"/>
-          <w14:ligatures w14:val="none"/>
-        </w:rPr>
-      </w:pPr>
-    </w:p>
-    <w:p>
+          <ns2:ligatures ns2:val="none"/>
+        </w:rPr>
+      </w:pPr>
+    </w:p>
+    <w:p ns2:paraId="47B1DE4D" ns2:textId="7A1D1C03">
       <w:pPr>
         <w:pStyle w:val="Prrafodelista"/>
         <w:numPr>
@@ -866,7 +866,7 @@
           <w:color w:val="000000"/>
           <w:kern w:val="0"/>
           <w:lang w:eastAsia="es-ES"/>
-          <w14:ligatures w14:val="none"/>
+          <ns2:ligatures ns2:val="none"/>
         </w:rPr>
       </w:pPr>
       <w:r>
@@ -875,7 +875,7 @@
           <w:color w:val="000000"/>
           <w:kern w:val="0"/>
           <w:lang w:eastAsia="es-ES"/>
-          <w14:ligatures w14:val="none"/>
+          <ns2:ligatures ns2:val="none"/>
         </w:rPr>
         <w:t xml:space="preserve">No </w:t>
       </w:r>
@@ -885,7 +885,7 @@
           <w:color w:val="000000"/>
           <w:kern w:val="0"/>
           <w:lang w:eastAsia="es-ES"/>
-          <w14:ligatures w14:val="none"/>
+          <ns2:ligatures ns2:val="none"/>
         </w:rPr>
         <w:t xml:space="preserve">obstante, </w:t>
       </w:r>
@@ -895,7 +895,7 @@
           <w:color w:val="000000"/>
           <w:kern w:val="0"/>
           <w:lang w:eastAsia="es-ES"/>
-          <w14:ligatures w14:val="none"/>
+          <ns2:ligatures ns2:val="none"/>
         </w:rPr>
         <w:t xml:space="preserve">no recibió el código promocional al </w:t>
       </w:r>
@@ -905,7 +905,7 @@
           <w:color w:val="000000"/>
           <w:kern w:val="0"/>
           <w:lang w:eastAsia="es-ES"/>
-          <w14:ligatures w14:val="none"/>
+          <ns2:ligatures ns2:val="none"/>
         </w:rPr>
         <w:t xml:space="preserve">contratar y, al </w:t>
       </w:r>
@@ -915,7 +915,7 @@
           <w:color w:val="000000"/>
           <w:kern w:val="0"/>
           <w:lang w:eastAsia="es-ES"/>
-          <w14:ligatures w14:val="none"/>
+          <ns2:ligatures ns2:val="none"/>
         </w:rPr>
         <w:t xml:space="preserve">solicitarlo después, le enviaron uno vencido que requería descargar y registrarse en una </w:t>
       </w:r>
@@ -926,7 +926,7 @@
           <w:color w:val="000000"/>
           <w:kern w:val="0"/>
           <w:lang w:eastAsia="es-ES"/>
-          <w14:ligatures w14:val="none"/>
+          <ns2:ligatures ns2:val="none"/>
         </w:rPr>
         <w:t>app</w:t>
       </w:r>
@@ -937,12 +937,12 @@
           <w:color w:val="000000"/>
           <w:kern w:val="0"/>
           <w:lang w:eastAsia="es-ES"/>
-          <w14:ligatures w14:val="none"/>
+          <ns2:ligatures ns2:val="none"/>
         </w:rPr>
         <w:t xml:space="preserve"> externa no mencionada en la publicidad. Además, la “cuota gratis” no fue abonada ni cubierta por la empresa, sino que simplemente se omitió del cronograma de pagos.</w:t>
       </w:r>
     </w:p>
-    <w:p>
+    <w:p ns2:paraId="50A5F275" ns2:textId="77777777">
       <w:pPr>
         <w:pStyle w:val="Prrafodelista"/>
         <w:spacing w:after="0" w:line="240" w:lineRule="auto"/>
@@ -953,11 +953,11 @@
           <w:color w:val="000000"/>
           <w:kern w:val="0"/>
           <w:lang w:eastAsia="es-ES"/>
-          <w14:ligatures w14:val="none"/>
-        </w:rPr>
-      </w:pPr>
-    </w:p>
-    <w:p>
+          <ns2:ligatures ns2:val="none"/>
+        </w:rPr>
+      </w:pPr>
+    </w:p>
+    <w:p ns2:paraId="5AF82566" ns2:textId="05089A52">
       <w:pPr>
         <w:pStyle w:val="Prrafodelista"/>
         <w:numPr>
@@ -976,7 +976,7 @@
           <w:color w:val="000000"/>
           <w:kern w:val="0"/>
           <w:lang w:eastAsia="es-ES"/>
-          <w14:ligatures w14:val="none"/>
+          <ns2:ligatures ns2:val="none"/>
         </w:rPr>
       </w:pPr>
       <w:r>
@@ -985,7 +985,7 @@
           <w:color w:val="000000"/>
           <w:kern w:val="0"/>
           <w:lang w:eastAsia="es-ES"/>
-          <w14:ligatures w14:val="none"/>
+          <ns2:ligatures ns2:val="none"/>
         </w:rPr>
         <w:t>Asimismo, d</w:t>
       </w:r>
@@ -995,7 +995,7 @@
           <w:color w:val="000000"/>
           <w:kern w:val="0"/>
           <w:lang w:eastAsia="es-ES"/>
-          <w14:ligatures w14:val="none"/>
+          <ns2:ligatures ns2:val="none"/>
         </w:rPr>
         <w:t xml:space="preserve">urante el proceso de venta, </w:t>
       </w:r>
@@ -1006,7 +1006,7 @@
           <w:color w:val="000000"/>
           <w:kern w:val="0"/>
           <w:lang w:eastAsia="es-ES"/>
-          <w14:ligatures w14:val="none"/>
+          <ns2:ligatures ns2:val="none"/>
         </w:rPr>
         <w:t>Interseguro</w:t>
       </w:r>
@@ -1017,7 +1017,7 @@
           <w:color w:val="000000"/>
           <w:kern w:val="0"/>
           <w:lang w:eastAsia="es-ES"/>
-          <w14:ligatures w14:val="none"/>
+          <ns2:ligatures ns2:val="none"/>
         </w:rPr>
         <w:t xml:space="preserve"> promovió el </w:t>
       </w:r>
@@ -1027,7 +1027,7 @@
           <w:color w:val="000000"/>
           <w:kern w:val="0"/>
           <w:lang w:eastAsia="es-ES"/>
-          <w14:ligatures w14:val="none"/>
+          <ns2:ligatures ns2:val="none"/>
         </w:rPr>
         <w:t xml:space="preserve">Seguro de Vida </w:t>
       </w:r>
@@ -1037,7 +1037,7 @@
           <w:color w:val="000000"/>
           <w:kern w:val="0"/>
           <w:lang w:eastAsia="es-ES"/>
-          <w14:ligatures w14:val="none"/>
+          <ns2:ligatures ns2:val="none"/>
         </w:rPr>
         <w:t>como una alternativa al seguro de desgravamen bancario sin informar que era obligatorio contar con cobertura por invalidez total y permanente para poder endosarlo. Luego de</w:t>
       </w:r>
@@ -1047,7 +1047,7 @@
           <w:color w:val="000000"/>
           <w:kern w:val="0"/>
           <w:lang w:eastAsia="es-ES"/>
-          <w14:ligatures w14:val="none"/>
+          <ns2:ligatures ns2:val="none"/>
         </w:rPr>
         <w:t xml:space="preserve"> contratarlo, el cliente pidió el endoso al Banco Falabella, pero este lo rechazó porque la póliza no cumplía con ese requisito, el cual no fue </w:t>
       </w:r>
@@ -1057,7 +1057,7 @@
           <w:color w:val="000000"/>
           <w:kern w:val="0"/>
           <w:lang w:eastAsia="es-ES"/>
-          <w14:ligatures w14:val="none"/>
+          <ns2:ligatures ns2:val="none"/>
         </w:rPr>
         <w:t>informado</w:t>
       </w:r>
@@ -1067,7 +1067,7 @@
           <w:color w:val="000000"/>
           <w:kern w:val="0"/>
           <w:lang w:eastAsia="es-ES"/>
-          <w14:ligatures w14:val="none"/>
+          <ns2:ligatures ns2:val="none"/>
         </w:rPr>
         <w:t xml:space="preserve"> durante la venta ni claramente señalado en la publicidad</w:t>
       </w:r>
@@ -1077,12 +1077,12 @@
           <w:color w:val="000000"/>
           <w:kern w:val="0"/>
           <w:lang w:eastAsia="es-ES"/>
-          <w14:ligatures w14:val="none"/>
+          <ns2:ligatures ns2:val="none"/>
         </w:rPr>
         <w:t xml:space="preserve">. </w:t>
       </w:r>
     </w:p>
-    <w:p>
+    <w:p ns2:paraId="7CBFA486" ns2:textId="77777777">
       <w:pPr>
         <w:pStyle w:val="Prrafodelista"/>
         <w:spacing w:line="240" w:lineRule="auto"/>
@@ -1091,11 +1091,11 @@
           <w:color w:val="000000"/>
           <w:kern w:val="0"/>
           <w:lang w:eastAsia="es-ES"/>
-          <w14:ligatures w14:val="none"/>
-        </w:rPr>
-      </w:pPr>
-    </w:p>
-    <w:p>
+          <ns2:ligatures ns2:val="none"/>
+        </w:rPr>
+      </w:pPr>
+    </w:p>
+    <w:p ns2:paraId="6B8EEEC5" ns2:textId="116B8958">
       <w:pPr>
         <w:pStyle w:val="Prrafodelista"/>
         <w:numPr>
@@ -1114,7 +1114,7 @@
           <w:color w:val="000000"/>
           <w:kern w:val="0"/>
           <w:lang w:eastAsia="es-ES"/>
-          <w14:ligatures w14:val="none"/>
+          <ns2:ligatures ns2:val="none"/>
         </w:rPr>
       </w:pPr>
       <w:r>
@@ -1123,7 +1123,7 @@
           <w:color w:val="000000"/>
           <w:kern w:val="0"/>
           <w:lang w:eastAsia="es-ES"/>
-          <w14:ligatures w14:val="none"/>
+          <ns2:ligatures ns2:val="none"/>
         </w:rPr>
         <w:t xml:space="preserve">En una oportunidad posterior, intentó acceder al servicio de asistencia vehicular ofrecido como parte del Seguro de Vida. Realizó una llamada solicitando asistencia en una situación de emergencia, sin recibir respuesta. En consecuencia, fue auxiliado por un agente policial. A pesar de haber reportado el incidente, </w:t>
       </w:r>
@@ -1134,7 +1134,7 @@
           <w:color w:val="000000"/>
           <w:kern w:val="0"/>
           <w:lang w:eastAsia="es-ES"/>
-          <w14:ligatures w14:val="none"/>
+          <ns2:ligatures ns2:val="none"/>
         </w:rPr>
         <w:t>Interseguro</w:t>
       </w:r>
@@ -1145,7 +1145,7 @@
           <w:color w:val="000000"/>
           <w:kern w:val="0"/>
           <w:lang w:eastAsia="es-ES"/>
-          <w14:ligatures w14:val="none"/>
+          <ns2:ligatures ns2:val="none"/>
         </w:rPr>
         <w:t xml:space="preserve"> indicó que no existía registro del requerimiento, lo cual impidió la activación del</w:t>
       </w:r>
@@ -1155,12 +1155,12 @@
           <w:color w:val="000000"/>
           <w:kern w:val="0"/>
           <w:lang w:eastAsia="es-ES"/>
-          <w14:ligatures w14:val="none"/>
+          <ns2:ligatures ns2:val="none"/>
         </w:rPr>
         <w:t xml:space="preserve"> servicio contratado.</w:t>
       </w:r>
     </w:p>
-    <w:p>
+    <w:p ns2:paraId="4B19BE51" ns2:textId="77777777">
       <w:pPr>
         <w:pStyle w:val="Prrafodelista"/>
         <w:spacing w:line="240" w:lineRule="auto"/>
@@ -1169,11 +1169,11 @@
           <w:color w:val="000000"/>
           <w:kern w:val="0"/>
           <w:lang w:eastAsia="es-ES"/>
-          <w14:ligatures w14:val="none"/>
-        </w:rPr>
-      </w:pPr>
-    </w:p>
-    <w:p>
+          <ns2:ligatures ns2:val="none"/>
+        </w:rPr>
+      </w:pPr>
+    </w:p>
+    <w:p ns2:paraId="3B074FFD" ns2:textId="77777777">
       <w:pPr>
         <w:pStyle w:val="Prrafodelista"/>
         <w:numPr>
@@ -1192,7 +1192,7 @@
           <w:color w:val="000000"/>
           <w:kern w:val="0"/>
           <w:lang w:eastAsia="es-ES"/>
-          <w14:ligatures w14:val="none"/>
+          <ns2:ligatures ns2:val="none"/>
         </w:rPr>
       </w:pPr>
       <w:r>
@@ -1201,7 +1201,7 @@
           <w:color w:val="000000"/>
           <w:kern w:val="0"/>
           <w:lang w:eastAsia="es-ES"/>
-          <w14:ligatures w14:val="none"/>
+          <ns2:ligatures ns2:val="none"/>
         </w:rPr>
         <w:t xml:space="preserve">El 24 de febrero de 2025, presentó </w:t>
       </w:r>
@@ -1211,7 +1211,7 @@
           <w:color w:val="000000"/>
           <w:kern w:val="0"/>
           <w:lang w:eastAsia="es-ES"/>
-          <w14:ligatures w14:val="none"/>
+          <ns2:ligatures ns2:val="none"/>
         </w:rPr>
         <w:t>la</w:t>
       </w:r>
@@ -1221,7 +1221,7 @@
           <w:color w:val="000000"/>
           <w:kern w:val="0"/>
           <w:lang w:eastAsia="es-ES"/>
-          <w14:ligatures w14:val="none"/>
+          <ns2:ligatures ns2:val="none"/>
         </w:rPr>
         <w:t xml:space="preserve"> solicitud </w:t>
       </w:r>
@@ -1231,7 +1231,7 @@
           <w:color w:val="000000"/>
           <w:kern w:val="0"/>
           <w:lang w:eastAsia="es-ES"/>
-          <w14:ligatures w14:val="none"/>
+          <ns2:ligatures ns2:val="none"/>
         </w:rPr>
         <w:t xml:space="preserve">113656 </w:t>
       </w:r>
@@ -1241,12 +1241,12 @@
           <w:color w:val="000000"/>
           <w:kern w:val="0"/>
           <w:lang w:eastAsia="es-ES"/>
-          <w14:ligatures w14:val="none"/>
+          <ns2:ligatures ns2:val="none"/>
         </w:rPr>
         <w:t>de anulación del Seguro de Vida. La solicitud no recibió respuesta ni le fue enviada copia del trámite realizado.</w:t>
       </w:r>
     </w:p>
-    <w:p>
+    <w:p ns2:paraId="22947F5E" ns2:textId="77777777">
       <w:pPr>
         <w:pStyle w:val="Prrafodelista"/>
         <w:spacing w:line="240" w:lineRule="auto"/>
@@ -1255,11 +1255,11 @@
           <w:color w:val="000000"/>
           <w:kern w:val="0"/>
           <w:lang w:eastAsia="es-ES"/>
-          <w14:ligatures w14:val="none"/>
-        </w:rPr>
-      </w:pPr>
-    </w:p>
-    <w:p>
+          <ns2:ligatures ns2:val="none"/>
+        </w:rPr>
+      </w:pPr>
+    </w:p>
+    <w:p ns2:paraId="248BB922" ns2:textId="40CAB179">
       <w:pPr>
         <w:pStyle w:val="Prrafodelista"/>
         <w:numPr>
@@ -1278,7 +1278,7 @@
           <w:color w:val="000000"/>
           <w:kern w:val="0"/>
           <w:lang w:eastAsia="es-ES"/>
-          <w14:ligatures w14:val="none"/>
+          <ns2:ligatures ns2:val="none"/>
         </w:rPr>
       </w:pPr>
       <w:r>
@@ -1287,7 +1287,7 @@
           <w:color w:val="000000"/>
           <w:kern w:val="0"/>
           <w:lang w:eastAsia="es-ES"/>
-          <w14:ligatures w14:val="none"/>
+          <ns2:ligatures ns2:val="none"/>
         </w:rPr>
         <w:t xml:space="preserve">El 31 de marzo de 2025, presentó un reclamo a través del Libro de Reclamaciones de la página web de </w:t>
       </w:r>
@@ -1298,7 +1298,7 @@
           <w:color w:val="000000"/>
           <w:kern w:val="0"/>
           <w:lang w:eastAsia="es-ES"/>
-          <w14:ligatures w14:val="none"/>
+          <ns2:ligatures ns2:val="none"/>
         </w:rPr>
         <w:t>Interseguro</w:t>
       </w:r>
@@ -1309,12 +1309,12 @@
           <w:color w:val="000000"/>
           <w:kern w:val="0"/>
           <w:lang w:eastAsia="es-ES"/>
-          <w14:ligatures w14:val="none"/>
+          <ns2:ligatures ns2:val="none"/>
         </w:rPr>
         <w:t xml:space="preserve">, identificado con el 119859, solicitando la anulación del Seguro de Vida y la devolución total de las primas pagadas. </w:t>
       </w:r>
     </w:p>
-    <w:p>
+    <w:p ns2:paraId="1F4A1715" ns2:textId="77777777">
       <w:pPr>
         <w:pStyle w:val="Prrafodelista"/>
         <w:spacing w:line="240" w:lineRule="auto"/>
@@ -1323,11 +1323,11 @@
           <w:color w:val="000000"/>
           <w:kern w:val="0"/>
           <w:lang w:eastAsia="es-ES"/>
-          <w14:ligatures w14:val="none"/>
-        </w:rPr>
-      </w:pPr>
-    </w:p>
-    <w:p>
+          <ns2:ligatures ns2:val="none"/>
+        </w:rPr>
+      </w:pPr>
+    </w:p>
+    <w:p ns2:paraId="2357B337" ns2:textId="713E6F0F">
       <w:pPr>
         <w:pStyle w:val="Prrafodelista"/>
         <w:numPr>
@@ -1346,7 +1346,7 @@
           <w:color w:val="000000"/>
           <w:kern w:val="0"/>
           <w:lang w:eastAsia="es-ES"/>
-          <w14:ligatures w14:val="none"/>
+          <ns2:ligatures ns2:val="none"/>
         </w:rPr>
       </w:pPr>
       <w:r>
@@ -1355,7 +1355,7 @@
           <w:color w:val="000000"/>
           <w:kern w:val="0"/>
           <w:lang w:eastAsia="es-ES"/>
-          <w14:ligatures w14:val="none"/>
+          <ns2:ligatures ns2:val="none"/>
         </w:rPr>
         <w:lastRenderedPageBreak/>
         <w:t xml:space="preserve">El 9 de abril de 2025, </w:t>
@@ -1367,7 +1367,7 @@
           <w:color w:val="000000"/>
           <w:kern w:val="0"/>
           <w:lang w:eastAsia="es-ES"/>
-          <w14:ligatures w14:val="none"/>
+          <ns2:ligatures ns2:val="none"/>
         </w:rPr>
         <w:t>Interseguro</w:t>
       </w:r>
@@ -1378,7 +1378,7 @@
           <w:color w:val="000000"/>
           <w:kern w:val="0"/>
           <w:lang w:eastAsia="es-ES"/>
-          <w14:ligatures w14:val="none"/>
+          <ns2:ligatures ns2:val="none"/>
         </w:rPr>
         <w:t xml:space="preserve"> respondió al reclamo 119859 mediante carta</w:t>
       </w:r>
@@ -1388,7 +1388,7 @@
           <w:color w:val="000000"/>
           <w:kern w:val="0"/>
           <w:lang w:eastAsia="es-ES"/>
-          <w14:ligatures w14:val="none"/>
+          <ns2:ligatures ns2:val="none"/>
         </w:rPr>
         <w:t xml:space="preserve"> y</w:t>
       </w:r>
@@ -1398,12 +1398,12 @@
           <w:color w:val="000000"/>
           <w:kern w:val="0"/>
           <w:lang w:eastAsia="es-ES"/>
-          <w14:ligatures w14:val="none"/>
+          <ns2:ligatures ns2:val="none"/>
         </w:rPr>
         <w:t xml:space="preserve"> precisó que el Seguro de Vida incluía únicamente coberturas por fallecimiento por causas naturales o por accidente, sin incluir cobertura por invalidez. </w:t>
       </w:r>
     </w:p>
-    <w:p>
+    <w:p ns2:paraId="7683099D" ns2:textId="77777777">
       <w:pPr>
         <w:pStyle w:val="Prrafodelista"/>
         <w:spacing w:line="240" w:lineRule="auto"/>
@@ -1412,11 +1412,11 @@
           <w:color w:val="000000"/>
           <w:kern w:val="0"/>
           <w:lang w:eastAsia="es-ES"/>
-          <w14:ligatures w14:val="none"/>
-        </w:rPr>
-      </w:pPr>
-    </w:p>
-    <w:p>
+          <ns2:ligatures ns2:val="none"/>
+        </w:rPr>
+      </w:pPr>
+    </w:p>
+    <w:p ns2:paraId="3EBAE564" ns2:textId="7D31EFAF">
       <w:pPr>
         <w:pStyle w:val="Prrafodelista"/>
         <w:numPr>
@@ -1435,7 +1435,7 @@
           <w:color w:val="000000"/>
           <w:kern w:val="0"/>
           <w:lang w:eastAsia="es-ES"/>
-          <w14:ligatures w14:val="none"/>
+          <ns2:ligatures ns2:val="none"/>
         </w:rPr>
       </w:pPr>
       <w:r>
@@ -1444,7 +1444,7 @@
           <w:color w:val="000000"/>
           <w:kern w:val="0"/>
           <w:lang w:eastAsia="es-ES"/>
-          <w14:ligatures w14:val="none"/>
+          <ns2:ligatures ns2:val="none"/>
         </w:rPr>
         <w:t xml:space="preserve">El 11 de abril de 2025, presentó un nuevo reclamo ante </w:t>
       </w:r>
@@ -1455,7 +1455,7 @@
           <w:color w:val="000000"/>
           <w:kern w:val="0"/>
           <w:lang w:eastAsia="es-ES"/>
-          <w14:ligatures w14:val="none"/>
+          <ns2:ligatures ns2:val="none"/>
         </w:rPr>
         <w:t>Interseguro</w:t>
       </w:r>
@@ -1466,7 +1466,7 @@
           <w:color w:val="000000"/>
           <w:kern w:val="0"/>
           <w:lang w:eastAsia="es-ES"/>
-          <w14:ligatures w14:val="none"/>
+          <ns2:ligatures ns2:val="none"/>
         </w:rPr>
         <w:t xml:space="preserve">, expresando su disconformidad con la respuesta brindada al reclamo 119859, reiterando su solicitud de anulación de la póliza y devolución total de las primas pagadas, fundado en hechos que desnaturalizaban las condiciones de </w:t>
       </w:r>
@@ -1476,12 +1476,12 @@
           <w:color w:val="000000"/>
           <w:kern w:val="0"/>
           <w:lang w:eastAsia="es-ES"/>
-          <w14:ligatures w14:val="none"/>
+          <ns2:ligatures ns2:val="none"/>
         </w:rPr>
         <w:t xml:space="preserve">contratación. </w:t>
       </w:r>
     </w:p>
-    <w:p>
+    <w:p ns2:paraId="5C48456F" ns2:textId="77777777">
       <w:pPr>
         <w:pStyle w:val="Prrafodelista"/>
         <w:spacing w:line="240" w:lineRule="auto"/>
@@ -1490,11 +1490,11 @@
           <w:color w:val="000000"/>
           <w:kern w:val="0"/>
           <w:lang w:eastAsia="es-ES"/>
-          <w14:ligatures w14:val="none"/>
-        </w:rPr>
-      </w:pPr>
-    </w:p>
-    <w:p>
+          <ns2:ligatures ns2:val="none"/>
+        </w:rPr>
+      </w:pPr>
+    </w:p>
+    <w:p ns2:paraId="53ADF31A" ns2:textId="22597517">
       <w:pPr>
         <w:pStyle w:val="Prrafodelista"/>
         <w:numPr>
@@ -1513,7 +1513,7 @@
           <w:color w:val="000000"/>
           <w:kern w:val="0"/>
           <w:lang w:eastAsia="es-ES"/>
-          <w14:ligatures w14:val="none"/>
+          <ns2:ligatures ns2:val="none"/>
         </w:rPr>
       </w:pPr>
       <w:r>
@@ -1522,7 +1522,7 @@
           <w:color w:val="000000"/>
           <w:kern w:val="0"/>
           <w:lang w:eastAsia="es-ES"/>
-          <w14:ligatures w14:val="none"/>
+          <ns2:ligatures ns2:val="none"/>
         </w:rPr>
         <w:t xml:space="preserve">El 6 de mayo de 2025, </w:t>
       </w:r>
@@ -1532,7 +1532,7 @@
           <w:color w:val="000000"/>
           <w:kern w:val="0"/>
           <w:lang w:eastAsia="es-ES"/>
-          <w14:ligatures w14:val="none"/>
+          <ns2:ligatures ns2:val="none"/>
         </w:rPr>
         <w:t xml:space="preserve">realizó el pago para su nueva tarjeta de crédito, no obstante, </w:t>
       </w:r>
@@ -1543,7 +1543,7 @@
           <w:color w:val="000000"/>
           <w:kern w:val="0"/>
           <w:lang w:eastAsia="es-ES"/>
-          <w14:ligatures w14:val="none"/>
+          <ns2:ligatures ns2:val="none"/>
         </w:rPr>
         <w:t>Interseguro</w:t>
       </w:r>
@@ -1554,7 +1554,7 @@
           <w:color w:val="000000"/>
           <w:kern w:val="0"/>
           <w:lang w:eastAsia="es-ES"/>
-          <w14:ligatures w14:val="none"/>
+          <ns2:ligatures ns2:val="none"/>
         </w:rPr>
         <w:t xml:space="preserve"> cobró automáticamente </w:t>
       </w:r>
@@ -1564,7 +1564,7 @@
           <w:color w:val="000000"/>
           <w:kern w:val="0"/>
           <w:lang w:eastAsia="es-ES"/>
-          <w14:ligatures w14:val="none"/>
+          <ns2:ligatures ns2:val="none"/>
         </w:rPr>
         <w:t>una</w:t>
       </w:r>
@@ -1574,7 +1574,7 @@
           <w:color w:val="000000"/>
           <w:kern w:val="0"/>
           <w:lang w:eastAsia="es-ES"/>
-          <w14:ligatures w14:val="none"/>
+          <ns2:ligatures ns2:val="none"/>
         </w:rPr>
         <w:t xml:space="preserve"> prima </w:t>
       </w:r>
@@ -1584,7 +1584,7 @@
           <w:color w:val="000000"/>
           <w:kern w:val="0"/>
           <w:lang w:eastAsia="es-ES"/>
-          <w14:ligatures w14:val="none"/>
+          <ns2:ligatures ns2:val="none"/>
         </w:rPr>
         <w:t>de dicha</w:t>
       </w:r>
@@ -1594,7 +1594,7 @@
           <w:color w:val="000000"/>
           <w:kern w:val="0"/>
           <w:lang w:eastAsia="es-ES"/>
-          <w14:ligatures w14:val="none"/>
+          <ns2:ligatures ns2:val="none"/>
         </w:rPr>
         <w:t xml:space="preserve"> tarjeta de crédito sin autorización expresa, </w:t>
       </w:r>
@@ -1604,7 +1604,7 @@
           <w:color w:val="000000"/>
           <w:kern w:val="0"/>
           <w:lang w:eastAsia="es-ES"/>
-          <w14:ligatures w14:val="none"/>
+          <ns2:ligatures ns2:val="none"/>
         </w:rPr>
         <w:t>utilizando</w:t>
       </w:r>
@@ -1614,7 +1614,7 @@
           <w:color w:val="000000"/>
           <w:kern w:val="0"/>
           <w:lang w:eastAsia="es-ES"/>
-          <w14:ligatures w14:val="none"/>
+          <ns2:ligatures ns2:val="none"/>
         </w:rPr>
         <w:t xml:space="preserve"> un sistema que activa por defecto pagos recurrentes sin informar claramente ni permitir</w:t>
       </w:r>
@@ -1624,7 +1624,7 @@
           <w:color w:val="000000"/>
           <w:kern w:val="0"/>
           <w:lang w:eastAsia="es-ES"/>
-          <w14:ligatures w14:val="none"/>
+          <ns2:ligatures ns2:val="none"/>
         </w:rPr>
         <w:t xml:space="preserve">le </w:t>
       </w:r>
@@ -1634,7 +1634,7 @@
           <w:color w:val="000000"/>
           <w:kern w:val="0"/>
           <w:lang w:eastAsia="es-ES"/>
-          <w14:ligatures w14:val="none"/>
+          <ns2:ligatures ns2:val="none"/>
         </w:rPr>
         <w:t>rechazar o gestio</w:t>
       </w:r>
@@ -1644,12 +1644,12 @@
           <w:color w:val="000000"/>
           <w:kern w:val="0"/>
           <w:lang w:eastAsia="es-ES"/>
-          <w14:ligatures w14:val="none"/>
+          <ns2:ligatures ns2:val="none"/>
         </w:rPr>
         <w:t>nar la tarjeta registrada.</w:t>
       </w:r>
     </w:p>
-    <w:p>
+    <w:p ns2:paraId="53541B7D" ns2:textId="77777777">
       <w:pPr>
         <w:pStyle w:val="Prrafodelista"/>
         <w:spacing w:line="240" w:lineRule="auto"/>
@@ -1658,11 +1658,11 @@
           <w:color w:val="000000"/>
           <w:kern w:val="0"/>
           <w:lang w:eastAsia="es-ES"/>
-          <w14:ligatures w14:val="none"/>
-        </w:rPr>
-      </w:pPr>
-    </w:p>
-    <w:p>
+          <ns2:ligatures ns2:val="none"/>
+        </w:rPr>
+      </w:pPr>
+    </w:p>
+    <w:p ns2:paraId="080B4DE3" ns2:textId="60622389">
       <w:pPr>
         <w:pStyle w:val="Prrafodelista"/>
         <w:numPr>
@@ -1681,7 +1681,7 @@
           <w:color w:val="000000"/>
           <w:kern w:val="0"/>
           <w:lang w:eastAsia="es-ES"/>
-          <w14:ligatures w14:val="none"/>
+          <ns2:ligatures ns2:val="none"/>
         </w:rPr>
       </w:pPr>
       <w:r>
@@ -1690,7 +1690,7 @@
           <w:color w:val="000000"/>
           <w:kern w:val="0"/>
           <w:lang w:eastAsia="es-ES"/>
-          <w14:ligatures w14:val="none"/>
+          <ns2:ligatures ns2:val="none"/>
         </w:rPr>
         <w:t xml:space="preserve">Durante el tiempo de vigencia del seguro, </w:t>
       </w:r>
@@ -1700,7 +1700,7 @@
           <w:color w:val="000000"/>
           <w:kern w:val="0"/>
           <w:lang w:eastAsia="es-ES"/>
-          <w14:ligatures w14:val="none"/>
+          <ns2:ligatures ns2:val="none"/>
         </w:rPr>
         <w:t>presentó varios reclamos que no fueron registrados en la plataforma ni enviados por correo, lo que impidió darles seguimiento, apareciendo únicamente un trámite de cambio de beneficiario y no sus solicitudes de anulación de póliza</w:t>
       </w:r>
@@ -1710,12 +1710,12 @@
           <w:color w:val="000000"/>
           <w:kern w:val="0"/>
           <w:lang w:eastAsia="es-ES"/>
-          <w14:ligatures w14:val="none"/>
+          <ns2:ligatures ns2:val="none"/>
         </w:rPr>
         <w:t xml:space="preserve">. </w:t>
       </w:r>
     </w:p>
-    <w:p>
+    <w:p ns2:paraId="34B7C1F1" ns2:textId="77777777">
       <w:pPr>
         <w:pStyle w:val="Prrafodelista"/>
         <w:spacing w:line="240" w:lineRule="auto"/>
@@ -1724,11 +1724,11 @@
           <w:color w:val="000000"/>
           <w:kern w:val="0"/>
           <w:lang w:eastAsia="es-ES"/>
-          <w14:ligatures w14:val="none"/>
-        </w:rPr>
-      </w:pPr>
-    </w:p>
-    <w:p>
+          <ns2:ligatures ns2:val="none"/>
+        </w:rPr>
+      </w:pPr>
+    </w:p>
+    <w:p ns2:paraId="2F9CF7F5" ns2:textId="05BF16E3">
       <w:pPr>
         <w:pStyle w:val="Prrafodelista"/>
         <w:numPr>
@@ -1747,7 +1747,7 @@
           <w:color w:val="000000"/>
           <w:kern w:val="0"/>
           <w:lang w:eastAsia="es-ES"/>
-          <w14:ligatures w14:val="none"/>
+          <ns2:ligatures ns2:val="none"/>
         </w:rPr>
       </w:pPr>
       <w:r>
@@ -1756,12 +1756,12 @@
           <w:color w:val="000000"/>
           <w:kern w:val="0"/>
           <w:lang w:eastAsia="es-ES"/>
-          <w14:ligatures w14:val="none"/>
+          <ns2:ligatures ns2:val="none"/>
         </w:rPr>
         <w:t>Como consecuencia de los hechos descritos, sufrió una pérdida económica superior a S/.6 000.00, lo que generó frustración por expectativas incumplidas y la percepción de haber sido inducido a contratar el seguro mediante información incompleta, publicidad engañosa y servicios no prestados según lo ofrecido.</w:t>
       </w:r>
     </w:p>
-    <w:p>
+    <w:p ns2:paraId="33E14FF7" ns2:textId="77777777">
       <w:pPr>
         <w:tabs>
           <w:tab w:val="left" w:pos="1134"/>
@@ -1773,11 +1773,11 @@
           <w:color w:val="000000"/>
           <w:kern w:val="0"/>
           <w:lang w:eastAsia="es-ES"/>
-          <w14:ligatures w14:val="none"/>
-        </w:rPr>
-      </w:pPr>
-    </w:p>
-    <w:p>
+          <ns2:ligatures ns2:val="none"/>
+        </w:rPr>
+      </w:pPr>
+    </w:p>
+    <w:p ns2:paraId="65C58807" ns2:textId="5EA9F7F2">
       <w:pPr>
         <w:numPr>
           <w:ilvl w:val="1"/>
@@ -1795,14 +1795,14 @@
           <w:color w:val="000000"/>
           <w:kern w:val="0"/>
           <w:lang w:val="es-ES" w:eastAsia="es-ES"/>
-          <w14:ligatures w14:val="none"/>
+          <ns2:ligatures ns2:val="none"/>
         </w:rPr>
       </w:pPr>
       <w:r>
         <w:rPr>
           <w:rFonts w:ascii="Arial Narrow" w:eastAsia="Calibri" w:hAnsi="Arial Narrow" w:cs="Arial"/>
           <w:kern w:val="0"/>
-          <w14:ligatures w14:val="none"/>
+          <ns2:ligatures ns2:val="none"/>
         </w:rPr>
         <w:t xml:space="preserve">El señor [APELLIDO] solicitó, en calidad de medida correctiva, que Interseguro cumpla con: (i) realizar la devolución total del monto abonado de S/ 7 052,81, correspondiente a las primas pagadas por la póliza del Seguro de Vida; (ii) realizar la eliminación de cualquier afiliación no autorizada de su tarjeta de crédito utilizada en el pago del seguro, así como la modificación del sistema de pagos.; (iii) realizar la atención y resolución de todos los reclamos presentados y no respondidos, conforme a los plazos establecidos por ley; y, (iv) realizar la revisión y modificación de sus prácticas publicitarias, a fin de evitar inducir al error con mensajes que no advierten de manera destacada las restricciones técnicas o condiciones excluyentes de sus productos. Asimismo, requirió el reembolso de costos y costas del presente procedimiento.</w:t>
       </w:r>
@@ -1811,7 +1811,7 @@
         <w:rPr>
           <w:rFonts w:ascii="Arial Narrow" w:eastAsia="Calibri" w:hAnsi="Arial Narrow" w:cs="Arial"/>
           <w:kern w:val="0"/>
-          <w14:ligatures w14:val="none"/>
+          <ns2:ligatures ns2:val="none"/>
         </w:rPr>
         <w:t/>
       </w:r>
@@ -1820,7 +1820,7 @@
         <w:rPr>
           <w:rFonts w:ascii="Arial Narrow" w:eastAsia="Calibri" w:hAnsi="Arial Narrow" w:cs="Arial"/>
           <w:kern w:val="0"/>
-          <w14:ligatures w14:val="none"/>
+          <ns2:ligatures ns2:val="none"/>
         </w:rPr>
         <w:t xml:space="preserve"/>
       </w:r>
@@ -1830,7 +1830,7 @@
           <w:color w:val="000000"/>
           <w:kern w:val="0"/>
           <w:lang w:val="es-ES" w:eastAsia="es-ES"/>
-          <w14:ligatures w14:val="none"/>
+          <ns2:ligatures ns2:val="none"/>
         </w:rPr>
         <w:t xml:space="preserve"/>
       </w:r>
@@ -1841,7 +1841,7 @@
           <w:color w:val="000000"/>
           <w:kern w:val="0"/>
           <w:lang w:val="es-ES" w:eastAsia="es-ES"/>
-          <w14:ligatures w14:val="none"/>
+          <ns2:ligatures ns2:val="none"/>
         </w:rPr>
         <w:t/>
       </w:r>
@@ -1852,7 +1852,7 @@
           <w:color w:val="000000"/>
           <w:kern w:val="0"/>
           <w:lang w:val="es-ES" w:eastAsia="es-ES"/>
-          <w14:ligatures w14:val="none"/>
+          <ns2:ligatures ns2:val="none"/>
         </w:rPr>
         <w:t xml:space="preserve"/>
       </w:r>
@@ -1862,7 +1862,7 @@
           <w:color w:val="000000"/>
           <w:kern w:val="0"/>
           <w:lang w:val="es-ES" w:eastAsia="es-ES"/>
-          <w14:ligatures w14:val="none"/>
+          <ns2:ligatures ns2:val="none"/>
         </w:rPr>
         <w:t/>
       </w:r>
@@ -1872,7 +1872,7 @@
           <w:color w:val="000000"/>
           <w:kern w:val="0"/>
           <w:lang w:val="es-ES" w:eastAsia="es-ES"/>
-          <w14:ligatures w14:val="none"/>
+          <ns2:ligatures ns2:val="none"/>
         </w:rPr>
         <w:t/>
       </w:r>
@@ -1885,7 +1885,7 @@
           <w:color w:val="000000"/>
           <w:kern w:val="0"/>
           <w:lang w:val="es-ES" w:eastAsia="es-ES"/>
-          <w14:ligatures w14:val="none"/>
+          <ns2:ligatures ns2:val="none"/>
         </w:rPr>
         <w:t/>
       </w:r>
@@ -1895,7 +1895,7 @@
           <w:color w:val="000000"/>
           <w:kern w:val="0"/>
           <w:lang w:val="es-ES" w:eastAsia="es-ES"/>
-          <w14:ligatures w14:val="none"/>
+          <ns2:ligatures ns2:val="none"/>
         </w:rPr>
         <w:t xml:space="preserve"/>
       </w:r>
@@ -1906,7 +1906,7 @@
           <w:color w:val="000000"/>
           <w:kern w:val="0"/>
           <w:lang w:val="es-ES" w:eastAsia="es-ES"/>
-          <w14:ligatures w14:val="none"/>
+          <ns2:ligatures ns2:val="none"/>
         </w:rPr>
         <w:t/>
       </w:r>
@@ -1917,7 +1917,7 @@
           <w:color w:val="000000"/>
           <w:kern w:val="0"/>
           <w:lang w:val="es-ES" w:eastAsia="es-ES"/>
-          <w14:ligatures w14:val="none"/>
+          <ns2:ligatures ns2:val="none"/>
         </w:rPr>
         <w:t/>
       </w:r>
@@ -1928,7 +1928,7 @@
           <w:color w:val="000000"/>
           <w:kern w:val="0"/>
           <w:lang w:val="es-ES" w:eastAsia="es-ES"/>
-          <w14:ligatures w14:val="none"/>
+          <ns2:ligatures ns2:val="none"/>
         </w:rPr>
         <w:t/>
       </w:r>
@@ -1939,7 +1939,7 @@
           <w:color w:val="000000"/>
           <w:kern w:val="0"/>
           <w:lang w:val="es-ES" w:eastAsia="es-ES"/>
-          <w14:ligatures w14:val="none"/>
+          <ns2:ligatures ns2:val="none"/>
         </w:rPr>
         <w:t xml:space="preserve"/>
       </w:r>
@@ -1949,7 +1949,7 @@
           <w:color w:val="000000"/>
           <w:kern w:val="0"/>
           <w:lang w:val="es-ES" w:eastAsia="es-ES"/>
-          <w14:ligatures w14:val="none"/>
+          <ns2:ligatures ns2:val="none"/>
         </w:rPr>
         <w:t/>
       </w:r>
@@ -1959,7 +1959,7 @@
           <w:color w:val="000000"/>
           <w:kern w:val="0"/>
           <w:lang w:val="es-ES" w:eastAsia="es-ES"/>
-          <w14:ligatures w14:val="none"/>
+          <ns2:ligatures ns2:val="none"/>
         </w:rPr>
         <w:t xml:space="preserve"/>
       </w:r>
@@ -1970,7 +1970,7 @@
           <w:color w:val="000000"/>
           <w:kern w:val="0"/>
           <w:lang w:val="es-ES" w:eastAsia="es-ES"/>
-          <w14:ligatures w14:val="none"/>
+          <ns2:ligatures ns2:val="none"/>
         </w:rPr>
         <w:t/>
       </w:r>
@@ -1981,7 +1981,7 @@
           <w:color w:val="000000"/>
           <w:kern w:val="0"/>
           <w:lang w:val="es-ES" w:eastAsia="es-ES"/>
-          <w14:ligatures w14:val="none"/>
+          <ns2:ligatures ns2:val="none"/>
         </w:rPr>
         <w:t/>
       </w:r>
@@ -1991,7 +1991,7 @@
           <w:color w:val="000000"/>
           <w:kern w:val="0"/>
           <w:lang w:val="es-ES" w:eastAsia="es-ES"/>
-          <w14:ligatures w14:val="none"/>
+          <ns2:ligatures ns2:val="none"/>
         </w:rPr>
         <w:t xml:space="preserve"/>
       </w:r>
@@ -2001,7 +2001,7 @@
           <w:color w:val="000000"/>
           <w:kern w:val="0"/>
           <w:lang w:val="es-ES" w:eastAsia="es-ES"/>
-          <w14:ligatures w14:val="none"/>
+          <ns2:ligatures ns2:val="none"/>
         </w:rPr>
         <w:t/>
       </w:r>
@@ -2011,7 +2011,7 @@
           <w:color w:val="000000"/>
           <w:kern w:val="0"/>
           <w:lang w:val="es-ES" w:eastAsia="es-ES"/>
-          <w14:ligatures w14:val="none"/>
+          <ns2:ligatures ns2:val="none"/>
         </w:rPr>
         <w:t xml:space="preserve"/>
       </w:r>
@@ -2021,12 +2021,12 @@
           <w:color w:val="000000"/>
           <w:kern w:val="0"/>
           <w:lang w:val="es-ES" w:eastAsia="es-ES"/>
-          <w14:ligatures w14:val="none"/>
+          <ns2:ligatures ns2:val="none"/>
         </w:rPr>
         <w:t/>
       </w:r>
     </w:p>
-    <w:p>
+    <w:p ns2:paraId="66005174" ns2:textId="77777777">
       <w:pPr>
         <w:spacing w:after="0" w:line="240" w:lineRule="auto"/>
         <w:contextualSpacing/>
@@ -2037,11 +2037,11 @@
           <w:color w:val="000000"/>
           <w:kern w:val="0"/>
           <w:lang w:eastAsia="es-PE"/>
-          <w14:ligatures w14:val="none"/>
-        </w:rPr>
-      </w:pPr>
-    </w:p>
-    <w:p>
+          <ns2:ligatures ns2:val="none"/>
+        </w:rPr>
+      </w:pPr>
+    </w:p>
+    <w:p ns2:paraId="3541B1F9" ns2:textId="77777777">
       <w:pPr>
         <w:pStyle w:val="Prrafodelista"/>
         <w:numPr>
@@ -2061,7 +2061,7 @@
           <w:color w:val="000000"/>
           <w:kern w:val="0"/>
           <w:lang w:eastAsia="es-PE"/>
-          <w14:ligatures w14:val="none"/>
+          <ns2:ligatures ns2:val="none"/>
         </w:rPr>
       </w:pPr>
       <w:r>
@@ -2071,12 +2071,12 @@
           <w:color w:val="000000"/>
           <w:kern w:val="0"/>
           <w:lang w:eastAsia="es-PE"/>
-          <w14:ligatures w14:val="none"/>
+          <ns2:ligatures ns2:val="none"/>
         </w:rPr>
         <w:t>DE LA ADMISIÓN A TRÁMITE DE LA DENUNCIA</w:t>
       </w:r>
     </w:p>
-    <w:p>
+    <w:p ns2:paraId="34556756" ns2:textId="77777777">
       <w:pPr>
         <w:spacing w:after="0" w:line="240" w:lineRule="auto"/>
         <w:ind w:left="567"/>
@@ -2088,11 +2088,11 @@
           <w:color w:val="000000"/>
           <w:kern w:val="0"/>
           <w:lang w:eastAsia="es-PE"/>
-          <w14:ligatures w14:val="none"/>
-        </w:rPr>
-      </w:pPr>
-    </w:p>
-    <w:p>
+          <ns2:ligatures ns2:val="none"/>
+        </w:rPr>
+      </w:pPr>
+    </w:p>
+    <w:p ns2:paraId="20BE1142" ns2:textId="50C27743">
       <w:pPr>
         <w:pStyle w:val="Prrafodelista"/>
         <w:numPr>
@@ -2105,7 +2105,7 @@
         <w:rPr>
           <w:rFonts w:ascii="Arial Narrow" w:eastAsia="Arial Narrow" w:hAnsi="Arial Narrow" w:cs="Arial Narrow"/>
           <w:kern w:val="0"/>
-          <w14:ligatures w14:val="none"/>
+          <ns2:ligatures ns2:val="none"/>
         </w:rPr>
       </w:pPr>
       <w:bookmarkStart w:id="1" w:name="_Hlk140755208"/>
@@ -2117,7 +2117,7 @@
           <w:color w:val="000000"/>
           <w:kern w:val="0"/>
           <w:lang w:eastAsia="es-PE"/>
-          <w14:ligatures w14:val="none"/>
+          <ns2:ligatures ns2:val="none"/>
         </w:rPr>
         <w:t xml:space="preserve">La </w:t>
       </w:r>
@@ -2130,7 +2130,7 @@
           <w:color w:val="000000"/>
           <w:kern w:val="0"/>
           <w:lang w:eastAsia="es-PE"/>
-          <w14:ligatures w14:val="none"/>
+          <ns2:ligatures ns2:val="none"/>
         </w:rPr>
         <w:t xml:space="preserve">Secretaría Técnica de la Comisión de Protección al </w:t>
       </w:r>
@@ -2140,7 +2140,7 @@
           <w:color w:val="000000"/>
           <w:kern w:val="0"/>
           <w:lang w:eastAsia="es-PE"/>
-          <w14:ligatures w14:val="none"/>
+          <ns2:ligatures ns2:val="none"/>
         </w:rPr>
         <w:t>Consumidor 1 (en adelante, la Secretaría Técnica), en ejercicio de sus facultades</w:t>
       </w:r>
@@ -2150,7 +2150,7 @@
           <w:rFonts w:ascii="Arial Narrow" w:eastAsia="Arial Narrow" w:hAnsi="Arial Narrow" w:cs="Arial Narrow"/>
           <w:kern w:val="0"/>
           <w:vertAlign w:val="superscript"/>
-          <w14:ligatures w14:val="none"/>
+          <ns2:ligatures ns2:val="none"/>
         </w:rPr>
         <w:footnoteReference w:id="3"/>
       </w:r>
@@ -2160,7 +2160,7 @@
           <w:color w:val="000000"/>
           <w:kern w:val="0"/>
           <w:lang w:eastAsia="es-PE"/>
-          <w14:ligatures w14:val="none"/>
+          <ns2:ligatures ns2:val="none"/>
         </w:rPr>
         <w:t xml:space="preserve">, considera </w:t>
       </w:r>
@@ -2168,7 +2168,7 @@
         <w:rPr>
           <w:rFonts w:ascii="Arial Narrow" w:eastAsia="Arial Narrow" w:hAnsi="Arial Narrow" w:cs="Arial Narrow"/>
           <w:kern w:val="0"/>
-          <w14:ligatures w14:val="none"/>
+          <ns2:ligatures ns2:val="none"/>
         </w:rPr>
         <w:t xml:space="preserve">que el hecho denunciado, consistente en que </w:t>
       </w:r>
@@ -2178,7 +2178,7 @@
           <w:kern w:val="0"/>
           <w:shd w:val="clear" w:color="auto" w:fill="FFFFFF"/>
           <w:lang w:eastAsia="es-PE"/>
-          <w14:ligatures w14:val="none"/>
+          <ns2:ligatures ns2:val="none"/>
         </w:rPr>
         <w:t>la compañía aseguradora habría vendido el Seguro de Vida - Póliza 07800025783 al denunciante con beneficios publicitarios que no fueron cumplidos (vale promocional de S/ 150,00 y cuota gratis), sin advertirle las condiciones ocultas para su uso</w:t>
       </w:r>
@@ -2186,7 +2186,7 @@
         <w:rPr>
           <w:rFonts w:ascii="Arial Narrow" w:eastAsia="Arial Narrow" w:hAnsi="Arial Narrow" w:cs="Arial Narrow"/>
           <w:kern w:val="0"/>
-          <w14:ligatures w14:val="none"/>
+          <ns2:ligatures ns2:val="none"/>
         </w:rPr>
         <w:t xml:space="preserve">; involucraría una presunta afectación a sus </w:t>
       </w:r>
@@ -2194,7 +2194,7 @@
         <w:rPr>
           <w:rFonts w:ascii="Arial Narrow" w:eastAsia="Arial Narrow" w:hAnsi="Arial Narrow" w:cs="Arial Narrow"/>
           <w:kern w:val="0"/>
-          <w14:ligatures w14:val="none"/>
+          <ns2:ligatures ns2:val="none"/>
         </w:rPr>
         <w:lastRenderedPageBreak/>
         <w:t>expectativas, quien no habría encontrado una correspondencia entre lo que esperaba recibir de parte del proveedor y lo que realmente recibió. Por consiguiente, corresponde calificar el hecho materia de denuncia como una presunta infracción al deber de idoneidad, tipificado en los artículos 18</w:t>
@@ -2205,7 +2205,7 @@
           <w:color w:val="000000"/>
           <w:kern w:val="0"/>
           <w:lang w:eastAsia="es-PE"/>
-          <w14:ligatures w14:val="none"/>
+          <ns2:ligatures ns2:val="none"/>
         </w:rPr>
         <w:t/>
       </w:r>
@@ -2213,7 +2213,7 @@
         <w:rPr>
           <w:rFonts w:ascii="Arial Narrow" w:eastAsia="Arial Narrow" w:hAnsi="Arial Narrow" w:cs="Arial Narrow"/>
           <w:kern w:val="0"/>
-          <w14:ligatures w14:val="none"/>
+          <ns2:ligatures ns2:val="none"/>
         </w:rPr>
         <w:t xml:space="preserve"> y 19</w:t>
       </w:r>
@@ -2223,7 +2223,7 @@
           <w:color w:val="000000"/>
           <w:kern w:val="0"/>
           <w:lang w:eastAsia="es-PE"/>
-          <w14:ligatures w14:val="none"/>
+          <ns2:ligatures ns2:val="none"/>
         </w:rPr>
         <w:t/>
       </w:r>
@@ -2231,7 +2231,7 @@
         <w:rPr>
           <w:rFonts w:ascii="Arial Narrow" w:eastAsia="Arial Narrow" w:hAnsi="Arial Narrow" w:cs="Arial Narrow"/>
           <w:kern w:val="0"/>
-          <w14:ligatures w14:val="none"/>
+          <ns2:ligatures ns2:val="none"/>
         </w:rPr>
         <w:t xml:space="preserve"> del Código</w:t>
       </w:r>
@@ -2241,7 +2241,7 @@
           <w:rFonts w:ascii="Arial Narrow" w:eastAsia="Arial Narrow" w:hAnsi="Arial Narrow" w:cs="Arial"/>
           <w:kern w:val="0"/>
           <w:vertAlign w:val="superscript"/>
-          <w14:ligatures w14:val="none"/>
+          <ns2:ligatures ns2:val="none"/>
         </w:rPr>
         <w:footnoteReference w:id="4"/>
       </w:r>
@@ -2249,23 +2249,23 @@
         <w:rPr>
           <w:rFonts w:ascii="Arial Narrow" w:eastAsia="Arial Narrow" w:hAnsi="Arial Narrow" w:cs="Arial Narrow"/>
           <w:kern w:val="0"/>
-          <w14:ligatures w14:val="none"/>
+          <ns2:ligatures ns2:val="none"/>
         </w:rPr>
         <w:t>.</w:t>
       </w:r>
     </w:p>
-    <w:p>
-      <w:pPr>
-        <w:spacing w:after="0" w:line="240" w:lineRule="auto"/>
-        <w:jc w:val="both"/>
-        <w:rPr>
-          <w:rFonts w:ascii="Arial Narrow" w:eastAsia="Arial Narrow" w:hAnsi="Arial Narrow" w:cs="Arial Narrow"/>
-          <w:kern w:val="0"/>
-          <w14:ligatures w14:val="none"/>
-        </w:rPr>
-      </w:pPr>
-    </w:p>
-    <w:p>
+    <w:p ns2:paraId="36A8E100" ns2:textId="77777777">
+      <w:pPr>
+        <w:spacing w:after="0" w:line="240" w:lineRule="auto"/>
+        <w:jc w:val="both"/>
+        <w:rPr>
+          <w:rFonts w:ascii="Arial Narrow" w:eastAsia="Arial Narrow" w:hAnsi="Arial Narrow" w:cs="Arial Narrow"/>
+          <w:kern w:val="0"/>
+          <ns2:ligatures ns2:val="none"/>
+        </w:rPr>
+      </w:pPr>
+    </w:p>
+    <w:p ns2:paraId="07CC968B" ns2:textId="3CAE4ACB">
       <w:pPr>
         <w:pStyle w:val="Prrafodelista"/>
         <w:numPr>
@@ -2278,14 +2278,14 @@
         <w:rPr>
           <w:rFonts w:ascii="Arial Narrow" w:eastAsia="Arial Narrow" w:hAnsi="Arial Narrow" w:cs="Arial Narrow"/>
           <w:kern w:val="0"/>
-          <w14:ligatures w14:val="none"/>
-        </w:rPr>
-      </w:pPr>
-      <w:r>
-        <w:rPr>
-          <w:rFonts w:ascii="Arial Narrow" w:eastAsia="Arial Narrow" w:hAnsi="Arial Narrow" w:cs="Arial Narrow"/>
-          <w:kern w:val="0"/>
-          <w14:ligatures w14:val="none"/>
+          <ns2:ligatures ns2:val="none"/>
+        </w:rPr>
+      </w:pPr>
+      <w:r>
+        <w:rPr>
+          <w:rFonts w:ascii="Arial Narrow" w:eastAsia="Arial Narrow" w:hAnsi="Arial Narrow" w:cs="Arial Narrow"/>
+          <w:kern w:val="0"/>
+          <ns2:ligatures ns2:val="none"/>
         </w:rPr>
         <w:t xml:space="preserve">Así también, la Secretaría Técnica, en ejercicio de sus facultades, </w:t>
       </w:r>
@@ -2295,7 +2295,7 @@
           <w:color w:val="000000"/>
           <w:kern w:val="0"/>
           <w:lang w:eastAsia="es-PE"/>
-          <w14:ligatures w14:val="none"/>
+          <ns2:ligatures ns2:val="none"/>
         </w:rPr>
         <w:t xml:space="preserve">considera </w:t>
       </w:r>
@@ -2303,7 +2303,7 @@
         <w:rPr>
           <w:rFonts w:ascii="Arial Narrow" w:eastAsia="Arial Narrow" w:hAnsi="Arial Narrow" w:cs="Arial Narrow"/>
           <w:kern w:val="0"/>
-          <w14:ligatures w14:val="none"/>
+          <ns2:ligatures ns2:val="none"/>
         </w:rPr>
         <w:t xml:space="preserve">que el hecho denunciado, consistente en que </w:t>
       </w:r>
@@ -2311,7 +2311,7 @@
         <w:rPr>
           <w:rFonts w:ascii="Arial Narrow" w:eastAsia="Arial Narrow" w:hAnsi="Arial Narrow" w:cs="Arial Narrow"/>
           <w:kern w:val="0"/>
-          <w14:ligatures w14:val="none"/>
+          <ns2:ligatures ns2:val="none"/>
         </w:rPr>
         <w:t>la compañía aseguradora habría ofrecido el Seguro de Vida - Póliza 07800025783 al denunciante como una alternativa para reemplazar el Seguro de Desgravamen, omitiendo información técnica y esencial como la exigencia de cobertura por invalidez total y permanente</w:t>
       </w:r>
@@ -2319,7 +2319,7 @@
         <w:rPr>
           <w:rFonts w:ascii="Arial Narrow" w:eastAsia="Arial Narrow" w:hAnsi="Arial Narrow" w:cs="Arial Narrow"/>
           <w:kern w:val="0"/>
-          <w14:ligatures w14:val="none"/>
+          <ns2:ligatures ns2:val="none"/>
         </w:rPr>
         <w:t>; involucraría una presunta afectación a sus expectativas, quien no habría encontrado una correspondencia entre lo que esperaba recibir de parte del proveedor y lo que realmente recibió. Por consiguiente, corresponde calificar el hecho materia de denuncia como una presunta infracción al deber de idoneidad, tipificado en los artículos 18</w:t>
       </w:r>
@@ -2329,7 +2329,7 @@
           <w:color w:val="000000"/>
           <w:kern w:val="0"/>
           <w:lang w:eastAsia="es-PE"/>
-          <w14:ligatures w14:val="none"/>
+          <ns2:ligatures ns2:val="none"/>
         </w:rPr>
         <w:t/>
       </w:r>
@@ -2337,7 +2337,7 @@
         <w:rPr>
           <w:rFonts w:ascii="Arial Narrow" w:eastAsia="Arial Narrow" w:hAnsi="Arial Narrow" w:cs="Arial Narrow"/>
           <w:kern w:val="0"/>
-          <w14:ligatures w14:val="none"/>
+          <ns2:ligatures ns2:val="none"/>
         </w:rPr>
         <w:t xml:space="preserve"> y 19</w:t>
       </w:r>
@@ -2347,7 +2347,7 @@
           <w:color w:val="000000"/>
           <w:kern w:val="0"/>
           <w:lang w:eastAsia="es-PE"/>
-          <w14:ligatures w14:val="none"/>
+          <ns2:ligatures ns2:val="none"/>
         </w:rPr>
         <w:t/>
       </w:r>
@@ -2355,23 +2355,23 @@
         <w:rPr>
           <w:rFonts w:ascii="Arial Narrow" w:eastAsia="Arial Narrow" w:hAnsi="Arial Narrow" w:cs="Arial Narrow"/>
           <w:kern w:val="0"/>
-          <w14:ligatures w14:val="none"/>
+          <ns2:ligatures ns2:val="none"/>
         </w:rPr>
         <w:t xml:space="preserve"> del Código.</w:t>
       </w:r>
     </w:p>
-    <w:p>
-      <w:pPr>
-        <w:spacing w:after="0" w:line="240" w:lineRule="auto"/>
-        <w:jc w:val="both"/>
-        <w:rPr>
-          <w:rFonts w:ascii="Arial Narrow" w:eastAsia="Arial Narrow" w:hAnsi="Arial Narrow" w:cs="Arial Narrow"/>
-          <w:kern w:val="0"/>
-          <w14:ligatures w14:val="none"/>
-        </w:rPr>
-      </w:pPr>
-    </w:p>
-    <w:p>
+    <w:p ns2:paraId="4EB8084B" ns2:textId="77777777">
+      <w:pPr>
+        <w:spacing w:after="0" w:line="240" w:lineRule="auto"/>
+        <w:jc w:val="both"/>
+        <w:rPr>
+          <w:rFonts w:ascii="Arial Narrow" w:eastAsia="Arial Narrow" w:hAnsi="Arial Narrow" w:cs="Arial Narrow"/>
+          <w:kern w:val="0"/>
+          <ns2:ligatures ns2:val="none"/>
+        </w:rPr>
+      </w:pPr>
+    </w:p>
+    <w:p ns2:paraId="05230F20" ns2:textId="72836F78">
       <w:pPr>
         <w:pStyle w:val="Prrafodelista"/>
         <w:numPr>
@@ -2384,14 +2384,14 @@
         <w:rPr>
           <w:rFonts w:ascii="Arial Narrow" w:eastAsia="Arial Narrow" w:hAnsi="Arial Narrow" w:cs="Arial Narrow"/>
           <w:kern w:val="0"/>
-          <w14:ligatures w14:val="none"/>
-        </w:rPr>
-      </w:pPr>
-      <w:r>
-        <w:rPr>
-          <w:rFonts w:ascii="Arial Narrow" w:eastAsia="Arial Narrow" w:hAnsi="Arial Narrow" w:cs="Arial Narrow"/>
-          <w:kern w:val="0"/>
-          <w14:ligatures w14:val="none"/>
+          <ns2:ligatures ns2:val="none"/>
+        </w:rPr>
+      </w:pPr>
+      <w:r>
+        <w:rPr>
+          <w:rFonts w:ascii="Arial Narrow" w:eastAsia="Arial Narrow" w:hAnsi="Arial Narrow" w:cs="Arial Narrow"/>
+          <w:kern w:val="0"/>
+          <ns2:ligatures ns2:val="none"/>
         </w:rPr>
         <w:t xml:space="preserve">Así también, la Secretaría Técnica, en ejercicio de sus facultades, </w:t>
       </w:r>
@@ -2401,7 +2401,7 @@
           <w:color w:val="000000"/>
           <w:kern w:val="0"/>
           <w:lang w:eastAsia="es-PE"/>
-          <w14:ligatures w14:val="none"/>
+          <ns2:ligatures ns2:val="none"/>
         </w:rPr>
         <w:t xml:space="preserve">considera </w:t>
       </w:r>
@@ -2409,7 +2409,7 @@
         <w:rPr>
           <w:rFonts w:ascii="Arial Narrow" w:eastAsia="Arial Narrow" w:hAnsi="Arial Narrow" w:cs="Arial Narrow"/>
           <w:kern w:val="0"/>
-          <w14:ligatures w14:val="none"/>
+          <ns2:ligatures ns2:val="none"/>
         </w:rPr>
         <w:t xml:space="preserve">que el hecho denunciado, consistente en </w:t>
       </w:r>
@@ -2417,7 +2417,7 @@
         <w:rPr>
           <w:rFonts w:ascii="Arial Narrow" w:eastAsia="Arial Narrow" w:hAnsi="Arial Narrow" w:cs="Arial Narrow"/>
           <w:kern w:val="0"/>
-          <w14:ligatures w14:val="none"/>
+          <ns2:ligatures ns2:val="none"/>
         </w:rPr>
         <w:t>que</w:t>
       </w:r>
@@ -2425,7 +2425,7 @@
         <w:rPr>
           <w:rFonts w:ascii="Arial Narrow" w:eastAsia="Arial Narrow" w:hAnsi="Arial Narrow" w:cs="Arial Narrow"/>
           <w:kern w:val="0"/>
-          <w14:ligatures w14:val="none"/>
+          <ns2:ligatures ns2:val="none"/>
         </w:rPr>
         <w:t xml:space="preserve"> </w:t>
       </w:r>
@@ -2433,7 +2433,7 @@
         <w:rPr>
           <w:rFonts w:ascii="Arial Narrow" w:eastAsia="Arial Narrow" w:hAnsi="Arial Narrow" w:cs="Arial Narrow"/>
           <w:kern w:val="0"/>
-          <w14:ligatures w14:val="none"/>
+          <ns2:ligatures ns2:val="none"/>
         </w:rPr>
         <w:t>la compañía aseguradora no habría cumplido con gestionar el servicio de asistencia vehicular solicitado por el denunciante, pese a que este formaba parte del Seguro de Vida contratado</w:t>
       </w:r>
@@ -2441,7 +2441,7 @@
         <w:rPr>
           <w:rFonts w:ascii="Arial Narrow" w:eastAsia="Arial Narrow" w:hAnsi="Arial Narrow" w:cs="Arial Narrow"/>
           <w:kern w:val="0"/>
-          <w14:ligatures w14:val="none"/>
+          <ns2:ligatures ns2:val="none"/>
         </w:rPr>
         <w:t>; involucraría una presunta afectación a sus expectativas, quien no habría encontrado una correspondencia entre lo que esperaba recibir de parte del proveedor y lo que realmente recibió. Por consiguiente, corresponde calificar el hecho materia de denuncia como una presunta infracción al deber de idoneidad, tipificado en los artículos 18</w:t>
       </w:r>
@@ -2451,7 +2451,7 @@
           <w:color w:val="000000"/>
           <w:kern w:val="0"/>
           <w:lang w:eastAsia="es-PE"/>
-          <w14:ligatures w14:val="none"/>
+          <ns2:ligatures ns2:val="none"/>
         </w:rPr>
         <w:t/>
       </w:r>
@@ -2459,7 +2459,7 @@
         <w:rPr>
           <w:rFonts w:ascii="Arial Narrow" w:eastAsia="Arial Narrow" w:hAnsi="Arial Narrow" w:cs="Arial Narrow"/>
           <w:kern w:val="0"/>
-          <w14:ligatures w14:val="none"/>
+          <ns2:ligatures ns2:val="none"/>
         </w:rPr>
         <w:t xml:space="preserve"> y 19</w:t>
       </w:r>
@@ -2469,7 +2469,7 @@
           <w:color w:val="000000"/>
           <w:kern w:val="0"/>
           <w:lang w:eastAsia="es-PE"/>
-          <w14:ligatures w14:val="none"/>
+          <ns2:ligatures ns2:val="none"/>
         </w:rPr>
         <w:t/>
       </w:r>
@@ -2477,23 +2477,23 @@
         <w:rPr>
           <w:rFonts w:ascii="Arial Narrow" w:eastAsia="Arial Narrow" w:hAnsi="Arial Narrow" w:cs="Arial Narrow"/>
           <w:kern w:val="0"/>
-          <w14:ligatures w14:val="none"/>
+          <ns2:ligatures ns2:val="none"/>
         </w:rPr>
         <w:t xml:space="preserve"> del Código.</w:t>
       </w:r>
     </w:p>
-    <w:p>
-      <w:pPr>
-        <w:spacing w:after="0" w:line="240" w:lineRule="auto"/>
-        <w:jc w:val="both"/>
-        <w:rPr>
-          <w:rFonts w:ascii="Arial Narrow" w:eastAsia="Arial Narrow" w:hAnsi="Arial Narrow" w:cs="Arial Narrow"/>
-          <w:kern w:val="0"/>
-          <w14:ligatures w14:val="none"/>
-        </w:rPr>
-      </w:pPr>
-    </w:p>
-    <w:p>
+    <w:p ns2:paraId="2D07E4FD" ns2:textId="77777777">
+      <w:pPr>
+        <w:spacing w:after="0" w:line="240" w:lineRule="auto"/>
+        <w:jc w:val="both"/>
+        <w:rPr>
+          <w:rFonts w:ascii="Arial Narrow" w:eastAsia="Arial Narrow" w:hAnsi="Arial Narrow" w:cs="Arial Narrow"/>
+          <w:kern w:val="0"/>
+          <ns2:ligatures ns2:val="none"/>
+        </w:rPr>
+      </w:pPr>
+    </w:p>
+    <w:p ns2:paraId="22E897C0" ns2:textId="578AA594">
       <w:pPr>
         <w:pStyle w:val="Prrafodelista"/>
         <w:numPr>
@@ -2506,14 +2506,14 @@
         <w:rPr>
           <w:rFonts w:ascii="Arial Narrow" w:eastAsia="Arial Narrow" w:hAnsi="Arial Narrow" w:cs="Arial Narrow"/>
           <w:kern w:val="0"/>
-          <w14:ligatures w14:val="none"/>
-        </w:rPr>
-      </w:pPr>
-      <w:r>
-        <w:rPr>
-          <w:rFonts w:ascii="Arial Narrow" w:eastAsia="Arial Narrow" w:hAnsi="Arial Narrow" w:cs="Arial Narrow"/>
-          <w:kern w:val="0"/>
-          <w14:ligatures w14:val="none"/>
+          <ns2:ligatures ns2:val="none"/>
+        </w:rPr>
+      </w:pPr>
+      <w:r>
+        <w:rPr>
+          <w:rFonts w:ascii="Arial Narrow" w:eastAsia="Arial Narrow" w:hAnsi="Arial Narrow" w:cs="Arial Narrow"/>
+          <w:kern w:val="0"/>
+          <ns2:ligatures ns2:val="none"/>
         </w:rPr>
         <w:t xml:space="preserve">Así también, la Secretaría Técnica, en ejercicio de sus facultades, </w:t>
       </w:r>
@@ -2523,7 +2523,7 @@
           <w:color w:val="000000"/>
           <w:kern w:val="0"/>
           <w:lang w:eastAsia="es-PE"/>
-          <w14:ligatures w14:val="none"/>
+          <ns2:ligatures ns2:val="none"/>
         </w:rPr>
         <w:t xml:space="preserve">considera </w:t>
       </w:r>
@@ -2531,7 +2531,7 @@
         <w:rPr>
           <w:rFonts w:ascii="Arial Narrow" w:eastAsia="Arial Narrow" w:hAnsi="Arial Narrow" w:cs="Arial Narrow"/>
           <w:kern w:val="0"/>
-          <w14:ligatures w14:val="none"/>
+          <ns2:ligatures ns2:val="none"/>
         </w:rPr>
         <w:t xml:space="preserve">que el hecho denunciado, consistente en que </w:t>
       </w:r>
@@ -2541,7 +2541,7 @@
           <w:kern w:val="0"/>
           <w:shd w:val="clear" w:color="auto" w:fill="FFFFFF"/>
           <w:lang w:eastAsia="es-PE"/>
-          <w14:ligatures w14:val="none"/>
+          <ns2:ligatures ns2:val="none"/>
         </w:rPr>
         <w:t>la compañía aseguradora habría gestionado indebidamente el cobro de las primas de la Póliza 07800025783 a la tarjeta del denunciante, pese a no contar con su autorización para la afiliación</w:t>
       </w:r>
@@ -2549,7 +2549,7 @@
         <w:rPr>
           <w:rFonts w:ascii="Arial Narrow" w:eastAsia="Arial Narrow" w:hAnsi="Arial Narrow" w:cs="Arial Narrow"/>
           <w:kern w:val="0"/>
-          <w14:ligatures w14:val="none"/>
+          <ns2:ligatures ns2:val="none"/>
         </w:rPr>
         <w:t>; involucraría una presunta afectación a sus expectativas, quien no habría encontrado una correspondencia entre lo que esperaba recibir de parte del proveedor y lo que realmente recibió. Por consiguiente, corresponde calificar el hecho materia de denuncia como una presunta infracción al deber de idoneidad, tipificado en los artículos 18</w:t>
       </w:r>
@@ -2559,7 +2559,7 @@
           <w:color w:val="000000"/>
           <w:kern w:val="0"/>
           <w:lang w:eastAsia="es-PE"/>
-          <w14:ligatures w14:val="none"/>
+          <ns2:ligatures ns2:val="none"/>
         </w:rPr>
         <w:t/>
       </w:r>
@@ -2567,7 +2567,7 @@
         <w:rPr>
           <w:rFonts w:ascii="Arial Narrow" w:eastAsia="Arial Narrow" w:hAnsi="Arial Narrow" w:cs="Arial Narrow"/>
           <w:kern w:val="0"/>
-          <w14:ligatures w14:val="none"/>
+          <ns2:ligatures ns2:val="none"/>
         </w:rPr>
         <w:t xml:space="preserve"> y 19</w:t>
       </w:r>
@@ -2577,7 +2577,7 @@
           <w:color w:val="000000"/>
           <w:kern w:val="0"/>
           <w:lang w:eastAsia="es-PE"/>
-          <w14:ligatures w14:val="none"/>
+          <ns2:ligatures ns2:val="none"/>
         </w:rPr>
         <w:t/>
       </w:r>
@@ -2585,22 +2585,22 @@
         <w:rPr>
           <w:rFonts w:ascii="Arial Narrow" w:eastAsia="Arial Narrow" w:hAnsi="Arial Narrow" w:cs="Arial Narrow"/>
           <w:kern w:val="0"/>
-          <w14:ligatures w14:val="none"/>
+          <ns2:ligatures ns2:val="none"/>
         </w:rPr>
         <w:t xml:space="preserve"> del Código.</w:t>
       </w:r>
     </w:p>
-    <w:p>
+    <w:p ns2:paraId="6F5A39D1" ns2:textId="77777777">
       <w:pPr>
         <w:pStyle w:val="Prrafodelista"/>
         <w:rPr>
           <w:rFonts w:ascii="Arial Narrow" w:eastAsia="Arial Narrow" w:hAnsi="Arial Narrow" w:cs="Arial Narrow"/>
           <w:kern w:val="0"/>
-          <w14:ligatures w14:val="none"/>
-        </w:rPr>
-      </w:pPr>
-    </w:p>
-    <w:p>
+          <ns2:ligatures ns2:val="none"/>
+        </w:rPr>
+      </w:pPr>
+    </w:p>
+    <w:p ns2:paraId="34F9D481" ns2:textId="1E4ED5A5">
       <w:pPr>
         <w:pStyle w:val="Prrafodelista"/>
         <w:numPr>
@@ -2613,14 +2613,14 @@
         <w:rPr>
           <w:rFonts w:ascii="Arial Narrow" w:eastAsia="Arial Narrow" w:hAnsi="Arial Narrow" w:cs="Arial Narrow"/>
           <w:kern w:val="0"/>
-          <w14:ligatures w14:val="none"/>
-        </w:rPr>
-      </w:pPr>
-      <w:r>
-        <w:rPr>
-          <w:rFonts w:ascii="Arial Narrow" w:eastAsia="Arial Narrow" w:hAnsi="Arial Narrow" w:cs="Arial Narrow"/>
-          <w:kern w:val="0"/>
-          <w14:ligatures w14:val="none"/>
+          <ns2:ligatures ns2:val="none"/>
+        </w:rPr>
+      </w:pPr>
+      <w:r>
+        <w:rPr>
+          <w:rFonts w:ascii="Arial Narrow" w:eastAsia="Arial Narrow" w:hAnsi="Arial Narrow" w:cs="Arial Narrow"/>
+          <w:kern w:val="0"/>
+          <ns2:ligatures ns2:val="none"/>
         </w:rPr>
         <w:t xml:space="preserve">Además, </w:t>
       </w:r>
@@ -2628,7 +2628,7 @@
         <w:rPr>
           <w:rFonts w:ascii="Arial Narrow" w:eastAsia="Arial Narrow" w:hAnsi="Arial Narrow" w:cs="Arial Narrow"/>
           <w:kern w:val="0"/>
-          <w14:ligatures w14:val="none"/>
+          <ns2:ligatures ns2:val="none"/>
         </w:rPr>
         <w:t xml:space="preserve">la Secretaría Técnica, en ejercicio de sus facultades, </w:t>
       </w:r>
@@ -2638,7 +2638,7 @@
           <w:color w:val="000000"/>
           <w:kern w:val="0"/>
           <w:lang w:eastAsia="es-PE"/>
-          <w14:ligatures w14:val="none"/>
+          <ns2:ligatures ns2:val="none"/>
         </w:rPr>
         <w:t xml:space="preserve">considera </w:t>
       </w:r>
@@ -2646,7 +2646,7 @@
         <w:rPr>
           <w:rFonts w:ascii="Arial Narrow" w:eastAsia="Arial Narrow" w:hAnsi="Arial Narrow" w:cs="Arial Narrow"/>
           <w:kern w:val="0"/>
-          <w14:ligatures w14:val="none"/>
+          <ns2:ligatures ns2:val="none"/>
         </w:rPr>
         <w:t xml:space="preserve">que el hecho denunciado, consistente en que </w:t>
       </w:r>
@@ -2656,7 +2656,7 @@
           <w:kern w:val="0"/>
           <w:shd w:val="clear" w:color="auto" w:fill="FFFFFF"/>
           <w:lang w:eastAsia="es-PE"/>
-          <w14:ligatures w14:val="none"/>
+          <ns2:ligatures ns2:val="none"/>
         </w:rPr>
         <w:t>la compañía aseguradora no habría gestionado oportunamente la solicitud de anulación del Seguro de Vida realizada por el denunciante el 24 de febrero de 2025, al no reflejarse en el sistema “zona segura”</w:t>
       </w:r>
@@ -2664,7 +2664,7 @@
         <w:rPr>
           <w:rFonts w:ascii="Arial Narrow" w:eastAsia="Arial Narrow" w:hAnsi="Arial Narrow" w:cs="Arial Narrow"/>
           <w:kern w:val="0"/>
-          <w14:ligatures w14:val="none"/>
+          <ns2:ligatures ns2:val="none"/>
         </w:rPr>
         <w:t>; involucraría una presunta afectación a sus expectativas, quien no habría encontrado una correspondencia entre lo que esperaba recibir de parte del proveedor y lo que realmente recibió. Por consiguiente, corresponde calificar el hecho materia de denuncia como una presunta infracción al deber de idoneidad, tipificado en los artículos 18</w:t>
       </w:r>
@@ -2674,7 +2674,7 @@
           <w:color w:val="000000"/>
           <w:kern w:val="0"/>
           <w:lang w:eastAsia="es-PE"/>
-          <w14:ligatures w14:val="none"/>
+          <ns2:ligatures ns2:val="none"/>
         </w:rPr>
         <w:t/>
       </w:r>
@@ -2682,7 +2682,7 @@
         <w:rPr>
           <w:rFonts w:ascii="Arial Narrow" w:eastAsia="Arial Narrow" w:hAnsi="Arial Narrow" w:cs="Arial Narrow"/>
           <w:kern w:val="0"/>
-          <w14:ligatures w14:val="none"/>
+          <ns2:ligatures ns2:val="none"/>
         </w:rPr>
         <w:t xml:space="preserve"> y 19</w:t>
       </w:r>
@@ -2692,7 +2692,7 @@
           <w:color w:val="000000"/>
           <w:kern w:val="0"/>
           <w:lang w:eastAsia="es-PE"/>
-          <w14:ligatures w14:val="none"/>
+          <ns2:ligatures ns2:val="none"/>
         </w:rPr>
         <w:t/>
       </w:r>
@@ -2700,23 +2700,23 @@
         <w:rPr>
           <w:rFonts w:ascii="Arial Narrow" w:eastAsia="Arial Narrow" w:hAnsi="Arial Narrow" w:cs="Arial Narrow"/>
           <w:kern w:val="0"/>
-          <w14:ligatures w14:val="none"/>
+          <ns2:ligatures ns2:val="none"/>
         </w:rPr>
         <w:t xml:space="preserve"> del Código.</w:t>
       </w:r>
     </w:p>
-    <w:p>
-      <w:pPr>
-        <w:spacing w:after="0" w:line="240" w:lineRule="auto"/>
-        <w:jc w:val="both"/>
-        <w:rPr>
-          <w:rFonts w:ascii="Arial Narrow" w:eastAsia="Arial Narrow" w:hAnsi="Arial Narrow" w:cs="Arial Narrow"/>
-          <w:kern w:val="0"/>
-          <w14:ligatures w14:val="none"/>
-        </w:rPr>
-      </w:pPr>
-    </w:p>
-    <w:p>
+    <w:p ns2:paraId="6EBC729F" ns2:textId="77777777">
+      <w:pPr>
+        <w:spacing w:after="0" w:line="240" w:lineRule="auto"/>
+        <w:jc w:val="both"/>
+        <w:rPr>
+          <w:rFonts w:ascii="Arial Narrow" w:eastAsia="Arial Narrow" w:hAnsi="Arial Narrow" w:cs="Arial Narrow"/>
+          <w:kern w:val="0"/>
+          <ns2:ligatures ns2:val="none"/>
+        </w:rPr>
+      </w:pPr>
+    </w:p>
+    <w:p ns2:paraId="36D687A3" ns2:textId="5B11E6F9">
       <w:pPr>
         <w:pStyle w:val="Prrafodelista"/>
         <w:numPr>
@@ -2729,14 +2729,14 @@
         <w:rPr>
           <w:rFonts w:ascii="Arial Narrow" w:eastAsia="Arial Narrow" w:hAnsi="Arial Narrow" w:cs="Arial Narrow"/>
           <w:kern w:val="0"/>
-          <w14:ligatures w14:val="none"/>
-        </w:rPr>
-      </w:pPr>
-      <w:r>
-        <w:rPr>
-          <w:rFonts w:ascii="Arial Narrow" w:eastAsia="Arial Narrow" w:hAnsi="Arial Narrow" w:cs="Arial Narrow"/>
-          <w:kern w:val="0"/>
-          <w14:ligatures w14:val="none"/>
+          <ns2:ligatures ns2:val="none"/>
+        </w:rPr>
+      </w:pPr>
+      <w:r>
+        <w:rPr>
+          <w:rFonts w:ascii="Arial Narrow" w:eastAsia="Arial Narrow" w:hAnsi="Arial Narrow" w:cs="Arial Narrow"/>
+          <w:kern w:val="0"/>
+          <ns2:ligatures ns2:val="none"/>
         </w:rPr>
         <w:t xml:space="preserve">Asimismo, </w:t>
       </w:r>
@@ -2744,7 +2744,7 @@
         <w:rPr>
           <w:rFonts w:ascii="Arial Narrow" w:eastAsia="Arial Narrow" w:hAnsi="Arial Narrow" w:cs="Arial Narrow"/>
           <w:kern w:val="0"/>
-          <w14:ligatures w14:val="none"/>
+          <ns2:ligatures ns2:val="none"/>
         </w:rPr>
         <w:t xml:space="preserve">la Secretaría Técnica, en ejercicio de sus facultades, </w:t>
       </w:r>
@@ -2754,7 +2754,7 @@
           <w:color w:val="000000"/>
           <w:kern w:val="0"/>
           <w:lang w:eastAsia="es-PE"/>
-          <w14:ligatures w14:val="none"/>
+          <ns2:ligatures ns2:val="none"/>
         </w:rPr>
         <w:t xml:space="preserve">considera </w:t>
       </w:r>
@@ -2762,7 +2762,7 @@
         <w:rPr>
           <w:rFonts w:ascii="Arial Narrow" w:eastAsia="Arial Narrow" w:hAnsi="Arial Narrow" w:cs="Arial Narrow"/>
           <w:kern w:val="0"/>
-          <w14:ligatures w14:val="none"/>
+          <ns2:ligatures ns2:val="none"/>
         </w:rPr>
         <w:t xml:space="preserve">que el </w:t>
       </w:r>
@@ -2770,7 +2770,7 @@
         <w:rPr>
           <w:rFonts w:ascii="Arial Narrow" w:eastAsia="Arial Narrow" w:hAnsi="Arial Narrow" w:cs="Arial Narrow"/>
           <w:kern w:val="0"/>
-          <w14:ligatures w14:val="none"/>
+          <ns2:ligatures ns2:val="none"/>
         </w:rPr>
         <w:t>hecho denunciado</w:t>
       </w:r>
@@ -2780,7 +2780,7 @@
           <w:color w:val="000000"/>
           <w:kern w:val="0"/>
           <w:lang w:eastAsia="es-PE"/>
-          <w14:ligatures w14:val="none"/>
+          <ns2:ligatures ns2:val="none"/>
         </w:rPr>
         <w:t xml:space="preserve">, consistente en que </w:t>
       </w:r>
@@ -2790,7 +2790,7 @@
           <w:color w:val="000000"/>
           <w:kern w:val="0"/>
           <w:lang w:val="es-ES" w:eastAsia="es-ES"/>
-          <w14:ligatures w14:val="none"/>
+          <ns2:ligatures ns2:val="none"/>
         </w:rPr>
         <w:t xml:space="preserve">la compañía aseguradora no habría remitido al denunciante una copia del </w:t>
       </w:r>
@@ -2800,7 +2800,7 @@
           <w:color w:val="000000"/>
           <w:kern w:val="0"/>
           <w:lang w:val="es-ES" w:eastAsia="es-ES"/>
-          <w14:ligatures w14:val="none"/>
+          <ns2:ligatures ns2:val="none"/>
         </w:rPr>
         <w:lastRenderedPageBreak/>
         <w:t>reclamo presentado el 22 de agosto de 2024 ni figuraba en su plataforma zona segura</w:t>
@@ -2811,7 +2811,7 @@
           <w:color w:val="000000"/>
           <w:kern w:val="0"/>
           <w:lang w:eastAsia="es-PE"/>
-          <w14:ligatures w14:val="none"/>
+          <ns2:ligatures ns2:val="none"/>
         </w:rPr>
         <w:t xml:space="preserve">. Por consiguiente, corresponde calificar el hecho materia de denuncia como una presunta infracción </w:t>
       </w:r>
@@ -2821,7 +2821,7 @@
           <w:color w:val="000000"/>
           <w:kern w:val="0"/>
           <w:lang w:eastAsia="es-PE"/>
-          <w14:ligatures w14:val="none"/>
+          <ns2:ligatures ns2:val="none"/>
         </w:rPr>
         <w:t>al</w:t>
       </w:r>
@@ -2829,7 +2829,7 @@
         <w:rPr>
           <w:rFonts w:ascii="Arial Narrow" w:eastAsia="Arial Narrow" w:hAnsi="Arial Narrow" w:cs="Arial Narrow"/>
           <w:kern w:val="0"/>
-          <w14:ligatures w14:val="none"/>
+          <ns2:ligatures ns2:val="none"/>
         </w:rPr>
         <w:t xml:space="preserve"> numeral 88.1 del artículo 88</w:t>
       </w:r>
@@ -2837,7 +2837,7 @@
         <w:rPr>
           <w:rFonts w:ascii="Arial Narrow" w:eastAsia="Arial Narrow" w:hAnsi="Arial Narrow" w:cs="Arial Narrow"/>
           <w:kern w:val="0"/>
-          <w14:ligatures w14:val="none"/>
+          <ns2:ligatures ns2:val="none"/>
         </w:rPr>
         <w:t xml:space="preserve"> del Código</w:t>
       </w:r>
@@ -2847,7 +2847,7 @@
           <w:rFonts w:ascii="Arial Narrow" w:eastAsia="Arial Narrow" w:hAnsi="Arial Narrow" w:cs="Arial"/>
           <w:kern w:val="0"/>
           <w:vertAlign w:val="superscript"/>
-          <w14:ligatures w14:val="none"/>
+          <ns2:ligatures ns2:val="none"/>
         </w:rPr>
         <w:footnoteReference w:id="5"/>
       </w:r>
@@ -2855,23 +2855,23 @@
         <w:rPr>
           <w:rFonts w:ascii="Arial Narrow" w:eastAsia="Arial Narrow" w:hAnsi="Arial Narrow" w:cs="Arial Narrow"/>
           <w:kern w:val="0"/>
-          <w14:ligatures w14:val="none"/>
+          <ns2:ligatures ns2:val="none"/>
         </w:rPr>
         <w:t>.</w:t>
       </w:r>
     </w:p>
-    <w:p>
-      <w:pPr>
-        <w:spacing w:after="0" w:line="240" w:lineRule="auto"/>
-        <w:jc w:val="both"/>
-        <w:rPr>
-          <w:rFonts w:ascii="Arial Narrow" w:eastAsia="Arial Narrow" w:hAnsi="Arial Narrow" w:cs="Arial Narrow"/>
-          <w:kern w:val="0"/>
-          <w14:ligatures w14:val="none"/>
-        </w:rPr>
-      </w:pPr>
-    </w:p>
-    <w:p>
+    <w:p ns2:paraId="6E629F87" ns2:textId="77777777">
+      <w:pPr>
+        <w:spacing w:after="0" w:line="240" w:lineRule="auto"/>
+        <w:jc w:val="both"/>
+        <w:rPr>
+          <w:rFonts w:ascii="Arial Narrow" w:eastAsia="Arial Narrow" w:hAnsi="Arial Narrow" w:cs="Arial Narrow"/>
+          <w:kern w:val="0"/>
+          <ns2:ligatures ns2:val="none"/>
+        </w:rPr>
+      </w:pPr>
+    </w:p>
+    <w:p ns2:paraId="4E863259" ns2:textId="7DC1F73C">
       <w:pPr>
         <w:pStyle w:val="Prrafodelista"/>
         <w:numPr>
@@ -2884,14 +2884,14 @@
         <w:rPr>
           <w:rFonts w:ascii="Arial Narrow" w:eastAsia="Arial Narrow" w:hAnsi="Arial Narrow" w:cs="Arial Narrow"/>
           <w:kern w:val="0"/>
-          <w14:ligatures w14:val="none"/>
-        </w:rPr>
-      </w:pPr>
-      <w:r>
-        <w:rPr>
-          <w:rFonts w:ascii="Arial Narrow" w:eastAsia="Arial Narrow" w:hAnsi="Arial Narrow" w:cs="Arial Narrow"/>
-          <w:kern w:val="0"/>
-          <w14:ligatures w14:val="none"/>
+          <ns2:ligatures ns2:val="none"/>
+        </w:rPr>
+      </w:pPr>
+      <w:r>
+        <w:rPr>
+          <w:rFonts w:ascii="Arial Narrow" w:eastAsia="Arial Narrow" w:hAnsi="Arial Narrow" w:cs="Arial Narrow"/>
+          <w:kern w:val="0"/>
+          <ns2:ligatures ns2:val="none"/>
         </w:rPr>
         <w:t xml:space="preserve">Además, </w:t>
       </w:r>
@@ -2899,7 +2899,7 @@
         <w:rPr>
           <w:rFonts w:ascii="Arial Narrow" w:eastAsia="Arial Narrow" w:hAnsi="Arial Narrow" w:cs="Arial Narrow"/>
           <w:kern w:val="0"/>
-          <w14:ligatures w14:val="none"/>
+          <ns2:ligatures ns2:val="none"/>
         </w:rPr>
         <w:t xml:space="preserve">la Secretaría Técnica, en ejercicio de sus facultades, </w:t>
       </w:r>
@@ -2909,7 +2909,7 @@
           <w:color w:val="000000"/>
           <w:kern w:val="0"/>
           <w:lang w:eastAsia="es-PE"/>
-          <w14:ligatures w14:val="none"/>
+          <ns2:ligatures ns2:val="none"/>
         </w:rPr>
         <w:t xml:space="preserve">considera </w:t>
       </w:r>
@@ -2917,7 +2917,7 @@
         <w:rPr>
           <w:rFonts w:ascii="Arial Narrow" w:eastAsia="Arial Narrow" w:hAnsi="Arial Narrow" w:cs="Arial Narrow"/>
           <w:kern w:val="0"/>
-          <w14:ligatures w14:val="none"/>
+          <ns2:ligatures ns2:val="none"/>
         </w:rPr>
         <w:t xml:space="preserve">que el </w:t>
       </w:r>
@@ -2925,7 +2925,7 @@
         <w:rPr>
           <w:rFonts w:ascii="Arial Narrow" w:eastAsia="Arial Narrow" w:hAnsi="Arial Narrow" w:cs="Arial Narrow"/>
           <w:kern w:val="0"/>
-          <w14:ligatures w14:val="none"/>
+          <ns2:ligatures ns2:val="none"/>
         </w:rPr>
         <w:t>hecho denunciado</w:t>
       </w:r>
@@ -2935,7 +2935,7 @@
           <w:color w:val="000000"/>
           <w:kern w:val="0"/>
           <w:lang w:eastAsia="es-PE"/>
-          <w14:ligatures w14:val="none"/>
+          <ns2:ligatures ns2:val="none"/>
         </w:rPr>
         <w:t xml:space="preserve">, consistente en que </w:t>
       </w:r>
@@ -2945,7 +2945,7 @@
           <w:color w:val="000000"/>
           <w:kern w:val="0"/>
           <w:lang w:val="es-ES" w:eastAsia="es-ES"/>
-          <w14:ligatures w14:val="none"/>
+          <ns2:ligatures ns2:val="none"/>
         </w:rPr>
         <w:t>la compañía aseguradora no habría remitido al denunciante una copia del reclamo presentado el 24 de febrero de 2025 ni figuraba en su plataforma zona segura</w:t>
       </w:r>
@@ -2955,7 +2955,7 @@
           <w:color w:val="000000"/>
           <w:kern w:val="0"/>
           <w:lang w:eastAsia="es-PE"/>
-          <w14:ligatures w14:val="none"/>
+          <ns2:ligatures ns2:val="none"/>
         </w:rPr>
         <w:t xml:space="preserve">. Por consiguiente, corresponde calificar el hecho materia de denuncia como una presunta infracción </w:t>
       </w:r>
@@ -2965,7 +2965,7 @@
           <w:color w:val="000000"/>
           <w:kern w:val="0"/>
           <w:lang w:eastAsia="es-PE"/>
-          <w14:ligatures w14:val="none"/>
+          <ns2:ligatures ns2:val="none"/>
         </w:rPr>
         <w:t>al</w:t>
       </w:r>
@@ -2973,7 +2973,7 @@
         <w:rPr>
           <w:rFonts w:ascii="Arial Narrow" w:eastAsia="Arial Narrow" w:hAnsi="Arial Narrow" w:cs="Arial Narrow"/>
           <w:kern w:val="0"/>
-          <w14:ligatures w14:val="none"/>
+          <ns2:ligatures ns2:val="none"/>
         </w:rPr>
         <w:t xml:space="preserve"> numeral 88.1 del artículo 88</w:t>
       </w:r>
@@ -2981,7 +2981,7 @@
         <w:rPr>
           <w:rFonts w:ascii="Arial Narrow" w:eastAsia="Arial Narrow" w:hAnsi="Arial Narrow" w:cs="Arial Narrow"/>
           <w:kern w:val="0"/>
-          <w14:ligatures w14:val="none"/>
+          <ns2:ligatures ns2:val="none"/>
         </w:rPr>
         <w:t xml:space="preserve"> del Código</w:t>
       </w:r>
@@ -2989,23 +2989,23 @@
         <w:rPr>
           <w:rFonts w:ascii="Arial Narrow" w:eastAsia="Arial Narrow" w:hAnsi="Arial Narrow" w:cs="Arial Narrow"/>
           <w:kern w:val="0"/>
-          <w14:ligatures w14:val="none"/>
+          <ns2:ligatures ns2:val="none"/>
         </w:rPr>
         <w:t>.</w:t>
       </w:r>
     </w:p>
-    <w:p>
-      <w:pPr>
-        <w:spacing w:after="0" w:line="240" w:lineRule="auto"/>
-        <w:jc w:val="both"/>
-        <w:rPr>
-          <w:rFonts w:ascii="Arial Narrow" w:eastAsia="Arial Narrow" w:hAnsi="Arial Narrow" w:cs="Arial Narrow"/>
-          <w:kern w:val="0"/>
-          <w14:ligatures w14:val="none"/>
-        </w:rPr>
-      </w:pPr>
-    </w:p>
-    <w:p>
+    <w:p ns2:paraId="623CCC54" ns2:textId="77777777">
+      <w:pPr>
+        <w:spacing w:after="0" w:line="240" w:lineRule="auto"/>
+        <w:jc w:val="both"/>
+        <w:rPr>
+          <w:rFonts w:ascii="Arial Narrow" w:eastAsia="Arial Narrow" w:hAnsi="Arial Narrow" w:cs="Arial Narrow"/>
+          <w:kern w:val="0"/>
+          <ns2:ligatures ns2:val="none"/>
+        </w:rPr>
+      </w:pPr>
+    </w:p>
+    <w:p ns2:paraId="5177A11C" ns2:textId="42F7B067">
       <w:pPr>
         <w:pStyle w:val="Prrafodelista"/>
         <w:numPr>
@@ -3018,16 +3018,16 @@
         <w:rPr>
           <w:rFonts w:ascii="Arial Narrow" w:eastAsia="Arial Narrow" w:hAnsi="Arial Narrow" w:cs="Arial Narrow"/>
           <w:kern w:val="0"/>
-          <w14:ligatures w14:val="none"/>
-        </w:rPr>
-      </w:pPr>
-      <w:r>
-        <w:rPr>
-          <w:rFonts w:ascii="Arial Narrow" w:eastAsia="Times New Roman" w:hAnsi="Arial Narrow" w:cs="Arial"/>
-          <w:color w:val="000000"/>
-          <w:kern w:val="0"/>
-          <w:lang w:eastAsia="es-PE"/>
-          <w14:ligatures w14:val="none"/>
+          <ns2:ligatures ns2:val="none"/>
+        </w:rPr>
+      </w:pPr>
+      <w:r>
+        <w:rPr>
+          <w:rFonts w:ascii="Arial Narrow" w:eastAsia="Times New Roman" w:hAnsi="Arial Narrow" w:cs="Arial"/>
+          <w:color w:val="000000"/>
+          <w:kern w:val="0"/>
+          <w:lang w:eastAsia="es-PE"/>
+          <ns2:ligatures ns2:val="none"/>
         </w:rPr>
         <w:t>A</w:t>
       </w:r>
@@ -3037,7 +3037,7 @@
           <w:color w:val="000000"/>
           <w:kern w:val="0"/>
           <w:lang w:eastAsia="es-PE"/>
-          <w14:ligatures w14:val="none"/>
+          <ns2:ligatures ns2:val="none"/>
         </w:rPr>
         <w:t xml:space="preserve">sí también, </w:t>
       </w:r>
@@ -3045,7 +3045,7 @@
         <w:rPr>
           <w:rFonts w:ascii="Arial Narrow" w:eastAsia="Arial Narrow" w:hAnsi="Arial Narrow" w:cs="Arial Narrow"/>
           <w:kern w:val="0"/>
-          <w14:ligatures w14:val="none"/>
+          <ns2:ligatures ns2:val="none"/>
         </w:rPr>
         <w:t xml:space="preserve">la Secretaría Técnica, en ejercicio de sus facultades, </w:t>
       </w:r>
@@ -3055,7 +3055,7 @@
           <w:color w:val="000000"/>
           <w:kern w:val="0"/>
           <w:lang w:eastAsia="es-PE"/>
-          <w14:ligatures w14:val="none"/>
+          <ns2:ligatures ns2:val="none"/>
         </w:rPr>
         <w:t xml:space="preserve">considera </w:t>
       </w:r>
@@ -3063,7 +3063,7 @@
         <w:rPr>
           <w:rFonts w:ascii="Arial Narrow" w:eastAsia="Arial Narrow" w:hAnsi="Arial Narrow" w:cs="Arial Narrow"/>
           <w:kern w:val="0"/>
-          <w14:ligatures w14:val="none"/>
+          <ns2:ligatures ns2:val="none"/>
         </w:rPr>
         <w:t xml:space="preserve">que el </w:t>
       </w:r>
@@ -3071,7 +3071,7 @@
         <w:rPr>
           <w:rFonts w:ascii="Arial Narrow" w:eastAsia="Arial Narrow" w:hAnsi="Arial Narrow" w:cs="Arial Narrow"/>
           <w:kern w:val="0"/>
-          <w14:ligatures w14:val="none"/>
+          <ns2:ligatures ns2:val="none"/>
         </w:rPr>
         <w:t>hecho denunciado</w:t>
       </w:r>
@@ -3081,7 +3081,7 @@
           <w:color w:val="000000"/>
           <w:kern w:val="0"/>
           <w:lang w:eastAsia="es-PE"/>
-          <w14:ligatures w14:val="none"/>
+          <ns2:ligatures ns2:val="none"/>
         </w:rPr>
         <w:t xml:space="preserve">, consistente en que </w:t>
       </w:r>
@@ -3091,7 +3091,7 @@
           <w:color w:val="000000"/>
           <w:kern w:val="0"/>
           <w:lang w:val="es-ES" w:eastAsia="es-ES"/>
-          <w14:ligatures w14:val="none"/>
+          <ns2:ligatures ns2:val="none"/>
         </w:rPr>
         <w:t>la compañía aseguradora no habría remitido al denunciante una copia del reclamo presentado el 26 de febrero de 2025 ni figuraba en su plataforma zona segura</w:t>
       </w:r>
@@ -3101,7 +3101,7 @@
           <w:color w:val="000000"/>
           <w:kern w:val="0"/>
           <w:lang w:eastAsia="es-PE"/>
-          <w14:ligatures w14:val="none"/>
+          <ns2:ligatures ns2:val="none"/>
         </w:rPr>
         <w:t xml:space="preserve">. Por consiguiente, corresponde calificar el hecho materia de denuncia como una presunta infracción </w:t>
       </w:r>
@@ -3111,7 +3111,7 @@
           <w:color w:val="000000"/>
           <w:kern w:val="0"/>
           <w:lang w:eastAsia="es-PE"/>
-          <w14:ligatures w14:val="none"/>
+          <ns2:ligatures ns2:val="none"/>
         </w:rPr>
         <w:t>al</w:t>
       </w:r>
@@ -3119,7 +3119,7 @@
         <w:rPr>
           <w:rFonts w:ascii="Arial Narrow" w:eastAsia="Arial Narrow" w:hAnsi="Arial Narrow" w:cs="Arial Narrow"/>
           <w:kern w:val="0"/>
-          <w14:ligatures w14:val="none"/>
+          <ns2:ligatures ns2:val="none"/>
         </w:rPr>
         <w:t xml:space="preserve"> numeral 88.1 del artículo 88</w:t>
       </w:r>
@@ -3127,7 +3127,7 @@
         <w:rPr>
           <w:rFonts w:ascii="Arial Narrow" w:eastAsia="Arial Narrow" w:hAnsi="Arial Narrow" w:cs="Arial Narrow"/>
           <w:kern w:val="0"/>
-          <w14:ligatures w14:val="none"/>
+          <ns2:ligatures ns2:val="none"/>
         </w:rPr>
         <w:t xml:space="preserve"> del Código</w:t>
       </w:r>
@@ -3138,7 +3138,7 @@
           <w:color w:val="000000"/>
           <w:kern w:val="0"/>
           <w:lang w:eastAsia="es-PE"/>
-          <w14:ligatures w14:val="none"/>
+          <ns2:ligatures ns2:val="none"/>
         </w:rPr>
         <w:t xml:space="preserve">. </w:t>
       </w:r>
@@ -3149,22 +3149,22 @@
           <w:color w:val="000000"/>
           <w:kern w:val="0"/>
           <w:lang w:eastAsia="es-PE"/>
-          <w14:ligatures w14:val="none"/>
+          <ns2:ligatures ns2:val="none"/>
         </w:rPr>
         <w:t xml:space="preserve"> </w:t>
       </w:r>
     </w:p>
-    <w:p>
+    <w:p ns2:paraId="5230A119" ns2:textId="77777777">
       <w:pPr>
         <w:pStyle w:val="Prrafodelista"/>
         <w:rPr>
           <w:rFonts w:ascii="Arial Narrow" w:eastAsia="Arial Narrow" w:hAnsi="Arial Narrow" w:cs="Arial Narrow"/>
           <w:kern w:val="0"/>
-          <w14:ligatures w14:val="none"/>
-        </w:rPr>
-      </w:pPr>
-    </w:p>
-    <w:p>
+          <ns2:ligatures ns2:val="none"/>
+        </w:rPr>
+      </w:pPr>
+    </w:p>
+    <w:p ns2:paraId="60706070" ns2:textId="6112EF1E">
       <w:pPr>
         <w:pStyle w:val="Prrafodelista"/>
         <w:numPr>
@@ -3177,14 +3177,14 @@
         <w:rPr>
           <w:rFonts w:ascii="Arial Narrow" w:eastAsia="Arial Narrow" w:hAnsi="Arial Narrow" w:cs="Arial Narrow"/>
           <w:kern w:val="0"/>
-          <w14:ligatures w14:val="none"/>
-        </w:rPr>
-      </w:pPr>
-      <w:r>
-        <w:rPr>
-          <w:rFonts w:ascii="Arial Narrow" w:eastAsia="Arial Narrow" w:hAnsi="Arial Narrow" w:cs="Arial Narrow"/>
-          <w:kern w:val="0"/>
-          <w14:ligatures w14:val="none"/>
+          <ns2:ligatures ns2:val="none"/>
+        </w:rPr>
+      </w:pPr>
+      <w:r>
+        <w:rPr>
+          <w:rFonts w:ascii="Arial Narrow" w:eastAsia="Arial Narrow" w:hAnsi="Arial Narrow" w:cs="Arial Narrow"/>
+          <w:kern w:val="0"/>
+          <ns2:ligatures ns2:val="none"/>
         </w:rPr>
         <w:t xml:space="preserve">Asimismo, </w:t>
       </w:r>
@@ -3192,7 +3192,7 @@
         <w:rPr>
           <w:rFonts w:ascii="Arial Narrow" w:eastAsia="Arial Narrow" w:hAnsi="Arial Narrow" w:cs="Arial Narrow"/>
           <w:kern w:val="0"/>
-          <w14:ligatures w14:val="none"/>
+          <ns2:ligatures ns2:val="none"/>
         </w:rPr>
         <w:t xml:space="preserve">la Secretaría Técnica, en ejercicio de sus facultades, </w:t>
       </w:r>
@@ -3202,7 +3202,7 @@
           <w:color w:val="000000"/>
           <w:kern w:val="0"/>
           <w:lang w:eastAsia="es-PE"/>
-          <w14:ligatures w14:val="none"/>
+          <ns2:ligatures ns2:val="none"/>
         </w:rPr>
         <w:t xml:space="preserve">considera </w:t>
       </w:r>
@@ -3210,7 +3210,7 @@
         <w:rPr>
           <w:rFonts w:ascii="Arial Narrow" w:eastAsia="Arial Narrow" w:hAnsi="Arial Narrow" w:cs="Arial Narrow"/>
           <w:kern w:val="0"/>
-          <w14:ligatures w14:val="none"/>
+          <ns2:ligatures ns2:val="none"/>
         </w:rPr>
         <w:t xml:space="preserve">que el </w:t>
       </w:r>
@@ -3218,7 +3218,7 @@
         <w:rPr>
           <w:rFonts w:ascii="Arial Narrow" w:eastAsia="Arial Narrow" w:hAnsi="Arial Narrow" w:cs="Arial Narrow"/>
           <w:kern w:val="0"/>
-          <w14:ligatures w14:val="none"/>
+          <ns2:ligatures ns2:val="none"/>
         </w:rPr>
         <w:t>hecho denunciado</w:t>
       </w:r>
@@ -3228,7 +3228,7 @@
           <w:color w:val="000000"/>
           <w:kern w:val="0"/>
           <w:lang w:eastAsia="es-PE"/>
-          <w14:ligatures w14:val="none"/>
+          <ns2:ligatures ns2:val="none"/>
         </w:rPr>
         <w:t xml:space="preserve">, consistente en que </w:t>
       </w:r>
@@ -3238,7 +3238,7 @@
           <w:color w:val="000000"/>
           <w:kern w:val="0"/>
           <w:lang w:val="es-ES" w:eastAsia="es-ES"/>
-          <w14:ligatures w14:val="none"/>
+          <ns2:ligatures ns2:val="none"/>
         </w:rPr>
         <w:t>la compañía aseguradora no habría remitido al denunciante una copia del reclamo presentado el 13 de marzo de 2025 ni figuraba en su plataforma zona segura</w:t>
       </w:r>
@@ -3248,7 +3248,7 @@
           <w:color w:val="000000"/>
           <w:kern w:val="0"/>
           <w:lang w:eastAsia="es-PE"/>
-          <w14:ligatures w14:val="none"/>
+          <ns2:ligatures ns2:val="none"/>
         </w:rPr>
         <w:t xml:space="preserve">. Por consiguiente, corresponde calificar el hecho materia de denuncia como una presunta infracción </w:t>
       </w:r>
@@ -3258,7 +3258,7 @@
           <w:color w:val="000000"/>
           <w:kern w:val="0"/>
           <w:lang w:eastAsia="es-PE"/>
-          <w14:ligatures w14:val="none"/>
+          <ns2:ligatures ns2:val="none"/>
         </w:rPr>
         <w:t>al</w:t>
       </w:r>
@@ -3266,7 +3266,7 @@
         <w:rPr>
           <w:rFonts w:ascii="Arial Narrow" w:eastAsia="Arial Narrow" w:hAnsi="Arial Narrow" w:cs="Arial Narrow"/>
           <w:kern w:val="0"/>
-          <w14:ligatures w14:val="none"/>
+          <ns2:ligatures ns2:val="none"/>
         </w:rPr>
         <w:t xml:space="preserve"> numeral 88.1 del artículo 88</w:t>
       </w:r>
@@ -3274,7 +3274,7 @@
         <w:rPr>
           <w:rFonts w:ascii="Arial Narrow" w:eastAsia="Arial Narrow" w:hAnsi="Arial Narrow" w:cs="Arial Narrow"/>
           <w:kern w:val="0"/>
-          <w14:ligatures w14:val="none"/>
+          <ns2:ligatures ns2:val="none"/>
         </w:rPr>
         <w:t xml:space="preserve"> del Código</w:t>
       </w:r>
@@ -3282,22 +3282,22 @@
         <w:rPr>
           <w:rFonts w:ascii="Arial Narrow" w:eastAsia="Arial Narrow" w:hAnsi="Arial Narrow" w:cs="Arial Narrow"/>
           <w:kern w:val="0"/>
-          <w14:ligatures w14:val="none"/>
+          <ns2:ligatures ns2:val="none"/>
         </w:rPr>
         <w:t>.</w:t>
       </w:r>
     </w:p>
-    <w:p>
+    <w:p ns2:paraId="2A9EC978" ns2:textId="77777777">
       <w:pPr>
         <w:pStyle w:val="Prrafodelista"/>
         <w:rPr>
           <w:rFonts w:ascii="Arial Narrow" w:eastAsia="Arial Narrow" w:hAnsi="Arial Narrow" w:cs="Arial Narrow"/>
           <w:kern w:val="0"/>
-          <w14:ligatures w14:val="none"/>
-        </w:rPr>
-      </w:pPr>
-    </w:p>
-    <w:p>
+          <ns2:ligatures ns2:val="none"/>
+        </w:rPr>
+      </w:pPr>
+    </w:p>
+    <w:p ns2:paraId="6EC8DBA2" ns2:textId="26056842">
       <w:pPr>
         <w:pStyle w:val="Prrafodelista"/>
         <w:numPr>
@@ -3310,14 +3310,14 @@
         <w:rPr>
           <w:rFonts w:ascii="Arial Narrow" w:eastAsia="Arial Narrow" w:hAnsi="Arial Narrow" w:cs="Arial Narrow"/>
           <w:kern w:val="0"/>
-          <w14:ligatures w14:val="none"/>
-        </w:rPr>
-      </w:pPr>
-      <w:r>
-        <w:rPr>
-          <w:rFonts w:ascii="Arial Narrow" w:eastAsia="Arial Narrow" w:hAnsi="Arial Narrow" w:cs="Arial Narrow"/>
-          <w:kern w:val="0"/>
-          <w14:ligatures w14:val="none"/>
+          <ns2:ligatures ns2:val="none"/>
+        </w:rPr>
+      </w:pPr>
+      <w:r>
+        <w:rPr>
+          <w:rFonts w:ascii="Arial Narrow" w:eastAsia="Arial Narrow" w:hAnsi="Arial Narrow" w:cs="Arial Narrow"/>
+          <w:kern w:val="0"/>
+          <ns2:ligatures ns2:val="none"/>
         </w:rPr>
         <w:t xml:space="preserve">Además, </w:t>
       </w:r>
@@ -3325,7 +3325,7 @@
         <w:rPr>
           <w:rFonts w:ascii="Arial Narrow" w:eastAsia="Arial Narrow" w:hAnsi="Arial Narrow" w:cs="Arial Narrow"/>
           <w:kern w:val="0"/>
-          <w14:ligatures w14:val="none"/>
+          <ns2:ligatures ns2:val="none"/>
         </w:rPr>
         <w:t xml:space="preserve">la Secretaría Técnica, en ejercicio de sus facultades, </w:t>
       </w:r>
@@ -3335,7 +3335,7 @@
           <w:color w:val="000000"/>
           <w:kern w:val="0"/>
           <w:lang w:eastAsia="es-PE"/>
-          <w14:ligatures w14:val="none"/>
+          <ns2:ligatures ns2:val="none"/>
         </w:rPr>
         <w:t xml:space="preserve">considera </w:t>
       </w:r>
@@ -3343,7 +3343,7 @@
         <w:rPr>
           <w:rFonts w:ascii="Arial Narrow" w:eastAsia="Arial Narrow" w:hAnsi="Arial Narrow" w:cs="Arial Narrow"/>
           <w:kern w:val="0"/>
-          <w14:ligatures w14:val="none"/>
+          <ns2:ligatures ns2:val="none"/>
         </w:rPr>
         <w:t xml:space="preserve">que el </w:t>
       </w:r>
@@ -3351,7 +3351,7 @@
         <w:rPr>
           <w:rFonts w:ascii="Arial Narrow" w:eastAsia="Arial Narrow" w:hAnsi="Arial Narrow" w:cs="Arial Narrow"/>
           <w:kern w:val="0"/>
-          <w14:ligatures w14:val="none"/>
+          <ns2:ligatures ns2:val="none"/>
         </w:rPr>
         <w:t>hecho denunciado</w:t>
       </w:r>
@@ -3361,7 +3361,7 @@
           <w:color w:val="000000"/>
           <w:kern w:val="0"/>
           <w:lang w:eastAsia="es-PE"/>
-          <w14:ligatures w14:val="none"/>
+          <ns2:ligatures ns2:val="none"/>
         </w:rPr>
         <w:t xml:space="preserve">, consistente en que </w:t>
       </w:r>
@@ -3371,7 +3371,7 @@
           <w:color w:val="000000"/>
           <w:kern w:val="0"/>
           <w:lang w:val="es-ES" w:eastAsia="es-ES"/>
-          <w14:ligatures w14:val="none"/>
+          <ns2:ligatures ns2:val="none"/>
         </w:rPr>
         <w:t>la compañía aseguradora no habría remitido al denunciante una copia del reclamo presentado el 31 de marzo de 2025 ni figuraba en su plataforma zona segura</w:t>
       </w:r>
@@ -3381,7 +3381,7 @@
           <w:color w:val="000000"/>
           <w:kern w:val="0"/>
           <w:lang w:eastAsia="es-PE"/>
-          <w14:ligatures w14:val="none"/>
+          <ns2:ligatures ns2:val="none"/>
         </w:rPr>
         <w:t xml:space="preserve">. Por consiguiente, corresponde calificar el hecho materia de denuncia como una presunta infracción </w:t>
       </w:r>
@@ -3391,7 +3391,7 @@
           <w:color w:val="000000"/>
           <w:kern w:val="0"/>
           <w:lang w:eastAsia="es-PE"/>
-          <w14:ligatures w14:val="none"/>
+          <ns2:ligatures ns2:val="none"/>
         </w:rPr>
         <w:t>al</w:t>
       </w:r>
@@ -3399,7 +3399,7 @@
         <w:rPr>
           <w:rFonts w:ascii="Arial Narrow" w:eastAsia="Arial Narrow" w:hAnsi="Arial Narrow" w:cs="Arial Narrow"/>
           <w:kern w:val="0"/>
-          <w14:ligatures w14:val="none"/>
+          <ns2:ligatures ns2:val="none"/>
         </w:rPr>
         <w:t xml:space="preserve"> numeral 88.1 del artículo 88</w:t>
       </w:r>
@@ -3407,7 +3407,7 @@
         <w:rPr>
           <w:rFonts w:ascii="Arial Narrow" w:eastAsia="Arial Narrow" w:hAnsi="Arial Narrow" w:cs="Arial Narrow"/>
           <w:kern w:val="0"/>
-          <w14:ligatures w14:val="none"/>
+          <ns2:ligatures ns2:val="none"/>
         </w:rPr>
         <w:t xml:space="preserve"> del Código</w:t>
       </w:r>
@@ -3415,22 +3415,22 @@
         <w:rPr>
           <w:rFonts w:ascii="Arial Narrow" w:eastAsia="Arial Narrow" w:hAnsi="Arial Narrow" w:cs="Arial Narrow"/>
           <w:kern w:val="0"/>
-          <w14:ligatures w14:val="none"/>
+          <ns2:ligatures ns2:val="none"/>
         </w:rPr>
         <w:t>.</w:t>
       </w:r>
     </w:p>
-    <w:p>
+    <w:p ns2:paraId="1685816C" ns2:textId="77777777">
       <w:pPr>
         <w:pStyle w:val="Prrafodelista"/>
         <w:rPr>
           <w:rFonts w:ascii="Arial Narrow" w:eastAsia="Arial Narrow" w:hAnsi="Arial Narrow" w:cs="Arial Narrow"/>
           <w:kern w:val="0"/>
-          <w14:ligatures w14:val="none"/>
-        </w:rPr>
-      </w:pPr>
-    </w:p>
-    <w:p>
+          <ns2:ligatures ns2:val="none"/>
+        </w:rPr>
+      </w:pPr>
+    </w:p>
+    <w:p ns2:paraId="2A4AE6D0" ns2:textId="4A943E37">
       <w:pPr>
         <w:pStyle w:val="Prrafodelista"/>
         <w:numPr>
@@ -3443,14 +3443,14 @@
         <w:rPr>
           <w:rFonts w:ascii="Arial Narrow" w:eastAsia="Arial Narrow" w:hAnsi="Arial Narrow" w:cs="Arial Narrow"/>
           <w:kern w:val="0"/>
-          <w14:ligatures w14:val="none"/>
-        </w:rPr>
-      </w:pPr>
-      <w:r>
-        <w:rPr>
-          <w:rFonts w:ascii="Arial Narrow" w:eastAsia="Arial Narrow" w:hAnsi="Arial Narrow" w:cs="Arial Narrow"/>
-          <w:kern w:val="0"/>
-          <w14:ligatures w14:val="none"/>
+          <ns2:ligatures ns2:val="none"/>
+        </w:rPr>
+      </w:pPr>
+      <w:r>
+        <w:rPr>
+          <w:rFonts w:ascii="Arial Narrow" w:eastAsia="Arial Narrow" w:hAnsi="Arial Narrow" w:cs="Arial Narrow"/>
+          <w:kern w:val="0"/>
+          <ns2:ligatures ns2:val="none"/>
         </w:rPr>
         <w:t xml:space="preserve">Así también, </w:t>
       </w:r>
@@ -3458,7 +3458,7 @@
         <w:rPr>
           <w:rFonts w:ascii="Arial Narrow" w:eastAsia="Arial Narrow" w:hAnsi="Arial Narrow" w:cs="Arial Narrow"/>
           <w:kern w:val="0"/>
-          <w14:ligatures w14:val="none"/>
+          <ns2:ligatures ns2:val="none"/>
         </w:rPr>
         <w:t xml:space="preserve">la Secretaría Técnica, en ejercicio de sus facultades, </w:t>
       </w:r>
@@ -3468,7 +3468,7 @@
           <w:color w:val="000000"/>
           <w:kern w:val="0"/>
           <w:lang w:eastAsia="es-PE"/>
-          <w14:ligatures w14:val="none"/>
+          <ns2:ligatures ns2:val="none"/>
         </w:rPr>
         <w:t xml:space="preserve">considera </w:t>
       </w:r>
@@ -3476,7 +3476,7 @@
         <w:rPr>
           <w:rFonts w:ascii="Arial Narrow" w:eastAsia="Arial Narrow" w:hAnsi="Arial Narrow" w:cs="Arial Narrow"/>
           <w:kern w:val="0"/>
-          <w14:ligatures w14:val="none"/>
+          <ns2:ligatures ns2:val="none"/>
         </w:rPr>
         <w:t xml:space="preserve">que el </w:t>
       </w:r>
@@ -3484,7 +3484,7 @@
         <w:rPr>
           <w:rFonts w:ascii="Arial Narrow" w:eastAsia="Arial Narrow" w:hAnsi="Arial Narrow" w:cs="Arial Narrow"/>
           <w:kern w:val="0"/>
-          <w14:ligatures w14:val="none"/>
+          <ns2:ligatures ns2:val="none"/>
         </w:rPr>
         <w:t>hecho denunciado</w:t>
       </w:r>
@@ -3494,7 +3494,7 @@
           <w:color w:val="000000"/>
           <w:kern w:val="0"/>
           <w:lang w:eastAsia="es-PE"/>
-          <w14:ligatures w14:val="none"/>
+          <ns2:ligatures ns2:val="none"/>
         </w:rPr>
         <w:t xml:space="preserve">, consistente en que </w:t>
       </w:r>
@@ -3504,7 +3504,7 @@
           <w:color w:val="000000"/>
           <w:kern w:val="0"/>
           <w:lang w:val="es-ES" w:eastAsia="es-ES"/>
-          <w14:ligatures w14:val="none"/>
+          <ns2:ligatures ns2:val="none"/>
         </w:rPr>
         <w:t>la compañía aseguradora no habría remitido al denunciante una copia del reclamo presentado el 11 de abril de 2025 ni figuraba en su plataforma zona segura</w:t>
       </w:r>
@@ -3514,7 +3514,7 @@
           <w:color w:val="000000"/>
           <w:kern w:val="0"/>
           <w:lang w:eastAsia="es-PE"/>
-          <w14:ligatures w14:val="none"/>
+          <ns2:ligatures ns2:val="none"/>
         </w:rPr>
         <w:t xml:space="preserve">. Por consiguiente, corresponde calificar el hecho materia de denuncia como una presunta infracción </w:t>
       </w:r>
@@ -3524,7 +3524,7 @@
           <w:color w:val="000000"/>
           <w:kern w:val="0"/>
           <w:lang w:eastAsia="es-PE"/>
-          <w14:ligatures w14:val="none"/>
+          <ns2:ligatures ns2:val="none"/>
         </w:rPr>
         <w:t>al</w:t>
       </w:r>
@@ -3532,7 +3532,7 @@
         <w:rPr>
           <w:rFonts w:ascii="Arial Narrow" w:eastAsia="Arial Narrow" w:hAnsi="Arial Narrow" w:cs="Arial Narrow"/>
           <w:kern w:val="0"/>
-          <w14:ligatures w14:val="none"/>
+          <ns2:ligatures ns2:val="none"/>
         </w:rPr>
         <w:t xml:space="preserve"> numeral 88.1 del artículo 88</w:t>
       </w:r>
@@ -3540,7 +3540,7 @@
         <w:rPr>
           <w:rFonts w:ascii="Arial Narrow" w:eastAsia="Arial Narrow" w:hAnsi="Arial Narrow" w:cs="Arial Narrow"/>
           <w:kern w:val="0"/>
-          <w14:ligatures w14:val="none"/>
+          <ns2:ligatures ns2:val="none"/>
         </w:rPr>
         <w:t xml:space="preserve"> del Código</w:t>
       </w:r>
@@ -3548,22 +3548,22 @@
         <w:rPr>
           <w:rFonts w:ascii="Arial Narrow" w:eastAsia="Arial Narrow" w:hAnsi="Arial Narrow" w:cs="Arial Narrow"/>
           <w:kern w:val="0"/>
-          <w14:ligatures w14:val="none"/>
+          <ns2:ligatures ns2:val="none"/>
         </w:rPr>
         <w:t>.</w:t>
       </w:r>
     </w:p>
-    <w:p>
+    <w:p ns2:paraId="2AF3DA9C" ns2:textId="77777777">
       <w:pPr>
         <w:pStyle w:val="Prrafodelista"/>
         <w:rPr>
           <w:rFonts w:ascii="Arial Narrow" w:eastAsia="Arial Narrow" w:hAnsi="Arial Narrow" w:cs="Arial Narrow"/>
           <w:kern w:val="0"/>
-          <w14:ligatures w14:val="none"/>
-        </w:rPr>
-      </w:pPr>
-    </w:p>
-    <w:p>
+          <ns2:ligatures ns2:val="none"/>
+        </w:rPr>
+      </w:pPr>
+    </w:p>
+    <w:p ns2:paraId="13F4A1E7" ns2:textId="6C5D33D0">
       <w:pPr>
         <w:pStyle w:val="Prrafodelista"/>
         <w:numPr>
@@ -3576,14 +3576,14 @@
         <w:rPr>
           <w:rFonts w:ascii="Arial Narrow" w:eastAsia="Arial Narrow" w:hAnsi="Arial Narrow" w:cs="Arial Narrow"/>
           <w:kern w:val="0"/>
-          <w14:ligatures w14:val="none"/>
-        </w:rPr>
-      </w:pPr>
-      <w:r>
-        <w:rPr>
-          <w:rFonts w:ascii="Arial Narrow" w:eastAsia="Arial Narrow" w:hAnsi="Arial Narrow" w:cs="Arial Narrow"/>
-          <w:kern w:val="0"/>
-          <w14:ligatures w14:val="none"/>
+          <ns2:ligatures ns2:val="none"/>
+        </w:rPr>
+      </w:pPr>
+      <w:r>
+        <w:rPr>
+          <w:rFonts w:ascii="Arial Narrow" w:eastAsia="Arial Narrow" w:hAnsi="Arial Narrow" w:cs="Arial Narrow"/>
+          <w:kern w:val="0"/>
+          <ns2:ligatures ns2:val="none"/>
         </w:rPr>
         <w:t xml:space="preserve">Asimismo, </w:t>
       </w:r>
@@ -3591,7 +3591,7 @@
         <w:rPr>
           <w:rFonts w:ascii="Arial Narrow" w:eastAsia="Arial Narrow" w:hAnsi="Arial Narrow" w:cs="Arial Narrow"/>
           <w:kern w:val="0"/>
-          <w14:ligatures w14:val="none"/>
+          <ns2:ligatures ns2:val="none"/>
         </w:rPr>
         <w:t xml:space="preserve">la Secretaría Técnica, en ejercicio de sus facultades, </w:t>
       </w:r>
@@ -3601,7 +3601,7 @@
           <w:color w:val="000000"/>
           <w:kern w:val="0"/>
           <w:lang w:eastAsia="es-PE"/>
-          <w14:ligatures w14:val="none"/>
+          <ns2:ligatures ns2:val="none"/>
         </w:rPr>
         <w:t xml:space="preserve">considera </w:t>
       </w:r>
@@ -3609,7 +3609,7 @@
         <w:rPr>
           <w:rFonts w:ascii="Arial Narrow" w:eastAsia="Arial Narrow" w:hAnsi="Arial Narrow" w:cs="Arial Narrow"/>
           <w:kern w:val="0"/>
-          <w14:ligatures w14:val="none"/>
+          <ns2:ligatures ns2:val="none"/>
         </w:rPr>
         <w:t xml:space="preserve">que el </w:t>
       </w:r>
@@ -3617,7 +3617,7 @@
         <w:rPr>
           <w:rFonts w:ascii="Arial Narrow" w:eastAsia="Arial Narrow" w:hAnsi="Arial Narrow" w:cs="Arial Narrow"/>
           <w:kern w:val="0"/>
-          <w14:ligatures w14:val="none"/>
+          <ns2:ligatures ns2:val="none"/>
         </w:rPr>
         <w:t>hecho denunciado</w:t>
       </w:r>
@@ -3627,7 +3627,7 @@
           <w:color w:val="000000"/>
           <w:kern w:val="0"/>
           <w:lang w:eastAsia="es-PE"/>
-          <w14:ligatures w14:val="none"/>
+          <ns2:ligatures ns2:val="none"/>
         </w:rPr>
         <w:t xml:space="preserve">, consistente en que </w:t>
       </w:r>
@@ -3637,7 +3637,7 @@
           <w:color w:val="000000"/>
           <w:kern w:val="0"/>
           <w:lang w:val="es-ES" w:eastAsia="es-ES"/>
-          <w14:ligatures w14:val="none"/>
+          <ns2:ligatures ns2:val="none"/>
         </w:rPr>
         <w:t>la compañía aseguradora no habría remitido al denunciante una copia del reclamo presentado el 16 de abril de 2025 ni figuraba en su plataforma zona segura</w:t>
       </w:r>
@@ -3647,7 +3647,7 @@
           <w:color w:val="000000"/>
           <w:kern w:val="0"/>
           <w:lang w:eastAsia="es-PE"/>
-          <w14:ligatures w14:val="none"/>
+          <ns2:ligatures ns2:val="none"/>
         </w:rPr>
         <w:t xml:space="preserve">. Por consiguiente, corresponde calificar el hecho materia de denuncia como una presunta infracción </w:t>
       </w:r>
@@ -3657,7 +3657,7 @@
           <w:color w:val="000000"/>
           <w:kern w:val="0"/>
           <w:lang w:eastAsia="es-PE"/>
-          <w14:ligatures w14:val="none"/>
+          <ns2:ligatures ns2:val="none"/>
         </w:rPr>
         <w:t>al</w:t>
       </w:r>
@@ -3665,7 +3665,7 @@
         <w:rPr>
           <w:rFonts w:ascii="Arial Narrow" w:eastAsia="Arial Narrow" w:hAnsi="Arial Narrow" w:cs="Arial Narrow"/>
           <w:kern w:val="0"/>
-          <w14:ligatures w14:val="none"/>
+          <ns2:ligatures ns2:val="none"/>
         </w:rPr>
         <w:t xml:space="preserve"> numeral 88.1 del artículo 88</w:t>
       </w:r>
@@ -3673,7 +3673,7 @@
         <w:rPr>
           <w:rFonts w:ascii="Arial Narrow" w:eastAsia="Arial Narrow" w:hAnsi="Arial Narrow" w:cs="Arial Narrow"/>
           <w:kern w:val="0"/>
-          <w14:ligatures w14:val="none"/>
+          <ns2:ligatures ns2:val="none"/>
         </w:rPr>
         <w:t xml:space="preserve"> del Código</w:t>
       </w:r>
@@ -3681,12 +3681,12 @@
         <w:rPr>
           <w:rFonts w:ascii="Arial Narrow" w:eastAsia="Arial Narrow" w:hAnsi="Arial Narrow" w:cs="Arial Narrow"/>
           <w:kern w:val="0"/>
-          <w14:ligatures w14:val="none"/>
+          <ns2:ligatures ns2:val="none"/>
         </w:rPr>
         <w:t>.</w:t>
       </w:r>
     </w:p>
-    <w:p>
+    <w:p ns2:paraId="432038D6" ns2:textId="241C342D">
       <w:pPr>
         <w:pStyle w:val="Prrafodelista"/>
         <w:spacing w:after="0" w:line="240" w:lineRule="auto"/>
@@ -3696,11 +3696,11 @@
           <w:rFonts w:ascii="Arial Narrow" w:eastAsia="Calibri" w:hAnsi="Arial Narrow" w:cs="Arial Narrow"/>
           <w:kern w:val="0"/>
           <w:lang w:eastAsia="es-PE"/>
-          <w14:ligatures w14:val="none"/>
-        </w:rPr>
-      </w:pPr>
-    </w:p>
-    <w:p>
+          <ns2:ligatures ns2:val="none"/>
+        </w:rPr>
+      </w:pPr>
+    </w:p>
+    <w:p ns2:paraId="463134E5" ns2:textId="77777777">
       <w:pPr>
         <w:pStyle w:val="Prrafodelista"/>
         <w:numPr>
@@ -3714,7 +3714,7 @@
           <w:rFonts w:ascii="Arial Narrow" w:eastAsia="Calibri" w:hAnsi="Arial Narrow" w:cs="Arial Narrow"/>
           <w:kern w:val="0"/>
           <w:lang w:eastAsia="es-PE"/>
-          <w14:ligatures w14:val="none"/>
+          <ns2:ligatures ns2:val="none"/>
         </w:rPr>
       </w:pPr>
       <w:r>
@@ -3723,7 +3723,7 @@
           <w:color w:val="000000"/>
           <w:kern w:val="0"/>
           <w:lang w:eastAsia="es-PE"/>
-          <w14:ligatures w14:val="none"/>
+          <ns2:ligatures ns2:val="none"/>
         </w:rPr>
         <w:t>En tanto la denuncia reúne los requisitos establecidos por la norma citada, corresponde admitirla a trámite</w:t>
       </w:r>
@@ -3733,7 +3733,7 @@
           <w:rFonts w:ascii="Arial Narrow" w:eastAsia="Arial Narrow" w:hAnsi="Arial Narrow" w:cs="Arial Narrow"/>
           <w:kern w:val="0"/>
           <w:vertAlign w:val="superscript"/>
-          <w14:ligatures w14:val="none"/>
+          <ns2:ligatures ns2:val="none"/>
         </w:rPr>
         <w:footnoteReference w:id="6"/>
       </w:r>
@@ -3743,12 +3743,12 @@
           <w:color w:val="000000"/>
           <w:kern w:val="0"/>
           <w:lang w:eastAsia="es-PE"/>
-          <w14:ligatures w14:val="none"/>
+          <ns2:ligatures ns2:val="none"/>
         </w:rPr>
         <w:t>.</w:t>
       </w:r>
     </w:p>
-    <w:p>
+    <w:p ns2:paraId="68C71625" ns2:textId="77777777">
       <w:pPr>
         <w:spacing w:after="0" w:line="240" w:lineRule="auto"/>
         <w:ind w:left="567"/>
@@ -3759,11 +3759,11 @@
           <w:color w:val="000000"/>
           <w:kern w:val="0"/>
           <w:lang w:eastAsia="es-PE"/>
-          <w14:ligatures w14:val="none"/>
-        </w:rPr>
-      </w:pPr>
-    </w:p>
-    <w:p>
+          <ns2:ligatures ns2:val="none"/>
+        </w:rPr>
+      </w:pPr>
+    </w:p>
+    <w:p ns2:paraId="38A98B4B" ns2:textId="77777777">
       <w:pPr>
         <w:pStyle w:val="Prrafodelista"/>
         <w:numPr>
@@ -3783,7 +3783,7 @@
           <w:color w:val="000000"/>
           <w:kern w:val="0"/>
           <w:lang w:eastAsia="es-PE"/>
-          <w14:ligatures w14:val="none"/>
+          <ns2:ligatures ns2:val="none"/>
         </w:rPr>
       </w:pPr>
       <w:r>
@@ -3793,7 +3793,7 @@
           <w:color w:val="000000"/>
           <w:kern w:val="0"/>
           <w:lang w:eastAsia="es-PE"/>
-          <w14:ligatures w14:val="none"/>
+          <ns2:ligatures ns2:val="none"/>
         </w:rPr>
         <w:t>REQUERIMIENTO DE INFORMACI</w:t>
       </w:r>
@@ -3804,7 +3804,7 @@
           <w:color w:val="000000"/>
           <w:kern w:val="0"/>
           <w:lang w:eastAsia="es-PE"/>
-          <w14:ligatures w14:val="none"/>
+          <ns2:ligatures ns2:val="none"/>
         </w:rPr>
         <w:t>Ó</w:t>
       </w:r>
@@ -3815,12 +3815,12 @@
           <w:color w:val="000000"/>
           <w:kern w:val="0"/>
           <w:lang w:eastAsia="es-PE"/>
-          <w14:ligatures w14:val="none"/>
+          <ns2:ligatures ns2:val="none"/>
         </w:rPr>
         <w:t>N</w:t>
       </w:r>
     </w:p>
-    <w:p>
+    <w:p ns2:paraId="5B518DC4" ns2:textId="77777777">
       <w:pPr>
         <w:spacing w:after="0" w:line="240" w:lineRule="auto"/>
         <w:jc w:val="both"/>
@@ -3829,11 +3829,11 @@
           <w:color w:val="000000"/>
           <w:kern w:val="0"/>
           <w:lang w:val="es-ES" w:eastAsia="es-ES"/>
-          <w14:ligatures w14:val="none"/>
-        </w:rPr>
-      </w:pPr>
-    </w:p>
-    <w:p>
+          <ns2:ligatures ns2:val="none"/>
+        </w:rPr>
+      </w:pPr>
+    </w:p>
+    <w:p ns2:paraId="62B88A04" ns2:textId="35DA1B46">
       <w:pPr>
         <w:pStyle w:val="Prrafodelista"/>
         <w:numPr>
@@ -3848,7 +3848,7 @@
           <w:color w:val="000000"/>
           <w:kern w:val="0"/>
           <w:lang w:val="es-ES" w:eastAsia="es-ES"/>
-          <w14:ligatures w14:val="none"/>
+          <ns2:ligatures ns2:val="none"/>
         </w:rPr>
       </w:pPr>
       <w:r>
@@ -3857,7 +3857,7 @@
           <w:color w:val="000000"/>
           <w:kern w:val="0"/>
           <w:lang w:val="es-ES" w:eastAsia="es-ES"/>
-          <w14:ligatures w14:val="none"/>
+          <ns2:ligatures ns2:val="none"/>
         </w:rPr>
         <w:t xml:space="preserve">A efectos de tener mayores elementos que sirvan para la resolución definitiva del presente caso, la Secretaría Técnica, en ejercicio </w:t>
       </w:r>
@@ -3867,7 +3867,7 @@
           <w:color w:val="000000"/>
           <w:kern w:val="0"/>
           <w:lang w:val="es-ES" w:eastAsia="es-ES"/>
-          <w14:ligatures w14:val="none"/>
+          <ns2:ligatures ns2:val="none"/>
         </w:rPr>
         <w:t xml:space="preserve">de las facultades que la ley le confiere, conviene requerir </w:t>
       </w:r>
@@ -3877,7 +3877,7 @@
           <w:color w:val="000000"/>
           <w:kern w:val="0"/>
           <w:lang w:val="es-ES" w:eastAsia="es-ES"/>
-          <w14:ligatures w14:val="none"/>
+          <ns2:ligatures ns2:val="none"/>
         </w:rPr>
         <w:t>a la compañía aseguradora</w:t>
       </w:r>
@@ -3887,7 +3887,7 @@
           <w:color w:val="000000"/>
           <w:kern w:val="0"/>
           <w:lang w:val="es-ES" w:eastAsia="es-ES"/>
-          <w14:ligatures w14:val="none"/>
+          <ns2:ligatures ns2:val="none"/>
         </w:rPr>
         <w:t xml:space="preserve"> que, en un</w:t>
       </w:r>
@@ -3897,7 +3897,7 @@
           <w:color w:val="000000"/>
           <w:kern w:val="0"/>
           <w:lang w:val="es-ES" w:eastAsia="es-ES"/>
-          <w14:ligatures w14:val="none"/>
+          <ns2:ligatures ns2:val="none"/>
         </w:rPr>
         <w:t xml:space="preserve"> plazo no mayor de cinco (5) días hábiles contado a partir del día siguiente de la notificación de la presente resolución, cumpla con lo siguiente: </w:t>
       </w:r>
@@ -3907,7 +3907,7 @@
           <w:color w:val="000000"/>
           <w:kern w:val="0"/>
           <w:lang w:val="es-ES" w:eastAsia="es-ES"/>
-          <w14:ligatures w14:val="none"/>
+          <ns2:ligatures ns2:val="none"/>
         </w:rPr>
         <w:t xml:space="preserve">(i) presentar una copia completa, legible y debidamente suscrita de la Póliza </w:t>
       </w:r>
@@ -3918,7 +3918,7 @@
           <w:color w:val="000000"/>
           <w:kern w:val="0"/>
           <w:lang w:val="es-ES" w:eastAsia="es-ES"/>
-          <w14:ligatures w14:val="none"/>
+          <ns2:ligatures ns2:val="none"/>
         </w:rPr>
         <w:t/>
       </w:r>
@@ -3929,7 +3929,7 @@
           <w:color w:val="000000"/>
           <w:kern w:val="0"/>
           <w:lang w:val="es-ES" w:eastAsia="es-ES"/>
-          <w14:ligatures w14:val="none"/>
+          <ns2:ligatures ns2:val="none"/>
         </w:rPr>
         <w:t xml:space="preserve"> </w:t>
       </w:r>
@@ -3939,7 +3939,7 @@
           <w:color w:val="000000"/>
           <w:kern w:val="0"/>
           <w:lang w:eastAsia="es-ES"/>
-          <w14:ligatures w14:val="none"/>
+          <ns2:ligatures ns2:val="none"/>
         </w:rPr>
         <w:t xml:space="preserve">07800025783 </w:t>
       </w:r>
@@ -3949,7 +3949,7 @@
           <w:color w:val="000000"/>
           <w:kern w:val="0"/>
           <w:lang w:val="es-ES" w:eastAsia="es-ES"/>
-          <w14:ligatures w14:val="none"/>
+          <ns2:ligatures ns2:val="none"/>
         </w:rPr>
         <w:t xml:space="preserve">del </w:t>
       </w:r>
@@ -3959,7 +3959,7 @@
           <w:color w:val="000000"/>
           <w:kern w:val="0"/>
           <w:lang w:eastAsia="es-ES"/>
-          <w14:ligatures w14:val="none"/>
+          <ns2:ligatures ns2:val="none"/>
         </w:rPr>
         <w:t>Seguro de Vida</w:t>
       </w:r>
@@ -3969,7 +3969,7 @@
           <w:color w:val="000000"/>
           <w:kern w:val="0"/>
           <w:lang w:val="es-ES" w:eastAsia="es-ES"/>
-          <w14:ligatures w14:val="none"/>
+          <ns2:ligatures ns2:val="none"/>
         </w:rPr>
         <w:t>, así como el cargo de remisión de la póliza</w:t>
       </w:r>
@@ -3979,7 +3979,7 @@
           <w:color w:val="000000"/>
           <w:kern w:val="0"/>
           <w:lang w:eastAsia="es-ES"/>
-          <w14:ligatures w14:val="none"/>
+          <ns2:ligatures ns2:val="none"/>
         </w:rPr>
         <w:t>; y, (</w:t>
       </w:r>
@@ -3990,7 +3990,7 @@
           <w:color w:val="000000"/>
           <w:kern w:val="0"/>
           <w:lang w:eastAsia="es-ES"/>
-          <w14:ligatures w14:val="none"/>
+          <ns2:ligatures ns2:val="none"/>
         </w:rPr>
         <w:t>ii</w:t>
       </w:r>
@@ -4001,7 +4001,7 @@
           <w:color w:val="000000"/>
           <w:kern w:val="0"/>
           <w:lang w:eastAsia="es-ES"/>
-          <w14:ligatures w14:val="none"/>
+          <ns2:ligatures ns2:val="none"/>
         </w:rPr>
         <w:t xml:space="preserve">) </w:t>
       </w:r>
@@ -4011,7 +4011,7 @@
           <w:color w:val="000000"/>
           <w:kern w:val="0"/>
           <w:lang w:val="es-ES" w:eastAsia="es-ES"/>
-          <w14:ligatures w14:val="none"/>
+          <ns2:ligatures ns2:val="none"/>
         </w:rPr>
         <w:t>presentar todas las comunicaciones cursadas con el denunciante en virtud del hecho materia de denuncia</w:t>
       </w:r>
@@ -4021,7 +4021,7 @@
           <w:color w:val="000000"/>
           <w:kern w:val="0"/>
           <w:lang w:val="es-ES" w:eastAsia="es-ES"/>
-          <w14:ligatures w14:val="none"/>
+          <ns2:ligatures ns2:val="none"/>
         </w:rPr>
         <w:t>.</w:t>
       </w:r>
@@ -4031,12 +4031,12 @@
           <w:color w:val="000000"/>
           <w:kern w:val="0"/>
           <w:lang w:eastAsia="es-ES"/>
-          <w14:ligatures w14:val="none"/>
+          <ns2:ligatures ns2:val="none"/>
         </w:rPr>
         <w:t xml:space="preserve"> </w:t>
       </w:r>
     </w:p>
-    <w:p>
+    <w:p ns2:paraId="5C93B848" ns2:textId="77777777">
       <w:pPr>
         <w:pStyle w:val="Prrafodelista"/>
         <w:spacing w:after="0" w:line="240" w:lineRule="auto"/>
@@ -4047,11 +4047,11 @@
           <w:color w:val="000000"/>
           <w:kern w:val="0"/>
           <w:lang w:val="es-ES" w:eastAsia="es-ES"/>
-          <w14:ligatures w14:val="none"/>
-        </w:rPr>
-      </w:pPr>
-    </w:p>
-    <w:p>
+          <ns2:ligatures ns2:val="none"/>
+        </w:rPr>
+      </w:pPr>
+    </w:p>
+    <w:p ns2:paraId="2A119386" ns2:textId="77777777">
       <w:pPr>
         <w:pStyle w:val="Prrafodelista"/>
         <w:numPr>
@@ -4071,7 +4071,7 @@
           <w:color w:val="000000"/>
           <w:kern w:val="0"/>
           <w:lang w:eastAsia="es-PE"/>
-          <w14:ligatures w14:val="none"/>
+          <ns2:ligatures ns2:val="none"/>
         </w:rPr>
       </w:pPr>
       <w:r>
@@ -4081,12 +4081,12 @@
           <w:color w:val="000000"/>
           <w:kern w:val="0"/>
           <w:lang w:eastAsia="es-PE"/>
-          <w14:ligatures w14:val="none"/>
+          <ns2:ligatures ns2:val="none"/>
         </w:rPr>
         <w:t xml:space="preserve">RESOLUCIÓN DE LA SECRETARÍA TÉCNICA </w:t>
       </w:r>
     </w:p>
-    <w:p>
+    <w:p ns2:paraId="7F554EB2" ns2:textId="77777777">
       <w:pPr>
         <w:spacing w:after="0" w:line="240" w:lineRule="auto"/>
         <w:jc w:val="both"/>
@@ -4096,11 +4096,11 @@
           <w:color w:val="000000"/>
           <w:kern w:val="0"/>
           <w:lang w:eastAsia="es-PE"/>
-          <w14:ligatures w14:val="none"/>
-        </w:rPr>
-      </w:pPr>
-    </w:p>
-    <w:p>
+          <ns2:ligatures ns2:val="none"/>
+        </w:rPr>
+      </w:pPr>
+    </w:p>
+    <w:p ns2:paraId="01522541" ns2:textId="77777777">
       <w:pPr>
         <w:spacing w:after="0" w:line="240" w:lineRule="auto"/>
         <w:jc w:val="both"/>
@@ -4109,7 +4109,7 @@
           <w:color w:val="000000"/>
           <w:kern w:val="0"/>
           <w:lang w:eastAsia="es-PE"/>
-          <w14:ligatures w14:val="none"/>
+          <ns2:ligatures ns2:val="none"/>
         </w:rPr>
       </w:pPr>
       <w:r>
@@ -4119,7 +4119,7 @@
           <w:color w:val="000000"/>
           <w:kern w:val="0"/>
           <w:lang w:eastAsia="es-PE"/>
-          <w14:ligatures w14:val="none"/>
+          <ns2:ligatures ns2:val="none"/>
         </w:rPr>
         <w:t xml:space="preserve">PRIMERO: admitir a trámite la denuncia del 13 de mayo de 2025 interpuesta por el señor [DENUNCIANTE] contra Interseguro Compañía de Seguros S.A., por lo siguiente:</w:t>
       </w:r>
@@ -4130,7 +4130,7 @@
           <w:kern w:val="0"/>
           <w:shd w:val="clear" w:color="auto" w:fill="FFFFFF"/>
           <w:lang w:eastAsia="es-PE"/>
-          <w14:ligatures w14:val="none"/>
+          <ns2:ligatures ns2:val="none"/>
         </w:rPr>
         <w:t xml:space="preserve"/>
       </w:r>
@@ -4141,7 +4141,7 @@
           <w:kern w:val="0"/>
           <w:shd w:val="clear" w:color="auto" w:fill="FFFFFF"/>
           <w:lang w:eastAsia="es-PE"/>
-          <w14:ligatures w14:val="none"/>
+          <ns2:ligatures ns2:val="none"/>
         </w:rPr>
         <w:t xml:space="preserve"/>
       </w:r>
@@ -4151,7 +4151,7 @@
           <w:color w:val="000000"/>
           <w:kern w:val="0"/>
           <w:lang w:val="es-ES" w:eastAsia="es-ES"/>
-          <w14:ligatures w14:val="none"/>
+          <ns2:ligatures ns2:val="none"/>
         </w:rPr>
         <w:t xml:space="preserve"/>
       </w:r>
@@ -4162,7 +4162,7 @@
           <w:kern w:val="0"/>
           <w:shd w:val="clear" w:color="auto" w:fill="FFFFFF"/>
           <w:lang w:eastAsia="es-PE"/>
-          <w14:ligatures w14:val="none"/>
+          <ns2:ligatures ns2:val="none"/>
         </w:rPr>
         <w:t xml:space="preserve"/>
       </w:r>
@@ -4173,7 +4173,7 @@
           <w:kern w:val="0"/>
           <w:shd w:val="clear" w:color="auto" w:fill="FFFFFF"/>
           <w:lang w:eastAsia="es-PE"/>
-          <w14:ligatures w14:val="none"/>
+          <ns2:ligatures ns2:val="none"/>
         </w:rPr>
         <w:t xml:space="preserve"/>
       </w:r>
@@ -4185,7 +4185,7 @@
           <w:kern w:val="0"/>
           <w:shd w:val="clear" w:color="auto" w:fill="FFFFFF"/>
           <w:lang w:eastAsia="es-PE"/>
-          <w14:ligatures w14:val="none"/>
+          <ns2:ligatures ns2:val="none"/>
         </w:rPr>
         <w:t/>
       </w:r>
@@ -4197,7 +4197,7 @@
           <w:kern w:val="0"/>
           <w:shd w:val="clear" w:color="auto" w:fill="FFFFFF"/>
           <w:lang w:eastAsia="es-PE"/>
-          <w14:ligatures w14:val="none"/>
+          <ns2:ligatures ns2:val="none"/>
         </w:rPr>
         <w:t xml:space="preserve"/>
       </w:r>
@@ -4209,7 +4209,7 @@
           <w:kern w:val="0"/>
           <w:shd w:val="clear" w:color="auto" w:fill="FFFFFF"/>
           <w:lang w:eastAsia="es-PE"/>
-          <w14:ligatures w14:val="none"/>
+          <ns2:ligatures ns2:val="none"/>
         </w:rPr>
         <w:t/>
       </w:r>
@@ -4221,7 +4221,7 @@
           <w:kern w:val="0"/>
           <w:shd w:val="clear" w:color="auto" w:fill="FFFFFF"/>
           <w:lang w:eastAsia="es-PE"/>
-          <w14:ligatures w14:val="none"/>
+          <ns2:ligatures ns2:val="none"/>
         </w:rPr>
         <w:t xml:space="preserve"/>
       </w:r>
@@ -4232,7 +4232,7 @@
           <w:kern w:val="0"/>
           <w:shd w:val="clear" w:color="auto" w:fill="FFFFFF"/>
           <w:lang w:eastAsia="es-PE"/>
-          <w14:ligatures w14:val="none"/>
+          <ns2:ligatures ns2:val="none"/>
         </w:rPr>
         <w:t xml:space="preserve"/>
       </w:r>
@@ -4273,7 +4273,7 @@
           <w:kern w:val="0"/>
           <w:shd w:val="clear" w:color="auto" w:fill="FFFFFF"/>
           <w:lang w:eastAsia="es-PE"/>
-          <w14:ligatures w14:val="none"/>
+          <ns2:ligatures ns2:val="none"/>
         </w:rPr>
         <w:t xml:space="preserve"/>
       </w:r>
@@ -4284,12 +4284,12 @@
           <w:kern w:val="0"/>
           <w:shd w:val="clear" w:color="auto" w:fill="FFFFFF"/>
           <w:lang w:eastAsia="es-PE"/>
-          <w14:ligatures w14:val="none"/>
+          <ns2:ligatures ns2:val="none"/>
         </w:rPr>
         <w:t/>
       </w:r>
     </w:p>
-    <w:p>
+    <w:p ns2:paraId="476BD068" ns2:textId="77777777">
       <w:pPr>
         <w:spacing w:after="0" w:line="240" w:lineRule="auto"/>
         <w:jc w:val="both"/>
@@ -4298,11 +4298,11 @@
           <w:color w:val="000000"/>
           <w:kern w:val="0"/>
           <w:lang w:eastAsia="es-PE"/>
-          <w14:ligatures w14:val="none"/>
-        </w:rPr>
-      </w:pPr>
-    </w:p>
-    <w:p>
+          <ns2:ligatures ns2:val="none"/>
+        </w:rPr>
+      </w:pPr>
+    </w:p>
+    <w:p ns2:paraId="08B37934" ns2:textId="11DE98FB">
       <w:pPr>
         <w:pStyle w:val="Prrafodelista"/>
         <w:numPr>
@@ -4319,7 +4319,7 @@
         <w:rPr>
           <w:rFonts w:ascii="Arial Narrow" w:eastAsia="Arial Narrow" w:hAnsi="Arial Narrow" w:cs="Arial Narrow"/>
           <w:kern w:val="0"/>
-          <w14:ligatures w14:val="none"/>
+          <ns2:ligatures ns2:val="none"/>
         </w:rPr>
       </w:pPr>
       <w:r>
@@ -4328,7 +4328,7 @@
           <w:color w:val="000000"/>
           <w:kern w:val="0"/>
           <w:lang w:eastAsia="es-PE"/>
-          <w14:ligatures w14:val="none"/>
+          <ns2:ligatures ns2:val="none"/>
         </w:rPr>
         <w:t>Presunta</w:t>
       </w:r>
@@ -4338,7 +4338,7 @@
           <w:kern w:val="0"/>
           <w:shd w:val="clear" w:color="auto" w:fill="FFFFFF"/>
           <w:lang w:eastAsia="es-PE"/>
-          <w14:ligatures w14:val="none"/>
+          <ns2:ligatures ns2:val="none"/>
         </w:rPr>
         <w:t xml:space="preserve"> infracción a los artículos 18 y 19</w:t>
       </w:r>
@@ -4347,7 +4347,7 @@
           <w:rFonts w:ascii="Arial Narrow" w:eastAsia="Calibri" w:hAnsi="Arial Narrow" w:cs="Arial Narrow"/>
           <w:kern w:val="0"/>
           <w:lang w:eastAsia="es-PE"/>
-          <w14:ligatures w14:val="none"/>
+          <ns2:ligatures ns2:val="none"/>
         </w:rPr>
         <w:t xml:space="preserve"> de </w:t>
       </w:r>
@@ -4357,7 +4357,7 @@
           <w:kern w:val="0"/>
           <w:shd w:val="clear" w:color="auto" w:fill="FFFFFF"/>
           <w:lang w:eastAsia="es-PE"/>
-          <w14:ligatures w14:val="none"/>
+          <ns2:ligatures ns2:val="none"/>
         </w:rPr>
         <w:t xml:space="preserve">la Ley 29571, Código de Protección y Defensa del Consumidor, en tanto </w:t>
       </w:r>
@@ -4367,7 +4367,7 @@
           <w:kern w:val="0"/>
           <w:shd w:val="clear" w:color="auto" w:fill="FFFFFF"/>
           <w:lang w:eastAsia="es-PE"/>
-          <w14:ligatures w14:val="none"/>
+          <ns2:ligatures ns2:val="none"/>
         </w:rPr>
         <w:t>la compañía aseguradora</w:t>
       </w:r>
@@ -4412,7 +4412,7 @@
           <w:color w:val="000000"/>
           <w:kern w:val="0"/>
           <w:lang w:eastAsia="es-ES"/>
-          <w14:ligatures w14:val="none"/>
+          <ns2:ligatures ns2:val="none"/>
         </w:rPr>
         <w:t xml:space="preserve">Seguro de Vida </w:t>
       </w:r>
@@ -4422,7 +4422,7 @@
           <w:color w:val="000000"/>
           <w:kern w:val="0"/>
           <w:lang w:eastAsia="es-ES"/>
-          <w14:ligatures w14:val="none"/>
+          <ns2:ligatures ns2:val="none"/>
         </w:rPr>
         <w:t>-</w:t>
       </w:r>
@@ -4432,7 +4432,7 @@
           <w:color w:val="000000"/>
           <w:kern w:val="0"/>
           <w:lang w:eastAsia="es-ES"/>
-          <w14:ligatures w14:val="none"/>
+          <ns2:ligatures ns2:val="none"/>
         </w:rPr>
         <w:t xml:space="preserve"> Póliza 07800025783</w:t>
       </w:r>
@@ -4458,7 +4458,7 @@
         <w:t>.</w:t>
       </w:r>
     </w:p>
-    <w:p>
+    <w:p ns2:paraId="11D18995" ns2:textId="77777777">
       <w:pPr>
         <w:pStyle w:val="Prrafodelista"/>
         <w:spacing w:after="0" w:line="240" w:lineRule="auto"/>
@@ -4467,11 +4467,11 @@
         <w:rPr>
           <w:rFonts w:ascii="Arial Narrow" w:eastAsia="Arial Narrow" w:hAnsi="Arial Narrow" w:cs="Arial Narrow"/>
           <w:kern w:val="0"/>
-          <w14:ligatures w14:val="none"/>
-        </w:rPr>
-      </w:pPr>
-    </w:p>
-    <w:p>
+          <ns2:ligatures ns2:val="none"/>
+        </w:rPr>
+      </w:pPr>
+    </w:p>
+    <w:p ns2:paraId="683D7A68" ns2:textId="4C777E8F">
       <w:pPr>
         <w:pStyle w:val="Prrafodelista"/>
         <w:numPr>
@@ -4488,7 +4488,7 @@
         <w:rPr>
           <w:rFonts w:ascii="Arial Narrow" w:eastAsia="Arial Narrow" w:hAnsi="Arial Narrow" w:cs="Arial Narrow"/>
           <w:kern w:val="0"/>
-          <w14:ligatures w14:val="none"/>
+          <ns2:ligatures ns2:val="none"/>
         </w:rPr>
       </w:pPr>
       <w:r>
@@ -4497,7 +4497,7 @@
           <w:color w:val="000000"/>
           <w:kern w:val="0"/>
           <w:lang w:eastAsia="es-PE"/>
-          <w14:ligatures w14:val="none"/>
+          <ns2:ligatures ns2:val="none"/>
         </w:rPr>
         <w:t>Presunta</w:t>
       </w:r>
@@ -4507,7 +4507,7 @@
           <w:kern w:val="0"/>
           <w:shd w:val="clear" w:color="auto" w:fill="FFFFFF"/>
           <w:lang w:eastAsia="es-PE"/>
-          <w14:ligatures w14:val="none"/>
+          <ns2:ligatures ns2:val="none"/>
         </w:rPr>
         <w:t xml:space="preserve"> infracción a los artículos 18 y 19</w:t>
       </w:r>
@@ -4516,7 +4516,7 @@
           <w:rFonts w:ascii="Arial Narrow" w:eastAsia="Calibri" w:hAnsi="Arial Narrow" w:cs="Arial Narrow"/>
           <w:kern w:val="0"/>
           <w:lang w:eastAsia="es-PE"/>
-          <w14:ligatures w14:val="none"/>
+          <ns2:ligatures ns2:val="none"/>
         </w:rPr>
         <w:t xml:space="preserve"> de </w:t>
       </w:r>
@@ -4526,7 +4526,7 @@
           <w:kern w:val="0"/>
           <w:shd w:val="clear" w:color="auto" w:fill="FFFFFF"/>
           <w:lang w:eastAsia="es-PE"/>
-          <w14:ligatures w14:val="none"/>
+          <ns2:ligatures ns2:val="none"/>
         </w:rPr>
         <w:t>la Ley 29571, Código de Protección y Defensa del Consumidor, en tanto</w:t>
       </w:r>
@@ -4534,7 +4534,7 @@
         <w:rPr>
           <w:rFonts w:ascii="Arial Narrow" w:eastAsia="Arial Narrow" w:hAnsi="Arial Narrow" w:cs="Arial Narrow"/>
           <w:kern w:val="0"/>
-          <w14:ligatures w14:val="none"/>
+          <ns2:ligatures ns2:val="none"/>
         </w:rPr>
         <w:t xml:space="preserve"> </w:t>
       </w:r>
@@ -4542,7 +4542,7 @@
         <w:rPr>
           <w:rFonts w:ascii="Arial Narrow" w:eastAsia="Arial Narrow" w:hAnsi="Arial Narrow" w:cs="Arial Narrow"/>
           <w:kern w:val="0"/>
-          <w14:ligatures w14:val="none"/>
+          <ns2:ligatures ns2:val="none"/>
         </w:rPr>
         <w:t xml:space="preserve">la compañía aseguradora </w:t>
       </w:r>
@@ -4550,7 +4550,7 @@
         <w:rPr>
           <w:rFonts w:ascii="Arial Narrow" w:eastAsia="Arial Narrow" w:hAnsi="Arial Narrow" w:cs="Arial Narrow"/>
           <w:kern w:val="0"/>
-          <w14:ligatures w14:val="none"/>
+          <ns2:ligatures ns2:val="none"/>
         </w:rPr>
         <w:t xml:space="preserve">habría ofrecido el </w:t>
       </w:r>
@@ -4560,7 +4560,7 @@
           <w:color w:val="000000"/>
           <w:kern w:val="0"/>
           <w:lang w:eastAsia="es-ES"/>
-          <w14:ligatures w14:val="none"/>
+          <ns2:ligatures ns2:val="none"/>
         </w:rPr>
         <w:t>Seguro de Vida - Póliza 07800025783</w:t>
       </w:r>
@@ -4586,7 +4586,7 @@
         <w:t>.</w:t>
       </w:r>
     </w:p>
-    <w:p>
+    <w:p ns2:paraId="198DE2AB" ns2:textId="77777777">
       <w:pPr>
         <w:pStyle w:val="Prrafodelista"/>
         <w:spacing w:after="0" w:line="240" w:lineRule="auto"/>
@@ -4595,11 +4595,11 @@
         <w:rPr>
           <w:rFonts w:ascii="Arial Narrow" w:eastAsia="Arial Narrow" w:hAnsi="Arial Narrow" w:cs="Arial Narrow"/>
           <w:kern w:val="0"/>
-          <w14:ligatures w14:val="none"/>
-        </w:rPr>
-      </w:pPr>
-    </w:p>
-    <w:p>
+          <ns2:ligatures ns2:val="none"/>
+        </w:rPr>
+      </w:pPr>
+    </w:p>
+    <w:p ns2:paraId="733D6966" ns2:textId="0310EDE5">
       <w:pPr>
         <w:pStyle w:val="Prrafodelista"/>
         <w:numPr>
@@ -4616,7 +4616,7 @@
         <w:rPr>
           <w:rFonts w:ascii="Arial Narrow" w:eastAsia="Arial Narrow" w:hAnsi="Arial Narrow" w:cs="Arial Narrow"/>
           <w:kern w:val="0"/>
-          <w14:ligatures w14:val="none"/>
+          <ns2:ligatures ns2:val="none"/>
         </w:rPr>
       </w:pPr>
       <w:r>
@@ -4625,7 +4625,7 @@
           <w:color w:val="000000"/>
           <w:kern w:val="0"/>
           <w:lang w:eastAsia="es-PE"/>
-          <w14:ligatures w14:val="none"/>
+          <ns2:ligatures ns2:val="none"/>
         </w:rPr>
         <w:t>Presunta</w:t>
       </w:r>
@@ -4635,7 +4635,7 @@
           <w:kern w:val="0"/>
           <w:shd w:val="clear" w:color="auto" w:fill="FFFFFF"/>
           <w:lang w:eastAsia="es-PE"/>
-          <w14:ligatures w14:val="none"/>
+          <ns2:ligatures ns2:val="none"/>
         </w:rPr>
         <w:t xml:space="preserve"> infracción a los artículos 18 y 19</w:t>
       </w:r>
@@ -4644,7 +4644,7 @@
           <w:rFonts w:ascii="Arial Narrow" w:eastAsia="Calibri" w:hAnsi="Arial Narrow" w:cs="Arial Narrow"/>
           <w:kern w:val="0"/>
           <w:lang w:eastAsia="es-PE"/>
-          <w14:ligatures w14:val="none"/>
+          <ns2:ligatures ns2:val="none"/>
         </w:rPr>
         <w:t xml:space="preserve"> de </w:t>
       </w:r>
@@ -4654,7 +4654,7 @@
           <w:kern w:val="0"/>
           <w:shd w:val="clear" w:color="auto" w:fill="FFFFFF"/>
           <w:lang w:eastAsia="es-PE"/>
-          <w14:ligatures w14:val="none"/>
+          <ns2:ligatures ns2:val="none"/>
         </w:rPr>
         <w:t>la Ley 29571, Código de Protección y Defensa del Consumidor, en tanto</w:t>
       </w:r>
@@ -4662,7 +4662,7 @@
         <w:rPr>
           <w:rFonts w:ascii="Arial Narrow" w:eastAsia="Arial Narrow" w:hAnsi="Arial Narrow" w:cs="Arial Narrow"/>
           <w:kern w:val="0"/>
-          <w14:ligatures w14:val="none"/>
+          <ns2:ligatures ns2:val="none"/>
         </w:rPr>
         <w:t xml:space="preserve"> </w:t>
       </w:r>
@@ -4670,7 +4670,7 @@
         <w:rPr>
           <w:rFonts w:ascii="Arial Narrow" w:eastAsia="Arial Narrow" w:hAnsi="Arial Narrow" w:cs="Arial Narrow"/>
           <w:kern w:val="0"/>
-          <w14:ligatures w14:val="none"/>
+          <ns2:ligatures ns2:val="none"/>
         </w:rPr>
         <w:t>la compañía aseguradora no habría cumplido con gestionar el servicio de asistencia vehicular solicitado por el denunciante, pese a que este formaba parte del Seguro de Vida contratado</w:t>
       </w:r>
@@ -4680,12 +4680,12 @@
           <w:color w:val="000000"/>
           <w:kern w:val="0"/>
           <w:lang w:eastAsia="es-ES"/>
-          <w14:ligatures w14:val="none"/>
+          <ns2:ligatures ns2:val="none"/>
         </w:rPr>
         <w:t xml:space="preserve">. </w:t>
       </w:r>
     </w:p>
-    <w:p>
+    <w:p ns2:paraId="16015F80" ns2:textId="77777777">
       <w:pPr>
         <w:pStyle w:val="Prrafodelista"/>
         <w:spacing w:after="0" w:line="240" w:lineRule="auto"/>
@@ -4694,11 +4694,11 @@
         <w:rPr>
           <w:rFonts w:ascii="Arial Narrow" w:eastAsia="Arial Narrow" w:hAnsi="Arial Narrow" w:cs="Arial Narrow"/>
           <w:kern w:val="0"/>
-          <w14:ligatures w14:val="none"/>
-        </w:rPr>
-      </w:pPr>
-    </w:p>
-    <w:p>
+          <ns2:ligatures ns2:val="none"/>
+        </w:rPr>
+      </w:pPr>
+    </w:p>
+    <w:p ns2:paraId="262997E2" ns2:textId="2FDF7B89">
       <w:pPr>
         <w:pStyle w:val="Prrafodelista"/>
         <w:numPr>
@@ -4715,7 +4715,7 @@
         <w:rPr>
           <w:rFonts w:ascii="Arial Narrow" w:eastAsia="Arial Narrow" w:hAnsi="Arial Narrow" w:cs="Arial Narrow"/>
           <w:kern w:val="0"/>
-          <w14:ligatures w14:val="none"/>
+          <ns2:ligatures ns2:val="none"/>
         </w:rPr>
       </w:pPr>
       <w:r>
@@ -4724,7 +4724,7 @@
           <w:color w:val="000000"/>
           <w:kern w:val="0"/>
           <w:lang w:eastAsia="es-PE"/>
-          <w14:ligatures w14:val="none"/>
+          <ns2:ligatures ns2:val="none"/>
         </w:rPr>
         <w:t>Presunta</w:t>
       </w:r>
@@ -4734,7 +4734,7 @@
           <w:kern w:val="0"/>
           <w:shd w:val="clear" w:color="auto" w:fill="FFFFFF"/>
           <w:lang w:eastAsia="es-PE"/>
-          <w14:ligatures w14:val="none"/>
+          <ns2:ligatures ns2:val="none"/>
         </w:rPr>
         <w:t xml:space="preserve"> infracción a los artículos 18 y 19</w:t>
       </w:r>
@@ -4743,7 +4743,7 @@
           <w:rFonts w:ascii="Arial Narrow" w:eastAsia="Calibri" w:hAnsi="Arial Narrow" w:cs="Arial Narrow"/>
           <w:kern w:val="0"/>
           <w:lang w:eastAsia="es-PE"/>
-          <w14:ligatures w14:val="none"/>
+          <ns2:ligatures ns2:val="none"/>
         </w:rPr>
         <w:t xml:space="preserve"> de </w:t>
       </w:r>
@@ -4753,7 +4753,7 @@
           <w:kern w:val="0"/>
           <w:shd w:val="clear" w:color="auto" w:fill="FFFFFF"/>
           <w:lang w:eastAsia="es-PE"/>
-          <w14:ligatures w14:val="none"/>
+          <ns2:ligatures ns2:val="none"/>
         </w:rPr>
         <w:t>la Ley 29571, Código de Protección y Defensa del Consumidor, en tanto</w:t>
       </w:r>
@@ -4761,7 +4761,7 @@
         <w:rPr>
           <w:rFonts w:ascii="Arial Narrow" w:eastAsia="Arial Narrow" w:hAnsi="Arial Narrow" w:cs="Arial Narrow"/>
           <w:kern w:val="0"/>
-          <w14:ligatures w14:val="none"/>
+          <ns2:ligatures ns2:val="none"/>
         </w:rPr>
         <w:t xml:space="preserve"> </w:t>
       </w:r>
@@ -4769,7 +4769,7 @@
         <w:rPr>
           <w:rFonts w:ascii="Arial Narrow" w:eastAsia="Arial Narrow" w:hAnsi="Arial Narrow" w:cs="Arial Narrow"/>
           <w:kern w:val="0"/>
-          <w14:ligatures w14:val="none"/>
+          <ns2:ligatures ns2:val="none"/>
         </w:rPr>
         <w:t xml:space="preserve">la compañía aseguradora habría gestionado indebidamente el cobro de las primas de </w:t>
       </w:r>
@@ -4779,7 +4779,7 @@
           <w:color w:val="000000"/>
           <w:kern w:val="0"/>
           <w:lang w:eastAsia="es-ES"/>
-          <w14:ligatures w14:val="none"/>
+          <ns2:ligatures ns2:val="none"/>
         </w:rPr>
         <w:t>la Póliza 07800025783 a la tarjeta del denunciante, pese a no contar con su autorización para la afiliación</w:t>
       </w:r>
@@ -4789,12 +4789,12 @@
           <w:color w:val="000000"/>
           <w:kern w:val="0"/>
           <w:lang w:eastAsia="es-ES"/>
-          <w14:ligatures w14:val="none"/>
+          <ns2:ligatures ns2:val="none"/>
         </w:rPr>
         <w:t>.</w:t>
       </w:r>
     </w:p>
-    <w:p>
+    <w:p ns2:paraId="358ABAB6" ns2:textId="77777777">
       <w:pPr>
         <w:pStyle w:val="Prrafodelista"/>
         <w:spacing w:after="0" w:line="240" w:lineRule="auto"/>
@@ -4803,11 +4803,11 @@
         <w:rPr>
           <w:rFonts w:ascii="Arial Narrow" w:eastAsia="Arial Narrow" w:hAnsi="Arial Narrow" w:cs="Arial Narrow"/>
           <w:kern w:val="0"/>
-          <w14:ligatures w14:val="none"/>
-        </w:rPr>
-      </w:pPr>
-    </w:p>
-    <w:p>
+          <ns2:ligatures ns2:val="none"/>
+        </w:rPr>
+      </w:pPr>
+    </w:p>
+    <w:p ns2:paraId="4DB96546" ns2:textId="21BBCFB0">
       <w:pPr>
         <w:pStyle w:val="Prrafodelista"/>
         <w:numPr>
@@ -4824,7 +4824,7 @@
         <w:rPr>
           <w:rFonts w:ascii="Arial Narrow" w:eastAsia="Arial Narrow" w:hAnsi="Arial Narrow" w:cs="Arial Narrow"/>
           <w:kern w:val="0"/>
-          <w14:ligatures w14:val="none"/>
+          <ns2:ligatures ns2:val="none"/>
         </w:rPr>
       </w:pPr>
       <w:r>
@@ -4833,7 +4833,7 @@
           <w:color w:val="000000"/>
           <w:kern w:val="0"/>
           <w:lang w:eastAsia="es-PE"/>
-          <w14:ligatures w14:val="none"/>
+          <ns2:ligatures ns2:val="none"/>
         </w:rPr>
         <w:t>Presunta</w:t>
       </w:r>
@@ -4843,7 +4843,7 @@
           <w:kern w:val="0"/>
           <w:shd w:val="clear" w:color="auto" w:fill="FFFFFF"/>
           <w:lang w:eastAsia="es-PE"/>
-          <w14:ligatures w14:val="none"/>
+          <ns2:ligatures ns2:val="none"/>
         </w:rPr>
         <w:t xml:space="preserve"> infracción a los artículos 18 y 19</w:t>
       </w:r>
@@ -4852,7 +4852,7 @@
           <w:rFonts w:ascii="Arial Narrow" w:eastAsia="Calibri" w:hAnsi="Arial Narrow" w:cs="Arial Narrow"/>
           <w:kern w:val="0"/>
           <w:lang w:eastAsia="es-PE"/>
-          <w14:ligatures w14:val="none"/>
+          <ns2:ligatures ns2:val="none"/>
         </w:rPr>
         <w:t xml:space="preserve"> de </w:t>
       </w:r>
@@ -4862,7 +4862,7 @@
           <w:kern w:val="0"/>
           <w:shd w:val="clear" w:color="auto" w:fill="FFFFFF"/>
           <w:lang w:eastAsia="es-PE"/>
-          <w14:ligatures w14:val="none"/>
+          <ns2:ligatures ns2:val="none"/>
         </w:rPr>
         <w:t>la Ley 29571, Código de Protección y Defensa del Consumidor, en tanto</w:t>
       </w:r>
@@ -4870,7 +4870,7 @@
         <w:rPr>
           <w:rFonts w:ascii="Arial Narrow" w:eastAsia="Arial Narrow" w:hAnsi="Arial Narrow" w:cs="Arial Narrow"/>
           <w:kern w:val="0"/>
-          <w14:ligatures w14:val="none"/>
+          <ns2:ligatures ns2:val="none"/>
         </w:rPr>
         <w:t xml:space="preserve"> </w:t>
       </w:r>
@@ -4880,7 +4880,7 @@
           <w:kern w:val="0"/>
           <w:shd w:val="clear" w:color="auto" w:fill="FFFFFF"/>
           <w:lang w:eastAsia="es-PE"/>
-          <w14:ligatures w14:val="none"/>
+          <ns2:ligatures ns2:val="none"/>
         </w:rPr>
         <w:t>la compañía aseguradora no habría gestionado oportunamente la solicitud de anulación del Seguro de Vida realizada por el denunciante el 24 de febrero de 2025</w:t>
       </w:r>
@@ -4890,23 +4890,23 @@
           <w:color w:val="000000"/>
           <w:kern w:val="0"/>
           <w:lang w:eastAsia="es-ES"/>
-          <w14:ligatures w14:val="none"/>
+          <ns2:ligatures ns2:val="none"/>
         </w:rPr>
         <w:t>, al no reflejarse en el sistema “zona segura”.</w:t>
       </w:r>
     </w:p>
-    <w:p>
-      <w:pPr>
-        <w:spacing w:after="0" w:line="240" w:lineRule="auto"/>
-        <w:jc w:val="both"/>
-        <w:rPr>
-          <w:rFonts w:ascii="Arial Narrow" w:eastAsia="Arial Narrow" w:hAnsi="Arial Narrow" w:cs="Arial Narrow"/>
-          <w:kern w:val="0"/>
-          <w14:ligatures w14:val="none"/>
-        </w:rPr>
-      </w:pPr>
-    </w:p>
-    <w:p>
+    <w:p ns2:paraId="5C6F1BF9" ns2:textId="77777777">
+      <w:pPr>
+        <w:spacing w:after="0" w:line="240" w:lineRule="auto"/>
+        <w:jc w:val="both"/>
+        <w:rPr>
+          <w:rFonts w:ascii="Arial Narrow" w:eastAsia="Arial Narrow" w:hAnsi="Arial Narrow" w:cs="Arial Narrow"/>
+          <w:kern w:val="0"/>
+          <ns2:ligatures ns2:val="none"/>
+        </w:rPr>
+      </w:pPr>
+    </w:p>
+    <w:p ns2:paraId="2D910EBA" ns2:textId="72376E67">
       <w:pPr>
         <w:pStyle w:val="Prrafodelista"/>
         <w:numPr>
@@ -4923,7 +4923,7 @@
         <w:rPr>
           <w:rFonts w:ascii="Arial Narrow" w:eastAsia="Arial Narrow" w:hAnsi="Arial Narrow" w:cs="Arial Narrow"/>
           <w:kern w:val="0"/>
-          <w14:ligatures w14:val="none"/>
+          <ns2:ligatures ns2:val="none"/>
         </w:rPr>
       </w:pPr>
       <w:r>
@@ -4932,7 +4932,7 @@
           <w:color w:val="000000"/>
           <w:kern w:val="0"/>
           <w:lang w:eastAsia="es-PE"/>
-          <w14:ligatures w14:val="none"/>
+          <ns2:ligatures ns2:val="none"/>
         </w:rPr>
         <w:t>Presunta</w:t>
       </w:r>
@@ -4942,7 +4942,7 @@
           <w:kern w:val="0"/>
           <w:shd w:val="clear" w:color="auto" w:fill="FFFFFF"/>
           <w:lang w:eastAsia="es-PE"/>
-          <w14:ligatures w14:val="none"/>
+          <ns2:ligatures ns2:val="none"/>
         </w:rPr>
         <w:t xml:space="preserve"> infracción </w:t>
       </w:r>
@@ -4952,7 +4952,7 @@
           <w:kern w:val="0"/>
           <w:shd w:val="clear" w:color="auto" w:fill="FFFFFF"/>
           <w:lang w:eastAsia="es-PE"/>
-          <w14:ligatures w14:val="none"/>
+          <ns2:ligatures ns2:val="none"/>
         </w:rPr>
         <w:t>al numeral 88.1 del artículo 88</w:t>
       </w:r>
@@ -4961,7 +4961,7 @@
           <w:rFonts w:ascii="Arial Narrow" w:eastAsia="Calibri" w:hAnsi="Arial Narrow" w:cs="Arial Narrow"/>
           <w:kern w:val="0"/>
           <w:lang w:eastAsia="es-PE"/>
-          <w14:ligatures w14:val="none"/>
+          <ns2:ligatures ns2:val="none"/>
         </w:rPr>
         <w:t xml:space="preserve"> de </w:t>
       </w:r>
@@ -4971,7 +4971,7 @@
           <w:kern w:val="0"/>
           <w:shd w:val="clear" w:color="auto" w:fill="FFFFFF"/>
           <w:lang w:eastAsia="es-PE"/>
-          <w14:ligatures w14:val="none"/>
+          <ns2:ligatures ns2:val="none"/>
         </w:rPr>
         <w:t>la Ley 29571, Código de Protección y Defensa del Consumidor, en tanto</w:t>
       </w:r>
@@ -4979,7 +4979,7 @@
         <w:rPr>
           <w:rFonts w:ascii="Arial Narrow" w:eastAsia="Arial Narrow" w:hAnsi="Arial Narrow" w:cs="Arial Narrow"/>
           <w:kern w:val="0"/>
-          <w14:ligatures w14:val="none"/>
+          <ns2:ligatures ns2:val="none"/>
         </w:rPr>
         <w:t xml:space="preserve"> </w:t>
       </w:r>
@@ -4987,7 +4987,7 @@
         <w:rPr>
           <w:rFonts w:ascii="Arial Narrow" w:eastAsia="Arial Narrow" w:hAnsi="Arial Narrow" w:cs="Arial Narrow"/>
           <w:kern w:val="0"/>
-          <w14:ligatures w14:val="none"/>
+          <ns2:ligatures ns2:val="none"/>
         </w:rPr>
         <w:t xml:space="preserve">la compañía aseguradora </w:t>
       </w:r>
@@ -4995,7 +4995,7 @@
         <w:rPr>
           <w:rFonts w:ascii="Arial Narrow" w:eastAsia="Arial Narrow" w:hAnsi="Arial Narrow" w:cs="Arial Narrow"/>
           <w:kern w:val="0"/>
-          <w14:ligatures w14:val="none"/>
+          <ns2:ligatures ns2:val="none"/>
         </w:rPr>
         <w:t>no habría remitido al denunciante una copia del reclamo presentado el 22 de agosto de 2024</w:t>
       </w:r>
@@ -5003,7 +5003,7 @@
         <w:rPr>
           <w:rFonts w:ascii="Arial Narrow" w:eastAsia="Arial Narrow" w:hAnsi="Arial Narrow" w:cs="Arial Narrow"/>
           <w:kern w:val="0"/>
-          <w14:ligatures w14:val="none"/>
+          <ns2:ligatures ns2:val="none"/>
         </w:rPr>
         <w:t xml:space="preserve"> ni figuraba en su plataforma zona segura</w:t>
       </w:r>
@@ -5011,23 +5011,23 @@
         <w:rPr>
           <w:rFonts w:ascii="Arial Narrow" w:eastAsia="Arial Narrow" w:hAnsi="Arial Narrow" w:cs="Arial Narrow"/>
           <w:kern w:val="0"/>
-          <w14:ligatures w14:val="none"/>
+          <ns2:ligatures ns2:val="none"/>
         </w:rPr>
         <w:t>.</w:t>
       </w:r>
     </w:p>
-    <w:p>
-      <w:pPr>
-        <w:spacing w:after="0" w:line="240" w:lineRule="auto"/>
-        <w:jc w:val="both"/>
-        <w:rPr>
-          <w:rFonts w:ascii="Arial Narrow" w:eastAsia="Arial Narrow" w:hAnsi="Arial Narrow" w:cs="Arial Narrow"/>
-          <w:kern w:val="0"/>
-          <w14:ligatures w14:val="none"/>
-        </w:rPr>
-      </w:pPr>
-    </w:p>
-    <w:p>
+    <w:p ns2:paraId="79801343" ns2:textId="77777777">
+      <w:pPr>
+        <w:spacing w:after="0" w:line="240" w:lineRule="auto"/>
+        <w:jc w:val="both"/>
+        <w:rPr>
+          <w:rFonts w:ascii="Arial Narrow" w:eastAsia="Arial Narrow" w:hAnsi="Arial Narrow" w:cs="Arial Narrow"/>
+          <w:kern w:val="0"/>
+          <ns2:ligatures ns2:val="none"/>
+        </w:rPr>
+      </w:pPr>
+    </w:p>
+    <w:p ns2:paraId="416FDC43" ns2:textId="5E74BC6F">
       <w:pPr>
         <w:pStyle w:val="Prrafodelista"/>
         <w:numPr>
@@ -5044,7 +5044,7 @@
         <w:rPr>
           <w:rFonts w:ascii="Arial Narrow" w:eastAsia="Arial Narrow" w:hAnsi="Arial Narrow" w:cs="Arial Narrow"/>
           <w:kern w:val="0"/>
-          <w14:ligatures w14:val="none"/>
+          <ns2:ligatures ns2:val="none"/>
         </w:rPr>
       </w:pPr>
       <w:r>
@@ -5053,7 +5053,7 @@
           <w:color w:val="000000"/>
           <w:kern w:val="0"/>
           <w:lang w:eastAsia="es-PE"/>
-          <w14:ligatures w14:val="none"/>
+          <ns2:ligatures ns2:val="none"/>
         </w:rPr>
         <w:lastRenderedPageBreak/>
         <w:t>Presunta</w:t>
@@ -5064,7 +5064,7 @@
           <w:kern w:val="0"/>
           <w:shd w:val="clear" w:color="auto" w:fill="FFFFFF"/>
           <w:lang w:eastAsia="es-PE"/>
-          <w14:ligatures w14:val="none"/>
+          <ns2:ligatures ns2:val="none"/>
         </w:rPr>
         <w:t xml:space="preserve"> infracción </w:t>
       </w:r>
@@ -5074,7 +5074,7 @@
           <w:kern w:val="0"/>
           <w:shd w:val="clear" w:color="auto" w:fill="FFFFFF"/>
           <w:lang w:eastAsia="es-PE"/>
-          <w14:ligatures w14:val="none"/>
+          <ns2:ligatures ns2:val="none"/>
         </w:rPr>
         <w:t>al numeral 88.1 del artículo 88</w:t>
       </w:r>
@@ -5083,7 +5083,7 @@
           <w:rFonts w:ascii="Arial Narrow" w:eastAsia="Calibri" w:hAnsi="Arial Narrow" w:cs="Arial Narrow"/>
           <w:kern w:val="0"/>
           <w:lang w:eastAsia="es-PE"/>
-          <w14:ligatures w14:val="none"/>
+          <ns2:ligatures ns2:val="none"/>
         </w:rPr>
         <w:t xml:space="preserve"> de </w:t>
       </w:r>
@@ -5093,7 +5093,7 @@
           <w:kern w:val="0"/>
           <w:shd w:val="clear" w:color="auto" w:fill="FFFFFF"/>
           <w:lang w:eastAsia="es-PE"/>
-          <w14:ligatures w14:val="none"/>
+          <ns2:ligatures ns2:val="none"/>
         </w:rPr>
         <w:t>la Ley 29571, Código de Protección y Defensa del Consumidor, en tanto</w:t>
       </w:r>
@@ -5101,7 +5101,7 @@
         <w:rPr>
           <w:rFonts w:ascii="Arial Narrow" w:eastAsia="Arial Narrow" w:hAnsi="Arial Narrow" w:cs="Arial Narrow"/>
           <w:kern w:val="0"/>
-          <w14:ligatures w14:val="none"/>
+          <ns2:ligatures ns2:val="none"/>
         </w:rPr>
         <w:t xml:space="preserve"> </w:t>
       </w:r>
@@ -5109,7 +5109,7 @@
         <w:rPr>
           <w:rFonts w:ascii="Arial Narrow" w:eastAsia="Arial Narrow" w:hAnsi="Arial Narrow" w:cs="Arial Narrow"/>
           <w:kern w:val="0"/>
-          <w14:ligatures w14:val="none"/>
+          <ns2:ligatures ns2:val="none"/>
         </w:rPr>
         <w:t>la compañía aseguradora no habría remitido al denunciante una copia del reclamo presentado el 24 de febrero de 2025 ni figuraba en su plataforma zona segura</w:t>
       </w:r>
@@ -5117,23 +5117,23 @@
         <w:rPr>
           <w:rFonts w:ascii="Arial Narrow" w:eastAsia="Arial Narrow" w:hAnsi="Arial Narrow" w:cs="Arial Narrow"/>
           <w:kern w:val="0"/>
-          <w14:ligatures w14:val="none"/>
+          <ns2:ligatures ns2:val="none"/>
         </w:rPr>
         <w:t>.</w:t>
       </w:r>
     </w:p>
-    <w:p>
-      <w:pPr>
-        <w:spacing w:after="0" w:line="240" w:lineRule="auto"/>
-        <w:jc w:val="both"/>
-        <w:rPr>
-          <w:rFonts w:ascii="Arial Narrow" w:eastAsia="Arial Narrow" w:hAnsi="Arial Narrow" w:cs="Arial Narrow"/>
-          <w:kern w:val="0"/>
-          <w14:ligatures w14:val="none"/>
-        </w:rPr>
-      </w:pPr>
-    </w:p>
-    <w:p>
+    <w:p ns2:paraId="06B90CC3" ns2:textId="238D4F9C">
+      <w:pPr>
+        <w:spacing w:after="0" w:line="240" w:lineRule="auto"/>
+        <w:jc w:val="both"/>
+        <w:rPr>
+          <w:rFonts w:ascii="Arial Narrow" w:eastAsia="Arial Narrow" w:hAnsi="Arial Narrow" w:cs="Arial Narrow"/>
+          <w:kern w:val="0"/>
+          <ns2:ligatures ns2:val="none"/>
+        </w:rPr>
+      </w:pPr>
+    </w:p>
+    <w:p ns2:paraId="7484A3D2" ns2:textId="16A12868">
       <w:pPr>
         <w:pStyle w:val="Prrafodelista"/>
         <w:numPr>
@@ -5150,7 +5150,7 @@
         <w:rPr>
           <w:rFonts w:ascii="Arial Narrow" w:eastAsia="Arial Narrow" w:hAnsi="Arial Narrow" w:cs="Arial Narrow"/>
           <w:kern w:val="0"/>
-          <w14:ligatures w14:val="none"/>
+          <ns2:ligatures ns2:val="none"/>
         </w:rPr>
       </w:pPr>
       <w:r>
@@ -5159,7 +5159,7 @@
           <w:color w:val="000000"/>
           <w:kern w:val="0"/>
           <w:lang w:eastAsia="es-PE"/>
-          <w14:ligatures w14:val="none"/>
+          <ns2:ligatures ns2:val="none"/>
         </w:rPr>
         <w:t>Presunta</w:t>
       </w:r>
@@ -5169,7 +5169,7 @@
           <w:kern w:val="0"/>
           <w:shd w:val="clear" w:color="auto" w:fill="FFFFFF"/>
           <w:lang w:eastAsia="es-PE"/>
-          <w14:ligatures w14:val="none"/>
+          <ns2:ligatures ns2:val="none"/>
         </w:rPr>
         <w:t xml:space="preserve"> infracción </w:t>
       </w:r>
@@ -5179,7 +5179,7 @@
           <w:kern w:val="0"/>
           <w:shd w:val="clear" w:color="auto" w:fill="FFFFFF"/>
           <w:lang w:eastAsia="es-PE"/>
-          <w14:ligatures w14:val="none"/>
+          <ns2:ligatures ns2:val="none"/>
         </w:rPr>
         <w:t>al numeral 88.1 del artículo 88</w:t>
       </w:r>
@@ -5188,7 +5188,7 @@
           <w:rFonts w:ascii="Arial Narrow" w:eastAsia="Calibri" w:hAnsi="Arial Narrow" w:cs="Arial Narrow"/>
           <w:kern w:val="0"/>
           <w:lang w:eastAsia="es-PE"/>
-          <w14:ligatures w14:val="none"/>
+          <ns2:ligatures ns2:val="none"/>
         </w:rPr>
         <w:t xml:space="preserve"> de </w:t>
       </w:r>
@@ -5198,7 +5198,7 @@
           <w:kern w:val="0"/>
           <w:shd w:val="clear" w:color="auto" w:fill="FFFFFF"/>
           <w:lang w:eastAsia="es-PE"/>
-          <w14:ligatures w14:val="none"/>
+          <ns2:ligatures ns2:val="none"/>
         </w:rPr>
         <w:t>la Ley 29571, Código de Protección y Defensa del Consumidor, en tanto</w:t>
       </w:r>
@@ -5206,7 +5206,7 @@
         <w:rPr>
           <w:rFonts w:ascii="Arial Narrow" w:eastAsia="Arial Narrow" w:hAnsi="Arial Narrow" w:cs="Arial Narrow"/>
           <w:kern w:val="0"/>
-          <w14:ligatures w14:val="none"/>
+          <ns2:ligatures ns2:val="none"/>
         </w:rPr>
         <w:t xml:space="preserve"> </w:t>
       </w:r>
@@ -5214,7 +5214,7 @@
         <w:rPr>
           <w:rFonts w:ascii="Arial Narrow" w:eastAsia="Arial Narrow" w:hAnsi="Arial Narrow" w:cs="Arial Narrow"/>
           <w:kern w:val="0"/>
-          <w14:ligatures w14:val="none"/>
+          <ns2:ligatures ns2:val="none"/>
         </w:rPr>
         <w:t>la compañía aseguradora no habría remitido al denunciante una copia del reclamo presentado el 26 de febrero de 2025 ni figuraba en su plataforma zona segura</w:t>
       </w:r>
@@ -5222,23 +5222,23 @@
         <w:rPr>
           <w:rFonts w:ascii="Arial Narrow" w:eastAsia="Arial Narrow" w:hAnsi="Arial Narrow" w:cs="Arial Narrow"/>
           <w:kern w:val="0"/>
-          <w14:ligatures w14:val="none"/>
+          <ns2:ligatures ns2:val="none"/>
         </w:rPr>
         <w:t>.</w:t>
       </w:r>
     </w:p>
-    <w:p>
-      <w:pPr>
-        <w:spacing w:after="0" w:line="240" w:lineRule="auto"/>
-        <w:jc w:val="both"/>
-        <w:rPr>
-          <w:rFonts w:ascii="Arial Narrow" w:eastAsia="Arial Narrow" w:hAnsi="Arial Narrow" w:cs="Arial Narrow"/>
-          <w:kern w:val="0"/>
-          <w14:ligatures w14:val="none"/>
-        </w:rPr>
-      </w:pPr>
-    </w:p>
-    <w:p>
+    <w:p ns2:paraId="042B3F54" ns2:textId="77777777">
+      <w:pPr>
+        <w:spacing w:after="0" w:line="240" w:lineRule="auto"/>
+        <w:jc w:val="both"/>
+        <w:rPr>
+          <w:rFonts w:ascii="Arial Narrow" w:eastAsia="Arial Narrow" w:hAnsi="Arial Narrow" w:cs="Arial Narrow"/>
+          <w:kern w:val="0"/>
+          <ns2:ligatures ns2:val="none"/>
+        </w:rPr>
+      </w:pPr>
+    </w:p>
+    <w:p ns2:paraId="54045289" ns2:textId="6C00E2E3">
       <w:pPr>
         <w:pStyle w:val="Prrafodelista"/>
         <w:numPr>
@@ -5255,7 +5255,7 @@
         <w:rPr>
           <w:rFonts w:ascii="Arial Narrow" w:eastAsia="Arial Narrow" w:hAnsi="Arial Narrow" w:cs="Arial Narrow"/>
           <w:kern w:val="0"/>
-          <w14:ligatures w14:val="none"/>
+          <ns2:ligatures ns2:val="none"/>
         </w:rPr>
       </w:pPr>
       <w:r>
@@ -5264,7 +5264,7 @@
           <w:color w:val="000000"/>
           <w:kern w:val="0"/>
           <w:lang w:eastAsia="es-PE"/>
-          <w14:ligatures w14:val="none"/>
+          <ns2:ligatures ns2:val="none"/>
         </w:rPr>
         <w:t>Presunta</w:t>
       </w:r>
@@ -5274,7 +5274,7 @@
           <w:kern w:val="0"/>
           <w:shd w:val="clear" w:color="auto" w:fill="FFFFFF"/>
           <w:lang w:eastAsia="es-PE"/>
-          <w14:ligatures w14:val="none"/>
+          <ns2:ligatures ns2:val="none"/>
         </w:rPr>
         <w:t xml:space="preserve"> infracción </w:t>
       </w:r>
@@ -5284,7 +5284,7 @@
           <w:kern w:val="0"/>
           <w:shd w:val="clear" w:color="auto" w:fill="FFFFFF"/>
           <w:lang w:eastAsia="es-PE"/>
-          <w14:ligatures w14:val="none"/>
+          <ns2:ligatures ns2:val="none"/>
         </w:rPr>
         <w:t>al numeral 88.1 del artículo 88</w:t>
       </w:r>
@@ -5293,7 +5293,7 @@
           <w:rFonts w:ascii="Arial Narrow" w:eastAsia="Calibri" w:hAnsi="Arial Narrow" w:cs="Arial Narrow"/>
           <w:kern w:val="0"/>
           <w:lang w:eastAsia="es-PE"/>
-          <w14:ligatures w14:val="none"/>
+          <ns2:ligatures ns2:val="none"/>
         </w:rPr>
         <w:t xml:space="preserve"> de </w:t>
       </w:r>
@@ -5303,7 +5303,7 @@
           <w:kern w:val="0"/>
           <w:shd w:val="clear" w:color="auto" w:fill="FFFFFF"/>
           <w:lang w:eastAsia="es-PE"/>
-          <w14:ligatures w14:val="none"/>
+          <ns2:ligatures ns2:val="none"/>
         </w:rPr>
         <w:t>la Ley 29571, Código de Protección y Defensa del Consumidor, en tanto</w:t>
       </w:r>
@@ -5311,7 +5311,7 @@
         <w:rPr>
           <w:rFonts w:ascii="Arial Narrow" w:eastAsia="Arial Narrow" w:hAnsi="Arial Narrow" w:cs="Arial Narrow"/>
           <w:kern w:val="0"/>
-          <w14:ligatures w14:val="none"/>
+          <ns2:ligatures ns2:val="none"/>
         </w:rPr>
         <w:t xml:space="preserve"> </w:t>
       </w:r>
@@ -5319,7 +5319,7 @@
         <w:rPr>
           <w:rFonts w:ascii="Arial Narrow" w:eastAsia="Arial Narrow" w:hAnsi="Arial Narrow" w:cs="Arial Narrow"/>
           <w:kern w:val="0"/>
-          <w14:ligatures w14:val="none"/>
+          <ns2:ligatures ns2:val="none"/>
         </w:rPr>
         <w:t>la compañía aseguradora no habría remitido al denunciante una copia del reclamo presentado el 13 de marzo de 2025 ni figuraba en su plataforma zona segura</w:t>
       </w:r>
@@ -5327,23 +5327,23 @@
         <w:rPr>
           <w:rFonts w:ascii="Arial Narrow" w:eastAsia="Arial Narrow" w:hAnsi="Arial Narrow" w:cs="Arial Narrow"/>
           <w:kern w:val="0"/>
-          <w14:ligatures w14:val="none"/>
+          <ns2:ligatures ns2:val="none"/>
         </w:rPr>
         <w:t>.</w:t>
       </w:r>
     </w:p>
-    <w:p>
-      <w:pPr>
-        <w:spacing w:after="0" w:line="240" w:lineRule="auto"/>
-        <w:jc w:val="both"/>
-        <w:rPr>
-          <w:rFonts w:ascii="Arial Narrow" w:eastAsia="Arial Narrow" w:hAnsi="Arial Narrow" w:cs="Arial Narrow"/>
-          <w:kern w:val="0"/>
-          <w14:ligatures w14:val="none"/>
-        </w:rPr>
-      </w:pPr>
-    </w:p>
-    <w:p>
+    <w:p ns2:paraId="30EF5189" ns2:textId="77777777">
+      <w:pPr>
+        <w:spacing w:after="0" w:line="240" w:lineRule="auto"/>
+        <w:jc w:val="both"/>
+        <w:rPr>
+          <w:rFonts w:ascii="Arial Narrow" w:eastAsia="Arial Narrow" w:hAnsi="Arial Narrow" w:cs="Arial Narrow"/>
+          <w:kern w:val="0"/>
+          <ns2:ligatures ns2:val="none"/>
+        </w:rPr>
+      </w:pPr>
+    </w:p>
+    <w:p ns2:paraId="6817C0D2" ns2:textId="61732943">
       <w:pPr>
         <w:pStyle w:val="Prrafodelista"/>
         <w:numPr>
@@ -5360,7 +5360,7 @@
         <w:rPr>
           <w:rFonts w:ascii="Arial Narrow" w:eastAsia="Arial Narrow" w:hAnsi="Arial Narrow" w:cs="Arial Narrow"/>
           <w:kern w:val="0"/>
-          <w14:ligatures w14:val="none"/>
+          <ns2:ligatures ns2:val="none"/>
         </w:rPr>
       </w:pPr>
       <w:r>
@@ -5369,7 +5369,7 @@
           <w:color w:val="000000"/>
           <w:kern w:val="0"/>
           <w:lang w:eastAsia="es-PE"/>
-          <w14:ligatures w14:val="none"/>
+          <ns2:ligatures ns2:val="none"/>
         </w:rPr>
         <w:t>Presunta</w:t>
       </w:r>
@@ -5379,7 +5379,7 @@
           <w:kern w:val="0"/>
           <w:shd w:val="clear" w:color="auto" w:fill="FFFFFF"/>
           <w:lang w:eastAsia="es-PE"/>
-          <w14:ligatures w14:val="none"/>
+          <ns2:ligatures ns2:val="none"/>
         </w:rPr>
         <w:t xml:space="preserve"> infracción </w:t>
       </w:r>
@@ -5389,7 +5389,7 @@
           <w:kern w:val="0"/>
           <w:shd w:val="clear" w:color="auto" w:fill="FFFFFF"/>
           <w:lang w:eastAsia="es-PE"/>
-          <w14:ligatures w14:val="none"/>
+          <ns2:ligatures ns2:val="none"/>
         </w:rPr>
         <w:t>al numeral 88.1 del artículo 88</w:t>
       </w:r>
@@ -5398,7 +5398,7 @@
           <w:rFonts w:ascii="Arial Narrow" w:eastAsia="Calibri" w:hAnsi="Arial Narrow" w:cs="Arial Narrow"/>
           <w:kern w:val="0"/>
           <w:lang w:eastAsia="es-PE"/>
-          <w14:ligatures w14:val="none"/>
+          <ns2:ligatures ns2:val="none"/>
         </w:rPr>
         <w:t xml:space="preserve"> de </w:t>
       </w:r>
@@ -5408,7 +5408,7 @@
           <w:kern w:val="0"/>
           <w:shd w:val="clear" w:color="auto" w:fill="FFFFFF"/>
           <w:lang w:eastAsia="es-PE"/>
-          <w14:ligatures w14:val="none"/>
+          <ns2:ligatures ns2:val="none"/>
         </w:rPr>
         <w:t>la Ley 29571, Código de Protección y Defensa del Consumidor, en tanto</w:t>
       </w:r>
@@ -5416,7 +5416,7 @@
         <w:rPr>
           <w:rFonts w:ascii="Arial Narrow" w:eastAsia="Arial Narrow" w:hAnsi="Arial Narrow" w:cs="Arial Narrow"/>
           <w:kern w:val="0"/>
-          <w14:ligatures w14:val="none"/>
+          <ns2:ligatures ns2:val="none"/>
         </w:rPr>
         <w:t xml:space="preserve"> </w:t>
       </w:r>
@@ -5424,7 +5424,7 @@
         <w:rPr>
           <w:rFonts w:ascii="Arial Narrow" w:eastAsia="Arial Narrow" w:hAnsi="Arial Narrow" w:cs="Arial Narrow"/>
           <w:kern w:val="0"/>
-          <w14:ligatures w14:val="none"/>
+          <ns2:ligatures ns2:val="none"/>
         </w:rPr>
         <w:t>la compañía aseguradora no habría remitido al denunciante una copia del reclamo presentado el 31 de marzo de 2025 ni figuraba en su plataforma zona segura</w:t>
       </w:r>
@@ -5432,23 +5432,23 @@
         <w:rPr>
           <w:rFonts w:ascii="Arial Narrow" w:eastAsia="Arial Narrow" w:hAnsi="Arial Narrow" w:cs="Arial Narrow"/>
           <w:kern w:val="0"/>
-          <w14:ligatures w14:val="none"/>
+          <ns2:ligatures ns2:val="none"/>
         </w:rPr>
         <w:t>.</w:t>
       </w:r>
     </w:p>
-    <w:p>
-      <w:pPr>
-        <w:spacing w:after="0" w:line="240" w:lineRule="auto"/>
-        <w:jc w:val="both"/>
-        <w:rPr>
-          <w:rFonts w:ascii="Arial Narrow" w:eastAsia="Arial Narrow" w:hAnsi="Arial Narrow" w:cs="Arial Narrow"/>
-          <w:kern w:val="0"/>
-          <w14:ligatures w14:val="none"/>
-        </w:rPr>
-      </w:pPr>
-    </w:p>
-    <w:p>
+    <w:p ns2:paraId="6C0FB067" ns2:textId="77777777">
+      <w:pPr>
+        <w:spacing w:after="0" w:line="240" w:lineRule="auto"/>
+        <w:jc w:val="both"/>
+        <w:rPr>
+          <w:rFonts w:ascii="Arial Narrow" w:eastAsia="Arial Narrow" w:hAnsi="Arial Narrow" w:cs="Arial Narrow"/>
+          <w:kern w:val="0"/>
+          <ns2:ligatures ns2:val="none"/>
+        </w:rPr>
+      </w:pPr>
+    </w:p>
+    <w:p ns2:paraId="764CD0B0" ns2:textId="6604E660">
       <w:pPr>
         <w:pStyle w:val="Prrafodelista"/>
         <w:numPr>
@@ -5465,7 +5465,7 @@
         <w:rPr>
           <w:rFonts w:ascii="Arial Narrow" w:eastAsia="Arial Narrow" w:hAnsi="Arial Narrow" w:cs="Arial Narrow"/>
           <w:kern w:val="0"/>
-          <w14:ligatures w14:val="none"/>
+          <ns2:ligatures ns2:val="none"/>
         </w:rPr>
       </w:pPr>
       <w:r>
@@ -5474,7 +5474,7 @@
           <w:color w:val="000000"/>
           <w:kern w:val="0"/>
           <w:lang w:eastAsia="es-PE"/>
-          <w14:ligatures w14:val="none"/>
+          <ns2:ligatures ns2:val="none"/>
         </w:rPr>
         <w:t>Presunta</w:t>
       </w:r>
@@ -5484,7 +5484,7 @@
           <w:kern w:val="0"/>
           <w:shd w:val="clear" w:color="auto" w:fill="FFFFFF"/>
           <w:lang w:eastAsia="es-PE"/>
-          <w14:ligatures w14:val="none"/>
+          <ns2:ligatures ns2:val="none"/>
         </w:rPr>
         <w:t xml:space="preserve"> infracción </w:t>
       </w:r>
@@ -5494,7 +5494,7 @@
           <w:kern w:val="0"/>
           <w:shd w:val="clear" w:color="auto" w:fill="FFFFFF"/>
           <w:lang w:eastAsia="es-PE"/>
-          <w14:ligatures w14:val="none"/>
+          <ns2:ligatures ns2:val="none"/>
         </w:rPr>
         <w:t>al numeral 88.1 del artículo 88</w:t>
       </w:r>
@@ -5503,7 +5503,7 @@
           <w:rFonts w:ascii="Arial Narrow" w:eastAsia="Calibri" w:hAnsi="Arial Narrow" w:cs="Arial Narrow"/>
           <w:kern w:val="0"/>
           <w:lang w:eastAsia="es-PE"/>
-          <w14:ligatures w14:val="none"/>
+          <ns2:ligatures ns2:val="none"/>
         </w:rPr>
         <w:t xml:space="preserve"> de </w:t>
       </w:r>
@@ -5513,7 +5513,7 @@
           <w:kern w:val="0"/>
           <w:shd w:val="clear" w:color="auto" w:fill="FFFFFF"/>
           <w:lang w:eastAsia="es-PE"/>
-          <w14:ligatures w14:val="none"/>
+          <ns2:ligatures ns2:val="none"/>
         </w:rPr>
         <w:t>la Ley 29571, Código de Protección y Defensa del Consumidor, en tanto</w:t>
       </w:r>
@@ -5521,7 +5521,7 @@
         <w:rPr>
           <w:rFonts w:ascii="Arial Narrow" w:eastAsia="Arial Narrow" w:hAnsi="Arial Narrow" w:cs="Arial Narrow"/>
           <w:kern w:val="0"/>
-          <w14:ligatures w14:val="none"/>
+          <ns2:ligatures ns2:val="none"/>
         </w:rPr>
         <w:t xml:space="preserve"> </w:t>
       </w:r>
@@ -5529,7 +5529,7 @@
         <w:rPr>
           <w:rFonts w:ascii="Arial Narrow" w:eastAsia="Arial Narrow" w:hAnsi="Arial Narrow" w:cs="Arial Narrow"/>
           <w:kern w:val="0"/>
-          <w14:ligatures w14:val="none"/>
+          <ns2:ligatures ns2:val="none"/>
         </w:rPr>
         <w:t>la compañía aseguradora no habría remitido al denunciante una copia del reclamo presentado el 11 de abril de 2025 ni figuraba en su plataforma zona segura</w:t>
       </w:r>
@@ -5537,23 +5537,23 @@
         <w:rPr>
           <w:rFonts w:ascii="Arial Narrow" w:eastAsia="Arial Narrow" w:hAnsi="Arial Narrow" w:cs="Arial Narrow"/>
           <w:kern w:val="0"/>
-          <w14:ligatures w14:val="none"/>
+          <ns2:ligatures ns2:val="none"/>
         </w:rPr>
         <w:t>.</w:t>
       </w:r>
     </w:p>
-    <w:p>
-      <w:pPr>
-        <w:spacing w:after="0" w:line="240" w:lineRule="auto"/>
-        <w:jc w:val="both"/>
-        <w:rPr>
-          <w:rFonts w:ascii="Arial Narrow" w:eastAsia="Arial Narrow" w:hAnsi="Arial Narrow" w:cs="Arial Narrow"/>
-          <w:kern w:val="0"/>
-          <w14:ligatures w14:val="none"/>
-        </w:rPr>
-      </w:pPr>
-    </w:p>
-    <w:p>
+    <w:p ns2:paraId="6B389F86" ns2:textId="77777777">
+      <w:pPr>
+        <w:spacing w:after="0" w:line="240" w:lineRule="auto"/>
+        <w:jc w:val="both"/>
+        <w:rPr>
+          <w:rFonts w:ascii="Arial Narrow" w:eastAsia="Arial Narrow" w:hAnsi="Arial Narrow" w:cs="Arial Narrow"/>
+          <w:kern w:val="0"/>
+          <ns2:ligatures ns2:val="none"/>
+        </w:rPr>
+      </w:pPr>
+    </w:p>
+    <w:p ns2:paraId="4CF090EB" ns2:textId="0F313E17">
       <w:pPr>
         <w:pStyle w:val="Prrafodelista"/>
         <w:numPr>
@@ -5570,7 +5570,7 @@
         <w:rPr>
           <w:rFonts w:ascii="Arial Narrow" w:eastAsia="Arial Narrow" w:hAnsi="Arial Narrow" w:cs="Arial Narrow"/>
           <w:kern w:val="0"/>
-          <w14:ligatures w14:val="none"/>
+          <ns2:ligatures ns2:val="none"/>
         </w:rPr>
       </w:pPr>
       <w:r>
@@ -5579,7 +5579,7 @@
           <w:color w:val="000000"/>
           <w:kern w:val="0"/>
           <w:lang w:eastAsia="es-PE"/>
-          <w14:ligatures w14:val="none"/>
+          <ns2:ligatures ns2:val="none"/>
         </w:rPr>
         <w:t>Presunta</w:t>
       </w:r>
@@ -5589,7 +5589,7 @@
           <w:kern w:val="0"/>
           <w:shd w:val="clear" w:color="auto" w:fill="FFFFFF"/>
           <w:lang w:eastAsia="es-PE"/>
-          <w14:ligatures w14:val="none"/>
+          <ns2:ligatures ns2:val="none"/>
         </w:rPr>
         <w:t xml:space="preserve"> infracción </w:t>
       </w:r>
@@ -5599,7 +5599,7 @@
           <w:kern w:val="0"/>
           <w:shd w:val="clear" w:color="auto" w:fill="FFFFFF"/>
           <w:lang w:eastAsia="es-PE"/>
-          <w14:ligatures w14:val="none"/>
+          <ns2:ligatures ns2:val="none"/>
         </w:rPr>
         <w:t>al numeral 88.1 del artículo 88</w:t>
       </w:r>
@@ -5608,7 +5608,7 @@
           <w:rFonts w:ascii="Arial Narrow" w:eastAsia="Calibri" w:hAnsi="Arial Narrow" w:cs="Arial Narrow"/>
           <w:kern w:val="0"/>
           <w:lang w:eastAsia="es-PE"/>
-          <w14:ligatures w14:val="none"/>
+          <ns2:ligatures ns2:val="none"/>
         </w:rPr>
         <w:t xml:space="preserve"> de </w:t>
       </w:r>
@@ -5618,7 +5618,7 @@
           <w:kern w:val="0"/>
           <w:shd w:val="clear" w:color="auto" w:fill="FFFFFF"/>
           <w:lang w:eastAsia="es-PE"/>
-          <w14:ligatures w14:val="none"/>
+          <ns2:ligatures ns2:val="none"/>
         </w:rPr>
         <w:t>la Ley 29571, Código de Protección y Defensa del Consumidor, en tanto</w:t>
       </w:r>
@@ -5626,7 +5626,7 @@
         <w:rPr>
           <w:rFonts w:ascii="Arial Narrow" w:eastAsia="Arial Narrow" w:hAnsi="Arial Narrow" w:cs="Arial Narrow"/>
           <w:kern w:val="0"/>
-          <w14:ligatures w14:val="none"/>
+          <ns2:ligatures ns2:val="none"/>
         </w:rPr>
         <w:t xml:space="preserve"> </w:t>
       </w:r>
@@ -5634,7 +5634,7 @@
         <w:rPr>
           <w:rFonts w:ascii="Arial Narrow" w:eastAsia="Arial Narrow" w:hAnsi="Arial Narrow" w:cs="Arial Narrow"/>
           <w:kern w:val="0"/>
-          <w14:ligatures w14:val="none"/>
+          <ns2:ligatures ns2:val="none"/>
         </w:rPr>
         <w:t>la compañía aseguradora no habría remitido al denunciante una copia del reclamo presentado el 16 de abril de 2025 ni figuraba en su plataforma zona segura</w:t>
       </w:r>
@@ -5642,23 +5642,23 @@
         <w:rPr>
           <w:rFonts w:ascii="Arial Narrow" w:eastAsia="Arial Narrow" w:hAnsi="Arial Narrow" w:cs="Arial Narrow"/>
           <w:kern w:val="0"/>
-          <w14:ligatures w14:val="none"/>
+          <ns2:ligatures ns2:val="none"/>
         </w:rPr>
         <w:t>.</w:t>
       </w:r>
     </w:p>
-    <w:p>
-      <w:pPr>
-        <w:spacing w:after="0" w:line="240" w:lineRule="auto"/>
-        <w:jc w:val="both"/>
-        <w:rPr>
-          <w:rFonts w:ascii="Arial Narrow" w:eastAsia="Arial Narrow" w:hAnsi="Arial Narrow" w:cs="Arial Narrow"/>
-          <w:kern w:val="0"/>
-          <w14:ligatures w14:val="none"/>
-        </w:rPr>
-      </w:pPr>
-    </w:p>
-    <w:p>
+    <w:p ns2:paraId="6B44E420" ns2:textId="77777777">
+      <w:pPr>
+        <w:spacing w:after="0" w:line="240" w:lineRule="auto"/>
+        <w:jc w:val="both"/>
+        <w:rPr>
+          <w:rFonts w:ascii="Arial Narrow" w:eastAsia="Arial Narrow" w:hAnsi="Arial Narrow" w:cs="Arial Narrow"/>
+          <w:kern w:val="0"/>
+          <ns2:ligatures ns2:val="none"/>
+        </w:rPr>
+      </w:pPr>
+    </w:p>
+    <w:p ns2:paraId="0A292C9F" ns2:textId="4F8E93DA">
       <w:pPr>
         <w:spacing w:line="240" w:lineRule="auto"/>
         <w:contextualSpacing/>
@@ -5666,7 +5666,7 @@
         <w:rPr>
           <w:rFonts w:ascii="Arial Narrow" w:eastAsia="Calibri" w:hAnsi="Arial Narrow" w:cs="Arial"/>
           <w:kern w:val="0"/>
-          <w14:ligatures w14:val="none"/>
+          <ns2:ligatures ns2:val="none"/>
         </w:rPr>
       </w:pPr>
       <w:r>
@@ -5676,7 +5676,7 @@
           <w:color w:val="000000"/>
           <w:kern w:val="0"/>
           <w:lang w:eastAsia="es-PE"/>
-          <w14:ligatures w14:val="none"/>
+          <ns2:ligatures ns2:val="none"/>
         </w:rPr>
         <w:t>SEGUNDO:</w:t>
       </w:r>
@@ -5686,7 +5686,7 @@
           <w:color w:val="000000"/>
           <w:kern w:val="0"/>
           <w:lang w:eastAsia="es-PE"/>
-          <w14:ligatures w14:val="none"/>
+          <ns2:ligatures ns2:val="none"/>
         </w:rPr>
         <w:t xml:space="preserve"> tener por ofrecidos los medios probatorios presentados en el escrito de denuncia </w:t>
       </w:r>
@@ -5696,7 +5696,7 @@
           <w:color w:val="000000"/>
           <w:kern w:val="0"/>
           <w:lang w:val="es-ES" w:eastAsia="es-ES"/>
-          <w14:ligatures w14:val="none"/>
+          <ns2:ligatures ns2:val="none"/>
         </w:rPr>
         <w:t xml:space="preserve">del </w:t>
       </w:r>
@@ -5706,7 +5706,7 @@
           <w:color w:val="000000"/>
           <w:kern w:val="0"/>
           <w:lang w:val="es-ES" w:eastAsia="es-ES"/>
-          <w14:ligatures w14:val="none"/>
+          <ns2:ligatures ns2:val="none"/>
         </w:rPr>
         <w:t>13 de mayo de 2025</w:t>
       </w:r>
@@ -5714,12 +5714,12 @@
         <w:rPr>
           <w:rFonts w:ascii="Arial Narrow" w:eastAsia="Calibri" w:hAnsi="Arial Narrow" w:cs="Arial"/>
           <w:kern w:val="0"/>
-          <w14:ligatures w14:val="none"/>
+          <ns2:ligatures ns2:val="none"/>
         </w:rPr>
         <w:t>.</w:t>
       </w:r>
     </w:p>
-    <w:p>
+    <w:p ns2:paraId="68A17E97" ns2:textId="77777777">
       <w:pPr>
         <w:spacing w:line="240" w:lineRule="auto"/>
         <w:contextualSpacing/>
@@ -5729,20 +5729,20 @@
           <w:color w:val="000000"/>
           <w:kern w:val="0"/>
           <w:lang w:eastAsia="es-PE"/>
-          <w14:ligatures w14:val="none"/>
-        </w:rPr>
-      </w:pPr>
-    </w:p>
-    <w:p>
-      <w:pPr>
-        <w:spacing w:after="0" w:line="240" w:lineRule="auto"/>
-        <w:jc w:val="both"/>
-        <w:rPr>
-          <w:rFonts w:ascii="Arial Narrow" w:eastAsia="Arial Narrow" w:hAnsi="Arial Narrow" w:cs="Arial Narrow"/>
-          <w:color w:val="000000"/>
-          <w:kern w:val="0"/>
-          <w:lang w:eastAsia="es-PE"/>
-          <w14:ligatures w14:val="none"/>
+          <ns2:ligatures ns2:val="none"/>
+        </w:rPr>
+      </w:pPr>
+    </w:p>
+    <w:p ns2:paraId="168254DA" ns2:textId="177E3A82">
+      <w:pPr>
+        <w:spacing w:after="0" w:line="240" w:lineRule="auto"/>
+        <w:jc w:val="both"/>
+        <w:rPr>
+          <w:rFonts w:ascii="Arial Narrow" w:eastAsia="Arial Narrow" w:hAnsi="Arial Narrow" w:cs="Arial Narrow"/>
+          <w:color w:val="000000"/>
+          <w:kern w:val="0"/>
+          <w:lang w:eastAsia="es-PE"/>
+          <ns2:ligatures ns2:val="none"/>
         </w:rPr>
       </w:pPr>
       <w:r>
@@ -5752,7 +5752,7 @@
           <w:color w:val="000000"/>
           <w:kern w:val="0"/>
           <w:lang w:eastAsia="es-PE"/>
-          <w14:ligatures w14:val="none"/>
+          <ns2:ligatures ns2:val="none"/>
         </w:rPr>
         <w:t xml:space="preserve">TERCERO: </w:t>
       </w:r>
@@ -5762,7 +5762,7 @@
           <w:color w:val="000000"/>
           <w:kern w:val="0"/>
           <w:lang w:eastAsia="es-PE"/>
-          <w14:ligatures w14:val="none"/>
+          <ns2:ligatures ns2:val="none"/>
         </w:rPr>
         <w:t xml:space="preserve">requerir a </w:t>
       </w:r>
@@ -5802,12 +5802,12 @@
           <w:color w:val="000000"/>
           <w:kern w:val="0"/>
           <w:lang w:eastAsia="es-PE"/>
-          <w14:ligatures w14:val="none"/>
+          <ns2:ligatures ns2:val="none"/>
         </w:rPr>
         <w:t>que cumpla con lo siguiente:</w:t>
       </w:r>
     </w:p>
-    <w:p>
+    <w:p ns2:paraId="20FDFB8D" ns2:textId="77777777">
       <w:pPr>
         <w:spacing w:after="0" w:line="240" w:lineRule="auto"/>
         <w:jc w:val="both"/>
@@ -5816,11 +5816,11 @@
           <w:color w:val="000000"/>
           <w:kern w:val="0"/>
           <w:lang w:eastAsia="es-PE"/>
-          <w14:ligatures w14:val="none"/>
-        </w:rPr>
-      </w:pPr>
-    </w:p>
-    <w:p>
+          <ns2:ligatures ns2:val="none"/>
+        </w:rPr>
+      </w:pPr>
+    </w:p>
+    <w:p ns2:paraId="4AA80738" ns2:textId="77777777">
       <w:pPr>
         <w:numPr>
           <w:ilvl w:val="0"/>
@@ -5834,21 +5834,21 @@
           <w:color w:val="000000"/>
           <w:kern w:val="0"/>
           <w:lang w:eastAsia="es-PE"/>
-          <w14:ligatures w14:val="none"/>
-        </w:rPr>
-      </w:pPr>
-      <w:r>
-        <w:rPr>
-          <w:rFonts w:ascii="Arial Narrow" w:eastAsia="Arial Narrow" w:hAnsi="Arial Narrow" w:cs="Arial Narrow"/>
-          <w:color w:val="000000"/>
-          <w:kern w:val="0"/>
-          <w:lang w:eastAsia="es-PE"/>
-          <w14:ligatures w14:val="none"/>
+          <ns2:ligatures ns2:val="none"/>
+        </w:rPr>
+      </w:pPr>
+      <w:r>
+        <w:rPr>
+          <w:rFonts w:ascii="Arial Narrow" w:eastAsia="Arial Narrow" w:hAnsi="Arial Narrow" w:cs="Arial Narrow"/>
+          <w:color w:val="000000"/>
+          <w:kern w:val="0"/>
+          <w:lang w:eastAsia="es-PE"/>
+          <ns2:ligatures ns2:val="none"/>
         </w:rPr>
         <w:t>presentar documentos que acrediten su inscripción en los Registros Públicos o una declaración jurada que indique que cuenta con dicha inscripción;</w:t>
       </w:r>
     </w:p>
-    <w:p>
+    <w:p ns2:paraId="2B29D59F" ns2:textId="77777777">
       <w:pPr>
         <w:numPr>
           <w:ilvl w:val="0"/>
@@ -5862,21 +5862,21 @@
           <w:color w:val="000000"/>
           <w:kern w:val="0"/>
           <w:lang w:eastAsia="es-PE"/>
-          <w14:ligatures w14:val="none"/>
-        </w:rPr>
-      </w:pPr>
-      <w:r>
-        <w:rPr>
-          <w:rFonts w:ascii="Arial Narrow" w:eastAsia="Arial Narrow" w:hAnsi="Arial Narrow" w:cs="Arial Narrow"/>
-          <w:color w:val="000000"/>
-          <w:kern w:val="0"/>
-          <w:lang w:eastAsia="es-PE"/>
-          <w14:ligatures w14:val="none"/>
+          <ns2:ligatures ns2:val="none"/>
+        </w:rPr>
+      </w:pPr>
+      <w:r>
+        <w:rPr>
+          <w:rFonts w:ascii="Arial Narrow" w:eastAsia="Arial Narrow" w:hAnsi="Arial Narrow" w:cs="Arial Narrow"/>
+          <w:color w:val="000000"/>
+          <w:kern w:val="0"/>
+          <w:lang w:eastAsia="es-PE"/>
+          <ns2:ligatures ns2:val="none"/>
         </w:rPr>
         <w:t>presentar copia simple de las facultades de representación de su representante legal en el presente procedimiento o la declaración jurada que indique que cuenta con dichas facultades y que estas se encuentran vigentes;</w:t>
       </w:r>
     </w:p>
-    <w:p>
+    <w:p ns2:paraId="7EF50C46" ns2:textId="77777777">
       <w:pPr>
         <w:numPr>
           <w:ilvl w:val="0"/>
@@ -5890,21 +5890,21 @@
           <w:color w:val="000000"/>
           <w:kern w:val="0"/>
           <w:lang w:eastAsia="es-PE"/>
-          <w14:ligatures w14:val="none"/>
-        </w:rPr>
-      </w:pPr>
-      <w:r>
-        <w:rPr>
-          <w:rFonts w:ascii="Arial Narrow" w:eastAsia="Arial Narrow" w:hAnsi="Arial Narrow" w:cs="Arial Narrow"/>
-          <w:color w:val="000000"/>
-          <w:kern w:val="0"/>
-          <w:lang w:eastAsia="es-PE"/>
-          <w14:ligatures w14:val="none"/>
+          <ns2:ligatures ns2:val="none"/>
+        </w:rPr>
+      </w:pPr>
+      <w:r>
+        <w:rPr>
+          <w:rFonts w:ascii="Arial Narrow" w:eastAsia="Arial Narrow" w:hAnsi="Arial Narrow" w:cs="Arial Narrow"/>
+          <w:color w:val="000000"/>
+          <w:kern w:val="0"/>
+          <w:lang w:eastAsia="es-PE"/>
+          <ns2:ligatures ns2:val="none"/>
         </w:rPr>
         <w:t>consignar el Número de Registro Único de Contribuyentes (RUC); y,</w:t>
       </w:r>
     </w:p>
-    <w:p>
+    <w:p ns2:paraId="19E4DFA1" ns2:textId="77777777">
       <w:pPr>
         <w:numPr>
           <w:ilvl w:val="0"/>
@@ -5916,16 +5916,16 @@
         <w:rPr>
           <w:rFonts w:ascii="Arial Narrow" w:eastAsia="Calibri" w:hAnsi="Arial Narrow" w:cs="Arial"/>
           <w:kern w:val="0"/>
-          <w14:ligatures w14:val="none"/>
-        </w:rPr>
-      </w:pPr>
-      <w:r>
-        <w:rPr>
-          <w:rFonts w:ascii="Arial Narrow" w:eastAsia="Arial Narrow" w:hAnsi="Arial Narrow" w:cs="Arial Narrow"/>
-          <w:color w:val="000000"/>
-          <w:kern w:val="0"/>
-          <w:lang w:eastAsia="es-PE"/>
-          <w14:ligatures w14:val="none"/>
+          <ns2:ligatures ns2:val="none"/>
+        </w:rPr>
+      </w:pPr>
+      <w:r>
+        <w:rPr>
+          <w:rFonts w:ascii="Arial Narrow" w:eastAsia="Arial Narrow" w:hAnsi="Arial Narrow" w:cs="Arial Narrow"/>
+          <w:color w:val="000000"/>
+          <w:kern w:val="0"/>
+          <w:lang w:eastAsia="es-PE"/>
+          <ns2:ligatures ns2:val="none"/>
         </w:rPr>
         <w:t>fijar domicilio procesal para el procedimiento, de conformidad con el numeral 1 del artículo 442</w:t>
       </w:r>
@@ -5935,7 +5935,7 @@
           <w:color w:val="000000"/>
           <w:kern w:val="0"/>
           <w:lang w:eastAsia="es-PE"/>
-          <w14:ligatures w14:val="none"/>
+          <ns2:ligatures ns2:val="none"/>
         </w:rPr>
         <w:t/>
       </w:r>
@@ -5945,7 +5945,7 @@
           <w:color w:val="000000"/>
           <w:kern w:val="0"/>
           <w:lang w:eastAsia="es-PE"/>
-          <w14:ligatures w14:val="none"/>
+          <ns2:ligatures ns2:val="none"/>
         </w:rPr>
         <w:t xml:space="preserve"> del Código Procesal Civil. </w:t>
       </w:r>
@@ -5953,7 +5953,7 @@
         <w:rPr>
           <w:rFonts w:ascii="Arial Narrow" w:eastAsia="Calibri" w:hAnsi="Arial Narrow" w:cs="Arial"/>
           <w:kern w:val="0"/>
-          <w14:ligatures w14:val="none"/>
+          <ns2:ligatures ns2:val="none"/>
         </w:rPr>
         <w:t>Para ello podrá señalar domicilio físico o una dirección electrónica a la que pueda remitirse las notificaciones</w:t>
       </w:r>
@@ -5962,12 +5962,12 @@
           <w:rFonts w:ascii="Arial Narrow" w:eastAsia="Arial" w:hAnsi="Arial Narrow" w:cs="Arial"/>
           <w:kern w:val="0"/>
           <w:lang w:val="es"/>
-          <w14:ligatures w14:val="none"/>
+          <ns2:ligatures ns2:val="none"/>
         </w:rPr>
         <w:t>;</w:t>
       </w:r>
     </w:p>
-    <w:p>
+    <w:p ns2:paraId="7C63E340" ns2:textId="77777777">
       <w:pPr>
         <w:numPr>
           <w:ilvl w:val="0"/>
@@ -5979,14 +5979,14 @@
         <w:rPr>
           <w:rFonts w:ascii="Arial Narrow" w:eastAsia="Calibri" w:hAnsi="Arial Narrow" w:cs="Arial"/>
           <w:kern w:val="0"/>
-          <w14:ligatures w14:val="none"/>
+          <ns2:ligatures ns2:val="none"/>
         </w:rPr>
       </w:pPr>
       <w:r>
         <w:rPr>
           <w:rFonts w:ascii="Arial Narrow" w:eastAsia="Calibri" w:hAnsi="Arial Narrow" w:cs="Arial"/>
           <w:kern w:val="0"/>
-          <w14:ligatures w14:val="none"/>
+          <ns2:ligatures ns2:val="none"/>
         </w:rPr>
         <w:t xml:space="preserve">en caso califique como </w:t>
       </w:r>
@@ -5995,7 +5995,7 @@
         <w:rPr>
           <w:rFonts w:ascii="Arial Narrow" w:eastAsia="Calibri" w:hAnsi="Arial Narrow" w:cs="Arial"/>
           <w:kern w:val="0"/>
-          <w14:ligatures w14:val="none"/>
+          <ns2:ligatures ns2:val="none"/>
         </w:rPr>
         <w:t>micro empresa</w:t>
       </w:r>
@@ -6004,7 +6004,7 @@
         <w:rPr>
           <w:rFonts w:ascii="Arial Narrow" w:eastAsia="Calibri" w:hAnsi="Arial Narrow" w:cs="Arial"/>
           <w:kern w:val="0"/>
-          <w14:ligatures w14:val="none"/>
+          <ns2:ligatures ns2:val="none"/>
         </w:rPr>
         <w:t xml:space="preserve"> o pequeña empresa, presentar los documentos que acrediten su volumen de ventas o ingresos brutos percibidos el año anterior relativo a todas sus actividades económicas y el número de trabajadores con el que cuenta</w:t>
       </w:r>
@@ -6014,7 +6014,7 @@
           <w:rFonts w:ascii="Arial Narrow" w:eastAsia="Calibri" w:hAnsi="Arial Narrow" w:cs="Arial"/>
           <w:kern w:val="0"/>
           <w:vertAlign w:val="superscript"/>
-          <w14:ligatures w14:val="none"/>
+          <ns2:ligatures ns2:val="none"/>
         </w:rPr>
         <w:footnoteReference w:id="7"/>
       </w:r>
@@ -6022,7 +6022,7 @@
         <w:rPr>
           <w:rFonts w:ascii="Arial Narrow" w:eastAsia="Calibri" w:hAnsi="Arial Narrow" w:cs="Arial"/>
           <w:kern w:val="0"/>
-          <w14:ligatures w14:val="none"/>
+          <ns2:ligatures ns2:val="none"/>
         </w:rPr>
         <w:t>. Ello, a fin de que la Comisión pueda meritar dicha documentación, conforme lo establece el artículo 110</w:t>
       </w:r>
@@ -6032,7 +6032,7 @@
           <w:color w:val="000000"/>
           <w:kern w:val="0"/>
           <w:lang w:eastAsia="es-PE"/>
-          <w14:ligatures w14:val="none"/>
+          <ns2:ligatures ns2:val="none"/>
         </w:rPr>
         <w:t/>
       </w:r>
@@ -6040,7 +6040,7 @@
         <w:rPr>
           <w:rFonts w:ascii="Arial Narrow" w:eastAsia="Calibri" w:hAnsi="Arial Narrow" w:cs="Arial"/>
           <w:kern w:val="0"/>
-          <w14:ligatures w14:val="none"/>
+          <ns2:ligatures ns2:val="none"/>
         </w:rPr>
         <w:t xml:space="preserve"> del </w:t>
       </w:r>
@@ -6049,7 +6049,7 @@
           <w:rFonts w:ascii="Arial Narrow" w:eastAsia="Calibri" w:hAnsi="Arial Narrow" w:cs="Arial"/>
           <w:spacing w:val="-2"/>
           <w:kern w:val="0"/>
-          <w14:ligatures w14:val="none"/>
+          <ns2:ligatures ns2:val="none"/>
         </w:rPr>
         <w:t>Código</w:t>
       </w:r>
@@ -6060,7 +6060,7 @@
           <w:spacing w:val="-2"/>
           <w:kern w:val="0"/>
           <w:vertAlign w:val="superscript"/>
-          <w14:ligatures w14:val="none"/>
+          <ns2:ligatures ns2:val="none"/>
         </w:rPr>
         <w:footnoteReference w:id="8"/>
       </w:r>
@@ -6069,35 +6069,79 @@
           <w:rFonts w:ascii="Arial Narrow" w:eastAsia="Calibri" w:hAnsi="Arial Narrow" w:cs="Arial"/>
           <w:spacing w:val="-2"/>
           <w:kern w:val="0"/>
-          <w14:ligatures w14:val="none"/>
+          <ns2:ligatures ns2:val="none"/>
         </w:rPr>
         <w:t>.</w:t>
       </w:r>
     </w:p>
+    <w:p ns2:paraId="1F11FE32" ns2:textId="77777777">
+      <w:pPr>
+        <w:spacing w:after="0" w:line="240" w:lineRule="auto"/>
+        <w:ind w:left="567"/>
+        <w:jc w:val="both"/>
+        <w:rPr>
+          <w:rFonts w:ascii="Arial Narrow" w:eastAsia="Arial Narrow" w:hAnsi="Arial Narrow" w:cs="Arial Narrow"/>
+          <w:color w:val="000000"/>
+          <w:kern w:val="0"/>
+          <w:lang w:eastAsia="es-PE"/>
+          <ns2:ligatures ns2:val="none"/>
+        </w:rPr>
+      </w:pPr>
+    </w:p>
     <w:p>
       <w:pPr>
         <w:spacing w:after="0" w:line="240" w:lineRule="auto"/>
-        <w:ind w:left="567"/>
-        <w:jc w:val="both"/>
-        <w:rPr>
-          <w:rFonts w:ascii="Arial Narrow" w:eastAsia="Arial Narrow" w:hAnsi="Arial Narrow" w:cs="Arial Narrow"/>
-          <w:color w:val="000000"/>
-          <w:kern w:val="0"/>
-          <w:lang w:eastAsia="es-PE"/>
-          <w14:ligatures w14:val="none"/>
-        </w:rPr>
-      </w:pPr>
-    </w:p>
-    <w:p>
-      <w:pPr>
-        <w:spacing w:after="0" w:line="240" w:lineRule="auto"/>
-        <w:jc w:val="both"/>
-        <w:rPr>
-          <w:rFonts w:ascii="Arial Narrow" w:eastAsia="Arial Narrow" w:hAnsi="Arial Narrow" w:cs="Arial Narrow"/>
-          <w:color w:val="000000"/>
-          <w:kern w:val="0"/>
-          <w:lang w:eastAsia="es-PE"/>
-          <w14:ligatures w14:val="none"/>
+        <w:jc w:val="both"/>
+        <w:rPr>
+          <w:rFonts w:ascii="Arial Narrow" w:eastAsia="Arial Narrow" w:hAnsi="Arial Narrow" w:cs="Arial Narrow"/>
+          <w:color w:val="000000"/>
+          <w:kern w:val="0"/>
+          <w:lang w:eastAsia="es-PE"/>
+          <ns2:ligatures ns2:val="none"/>
+        </w:rPr>
+      </w:pPr>
+      <w:r>
+        <w:rPr>
+          <w:rFonts w:ascii="Arial Narrow" w:hAnsi="Arial Narrow" w:cs="Arial Narrow"/>
+          <w:b w:val="1"/>
+          <w:bCs w:val="1"/>
+          <w:sz w:val="20"/>
+          <w:szCs w:val="20"/>
+        </w:rPr>
+        <w:t xml:space="preserve">CUARTO: </w:t>
+      </w:r>
+      <w:r>
+        <w:rPr>
+          <w:rFonts w:ascii="Arial Narrow" w:hAnsi="Arial Narrow" w:cs="Arial Narrow"/>
+          <w:sz w:val="20"/>
+          <w:szCs w:val="20"/>
+        </w:rPr>
+        <w:t xml:space="preserve">correr traslado de la presente resolución a Interseguro Compañía de Seguros S.A para que, de conformidad con lo dispuesto por el artículo 26° de la Ley sobre Facultades, Normas y Organización del Indecopi, aprobado por Decreto Legislativo N° 8079, presente sus descargos sobre la imputación de cargos realizada en un plazo no mayor a cinco (5) días hábiles contado a partir del día siguiente de la notificación de la presente resolución, vencido el cual, el Secretario Técnico declarará en rebeldía a los denunciados que no lo hubieran presentado. Debe precisarse que de conformidad con lo establecido por el artículo 223° del Texto Único Ordenado de la Ley N° 27444, Ley del Procedimiento Administrativo General, las alegaciones y los hechos relevantes de la reclamación, salvo que hayan sido específicamente negadas en la contestación, se tendrán por aceptadas o meritadas como ciertas.</w:t>
+      </w:r>
+    </w:p>
+    <w:p ns2:paraId="228F876C" ns2:textId="77777777">
+      <w:pPr>
+        <w:spacing w:after="0" w:line="240" w:lineRule="auto"/>
+        <w:jc w:val="both"/>
+        <w:rPr>
+          <w:rFonts w:ascii="Arial Narrow" w:eastAsia="Arial Narrow" w:hAnsi="Arial Narrow" w:cs="Arial Narrow"/>
+          <w:color w:val="000000"/>
+          <w:kern w:val="0"/>
+          <w:lang w:eastAsia="es-PE"/>
+          <ns2:ligatures ns2:val="none"/>
+        </w:rPr>
+      </w:pPr>
+    </w:p>
+    <w:p ns2:paraId="774AFBA5" ns2:textId="32024D48">
+      <w:pPr>
+        <w:spacing w:after="0" w:line="240" w:lineRule="auto"/>
+        <w:jc w:val="both"/>
+        <w:rPr>
+          <w:rFonts w:ascii="Arial Narrow" w:eastAsia="Times New Roman" w:hAnsi="Arial Narrow" w:cs="Arial"/>
+          <w:color w:val="000000"/>
+          <w:kern w:val="0"/>
+          <w:lang w:val="es-ES" w:eastAsia="es-ES"/>
+          <ns2:ligatures ns2:val="none"/>
         </w:rPr>
       </w:pPr>
       <w:r>
@@ -6107,19 +6151,20 @@
           <w:color w:val="000000"/>
           <w:kern w:val="0"/>
           <w:lang w:eastAsia="es-PE"/>
-          <w14:ligatures w14:val="none"/>
-        </w:rPr>
-        <w:t xml:space="preserve">CUARTO: </w:t>
-      </w:r>
-      <w:r>
-        <w:rPr>
-          <w:rFonts w:ascii="Arial Narrow" w:eastAsia="Arial Narrow" w:hAnsi="Arial Narrow" w:cs="Arial Narrow"/>
-          <w:color w:val="000000"/>
-          <w:kern w:val="0"/>
-          <w:lang w:eastAsia="es-PE"/>
-          <w14:ligatures w14:val="none"/>
-        </w:rPr>
-        <w:t xml:space="preserve">correr traslado de la denuncia interpuesta </w:t>
+          <ns2:ligatures ns2:val="none"/>
+        </w:rPr>
+        <w:t xml:space="preserve">QUINTO: </w:t>
+      </w:r>
+      <w:bookmarkStart w:id="4" w:name="_Hlk188286813"/>
+      <w:r>
+        <w:rPr>
+          <w:rFonts w:ascii="Arial Narrow" w:eastAsia="Times New Roman" w:hAnsi="Arial Narrow" w:cs="Arial"/>
+          <w:color w:val="000000"/>
+          <w:kern w:val="0"/>
+          <w:lang w:eastAsia="es-ES"/>
+          <ns2:ligatures ns2:val="none"/>
+        </w:rPr>
+        <w:t xml:space="preserve">requerir </w:t>
       </w:r>
       <w:r>
         <w:rPr>
@@ -6127,74 +6172,214 @@
           <w:color w:val="000000"/>
           <w:kern w:val="0"/>
           <w:lang w:val="es-ES" w:eastAsia="es-ES"/>
-          <w14:ligatures w14:val="none"/>
-        </w:rPr>
-        <w:t xml:space="preserve">el </w:t>
-      </w:r>
+          <ns2:ligatures ns2:val="none"/>
+        </w:rPr>
+        <w:t xml:space="preserve">que, en un </w:t>
+      </w:r>
+      <w:r>
+        <w:rPr>
+          <w:rFonts w:ascii="Arial Narrow" w:eastAsia="Times New Roman" w:hAnsi="Arial Narrow" w:cs="Arial"/>
+          <w:color w:val="000000"/>
+          <w:kern w:val="0"/>
+          <w:lang w:eastAsia="es-ES"/>
+          <ns2:ligatures ns2:val="none"/>
+        </w:rPr>
+        <w:t>plazo no mayor de cinco (5) días hábiles contado a partir del día siguiente de la notificación de la presente resolución</w:t>
+      </w:r>
+      <w:bookmarkEnd w:id="4"/>
+      <w:r>
+        <w:rPr>
+          <w:rFonts w:ascii="Arial Narrow" w:eastAsia="Times New Roman" w:hAnsi="Arial Narrow" w:cs="Arial"/>
+          <w:color w:val="000000"/>
+          <w:kern w:val="0"/>
+          <w:lang w:eastAsia="es-ES"/>
+          <ns2:ligatures ns2:val="none"/>
+        </w:rPr>
+        <w:t xml:space="preserve">, </w:t>
+      </w:r>
+      <w:bookmarkStart w:id="5" w:name="_Hlk188286828"/>
+      <w:r>
+        <w:rPr>
+          <w:rFonts w:ascii="Arial Narrow" w:eastAsia="Times New Roman" w:hAnsi="Arial Narrow" w:cs="Times New Roman"/>
+          <w:color w:val="000000"/>
+          <w:kern w:val="0"/>
+          <w:shd w:val="clear" w:color="auto" w:fill="FFFFFF"/>
+          <w:lang w:eastAsia="es-PE"/>
+          <ns2:ligatures ns2:val="none"/>
+        </w:rPr>
+        <w:t>el proveedor denunciado</w:t>
+      </w:r>
+      <w:r>
+        <w:rPr>
+          <w:rFonts w:ascii="Arial Narrow" w:eastAsia="Times New Roman" w:hAnsi="Arial Narrow" w:cs="Arial"/>
+          <w:color w:val="000000"/>
+          <w:kern w:val="0"/>
+          <w:lang w:eastAsia="es-ES"/>
+          <ns2:ligatures ns2:val="none"/>
+        </w:rPr>
+        <w:t xml:space="preserve"> </w:t>
+      </w:r>
+      <w:bookmarkEnd w:id="5"/>
       <w:r>
         <w:rPr>
           <w:rFonts w:ascii="Arial Narrow" w:eastAsia="Times New Roman" w:hAnsi="Arial Narrow" w:cs="Arial"/>
           <w:color w:val="000000"/>
           <w:kern w:val="0"/>
           <w:lang w:val="es-ES" w:eastAsia="es-ES"/>
-          <w14:ligatures w14:val="none"/>
-        </w:rPr>
-        <w:t>13 de mayo de 2025</w:t>
-      </w:r>
-      <w:r>
-        <w:rPr>
-          <w:rFonts w:ascii="Arial Narrow" w:eastAsia="Calibri" w:hAnsi="Arial Narrow" w:cs="Arial"/>
-          <w:kern w:val="0"/>
-          <w14:ligatures w14:val="none"/>
-        </w:rPr>
-        <w:t xml:space="preserve">, </w:t>
-      </w:r>
-      <w:r>
-        <w:rPr>
-          <w:rFonts w:ascii="Arial Narrow" w:eastAsia="Arial Narrow" w:hAnsi="Arial Narrow" w:cs="Arial Narrow"/>
-          <w:color w:val="000000"/>
-          <w:kern w:val="0"/>
-          <w:lang w:eastAsia="es-PE"/>
-          <w14:ligatures w14:val="none"/>
-        </w:rPr>
-        <w:t>a</w:t>
-      </w:r>
-      <w:r>
-        <w:rPr>
-          <w:rFonts w:ascii="Arial Narrow" w:eastAsia="Times New Roman" w:hAnsi="Arial Narrow" w:cs="Times New Roman"/>
-          <w:color w:val="000000"/>
-          <w:kern w:val="0"/>
-          <w:shd w:val="clear" w:color="auto" w:fill="FFFFFF"/>
-          <w:lang w:eastAsia="es-PE"/>
-          <w14:ligatures w14:val="none"/>
+          <ns2:ligatures ns2:val="none"/>
+        </w:rPr>
+        <w:t xml:space="preserve">cumpla con: </w:t>
+      </w:r>
+      <w:r>
+        <w:rPr>
+          <w:rFonts w:ascii="Arial Narrow" w:eastAsia="Times New Roman" w:hAnsi="Arial Narrow" w:cs="Arial"/>
+          <w:color w:val="000000"/>
+          <w:kern w:val="0"/>
+          <w:lang w:val="es-ES" w:eastAsia="es-ES"/>
+          <ns2:ligatures ns2:val="none"/>
+        </w:rPr>
+        <w:t xml:space="preserve">(i) presentar una copia completa, legible y debidamente suscrita de la Póliza </w:t>
+      </w:r>
+      <w:r>
+        <w:rPr>
+          <w:rFonts w:ascii="Arial Narrow" w:eastAsia="Times New Roman" w:hAnsi="Arial Narrow" w:cs="Arial"/>
+          <w:color w:val="000000"/>
+          <w:kern w:val="0"/>
+          <w:lang w:eastAsia="es-ES"/>
+          <ns2:ligatures ns2:val="none"/>
+        </w:rPr>
+        <w:t xml:space="preserve">07800025783 </w:t>
+      </w:r>
+      <w:r>
+        <w:rPr>
+          <w:rFonts w:ascii="Arial Narrow" w:eastAsia="Times New Roman" w:hAnsi="Arial Narrow" w:cs="Arial"/>
+          <w:color w:val="000000"/>
+          <w:kern w:val="0"/>
+          <w:lang w:val="es-ES" w:eastAsia="es-ES"/>
+          <ns2:ligatures ns2:val="none"/>
+        </w:rPr>
+        <w:t xml:space="preserve">del </w:t>
+      </w:r>
+      <w:r>
+        <w:rPr>
+          <w:rFonts w:ascii="Arial Narrow" w:eastAsia="Times New Roman" w:hAnsi="Arial Narrow" w:cs="Arial"/>
+          <w:color w:val="000000"/>
+          <w:kern w:val="0"/>
+          <w:lang w:eastAsia="es-ES"/>
+          <ns2:ligatures ns2:val="none"/>
+        </w:rPr>
+        <w:t>Seguro de Vida</w:t>
+      </w:r>
+      <w:r>
+        <w:rPr>
+          <w:rFonts w:ascii="Arial Narrow" w:eastAsia="Times New Roman" w:hAnsi="Arial Narrow" w:cs="Arial"/>
+          <w:color w:val="000000"/>
+          <w:kern w:val="0"/>
+          <w:lang w:val="es-ES" w:eastAsia="es-ES"/>
+          <ns2:ligatures ns2:val="none"/>
+        </w:rPr>
+        <w:t>, así como el cargo de remisión de la póliza</w:t>
+      </w:r>
+      <w:r>
+        <w:rPr>
+          <w:rFonts w:ascii="Arial Narrow" w:eastAsia="Times New Roman" w:hAnsi="Arial Narrow" w:cs="Arial"/>
+          <w:color w:val="000000"/>
+          <w:kern w:val="0"/>
+          <w:lang w:eastAsia="es-ES"/>
+          <ns2:ligatures ns2:val="none"/>
+        </w:rPr>
+        <w:t>; y, (</w:t>
+      </w:r>
+      <w:proofErr w:type="spellStart"/>
+      <w:r>
+        <w:rPr>
+          <w:rFonts w:ascii="Arial Narrow" w:eastAsia="Times New Roman" w:hAnsi="Arial Narrow" w:cs="Arial"/>
+          <w:color w:val="000000"/>
+          <w:kern w:val="0"/>
+          <w:lang w:eastAsia="es-ES"/>
+          <ns2:ligatures ns2:val="none"/>
+        </w:rPr>
+        <w:t>ii</w:t>
+      </w:r>
+      <w:proofErr w:type="spellEnd"/>
+      <w:r>
+        <w:rPr>
+          <w:rFonts w:ascii="Arial Narrow" w:eastAsia="Times New Roman" w:hAnsi="Arial Narrow" w:cs="Arial"/>
+          <w:color w:val="000000"/>
+          <w:kern w:val="0"/>
+          <w:lang w:eastAsia="es-ES"/>
+          <ns2:ligatures ns2:val="none"/>
+        </w:rPr>
+        <w:t xml:space="preserve">) </w:t>
+      </w:r>
+      <w:r>
+        <w:rPr>
+          <w:rFonts w:ascii="Arial Narrow" w:eastAsia="Times New Roman" w:hAnsi="Arial Narrow" w:cs="Arial"/>
+          <w:color w:val="000000"/>
+          <w:kern w:val="0"/>
+          <w:lang w:val="es-ES" w:eastAsia="es-ES"/>
+          <ns2:ligatures ns2:val="none"/>
+        </w:rPr>
+        <w:t>presentar todas las comunicaciones cursadas con el denunciante en virtud del hecho materia de denuncia.</w:t>
+      </w:r>
+    </w:p>
+    <w:p ns2:paraId="12A4D8BD" ns2:textId="77777777">
+      <w:pPr>
+        <w:spacing w:after="0" w:line="240" w:lineRule="auto"/>
+        <w:jc w:val="both"/>
+        <w:rPr>
+          <w:rFonts w:ascii="Arial Narrow" w:eastAsia="Arial Narrow" w:hAnsi="Arial Narrow" w:cs="Arial Narrow"/>
+          <w:b/>
+          <w:color w:val="000000"/>
+          <w:kern w:val="0"/>
+          <w:lang w:val="es-ES" w:eastAsia="es-PE"/>
+          <ns2:ligatures ns2:val="none"/>
+        </w:rPr>
+      </w:pPr>
+    </w:p>
+    <w:p ns2:paraId="591B7E6F" ns2:textId="77777777">
+      <w:pPr>
+        <w:spacing w:after="0" w:line="240" w:lineRule="auto"/>
+        <w:jc w:val="both"/>
+        <w:rPr>
+          <w:rFonts w:ascii="Arial Narrow" w:eastAsia="Arial Narrow" w:hAnsi="Arial Narrow" w:cs="Arial Narrow"/>
+          <w:color w:val="000000"/>
+          <w:kern w:val="0"/>
+          <w:lang w:eastAsia="es-PE"/>
+          <ns2:ligatures ns2:val="none"/>
+        </w:rPr>
+      </w:pPr>
+      <w:r>
+        <w:rPr>
+          <w:rFonts w:ascii="Arial Narrow" w:eastAsia="Arial Narrow" w:hAnsi="Arial Narrow" w:cs="Arial Narrow"/>
+          <w:b/>
+          <w:color w:val="000000"/>
+          <w:kern w:val="0"/>
+          <w:lang w:eastAsia="es-PE"/>
+          <ns2:ligatures ns2:val="none"/>
+        </w:rPr>
+        <w:t>SEXTO:</w:t>
+      </w:r>
+      <w:r>
+        <w:rPr>
+          <w:rFonts w:ascii="Arial Narrow" w:eastAsia="Arial Narrow" w:hAnsi="Arial Narrow" w:cs="Arial Narrow"/>
+          <w:color w:val="000000"/>
+          <w:kern w:val="0"/>
+          <w:lang w:eastAsia="es-PE"/>
+          <ns2:ligatures ns2:val="none"/>
         </w:rPr>
         <w:t xml:space="preserve"> </w:t>
       </w:r>
-      <w:proofErr w:type="spellStart"/>
-      <w:r>
-        <w:rPr>
-          <w:rFonts w:ascii="Arial Narrow" w:eastAsia="Arial Narrow" w:hAnsi="Arial Narrow" w:cs="Arial Narrow"/>
-          <w:bCs/>
-        </w:rPr>
-        <w:t>Interseguro</w:t>
-      </w:r>
-      <w:proofErr w:type="spellEnd"/>
-      <w:r>
-        <w:rPr>
-          <w:rFonts w:ascii="Arial Narrow" w:eastAsia="Arial Narrow" w:hAnsi="Arial Narrow" w:cs="Arial Narrow"/>
-          <w:bCs/>
-        </w:rPr>
-        <w:t xml:space="preserve"> Compañía de Seguros S.A.</w:t>
-      </w:r>
-      <w:r>
-        <w:rPr>
-          <w:rFonts w:ascii="Arial Narrow" w:eastAsia="Arial Narrow" w:hAnsi="Arial Narrow" w:cs="Arial Narrow"/>
-          <w:color w:val="000000"/>
-          <w:kern w:val="0"/>
-          <w:lang w:eastAsia="es-PE"/>
-          <w14:ligatures w14:val="none"/>
-        </w:rPr>
-        <w:t>, para que, de conformidad con lo dispuesto por el artículo 26</w:t>
+      <w:bookmarkStart w:id="6" w:name="_Hlk188286915"/>
+      <w:r>
+        <w:rPr>
+          <w:rFonts w:ascii="Arial Narrow" w:eastAsia="Arial Narrow" w:hAnsi="Arial Narrow" w:cs="Arial Narrow"/>
+          <w:color w:val="000000"/>
+          <w:kern w:val="0"/>
+          <w:lang w:eastAsia="es-PE"/>
+          <ns2:ligatures ns2:val="none"/>
+        </w:rPr>
+        <w:t>informar a las partes que el artículo 110</w:t>
       </w:r>
       <w:r>
         <w:rPr>
@@ -6202,7 +6387,7 @@
           <w:color w:val="000000"/>
           <w:kern w:val="0"/>
           <w:lang w:eastAsia="es-PE"/>
-          <w14:ligatures w14:val="none"/>
+          <ns2:ligatures ns2:val="none"/>
         </w:rPr>
         <w:t/>
       </w:r>
@@ -6212,300 +6397,7 @@
           <w:color w:val="000000"/>
           <w:kern w:val="0"/>
           <w:lang w:eastAsia="es-PE"/>
-          <w14:ligatures w14:val="none"/>
-        </w:rPr>
-        <w:t xml:space="preserve"> de la Ley sobre Facultades, Normas</w:t>
-      </w:r>
-      <w:r>
-        <w:rPr>
-          <w:rFonts w:ascii="Arial Narrow" w:eastAsia="Arial Narrow" w:hAnsi="Arial Narrow" w:cs="Arial Narrow"/>
-          <w:color w:val="000000"/>
-          <w:kern w:val="0"/>
-          <w:lang w:eastAsia="es-PE"/>
-          <w14:ligatures w14:val="none"/>
-        </w:rPr>
-        <w:t xml:space="preserve"> y Organización del Indecopi, aprobada por Decreto Legislativo 807, presente sus descargos en un plazo no mayor de cinco (5) días hábiles contados desde la notificación. </w:t>
-      </w:r>
-    </w:p>
-    <w:p>
-      <w:pPr>
-        <w:spacing w:after="0" w:line="240" w:lineRule="auto"/>
-        <w:jc w:val="both"/>
-        <w:rPr>
-          <w:rFonts w:ascii="Arial Narrow" w:eastAsia="Arial Narrow" w:hAnsi="Arial Narrow" w:cs="Arial Narrow"/>
-          <w:color w:val="000000"/>
-          <w:kern w:val="0"/>
-          <w:lang w:eastAsia="es-PE"/>
-          <w14:ligatures w14:val="none"/>
-        </w:rPr>
-      </w:pPr>
-    </w:p>
-    <w:p>
-      <w:pPr>
-        <w:spacing w:after="0" w:line="240" w:lineRule="auto"/>
-        <w:jc w:val="both"/>
-        <w:rPr>
-          <w:rFonts w:ascii="Arial Narrow" w:eastAsia="Times New Roman" w:hAnsi="Arial Narrow" w:cs="Arial"/>
-          <w:color w:val="000000"/>
-          <w:kern w:val="0"/>
-          <w:lang w:val="es-ES" w:eastAsia="es-ES"/>
-          <w14:ligatures w14:val="none"/>
-        </w:rPr>
-      </w:pPr>
-      <w:r>
-        <w:rPr>
-          <w:rFonts w:ascii="Arial Narrow" w:eastAsia="Arial Narrow" w:hAnsi="Arial Narrow" w:cs="Arial Narrow"/>
-          <w:b/>
-          <w:color w:val="000000"/>
-          <w:kern w:val="0"/>
-          <w:lang w:eastAsia="es-PE"/>
-          <w14:ligatures w14:val="none"/>
-        </w:rPr>
-        <w:t xml:space="preserve">QUINTO: </w:t>
-      </w:r>
-      <w:bookmarkStart w:id="4" w:name="_Hlk188286813"/>
-      <w:r>
-        <w:rPr>
-          <w:rFonts w:ascii="Arial Narrow" w:eastAsia="Times New Roman" w:hAnsi="Arial Narrow" w:cs="Arial"/>
-          <w:color w:val="000000"/>
-          <w:kern w:val="0"/>
-          <w:lang w:eastAsia="es-ES"/>
-          <w14:ligatures w14:val="none"/>
-        </w:rPr>
-        <w:t xml:space="preserve">requerir </w:t>
-      </w:r>
-      <w:r>
-        <w:rPr>
-          <w:rFonts w:ascii="Arial Narrow" w:eastAsia="Times New Roman" w:hAnsi="Arial Narrow" w:cs="Arial"/>
-          <w:color w:val="000000"/>
-          <w:kern w:val="0"/>
-          <w:lang w:val="es-ES" w:eastAsia="es-ES"/>
-          <w14:ligatures w14:val="none"/>
-        </w:rPr>
-        <w:t xml:space="preserve">que, en un </w:t>
-      </w:r>
-      <w:r>
-        <w:rPr>
-          <w:rFonts w:ascii="Arial Narrow" w:eastAsia="Times New Roman" w:hAnsi="Arial Narrow" w:cs="Arial"/>
-          <w:color w:val="000000"/>
-          <w:kern w:val="0"/>
-          <w:lang w:eastAsia="es-ES"/>
-          <w14:ligatures w14:val="none"/>
-        </w:rPr>
-        <w:t>plazo no mayor de cinco (5) días hábiles contado a partir del día siguiente de la notificación de la presente resolución</w:t>
-      </w:r>
-      <w:bookmarkEnd w:id="4"/>
-      <w:r>
-        <w:rPr>
-          <w:rFonts w:ascii="Arial Narrow" w:eastAsia="Times New Roman" w:hAnsi="Arial Narrow" w:cs="Arial"/>
-          <w:color w:val="000000"/>
-          <w:kern w:val="0"/>
-          <w:lang w:eastAsia="es-ES"/>
-          <w14:ligatures w14:val="none"/>
-        </w:rPr>
-        <w:t xml:space="preserve">, </w:t>
-      </w:r>
-      <w:bookmarkStart w:id="5" w:name="_Hlk188286828"/>
-      <w:r>
-        <w:rPr>
-          <w:rFonts w:ascii="Arial Narrow" w:eastAsia="Times New Roman" w:hAnsi="Arial Narrow" w:cs="Times New Roman"/>
-          <w:color w:val="000000"/>
-          <w:kern w:val="0"/>
-          <w:shd w:val="clear" w:color="auto" w:fill="FFFFFF"/>
-          <w:lang w:eastAsia="es-PE"/>
-          <w14:ligatures w14:val="none"/>
-        </w:rPr>
-        <w:t>el proveedor denunciado</w:t>
-      </w:r>
-      <w:r>
-        <w:rPr>
-          <w:rFonts w:ascii="Arial Narrow" w:eastAsia="Times New Roman" w:hAnsi="Arial Narrow" w:cs="Arial"/>
-          <w:color w:val="000000"/>
-          <w:kern w:val="0"/>
-          <w:lang w:eastAsia="es-ES"/>
-          <w14:ligatures w14:val="none"/>
-        </w:rPr>
-        <w:t xml:space="preserve"> </w:t>
-      </w:r>
-      <w:bookmarkEnd w:id="5"/>
-      <w:r>
-        <w:rPr>
-          <w:rFonts w:ascii="Arial Narrow" w:eastAsia="Times New Roman" w:hAnsi="Arial Narrow" w:cs="Arial"/>
-          <w:color w:val="000000"/>
-          <w:kern w:val="0"/>
-          <w:lang w:val="es-ES" w:eastAsia="es-ES"/>
-          <w14:ligatures w14:val="none"/>
-        </w:rPr>
-        <w:t xml:space="preserve">cumpla con: </w:t>
-      </w:r>
-      <w:r>
-        <w:rPr>
-          <w:rFonts w:ascii="Arial Narrow" w:eastAsia="Times New Roman" w:hAnsi="Arial Narrow" w:cs="Arial"/>
-          <w:color w:val="000000"/>
-          <w:kern w:val="0"/>
-          <w:lang w:val="es-ES" w:eastAsia="es-ES"/>
-          <w14:ligatures w14:val="none"/>
-        </w:rPr>
-        <w:t xml:space="preserve">(i) presentar una copia completa, legible y debidamente suscrita de la Póliza </w:t>
-      </w:r>
-      <w:r>
-        <w:rPr>
-          <w:rFonts w:ascii="Arial Narrow" w:eastAsia="Times New Roman" w:hAnsi="Arial Narrow" w:cs="Arial"/>
-          <w:color w:val="000000"/>
-          <w:kern w:val="0"/>
-          <w:lang w:eastAsia="es-ES"/>
-          <w14:ligatures w14:val="none"/>
-        </w:rPr>
-        <w:t xml:space="preserve">07800025783 </w:t>
-      </w:r>
-      <w:r>
-        <w:rPr>
-          <w:rFonts w:ascii="Arial Narrow" w:eastAsia="Times New Roman" w:hAnsi="Arial Narrow" w:cs="Arial"/>
-          <w:color w:val="000000"/>
-          <w:kern w:val="0"/>
-          <w:lang w:val="es-ES" w:eastAsia="es-ES"/>
-          <w14:ligatures w14:val="none"/>
-        </w:rPr>
-        <w:t xml:space="preserve">del </w:t>
-      </w:r>
-      <w:r>
-        <w:rPr>
-          <w:rFonts w:ascii="Arial Narrow" w:eastAsia="Times New Roman" w:hAnsi="Arial Narrow" w:cs="Arial"/>
-          <w:color w:val="000000"/>
-          <w:kern w:val="0"/>
-          <w:lang w:eastAsia="es-ES"/>
-          <w14:ligatures w14:val="none"/>
-        </w:rPr>
-        <w:t>Seguro de Vida</w:t>
-      </w:r>
-      <w:r>
-        <w:rPr>
-          <w:rFonts w:ascii="Arial Narrow" w:eastAsia="Times New Roman" w:hAnsi="Arial Narrow" w:cs="Arial"/>
-          <w:color w:val="000000"/>
-          <w:kern w:val="0"/>
-          <w:lang w:val="es-ES" w:eastAsia="es-ES"/>
-          <w14:ligatures w14:val="none"/>
-        </w:rPr>
-        <w:t>, así como el cargo de remisión de la póliza</w:t>
-      </w:r>
-      <w:r>
-        <w:rPr>
-          <w:rFonts w:ascii="Arial Narrow" w:eastAsia="Times New Roman" w:hAnsi="Arial Narrow" w:cs="Arial"/>
-          <w:color w:val="000000"/>
-          <w:kern w:val="0"/>
-          <w:lang w:eastAsia="es-ES"/>
-          <w14:ligatures w14:val="none"/>
-        </w:rPr>
-        <w:t>; y, (</w:t>
-      </w:r>
-      <w:proofErr w:type="spellStart"/>
-      <w:r>
-        <w:rPr>
-          <w:rFonts w:ascii="Arial Narrow" w:eastAsia="Times New Roman" w:hAnsi="Arial Narrow" w:cs="Arial"/>
-          <w:color w:val="000000"/>
-          <w:kern w:val="0"/>
-          <w:lang w:eastAsia="es-ES"/>
-          <w14:ligatures w14:val="none"/>
-        </w:rPr>
-        <w:t>ii</w:t>
-      </w:r>
-      <w:proofErr w:type="spellEnd"/>
-      <w:r>
-        <w:rPr>
-          <w:rFonts w:ascii="Arial Narrow" w:eastAsia="Times New Roman" w:hAnsi="Arial Narrow" w:cs="Arial"/>
-          <w:color w:val="000000"/>
-          <w:kern w:val="0"/>
-          <w:lang w:eastAsia="es-ES"/>
-          <w14:ligatures w14:val="none"/>
-        </w:rPr>
-        <w:t xml:space="preserve">) </w:t>
-      </w:r>
-      <w:r>
-        <w:rPr>
-          <w:rFonts w:ascii="Arial Narrow" w:eastAsia="Times New Roman" w:hAnsi="Arial Narrow" w:cs="Arial"/>
-          <w:color w:val="000000"/>
-          <w:kern w:val="0"/>
-          <w:lang w:val="es-ES" w:eastAsia="es-ES"/>
-          <w14:ligatures w14:val="none"/>
-        </w:rPr>
-        <w:t>presentar todas las comunicaciones cursadas con el denunciante en virtud del hecho materia de denuncia.</w:t>
-      </w:r>
-    </w:p>
-    <w:p>
-      <w:pPr>
-        <w:spacing w:after="0" w:line="240" w:lineRule="auto"/>
-        <w:jc w:val="both"/>
-        <w:rPr>
-          <w:rFonts w:ascii="Arial Narrow" w:eastAsia="Arial Narrow" w:hAnsi="Arial Narrow" w:cs="Arial Narrow"/>
-          <w:b/>
-          <w:color w:val="000000"/>
-          <w:kern w:val="0"/>
-          <w:lang w:val="es-ES" w:eastAsia="es-PE"/>
-          <w14:ligatures w14:val="none"/>
-        </w:rPr>
-      </w:pPr>
-    </w:p>
-    <w:p>
-      <w:pPr>
-        <w:spacing w:after="0" w:line="240" w:lineRule="auto"/>
-        <w:jc w:val="both"/>
-        <w:rPr>
-          <w:rFonts w:ascii="Arial Narrow" w:eastAsia="Arial Narrow" w:hAnsi="Arial Narrow" w:cs="Arial Narrow"/>
-          <w:color w:val="000000"/>
-          <w:kern w:val="0"/>
-          <w:lang w:eastAsia="es-PE"/>
-          <w14:ligatures w14:val="none"/>
-        </w:rPr>
-      </w:pPr>
-      <w:r>
-        <w:rPr>
-          <w:rFonts w:ascii="Arial Narrow" w:eastAsia="Arial Narrow" w:hAnsi="Arial Narrow" w:cs="Arial Narrow"/>
-          <w:b/>
-          <w:color w:val="000000"/>
-          <w:kern w:val="0"/>
-          <w:lang w:eastAsia="es-PE"/>
-          <w14:ligatures w14:val="none"/>
-        </w:rPr>
-        <w:t>SEXTO:</w:t>
-      </w:r>
-      <w:r>
-        <w:rPr>
-          <w:rFonts w:ascii="Arial Narrow" w:eastAsia="Arial Narrow" w:hAnsi="Arial Narrow" w:cs="Arial Narrow"/>
-          <w:color w:val="000000"/>
-          <w:kern w:val="0"/>
-          <w:lang w:eastAsia="es-PE"/>
-          <w14:ligatures w14:val="none"/>
-        </w:rPr>
-        <w:t xml:space="preserve"> </w:t>
-      </w:r>
-      <w:bookmarkStart w:id="6" w:name="_Hlk188286915"/>
-      <w:r>
-        <w:rPr>
-          <w:rFonts w:ascii="Arial Narrow" w:eastAsia="Arial Narrow" w:hAnsi="Arial Narrow" w:cs="Arial Narrow"/>
-          <w:color w:val="000000"/>
-          <w:kern w:val="0"/>
-          <w:lang w:eastAsia="es-PE"/>
-          <w14:ligatures w14:val="none"/>
-        </w:rPr>
-        <w:t>informar a las partes que el artículo 110</w:t>
-      </w:r>
-      <w:r>
-        <w:rPr>
-          <w:rFonts w:ascii="Arial Narrow" w:eastAsia="Times New Roman" w:hAnsi="Arial Narrow" w:cs="Segoe UI"/>
-          <w:color w:val="000000"/>
-          <w:kern w:val="0"/>
-          <w:lang w:eastAsia="es-PE"/>
-          <w14:ligatures w14:val="none"/>
-        </w:rPr>
-        <w:t/>
-      </w:r>
-      <w:r>
-        <w:rPr>
-          <w:rFonts w:ascii="Arial Narrow" w:eastAsia="Arial Narrow" w:hAnsi="Arial Narrow" w:cs="Arial Narrow"/>
-          <w:color w:val="000000"/>
-          <w:kern w:val="0"/>
-          <w:lang w:eastAsia="es-PE"/>
-          <w14:ligatures w14:val="none"/>
+          <ns2:ligatures ns2:val="none"/>
         </w:rPr>
         <w:t xml:space="preserve"> de la Ley 29571, Código de Protección y Defensa del Consumidor</w:t>
       </w:r>
@@ -6517,7 +6409,7 @@
           <w:kern w:val="0"/>
           <w:vertAlign w:val="superscript"/>
           <w:lang w:eastAsia="es-PE"/>
-          <w14:ligatures w14:val="none"/>
+          <ns2:ligatures ns2:val="none"/>
         </w:rPr>
         <w:footnoteReference w:id="9"/>
       </w:r>
@@ -6527,7 +6419,7 @@
           <w:color w:val="000000"/>
           <w:kern w:val="0"/>
           <w:lang w:eastAsia="es-PE"/>
-          <w14:ligatures w14:val="none"/>
+          <ns2:ligatures ns2:val="none"/>
         </w:rPr>
         <w:t>, faculta a la Comisión a calificar las infracciones de la referida norma como leves, graves o muy graves e imponer sanciones que van desde una amonestación hasta una multa por un máximo de 450 Unidades Impositivas Tributarias, sin perjuicio de las medidas correctivas, reparadoras y complementarias, que puedan ordenarse de acuerdo a lo estipulado en los artículos 114</w:t>
       </w:r>
@@ -6537,7 +6429,7 @@
           <w:color w:val="000000"/>
           <w:kern w:val="0"/>
           <w:lang w:eastAsia="es-PE"/>
-          <w14:ligatures w14:val="none"/>
+          <ns2:ligatures ns2:val="none"/>
         </w:rPr>
         <w:t/>
       </w:r>
@@ -6547,7 +6439,7 @@
           <w:color w:val="000000"/>
           <w:kern w:val="0"/>
           <w:lang w:eastAsia="es-PE"/>
-          <w14:ligatures w14:val="none"/>
+          <ns2:ligatures ns2:val="none"/>
         </w:rPr>
         <w:t>, 115</w:t>
       </w:r>
@@ -6557,7 +6449,7 @@
           <w:color w:val="000000"/>
           <w:kern w:val="0"/>
           <w:lang w:eastAsia="es-PE"/>
-          <w14:ligatures w14:val="none"/>
+          <ns2:ligatures ns2:val="none"/>
         </w:rPr>
         <w:t/>
       </w:r>
@@ -6567,7 +6459,7 @@
           <w:color w:val="000000"/>
           <w:kern w:val="0"/>
           <w:lang w:eastAsia="es-PE"/>
-          <w14:ligatures w14:val="none"/>
+          <ns2:ligatures ns2:val="none"/>
         </w:rPr>
         <w:t xml:space="preserve"> y 116</w:t>
       </w:r>
@@ -6577,7 +6469,7 @@
           <w:color w:val="000000"/>
           <w:kern w:val="0"/>
           <w:lang w:eastAsia="es-PE"/>
-          <w14:ligatures w14:val="none"/>
+          <ns2:ligatures ns2:val="none"/>
         </w:rPr>
         <w:t/>
       </w:r>
@@ -6587,7 +6479,7 @@
           <w:color w:val="000000"/>
           <w:kern w:val="0"/>
           <w:lang w:eastAsia="es-PE"/>
-          <w14:ligatures w14:val="none"/>
+          <ns2:ligatures ns2:val="none"/>
         </w:rPr>
         <w:t xml:space="preserve"> de la referida norma</w:t>
       </w:r>
@@ -6599,7 +6491,7 @@
           <w:kern w:val="0"/>
           <w:vertAlign w:val="superscript"/>
           <w:lang w:eastAsia="es-PE"/>
-          <w14:ligatures w14:val="none"/>
+          <ns2:ligatures ns2:val="none"/>
         </w:rPr>
         <w:footnoteReference w:id="10"/>
       </w:r>
@@ -6609,7 +6501,7 @@
           <w:color w:val="000000"/>
           <w:kern w:val="0"/>
           <w:lang w:eastAsia="es-PE"/>
-          <w14:ligatures w14:val="none"/>
+          <ns2:ligatures ns2:val="none"/>
         </w:rPr>
         <w:t xml:space="preserve">. </w:t>
       </w:r>
@@ -6620,7 +6512,7 @@
           <w:color w:val="000000"/>
           <w:kern w:val="0"/>
           <w:lang w:eastAsia="es-PE"/>
-          <w14:ligatures w14:val="none"/>
+          <ns2:ligatures ns2:val="none"/>
         </w:rPr>
         <w:lastRenderedPageBreak/>
         <w:t>Asimismo, se consideran circunstancias atenuantes para la graduación de la sanción, el allanamiento de la denuncia o el reconocimiento de las pretensiones en ella contenidas, de acuerdo con el artículo 112</w:t>
@@ -6631,7 +6523,7 @@
           <w:color w:val="000000"/>
           <w:kern w:val="0"/>
           <w:lang w:eastAsia="es-PE"/>
-          <w14:ligatures w14:val="none"/>
+          <ns2:ligatures ns2:val="none"/>
         </w:rPr>
         <w:t/>
       </w:r>
@@ -6641,7 +6533,7 @@
           <w:color w:val="000000"/>
           <w:kern w:val="0"/>
           <w:lang w:eastAsia="es-PE"/>
-          <w14:ligatures w14:val="none"/>
+          <ns2:ligatures ns2:val="none"/>
         </w:rPr>
         <w:t xml:space="preserve"> del Código</w:t>
       </w:r>
@@ -6653,7 +6545,7 @@
           <w:kern w:val="0"/>
           <w:vertAlign w:val="superscript"/>
           <w:lang w:eastAsia="es-PE"/>
-          <w14:ligatures w14:val="none"/>
+          <ns2:ligatures ns2:val="none"/>
         </w:rPr>
         <w:footnoteReference w:id="11"/>
       </w:r>
@@ -6663,12 +6555,12 @@
           <w:color w:val="000000"/>
           <w:kern w:val="0"/>
           <w:lang w:eastAsia="es-PE"/>
-          <w14:ligatures w14:val="none"/>
+          <ns2:ligatures ns2:val="none"/>
         </w:rPr>
         <w:t>.</w:t>
       </w:r>
     </w:p>
-    <w:p>
+    <w:p ns2:paraId="0ECE55DF" ns2:textId="77777777">
       <w:pPr>
         <w:shd w:val="clear" w:color="auto" w:fill="FFFFFF"/>
         <w:spacing w:after="0" w:line="240" w:lineRule="auto"/>
@@ -6679,11 +6571,11 @@
           <w:color w:val="000000"/>
           <w:kern w:val="0"/>
           <w:lang w:eastAsia="es-PE"/>
-          <w14:ligatures w14:val="none"/>
-        </w:rPr>
-      </w:pPr>
-    </w:p>
-    <w:p>
+          <ns2:ligatures ns2:val="none"/>
+        </w:rPr>
+      </w:pPr>
+    </w:p>
+    <w:p ns2:paraId="1CC114EB" ns2:textId="77777777">
       <w:pPr>
         <w:shd w:val="clear" w:color="auto" w:fill="FFFFFF"/>
         <w:spacing w:after="0" w:line="240" w:lineRule="auto"/>
@@ -6693,7 +6585,7 @@
           <w:color w:val="000000"/>
           <w:kern w:val="0"/>
           <w:lang w:eastAsia="es-PE"/>
-          <w14:ligatures w14:val="none"/>
+          <ns2:ligatures ns2:val="none"/>
         </w:rPr>
       </w:pPr>
       <w:r>
@@ -6703,7 +6595,7 @@
           <w:color w:val="000000"/>
           <w:kern w:val="0"/>
           <w:lang w:eastAsia="es-PE"/>
-          <w14:ligatures w14:val="none"/>
+          <ns2:ligatures ns2:val="none"/>
         </w:rPr>
         <w:t>SÉTIMO:</w:t>
       </w:r>
@@ -6713,7 +6605,7 @@
           <w:color w:val="000000"/>
           <w:kern w:val="0"/>
           <w:lang w:eastAsia="es-PE"/>
-          <w14:ligatures w14:val="none"/>
+          <ns2:ligatures ns2:val="none"/>
         </w:rPr>
         <w:t xml:space="preserve"> informar a las partes que conforme a lo establecido en el artículo 39</w:t>
       </w:r>
@@ -6723,7 +6615,7 @@
           <w:color w:val="000000"/>
           <w:kern w:val="0"/>
           <w:lang w:eastAsia="es-PE"/>
-          <w14:ligatures w14:val="none"/>
+          <ns2:ligatures ns2:val="none"/>
         </w:rPr>
         <w:t/>
       </w:r>
@@ -6733,12 +6625,12 @@
           <w:color w:val="000000"/>
           <w:kern w:val="0"/>
           <w:lang w:eastAsia="es-PE"/>
-          <w14:ligatures w14:val="none"/>
+          <ns2:ligatures ns2:val="none"/>
         </w:rPr>
         <w:t xml:space="preserve"> de la Ley sobre Facultades, Normas y Organización del Indecopi, aprobada por Decreto Legislativo 807, los gastos por los peritajes realizados, actuación de pruebas, inspecciones y otros derivados de la tramitación del proceso serán de cargo de la parte que solicita la prueba, salvo pacto en contrario. En todos los casos, la resolución final determinará si los gastos deben ser asumidos por alguna de las partes, o reembolsados a la otra parte o al Indecopi, según sea el caso, de manera adicional a la sanción que haya podido imponerse. </w:t>
       </w:r>
     </w:p>
-    <w:p>
+    <w:p ns2:paraId="364C4B19" ns2:textId="77777777">
       <w:pPr>
         <w:shd w:val="clear" w:color="auto" w:fill="FFFFFF"/>
         <w:spacing w:after="0" w:line="240" w:lineRule="auto"/>
@@ -6748,11 +6640,11 @@
           <w:color w:val="000000"/>
           <w:kern w:val="0"/>
           <w:lang w:eastAsia="es-PE"/>
-          <w14:ligatures w14:val="none"/>
-        </w:rPr>
-      </w:pPr>
-    </w:p>
-    <w:p>
+          <ns2:ligatures ns2:val="none"/>
+        </w:rPr>
+      </w:pPr>
+    </w:p>
+    <w:p ns2:paraId="27E9BBC0" ns2:textId="77777777">
       <w:pPr>
         <w:suppressAutoHyphens/>
         <w:spacing w:after="0" w:line="240" w:lineRule="auto"/>
@@ -6761,7 +6653,7 @@
           <w:rFonts w:ascii="Arial Narrow" w:eastAsia="Calibri" w:hAnsi="Arial Narrow" w:cs="Arial"/>
           <w:kern w:val="0"/>
           <w:u w:val="single"/>
-          <w14:ligatures w14:val="none"/>
+          <ns2:ligatures ns2:val="none"/>
         </w:rPr>
       </w:pPr>
       <w:r>
@@ -6770,7 +6662,7 @@
           <w:b/>
           <w:bCs/>
           <w:kern w:val="0"/>
-          <w14:ligatures w14:val="none"/>
+          <ns2:ligatures ns2:val="none"/>
         </w:rPr>
         <w:t>OCTAVO</w:t>
       </w:r>
@@ -6779,7 +6671,7 @@
           <w:rFonts w:ascii="Arial Narrow" w:eastAsia="Calibri" w:hAnsi="Arial Narrow" w:cs="Arial"/>
           <w:b/>
           <w:kern w:val="0"/>
-          <w14:ligatures w14:val="none"/>
+          <ns2:ligatures ns2:val="none"/>
         </w:rPr>
         <w:t>:</w:t>
       </w:r>
@@ -6787,7 +6679,7 @@
         <w:rPr>
           <w:rFonts w:ascii="Arial Narrow" w:eastAsia="Calibri" w:hAnsi="Arial Narrow" w:cs="Arial"/>
           <w:kern w:val="0"/>
-          <w14:ligatures w14:val="none"/>
+          <ns2:ligatures ns2:val="none"/>
         </w:rPr>
         <w:t xml:space="preserve"> comunicar a las partes que, </w:t>
       </w:r>
@@ -6796,7 +6688,7 @@
         <w:rPr>
           <w:rFonts w:ascii="Arial Narrow" w:eastAsia="Calibri" w:hAnsi="Arial Narrow" w:cs="Arial"/>
           <w:kern w:val="0"/>
-          <w14:ligatures w14:val="none"/>
+          <ns2:ligatures ns2:val="none"/>
         </w:rPr>
         <w:t>de acuerdo a</w:t>
       </w:r>
@@ -6805,7 +6697,7 @@
         <w:rPr>
           <w:rFonts w:ascii="Arial Narrow" w:eastAsia="Calibri" w:hAnsi="Arial Narrow" w:cs="Arial"/>
           <w:kern w:val="0"/>
-          <w14:ligatures w14:val="none"/>
+          <ns2:ligatures ns2:val="none"/>
         </w:rPr>
         <w:t xml:space="preserve"> lo señalado por el artículo 29</w:t>
       </w:r>
@@ -6815,7 +6707,7 @@
           <w:color w:val="000000"/>
           <w:kern w:val="0"/>
           <w:lang w:eastAsia="es-PE"/>
-          <w14:ligatures w14:val="none"/>
+          <ns2:ligatures ns2:val="none"/>
         </w:rPr>
         <w:t/>
       </w:r>
@@ -6823,7 +6715,7 @@
         <w:rPr>
           <w:rFonts w:ascii="Arial Narrow" w:eastAsia="Calibri" w:hAnsi="Arial Narrow" w:cs="Arial"/>
           <w:kern w:val="0"/>
-          <w14:ligatures w14:val="none"/>
+          <ns2:ligatures ns2:val="none"/>
         </w:rPr>
         <w:t xml:space="preserve"> del Decreto Legislativo 807</w:t>
       </w:r>
@@ -6833,7 +6725,7 @@
           <w:rFonts w:ascii="Arial Narrow" w:eastAsia="Calibri" w:hAnsi="Arial Narrow" w:cs="Arial"/>
           <w:kern w:val="0"/>
           <w:vertAlign w:val="superscript"/>
-          <w14:ligatures w14:val="none"/>
+          <ns2:ligatures ns2:val="none"/>
         </w:rPr>
         <w:footnoteReference w:id="12"/>
       </w:r>
@@ -6841,7 +6733,7 @@
         <w:rPr>
           <w:rFonts w:ascii="Arial Narrow" w:eastAsia="Calibri" w:hAnsi="Arial Narrow" w:cs="Arial"/>
           <w:kern w:val="0"/>
-          <w14:ligatures w14:val="none"/>
+          <ns2:ligatures ns2:val="none"/>
         </w:rPr>
         <w:t xml:space="preserve">, hasta antes de la emisión de la Resolución Final tienen la posibilidad de solicitar una audiencia de conciliación. En caso deleguen a favor de una tercera persona su actuación en la diligencia programada, </w:t>
       </w:r>
@@ -6849,7 +6741,7 @@
         <w:rPr>
           <w:rFonts w:ascii="Arial Narrow" w:eastAsia="Calibri" w:hAnsi="Arial Narrow" w:cs="Arial"/>
           <w:kern w:val="0"/>
-          <w14:ligatures w14:val="none"/>
+          <ns2:ligatures ns2:val="none"/>
         </w:rPr>
         <w:lastRenderedPageBreak/>
         <w:t xml:space="preserve">esta deberá presentar un poder especial con firma legalizada ante Notario Público, donde conste </w:t>
@@ -6859,7 +6751,7 @@
           <w:rFonts w:ascii="Arial Narrow" w:eastAsia="Calibri" w:hAnsi="Arial Narrow" w:cs="Arial"/>
           <w:kern w:val="0"/>
           <w:u w:val="single"/>
-          <w14:ligatures w14:val="none"/>
+          <ns2:ligatures ns2:val="none"/>
         </w:rPr>
         <w:t>expresamente su facultad para asistir y conciliar en su representación</w:t>
       </w:r>
@@ -6868,7 +6760,7 @@
           <w:rFonts w:ascii="Arial Narrow" w:eastAsia="Calibri" w:hAnsi="Arial Narrow" w:cs="Arial"/>
           <w:bCs/>
           <w:kern w:val="0"/>
-          <w14:ligatures w14:val="none"/>
+          <ns2:ligatures ns2:val="none"/>
         </w:rPr>
         <w:t>.</w:t>
       </w:r>
@@ -6878,7 +6770,7 @@
           <w:b/>
           <w:bCs/>
           <w:kern w:val="0"/>
-          <w14:ligatures w14:val="none"/>
+          <ns2:ligatures ns2:val="none"/>
         </w:rPr>
         <w:t xml:space="preserve"> </w:t>
       </w:r>
@@ -6887,12 +6779,12 @@
           <w:rFonts w:ascii="Arial Narrow" w:eastAsia="Calibri" w:hAnsi="Arial Narrow" w:cs="Arial"/>
           <w:kern w:val="0"/>
           <w:u w:val="single"/>
-          <w14:ligatures w14:val="none"/>
+          <ns2:ligatures ns2:val="none"/>
         </w:rPr>
         <w:t xml:space="preserve">Ello bajo apercibimiento de no realizar la audiencia de conciliación y levantar el acta de inasistencia correspondiente. </w:t>
       </w:r>
     </w:p>
-    <w:p>
+    <w:p ns2:paraId="4CD47B08" ns2:textId="77777777">
       <w:pPr>
         <w:suppressAutoHyphens/>
         <w:spacing w:after="0" w:line="240" w:lineRule="auto"/>
@@ -6901,11 +6793,11 @@
           <w:rFonts w:ascii="Arial Narrow" w:eastAsia="Calibri" w:hAnsi="Arial Narrow" w:cs="Arial"/>
           <w:kern w:val="0"/>
           <w:u w:val="single"/>
-          <w14:ligatures w14:val="none"/>
-        </w:rPr>
-      </w:pPr>
-    </w:p>
-    <w:p>
+          <ns2:ligatures ns2:val="none"/>
+        </w:rPr>
+      </w:pPr>
+    </w:p>
+    <w:p ns2:paraId="0E80CA49" ns2:textId="77777777">
       <w:pPr>
         <w:suppressAutoHyphens/>
         <w:spacing w:after="0" w:line="240" w:lineRule="auto"/>
@@ -6915,7 +6807,7 @@
           <w:color w:val="000000"/>
           <w:kern w:val="0"/>
           <w:lang w:eastAsia="es-PE"/>
-          <w14:ligatures w14:val="none"/>
+          <ns2:ligatures ns2:val="none"/>
         </w:rPr>
       </w:pPr>
       <w:r>
@@ -6925,7 +6817,7 @@
           <w:color w:val="000000"/>
           <w:kern w:val="0"/>
           <w:lang w:eastAsia="es-PE"/>
-          <w14:ligatures w14:val="none"/>
+          <ns2:ligatures ns2:val="none"/>
         </w:rPr>
         <w:t>NOVENO:</w:t>
       </w:r>
@@ -6935,7 +6827,7 @@
           <w:color w:val="000000"/>
           <w:kern w:val="0"/>
           <w:lang w:eastAsia="es-PE"/>
-          <w14:ligatures w14:val="none"/>
+          <ns2:ligatures ns2:val="none"/>
         </w:rPr>
         <w:t xml:space="preserve"> poner en conocimiento de las partes que, antes de la emisión de la Resolución Final, tienen la posibilidad de formular su desistimiento o presentar el acuerdo arribado mediante la conciliación, mediación, transacción o cualquier otro que, </w:t>
       </w:r>
@@ -6945,14 +6837,14 @@
           <w:color w:val="000000"/>
           <w:kern w:val="0"/>
           <w:lang w:eastAsia="es-PE"/>
-          <w14:ligatures w14:val="none"/>
+          <ns2:ligatures ns2:val="none"/>
         </w:rPr>
         <w:t>de forma indubitable, deje constancia que se ha solucionado la controversia materia de denuncia.</w:t>
       </w:r>
       <w:bookmarkStart w:id="7" w:name="h.gjdgxs" w:colFirst="0" w:colLast="0"/>
       <w:bookmarkEnd w:id="7"/>
     </w:p>
-    <w:p>
+    <w:p ns2:paraId="7DDD06F7" ns2:textId="77777777">
       <w:pPr>
         <w:suppressAutoHyphens/>
         <w:spacing w:after="0" w:line="240" w:lineRule="auto"/>
@@ -6962,11 +6854,11 @@
           <w:color w:val="000000"/>
           <w:kern w:val="0"/>
           <w:lang w:eastAsia="es-PE"/>
-          <w14:ligatures w14:val="none"/>
-        </w:rPr>
-      </w:pPr>
-    </w:p>
-    <w:p>
+          <ns2:ligatures ns2:val="none"/>
+        </w:rPr>
+      </w:pPr>
+    </w:p>
+    <w:p ns2:paraId="236137A1" ns2:textId="3A069606">
       <w:pPr>
         <w:suppressAutoHyphens/>
         <w:spacing w:after="0" w:line="240" w:lineRule="auto"/>
@@ -6989,7 +6881,7 @@
           <w:b/>
           <w:spacing w:val="-3"/>
           <w:kern w:val="0"/>
-          <w14:ligatures w14:val="none"/>
+          <ns2:ligatures ns2:val="none"/>
         </w:rPr>
         <w:t/>
       </w:r>
@@ -6999,7 +6891,7 @@
           <w:bCs/>
           <w:spacing w:val="-3"/>
           <w:kern w:val="0"/>
-          <w14:ligatures w14:val="none"/>
+          <ns2:ligatures ns2:val="none"/>
         </w:rPr>
         <w:t xml:space="preserve"/>
       </w:r>
@@ -7009,7 +6901,7 @@
           <w:bCs/>
           <w:spacing w:val="-3"/>
           <w:kern w:val="0"/>
-          <w14:ligatures w14:val="none"/>
+          <ns2:ligatures ns2:val="none"/>
         </w:rPr>
         <w:t xml:space="preserve"/>
       </w:r>
@@ -7020,7 +6912,7 @@
           <w:kern w:val="0"/>
           <w:shd w:val="clear" w:color="auto" w:fill="FFFFFF"/>
           <w:lang w:eastAsia="es-PE"/>
-          <w14:ligatures w14:val="none"/>
+          <ns2:ligatures ns2:val="none"/>
         </w:rPr>
         <w:t xml:space="preserve"/>
       </w:r>
@@ -7032,7 +6924,7 @@
           <w:kern w:val="0"/>
           <w:shd w:val="clear" w:color="auto" w:fill="FFFFFF"/>
           <w:lang w:eastAsia="es-PE"/>
-          <w14:ligatures w14:val="none"/>
+          <ns2:ligatures ns2:val="none"/>
         </w:rPr>
         <w:t/>
       </w:r>
@@ -7044,7 +6936,7 @@
           <w:kern w:val="0"/>
           <w:shd w:val="clear" w:color="auto" w:fill="FFFFFF"/>
           <w:lang w:eastAsia="es-PE"/>
-          <w14:ligatures w14:val="none"/>
+          <ns2:ligatures ns2:val="none"/>
         </w:rPr>
         <w:t xml:space="preserve"/>
       </w:r>
@@ -7056,7 +6948,7 @@
           <w:kern w:val="0"/>
           <w:shd w:val="clear" w:color="auto" w:fill="FFFFFF"/>
           <w:lang w:eastAsia="es-PE"/>
-          <w14:ligatures w14:val="none"/>
+          <ns2:ligatures ns2:val="none"/>
         </w:rPr>
         <w:t/>
       </w:r>
@@ -7068,7 +6960,7 @@
           <w:kern w:val="0"/>
           <w:shd w:val="clear" w:color="auto" w:fill="FFFFFF"/>
           <w:lang w:eastAsia="es-PE"/>
-          <w14:ligatures w14:val="none"/>
+          <ns2:ligatures ns2:val="none"/>
         </w:rPr>
         <w:t xml:space="preserve"/>
       </w:r>
@@ -7092,7 +6984,7 @@
           <w:color w:val="000000"/>
           <w:kern w:val="0"/>
           <w:lang w:eastAsia="es-PE"/>
-          <w14:ligatures w14:val="none"/>
+          <ns2:ligatures ns2:val="none"/>
         </w:rPr>
         <w:t/>
       </w:r>
@@ -7109,7 +7001,7 @@
           <w:color w:val="000000"/>
           <w:kern w:val="0"/>
           <w:lang w:eastAsia="es-PE"/>
-          <w14:ligatures w14:val="none"/>
+          <ns2:ligatures ns2:val="none"/>
         </w:rPr>
         <w:t/>
       </w:r>
@@ -7135,7 +7027,7 @@
         <w:t/>
       </w:r>
     </w:p>
-    <w:p>
+    <w:p ns2:paraId="639FE5BE" ns2:textId="77777777">
       <w:pPr>
         <w:suppressAutoHyphens/>
         <w:spacing w:after="0" w:line="240" w:lineRule="auto"/>
@@ -7145,7 +7037,7 @@
         </w:rPr>
       </w:pPr>
     </w:p>
-    <w:p>
+    <w:p ns2:paraId="083D8417" ns2:textId="394E2C5A">
       <w:pPr>
         <w:suppressAutoHyphens/>
         <w:spacing w:line="240" w:lineRule="auto"/>
@@ -7243,7 +7135,7 @@
       <w:bookmarkStart w:id="8" w:name="_Hlk198890962"/>
     </w:p>
     <w:bookmarkEnd w:id="8"/>
-    <w:p>
+    <w:p ns2:paraId="509D673B" ns2:textId="77777777">
       <w:pPr>
         <w:spacing w:after="0" w:line="240" w:lineRule="auto"/>
         <w:jc w:val="both"/>
@@ -7253,11 +7145,11 @@
           <w:color w:val="000000"/>
           <w:kern w:val="0"/>
           <w:lang w:eastAsia="es-PE"/>
-          <w14:ligatures w14:val="none"/>
-        </w:rPr>
-      </w:pPr>
-    </w:p>
-    <w:p>
+          <ns2:ligatures ns2:val="none"/>
+        </w:rPr>
+      </w:pPr>
+    </w:p>
+    <w:p ns2:paraId="418E1D52" ns2:textId="77777777">
       <w:pPr>
         <w:spacing w:after="0" w:line="240" w:lineRule="auto"/>
         <w:jc w:val="both"/>
@@ -7267,11 +7159,11 @@
           <w:color w:val="000000"/>
           <w:kern w:val="0"/>
           <w:lang w:eastAsia="es-PE"/>
-          <w14:ligatures w14:val="none"/>
-        </w:rPr>
-      </w:pPr>
-    </w:p>
-    <w:p>
+          <ns2:ligatures ns2:val="none"/>
+        </w:rPr>
+      </w:pPr>
+    </w:p>
+    <w:p ns2:paraId="0407B94C" ns2:textId="77777777">
       <w:pPr>
         <w:spacing w:after="0" w:line="240" w:lineRule="auto"/>
         <w:jc w:val="both"/>
@@ -7281,11 +7173,11 @@
           <w:color w:val="000000"/>
           <w:kern w:val="0"/>
           <w:lang w:eastAsia="es-PE"/>
-          <w14:ligatures w14:val="none"/>
-        </w:rPr>
-      </w:pPr>
-    </w:p>
-    <w:p>
+          <ns2:ligatures ns2:val="none"/>
+        </w:rPr>
+      </w:pPr>
+    </w:p>
+    <w:p ns2:paraId="375C384E" ns2:textId="77777777">
       <w:pPr>
         <w:spacing w:after="0" w:line="240" w:lineRule="auto"/>
         <w:jc w:val="both"/>
@@ -7295,11 +7187,11 @@
           <w:color w:val="000000"/>
           <w:kern w:val="0"/>
           <w:lang w:eastAsia="es-PE"/>
-          <w14:ligatures w14:val="none"/>
-        </w:rPr>
-      </w:pPr>
-    </w:p>
-    <w:p>
+          <ns2:ligatures ns2:val="none"/>
+        </w:rPr>
+      </w:pPr>
+    </w:p>
+    <w:p ns2:paraId="67E8DBCE" ns2:textId="77777777">
       <w:pPr>
         <w:spacing w:after="0" w:line="240" w:lineRule="auto"/>
         <w:jc w:val="both"/>
@@ -7309,11 +7201,11 @@
           <w:color w:val="000000"/>
           <w:kern w:val="0"/>
           <w:lang w:eastAsia="es-PE"/>
-          <w14:ligatures w14:val="none"/>
-        </w:rPr>
-      </w:pPr>
-    </w:p>
-    <w:p>
+          <ns2:ligatures ns2:val="none"/>
+        </w:rPr>
+      </w:pPr>
+    </w:p>
+    <w:p ns2:paraId="6B455503" ns2:textId="77777777">
       <w:pPr>
         <w:shd w:val="clear" w:color="auto" w:fill="FFFFFF"/>
         <w:spacing w:after="0" w:line="240" w:lineRule="auto"/>
@@ -7324,7 +7216,7 @@
           <w:bCs/>
           <w:color w:val="000000"/>
           <w:kern w:val="0"/>
-          <w14:ligatures w14:val="none"/>
+          <ns2:ligatures ns2:val="none"/>
         </w:rPr>
       </w:pPr>
       <w:r>
@@ -7334,12 +7226,12 @@
           <w:bCs/>
           <w:color w:val="000000"/>
           <w:kern w:val="0"/>
-          <w14:ligatures w14:val="none"/>
+          <ns2:ligatures ns2:val="none"/>
         </w:rPr>
         <w:t>EVELING ROA QUISPE</w:t>
       </w:r>
     </w:p>
-    <w:p>
+    <w:p ns2:paraId="5DDB327F" ns2:textId="77777777">
       <w:pPr>
         <w:shd w:val="clear" w:color="auto" w:fill="FFFFFF"/>
         <w:spacing w:after="0" w:line="240" w:lineRule="auto"/>
@@ -7350,7 +7242,7 @@
           <w:bCs/>
           <w:color w:val="000000"/>
           <w:kern w:val="0"/>
-          <w14:ligatures w14:val="none"/>
+          <ns2:ligatures ns2:val="none"/>
         </w:rPr>
       </w:pPr>
       <w:r>
@@ -7360,12 +7252,12 @@
           <w:bCs/>
           <w:color w:val="000000"/>
           <w:kern w:val="0"/>
-          <w14:ligatures w14:val="none"/>
+          <ns2:ligatures ns2:val="none"/>
         </w:rPr>
         <w:t>Secretaria Técnica</w:t>
       </w:r>
     </w:p>
-    <w:p>
+    <w:p ns2:paraId="3D2D2D3F" ns2:textId="77777777">
       <w:pPr>
         <w:shd w:val="clear" w:color="auto" w:fill="FFFFFF"/>
         <w:spacing w:after="0" w:line="240" w:lineRule="auto"/>
@@ -7374,7 +7266,7 @@
           <w:rFonts w:ascii="Arial Narrow" w:eastAsia="Calibri" w:hAnsi="Arial Narrow" w:cs="Times New Roman"/>
           <w:color w:val="000000"/>
           <w:kern w:val="0"/>
-          <w14:ligatures w14:val="none"/>
+          <ns2:ligatures ns2:val="none"/>
         </w:rPr>
       </w:pPr>
       <w:r>
@@ -7384,7 +7276,7 @@
           <w:bCs/>
           <w:color w:val="000000"/>
           <w:kern w:val="0"/>
-          <w14:ligatures w14:val="none"/>
+          <ns2:ligatures ns2:val="none"/>
         </w:rPr>
         <w:t>Comisión </w:t>
       </w:r>
@@ -7396,7 +7288,7 @@
           <w:color w:val="000000"/>
           <w:kern w:val="0"/>
           <w:shd w:val="clear" w:color="auto" w:fill="FFFFFF"/>
-          <w14:ligatures w14:val="none"/>
+          <ns2:ligatures ns2:val="none"/>
         </w:rPr>
         <w:t>de</w:t>
       </w:r>
@@ -7407,12 +7299,12 @@
           <w:bCs/>
           <w:color w:val="000000"/>
           <w:kern w:val="0"/>
-          <w14:ligatures w14:val="none"/>
+          <ns2:ligatures ns2:val="none"/>
         </w:rPr>
         <w:t> Protección al Consumidor 1</w:t>
       </w:r>
     </w:p>
-    <w:p>
+    <w:p ns2:paraId="092D8E13" ns2:textId="77777777">
       <w:pPr>
         <w:spacing w:after="0" w:line="240" w:lineRule="auto"/>
         <w:jc w:val="both"/>
@@ -7422,12 +7314,12 @@
           <w:color w:val="000000"/>
           <w:kern w:val="0"/>
           <w:lang w:eastAsia="es-PE"/>
-          <w14:ligatures w14:val="none"/>
+          <ns2:ligatures ns2:val="none"/>
         </w:rPr>
       </w:pPr>
     </w:p>
     <w:bookmarkEnd w:id="0"/>
-    <w:p>
+    <w:p ns2:paraId="74AAB5F4" ns2:textId="140B2E35">
       <w:pPr>
         <w:spacing w:after="0" w:line="240" w:lineRule="auto"/>
         <w:jc w:val="both"/>
@@ -7445,14 +7337,14 @@
           <w:sz w:val="16"/>
           <w:szCs w:val="16"/>
           <w:lang w:eastAsia="es-PE"/>
-          <w14:ligatures w14:val="none"/>
+          <ns2:ligatures ns2:val="none"/>
         </w:rPr>
         <w:t>LSM/JCQ</w:t>
       </w:r>
     </w:p>
     <w:sectPr>
-      <w:headerReference w:type="default" r:id="rId8"/>
-      <w:footerReference w:type="default" r:id="rId9"/>
+      <w:headerReference w:type="default" ns3:id="rId8"/>
+      <w:footerReference w:type="default" ns3:id="rId9"/>
       <w:pgSz w:w="11906" w:h="16838"/>
       <w:pgMar w:top="1417" w:right="1701" w:bottom="1417" w:left="1701" w:header="708" w:footer="708" w:gutter="0"/>
       <w:cols w:space="708"/>

--- a/plantillas_maestras/02_seguro_vida/materia_general_asegurativa/1_ddo_aseguradora/varon/TPL_1388_2025_SEGURO_VIDA_MATERIA_GENERAL_ASEGURATIVA_ASEGURADORA_VARON_R1.docx
+++ b/plantillas_maestras/02_seguro_vida/materia_general_asegurativa/1_ddo_aseguradora/varon/TPL_1388_2025_SEGURO_VIDA_MATERIA_GENERAL_ASEGURATIVA_ASEGURADORA_VARON_R1.docx
@@ -6116,7 +6116,7 @@
           <w:sz w:val="20"/>
           <w:szCs w:val="20"/>
         </w:rPr>
-        <w:t xml:space="preserve">correr traslado de la presente resolución a Interseguro Compañía de Seguros S.A para que, de conformidad con lo dispuesto por el artículo 26° de la Ley sobre Facultades, Normas y Organización del Indecopi, aprobado por Decreto Legislativo N° 8079, presente sus descargos sobre la imputación de cargos realizada en un plazo no mayor a cinco (5) días hábiles contado a partir del día siguiente de la notificación de la presente resolución, vencido el cual, el Secretario Técnico declarará en rebeldía a los denunciados que no lo hubieran presentado. Debe precisarse que de conformidad con lo establecido por el artículo 223° del Texto Único Ordenado de la Ley N° 27444, Ley del Procedimiento Administrativo General, las alegaciones y los hechos relevantes de la reclamación, salvo que hayan sido específicamente negadas en la contestación, se tendrán por aceptadas o meritadas como ciertas.</w:t>
+        <w:t xml:space="preserve">correr traslado de la presente resolución a Interseguro Compañía de Seguros S.A. para que, de conformidad con lo dispuesto por el artículo 26 de la Ley sobre Facultades, Normas y Organización del Indecopi, aprobada por Decreto Legislativo 807, presente sus descargos sobre la imputación de cargos realizada en un plazo no mayor a cinco (5) días hábiles contado a partir del día siguiente de la notificación de la presente resolución, vencido el cual, el Secretario Técnico declarará en rebeldía al denunciado que no lo hubiera presentado. Debe precisarse que de conformidad con lo establecido por el artículo 223 del Texto Único Ordenado de la Ley 27444, Ley del Procedimiento Administrativo General, las alegaciones y los hechos relevantes de la reclamación, salvo que hayan sido específicamente negadas en la contestación, se tendrán por aceptadas o merituadas como ciertas.</w:t>
       </w:r>
     </w:p>
     <w:p ns2:paraId="228F876C" ns2:textId="77777777">

--- a/plantillas_maestras/02_seguro_vida/materia_general_asegurativa/1_ddo_aseguradora/varon/TPL_1388_2025_SEGURO_VIDA_MATERIA_GENERAL_ASEGURATIVA_ASEGURADORA_VARON_R1.docx
+++ b/plantillas_maestras/02_seguro_vida/materia_general_asegurativa/1_ddo_aseguradora/varon/TPL_1388_2025_SEGURO_VIDA_MATERIA_GENERAL_ASEGURATIVA_ASEGURADORA_VARON_R1.docx
@@ -482,7 +482,7 @@
           <w:lang w:eastAsia="es-PE"/>
           <ns2:ligatures ns2:val="none"/>
         </w:rPr>
-        <w:t>18</w:t>
+        <w:t xml:space="preserve">18 de julio de 2025</w:t>
       </w:r>
       <w:r>
         <w:rPr>
@@ -493,7 +493,7 @@
           <w:lang w:eastAsia="es-PE"/>
           <ns2:ligatures ns2:val="none"/>
         </w:rPr>
-        <w:t xml:space="preserve"> de </w:t>
+        <w:t xml:space="preserve"/>
       </w:r>
       <w:r>
         <w:rPr>
@@ -504,7 +504,7 @@
           <w:lang w:eastAsia="es-PE"/>
           <ns2:ligatures ns2:val="none"/>
         </w:rPr>
-        <w:t>julio</w:t>
+        <w:t xml:space="preserve"/>
       </w:r>
       <w:r>
         <w:rPr>
@@ -515,7 +515,7 @@
           <w:lang w:eastAsia="es-PE"/>
           <ns2:ligatures ns2:val="none"/>
         </w:rPr>
-        <w:t xml:space="preserve"> de 2025</w:t>
+        <w:t xml:space="preserve"/>
       </w:r>
     </w:p>
     <w:p ns2:paraId="66CE1821" ns2:textId="77777777">
@@ -7541,7 +7541,7 @@
           <w:sz w:val="15"/>
           <w:szCs w:val="15"/>
         </w:rPr>
-        <w:t xml:space="preserve">12 de junio </w:t>
+        <w:t xml:space="preserve">12 de junio de 2025</w:t>
       </w:r>
       <w:r>
         <w:rPr>
@@ -7549,7 +7549,7 @@
           <w:sz w:val="15"/>
           <w:szCs w:val="15"/>
         </w:rPr>
-        <w:t xml:space="preserve">del 2025, </w:t>
+        <w:t xml:space="preserve">, </w:t>
       </w:r>
       <w:proofErr w:type="spellStart"/>
       <w:r>
@@ -7558,7 +7558,7 @@
           <w:sz w:val="15"/>
           <w:szCs w:val="15"/>
         </w:rPr>
-        <w:t>recepcionada</w:t>
+        <w:t xml:space="preserve">recibida</w:t>
       </w:r>
       <w:proofErr w:type="spellEnd"/>
       <w:r>
@@ -7575,7 +7575,7 @@
           <w:sz w:val="15"/>
           <w:szCs w:val="15"/>
         </w:rPr>
-        <w:t>12 de junio del 2025</w:t>
+        <w:t xml:space="preserve">12 de junio de 2025</w:t>
       </w:r>
       <w:r>
         <w:rPr>
@@ -7653,7 +7653,7 @@
           <w:sz w:val="15"/>
           <w:szCs w:val="15"/>
         </w:rPr>
-        <w:t>el 2 de setiembre del 2010 en el Diario Oficial El Peruano, vigente desde el 2 de octubre del 2010 y modificado por Decreto Legislativo 1308.</w:t>
+        <w:t xml:space="preserve">el 2 de setiembre de 2010 en el Diario Oficial El Peruano, vigente desde el 2 de octubre de 2010 y modificado por Decreto Legislativo 1308.</w:t>
       </w:r>
     </w:p>
     <w:p>

--- a/plantillas_maestras/02_seguro_vida/materia_general_asegurativa/1_ddo_aseguradora/varon/TPL_1388_2025_SEGURO_VIDA_MATERIA_GENERAL_ASEGURATIVA_ASEGURADORA_VARON_R1.docx
+++ b/plantillas_maestras/02_seguro_vida/materia_general_asegurativa/1_ddo_aseguradora/varon/TPL_1388_2025_SEGURO_VIDA_MATERIA_GENERAL_ASEGURATIVA_ASEGURADORA_VARON_R1.docx
@@ -1,8 +1,8 @@
 
 <file path=word/document.xml><?xml version="1.0" encoding="utf-8"?>
-<w:document xmlns:ns1="http://schemas.openxmlformats.org/markup-compatibility/2006" xmlns:ns2="http://schemas.microsoft.com/office/word/2010/wordml" xmlns:ns3="http://schemas.openxmlformats.org/officeDocument/2006/relationships" xmlns:w="http://schemas.openxmlformats.org/wordprocessingml/2006/main" ns1:Ignorable="w14 w15 w16se w16cid w16 w16cex w16sdtdh w16sdtfl w16du wp14">
+<w:document xmlns:mc="http://schemas.openxmlformats.org/markup-compatibility/2006" xmlns:r="http://schemas.openxmlformats.org/officeDocument/2006/relationships" xmlns:w="http://schemas.openxmlformats.org/wordprocessingml/2006/main" xmlns:w14="http://schemas.microsoft.com/office/word/2010/wordml" xmlns:w15="http://schemas.microsoft.com/office/word/2012/wordml" xmlns:w16="http://schemas.microsoft.com/office/word/2018/wordml" xmlns:w16cex="http://schemas.microsoft.com/office/word/2018/wordml/cex" xmlns:w16cid="http://schemas.microsoft.com/office/word/2016/wordml/cid" xmlns:w16du="http://schemas.microsoft.com/office/word/2023/wordml/word16du" xmlns:w16sdtdh="http://schemas.microsoft.com/office/word/2020/wordml/sdtdatahash" xmlns:w16se="http://schemas.microsoft.com/office/word/2015/wordml/symex" xmlns:wp14="http://schemas.microsoft.com/office/word/2010/wordprocessingDrawing" mc:Ignorable="w14 w15 w16se w16cid w16 w16cex w16sdtdh w16du wp14">
   <w:body>
-    <w:p ns2:paraId="1B509B2D" ns2:textId="0B086273">
+    <w:p>
       <w:pPr>
         <w:tabs>
           <w:tab w:val="left" w:pos="1701"/>
@@ -14,7 +14,7 @@
           <w:color w:val="000000"/>
           <w:kern w:val="0"/>
           <w:lang w:eastAsia="es-PE"/>
-          <ns2:ligatures ns2:val="none"/>
+          <w14:ligatures w14:val="none"/>
         </w:rPr>
       </w:pPr>
       <w:bookmarkStart w:id="0" w:name="_Hlk80343540"/>
@@ -25,7 +25,7 @@
           <w:color w:val="000000"/>
           <w:kern w:val="0"/>
           <w:lang w:eastAsia="es-PE"/>
-          <ns2:ligatures ns2:val="none"/>
+          <w14:ligatures w14:val="none"/>
         </w:rPr>
         <w:t xml:space="preserve">EXPEDIENTE </w:t>
       </w:r>
@@ -36,7 +36,7 @@
           <w:color w:val="000000"/>
           <w:kern w:val="0"/>
           <w:lang w:eastAsia="es-PE"/>
-          <ns2:ligatures ns2:val="none"/>
+          <w14:ligatures w14:val="none"/>
         </w:rPr>
         <w:tab/>
         <w:t>:</w:t>
@@ -48,7 +48,7 @@
           <w:color w:val="000000"/>
           <w:kern w:val="0"/>
           <w:lang w:eastAsia="es-PE"/>
-          <ns2:ligatures ns2:val="none"/>
+          <w14:ligatures w14:val="none"/>
         </w:rPr>
         <w:tab/>
       </w:r>
@@ -61,12 +61,12 @@
           <w:kern w:val="0"/>
           <w:shd w:val="clear" w:color="auto" w:fill="FFFFFF"/>
           <w:lang w:eastAsia="es-PE"/>
-          <ns2:ligatures ns2:val="none"/>
+          <w14:ligatures w14:val="none"/>
         </w:rPr>
         <w:t>1388-2025/CC1</w:t>
       </w:r>
     </w:p>
-    <w:p ns2:paraId="7E5DC22B" ns2:textId="653C7E90">
+    <w:p>
       <w:pPr>
         <w:tabs>
           <w:tab w:val="left" w:pos="1701"/>
@@ -81,7 +81,7 @@
           <w:color w:val="000000"/>
           <w:kern w:val="0"/>
           <w:lang w:eastAsia="es-PE"/>
-          <ns2:ligatures ns2:val="none"/>
+          <w14:ligatures w14:val="none"/>
         </w:rPr>
       </w:pPr>
       <w:r>
@@ -91,90 +91,16 @@
           <w:color w:val="000000"/>
           <w:kern w:val="0"/>
           <w:lang w:eastAsia="es-PE"/>
-          <ns2:ligatures ns2:val="none"/>
-        </w:rPr>
-        <w:t xml:space="preserve">DENUNCIANTE:[DENUNCIANTE] (SEÑOR [APELLIDO])</w:t>
-      </w:r>
-      <w:r>
-        <w:rPr>
-          <w:rFonts w:ascii="Arial Narrow" w:eastAsia="Arial Narrow" w:hAnsi="Arial Narrow" w:cs="Arial Narrow"/>
-          <w:b/>
-          <w:color w:val="000000"/>
-          <w:kern w:val="0"/>
-          <w:lang w:eastAsia="es-PE"/>
-          <ns2:ligatures ns2:val="none"/>
-        </w:rPr>
+          <w14:ligatures w14:val="none"/>
+        </w:rPr>
+        <w:t>DENUNCIANTE</w:t>
         <w:tab/>
-        <w:t/>
-      </w:r>
-      <w:r>
-        <w:rPr>
-          <w:rFonts w:ascii="Arial Narrow" w:eastAsia="Arial Narrow" w:hAnsi="Arial Narrow" w:cs="Arial Narrow"/>
-          <w:b/>
-          <w:color w:val="000000"/>
-          <w:kern w:val="0"/>
-          <w:lang w:eastAsia="es-PE"/>
-          <ns2:ligatures ns2:val="none"/>
-        </w:rPr>
+        <w:t>:</w:t>
         <w:tab/>
-      </w:r>
-      <w:r>
-        <w:rPr>
-          <w:rFonts w:ascii="Arial Narrow" w:eastAsia="Arial Narrow" w:hAnsi="Arial Narrow" w:cs="Arial Narrow"/>
-          <w:b/>
-          <w:color w:val="000000"/>
-          <w:kern w:val="0"/>
-          <w:lang w:eastAsia="es-PE"/>
-          <ns2:ligatures ns2:val="none"/>
-        </w:rPr>
-        <w:t xml:space="preserve"/>
-      </w:r>
-      <w:r>
-        <w:rPr>
-          <w:rFonts w:ascii="Arial Narrow" w:eastAsia="Arial Narrow" w:hAnsi="Arial Narrow" w:cs="Arial Narrow"/>
-          <w:b/>
-          <w:color w:val="000000"/>
-          <w:kern w:val="0"/>
-          <w:lang w:eastAsia="es-PE"/>
-          <ns2:ligatures ns2:val="none"/>
-        </w:rPr>
-        <w:t xml:space="preserve"/>
-      </w:r>
-      <w:r>
-        <w:rPr>
-          <w:rFonts w:ascii="Arial Narrow" w:eastAsia="Arial Narrow" w:hAnsi="Arial Narrow" w:cs="Arial Narrow"/>
-          <w:b/>
-          <w:color w:val="000000"/>
-          <w:kern w:val="0"/>
-          <w:lang w:eastAsia="es-PE"/>
-          <ns2:ligatures ns2:val="none"/>
-        </w:rPr>
-        <w:t xml:space="preserve"/>
-      </w:r>
-      <w:r>
-        <w:rPr>
-          <w:rFonts w:ascii="Arial Narrow" w:eastAsia="Arial Narrow" w:hAnsi="Arial Narrow" w:cs="Arial Narrow"/>
-          <w:b/>
-          <w:color w:val="000000"/>
-          <w:kern w:val="0"/>
-          <w:lang w:eastAsia="es-PE"/>
-          <ns2:ligatures ns2:val="none"/>
-        </w:rPr>
-        <w:t/>
-      </w:r>
-      <w:r>
-        <w:rPr>
-          <w:rFonts w:ascii="Arial Narrow" w:eastAsia="Arial Narrow" w:hAnsi="Arial Narrow" w:cs="Arial Narrow"/>
-          <w:b/>
-          <w:color w:val="000000"/>
-          <w:kern w:val="0"/>
-          <w:lang w:eastAsia="es-PE"/>
-          <ns2:ligatures ns2:val="none"/>
-        </w:rPr>
-        <w:t/>
-      </w:r>
-    </w:p>
-    <w:p ns2:paraId="6DEEEDFE" ns2:textId="43A07D55">
+        <w:t xml:space="preserve">[DENUNCIANTE] (SEÑOR [APELLIDO])</w:t>
+      </w:r>
+    </w:p>
+    <w:p>
       <w:pPr>
         <w:tabs>
           <w:tab w:val="left" w:pos="1701"/>
@@ -189,7 +115,7 @@
           <w:color w:val="000000"/>
           <w:kern w:val="0"/>
           <w:lang w:eastAsia="es-PE"/>
-          <ns2:ligatures ns2:val="none"/>
+          <w14:ligatures w14:val="none"/>
         </w:rPr>
       </w:pPr>
       <w:r>
@@ -199,7 +125,7 @@
           <w:color w:val="000000"/>
           <w:kern w:val="0"/>
           <w:lang w:eastAsia="es-PE"/>
-          <ns2:ligatures ns2:val="none"/>
+          <w14:ligatures w14:val="none"/>
         </w:rPr>
         <w:t>DENUNCIADO</w:t>
       </w:r>
@@ -210,7 +136,7 @@
           <w:color w:val="000000"/>
           <w:kern w:val="0"/>
           <w:lang w:eastAsia="es-PE"/>
-          <ns2:ligatures ns2:val="none"/>
+          <w14:ligatures w14:val="none"/>
         </w:rPr>
         <w:tab/>
         <w:t>:</w:t>
@@ -222,7 +148,7 @@
           <w:color w:val="000000"/>
           <w:kern w:val="0"/>
           <w:lang w:eastAsia="es-PE"/>
-          <ns2:ligatures ns2:val="none"/>
+          <w14:ligatures w14:val="none"/>
         </w:rPr>
         <w:tab/>
       </w:r>
@@ -233,7 +159,7 @@
           <w:color w:val="000000"/>
           <w:kern w:val="0"/>
           <w:lang w:eastAsia="es-PE"/>
-          <ns2:ligatures ns2:val="none"/>
+          <w14:ligatures w14:val="none"/>
         </w:rPr>
         <w:t xml:space="preserve">INTERSEGURO COMPAÑÍA DE SEGUROS S.A. </w:t>
       </w:r>
@@ -244,7 +170,7 @@
           <w:color w:val="000000"/>
           <w:kern w:val="0"/>
           <w:lang w:eastAsia="es-PE"/>
-          <ns2:ligatures ns2:val="none"/>
+          <w14:ligatures w14:val="none"/>
         </w:rPr>
         <w:t>(</w:t>
       </w:r>
@@ -255,7 +181,7 @@
           <w:color w:val="000000"/>
           <w:kern w:val="0"/>
           <w:lang w:eastAsia="es-PE"/>
-          <ns2:ligatures ns2:val="none"/>
+          <w14:ligatures w14:val="none"/>
         </w:rPr>
         <w:t>INTERSEGURO</w:t>
       </w:r>
@@ -266,12 +192,12 @@
           <w:color w:val="000000"/>
           <w:kern w:val="0"/>
           <w:lang w:eastAsia="es-PE"/>
-          <ns2:ligatures ns2:val="none"/>
+          <w14:ligatures w14:val="none"/>
         </w:rPr>
         <w:t>)</w:t>
       </w:r>
     </w:p>
-    <w:p ns2:paraId="022D2B94" ns2:textId="77777777">
+    <w:p>
       <w:pPr>
         <w:tabs>
           <w:tab w:val="left" w:pos="1701"/>
@@ -286,7 +212,7 @@
           <w:color w:val="000000"/>
           <w:kern w:val="0"/>
           <w:lang w:eastAsia="es-PE"/>
-          <ns2:ligatures ns2:val="none"/>
+          <w14:ligatures w14:val="none"/>
         </w:rPr>
       </w:pPr>
       <w:r>
@@ -296,7 +222,7 @@
           <w:color w:val="000000"/>
           <w:kern w:val="0"/>
           <w:lang w:eastAsia="es-PE"/>
-          <ns2:ligatures ns2:val="none"/>
+          <w14:ligatures w14:val="none"/>
         </w:rPr>
         <w:t>MATERIAS</w:t>
       </w:r>
@@ -307,7 +233,7 @@
           <w:color w:val="000000"/>
           <w:kern w:val="0"/>
           <w:lang w:eastAsia="es-PE"/>
-          <ns2:ligatures ns2:val="none"/>
+          <w14:ligatures w14:val="none"/>
         </w:rPr>
         <w:tab/>
         <w:t xml:space="preserve">: </w:t>
@@ -319,7 +245,7 @@
           <w:color w:val="000000"/>
           <w:kern w:val="0"/>
           <w:lang w:eastAsia="es-PE"/>
-          <ns2:ligatures ns2:val="none"/>
+          <w14:ligatures w14:val="none"/>
         </w:rPr>
         <w:tab/>
         <w:t>ADMISIÓN A TRÁMI</w:t>
@@ -331,12 +257,12 @@
           <w:color w:val="000000"/>
           <w:kern w:val="0"/>
           <w:lang w:eastAsia="es-PE"/>
-          <ns2:ligatures ns2:val="none"/>
+          <w14:ligatures w14:val="none"/>
         </w:rPr>
         <w:t>TE</w:t>
       </w:r>
     </w:p>
-    <w:p ns2:paraId="19ED7B73" ns2:textId="77777777">
+    <w:p>
       <w:pPr>
         <w:tabs>
           <w:tab w:val="left" w:pos="1701"/>
@@ -351,7 +277,7 @@
           <w:color w:val="000000"/>
           <w:kern w:val="0"/>
           <w:lang w:eastAsia="es-PE"/>
-          <ns2:ligatures ns2:val="none"/>
+          <w14:ligatures w14:val="none"/>
         </w:rPr>
       </w:pPr>
       <w:r>
@@ -361,12 +287,12 @@
           <w:color w:val="000000"/>
           <w:kern w:val="0"/>
           <w:lang w:eastAsia="es-PE"/>
-          <ns2:ligatures ns2:val="none"/>
+          <w14:ligatures w14:val="none"/>
         </w:rPr>
         <w:t xml:space="preserve">REQUERIMIENTO DE INFORMACIÓN </w:t>
       </w:r>
     </w:p>
-    <w:p ns2:paraId="46A5A479" ns2:textId="167C191B">
+    <w:p>
       <w:pPr>
         <w:tabs>
           <w:tab w:val="left" w:pos="1701"/>
@@ -380,7 +306,7 @@
           <w:color w:val="000000"/>
           <w:kern w:val="0"/>
           <w:lang w:eastAsia="es-PE"/>
-          <ns2:ligatures ns2:val="none"/>
+          <w14:ligatures w14:val="none"/>
         </w:rPr>
       </w:pPr>
       <w:r>
@@ -390,7 +316,7 @@
           <w:color w:val="000000"/>
           <w:kern w:val="0"/>
           <w:lang w:eastAsia="es-PE"/>
-          <ns2:ligatures ns2:val="none"/>
+          <w14:ligatures w14:val="none"/>
         </w:rPr>
         <w:t xml:space="preserve">RESOLUCIÓN </w:t>
       </w:r>
@@ -401,7 +327,7 @@
           <w:color w:val="000000"/>
           <w:kern w:val="0"/>
           <w:lang w:eastAsia="es-PE"/>
-          <ns2:ligatures ns2:val="none"/>
+          <w14:ligatures w14:val="none"/>
         </w:rPr>
         <w:tab/>
         <w:t>:</w:t>
@@ -413,7 +339,7 @@
           <w:color w:val="000000"/>
           <w:kern w:val="0"/>
           <w:lang w:eastAsia="es-PE"/>
-          <ns2:ligatures ns2:val="none"/>
+          <w14:ligatures w14:val="none"/>
         </w:rPr>
         <w:tab/>
       </w:r>
@@ -424,12 +350,12 @@
           <w:color w:val="000000"/>
           <w:kern w:val="0"/>
           <w:lang w:eastAsia="es-PE"/>
-          <ns2:ligatures ns2:val="none"/>
+          <w14:ligatures w14:val="none"/>
         </w:rPr>
         <w:t>1</w:t>
       </w:r>
     </w:p>
-    <w:p ns2:paraId="5BA3A18D" ns2:textId="77777777">
+    <w:p>
       <w:pPr>
         <w:tabs>
           <w:tab w:val="left" w:pos="1014"/>
@@ -442,11 +368,11 @@
           <w:kern w:val="0"/>
           <w:shd w:val="clear" w:color="auto" w:fill="FFFFFF"/>
           <w:lang w:eastAsia="es-PE"/>
-          <ns2:ligatures ns2:val="none"/>
-        </w:rPr>
-      </w:pPr>
-    </w:p>
-    <w:p ns2:paraId="2F799822" ns2:textId="125B5909">
+          <w14:ligatures w14:val="none"/>
+        </w:rPr>
+      </w:pPr>
+    </w:p>
+    <w:p>
       <w:pPr>
         <w:tabs>
           <w:tab w:val="left" w:pos="1014"/>
@@ -459,7 +385,7 @@
           <w:kern w:val="0"/>
           <w:shd w:val="clear" w:color="auto" w:fill="FFFFFF"/>
           <w:lang w:eastAsia="es-PE"/>
-          <ns2:ligatures ns2:val="none"/>
+          <w14:ligatures w14:val="none"/>
         </w:rPr>
       </w:pPr>
       <w:r>
@@ -469,7 +395,7 @@
           <w:kern w:val="0"/>
           <w:shd w:val="clear" w:color="auto" w:fill="FFFFFF"/>
           <w:lang w:eastAsia="es-PE"/>
-          <ns2:ligatures ns2:val="none"/>
+          <w14:ligatures w14:val="none"/>
         </w:rPr>
         <w:t xml:space="preserve">Lima, </w:t>
       </w:r>
@@ -480,7 +406,7 @@
           <w:kern w:val="0"/>
           <w:shd w:val="clear" w:color="auto" w:fill="FFFFFF"/>
           <w:lang w:eastAsia="es-PE"/>
-          <ns2:ligatures ns2:val="none"/>
+          <w14:ligatures w14:val="none"/>
         </w:rPr>
         <w:t xml:space="preserve">18 de julio de 2025</w:t>
       </w:r>
@@ -491,7 +417,7 @@
           <w:kern w:val="0"/>
           <w:shd w:val="clear" w:color="auto" w:fill="FFFFFF"/>
           <w:lang w:eastAsia="es-PE"/>
-          <ns2:ligatures ns2:val="none"/>
+          <w14:ligatures w14:val="none"/>
         </w:rPr>
         <w:t xml:space="preserve"/>
       </w:r>
@@ -502,7 +428,7 @@
           <w:kern w:val="0"/>
           <w:shd w:val="clear" w:color="auto" w:fill="FFFFFF"/>
           <w:lang w:eastAsia="es-PE"/>
-          <ns2:ligatures ns2:val="none"/>
+          <w14:ligatures w14:val="none"/>
         </w:rPr>
         <w:t xml:space="preserve"/>
       </w:r>
@@ -513,12 +439,12 @@
           <w:kern w:val="0"/>
           <w:shd w:val="clear" w:color="auto" w:fill="FFFFFF"/>
           <w:lang w:eastAsia="es-PE"/>
-          <ns2:ligatures ns2:val="none"/>
+          <w14:ligatures w14:val="none"/>
         </w:rPr>
         <w:t xml:space="preserve"/>
       </w:r>
     </w:p>
-    <w:p ns2:paraId="66CE1821" ns2:textId="77777777">
+    <w:p>
       <w:pPr>
         <w:tabs>
           <w:tab w:val="left" w:pos="1014"/>
@@ -530,11 +456,11 @@
           <w:color w:val="000000"/>
           <w:kern w:val="0"/>
           <w:lang w:eastAsia="es-PE"/>
-          <ns2:ligatures ns2:val="none"/>
-        </w:rPr>
-      </w:pPr>
-    </w:p>
-    <w:p ns2:paraId="0B80AAA5" ns2:textId="77777777">
+          <w14:ligatures w14:val="none"/>
+        </w:rPr>
+      </w:pPr>
+    </w:p>
+    <w:p>
       <w:pPr>
         <w:numPr>
           <w:ilvl w:val="0"/>
@@ -548,7 +474,7 @@
           <w:color w:val="000000"/>
           <w:kern w:val="0"/>
           <w:lang w:eastAsia="es-PE"/>
-          <ns2:ligatures ns2:val="none"/>
+          <w14:ligatures w14:val="none"/>
         </w:rPr>
       </w:pPr>
       <w:r>
@@ -558,12 +484,12 @@
           <w:color w:val="000000"/>
           <w:kern w:val="0"/>
           <w:lang w:eastAsia="es-PE"/>
-          <ns2:ligatures ns2:val="none"/>
+          <w14:ligatures w14:val="none"/>
         </w:rPr>
         <w:t xml:space="preserve">HECHOS </w:t>
       </w:r>
     </w:p>
-    <w:p ns2:paraId="621F2AB2" ns2:textId="77777777">
+    <w:p>
       <w:pPr>
         <w:spacing w:after="0" w:line="240" w:lineRule="auto"/>
         <w:jc w:val="both"/>
@@ -572,11 +498,11 @@
           <w:color w:val="000000"/>
           <w:kern w:val="0"/>
           <w:lang w:eastAsia="es-PE"/>
-          <ns2:ligatures ns2:val="none"/>
-        </w:rPr>
-      </w:pPr>
-    </w:p>
-    <w:p ns2:paraId="60B5D5B0" ns2:textId="71496B40">
+          <w14:ligatures w14:val="none"/>
+        </w:rPr>
+      </w:pPr>
+    </w:p>
+    <w:p>
       <w:pPr>
         <w:numPr>
           <w:ilvl w:val="1"/>
@@ -590,7 +516,7 @@
           <w:color w:val="000000"/>
           <w:kern w:val="0"/>
           <w:lang w:val="es-ES" w:eastAsia="es-ES"/>
-          <ns2:ligatures ns2:val="none"/>
+          <w14:ligatures w14:val="none"/>
         </w:rPr>
       </w:pPr>
       <w:r>
@@ -599,7 +525,7 @@
           <w:color w:val="000000"/>
           <w:kern w:val="0"/>
           <w:lang w:val="es-ES" w:eastAsia="es-ES"/>
-          <ns2:ligatures ns2:val="none"/>
+          <w14:ligatures w14:val="none"/>
         </w:rPr>
         <w:t xml:space="preserve">Mediante el escrito del 13 de mayo de 2025 el señor [APELLIDO] denunció a Interseguro por presuntas infracciones a la Ley 29571, Código de Protección y Defensa del Consumidor (en adelante, Código), señalando lo siguiente:</w:t>
       </w:r>
@@ -609,7 +535,7 @@
           <w:color w:val="000000"/>
           <w:kern w:val="0"/>
           <w:lang w:val="es-ES" w:eastAsia="es-ES"/>
-          <ns2:ligatures ns2:val="none"/>
+          <w14:ligatures w14:val="none"/>
         </w:rPr>
         <w:t xml:space="preserve"/>
       </w:r>
@@ -619,7 +545,7 @@
           <w:color w:val="000000"/>
           <w:kern w:val="0"/>
           <w:lang w:val="es-ES" w:eastAsia="es-ES"/>
-          <ns2:ligatures ns2:val="none"/>
+          <w14:ligatures w14:val="none"/>
         </w:rPr>
         <w:t/>
       </w:r>
@@ -631,7 +557,7 @@
           <w:kern w:val="0"/>
           <w:vertAlign w:val="superscript"/>
           <w:lang w:val="es-ES" w:eastAsia="es-ES"/>
-          <ns2:ligatures ns2:val="none"/>
+          <w14:ligatures w14:val="none"/>
         </w:rPr>
         <w:footnoteReference w:id="1"/>
       </w:r>
@@ -639,7 +565,7 @@
         <w:rPr>
           <w:rFonts w:ascii="Arial Narrow" w:eastAsia="Calibri" w:hAnsi="Arial Narrow" w:cs="Arial"/>
           <w:kern w:val="0"/>
-          <ns2:ligatures ns2:val="none"/>
+          <w14:ligatures w14:val="none"/>
         </w:rPr>
         <w:t xml:space="preserve"/>
       </w:r>
@@ -647,7 +573,7 @@
         <w:rPr>
           <w:rFonts w:ascii="Arial Narrow" w:eastAsia="Calibri" w:hAnsi="Arial Narrow" w:cs="Arial"/>
           <w:kern w:val="0"/>
-          <ns2:ligatures ns2:val="none"/>
+          <w14:ligatures w14:val="none"/>
         </w:rPr>
         <w:t/>
       </w:r>
@@ -655,7 +581,7 @@
         <w:rPr>
           <w:rFonts w:ascii="Arial Narrow" w:eastAsia="Calibri" w:hAnsi="Arial Narrow" w:cs="Arial"/>
           <w:kern w:val="0"/>
-          <ns2:ligatures ns2:val="none"/>
+          <w14:ligatures w14:val="none"/>
         </w:rPr>
         <w:t xml:space="preserve"/>
       </w:r>
@@ -664,7 +590,7 @@
         <w:rPr>
           <w:rFonts w:ascii="Arial Narrow" w:eastAsia="Calibri" w:hAnsi="Arial Narrow" w:cs="Arial"/>
           <w:kern w:val="0"/>
-          <ns2:ligatures ns2:val="none"/>
+          <w14:ligatures w14:val="none"/>
         </w:rPr>
         <w:t/>
       </w:r>
@@ -673,7 +599,7 @@
         <w:rPr>
           <w:rFonts w:ascii="Arial Narrow" w:eastAsia="Calibri" w:hAnsi="Arial Narrow" w:cs="Arial"/>
           <w:kern w:val="0"/>
-          <ns2:ligatures ns2:val="none"/>
+          <w14:ligatures w14:val="none"/>
         </w:rPr>
         <w:t xml:space="preserve"/>
       </w:r>
@@ -681,7 +607,7 @@
         <w:rPr>
           <w:rFonts w:ascii="Arial Narrow" w:eastAsia="Calibri" w:hAnsi="Arial Narrow" w:cs="Arial"/>
           <w:kern w:val="0"/>
-          <ns2:ligatures ns2:val="none"/>
+          <w14:ligatures w14:val="none"/>
         </w:rPr>
         <w:t/>
       </w:r>
@@ -691,7 +617,7 @@
           <w:color w:val="000000"/>
           <w:kern w:val="0"/>
           <w:lang w:val="es-ES" w:eastAsia="es-ES"/>
-          <ns2:ligatures ns2:val="none"/>
+          <w14:ligatures w14:val="none"/>
         </w:rPr>
         <w:t xml:space="preserve"/>
       </w:r>
@@ -702,7 +628,7 @@
           <w:color w:val="000000"/>
           <w:kern w:val="0"/>
           <w:lang w:val="es-ES" w:eastAsia="es-ES"/>
-          <ns2:ligatures ns2:val="none"/>
+          <w14:ligatures w14:val="none"/>
         </w:rPr>
         <w:t/>
       </w:r>
@@ -713,7 +639,7 @@
           <w:color w:val="000000"/>
           <w:kern w:val="0"/>
           <w:lang w:val="es-ES" w:eastAsia="es-ES"/>
-          <ns2:ligatures ns2:val="none"/>
+          <w14:ligatures w14:val="none"/>
         </w:rPr>
         <w:t xml:space="preserve"/>
       </w:r>
@@ -723,7 +649,7 @@
           <w:color w:val="000000"/>
           <w:kern w:val="0"/>
           <w:lang w:val="es-ES" w:eastAsia="es-ES"/>
-          <ns2:ligatures ns2:val="none"/>
+          <w14:ligatures w14:val="none"/>
         </w:rPr>
         <w:t/>
       </w:r>
@@ -735,7 +661,7 @@
           <w:kern w:val="0"/>
           <w:vertAlign w:val="superscript"/>
           <w:lang w:val="es-ES" w:eastAsia="es-ES"/>
-          <ns2:ligatures ns2:val="none"/>
+          <w14:ligatures w14:val="none"/>
         </w:rPr>
         <w:footnoteReference w:id="2"/>
       </w:r>
@@ -745,7 +671,7 @@
           <w:color w:val="000000"/>
           <w:kern w:val="0"/>
           <w:lang w:val="es-ES" w:eastAsia="es-ES"/>
-          <ns2:ligatures ns2:val="none"/>
+          <w14:ligatures w14:val="none"/>
         </w:rPr>
         <w:t xml:space="preserve"/>
       </w:r>
@@ -756,12 +682,12 @@
           <w:color w:val="000000"/>
           <w:kern w:val="0"/>
           <w:lang w:val="es-ES" w:eastAsia="es-ES"/>
-          <ns2:ligatures ns2:val="none"/>
+          <w14:ligatures w14:val="none"/>
         </w:rPr>
         <w:t/>
       </w:r>
     </w:p>
-    <w:p ns2:paraId="3AD3B7C6" ns2:textId="77777777">
+    <w:p>
       <w:pPr>
         <w:tabs>
           <w:tab w:val="left" w:pos="1134"/>
@@ -773,11 +699,11 @@
           <w:color w:val="000000"/>
           <w:kern w:val="0"/>
           <w:lang w:val="es-ES" w:eastAsia="es-ES"/>
-          <ns2:ligatures ns2:val="none"/>
-        </w:rPr>
-      </w:pPr>
-    </w:p>
-    <w:p ns2:paraId="4F01E0AE" ns2:textId="77777777">
+          <w14:ligatures w14:val="none"/>
+        </w:rPr>
+      </w:pPr>
+    </w:p>
+    <w:p>
       <w:pPr>
         <w:pStyle w:val="Prrafodelista"/>
         <w:numPr>
@@ -796,7 +722,7 @@
           <w:color w:val="000000"/>
           <w:kern w:val="0"/>
           <w:lang w:eastAsia="es-ES"/>
-          <ns2:ligatures ns2:val="none"/>
+          <w14:ligatures w14:val="none"/>
         </w:rPr>
       </w:pPr>
       <w:r>
@@ -805,7 +731,7 @@
           <w:color w:val="000000"/>
           <w:kern w:val="0"/>
           <w:lang w:eastAsia="es-ES"/>
-          <ns2:ligatures ns2:val="none"/>
+          <w14:ligatures w14:val="none"/>
         </w:rPr>
         <w:t xml:space="preserve">El 25 de julio de 2022, contrató con </w:t>
       </w:r>
@@ -816,7 +742,7 @@
           <w:color w:val="000000"/>
           <w:kern w:val="0"/>
           <w:lang w:eastAsia="es-ES"/>
-          <ns2:ligatures ns2:val="none"/>
+          <w14:ligatures w14:val="none"/>
         </w:rPr>
         <w:t>Interseguro</w:t>
       </w:r>
@@ -827,12 +753,12 @@
           <w:color w:val="000000"/>
           <w:kern w:val="0"/>
           <w:lang w:eastAsia="es-ES"/>
-          <ns2:ligatures ns2:val="none"/>
+          <w14:ligatures w14:val="none"/>
         </w:rPr>
         <w:t xml:space="preserve"> el Seguro de Vida – Póliza 07800025783 (en adelante, “Seguro de Vida”), con vigencia del 25 de julio de 2022 al 31 de octubre de 2034. La decisión de contratación fue motivada por los beneficios promocionados, entre ellos un vale de S/.150 y la exoneración del pago correspondiente a una “cuota gratis”. </w:t>
       </w:r>
     </w:p>
-    <w:p ns2:paraId="29BC4928" ns2:textId="77777777">
+    <w:p>
       <w:pPr>
         <w:pStyle w:val="Prrafodelista"/>
         <w:spacing w:after="0" w:line="240" w:lineRule="auto"/>
@@ -843,11 +769,11 @@
           <w:color w:val="000000"/>
           <w:kern w:val="0"/>
           <w:lang w:eastAsia="es-ES"/>
-          <ns2:ligatures ns2:val="none"/>
-        </w:rPr>
-      </w:pPr>
-    </w:p>
-    <w:p ns2:paraId="47B1DE4D" ns2:textId="7A1D1C03">
+          <w14:ligatures w14:val="none"/>
+        </w:rPr>
+      </w:pPr>
+    </w:p>
+    <w:p>
       <w:pPr>
         <w:pStyle w:val="Prrafodelista"/>
         <w:numPr>
@@ -866,7 +792,7 @@
           <w:color w:val="000000"/>
           <w:kern w:val="0"/>
           <w:lang w:eastAsia="es-ES"/>
-          <ns2:ligatures ns2:val="none"/>
+          <w14:ligatures w14:val="none"/>
         </w:rPr>
       </w:pPr>
       <w:r>
@@ -875,7 +801,7 @@
           <w:color w:val="000000"/>
           <w:kern w:val="0"/>
           <w:lang w:eastAsia="es-ES"/>
-          <ns2:ligatures ns2:val="none"/>
+          <w14:ligatures w14:val="none"/>
         </w:rPr>
         <w:t xml:space="preserve">No </w:t>
       </w:r>
@@ -885,7 +811,7 @@
           <w:color w:val="000000"/>
           <w:kern w:val="0"/>
           <w:lang w:eastAsia="es-ES"/>
-          <ns2:ligatures ns2:val="none"/>
+          <w14:ligatures w14:val="none"/>
         </w:rPr>
         <w:t xml:space="preserve">obstante, </w:t>
       </w:r>
@@ -895,7 +821,7 @@
           <w:color w:val="000000"/>
           <w:kern w:val="0"/>
           <w:lang w:eastAsia="es-ES"/>
-          <ns2:ligatures ns2:val="none"/>
+          <w14:ligatures w14:val="none"/>
         </w:rPr>
         <w:t xml:space="preserve">no recibió el código promocional al </w:t>
       </w:r>
@@ -905,7 +831,7 @@
           <w:color w:val="000000"/>
           <w:kern w:val="0"/>
           <w:lang w:eastAsia="es-ES"/>
-          <ns2:ligatures ns2:val="none"/>
+          <w14:ligatures w14:val="none"/>
         </w:rPr>
         <w:t xml:space="preserve">contratar y, al </w:t>
       </w:r>
@@ -915,7 +841,7 @@
           <w:color w:val="000000"/>
           <w:kern w:val="0"/>
           <w:lang w:eastAsia="es-ES"/>
-          <ns2:ligatures ns2:val="none"/>
+          <w14:ligatures w14:val="none"/>
         </w:rPr>
         <w:t xml:space="preserve">solicitarlo después, le enviaron uno vencido que requería descargar y registrarse en una </w:t>
       </w:r>
@@ -926,7 +852,7 @@
           <w:color w:val="000000"/>
           <w:kern w:val="0"/>
           <w:lang w:eastAsia="es-ES"/>
-          <ns2:ligatures ns2:val="none"/>
+          <w14:ligatures w14:val="none"/>
         </w:rPr>
         <w:t>app</w:t>
       </w:r>
@@ -937,12 +863,12 @@
           <w:color w:val="000000"/>
           <w:kern w:val="0"/>
           <w:lang w:eastAsia="es-ES"/>
-          <ns2:ligatures ns2:val="none"/>
+          <w14:ligatures w14:val="none"/>
         </w:rPr>
         <w:t xml:space="preserve"> externa no mencionada en la publicidad. Además, la “cuota gratis” no fue abonada ni cubierta por la empresa, sino que simplemente se omitió del cronograma de pagos.</w:t>
       </w:r>
     </w:p>
-    <w:p ns2:paraId="50A5F275" ns2:textId="77777777">
+    <w:p>
       <w:pPr>
         <w:pStyle w:val="Prrafodelista"/>
         <w:spacing w:after="0" w:line="240" w:lineRule="auto"/>
@@ -953,11 +879,11 @@
           <w:color w:val="000000"/>
           <w:kern w:val="0"/>
           <w:lang w:eastAsia="es-ES"/>
-          <ns2:ligatures ns2:val="none"/>
-        </w:rPr>
-      </w:pPr>
-    </w:p>
-    <w:p ns2:paraId="5AF82566" ns2:textId="05089A52">
+          <w14:ligatures w14:val="none"/>
+        </w:rPr>
+      </w:pPr>
+    </w:p>
+    <w:p>
       <w:pPr>
         <w:pStyle w:val="Prrafodelista"/>
         <w:numPr>
@@ -976,7 +902,7 @@
           <w:color w:val="000000"/>
           <w:kern w:val="0"/>
           <w:lang w:eastAsia="es-ES"/>
-          <ns2:ligatures ns2:val="none"/>
+          <w14:ligatures w14:val="none"/>
         </w:rPr>
       </w:pPr>
       <w:r>
@@ -985,7 +911,7 @@
           <w:color w:val="000000"/>
           <w:kern w:val="0"/>
           <w:lang w:eastAsia="es-ES"/>
-          <ns2:ligatures ns2:val="none"/>
+          <w14:ligatures w14:val="none"/>
         </w:rPr>
         <w:t>Asimismo, d</w:t>
       </w:r>
@@ -995,7 +921,7 @@
           <w:color w:val="000000"/>
           <w:kern w:val="0"/>
           <w:lang w:eastAsia="es-ES"/>
-          <ns2:ligatures ns2:val="none"/>
+          <w14:ligatures w14:val="none"/>
         </w:rPr>
         <w:t xml:space="preserve">urante el proceso de venta, </w:t>
       </w:r>
@@ -1006,7 +932,7 @@
           <w:color w:val="000000"/>
           <w:kern w:val="0"/>
           <w:lang w:eastAsia="es-ES"/>
-          <ns2:ligatures ns2:val="none"/>
+          <w14:ligatures w14:val="none"/>
         </w:rPr>
         <w:t>Interseguro</w:t>
       </w:r>
@@ -1017,7 +943,7 @@
           <w:color w:val="000000"/>
           <w:kern w:val="0"/>
           <w:lang w:eastAsia="es-ES"/>
-          <ns2:ligatures ns2:val="none"/>
+          <w14:ligatures w14:val="none"/>
         </w:rPr>
         <w:t xml:space="preserve"> promovió el </w:t>
       </w:r>
@@ -1027,7 +953,7 @@
           <w:color w:val="000000"/>
           <w:kern w:val="0"/>
           <w:lang w:eastAsia="es-ES"/>
-          <ns2:ligatures ns2:val="none"/>
+          <w14:ligatures w14:val="none"/>
         </w:rPr>
         <w:t xml:space="preserve">Seguro de Vida </w:t>
       </w:r>
@@ -1037,7 +963,7 @@
           <w:color w:val="000000"/>
           <w:kern w:val="0"/>
           <w:lang w:eastAsia="es-ES"/>
-          <ns2:ligatures ns2:val="none"/>
+          <w14:ligatures w14:val="none"/>
         </w:rPr>
         <w:t>como una alternativa al seguro de desgravamen bancario sin informar que era obligatorio contar con cobertura por invalidez total y permanente para poder endosarlo. Luego de</w:t>
       </w:r>
@@ -1047,7 +973,7 @@
           <w:color w:val="000000"/>
           <w:kern w:val="0"/>
           <w:lang w:eastAsia="es-ES"/>
-          <ns2:ligatures ns2:val="none"/>
+          <w14:ligatures w14:val="none"/>
         </w:rPr>
         <w:t xml:space="preserve"> contratarlo, el cliente pidió el endoso al Banco Falabella, pero este lo rechazó porque la póliza no cumplía con ese requisito, el cual no fue </w:t>
       </w:r>
@@ -1057,7 +983,7 @@
           <w:color w:val="000000"/>
           <w:kern w:val="0"/>
           <w:lang w:eastAsia="es-ES"/>
-          <ns2:ligatures ns2:val="none"/>
+          <w14:ligatures w14:val="none"/>
         </w:rPr>
         <w:t>informado</w:t>
       </w:r>
@@ -1067,7 +993,7 @@
           <w:color w:val="000000"/>
           <w:kern w:val="0"/>
           <w:lang w:eastAsia="es-ES"/>
-          <ns2:ligatures ns2:val="none"/>
+          <w14:ligatures w14:val="none"/>
         </w:rPr>
         <w:t xml:space="preserve"> durante la venta ni claramente señalado en la publicidad</w:t>
       </w:r>
@@ -1077,12 +1003,12 @@
           <w:color w:val="000000"/>
           <w:kern w:val="0"/>
           <w:lang w:eastAsia="es-ES"/>
-          <ns2:ligatures ns2:val="none"/>
+          <w14:ligatures w14:val="none"/>
         </w:rPr>
         <w:t xml:space="preserve">. </w:t>
       </w:r>
     </w:p>
-    <w:p ns2:paraId="7CBFA486" ns2:textId="77777777">
+    <w:p>
       <w:pPr>
         <w:pStyle w:val="Prrafodelista"/>
         <w:spacing w:line="240" w:lineRule="auto"/>
@@ -1091,11 +1017,11 @@
           <w:color w:val="000000"/>
           <w:kern w:val="0"/>
           <w:lang w:eastAsia="es-ES"/>
-          <ns2:ligatures ns2:val="none"/>
-        </w:rPr>
-      </w:pPr>
-    </w:p>
-    <w:p ns2:paraId="6B8EEEC5" ns2:textId="116B8958">
+          <w14:ligatures w14:val="none"/>
+        </w:rPr>
+      </w:pPr>
+    </w:p>
+    <w:p>
       <w:pPr>
         <w:pStyle w:val="Prrafodelista"/>
         <w:numPr>
@@ -1114,7 +1040,7 @@
           <w:color w:val="000000"/>
           <w:kern w:val="0"/>
           <w:lang w:eastAsia="es-ES"/>
-          <ns2:ligatures ns2:val="none"/>
+          <w14:ligatures w14:val="none"/>
         </w:rPr>
       </w:pPr>
       <w:r>
@@ -1123,7 +1049,7 @@
           <w:color w:val="000000"/>
           <w:kern w:val="0"/>
           <w:lang w:eastAsia="es-ES"/>
-          <ns2:ligatures ns2:val="none"/>
+          <w14:ligatures w14:val="none"/>
         </w:rPr>
         <w:t xml:space="preserve">En una oportunidad posterior, intentó acceder al servicio de asistencia vehicular ofrecido como parte del Seguro de Vida. Realizó una llamada solicitando asistencia en una situación de emergencia, sin recibir respuesta. En consecuencia, fue auxiliado por un agente policial. A pesar de haber reportado el incidente, </w:t>
       </w:r>
@@ -1134,7 +1060,7 @@
           <w:color w:val="000000"/>
           <w:kern w:val="0"/>
           <w:lang w:eastAsia="es-ES"/>
-          <ns2:ligatures ns2:val="none"/>
+          <w14:ligatures w14:val="none"/>
         </w:rPr>
         <w:t>Interseguro</w:t>
       </w:r>
@@ -1145,7 +1071,7 @@
           <w:color w:val="000000"/>
           <w:kern w:val="0"/>
           <w:lang w:eastAsia="es-ES"/>
-          <ns2:ligatures ns2:val="none"/>
+          <w14:ligatures w14:val="none"/>
         </w:rPr>
         <w:t xml:space="preserve"> indicó que no existía registro del requerimiento, lo cual impidió la activación del</w:t>
       </w:r>
@@ -1155,12 +1081,12 @@
           <w:color w:val="000000"/>
           <w:kern w:val="0"/>
           <w:lang w:eastAsia="es-ES"/>
-          <ns2:ligatures ns2:val="none"/>
+          <w14:ligatures w14:val="none"/>
         </w:rPr>
         <w:t xml:space="preserve"> servicio contratado.</w:t>
       </w:r>
     </w:p>
-    <w:p ns2:paraId="4B19BE51" ns2:textId="77777777">
+    <w:p>
       <w:pPr>
         <w:pStyle w:val="Prrafodelista"/>
         <w:spacing w:line="240" w:lineRule="auto"/>
@@ -1169,11 +1095,11 @@
           <w:color w:val="000000"/>
           <w:kern w:val="0"/>
           <w:lang w:eastAsia="es-ES"/>
-          <ns2:ligatures ns2:val="none"/>
-        </w:rPr>
-      </w:pPr>
-    </w:p>
-    <w:p ns2:paraId="3B074FFD" ns2:textId="77777777">
+          <w14:ligatures w14:val="none"/>
+        </w:rPr>
+      </w:pPr>
+    </w:p>
+    <w:p>
       <w:pPr>
         <w:pStyle w:val="Prrafodelista"/>
         <w:numPr>
@@ -1192,7 +1118,7 @@
           <w:color w:val="000000"/>
           <w:kern w:val="0"/>
           <w:lang w:eastAsia="es-ES"/>
-          <ns2:ligatures ns2:val="none"/>
+          <w14:ligatures w14:val="none"/>
         </w:rPr>
       </w:pPr>
       <w:r>
@@ -1201,7 +1127,7 @@
           <w:color w:val="000000"/>
           <w:kern w:val="0"/>
           <w:lang w:eastAsia="es-ES"/>
-          <ns2:ligatures ns2:val="none"/>
+          <w14:ligatures w14:val="none"/>
         </w:rPr>
         <w:t xml:space="preserve">El 24 de febrero de 2025, presentó </w:t>
       </w:r>
@@ -1211,7 +1137,7 @@
           <w:color w:val="000000"/>
           <w:kern w:val="0"/>
           <w:lang w:eastAsia="es-ES"/>
-          <ns2:ligatures ns2:val="none"/>
+          <w14:ligatures w14:val="none"/>
         </w:rPr>
         <w:t>la</w:t>
       </w:r>
@@ -1221,7 +1147,7 @@
           <w:color w:val="000000"/>
           <w:kern w:val="0"/>
           <w:lang w:eastAsia="es-ES"/>
-          <ns2:ligatures ns2:val="none"/>
+          <w14:ligatures w14:val="none"/>
         </w:rPr>
         <w:t xml:space="preserve"> solicitud </w:t>
       </w:r>
@@ -1231,7 +1157,7 @@
           <w:color w:val="000000"/>
           <w:kern w:val="0"/>
           <w:lang w:eastAsia="es-ES"/>
-          <ns2:ligatures ns2:val="none"/>
+          <w14:ligatures w14:val="none"/>
         </w:rPr>
         <w:t xml:space="preserve">113656 </w:t>
       </w:r>
@@ -1241,12 +1167,12 @@
           <w:color w:val="000000"/>
           <w:kern w:val="0"/>
           <w:lang w:eastAsia="es-ES"/>
-          <ns2:ligatures ns2:val="none"/>
+          <w14:ligatures w14:val="none"/>
         </w:rPr>
         <w:t>de anulación del Seguro de Vida. La solicitud no recibió respuesta ni le fue enviada copia del trámite realizado.</w:t>
       </w:r>
     </w:p>
-    <w:p ns2:paraId="22947F5E" ns2:textId="77777777">
+    <w:p>
       <w:pPr>
         <w:pStyle w:val="Prrafodelista"/>
         <w:spacing w:line="240" w:lineRule="auto"/>
@@ -1255,11 +1181,11 @@
           <w:color w:val="000000"/>
           <w:kern w:val="0"/>
           <w:lang w:eastAsia="es-ES"/>
-          <ns2:ligatures ns2:val="none"/>
-        </w:rPr>
-      </w:pPr>
-    </w:p>
-    <w:p ns2:paraId="248BB922" ns2:textId="40CAB179">
+          <w14:ligatures w14:val="none"/>
+        </w:rPr>
+      </w:pPr>
+    </w:p>
+    <w:p>
       <w:pPr>
         <w:pStyle w:val="Prrafodelista"/>
         <w:numPr>
@@ -1278,7 +1204,7 @@
           <w:color w:val="000000"/>
           <w:kern w:val="0"/>
           <w:lang w:eastAsia="es-ES"/>
-          <ns2:ligatures ns2:val="none"/>
+          <w14:ligatures w14:val="none"/>
         </w:rPr>
       </w:pPr>
       <w:r>
@@ -1287,7 +1213,7 @@
           <w:color w:val="000000"/>
           <w:kern w:val="0"/>
           <w:lang w:eastAsia="es-ES"/>
-          <ns2:ligatures ns2:val="none"/>
+          <w14:ligatures w14:val="none"/>
         </w:rPr>
         <w:t xml:space="preserve">El 31 de marzo de 2025, presentó un reclamo a través del Libro de Reclamaciones de la página web de </w:t>
       </w:r>
@@ -1298,7 +1224,7 @@
           <w:color w:val="000000"/>
           <w:kern w:val="0"/>
           <w:lang w:eastAsia="es-ES"/>
-          <ns2:ligatures ns2:val="none"/>
+          <w14:ligatures w14:val="none"/>
         </w:rPr>
         <w:t>Interseguro</w:t>
       </w:r>
@@ -1309,12 +1235,12 @@
           <w:color w:val="000000"/>
           <w:kern w:val="0"/>
           <w:lang w:eastAsia="es-ES"/>
-          <ns2:ligatures ns2:val="none"/>
+          <w14:ligatures w14:val="none"/>
         </w:rPr>
         <w:t xml:space="preserve">, identificado con el 119859, solicitando la anulación del Seguro de Vida y la devolución total de las primas pagadas. </w:t>
       </w:r>
     </w:p>
-    <w:p ns2:paraId="1F4A1715" ns2:textId="77777777">
+    <w:p>
       <w:pPr>
         <w:pStyle w:val="Prrafodelista"/>
         <w:spacing w:line="240" w:lineRule="auto"/>
@@ -1323,11 +1249,11 @@
           <w:color w:val="000000"/>
           <w:kern w:val="0"/>
           <w:lang w:eastAsia="es-ES"/>
-          <ns2:ligatures ns2:val="none"/>
-        </w:rPr>
-      </w:pPr>
-    </w:p>
-    <w:p ns2:paraId="2357B337" ns2:textId="713E6F0F">
+          <w14:ligatures w14:val="none"/>
+        </w:rPr>
+      </w:pPr>
+    </w:p>
+    <w:p>
       <w:pPr>
         <w:pStyle w:val="Prrafodelista"/>
         <w:numPr>
@@ -1346,7 +1272,7 @@
           <w:color w:val="000000"/>
           <w:kern w:val="0"/>
           <w:lang w:eastAsia="es-ES"/>
-          <ns2:ligatures ns2:val="none"/>
+          <w14:ligatures w14:val="none"/>
         </w:rPr>
       </w:pPr>
       <w:r>
@@ -1355,7 +1281,7 @@
           <w:color w:val="000000"/>
           <w:kern w:val="0"/>
           <w:lang w:eastAsia="es-ES"/>
-          <ns2:ligatures ns2:val="none"/>
+          <w14:ligatures w14:val="none"/>
         </w:rPr>
         <w:lastRenderedPageBreak/>
         <w:t xml:space="preserve">El 9 de abril de 2025, </w:t>
@@ -1367,7 +1293,7 @@
           <w:color w:val="000000"/>
           <w:kern w:val="0"/>
           <w:lang w:eastAsia="es-ES"/>
-          <ns2:ligatures ns2:val="none"/>
+          <w14:ligatures w14:val="none"/>
         </w:rPr>
         <w:t>Interseguro</w:t>
       </w:r>
@@ -1378,7 +1304,7 @@
           <w:color w:val="000000"/>
           <w:kern w:val="0"/>
           <w:lang w:eastAsia="es-ES"/>
-          <ns2:ligatures ns2:val="none"/>
+          <w14:ligatures w14:val="none"/>
         </w:rPr>
         <w:t xml:space="preserve"> respondió al reclamo 119859 mediante carta</w:t>
       </w:r>
@@ -1388,7 +1314,7 @@
           <w:color w:val="000000"/>
           <w:kern w:val="0"/>
           <w:lang w:eastAsia="es-ES"/>
-          <ns2:ligatures ns2:val="none"/>
+          <w14:ligatures w14:val="none"/>
         </w:rPr>
         <w:t xml:space="preserve"> y</w:t>
       </w:r>
@@ -1398,12 +1324,12 @@
           <w:color w:val="000000"/>
           <w:kern w:val="0"/>
           <w:lang w:eastAsia="es-ES"/>
-          <ns2:ligatures ns2:val="none"/>
+          <w14:ligatures w14:val="none"/>
         </w:rPr>
         <w:t xml:space="preserve"> precisó que el Seguro de Vida incluía únicamente coberturas por fallecimiento por causas naturales o por accidente, sin incluir cobertura por invalidez. </w:t>
       </w:r>
     </w:p>
-    <w:p ns2:paraId="7683099D" ns2:textId="77777777">
+    <w:p>
       <w:pPr>
         <w:pStyle w:val="Prrafodelista"/>
         <w:spacing w:line="240" w:lineRule="auto"/>
@@ -1412,11 +1338,11 @@
           <w:color w:val="000000"/>
           <w:kern w:val="0"/>
           <w:lang w:eastAsia="es-ES"/>
-          <ns2:ligatures ns2:val="none"/>
-        </w:rPr>
-      </w:pPr>
-    </w:p>
-    <w:p ns2:paraId="3EBAE564" ns2:textId="7D31EFAF">
+          <w14:ligatures w14:val="none"/>
+        </w:rPr>
+      </w:pPr>
+    </w:p>
+    <w:p>
       <w:pPr>
         <w:pStyle w:val="Prrafodelista"/>
         <w:numPr>
@@ -1435,7 +1361,7 @@
           <w:color w:val="000000"/>
           <w:kern w:val="0"/>
           <w:lang w:eastAsia="es-ES"/>
-          <ns2:ligatures ns2:val="none"/>
+          <w14:ligatures w14:val="none"/>
         </w:rPr>
       </w:pPr>
       <w:r>
@@ -1444,7 +1370,7 @@
           <w:color w:val="000000"/>
           <w:kern w:val="0"/>
           <w:lang w:eastAsia="es-ES"/>
-          <ns2:ligatures ns2:val="none"/>
+          <w14:ligatures w14:val="none"/>
         </w:rPr>
         <w:t xml:space="preserve">El 11 de abril de 2025, presentó un nuevo reclamo ante </w:t>
       </w:r>
@@ -1455,7 +1381,7 @@
           <w:color w:val="000000"/>
           <w:kern w:val="0"/>
           <w:lang w:eastAsia="es-ES"/>
-          <ns2:ligatures ns2:val="none"/>
+          <w14:ligatures w14:val="none"/>
         </w:rPr>
         <w:t>Interseguro</w:t>
       </w:r>
@@ -1466,7 +1392,7 @@
           <w:color w:val="000000"/>
           <w:kern w:val="0"/>
           <w:lang w:eastAsia="es-ES"/>
-          <ns2:ligatures ns2:val="none"/>
+          <w14:ligatures w14:val="none"/>
         </w:rPr>
         <w:t xml:space="preserve">, expresando su disconformidad con la respuesta brindada al reclamo 119859, reiterando su solicitud de anulación de la póliza y devolución total de las primas pagadas, fundado en hechos que desnaturalizaban las condiciones de </w:t>
       </w:r>
@@ -1476,12 +1402,12 @@
           <w:color w:val="000000"/>
           <w:kern w:val="0"/>
           <w:lang w:eastAsia="es-ES"/>
-          <ns2:ligatures ns2:val="none"/>
+          <w14:ligatures w14:val="none"/>
         </w:rPr>
         <w:t xml:space="preserve">contratación. </w:t>
       </w:r>
     </w:p>
-    <w:p ns2:paraId="5C48456F" ns2:textId="77777777">
+    <w:p>
       <w:pPr>
         <w:pStyle w:val="Prrafodelista"/>
         <w:spacing w:line="240" w:lineRule="auto"/>
@@ -1490,11 +1416,11 @@
           <w:color w:val="000000"/>
           <w:kern w:val="0"/>
           <w:lang w:eastAsia="es-ES"/>
-          <ns2:ligatures ns2:val="none"/>
-        </w:rPr>
-      </w:pPr>
-    </w:p>
-    <w:p ns2:paraId="53ADF31A" ns2:textId="22597517">
+          <w14:ligatures w14:val="none"/>
+        </w:rPr>
+      </w:pPr>
+    </w:p>
+    <w:p>
       <w:pPr>
         <w:pStyle w:val="Prrafodelista"/>
         <w:numPr>
@@ -1513,7 +1439,7 @@
           <w:color w:val="000000"/>
           <w:kern w:val="0"/>
           <w:lang w:eastAsia="es-ES"/>
-          <ns2:ligatures ns2:val="none"/>
+          <w14:ligatures w14:val="none"/>
         </w:rPr>
       </w:pPr>
       <w:r>
@@ -1522,7 +1448,7 @@
           <w:color w:val="000000"/>
           <w:kern w:val="0"/>
           <w:lang w:eastAsia="es-ES"/>
-          <ns2:ligatures ns2:val="none"/>
+          <w14:ligatures w14:val="none"/>
         </w:rPr>
         <w:t xml:space="preserve">El 6 de mayo de 2025, </w:t>
       </w:r>
@@ -1532,7 +1458,7 @@
           <w:color w:val="000000"/>
           <w:kern w:val="0"/>
           <w:lang w:eastAsia="es-ES"/>
-          <ns2:ligatures ns2:val="none"/>
+          <w14:ligatures w14:val="none"/>
         </w:rPr>
         <w:t xml:space="preserve">realizó el pago para su nueva tarjeta de crédito, no obstante, </w:t>
       </w:r>
@@ -1543,7 +1469,7 @@
           <w:color w:val="000000"/>
           <w:kern w:val="0"/>
           <w:lang w:eastAsia="es-ES"/>
-          <ns2:ligatures ns2:val="none"/>
+          <w14:ligatures w14:val="none"/>
         </w:rPr>
         <w:t>Interseguro</w:t>
       </w:r>
@@ -1554,7 +1480,7 @@
           <w:color w:val="000000"/>
           <w:kern w:val="0"/>
           <w:lang w:eastAsia="es-ES"/>
-          <ns2:ligatures ns2:val="none"/>
+          <w14:ligatures w14:val="none"/>
         </w:rPr>
         <w:t xml:space="preserve"> cobró automáticamente </w:t>
       </w:r>
@@ -1564,7 +1490,7 @@
           <w:color w:val="000000"/>
           <w:kern w:val="0"/>
           <w:lang w:eastAsia="es-ES"/>
-          <ns2:ligatures ns2:val="none"/>
+          <w14:ligatures w14:val="none"/>
         </w:rPr>
         <w:t>una</w:t>
       </w:r>
@@ -1574,7 +1500,7 @@
           <w:color w:val="000000"/>
           <w:kern w:val="0"/>
           <w:lang w:eastAsia="es-ES"/>
-          <ns2:ligatures ns2:val="none"/>
+          <w14:ligatures w14:val="none"/>
         </w:rPr>
         <w:t xml:space="preserve"> prima </w:t>
       </w:r>
@@ -1584,7 +1510,7 @@
           <w:color w:val="000000"/>
           <w:kern w:val="0"/>
           <w:lang w:eastAsia="es-ES"/>
-          <ns2:ligatures ns2:val="none"/>
+          <w14:ligatures w14:val="none"/>
         </w:rPr>
         <w:t>de dicha</w:t>
       </w:r>
@@ -1594,7 +1520,7 @@
           <w:color w:val="000000"/>
           <w:kern w:val="0"/>
           <w:lang w:eastAsia="es-ES"/>
-          <ns2:ligatures ns2:val="none"/>
+          <w14:ligatures w14:val="none"/>
         </w:rPr>
         <w:t xml:space="preserve"> tarjeta de crédito sin autorización expresa, </w:t>
       </w:r>
@@ -1604,7 +1530,7 @@
           <w:color w:val="000000"/>
           <w:kern w:val="0"/>
           <w:lang w:eastAsia="es-ES"/>
-          <ns2:ligatures ns2:val="none"/>
+          <w14:ligatures w14:val="none"/>
         </w:rPr>
         <w:t>utilizando</w:t>
       </w:r>
@@ -1614,7 +1540,7 @@
           <w:color w:val="000000"/>
           <w:kern w:val="0"/>
           <w:lang w:eastAsia="es-ES"/>
-          <ns2:ligatures ns2:val="none"/>
+          <w14:ligatures w14:val="none"/>
         </w:rPr>
         <w:t xml:space="preserve"> un sistema que activa por defecto pagos recurrentes sin informar claramente ni permitir</w:t>
       </w:r>
@@ -1624,7 +1550,7 @@
           <w:color w:val="000000"/>
           <w:kern w:val="0"/>
           <w:lang w:eastAsia="es-ES"/>
-          <ns2:ligatures ns2:val="none"/>
+          <w14:ligatures w14:val="none"/>
         </w:rPr>
         <w:t xml:space="preserve">le </w:t>
       </w:r>
@@ -1634,7 +1560,7 @@
           <w:color w:val="000000"/>
           <w:kern w:val="0"/>
           <w:lang w:eastAsia="es-ES"/>
-          <ns2:ligatures ns2:val="none"/>
+          <w14:ligatures w14:val="none"/>
         </w:rPr>
         <w:t>rechazar o gestio</w:t>
       </w:r>
@@ -1644,12 +1570,12 @@
           <w:color w:val="000000"/>
           <w:kern w:val="0"/>
           <w:lang w:eastAsia="es-ES"/>
-          <ns2:ligatures ns2:val="none"/>
+          <w14:ligatures w14:val="none"/>
         </w:rPr>
         <w:t>nar la tarjeta registrada.</w:t>
       </w:r>
     </w:p>
-    <w:p ns2:paraId="53541B7D" ns2:textId="77777777">
+    <w:p>
       <w:pPr>
         <w:pStyle w:val="Prrafodelista"/>
         <w:spacing w:line="240" w:lineRule="auto"/>
@@ -1658,11 +1584,11 @@
           <w:color w:val="000000"/>
           <w:kern w:val="0"/>
           <w:lang w:eastAsia="es-ES"/>
-          <ns2:ligatures ns2:val="none"/>
-        </w:rPr>
-      </w:pPr>
-    </w:p>
-    <w:p ns2:paraId="080B4DE3" ns2:textId="60622389">
+          <w14:ligatures w14:val="none"/>
+        </w:rPr>
+      </w:pPr>
+    </w:p>
+    <w:p>
       <w:pPr>
         <w:pStyle w:val="Prrafodelista"/>
         <w:numPr>
@@ -1681,7 +1607,7 @@
           <w:color w:val="000000"/>
           <w:kern w:val="0"/>
           <w:lang w:eastAsia="es-ES"/>
-          <ns2:ligatures ns2:val="none"/>
+          <w14:ligatures w14:val="none"/>
         </w:rPr>
       </w:pPr>
       <w:r>
@@ -1690,7 +1616,7 @@
           <w:color w:val="000000"/>
           <w:kern w:val="0"/>
           <w:lang w:eastAsia="es-ES"/>
-          <ns2:ligatures ns2:val="none"/>
+          <w14:ligatures w14:val="none"/>
         </w:rPr>
         <w:t xml:space="preserve">Durante el tiempo de vigencia del seguro, </w:t>
       </w:r>
@@ -1700,7 +1626,7 @@
           <w:color w:val="000000"/>
           <w:kern w:val="0"/>
           <w:lang w:eastAsia="es-ES"/>
-          <ns2:ligatures ns2:val="none"/>
+          <w14:ligatures w14:val="none"/>
         </w:rPr>
         <w:t>presentó varios reclamos que no fueron registrados en la plataforma ni enviados por correo, lo que impidió darles seguimiento, apareciendo únicamente un trámite de cambio de beneficiario y no sus solicitudes de anulación de póliza</w:t>
       </w:r>
@@ -1710,12 +1636,12 @@
           <w:color w:val="000000"/>
           <w:kern w:val="0"/>
           <w:lang w:eastAsia="es-ES"/>
-          <ns2:ligatures ns2:val="none"/>
+          <w14:ligatures w14:val="none"/>
         </w:rPr>
         <w:t xml:space="preserve">. </w:t>
       </w:r>
     </w:p>
-    <w:p ns2:paraId="34B7C1F1" ns2:textId="77777777">
+    <w:p>
       <w:pPr>
         <w:pStyle w:val="Prrafodelista"/>
         <w:spacing w:line="240" w:lineRule="auto"/>
@@ -1724,11 +1650,11 @@
           <w:color w:val="000000"/>
           <w:kern w:val="0"/>
           <w:lang w:eastAsia="es-ES"/>
-          <ns2:ligatures ns2:val="none"/>
-        </w:rPr>
-      </w:pPr>
-    </w:p>
-    <w:p ns2:paraId="2F9CF7F5" ns2:textId="05BF16E3">
+          <w14:ligatures w14:val="none"/>
+        </w:rPr>
+      </w:pPr>
+    </w:p>
+    <w:p>
       <w:pPr>
         <w:pStyle w:val="Prrafodelista"/>
         <w:numPr>
@@ -1747,7 +1673,7 @@
           <w:color w:val="000000"/>
           <w:kern w:val="0"/>
           <w:lang w:eastAsia="es-ES"/>
-          <ns2:ligatures ns2:val="none"/>
+          <w14:ligatures w14:val="none"/>
         </w:rPr>
       </w:pPr>
       <w:r>
@@ -1756,12 +1682,12 @@
           <w:color w:val="000000"/>
           <w:kern w:val="0"/>
           <w:lang w:eastAsia="es-ES"/>
-          <ns2:ligatures ns2:val="none"/>
+          <w14:ligatures w14:val="none"/>
         </w:rPr>
         <w:t>Como consecuencia de los hechos descritos, sufrió una pérdida económica superior a S/.6 000.00, lo que generó frustración por expectativas incumplidas y la percepción de haber sido inducido a contratar el seguro mediante información incompleta, publicidad engañosa y servicios no prestados según lo ofrecido.</w:t>
       </w:r>
     </w:p>
-    <w:p ns2:paraId="33E14FF7" ns2:textId="77777777">
+    <w:p>
       <w:pPr>
         <w:tabs>
           <w:tab w:val="left" w:pos="1134"/>
@@ -1773,11 +1699,11 @@
           <w:color w:val="000000"/>
           <w:kern w:val="0"/>
           <w:lang w:eastAsia="es-ES"/>
-          <ns2:ligatures ns2:val="none"/>
-        </w:rPr>
-      </w:pPr>
-    </w:p>
-    <w:p ns2:paraId="65C58807" ns2:textId="5EA9F7F2">
+          <w14:ligatures w14:val="none"/>
+        </w:rPr>
+      </w:pPr>
+    </w:p>
+    <w:p>
       <w:pPr>
         <w:numPr>
           <w:ilvl w:val="1"/>
@@ -1795,14 +1721,14 @@
           <w:color w:val="000000"/>
           <w:kern w:val="0"/>
           <w:lang w:val="es-ES" w:eastAsia="es-ES"/>
-          <ns2:ligatures ns2:val="none"/>
+          <w14:ligatures w14:val="none"/>
         </w:rPr>
       </w:pPr>
       <w:r>
         <w:rPr>
           <w:rFonts w:ascii="Arial Narrow" w:eastAsia="Calibri" w:hAnsi="Arial Narrow" w:cs="Arial"/>
           <w:kern w:val="0"/>
-          <ns2:ligatures ns2:val="none"/>
+          <w14:ligatures w14:val="none"/>
         </w:rPr>
         <w:t xml:space="preserve">El señor [APELLIDO] solicitó, en calidad de medida correctiva, que Interseguro cumpla con: (i) realizar la devolución total del monto abonado de S/ 7 052,81, correspondiente a las primas pagadas por la póliza del Seguro de Vida; (ii) realizar la eliminación de cualquier afiliación no autorizada de su tarjeta de crédito utilizada en el pago del seguro, así como la modificación del sistema de pagos.; (iii) realizar la atención y resolución de todos los reclamos presentados y no respondidos, conforme a los plazos establecidos por ley; y, (iv) realizar la revisión y modificación de sus prácticas publicitarias, a fin de evitar inducir al error con mensajes que no advierten de manera destacada las restricciones técnicas o condiciones excluyentes de sus productos. Asimismo, requirió el reembolso de costos y costas del presente procedimiento.</w:t>
       </w:r>
@@ -1811,7 +1737,7 @@
         <w:rPr>
           <w:rFonts w:ascii="Arial Narrow" w:eastAsia="Calibri" w:hAnsi="Arial Narrow" w:cs="Arial"/>
           <w:kern w:val="0"/>
-          <ns2:ligatures ns2:val="none"/>
+          <w14:ligatures w14:val="none"/>
         </w:rPr>
         <w:t/>
       </w:r>
@@ -1820,7 +1746,7 @@
         <w:rPr>
           <w:rFonts w:ascii="Arial Narrow" w:eastAsia="Calibri" w:hAnsi="Arial Narrow" w:cs="Arial"/>
           <w:kern w:val="0"/>
-          <ns2:ligatures ns2:val="none"/>
+          <w14:ligatures w14:val="none"/>
         </w:rPr>
         <w:t xml:space="preserve"/>
       </w:r>
@@ -1830,7 +1756,7 @@
           <w:color w:val="000000"/>
           <w:kern w:val="0"/>
           <w:lang w:val="es-ES" w:eastAsia="es-ES"/>
-          <ns2:ligatures ns2:val="none"/>
+          <w14:ligatures w14:val="none"/>
         </w:rPr>
         <w:t xml:space="preserve"/>
       </w:r>
@@ -1841,7 +1767,7 @@
           <w:color w:val="000000"/>
           <w:kern w:val="0"/>
           <w:lang w:val="es-ES" w:eastAsia="es-ES"/>
-          <ns2:ligatures ns2:val="none"/>
+          <w14:ligatures w14:val="none"/>
         </w:rPr>
         <w:t/>
       </w:r>
@@ -1852,7 +1778,7 @@
           <w:color w:val="000000"/>
           <w:kern w:val="0"/>
           <w:lang w:val="es-ES" w:eastAsia="es-ES"/>
-          <ns2:ligatures ns2:val="none"/>
+          <w14:ligatures w14:val="none"/>
         </w:rPr>
         <w:t xml:space="preserve"/>
       </w:r>
@@ -1862,7 +1788,7 @@
           <w:color w:val="000000"/>
           <w:kern w:val="0"/>
           <w:lang w:val="es-ES" w:eastAsia="es-ES"/>
-          <ns2:ligatures ns2:val="none"/>
+          <w14:ligatures w14:val="none"/>
         </w:rPr>
         <w:t/>
       </w:r>
@@ -1872,7 +1798,7 @@
           <w:color w:val="000000"/>
           <w:kern w:val="0"/>
           <w:lang w:val="es-ES" w:eastAsia="es-ES"/>
-          <ns2:ligatures ns2:val="none"/>
+          <w14:ligatures w14:val="none"/>
         </w:rPr>
         <w:t/>
       </w:r>
@@ -1885,7 +1811,7 @@
           <w:color w:val="000000"/>
           <w:kern w:val="0"/>
           <w:lang w:val="es-ES" w:eastAsia="es-ES"/>
-          <ns2:ligatures ns2:val="none"/>
+          <w14:ligatures w14:val="none"/>
         </w:rPr>
         <w:t/>
       </w:r>
@@ -1895,7 +1821,7 @@
           <w:color w:val="000000"/>
           <w:kern w:val="0"/>
           <w:lang w:val="es-ES" w:eastAsia="es-ES"/>
-          <ns2:ligatures ns2:val="none"/>
+          <w14:ligatures w14:val="none"/>
         </w:rPr>
         <w:t xml:space="preserve"/>
       </w:r>
@@ -1906,7 +1832,7 @@
           <w:color w:val="000000"/>
           <w:kern w:val="0"/>
           <w:lang w:val="es-ES" w:eastAsia="es-ES"/>
-          <ns2:ligatures ns2:val="none"/>
+          <w14:ligatures w14:val="none"/>
         </w:rPr>
         <w:t/>
       </w:r>
@@ -1917,7 +1843,7 @@
           <w:color w:val="000000"/>
           <w:kern w:val="0"/>
           <w:lang w:val="es-ES" w:eastAsia="es-ES"/>
-          <ns2:ligatures ns2:val="none"/>
+          <w14:ligatures w14:val="none"/>
         </w:rPr>
         <w:t/>
       </w:r>
@@ -1928,7 +1854,7 @@
           <w:color w:val="000000"/>
           <w:kern w:val="0"/>
           <w:lang w:val="es-ES" w:eastAsia="es-ES"/>
-          <ns2:ligatures ns2:val="none"/>
+          <w14:ligatures w14:val="none"/>
         </w:rPr>
         <w:t/>
       </w:r>
@@ -1939,7 +1865,7 @@
           <w:color w:val="000000"/>
           <w:kern w:val="0"/>
           <w:lang w:val="es-ES" w:eastAsia="es-ES"/>
-          <ns2:ligatures ns2:val="none"/>
+          <w14:ligatures w14:val="none"/>
         </w:rPr>
         <w:t xml:space="preserve"/>
       </w:r>
@@ -1949,7 +1875,7 @@
           <w:color w:val="000000"/>
           <w:kern w:val="0"/>
           <w:lang w:val="es-ES" w:eastAsia="es-ES"/>
-          <ns2:ligatures ns2:val="none"/>
+          <w14:ligatures w14:val="none"/>
         </w:rPr>
         <w:t/>
       </w:r>
@@ -1959,7 +1885,7 @@
           <w:color w:val="000000"/>
           <w:kern w:val="0"/>
           <w:lang w:val="es-ES" w:eastAsia="es-ES"/>
-          <ns2:ligatures ns2:val="none"/>
+          <w14:ligatures w14:val="none"/>
         </w:rPr>
         <w:t xml:space="preserve"/>
       </w:r>
@@ -1970,7 +1896,7 @@
           <w:color w:val="000000"/>
           <w:kern w:val="0"/>
           <w:lang w:val="es-ES" w:eastAsia="es-ES"/>
-          <ns2:ligatures ns2:val="none"/>
+          <w14:ligatures w14:val="none"/>
         </w:rPr>
         <w:t/>
       </w:r>
@@ -1981,7 +1907,7 @@
           <w:color w:val="000000"/>
           <w:kern w:val="0"/>
           <w:lang w:val="es-ES" w:eastAsia="es-ES"/>
-          <ns2:ligatures ns2:val="none"/>
+          <w14:ligatures w14:val="none"/>
         </w:rPr>
         <w:t/>
       </w:r>
@@ -1991,7 +1917,7 @@
           <w:color w:val="000000"/>
           <w:kern w:val="0"/>
           <w:lang w:val="es-ES" w:eastAsia="es-ES"/>
-          <ns2:ligatures ns2:val="none"/>
+          <w14:ligatures w14:val="none"/>
         </w:rPr>
         <w:t xml:space="preserve"/>
       </w:r>
@@ -2001,7 +1927,7 @@
           <w:color w:val="000000"/>
           <w:kern w:val="0"/>
           <w:lang w:val="es-ES" w:eastAsia="es-ES"/>
-          <ns2:ligatures ns2:val="none"/>
+          <w14:ligatures w14:val="none"/>
         </w:rPr>
         <w:t/>
       </w:r>
@@ -2011,7 +1937,7 @@
           <w:color w:val="000000"/>
           <w:kern w:val="0"/>
           <w:lang w:val="es-ES" w:eastAsia="es-ES"/>
-          <ns2:ligatures ns2:val="none"/>
+          <w14:ligatures w14:val="none"/>
         </w:rPr>
         <w:t xml:space="preserve"/>
       </w:r>
@@ -2021,12 +1947,12 @@
           <w:color w:val="000000"/>
           <w:kern w:val="0"/>
           <w:lang w:val="es-ES" w:eastAsia="es-ES"/>
-          <ns2:ligatures ns2:val="none"/>
+          <w14:ligatures w14:val="none"/>
         </w:rPr>
         <w:t/>
       </w:r>
     </w:p>
-    <w:p ns2:paraId="66005174" ns2:textId="77777777">
+    <w:p>
       <w:pPr>
         <w:spacing w:after="0" w:line="240" w:lineRule="auto"/>
         <w:contextualSpacing/>
@@ -2037,11 +1963,11 @@
           <w:color w:val="000000"/>
           <w:kern w:val="0"/>
           <w:lang w:eastAsia="es-PE"/>
-          <ns2:ligatures ns2:val="none"/>
-        </w:rPr>
-      </w:pPr>
-    </w:p>
-    <w:p ns2:paraId="3541B1F9" ns2:textId="77777777">
+          <w14:ligatures w14:val="none"/>
+        </w:rPr>
+      </w:pPr>
+    </w:p>
+    <w:p>
       <w:pPr>
         <w:pStyle w:val="Prrafodelista"/>
         <w:numPr>
@@ -2061,7 +1987,7 @@
           <w:color w:val="000000"/>
           <w:kern w:val="0"/>
           <w:lang w:eastAsia="es-PE"/>
-          <ns2:ligatures ns2:val="none"/>
+          <w14:ligatures w14:val="none"/>
         </w:rPr>
       </w:pPr>
       <w:r>
@@ -2071,12 +1997,12 @@
           <w:color w:val="000000"/>
           <w:kern w:val="0"/>
           <w:lang w:eastAsia="es-PE"/>
-          <ns2:ligatures ns2:val="none"/>
+          <w14:ligatures w14:val="none"/>
         </w:rPr>
         <w:t>DE LA ADMISIÓN A TRÁMITE DE LA DENUNCIA</w:t>
       </w:r>
     </w:p>
-    <w:p ns2:paraId="34556756" ns2:textId="77777777">
+    <w:p>
       <w:pPr>
         <w:spacing w:after="0" w:line="240" w:lineRule="auto"/>
         <w:ind w:left="567"/>
@@ -2088,11 +2014,11 @@
           <w:color w:val="000000"/>
           <w:kern w:val="0"/>
           <w:lang w:eastAsia="es-PE"/>
-          <ns2:ligatures ns2:val="none"/>
-        </w:rPr>
-      </w:pPr>
-    </w:p>
-    <w:p ns2:paraId="20BE1142" ns2:textId="50C27743">
+          <w14:ligatures w14:val="none"/>
+        </w:rPr>
+      </w:pPr>
+    </w:p>
+    <w:p>
       <w:pPr>
         <w:pStyle w:val="Prrafodelista"/>
         <w:numPr>
@@ -2105,7 +2031,7 @@
         <w:rPr>
           <w:rFonts w:ascii="Arial Narrow" w:eastAsia="Arial Narrow" w:hAnsi="Arial Narrow" w:cs="Arial Narrow"/>
           <w:kern w:val="0"/>
-          <ns2:ligatures ns2:val="none"/>
+          <w14:ligatures w14:val="none"/>
         </w:rPr>
       </w:pPr>
       <w:bookmarkStart w:id="1" w:name="_Hlk140755208"/>
@@ -2117,7 +2043,7 @@
           <w:color w:val="000000"/>
           <w:kern w:val="0"/>
           <w:lang w:eastAsia="es-PE"/>
-          <ns2:ligatures ns2:val="none"/>
+          <w14:ligatures w14:val="none"/>
         </w:rPr>
         <w:t xml:space="preserve">La </w:t>
       </w:r>
@@ -2130,7 +2056,7 @@
           <w:color w:val="000000"/>
           <w:kern w:val="0"/>
           <w:lang w:eastAsia="es-PE"/>
-          <ns2:ligatures ns2:val="none"/>
+          <w14:ligatures w14:val="none"/>
         </w:rPr>
         <w:t xml:space="preserve">Secretaría Técnica de la Comisión de Protección al </w:t>
       </w:r>
@@ -2140,7 +2066,7 @@
           <w:color w:val="000000"/>
           <w:kern w:val="0"/>
           <w:lang w:eastAsia="es-PE"/>
-          <ns2:ligatures ns2:val="none"/>
+          <w14:ligatures w14:val="none"/>
         </w:rPr>
         <w:t>Consumidor 1 (en adelante, la Secretaría Técnica), en ejercicio de sus facultades</w:t>
       </w:r>
@@ -2150,7 +2076,7 @@
           <w:rFonts w:ascii="Arial Narrow" w:eastAsia="Arial Narrow" w:hAnsi="Arial Narrow" w:cs="Arial Narrow"/>
           <w:kern w:val="0"/>
           <w:vertAlign w:val="superscript"/>
-          <ns2:ligatures ns2:val="none"/>
+          <w14:ligatures w14:val="none"/>
         </w:rPr>
         <w:footnoteReference w:id="3"/>
       </w:r>
@@ -2160,7 +2086,7 @@
           <w:color w:val="000000"/>
           <w:kern w:val="0"/>
           <w:lang w:eastAsia="es-PE"/>
-          <ns2:ligatures ns2:val="none"/>
+          <w14:ligatures w14:val="none"/>
         </w:rPr>
         <w:t xml:space="preserve">, considera </w:t>
       </w:r>
@@ -2168,7 +2094,7 @@
         <w:rPr>
           <w:rFonts w:ascii="Arial Narrow" w:eastAsia="Arial Narrow" w:hAnsi="Arial Narrow" w:cs="Arial Narrow"/>
           <w:kern w:val="0"/>
-          <ns2:ligatures ns2:val="none"/>
+          <w14:ligatures w14:val="none"/>
         </w:rPr>
         <w:t xml:space="preserve">que el hecho denunciado, consistente en que </w:t>
       </w:r>
@@ -2178,7 +2104,7 @@
           <w:kern w:val="0"/>
           <w:shd w:val="clear" w:color="auto" w:fill="FFFFFF"/>
           <w:lang w:eastAsia="es-PE"/>
-          <ns2:ligatures ns2:val="none"/>
+          <w14:ligatures w14:val="none"/>
         </w:rPr>
         <w:t>la compañía aseguradora habría vendido el Seguro de Vida - Póliza 07800025783 al denunciante con beneficios publicitarios que no fueron cumplidos (vale promocional de S/ 150,00 y cuota gratis), sin advertirle las condiciones ocultas para su uso</w:t>
       </w:r>
@@ -2186,7 +2112,7 @@
         <w:rPr>
           <w:rFonts w:ascii="Arial Narrow" w:eastAsia="Arial Narrow" w:hAnsi="Arial Narrow" w:cs="Arial Narrow"/>
           <w:kern w:val="0"/>
-          <ns2:ligatures ns2:val="none"/>
+          <w14:ligatures w14:val="none"/>
         </w:rPr>
         <w:t xml:space="preserve">; involucraría una presunta afectación a sus </w:t>
       </w:r>
@@ -2194,7 +2120,7 @@
         <w:rPr>
           <w:rFonts w:ascii="Arial Narrow" w:eastAsia="Arial Narrow" w:hAnsi="Arial Narrow" w:cs="Arial Narrow"/>
           <w:kern w:val="0"/>
-          <ns2:ligatures ns2:val="none"/>
+          <w14:ligatures w14:val="none"/>
         </w:rPr>
         <w:lastRenderedPageBreak/>
         <w:t>expectativas, quien no habría encontrado una correspondencia entre lo que esperaba recibir de parte del proveedor y lo que realmente recibió. Por consiguiente, corresponde calificar el hecho materia de denuncia como una presunta infracción al deber de idoneidad, tipificado en los artículos 18</w:t>
@@ -2205,7 +2131,7 @@
           <w:color w:val="000000"/>
           <w:kern w:val="0"/>
           <w:lang w:eastAsia="es-PE"/>
-          <ns2:ligatures ns2:val="none"/>
+          <w14:ligatures w14:val="none"/>
         </w:rPr>
         <w:t/>
       </w:r>
@@ -2213,7 +2139,7 @@
         <w:rPr>
           <w:rFonts w:ascii="Arial Narrow" w:eastAsia="Arial Narrow" w:hAnsi="Arial Narrow" w:cs="Arial Narrow"/>
           <w:kern w:val="0"/>
-          <ns2:ligatures ns2:val="none"/>
+          <w14:ligatures w14:val="none"/>
         </w:rPr>
         <w:t xml:space="preserve"> y 19</w:t>
       </w:r>
@@ -2223,7 +2149,7 @@
           <w:color w:val="000000"/>
           <w:kern w:val="0"/>
           <w:lang w:eastAsia="es-PE"/>
-          <ns2:ligatures ns2:val="none"/>
+          <w14:ligatures w14:val="none"/>
         </w:rPr>
         <w:t/>
       </w:r>
@@ -2231,7 +2157,7 @@
         <w:rPr>
           <w:rFonts w:ascii="Arial Narrow" w:eastAsia="Arial Narrow" w:hAnsi="Arial Narrow" w:cs="Arial Narrow"/>
           <w:kern w:val="0"/>
-          <ns2:ligatures ns2:val="none"/>
+          <w14:ligatures w14:val="none"/>
         </w:rPr>
         <w:t xml:space="preserve"> del Código</w:t>
       </w:r>
@@ -2241,7 +2167,7 @@
           <w:rFonts w:ascii="Arial Narrow" w:eastAsia="Arial Narrow" w:hAnsi="Arial Narrow" w:cs="Arial"/>
           <w:kern w:val="0"/>
           <w:vertAlign w:val="superscript"/>
-          <ns2:ligatures ns2:val="none"/>
+          <w14:ligatures w14:val="none"/>
         </w:rPr>
         <w:footnoteReference w:id="4"/>
       </w:r>
@@ -2249,23 +2175,23 @@
         <w:rPr>
           <w:rFonts w:ascii="Arial Narrow" w:eastAsia="Arial Narrow" w:hAnsi="Arial Narrow" w:cs="Arial Narrow"/>
           <w:kern w:val="0"/>
-          <ns2:ligatures ns2:val="none"/>
+          <w14:ligatures w14:val="none"/>
         </w:rPr>
         <w:t>.</w:t>
       </w:r>
     </w:p>
-    <w:p ns2:paraId="36A8E100" ns2:textId="77777777">
-      <w:pPr>
-        <w:spacing w:after="0" w:line="240" w:lineRule="auto"/>
-        <w:jc w:val="both"/>
-        <w:rPr>
-          <w:rFonts w:ascii="Arial Narrow" w:eastAsia="Arial Narrow" w:hAnsi="Arial Narrow" w:cs="Arial Narrow"/>
-          <w:kern w:val="0"/>
-          <ns2:ligatures ns2:val="none"/>
-        </w:rPr>
-      </w:pPr>
-    </w:p>
-    <w:p ns2:paraId="07CC968B" ns2:textId="3CAE4ACB">
+    <w:p>
+      <w:pPr>
+        <w:spacing w:after="0" w:line="240" w:lineRule="auto"/>
+        <w:jc w:val="both"/>
+        <w:rPr>
+          <w:rFonts w:ascii="Arial Narrow" w:eastAsia="Arial Narrow" w:hAnsi="Arial Narrow" w:cs="Arial Narrow"/>
+          <w:kern w:val="0"/>
+          <w14:ligatures w14:val="none"/>
+        </w:rPr>
+      </w:pPr>
+    </w:p>
+    <w:p>
       <w:pPr>
         <w:pStyle w:val="Prrafodelista"/>
         <w:numPr>
@@ -2278,14 +2204,14 @@
         <w:rPr>
           <w:rFonts w:ascii="Arial Narrow" w:eastAsia="Arial Narrow" w:hAnsi="Arial Narrow" w:cs="Arial Narrow"/>
           <w:kern w:val="0"/>
-          <ns2:ligatures ns2:val="none"/>
-        </w:rPr>
-      </w:pPr>
-      <w:r>
-        <w:rPr>
-          <w:rFonts w:ascii="Arial Narrow" w:eastAsia="Arial Narrow" w:hAnsi="Arial Narrow" w:cs="Arial Narrow"/>
-          <w:kern w:val="0"/>
-          <ns2:ligatures ns2:val="none"/>
+          <w14:ligatures w14:val="none"/>
+        </w:rPr>
+      </w:pPr>
+      <w:r>
+        <w:rPr>
+          <w:rFonts w:ascii="Arial Narrow" w:eastAsia="Arial Narrow" w:hAnsi="Arial Narrow" w:cs="Arial Narrow"/>
+          <w:kern w:val="0"/>
+          <w14:ligatures w14:val="none"/>
         </w:rPr>
         <w:t xml:space="preserve">Así también, la Secretaría Técnica, en ejercicio de sus facultades, </w:t>
       </w:r>
@@ -2295,7 +2221,7 @@
           <w:color w:val="000000"/>
           <w:kern w:val="0"/>
           <w:lang w:eastAsia="es-PE"/>
-          <ns2:ligatures ns2:val="none"/>
+          <w14:ligatures w14:val="none"/>
         </w:rPr>
         <w:t xml:space="preserve">considera </w:t>
       </w:r>
@@ -2303,7 +2229,7 @@
         <w:rPr>
           <w:rFonts w:ascii="Arial Narrow" w:eastAsia="Arial Narrow" w:hAnsi="Arial Narrow" w:cs="Arial Narrow"/>
           <w:kern w:val="0"/>
-          <ns2:ligatures ns2:val="none"/>
+          <w14:ligatures w14:val="none"/>
         </w:rPr>
         <w:t xml:space="preserve">que el hecho denunciado, consistente en que </w:t>
       </w:r>
@@ -2311,7 +2237,7 @@
         <w:rPr>
           <w:rFonts w:ascii="Arial Narrow" w:eastAsia="Arial Narrow" w:hAnsi="Arial Narrow" w:cs="Arial Narrow"/>
           <w:kern w:val="0"/>
-          <ns2:ligatures ns2:val="none"/>
+          <w14:ligatures w14:val="none"/>
         </w:rPr>
         <w:t>la compañía aseguradora habría ofrecido el Seguro de Vida - Póliza 07800025783 al denunciante como una alternativa para reemplazar el Seguro de Desgravamen, omitiendo información técnica y esencial como la exigencia de cobertura por invalidez total y permanente</w:t>
       </w:r>
@@ -2319,7 +2245,7 @@
         <w:rPr>
           <w:rFonts w:ascii="Arial Narrow" w:eastAsia="Arial Narrow" w:hAnsi="Arial Narrow" w:cs="Arial Narrow"/>
           <w:kern w:val="0"/>
-          <ns2:ligatures ns2:val="none"/>
+          <w14:ligatures w14:val="none"/>
         </w:rPr>
         <w:t>; involucraría una presunta afectación a sus expectativas, quien no habría encontrado una correspondencia entre lo que esperaba recibir de parte del proveedor y lo que realmente recibió. Por consiguiente, corresponde calificar el hecho materia de denuncia como una presunta infracción al deber de idoneidad, tipificado en los artículos 18</w:t>
       </w:r>
@@ -2329,7 +2255,7 @@
           <w:color w:val="000000"/>
           <w:kern w:val="0"/>
           <w:lang w:eastAsia="es-PE"/>
-          <ns2:ligatures ns2:val="none"/>
+          <w14:ligatures w14:val="none"/>
         </w:rPr>
         <w:t/>
       </w:r>
@@ -2337,7 +2263,7 @@
         <w:rPr>
           <w:rFonts w:ascii="Arial Narrow" w:eastAsia="Arial Narrow" w:hAnsi="Arial Narrow" w:cs="Arial Narrow"/>
           <w:kern w:val="0"/>
-          <ns2:ligatures ns2:val="none"/>
+          <w14:ligatures w14:val="none"/>
         </w:rPr>
         <w:t xml:space="preserve"> y 19</w:t>
       </w:r>
@@ -2347,7 +2273,7 @@
           <w:color w:val="000000"/>
           <w:kern w:val="0"/>
           <w:lang w:eastAsia="es-PE"/>
-          <ns2:ligatures ns2:val="none"/>
+          <w14:ligatures w14:val="none"/>
         </w:rPr>
         <w:t/>
       </w:r>
@@ -2355,23 +2281,23 @@
         <w:rPr>
           <w:rFonts w:ascii="Arial Narrow" w:eastAsia="Arial Narrow" w:hAnsi="Arial Narrow" w:cs="Arial Narrow"/>
           <w:kern w:val="0"/>
-          <ns2:ligatures ns2:val="none"/>
+          <w14:ligatures w14:val="none"/>
         </w:rPr>
         <w:t xml:space="preserve"> del Código.</w:t>
       </w:r>
     </w:p>
-    <w:p ns2:paraId="4EB8084B" ns2:textId="77777777">
-      <w:pPr>
-        <w:spacing w:after="0" w:line="240" w:lineRule="auto"/>
-        <w:jc w:val="both"/>
-        <w:rPr>
-          <w:rFonts w:ascii="Arial Narrow" w:eastAsia="Arial Narrow" w:hAnsi="Arial Narrow" w:cs="Arial Narrow"/>
-          <w:kern w:val="0"/>
-          <ns2:ligatures ns2:val="none"/>
-        </w:rPr>
-      </w:pPr>
-    </w:p>
-    <w:p ns2:paraId="05230F20" ns2:textId="72836F78">
+    <w:p>
+      <w:pPr>
+        <w:spacing w:after="0" w:line="240" w:lineRule="auto"/>
+        <w:jc w:val="both"/>
+        <w:rPr>
+          <w:rFonts w:ascii="Arial Narrow" w:eastAsia="Arial Narrow" w:hAnsi="Arial Narrow" w:cs="Arial Narrow"/>
+          <w:kern w:val="0"/>
+          <w14:ligatures w14:val="none"/>
+        </w:rPr>
+      </w:pPr>
+    </w:p>
+    <w:p>
       <w:pPr>
         <w:pStyle w:val="Prrafodelista"/>
         <w:numPr>
@@ -2384,14 +2310,14 @@
         <w:rPr>
           <w:rFonts w:ascii="Arial Narrow" w:eastAsia="Arial Narrow" w:hAnsi="Arial Narrow" w:cs="Arial Narrow"/>
           <w:kern w:val="0"/>
-          <ns2:ligatures ns2:val="none"/>
-        </w:rPr>
-      </w:pPr>
-      <w:r>
-        <w:rPr>
-          <w:rFonts w:ascii="Arial Narrow" w:eastAsia="Arial Narrow" w:hAnsi="Arial Narrow" w:cs="Arial Narrow"/>
-          <w:kern w:val="0"/>
-          <ns2:ligatures ns2:val="none"/>
+          <w14:ligatures w14:val="none"/>
+        </w:rPr>
+      </w:pPr>
+      <w:r>
+        <w:rPr>
+          <w:rFonts w:ascii="Arial Narrow" w:eastAsia="Arial Narrow" w:hAnsi="Arial Narrow" w:cs="Arial Narrow"/>
+          <w:kern w:val="0"/>
+          <w14:ligatures w14:val="none"/>
         </w:rPr>
         <w:t xml:space="preserve">Así también, la Secretaría Técnica, en ejercicio de sus facultades, </w:t>
       </w:r>
@@ -2401,7 +2327,7 @@
           <w:color w:val="000000"/>
           <w:kern w:val="0"/>
           <w:lang w:eastAsia="es-PE"/>
-          <ns2:ligatures ns2:val="none"/>
+          <w14:ligatures w14:val="none"/>
         </w:rPr>
         <w:t xml:space="preserve">considera </w:t>
       </w:r>
@@ -2409,7 +2335,7 @@
         <w:rPr>
           <w:rFonts w:ascii="Arial Narrow" w:eastAsia="Arial Narrow" w:hAnsi="Arial Narrow" w:cs="Arial Narrow"/>
           <w:kern w:val="0"/>
-          <ns2:ligatures ns2:val="none"/>
+          <w14:ligatures w14:val="none"/>
         </w:rPr>
         <w:t xml:space="preserve">que el hecho denunciado, consistente en </w:t>
       </w:r>
@@ -2417,7 +2343,7 @@
         <w:rPr>
           <w:rFonts w:ascii="Arial Narrow" w:eastAsia="Arial Narrow" w:hAnsi="Arial Narrow" w:cs="Arial Narrow"/>
           <w:kern w:val="0"/>
-          <ns2:ligatures ns2:val="none"/>
+          <w14:ligatures w14:val="none"/>
         </w:rPr>
         <w:t>que</w:t>
       </w:r>
@@ -2425,7 +2351,7 @@
         <w:rPr>
           <w:rFonts w:ascii="Arial Narrow" w:eastAsia="Arial Narrow" w:hAnsi="Arial Narrow" w:cs="Arial Narrow"/>
           <w:kern w:val="0"/>
-          <ns2:ligatures ns2:val="none"/>
+          <w14:ligatures w14:val="none"/>
         </w:rPr>
         <w:t xml:space="preserve"> </w:t>
       </w:r>
@@ -2433,7 +2359,7 @@
         <w:rPr>
           <w:rFonts w:ascii="Arial Narrow" w:eastAsia="Arial Narrow" w:hAnsi="Arial Narrow" w:cs="Arial Narrow"/>
           <w:kern w:val="0"/>
-          <ns2:ligatures ns2:val="none"/>
+          <w14:ligatures w14:val="none"/>
         </w:rPr>
         <w:t>la compañía aseguradora no habría cumplido con gestionar el servicio de asistencia vehicular solicitado por el denunciante, pese a que este formaba parte del Seguro de Vida contratado</w:t>
       </w:r>
@@ -2441,7 +2367,7 @@
         <w:rPr>
           <w:rFonts w:ascii="Arial Narrow" w:eastAsia="Arial Narrow" w:hAnsi="Arial Narrow" w:cs="Arial Narrow"/>
           <w:kern w:val="0"/>
-          <ns2:ligatures ns2:val="none"/>
+          <w14:ligatures w14:val="none"/>
         </w:rPr>
         <w:t>; involucraría una presunta afectación a sus expectativas, quien no habría encontrado una correspondencia entre lo que esperaba recibir de parte del proveedor y lo que realmente recibió. Por consiguiente, corresponde calificar el hecho materia de denuncia como una presunta infracción al deber de idoneidad, tipificado en los artículos 18</w:t>
       </w:r>
@@ -2451,7 +2377,7 @@
           <w:color w:val="000000"/>
           <w:kern w:val="0"/>
           <w:lang w:eastAsia="es-PE"/>
-          <ns2:ligatures ns2:val="none"/>
+          <w14:ligatures w14:val="none"/>
         </w:rPr>
         <w:t/>
       </w:r>
@@ -2459,7 +2385,7 @@
         <w:rPr>
           <w:rFonts w:ascii="Arial Narrow" w:eastAsia="Arial Narrow" w:hAnsi="Arial Narrow" w:cs="Arial Narrow"/>
           <w:kern w:val="0"/>
-          <ns2:ligatures ns2:val="none"/>
+          <w14:ligatures w14:val="none"/>
         </w:rPr>
         <w:t xml:space="preserve"> y 19</w:t>
       </w:r>
@@ -2469,7 +2395,7 @@
           <w:color w:val="000000"/>
           <w:kern w:val="0"/>
           <w:lang w:eastAsia="es-PE"/>
-          <ns2:ligatures ns2:val="none"/>
+          <w14:ligatures w14:val="none"/>
         </w:rPr>
         <w:t/>
       </w:r>
@@ -2477,23 +2403,23 @@
         <w:rPr>
           <w:rFonts w:ascii="Arial Narrow" w:eastAsia="Arial Narrow" w:hAnsi="Arial Narrow" w:cs="Arial Narrow"/>
           <w:kern w:val="0"/>
-          <ns2:ligatures ns2:val="none"/>
+          <w14:ligatures w14:val="none"/>
         </w:rPr>
         <w:t xml:space="preserve"> del Código.</w:t>
       </w:r>
     </w:p>
-    <w:p ns2:paraId="2D07E4FD" ns2:textId="77777777">
-      <w:pPr>
-        <w:spacing w:after="0" w:line="240" w:lineRule="auto"/>
-        <w:jc w:val="both"/>
-        <w:rPr>
-          <w:rFonts w:ascii="Arial Narrow" w:eastAsia="Arial Narrow" w:hAnsi="Arial Narrow" w:cs="Arial Narrow"/>
-          <w:kern w:val="0"/>
-          <ns2:ligatures ns2:val="none"/>
-        </w:rPr>
-      </w:pPr>
-    </w:p>
-    <w:p ns2:paraId="22E897C0" ns2:textId="578AA594">
+    <w:p>
+      <w:pPr>
+        <w:spacing w:after="0" w:line="240" w:lineRule="auto"/>
+        <w:jc w:val="both"/>
+        <w:rPr>
+          <w:rFonts w:ascii="Arial Narrow" w:eastAsia="Arial Narrow" w:hAnsi="Arial Narrow" w:cs="Arial Narrow"/>
+          <w:kern w:val="0"/>
+          <w14:ligatures w14:val="none"/>
+        </w:rPr>
+      </w:pPr>
+    </w:p>
+    <w:p>
       <w:pPr>
         <w:pStyle w:val="Prrafodelista"/>
         <w:numPr>
@@ -2506,14 +2432,14 @@
         <w:rPr>
           <w:rFonts w:ascii="Arial Narrow" w:eastAsia="Arial Narrow" w:hAnsi="Arial Narrow" w:cs="Arial Narrow"/>
           <w:kern w:val="0"/>
-          <ns2:ligatures ns2:val="none"/>
-        </w:rPr>
-      </w:pPr>
-      <w:r>
-        <w:rPr>
-          <w:rFonts w:ascii="Arial Narrow" w:eastAsia="Arial Narrow" w:hAnsi="Arial Narrow" w:cs="Arial Narrow"/>
-          <w:kern w:val="0"/>
-          <ns2:ligatures ns2:val="none"/>
+          <w14:ligatures w14:val="none"/>
+        </w:rPr>
+      </w:pPr>
+      <w:r>
+        <w:rPr>
+          <w:rFonts w:ascii="Arial Narrow" w:eastAsia="Arial Narrow" w:hAnsi="Arial Narrow" w:cs="Arial Narrow"/>
+          <w:kern w:val="0"/>
+          <w14:ligatures w14:val="none"/>
         </w:rPr>
         <w:t xml:space="preserve">Así también, la Secretaría Técnica, en ejercicio de sus facultades, </w:t>
       </w:r>
@@ -2523,7 +2449,7 @@
           <w:color w:val="000000"/>
           <w:kern w:val="0"/>
           <w:lang w:eastAsia="es-PE"/>
-          <ns2:ligatures ns2:val="none"/>
+          <w14:ligatures w14:val="none"/>
         </w:rPr>
         <w:t xml:space="preserve">considera </w:t>
       </w:r>
@@ -2531,7 +2457,7 @@
         <w:rPr>
           <w:rFonts w:ascii="Arial Narrow" w:eastAsia="Arial Narrow" w:hAnsi="Arial Narrow" w:cs="Arial Narrow"/>
           <w:kern w:val="0"/>
-          <ns2:ligatures ns2:val="none"/>
+          <w14:ligatures w14:val="none"/>
         </w:rPr>
         <w:t xml:space="preserve">que el hecho denunciado, consistente en que </w:t>
       </w:r>
@@ -2541,7 +2467,7 @@
           <w:kern w:val="0"/>
           <w:shd w:val="clear" w:color="auto" w:fill="FFFFFF"/>
           <w:lang w:eastAsia="es-PE"/>
-          <ns2:ligatures ns2:val="none"/>
+          <w14:ligatures w14:val="none"/>
         </w:rPr>
         <w:t>la compañía aseguradora habría gestionado indebidamente el cobro de las primas de la Póliza 07800025783 a la tarjeta del denunciante, pese a no contar con su autorización para la afiliación</w:t>
       </w:r>
@@ -2549,7 +2475,7 @@
         <w:rPr>
           <w:rFonts w:ascii="Arial Narrow" w:eastAsia="Arial Narrow" w:hAnsi="Arial Narrow" w:cs="Arial Narrow"/>
           <w:kern w:val="0"/>
-          <ns2:ligatures ns2:val="none"/>
+          <w14:ligatures w14:val="none"/>
         </w:rPr>
         <w:t>; involucraría una presunta afectación a sus expectativas, quien no habría encontrado una correspondencia entre lo que esperaba recibir de parte del proveedor y lo que realmente recibió. Por consiguiente, corresponde calificar el hecho materia de denuncia como una presunta infracción al deber de idoneidad, tipificado en los artículos 18</w:t>
       </w:r>
@@ -2559,7 +2485,7 @@
           <w:color w:val="000000"/>
           <w:kern w:val="0"/>
           <w:lang w:eastAsia="es-PE"/>
-          <ns2:ligatures ns2:val="none"/>
+          <w14:ligatures w14:val="none"/>
         </w:rPr>
         <w:t/>
       </w:r>
@@ -2567,7 +2493,7 @@
         <w:rPr>
           <w:rFonts w:ascii="Arial Narrow" w:eastAsia="Arial Narrow" w:hAnsi="Arial Narrow" w:cs="Arial Narrow"/>
           <w:kern w:val="0"/>
-          <ns2:ligatures ns2:val="none"/>
+          <w14:ligatures w14:val="none"/>
         </w:rPr>
         <w:t xml:space="preserve"> y 19</w:t>
       </w:r>
@@ -2577,7 +2503,7 @@
           <w:color w:val="000000"/>
           <w:kern w:val="0"/>
           <w:lang w:eastAsia="es-PE"/>
-          <ns2:ligatures ns2:val="none"/>
+          <w14:ligatures w14:val="none"/>
         </w:rPr>
         <w:t/>
       </w:r>
@@ -2585,22 +2511,22 @@
         <w:rPr>
           <w:rFonts w:ascii="Arial Narrow" w:eastAsia="Arial Narrow" w:hAnsi="Arial Narrow" w:cs="Arial Narrow"/>
           <w:kern w:val="0"/>
-          <ns2:ligatures ns2:val="none"/>
+          <w14:ligatures w14:val="none"/>
         </w:rPr>
         <w:t xml:space="preserve"> del Código.</w:t>
       </w:r>
     </w:p>
-    <w:p ns2:paraId="6F5A39D1" ns2:textId="77777777">
+    <w:p>
       <w:pPr>
         <w:pStyle w:val="Prrafodelista"/>
         <w:rPr>
           <w:rFonts w:ascii="Arial Narrow" w:eastAsia="Arial Narrow" w:hAnsi="Arial Narrow" w:cs="Arial Narrow"/>
           <w:kern w:val="0"/>
-          <ns2:ligatures ns2:val="none"/>
-        </w:rPr>
-      </w:pPr>
-    </w:p>
-    <w:p ns2:paraId="34F9D481" ns2:textId="1E4ED5A5">
+          <w14:ligatures w14:val="none"/>
+        </w:rPr>
+      </w:pPr>
+    </w:p>
+    <w:p>
       <w:pPr>
         <w:pStyle w:val="Prrafodelista"/>
         <w:numPr>
@@ -2613,14 +2539,14 @@
         <w:rPr>
           <w:rFonts w:ascii="Arial Narrow" w:eastAsia="Arial Narrow" w:hAnsi="Arial Narrow" w:cs="Arial Narrow"/>
           <w:kern w:val="0"/>
-          <ns2:ligatures ns2:val="none"/>
-        </w:rPr>
-      </w:pPr>
-      <w:r>
-        <w:rPr>
-          <w:rFonts w:ascii="Arial Narrow" w:eastAsia="Arial Narrow" w:hAnsi="Arial Narrow" w:cs="Arial Narrow"/>
-          <w:kern w:val="0"/>
-          <ns2:ligatures ns2:val="none"/>
+          <w14:ligatures w14:val="none"/>
+        </w:rPr>
+      </w:pPr>
+      <w:r>
+        <w:rPr>
+          <w:rFonts w:ascii="Arial Narrow" w:eastAsia="Arial Narrow" w:hAnsi="Arial Narrow" w:cs="Arial Narrow"/>
+          <w:kern w:val="0"/>
+          <w14:ligatures w14:val="none"/>
         </w:rPr>
         <w:t xml:space="preserve">Además, </w:t>
       </w:r>
@@ -2628,7 +2554,7 @@
         <w:rPr>
           <w:rFonts w:ascii="Arial Narrow" w:eastAsia="Arial Narrow" w:hAnsi="Arial Narrow" w:cs="Arial Narrow"/>
           <w:kern w:val="0"/>
-          <ns2:ligatures ns2:val="none"/>
+          <w14:ligatures w14:val="none"/>
         </w:rPr>
         <w:t xml:space="preserve">la Secretaría Técnica, en ejercicio de sus facultades, </w:t>
       </w:r>
@@ -2638,7 +2564,7 @@
           <w:color w:val="000000"/>
           <w:kern w:val="0"/>
           <w:lang w:eastAsia="es-PE"/>
-          <ns2:ligatures ns2:val="none"/>
+          <w14:ligatures w14:val="none"/>
         </w:rPr>
         <w:t xml:space="preserve">considera </w:t>
       </w:r>
@@ -2646,7 +2572,7 @@
         <w:rPr>
           <w:rFonts w:ascii="Arial Narrow" w:eastAsia="Arial Narrow" w:hAnsi="Arial Narrow" w:cs="Arial Narrow"/>
           <w:kern w:val="0"/>
-          <ns2:ligatures ns2:val="none"/>
+          <w14:ligatures w14:val="none"/>
         </w:rPr>
         <w:t xml:space="preserve">que el hecho denunciado, consistente en que </w:t>
       </w:r>
@@ -2656,7 +2582,7 @@
           <w:kern w:val="0"/>
           <w:shd w:val="clear" w:color="auto" w:fill="FFFFFF"/>
           <w:lang w:eastAsia="es-PE"/>
-          <ns2:ligatures ns2:val="none"/>
+          <w14:ligatures w14:val="none"/>
         </w:rPr>
         <w:t>la compañía aseguradora no habría gestionado oportunamente la solicitud de anulación del Seguro de Vida realizada por el denunciante el 24 de febrero de 2025, al no reflejarse en el sistema “zona segura”</w:t>
       </w:r>
@@ -2664,7 +2590,7 @@
         <w:rPr>
           <w:rFonts w:ascii="Arial Narrow" w:eastAsia="Arial Narrow" w:hAnsi="Arial Narrow" w:cs="Arial Narrow"/>
           <w:kern w:val="0"/>
-          <ns2:ligatures ns2:val="none"/>
+          <w14:ligatures w14:val="none"/>
         </w:rPr>
         <w:t>; involucraría una presunta afectación a sus expectativas, quien no habría encontrado una correspondencia entre lo que esperaba recibir de parte del proveedor y lo que realmente recibió. Por consiguiente, corresponde calificar el hecho materia de denuncia como una presunta infracción al deber de idoneidad, tipificado en los artículos 18</w:t>
       </w:r>
@@ -2674,7 +2600,7 @@
           <w:color w:val="000000"/>
           <w:kern w:val="0"/>
           <w:lang w:eastAsia="es-PE"/>
-          <ns2:ligatures ns2:val="none"/>
+          <w14:ligatures w14:val="none"/>
         </w:rPr>
         <w:t/>
       </w:r>
@@ -2682,7 +2608,7 @@
         <w:rPr>
           <w:rFonts w:ascii="Arial Narrow" w:eastAsia="Arial Narrow" w:hAnsi="Arial Narrow" w:cs="Arial Narrow"/>
           <w:kern w:val="0"/>
-          <ns2:ligatures ns2:val="none"/>
+          <w14:ligatures w14:val="none"/>
         </w:rPr>
         <w:t xml:space="preserve"> y 19</w:t>
       </w:r>
@@ -2692,7 +2618,7 @@
           <w:color w:val="000000"/>
           <w:kern w:val="0"/>
           <w:lang w:eastAsia="es-PE"/>
-          <ns2:ligatures ns2:val="none"/>
+          <w14:ligatures w14:val="none"/>
         </w:rPr>
         <w:t/>
       </w:r>
@@ -2700,23 +2626,23 @@
         <w:rPr>
           <w:rFonts w:ascii="Arial Narrow" w:eastAsia="Arial Narrow" w:hAnsi="Arial Narrow" w:cs="Arial Narrow"/>
           <w:kern w:val="0"/>
-          <ns2:ligatures ns2:val="none"/>
+          <w14:ligatures w14:val="none"/>
         </w:rPr>
         <w:t xml:space="preserve"> del Código.</w:t>
       </w:r>
     </w:p>
-    <w:p ns2:paraId="6EBC729F" ns2:textId="77777777">
-      <w:pPr>
-        <w:spacing w:after="0" w:line="240" w:lineRule="auto"/>
-        <w:jc w:val="both"/>
-        <w:rPr>
-          <w:rFonts w:ascii="Arial Narrow" w:eastAsia="Arial Narrow" w:hAnsi="Arial Narrow" w:cs="Arial Narrow"/>
-          <w:kern w:val="0"/>
-          <ns2:ligatures ns2:val="none"/>
-        </w:rPr>
-      </w:pPr>
-    </w:p>
-    <w:p ns2:paraId="36D687A3" ns2:textId="5B11E6F9">
+    <w:p>
+      <w:pPr>
+        <w:spacing w:after="0" w:line="240" w:lineRule="auto"/>
+        <w:jc w:val="both"/>
+        <w:rPr>
+          <w:rFonts w:ascii="Arial Narrow" w:eastAsia="Arial Narrow" w:hAnsi="Arial Narrow" w:cs="Arial Narrow"/>
+          <w:kern w:val="0"/>
+          <w14:ligatures w14:val="none"/>
+        </w:rPr>
+      </w:pPr>
+    </w:p>
+    <w:p>
       <w:pPr>
         <w:pStyle w:val="Prrafodelista"/>
         <w:numPr>
@@ -2729,14 +2655,14 @@
         <w:rPr>
           <w:rFonts w:ascii="Arial Narrow" w:eastAsia="Arial Narrow" w:hAnsi="Arial Narrow" w:cs="Arial Narrow"/>
           <w:kern w:val="0"/>
-          <ns2:ligatures ns2:val="none"/>
-        </w:rPr>
-      </w:pPr>
-      <w:r>
-        <w:rPr>
-          <w:rFonts w:ascii="Arial Narrow" w:eastAsia="Arial Narrow" w:hAnsi="Arial Narrow" w:cs="Arial Narrow"/>
-          <w:kern w:val="0"/>
-          <ns2:ligatures ns2:val="none"/>
+          <w14:ligatures w14:val="none"/>
+        </w:rPr>
+      </w:pPr>
+      <w:r>
+        <w:rPr>
+          <w:rFonts w:ascii="Arial Narrow" w:eastAsia="Arial Narrow" w:hAnsi="Arial Narrow" w:cs="Arial Narrow"/>
+          <w:kern w:val="0"/>
+          <w14:ligatures w14:val="none"/>
         </w:rPr>
         <w:t xml:space="preserve">Asimismo, </w:t>
       </w:r>
@@ -2744,7 +2670,7 @@
         <w:rPr>
           <w:rFonts w:ascii="Arial Narrow" w:eastAsia="Arial Narrow" w:hAnsi="Arial Narrow" w:cs="Arial Narrow"/>
           <w:kern w:val="0"/>
-          <ns2:ligatures ns2:val="none"/>
+          <w14:ligatures w14:val="none"/>
         </w:rPr>
         <w:t xml:space="preserve">la Secretaría Técnica, en ejercicio de sus facultades, </w:t>
       </w:r>
@@ -2754,7 +2680,7 @@
           <w:color w:val="000000"/>
           <w:kern w:val="0"/>
           <w:lang w:eastAsia="es-PE"/>
-          <ns2:ligatures ns2:val="none"/>
+          <w14:ligatures w14:val="none"/>
         </w:rPr>
         <w:t xml:space="preserve">considera </w:t>
       </w:r>
@@ -2762,7 +2688,7 @@
         <w:rPr>
           <w:rFonts w:ascii="Arial Narrow" w:eastAsia="Arial Narrow" w:hAnsi="Arial Narrow" w:cs="Arial Narrow"/>
           <w:kern w:val="0"/>
-          <ns2:ligatures ns2:val="none"/>
+          <w14:ligatures w14:val="none"/>
         </w:rPr>
         <w:t xml:space="preserve">que el </w:t>
       </w:r>
@@ -2770,7 +2696,7 @@
         <w:rPr>
           <w:rFonts w:ascii="Arial Narrow" w:eastAsia="Arial Narrow" w:hAnsi="Arial Narrow" w:cs="Arial Narrow"/>
           <w:kern w:val="0"/>
-          <ns2:ligatures ns2:val="none"/>
+          <w14:ligatures w14:val="none"/>
         </w:rPr>
         <w:t>hecho denunciado</w:t>
       </w:r>
@@ -2780,7 +2706,7 @@
           <w:color w:val="000000"/>
           <w:kern w:val="0"/>
           <w:lang w:eastAsia="es-PE"/>
-          <ns2:ligatures ns2:val="none"/>
+          <w14:ligatures w14:val="none"/>
         </w:rPr>
         <w:t xml:space="preserve">, consistente en que </w:t>
       </w:r>
@@ -2790,7 +2716,7 @@
           <w:color w:val="000000"/>
           <w:kern w:val="0"/>
           <w:lang w:val="es-ES" w:eastAsia="es-ES"/>
-          <ns2:ligatures ns2:val="none"/>
+          <w14:ligatures w14:val="none"/>
         </w:rPr>
         <w:t xml:space="preserve">la compañía aseguradora no habría remitido al denunciante una copia del </w:t>
       </w:r>
@@ -2800,7 +2726,7 @@
           <w:color w:val="000000"/>
           <w:kern w:val="0"/>
           <w:lang w:val="es-ES" w:eastAsia="es-ES"/>
-          <ns2:ligatures ns2:val="none"/>
+          <w14:ligatures w14:val="none"/>
         </w:rPr>
         <w:lastRenderedPageBreak/>
         <w:t>reclamo presentado el 22 de agosto de 2024 ni figuraba en su plataforma zona segura</w:t>
@@ -2811,7 +2737,7 @@
           <w:color w:val="000000"/>
           <w:kern w:val="0"/>
           <w:lang w:eastAsia="es-PE"/>
-          <ns2:ligatures ns2:val="none"/>
+          <w14:ligatures w14:val="none"/>
         </w:rPr>
         <w:t xml:space="preserve">. Por consiguiente, corresponde calificar el hecho materia de denuncia como una presunta infracción </w:t>
       </w:r>
@@ -2821,7 +2747,7 @@
           <w:color w:val="000000"/>
           <w:kern w:val="0"/>
           <w:lang w:eastAsia="es-PE"/>
-          <ns2:ligatures ns2:val="none"/>
+          <w14:ligatures w14:val="none"/>
         </w:rPr>
         <w:t>al</w:t>
       </w:r>
@@ -2829,7 +2755,7 @@
         <w:rPr>
           <w:rFonts w:ascii="Arial Narrow" w:eastAsia="Arial Narrow" w:hAnsi="Arial Narrow" w:cs="Arial Narrow"/>
           <w:kern w:val="0"/>
-          <ns2:ligatures ns2:val="none"/>
+          <w14:ligatures w14:val="none"/>
         </w:rPr>
         <w:t xml:space="preserve"> numeral 88.1 del artículo 88</w:t>
       </w:r>
@@ -2837,7 +2763,7 @@
         <w:rPr>
           <w:rFonts w:ascii="Arial Narrow" w:eastAsia="Arial Narrow" w:hAnsi="Arial Narrow" w:cs="Arial Narrow"/>
           <w:kern w:val="0"/>
-          <ns2:ligatures ns2:val="none"/>
+          <w14:ligatures w14:val="none"/>
         </w:rPr>
         <w:t xml:space="preserve"> del Código</w:t>
       </w:r>
@@ -2847,7 +2773,7 @@
           <w:rFonts w:ascii="Arial Narrow" w:eastAsia="Arial Narrow" w:hAnsi="Arial Narrow" w:cs="Arial"/>
           <w:kern w:val="0"/>
           <w:vertAlign w:val="superscript"/>
-          <ns2:ligatures ns2:val="none"/>
+          <w14:ligatures w14:val="none"/>
         </w:rPr>
         <w:footnoteReference w:id="5"/>
       </w:r>
@@ -2855,23 +2781,23 @@
         <w:rPr>
           <w:rFonts w:ascii="Arial Narrow" w:eastAsia="Arial Narrow" w:hAnsi="Arial Narrow" w:cs="Arial Narrow"/>
           <w:kern w:val="0"/>
-          <ns2:ligatures ns2:val="none"/>
+          <w14:ligatures w14:val="none"/>
         </w:rPr>
         <w:t>.</w:t>
       </w:r>
     </w:p>
-    <w:p ns2:paraId="6E629F87" ns2:textId="77777777">
-      <w:pPr>
-        <w:spacing w:after="0" w:line="240" w:lineRule="auto"/>
-        <w:jc w:val="both"/>
-        <w:rPr>
-          <w:rFonts w:ascii="Arial Narrow" w:eastAsia="Arial Narrow" w:hAnsi="Arial Narrow" w:cs="Arial Narrow"/>
-          <w:kern w:val="0"/>
-          <ns2:ligatures ns2:val="none"/>
-        </w:rPr>
-      </w:pPr>
-    </w:p>
-    <w:p ns2:paraId="4E863259" ns2:textId="7DC1F73C">
+    <w:p>
+      <w:pPr>
+        <w:spacing w:after="0" w:line="240" w:lineRule="auto"/>
+        <w:jc w:val="both"/>
+        <w:rPr>
+          <w:rFonts w:ascii="Arial Narrow" w:eastAsia="Arial Narrow" w:hAnsi="Arial Narrow" w:cs="Arial Narrow"/>
+          <w:kern w:val="0"/>
+          <w14:ligatures w14:val="none"/>
+        </w:rPr>
+      </w:pPr>
+    </w:p>
+    <w:p>
       <w:pPr>
         <w:pStyle w:val="Prrafodelista"/>
         <w:numPr>
@@ -2884,14 +2810,14 @@
         <w:rPr>
           <w:rFonts w:ascii="Arial Narrow" w:eastAsia="Arial Narrow" w:hAnsi="Arial Narrow" w:cs="Arial Narrow"/>
           <w:kern w:val="0"/>
-          <ns2:ligatures ns2:val="none"/>
-        </w:rPr>
-      </w:pPr>
-      <w:r>
-        <w:rPr>
-          <w:rFonts w:ascii="Arial Narrow" w:eastAsia="Arial Narrow" w:hAnsi="Arial Narrow" w:cs="Arial Narrow"/>
-          <w:kern w:val="0"/>
-          <ns2:ligatures ns2:val="none"/>
+          <w14:ligatures w14:val="none"/>
+        </w:rPr>
+      </w:pPr>
+      <w:r>
+        <w:rPr>
+          <w:rFonts w:ascii="Arial Narrow" w:eastAsia="Arial Narrow" w:hAnsi="Arial Narrow" w:cs="Arial Narrow"/>
+          <w:kern w:val="0"/>
+          <w14:ligatures w14:val="none"/>
         </w:rPr>
         <w:t xml:space="preserve">Además, </w:t>
       </w:r>
@@ -2899,7 +2825,7 @@
         <w:rPr>
           <w:rFonts w:ascii="Arial Narrow" w:eastAsia="Arial Narrow" w:hAnsi="Arial Narrow" w:cs="Arial Narrow"/>
           <w:kern w:val="0"/>
-          <ns2:ligatures ns2:val="none"/>
+          <w14:ligatures w14:val="none"/>
         </w:rPr>
         <w:t xml:space="preserve">la Secretaría Técnica, en ejercicio de sus facultades, </w:t>
       </w:r>
@@ -2909,7 +2835,7 @@
           <w:color w:val="000000"/>
           <w:kern w:val="0"/>
           <w:lang w:eastAsia="es-PE"/>
-          <ns2:ligatures ns2:val="none"/>
+          <w14:ligatures w14:val="none"/>
         </w:rPr>
         <w:t xml:space="preserve">considera </w:t>
       </w:r>
@@ -2917,7 +2843,7 @@
         <w:rPr>
           <w:rFonts w:ascii="Arial Narrow" w:eastAsia="Arial Narrow" w:hAnsi="Arial Narrow" w:cs="Arial Narrow"/>
           <w:kern w:val="0"/>
-          <ns2:ligatures ns2:val="none"/>
+          <w14:ligatures w14:val="none"/>
         </w:rPr>
         <w:t xml:space="preserve">que el </w:t>
       </w:r>
@@ -2925,7 +2851,7 @@
         <w:rPr>
           <w:rFonts w:ascii="Arial Narrow" w:eastAsia="Arial Narrow" w:hAnsi="Arial Narrow" w:cs="Arial Narrow"/>
           <w:kern w:val="0"/>
-          <ns2:ligatures ns2:val="none"/>
+          <w14:ligatures w14:val="none"/>
         </w:rPr>
         <w:t>hecho denunciado</w:t>
       </w:r>
@@ -2935,7 +2861,7 @@
           <w:color w:val="000000"/>
           <w:kern w:val="0"/>
           <w:lang w:eastAsia="es-PE"/>
-          <ns2:ligatures ns2:val="none"/>
+          <w14:ligatures w14:val="none"/>
         </w:rPr>
         <w:t xml:space="preserve">, consistente en que </w:t>
       </w:r>
@@ -2945,7 +2871,7 @@
           <w:color w:val="000000"/>
           <w:kern w:val="0"/>
           <w:lang w:val="es-ES" w:eastAsia="es-ES"/>
-          <ns2:ligatures ns2:val="none"/>
+          <w14:ligatures w14:val="none"/>
         </w:rPr>
         <w:t>la compañía aseguradora no habría remitido al denunciante una copia del reclamo presentado el 24 de febrero de 2025 ni figuraba en su plataforma zona segura</w:t>
       </w:r>
@@ -2955,7 +2881,7 @@
           <w:color w:val="000000"/>
           <w:kern w:val="0"/>
           <w:lang w:eastAsia="es-PE"/>
-          <ns2:ligatures ns2:val="none"/>
+          <w14:ligatures w14:val="none"/>
         </w:rPr>
         <w:t xml:space="preserve">. Por consiguiente, corresponde calificar el hecho materia de denuncia como una presunta infracción </w:t>
       </w:r>
@@ -2965,7 +2891,7 @@
           <w:color w:val="000000"/>
           <w:kern w:val="0"/>
           <w:lang w:eastAsia="es-PE"/>
-          <ns2:ligatures ns2:val="none"/>
+          <w14:ligatures w14:val="none"/>
         </w:rPr>
         <w:t>al</w:t>
       </w:r>
@@ -2973,7 +2899,7 @@
         <w:rPr>
           <w:rFonts w:ascii="Arial Narrow" w:eastAsia="Arial Narrow" w:hAnsi="Arial Narrow" w:cs="Arial Narrow"/>
           <w:kern w:val="0"/>
-          <ns2:ligatures ns2:val="none"/>
+          <w14:ligatures w14:val="none"/>
         </w:rPr>
         <w:t xml:space="preserve"> numeral 88.1 del artículo 88</w:t>
       </w:r>
@@ -2981,7 +2907,7 @@
         <w:rPr>
           <w:rFonts w:ascii="Arial Narrow" w:eastAsia="Arial Narrow" w:hAnsi="Arial Narrow" w:cs="Arial Narrow"/>
           <w:kern w:val="0"/>
-          <ns2:ligatures ns2:val="none"/>
+          <w14:ligatures w14:val="none"/>
         </w:rPr>
         <w:t xml:space="preserve"> del Código</w:t>
       </w:r>
@@ -2989,23 +2915,23 @@
         <w:rPr>
           <w:rFonts w:ascii="Arial Narrow" w:eastAsia="Arial Narrow" w:hAnsi="Arial Narrow" w:cs="Arial Narrow"/>
           <w:kern w:val="0"/>
-          <ns2:ligatures ns2:val="none"/>
+          <w14:ligatures w14:val="none"/>
         </w:rPr>
         <w:t>.</w:t>
       </w:r>
     </w:p>
-    <w:p ns2:paraId="623CCC54" ns2:textId="77777777">
-      <w:pPr>
-        <w:spacing w:after="0" w:line="240" w:lineRule="auto"/>
-        <w:jc w:val="both"/>
-        <w:rPr>
-          <w:rFonts w:ascii="Arial Narrow" w:eastAsia="Arial Narrow" w:hAnsi="Arial Narrow" w:cs="Arial Narrow"/>
-          <w:kern w:val="0"/>
-          <ns2:ligatures ns2:val="none"/>
-        </w:rPr>
-      </w:pPr>
-    </w:p>
-    <w:p ns2:paraId="5177A11C" ns2:textId="42F7B067">
+    <w:p>
+      <w:pPr>
+        <w:spacing w:after="0" w:line="240" w:lineRule="auto"/>
+        <w:jc w:val="both"/>
+        <w:rPr>
+          <w:rFonts w:ascii="Arial Narrow" w:eastAsia="Arial Narrow" w:hAnsi="Arial Narrow" w:cs="Arial Narrow"/>
+          <w:kern w:val="0"/>
+          <w14:ligatures w14:val="none"/>
+        </w:rPr>
+      </w:pPr>
+    </w:p>
+    <w:p>
       <w:pPr>
         <w:pStyle w:val="Prrafodelista"/>
         <w:numPr>
@@ -3018,16 +2944,16 @@
         <w:rPr>
           <w:rFonts w:ascii="Arial Narrow" w:eastAsia="Arial Narrow" w:hAnsi="Arial Narrow" w:cs="Arial Narrow"/>
           <w:kern w:val="0"/>
-          <ns2:ligatures ns2:val="none"/>
-        </w:rPr>
-      </w:pPr>
-      <w:r>
-        <w:rPr>
-          <w:rFonts w:ascii="Arial Narrow" w:eastAsia="Times New Roman" w:hAnsi="Arial Narrow" w:cs="Arial"/>
-          <w:color w:val="000000"/>
-          <w:kern w:val="0"/>
-          <w:lang w:eastAsia="es-PE"/>
-          <ns2:ligatures ns2:val="none"/>
+          <w14:ligatures w14:val="none"/>
+        </w:rPr>
+      </w:pPr>
+      <w:r>
+        <w:rPr>
+          <w:rFonts w:ascii="Arial Narrow" w:eastAsia="Times New Roman" w:hAnsi="Arial Narrow" w:cs="Arial"/>
+          <w:color w:val="000000"/>
+          <w:kern w:val="0"/>
+          <w:lang w:eastAsia="es-PE"/>
+          <w14:ligatures w14:val="none"/>
         </w:rPr>
         <w:t>A</w:t>
       </w:r>
@@ -3037,7 +2963,7 @@
           <w:color w:val="000000"/>
           <w:kern w:val="0"/>
           <w:lang w:eastAsia="es-PE"/>
-          <ns2:ligatures ns2:val="none"/>
+          <w14:ligatures w14:val="none"/>
         </w:rPr>
         <w:t xml:space="preserve">sí también, </w:t>
       </w:r>
@@ -3045,7 +2971,7 @@
         <w:rPr>
           <w:rFonts w:ascii="Arial Narrow" w:eastAsia="Arial Narrow" w:hAnsi="Arial Narrow" w:cs="Arial Narrow"/>
           <w:kern w:val="0"/>
-          <ns2:ligatures ns2:val="none"/>
+          <w14:ligatures w14:val="none"/>
         </w:rPr>
         <w:t xml:space="preserve">la Secretaría Técnica, en ejercicio de sus facultades, </w:t>
       </w:r>
@@ -3055,7 +2981,7 @@
           <w:color w:val="000000"/>
           <w:kern w:val="0"/>
           <w:lang w:eastAsia="es-PE"/>
-          <ns2:ligatures ns2:val="none"/>
+          <w14:ligatures w14:val="none"/>
         </w:rPr>
         <w:t xml:space="preserve">considera </w:t>
       </w:r>
@@ -3063,7 +2989,7 @@
         <w:rPr>
           <w:rFonts w:ascii="Arial Narrow" w:eastAsia="Arial Narrow" w:hAnsi="Arial Narrow" w:cs="Arial Narrow"/>
           <w:kern w:val="0"/>
-          <ns2:ligatures ns2:val="none"/>
+          <w14:ligatures w14:val="none"/>
         </w:rPr>
         <w:t xml:space="preserve">que el </w:t>
       </w:r>
@@ -3071,7 +2997,7 @@
         <w:rPr>
           <w:rFonts w:ascii="Arial Narrow" w:eastAsia="Arial Narrow" w:hAnsi="Arial Narrow" w:cs="Arial Narrow"/>
           <w:kern w:val="0"/>
-          <ns2:ligatures ns2:val="none"/>
+          <w14:ligatures w14:val="none"/>
         </w:rPr>
         <w:t>hecho denunciado</w:t>
       </w:r>
@@ -3081,7 +3007,7 @@
           <w:color w:val="000000"/>
           <w:kern w:val="0"/>
           <w:lang w:eastAsia="es-PE"/>
-          <ns2:ligatures ns2:val="none"/>
+          <w14:ligatures w14:val="none"/>
         </w:rPr>
         <w:t xml:space="preserve">, consistente en que </w:t>
       </w:r>
@@ -3091,7 +3017,7 @@
           <w:color w:val="000000"/>
           <w:kern w:val="0"/>
           <w:lang w:val="es-ES" w:eastAsia="es-ES"/>
-          <ns2:ligatures ns2:val="none"/>
+          <w14:ligatures w14:val="none"/>
         </w:rPr>
         <w:t>la compañía aseguradora no habría remitido al denunciante una copia del reclamo presentado el 26 de febrero de 2025 ni figuraba en su plataforma zona segura</w:t>
       </w:r>
@@ -3101,7 +3027,7 @@
           <w:color w:val="000000"/>
           <w:kern w:val="0"/>
           <w:lang w:eastAsia="es-PE"/>
-          <ns2:ligatures ns2:val="none"/>
+          <w14:ligatures w14:val="none"/>
         </w:rPr>
         <w:t xml:space="preserve">. Por consiguiente, corresponde calificar el hecho materia de denuncia como una presunta infracción </w:t>
       </w:r>
@@ -3111,7 +3037,7 @@
           <w:color w:val="000000"/>
           <w:kern w:val="0"/>
           <w:lang w:eastAsia="es-PE"/>
-          <ns2:ligatures ns2:val="none"/>
+          <w14:ligatures w14:val="none"/>
         </w:rPr>
         <w:t>al</w:t>
       </w:r>
@@ -3119,7 +3045,7 @@
         <w:rPr>
           <w:rFonts w:ascii="Arial Narrow" w:eastAsia="Arial Narrow" w:hAnsi="Arial Narrow" w:cs="Arial Narrow"/>
           <w:kern w:val="0"/>
-          <ns2:ligatures ns2:val="none"/>
+          <w14:ligatures w14:val="none"/>
         </w:rPr>
         <w:t xml:space="preserve"> numeral 88.1 del artículo 88</w:t>
       </w:r>
@@ -3127,7 +3053,7 @@
         <w:rPr>
           <w:rFonts w:ascii="Arial Narrow" w:eastAsia="Arial Narrow" w:hAnsi="Arial Narrow" w:cs="Arial Narrow"/>
           <w:kern w:val="0"/>
-          <ns2:ligatures ns2:val="none"/>
+          <w14:ligatures w14:val="none"/>
         </w:rPr>
         <w:t xml:space="preserve"> del Código</w:t>
       </w:r>
@@ -3138,7 +3064,7 @@
           <w:color w:val="000000"/>
           <w:kern w:val="0"/>
           <w:lang w:eastAsia="es-PE"/>
-          <ns2:ligatures ns2:val="none"/>
+          <w14:ligatures w14:val="none"/>
         </w:rPr>
         <w:t xml:space="preserve">. </w:t>
       </w:r>
@@ -3149,22 +3075,22 @@
           <w:color w:val="000000"/>
           <w:kern w:val="0"/>
           <w:lang w:eastAsia="es-PE"/>
-          <ns2:ligatures ns2:val="none"/>
+          <w14:ligatures w14:val="none"/>
         </w:rPr>
         <w:t xml:space="preserve"> </w:t>
       </w:r>
     </w:p>
-    <w:p ns2:paraId="5230A119" ns2:textId="77777777">
+    <w:p>
       <w:pPr>
         <w:pStyle w:val="Prrafodelista"/>
         <w:rPr>
           <w:rFonts w:ascii="Arial Narrow" w:eastAsia="Arial Narrow" w:hAnsi="Arial Narrow" w:cs="Arial Narrow"/>
           <w:kern w:val="0"/>
-          <ns2:ligatures ns2:val="none"/>
-        </w:rPr>
-      </w:pPr>
-    </w:p>
-    <w:p ns2:paraId="60706070" ns2:textId="6112EF1E">
+          <w14:ligatures w14:val="none"/>
+        </w:rPr>
+      </w:pPr>
+    </w:p>
+    <w:p>
       <w:pPr>
         <w:pStyle w:val="Prrafodelista"/>
         <w:numPr>
@@ -3177,14 +3103,14 @@
         <w:rPr>
           <w:rFonts w:ascii="Arial Narrow" w:eastAsia="Arial Narrow" w:hAnsi="Arial Narrow" w:cs="Arial Narrow"/>
           <w:kern w:val="0"/>
-          <ns2:ligatures ns2:val="none"/>
-        </w:rPr>
-      </w:pPr>
-      <w:r>
-        <w:rPr>
-          <w:rFonts w:ascii="Arial Narrow" w:eastAsia="Arial Narrow" w:hAnsi="Arial Narrow" w:cs="Arial Narrow"/>
-          <w:kern w:val="0"/>
-          <ns2:ligatures ns2:val="none"/>
+          <w14:ligatures w14:val="none"/>
+        </w:rPr>
+      </w:pPr>
+      <w:r>
+        <w:rPr>
+          <w:rFonts w:ascii="Arial Narrow" w:eastAsia="Arial Narrow" w:hAnsi="Arial Narrow" w:cs="Arial Narrow"/>
+          <w:kern w:val="0"/>
+          <w14:ligatures w14:val="none"/>
         </w:rPr>
         <w:t xml:space="preserve">Asimismo, </w:t>
       </w:r>
@@ -3192,7 +3118,7 @@
         <w:rPr>
           <w:rFonts w:ascii="Arial Narrow" w:eastAsia="Arial Narrow" w:hAnsi="Arial Narrow" w:cs="Arial Narrow"/>
           <w:kern w:val="0"/>
-          <ns2:ligatures ns2:val="none"/>
+          <w14:ligatures w14:val="none"/>
         </w:rPr>
         <w:t xml:space="preserve">la Secretaría Técnica, en ejercicio de sus facultades, </w:t>
       </w:r>
@@ -3202,7 +3128,7 @@
           <w:color w:val="000000"/>
           <w:kern w:val="0"/>
           <w:lang w:eastAsia="es-PE"/>
-          <ns2:ligatures ns2:val="none"/>
+          <w14:ligatures w14:val="none"/>
         </w:rPr>
         <w:t xml:space="preserve">considera </w:t>
       </w:r>
@@ -3210,7 +3136,7 @@
         <w:rPr>
           <w:rFonts w:ascii="Arial Narrow" w:eastAsia="Arial Narrow" w:hAnsi="Arial Narrow" w:cs="Arial Narrow"/>
           <w:kern w:val="0"/>
-          <ns2:ligatures ns2:val="none"/>
+          <w14:ligatures w14:val="none"/>
         </w:rPr>
         <w:t xml:space="preserve">que el </w:t>
       </w:r>
@@ -3218,7 +3144,7 @@
         <w:rPr>
           <w:rFonts w:ascii="Arial Narrow" w:eastAsia="Arial Narrow" w:hAnsi="Arial Narrow" w:cs="Arial Narrow"/>
           <w:kern w:val="0"/>
-          <ns2:ligatures ns2:val="none"/>
+          <w14:ligatures w14:val="none"/>
         </w:rPr>
         <w:t>hecho denunciado</w:t>
       </w:r>
@@ -3228,7 +3154,7 @@
           <w:color w:val="000000"/>
           <w:kern w:val="0"/>
           <w:lang w:eastAsia="es-PE"/>
-          <ns2:ligatures ns2:val="none"/>
+          <w14:ligatures w14:val="none"/>
         </w:rPr>
         <w:t xml:space="preserve">, consistente en que </w:t>
       </w:r>
@@ -3238,7 +3164,7 @@
           <w:color w:val="000000"/>
           <w:kern w:val="0"/>
           <w:lang w:val="es-ES" w:eastAsia="es-ES"/>
-          <ns2:ligatures ns2:val="none"/>
+          <w14:ligatures w14:val="none"/>
         </w:rPr>
         <w:t>la compañía aseguradora no habría remitido al denunciante una copia del reclamo presentado el 13 de marzo de 2025 ni figuraba en su plataforma zona segura</w:t>
       </w:r>
@@ -3248,7 +3174,7 @@
           <w:color w:val="000000"/>
           <w:kern w:val="0"/>
           <w:lang w:eastAsia="es-PE"/>
-          <ns2:ligatures ns2:val="none"/>
+          <w14:ligatures w14:val="none"/>
         </w:rPr>
         <w:t xml:space="preserve">. Por consiguiente, corresponde calificar el hecho materia de denuncia como una presunta infracción </w:t>
       </w:r>
@@ -3258,7 +3184,7 @@
           <w:color w:val="000000"/>
           <w:kern w:val="0"/>
           <w:lang w:eastAsia="es-PE"/>
-          <ns2:ligatures ns2:val="none"/>
+          <w14:ligatures w14:val="none"/>
         </w:rPr>
         <w:t>al</w:t>
       </w:r>
@@ -3266,7 +3192,7 @@
         <w:rPr>
           <w:rFonts w:ascii="Arial Narrow" w:eastAsia="Arial Narrow" w:hAnsi="Arial Narrow" w:cs="Arial Narrow"/>
           <w:kern w:val="0"/>
-          <ns2:ligatures ns2:val="none"/>
+          <w14:ligatures w14:val="none"/>
         </w:rPr>
         <w:t xml:space="preserve"> numeral 88.1 del artículo 88</w:t>
       </w:r>
@@ -3274,7 +3200,7 @@
         <w:rPr>
           <w:rFonts w:ascii="Arial Narrow" w:eastAsia="Arial Narrow" w:hAnsi="Arial Narrow" w:cs="Arial Narrow"/>
           <w:kern w:val="0"/>
-          <ns2:ligatures ns2:val="none"/>
+          <w14:ligatures w14:val="none"/>
         </w:rPr>
         <w:t xml:space="preserve"> del Código</w:t>
       </w:r>
@@ -3282,22 +3208,22 @@
         <w:rPr>
           <w:rFonts w:ascii="Arial Narrow" w:eastAsia="Arial Narrow" w:hAnsi="Arial Narrow" w:cs="Arial Narrow"/>
           <w:kern w:val="0"/>
-          <ns2:ligatures ns2:val="none"/>
+          <w14:ligatures w14:val="none"/>
         </w:rPr>
         <w:t>.</w:t>
       </w:r>
     </w:p>
-    <w:p ns2:paraId="2A9EC978" ns2:textId="77777777">
+    <w:p>
       <w:pPr>
         <w:pStyle w:val="Prrafodelista"/>
         <w:rPr>
           <w:rFonts w:ascii="Arial Narrow" w:eastAsia="Arial Narrow" w:hAnsi="Arial Narrow" w:cs="Arial Narrow"/>
           <w:kern w:val="0"/>
-          <ns2:ligatures ns2:val="none"/>
-        </w:rPr>
-      </w:pPr>
-    </w:p>
-    <w:p ns2:paraId="6EC8DBA2" ns2:textId="26056842">
+          <w14:ligatures w14:val="none"/>
+        </w:rPr>
+      </w:pPr>
+    </w:p>
+    <w:p>
       <w:pPr>
         <w:pStyle w:val="Prrafodelista"/>
         <w:numPr>
@@ -3310,14 +3236,14 @@
         <w:rPr>
           <w:rFonts w:ascii="Arial Narrow" w:eastAsia="Arial Narrow" w:hAnsi="Arial Narrow" w:cs="Arial Narrow"/>
           <w:kern w:val="0"/>
-          <ns2:ligatures ns2:val="none"/>
-        </w:rPr>
-      </w:pPr>
-      <w:r>
-        <w:rPr>
-          <w:rFonts w:ascii="Arial Narrow" w:eastAsia="Arial Narrow" w:hAnsi="Arial Narrow" w:cs="Arial Narrow"/>
-          <w:kern w:val="0"/>
-          <ns2:ligatures ns2:val="none"/>
+          <w14:ligatures w14:val="none"/>
+        </w:rPr>
+      </w:pPr>
+      <w:r>
+        <w:rPr>
+          <w:rFonts w:ascii="Arial Narrow" w:eastAsia="Arial Narrow" w:hAnsi="Arial Narrow" w:cs="Arial Narrow"/>
+          <w:kern w:val="0"/>
+          <w14:ligatures w14:val="none"/>
         </w:rPr>
         <w:t xml:space="preserve">Además, </w:t>
       </w:r>
@@ -3325,7 +3251,7 @@
         <w:rPr>
           <w:rFonts w:ascii="Arial Narrow" w:eastAsia="Arial Narrow" w:hAnsi="Arial Narrow" w:cs="Arial Narrow"/>
           <w:kern w:val="0"/>
-          <ns2:ligatures ns2:val="none"/>
+          <w14:ligatures w14:val="none"/>
         </w:rPr>
         <w:t xml:space="preserve">la Secretaría Técnica, en ejercicio de sus facultades, </w:t>
       </w:r>
@@ -3335,7 +3261,7 @@
           <w:color w:val="000000"/>
           <w:kern w:val="0"/>
           <w:lang w:eastAsia="es-PE"/>
-          <ns2:ligatures ns2:val="none"/>
+          <w14:ligatures w14:val="none"/>
         </w:rPr>
         <w:t xml:space="preserve">considera </w:t>
       </w:r>
@@ -3343,7 +3269,7 @@
         <w:rPr>
           <w:rFonts w:ascii="Arial Narrow" w:eastAsia="Arial Narrow" w:hAnsi="Arial Narrow" w:cs="Arial Narrow"/>
           <w:kern w:val="0"/>
-          <ns2:ligatures ns2:val="none"/>
+          <w14:ligatures w14:val="none"/>
         </w:rPr>
         <w:t xml:space="preserve">que el </w:t>
       </w:r>
@@ -3351,7 +3277,7 @@
         <w:rPr>
           <w:rFonts w:ascii="Arial Narrow" w:eastAsia="Arial Narrow" w:hAnsi="Arial Narrow" w:cs="Arial Narrow"/>
           <w:kern w:val="0"/>
-          <ns2:ligatures ns2:val="none"/>
+          <w14:ligatures w14:val="none"/>
         </w:rPr>
         <w:t>hecho denunciado</w:t>
       </w:r>
@@ -3361,7 +3287,7 @@
           <w:color w:val="000000"/>
           <w:kern w:val="0"/>
           <w:lang w:eastAsia="es-PE"/>
-          <ns2:ligatures ns2:val="none"/>
+          <w14:ligatures w14:val="none"/>
         </w:rPr>
         <w:t xml:space="preserve">, consistente en que </w:t>
       </w:r>
@@ -3371,7 +3297,7 @@
           <w:color w:val="000000"/>
           <w:kern w:val="0"/>
           <w:lang w:val="es-ES" w:eastAsia="es-ES"/>
-          <ns2:ligatures ns2:val="none"/>
+          <w14:ligatures w14:val="none"/>
         </w:rPr>
         <w:t>la compañía aseguradora no habría remitido al denunciante una copia del reclamo presentado el 31 de marzo de 2025 ni figuraba en su plataforma zona segura</w:t>
       </w:r>
@@ -3381,7 +3307,7 @@
           <w:color w:val="000000"/>
           <w:kern w:val="0"/>
           <w:lang w:eastAsia="es-PE"/>
-          <ns2:ligatures ns2:val="none"/>
+          <w14:ligatures w14:val="none"/>
         </w:rPr>
         <w:t xml:space="preserve">. Por consiguiente, corresponde calificar el hecho materia de denuncia como una presunta infracción </w:t>
       </w:r>
@@ -3391,7 +3317,7 @@
           <w:color w:val="000000"/>
           <w:kern w:val="0"/>
           <w:lang w:eastAsia="es-PE"/>
-          <ns2:ligatures ns2:val="none"/>
+          <w14:ligatures w14:val="none"/>
         </w:rPr>
         <w:t>al</w:t>
       </w:r>
@@ -3399,7 +3325,7 @@
         <w:rPr>
           <w:rFonts w:ascii="Arial Narrow" w:eastAsia="Arial Narrow" w:hAnsi="Arial Narrow" w:cs="Arial Narrow"/>
           <w:kern w:val="0"/>
-          <ns2:ligatures ns2:val="none"/>
+          <w14:ligatures w14:val="none"/>
         </w:rPr>
         <w:t xml:space="preserve"> numeral 88.1 del artículo 88</w:t>
       </w:r>
@@ -3407,7 +3333,7 @@
         <w:rPr>
           <w:rFonts w:ascii="Arial Narrow" w:eastAsia="Arial Narrow" w:hAnsi="Arial Narrow" w:cs="Arial Narrow"/>
           <w:kern w:val="0"/>
-          <ns2:ligatures ns2:val="none"/>
+          <w14:ligatures w14:val="none"/>
         </w:rPr>
         <w:t xml:space="preserve"> del Código</w:t>
       </w:r>
@@ -3415,22 +3341,22 @@
         <w:rPr>
           <w:rFonts w:ascii="Arial Narrow" w:eastAsia="Arial Narrow" w:hAnsi="Arial Narrow" w:cs="Arial Narrow"/>
           <w:kern w:val="0"/>
-          <ns2:ligatures ns2:val="none"/>
+          <w14:ligatures w14:val="none"/>
         </w:rPr>
         <w:t>.</w:t>
       </w:r>
     </w:p>
-    <w:p ns2:paraId="1685816C" ns2:textId="77777777">
+    <w:p>
       <w:pPr>
         <w:pStyle w:val="Prrafodelista"/>
         <w:rPr>
           <w:rFonts w:ascii="Arial Narrow" w:eastAsia="Arial Narrow" w:hAnsi="Arial Narrow" w:cs="Arial Narrow"/>
           <w:kern w:val="0"/>
-          <ns2:ligatures ns2:val="none"/>
-        </w:rPr>
-      </w:pPr>
-    </w:p>
-    <w:p ns2:paraId="2A4AE6D0" ns2:textId="4A943E37">
+          <w14:ligatures w14:val="none"/>
+        </w:rPr>
+      </w:pPr>
+    </w:p>
+    <w:p>
       <w:pPr>
         <w:pStyle w:val="Prrafodelista"/>
         <w:numPr>
@@ -3443,14 +3369,14 @@
         <w:rPr>
           <w:rFonts w:ascii="Arial Narrow" w:eastAsia="Arial Narrow" w:hAnsi="Arial Narrow" w:cs="Arial Narrow"/>
           <w:kern w:val="0"/>
-          <ns2:ligatures ns2:val="none"/>
-        </w:rPr>
-      </w:pPr>
-      <w:r>
-        <w:rPr>
-          <w:rFonts w:ascii="Arial Narrow" w:eastAsia="Arial Narrow" w:hAnsi="Arial Narrow" w:cs="Arial Narrow"/>
-          <w:kern w:val="0"/>
-          <ns2:ligatures ns2:val="none"/>
+          <w14:ligatures w14:val="none"/>
+        </w:rPr>
+      </w:pPr>
+      <w:r>
+        <w:rPr>
+          <w:rFonts w:ascii="Arial Narrow" w:eastAsia="Arial Narrow" w:hAnsi="Arial Narrow" w:cs="Arial Narrow"/>
+          <w:kern w:val="0"/>
+          <w14:ligatures w14:val="none"/>
         </w:rPr>
         <w:t xml:space="preserve">Así también, </w:t>
       </w:r>
@@ -3458,7 +3384,7 @@
         <w:rPr>
           <w:rFonts w:ascii="Arial Narrow" w:eastAsia="Arial Narrow" w:hAnsi="Arial Narrow" w:cs="Arial Narrow"/>
           <w:kern w:val="0"/>
-          <ns2:ligatures ns2:val="none"/>
+          <w14:ligatures w14:val="none"/>
         </w:rPr>
         <w:t xml:space="preserve">la Secretaría Técnica, en ejercicio de sus facultades, </w:t>
       </w:r>
@@ -3468,7 +3394,7 @@
           <w:color w:val="000000"/>
           <w:kern w:val="0"/>
           <w:lang w:eastAsia="es-PE"/>
-          <ns2:ligatures ns2:val="none"/>
+          <w14:ligatures w14:val="none"/>
         </w:rPr>
         <w:t xml:space="preserve">considera </w:t>
       </w:r>
@@ -3476,7 +3402,7 @@
         <w:rPr>
           <w:rFonts w:ascii="Arial Narrow" w:eastAsia="Arial Narrow" w:hAnsi="Arial Narrow" w:cs="Arial Narrow"/>
           <w:kern w:val="0"/>
-          <ns2:ligatures ns2:val="none"/>
+          <w14:ligatures w14:val="none"/>
         </w:rPr>
         <w:t xml:space="preserve">que el </w:t>
       </w:r>
@@ -3484,7 +3410,7 @@
         <w:rPr>
           <w:rFonts w:ascii="Arial Narrow" w:eastAsia="Arial Narrow" w:hAnsi="Arial Narrow" w:cs="Arial Narrow"/>
           <w:kern w:val="0"/>
-          <ns2:ligatures ns2:val="none"/>
+          <w14:ligatures w14:val="none"/>
         </w:rPr>
         <w:t>hecho denunciado</w:t>
       </w:r>
@@ -3494,7 +3420,7 @@
           <w:color w:val="000000"/>
           <w:kern w:val="0"/>
           <w:lang w:eastAsia="es-PE"/>
-          <ns2:ligatures ns2:val="none"/>
+          <w14:ligatures w14:val="none"/>
         </w:rPr>
         <w:t xml:space="preserve">, consistente en que </w:t>
       </w:r>
@@ -3504,7 +3430,7 @@
           <w:color w:val="000000"/>
           <w:kern w:val="0"/>
           <w:lang w:val="es-ES" w:eastAsia="es-ES"/>
-          <ns2:ligatures ns2:val="none"/>
+          <w14:ligatures w14:val="none"/>
         </w:rPr>
         <w:t>la compañía aseguradora no habría remitido al denunciante una copia del reclamo presentado el 11 de abril de 2025 ni figuraba en su plataforma zona segura</w:t>
       </w:r>
@@ -3514,7 +3440,7 @@
           <w:color w:val="000000"/>
           <w:kern w:val="0"/>
           <w:lang w:eastAsia="es-PE"/>
-          <ns2:ligatures ns2:val="none"/>
+          <w14:ligatures w14:val="none"/>
         </w:rPr>
         <w:t xml:space="preserve">. Por consiguiente, corresponde calificar el hecho materia de denuncia como una presunta infracción </w:t>
       </w:r>
@@ -3524,7 +3450,7 @@
           <w:color w:val="000000"/>
           <w:kern w:val="0"/>
           <w:lang w:eastAsia="es-PE"/>
-          <ns2:ligatures ns2:val="none"/>
+          <w14:ligatures w14:val="none"/>
         </w:rPr>
         <w:t>al</w:t>
       </w:r>
@@ -3532,7 +3458,7 @@
         <w:rPr>
           <w:rFonts w:ascii="Arial Narrow" w:eastAsia="Arial Narrow" w:hAnsi="Arial Narrow" w:cs="Arial Narrow"/>
           <w:kern w:val="0"/>
-          <ns2:ligatures ns2:val="none"/>
+          <w14:ligatures w14:val="none"/>
         </w:rPr>
         <w:t xml:space="preserve"> numeral 88.1 del artículo 88</w:t>
       </w:r>
@@ -3540,7 +3466,7 @@
         <w:rPr>
           <w:rFonts w:ascii="Arial Narrow" w:eastAsia="Arial Narrow" w:hAnsi="Arial Narrow" w:cs="Arial Narrow"/>
           <w:kern w:val="0"/>
-          <ns2:ligatures ns2:val="none"/>
+          <w14:ligatures w14:val="none"/>
         </w:rPr>
         <w:t xml:space="preserve"> del Código</w:t>
       </w:r>
@@ -3548,22 +3474,22 @@
         <w:rPr>
           <w:rFonts w:ascii="Arial Narrow" w:eastAsia="Arial Narrow" w:hAnsi="Arial Narrow" w:cs="Arial Narrow"/>
           <w:kern w:val="0"/>
-          <ns2:ligatures ns2:val="none"/>
+          <w14:ligatures w14:val="none"/>
         </w:rPr>
         <w:t>.</w:t>
       </w:r>
     </w:p>
-    <w:p ns2:paraId="2AF3DA9C" ns2:textId="77777777">
+    <w:p>
       <w:pPr>
         <w:pStyle w:val="Prrafodelista"/>
         <w:rPr>
           <w:rFonts w:ascii="Arial Narrow" w:eastAsia="Arial Narrow" w:hAnsi="Arial Narrow" w:cs="Arial Narrow"/>
           <w:kern w:val="0"/>
-          <ns2:ligatures ns2:val="none"/>
-        </w:rPr>
-      </w:pPr>
-    </w:p>
-    <w:p ns2:paraId="13F4A1E7" ns2:textId="6C5D33D0">
+          <w14:ligatures w14:val="none"/>
+        </w:rPr>
+      </w:pPr>
+    </w:p>
+    <w:p>
       <w:pPr>
         <w:pStyle w:val="Prrafodelista"/>
         <w:numPr>
@@ -3576,14 +3502,14 @@
         <w:rPr>
           <w:rFonts w:ascii="Arial Narrow" w:eastAsia="Arial Narrow" w:hAnsi="Arial Narrow" w:cs="Arial Narrow"/>
           <w:kern w:val="0"/>
-          <ns2:ligatures ns2:val="none"/>
-        </w:rPr>
-      </w:pPr>
-      <w:r>
-        <w:rPr>
-          <w:rFonts w:ascii="Arial Narrow" w:eastAsia="Arial Narrow" w:hAnsi="Arial Narrow" w:cs="Arial Narrow"/>
-          <w:kern w:val="0"/>
-          <ns2:ligatures ns2:val="none"/>
+          <w14:ligatures w14:val="none"/>
+        </w:rPr>
+      </w:pPr>
+      <w:r>
+        <w:rPr>
+          <w:rFonts w:ascii="Arial Narrow" w:eastAsia="Arial Narrow" w:hAnsi="Arial Narrow" w:cs="Arial Narrow"/>
+          <w:kern w:val="0"/>
+          <w14:ligatures w14:val="none"/>
         </w:rPr>
         <w:t xml:space="preserve">Asimismo, </w:t>
       </w:r>
@@ -3591,7 +3517,7 @@
         <w:rPr>
           <w:rFonts w:ascii="Arial Narrow" w:eastAsia="Arial Narrow" w:hAnsi="Arial Narrow" w:cs="Arial Narrow"/>
           <w:kern w:val="0"/>
-          <ns2:ligatures ns2:val="none"/>
+          <w14:ligatures w14:val="none"/>
         </w:rPr>
         <w:t xml:space="preserve">la Secretaría Técnica, en ejercicio de sus facultades, </w:t>
       </w:r>
@@ -3601,7 +3527,7 @@
           <w:color w:val="000000"/>
           <w:kern w:val="0"/>
           <w:lang w:eastAsia="es-PE"/>
-          <ns2:ligatures ns2:val="none"/>
+          <w14:ligatures w14:val="none"/>
         </w:rPr>
         <w:t xml:space="preserve">considera </w:t>
       </w:r>
@@ -3609,7 +3535,7 @@
         <w:rPr>
           <w:rFonts w:ascii="Arial Narrow" w:eastAsia="Arial Narrow" w:hAnsi="Arial Narrow" w:cs="Arial Narrow"/>
           <w:kern w:val="0"/>
-          <ns2:ligatures ns2:val="none"/>
+          <w14:ligatures w14:val="none"/>
         </w:rPr>
         <w:t xml:space="preserve">que el </w:t>
       </w:r>
@@ -3617,7 +3543,7 @@
         <w:rPr>
           <w:rFonts w:ascii="Arial Narrow" w:eastAsia="Arial Narrow" w:hAnsi="Arial Narrow" w:cs="Arial Narrow"/>
           <w:kern w:val="0"/>
-          <ns2:ligatures ns2:val="none"/>
+          <w14:ligatures w14:val="none"/>
         </w:rPr>
         <w:t>hecho denunciado</w:t>
       </w:r>
@@ -3627,7 +3553,7 @@
           <w:color w:val="000000"/>
           <w:kern w:val="0"/>
           <w:lang w:eastAsia="es-PE"/>
-          <ns2:ligatures ns2:val="none"/>
+          <w14:ligatures w14:val="none"/>
         </w:rPr>
         <w:t xml:space="preserve">, consistente en que </w:t>
       </w:r>
@@ -3637,7 +3563,7 @@
           <w:color w:val="000000"/>
           <w:kern w:val="0"/>
           <w:lang w:val="es-ES" w:eastAsia="es-ES"/>
-          <ns2:ligatures ns2:val="none"/>
+          <w14:ligatures w14:val="none"/>
         </w:rPr>
         <w:t>la compañía aseguradora no habría remitido al denunciante una copia del reclamo presentado el 16 de abril de 2025 ni figuraba en su plataforma zona segura</w:t>
       </w:r>
@@ -3647,7 +3573,7 @@
           <w:color w:val="000000"/>
           <w:kern w:val="0"/>
           <w:lang w:eastAsia="es-PE"/>
-          <ns2:ligatures ns2:val="none"/>
+          <w14:ligatures w14:val="none"/>
         </w:rPr>
         <w:t xml:space="preserve">. Por consiguiente, corresponde calificar el hecho materia de denuncia como una presunta infracción </w:t>
       </w:r>
@@ -3657,7 +3583,7 @@
           <w:color w:val="000000"/>
           <w:kern w:val="0"/>
           <w:lang w:eastAsia="es-PE"/>
-          <ns2:ligatures ns2:val="none"/>
+          <w14:ligatures w14:val="none"/>
         </w:rPr>
         <w:t>al</w:t>
       </w:r>
@@ -3665,7 +3591,7 @@
         <w:rPr>
           <w:rFonts w:ascii="Arial Narrow" w:eastAsia="Arial Narrow" w:hAnsi="Arial Narrow" w:cs="Arial Narrow"/>
           <w:kern w:val="0"/>
-          <ns2:ligatures ns2:val="none"/>
+          <w14:ligatures w14:val="none"/>
         </w:rPr>
         <w:t xml:space="preserve"> numeral 88.1 del artículo 88</w:t>
       </w:r>
@@ -3673,7 +3599,7 @@
         <w:rPr>
           <w:rFonts w:ascii="Arial Narrow" w:eastAsia="Arial Narrow" w:hAnsi="Arial Narrow" w:cs="Arial Narrow"/>
           <w:kern w:val="0"/>
-          <ns2:ligatures ns2:val="none"/>
+          <w14:ligatures w14:val="none"/>
         </w:rPr>
         <w:t xml:space="preserve"> del Código</w:t>
       </w:r>
@@ -3681,12 +3607,12 @@
         <w:rPr>
           <w:rFonts w:ascii="Arial Narrow" w:eastAsia="Arial Narrow" w:hAnsi="Arial Narrow" w:cs="Arial Narrow"/>
           <w:kern w:val="0"/>
-          <ns2:ligatures ns2:val="none"/>
+          <w14:ligatures w14:val="none"/>
         </w:rPr>
         <w:t>.</w:t>
       </w:r>
     </w:p>
-    <w:p ns2:paraId="432038D6" ns2:textId="241C342D">
+    <w:p>
       <w:pPr>
         <w:pStyle w:val="Prrafodelista"/>
         <w:spacing w:after="0" w:line="240" w:lineRule="auto"/>
@@ -3696,11 +3622,11 @@
           <w:rFonts w:ascii="Arial Narrow" w:eastAsia="Calibri" w:hAnsi="Arial Narrow" w:cs="Arial Narrow"/>
           <w:kern w:val="0"/>
           <w:lang w:eastAsia="es-PE"/>
-          <ns2:ligatures ns2:val="none"/>
-        </w:rPr>
-      </w:pPr>
-    </w:p>
-    <w:p ns2:paraId="463134E5" ns2:textId="77777777">
+          <w14:ligatures w14:val="none"/>
+        </w:rPr>
+      </w:pPr>
+    </w:p>
+    <w:p>
       <w:pPr>
         <w:pStyle w:val="Prrafodelista"/>
         <w:numPr>
@@ -3714,7 +3640,7 @@
           <w:rFonts w:ascii="Arial Narrow" w:eastAsia="Calibri" w:hAnsi="Arial Narrow" w:cs="Arial Narrow"/>
           <w:kern w:val="0"/>
           <w:lang w:eastAsia="es-PE"/>
-          <ns2:ligatures ns2:val="none"/>
+          <w14:ligatures w14:val="none"/>
         </w:rPr>
       </w:pPr>
       <w:r>
@@ -3723,7 +3649,7 @@
           <w:color w:val="000000"/>
           <w:kern w:val="0"/>
           <w:lang w:eastAsia="es-PE"/>
-          <ns2:ligatures ns2:val="none"/>
+          <w14:ligatures w14:val="none"/>
         </w:rPr>
         <w:t>En tanto la denuncia reúne los requisitos establecidos por la norma citada, corresponde admitirla a trámite</w:t>
       </w:r>
@@ -3733,7 +3659,7 @@
           <w:rFonts w:ascii="Arial Narrow" w:eastAsia="Arial Narrow" w:hAnsi="Arial Narrow" w:cs="Arial Narrow"/>
           <w:kern w:val="0"/>
           <w:vertAlign w:val="superscript"/>
-          <ns2:ligatures ns2:val="none"/>
+          <w14:ligatures w14:val="none"/>
         </w:rPr>
         <w:footnoteReference w:id="6"/>
       </w:r>
@@ -3743,12 +3669,12 @@
           <w:color w:val="000000"/>
           <w:kern w:val="0"/>
           <w:lang w:eastAsia="es-PE"/>
-          <ns2:ligatures ns2:val="none"/>
+          <w14:ligatures w14:val="none"/>
         </w:rPr>
         <w:t>.</w:t>
       </w:r>
     </w:p>
-    <w:p ns2:paraId="68C71625" ns2:textId="77777777">
+    <w:p>
       <w:pPr>
         <w:spacing w:after="0" w:line="240" w:lineRule="auto"/>
         <w:ind w:left="567"/>
@@ -3759,11 +3685,11 @@
           <w:color w:val="000000"/>
           <w:kern w:val="0"/>
           <w:lang w:eastAsia="es-PE"/>
-          <ns2:ligatures ns2:val="none"/>
-        </w:rPr>
-      </w:pPr>
-    </w:p>
-    <w:p ns2:paraId="38A98B4B" ns2:textId="77777777">
+          <w14:ligatures w14:val="none"/>
+        </w:rPr>
+      </w:pPr>
+    </w:p>
+    <w:p>
       <w:pPr>
         <w:pStyle w:val="Prrafodelista"/>
         <w:numPr>
@@ -3783,7 +3709,7 @@
           <w:color w:val="000000"/>
           <w:kern w:val="0"/>
           <w:lang w:eastAsia="es-PE"/>
-          <ns2:ligatures ns2:val="none"/>
+          <w14:ligatures w14:val="none"/>
         </w:rPr>
       </w:pPr>
       <w:r>
@@ -3793,7 +3719,7 @@
           <w:color w:val="000000"/>
           <w:kern w:val="0"/>
           <w:lang w:eastAsia="es-PE"/>
-          <ns2:ligatures ns2:val="none"/>
+          <w14:ligatures w14:val="none"/>
         </w:rPr>
         <w:t>REQUERIMIENTO DE INFORMACI</w:t>
       </w:r>
@@ -3804,7 +3730,7 @@
           <w:color w:val="000000"/>
           <w:kern w:val="0"/>
           <w:lang w:eastAsia="es-PE"/>
-          <ns2:ligatures ns2:val="none"/>
+          <w14:ligatures w14:val="none"/>
         </w:rPr>
         <w:t>Ó</w:t>
       </w:r>
@@ -3815,12 +3741,12 @@
           <w:color w:val="000000"/>
           <w:kern w:val="0"/>
           <w:lang w:eastAsia="es-PE"/>
-          <ns2:ligatures ns2:val="none"/>
+          <w14:ligatures w14:val="none"/>
         </w:rPr>
         <w:t>N</w:t>
       </w:r>
     </w:p>
-    <w:p ns2:paraId="5B518DC4" ns2:textId="77777777">
+    <w:p>
       <w:pPr>
         <w:spacing w:after="0" w:line="240" w:lineRule="auto"/>
         <w:jc w:val="both"/>
@@ -3829,11 +3755,11 @@
           <w:color w:val="000000"/>
           <w:kern w:val="0"/>
           <w:lang w:val="es-ES" w:eastAsia="es-ES"/>
-          <ns2:ligatures ns2:val="none"/>
-        </w:rPr>
-      </w:pPr>
-    </w:p>
-    <w:p ns2:paraId="62B88A04" ns2:textId="35DA1B46">
+          <w14:ligatures w14:val="none"/>
+        </w:rPr>
+      </w:pPr>
+    </w:p>
+    <w:p>
       <w:pPr>
         <w:pStyle w:val="Prrafodelista"/>
         <w:numPr>
@@ -3848,7 +3774,7 @@
           <w:color w:val="000000"/>
           <w:kern w:val="0"/>
           <w:lang w:val="es-ES" w:eastAsia="es-ES"/>
-          <ns2:ligatures ns2:val="none"/>
+          <w14:ligatures w14:val="none"/>
         </w:rPr>
       </w:pPr>
       <w:r>
@@ -3857,7 +3783,7 @@
           <w:color w:val="000000"/>
           <w:kern w:val="0"/>
           <w:lang w:val="es-ES" w:eastAsia="es-ES"/>
-          <ns2:ligatures ns2:val="none"/>
+          <w14:ligatures w14:val="none"/>
         </w:rPr>
         <w:t xml:space="preserve">A efectos de tener mayores elementos que sirvan para la resolución definitiva del presente caso, la Secretaría Técnica, en ejercicio </w:t>
       </w:r>
@@ -3867,7 +3793,7 @@
           <w:color w:val="000000"/>
           <w:kern w:val="0"/>
           <w:lang w:val="es-ES" w:eastAsia="es-ES"/>
-          <ns2:ligatures ns2:val="none"/>
+          <w14:ligatures w14:val="none"/>
         </w:rPr>
         <w:t xml:space="preserve">de las facultades que la ley le confiere, conviene requerir </w:t>
       </w:r>
@@ -3877,7 +3803,7 @@
           <w:color w:val="000000"/>
           <w:kern w:val="0"/>
           <w:lang w:val="es-ES" w:eastAsia="es-ES"/>
-          <ns2:ligatures ns2:val="none"/>
+          <w14:ligatures w14:val="none"/>
         </w:rPr>
         <w:t>a la compañía aseguradora</w:t>
       </w:r>
@@ -3887,7 +3813,7 @@
           <w:color w:val="000000"/>
           <w:kern w:val="0"/>
           <w:lang w:val="es-ES" w:eastAsia="es-ES"/>
-          <ns2:ligatures ns2:val="none"/>
+          <w14:ligatures w14:val="none"/>
         </w:rPr>
         <w:t xml:space="preserve"> que, en un</w:t>
       </w:r>
@@ -3897,7 +3823,7 @@
           <w:color w:val="000000"/>
           <w:kern w:val="0"/>
           <w:lang w:val="es-ES" w:eastAsia="es-ES"/>
-          <ns2:ligatures ns2:val="none"/>
+          <w14:ligatures w14:val="none"/>
         </w:rPr>
         <w:t xml:space="preserve"> plazo no mayor de cinco (5) días hábiles contado a partir del día siguiente de la notificación de la presente resolución, cumpla con lo siguiente: </w:t>
       </w:r>
@@ -3907,7 +3833,7 @@
           <w:color w:val="000000"/>
           <w:kern w:val="0"/>
           <w:lang w:val="es-ES" w:eastAsia="es-ES"/>
-          <ns2:ligatures ns2:val="none"/>
+          <w14:ligatures w14:val="none"/>
         </w:rPr>
         <w:t xml:space="preserve">(i) presentar una copia completa, legible y debidamente suscrita de la Póliza </w:t>
       </w:r>
@@ -3918,7 +3844,7 @@
           <w:color w:val="000000"/>
           <w:kern w:val="0"/>
           <w:lang w:val="es-ES" w:eastAsia="es-ES"/>
-          <ns2:ligatures ns2:val="none"/>
+          <w14:ligatures w14:val="none"/>
         </w:rPr>
         <w:t/>
       </w:r>
@@ -3929,7 +3855,7 @@
           <w:color w:val="000000"/>
           <w:kern w:val="0"/>
           <w:lang w:val="es-ES" w:eastAsia="es-ES"/>
-          <ns2:ligatures ns2:val="none"/>
+          <w14:ligatures w14:val="none"/>
         </w:rPr>
         <w:t xml:space="preserve"> </w:t>
       </w:r>
@@ -3939,7 +3865,7 @@
           <w:color w:val="000000"/>
           <w:kern w:val="0"/>
           <w:lang w:eastAsia="es-ES"/>
-          <ns2:ligatures ns2:val="none"/>
+          <w14:ligatures w14:val="none"/>
         </w:rPr>
         <w:t xml:space="preserve">07800025783 </w:t>
       </w:r>
@@ -3949,7 +3875,7 @@
           <w:color w:val="000000"/>
           <w:kern w:val="0"/>
           <w:lang w:val="es-ES" w:eastAsia="es-ES"/>
-          <ns2:ligatures ns2:val="none"/>
+          <w14:ligatures w14:val="none"/>
         </w:rPr>
         <w:t xml:space="preserve">del </w:t>
       </w:r>
@@ -3959,7 +3885,7 @@
           <w:color w:val="000000"/>
           <w:kern w:val="0"/>
           <w:lang w:eastAsia="es-ES"/>
-          <ns2:ligatures ns2:val="none"/>
+          <w14:ligatures w14:val="none"/>
         </w:rPr>
         <w:t>Seguro de Vida</w:t>
       </w:r>
@@ -3969,7 +3895,7 @@
           <w:color w:val="000000"/>
           <w:kern w:val="0"/>
           <w:lang w:val="es-ES" w:eastAsia="es-ES"/>
-          <ns2:ligatures ns2:val="none"/>
+          <w14:ligatures w14:val="none"/>
         </w:rPr>
         <w:t>, así como el cargo de remisión de la póliza</w:t>
       </w:r>
@@ -3979,7 +3905,7 @@
           <w:color w:val="000000"/>
           <w:kern w:val="0"/>
           <w:lang w:eastAsia="es-ES"/>
-          <ns2:ligatures ns2:val="none"/>
+          <w14:ligatures w14:val="none"/>
         </w:rPr>
         <w:t>; y, (</w:t>
       </w:r>
@@ -3990,7 +3916,7 @@
           <w:color w:val="000000"/>
           <w:kern w:val="0"/>
           <w:lang w:eastAsia="es-ES"/>
-          <ns2:ligatures ns2:val="none"/>
+          <w14:ligatures w14:val="none"/>
         </w:rPr>
         <w:t>ii</w:t>
       </w:r>
@@ -4001,7 +3927,7 @@
           <w:color w:val="000000"/>
           <w:kern w:val="0"/>
           <w:lang w:eastAsia="es-ES"/>
-          <ns2:ligatures ns2:val="none"/>
+          <w14:ligatures w14:val="none"/>
         </w:rPr>
         <w:t xml:space="preserve">) </w:t>
       </w:r>
@@ -4011,7 +3937,7 @@
           <w:color w:val="000000"/>
           <w:kern w:val="0"/>
           <w:lang w:val="es-ES" w:eastAsia="es-ES"/>
-          <ns2:ligatures ns2:val="none"/>
+          <w14:ligatures w14:val="none"/>
         </w:rPr>
         <w:t>presentar todas las comunicaciones cursadas con el denunciante en virtud del hecho materia de denuncia</w:t>
       </w:r>
@@ -4021,7 +3947,7 @@
           <w:color w:val="000000"/>
           <w:kern w:val="0"/>
           <w:lang w:val="es-ES" w:eastAsia="es-ES"/>
-          <ns2:ligatures ns2:val="none"/>
+          <w14:ligatures w14:val="none"/>
         </w:rPr>
         <w:t>.</w:t>
       </w:r>
@@ -4031,12 +3957,12 @@
           <w:color w:val="000000"/>
           <w:kern w:val="0"/>
           <w:lang w:eastAsia="es-ES"/>
-          <ns2:ligatures ns2:val="none"/>
+          <w14:ligatures w14:val="none"/>
         </w:rPr>
         <w:t xml:space="preserve"> </w:t>
       </w:r>
     </w:p>
-    <w:p ns2:paraId="5C93B848" ns2:textId="77777777">
+    <w:p>
       <w:pPr>
         <w:pStyle w:val="Prrafodelista"/>
         <w:spacing w:after="0" w:line="240" w:lineRule="auto"/>
@@ -4047,11 +3973,11 @@
           <w:color w:val="000000"/>
           <w:kern w:val="0"/>
           <w:lang w:val="es-ES" w:eastAsia="es-ES"/>
-          <ns2:ligatures ns2:val="none"/>
-        </w:rPr>
-      </w:pPr>
-    </w:p>
-    <w:p ns2:paraId="2A119386" ns2:textId="77777777">
+          <w14:ligatures w14:val="none"/>
+        </w:rPr>
+      </w:pPr>
+    </w:p>
+    <w:p>
       <w:pPr>
         <w:pStyle w:val="Prrafodelista"/>
         <w:numPr>
@@ -4071,7 +3997,7 @@
           <w:color w:val="000000"/>
           <w:kern w:val="0"/>
           <w:lang w:eastAsia="es-PE"/>
-          <ns2:ligatures ns2:val="none"/>
+          <w14:ligatures w14:val="none"/>
         </w:rPr>
       </w:pPr>
       <w:r>
@@ -4081,12 +4007,12 @@
           <w:color w:val="000000"/>
           <w:kern w:val="0"/>
           <w:lang w:eastAsia="es-PE"/>
-          <ns2:ligatures ns2:val="none"/>
+          <w14:ligatures w14:val="none"/>
         </w:rPr>
         <w:t xml:space="preserve">RESOLUCIÓN DE LA SECRETARÍA TÉCNICA </w:t>
       </w:r>
     </w:p>
-    <w:p ns2:paraId="7F554EB2" ns2:textId="77777777">
+    <w:p>
       <w:pPr>
         <w:spacing w:after="0" w:line="240" w:lineRule="auto"/>
         <w:jc w:val="both"/>
@@ -4096,11 +4022,11 @@
           <w:color w:val="000000"/>
           <w:kern w:val="0"/>
           <w:lang w:eastAsia="es-PE"/>
-          <ns2:ligatures ns2:val="none"/>
-        </w:rPr>
-      </w:pPr>
-    </w:p>
-    <w:p ns2:paraId="01522541" ns2:textId="77777777">
+          <w14:ligatures w14:val="none"/>
+        </w:rPr>
+      </w:pPr>
+    </w:p>
+    <w:p>
       <w:pPr>
         <w:spacing w:after="0" w:line="240" w:lineRule="auto"/>
         <w:jc w:val="both"/>
@@ -4109,7 +4035,7 @@
           <w:color w:val="000000"/>
           <w:kern w:val="0"/>
           <w:lang w:eastAsia="es-PE"/>
-          <ns2:ligatures ns2:val="none"/>
+          <w14:ligatures w14:val="none"/>
         </w:rPr>
       </w:pPr>
       <w:r>
@@ -4119,7 +4045,7 @@
           <w:color w:val="000000"/>
           <w:kern w:val="0"/>
           <w:lang w:eastAsia="es-PE"/>
-          <ns2:ligatures ns2:val="none"/>
+          <w14:ligatures w14:val="none"/>
         </w:rPr>
         <w:t xml:space="preserve">PRIMERO: admitir a trámite la denuncia del 13 de mayo de 2025 interpuesta por el señor [DENUNCIANTE] contra Interseguro Compañía de Seguros S.A., por lo siguiente:</w:t>
       </w:r>
@@ -4130,7 +4056,7 @@
           <w:kern w:val="0"/>
           <w:shd w:val="clear" w:color="auto" w:fill="FFFFFF"/>
           <w:lang w:eastAsia="es-PE"/>
-          <ns2:ligatures ns2:val="none"/>
+          <w14:ligatures w14:val="none"/>
         </w:rPr>
         <w:t xml:space="preserve"/>
       </w:r>
@@ -4141,7 +4067,7 @@
           <w:kern w:val="0"/>
           <w:shd w:val="clear" w:color="auto" w:fill="FFFFFF"/>
           <w:lang w:eastAsia="es-PE"/>
-          <ns2:ligatures ns2:val="none"/>
+          <w14:ligatures w14:val="none"/>
         </w:rPr>
         <w:t xml:space="preserve"/>
       </w:r>
@@ -4151,7 +4077,7 @@
           <w:color w:val="000000"/>
           <w:kern w:val="0"/>
           <w:lang w:val="es-ES" w:eastAsia="es-ES"/>
-          <ns2:ligatures ns2:val="none"/>
+          <w14:ligatures w14:val="none"/>
         </w:rPr>
         <w:t xml:space="preserve"/>
       </w:r>
@@ -4162,7 +4088,7 @@
           <w:kern w:val="0"/>
           <w:shd w:val="clear" w:color="auto" w:fill="FFFFFF"/>
           <w:lang w:eastAsia="es-PE"/>
-          <ns2:ligatures ns2:val="none"/>
+          <w14:ligatures w14:val="none"/>
         </w:rPr>
         <w:t xml:space="preserve"/>
       </w:r>
@@ -4173,7 +4099,7 @@
           <w:kern w:val="0"/>
           <w:shd w:val="clear" w:color="auto" w:fill="FFFFFF"/>
           <w:lang w:eastAsia="es-PE"/>
-          <ns2:ligatures ns2:val="none"/>
+          <w14:ligatures w14:val="none"/>
         </w:rPr>
         <w:t xml:space="preserve"/>
       </w:r>
@@ -4185,7 +4111,7 @@
           <w:kern w:val="0"/>
           <w:shd w:val="clear" w:color="auto" w:fill="FFFFFF"/>
           <w:lang w:eastAsia="es-PE"/>
-          <ns2:ligatures ns2:val="none"/>
+          <w14:ligatures w14:val="none"/>
         </w:rPr>
         <w:t/>
       </w:r>
@@ -4197,7 +4123,7 @@
           <w:kern w:val="0"/>
           <w:shd w:val="clear" w:color="auto" w:fill="FFFFFF"/>
           <w:lang w:eastAsia="es-PE"/>
-          <ns2:ligatures ns2:val="none"/>
+          <w14:ligatures w14:val="none"/>
         </w:rPr>
         <w:t xml:space="preserve"/>
       </w:r>
@@ -4209,7 +4135,7 @@
           <w:kern w:val="0"/>
           <w:shd w:val="clear" w:color="auto" w:fill="FFFFFF"/>
           <w:lang w:eastAsia="es-PE"/>
-          <ns2:ligatures ns2:val="none"/>
+          <w14:ligatures w14:val="none"/>
         </w:rPr>
         <w:t/>
       </w:r>
@@ -4221,7 +4147,7 @@
           <w:kern w:val="0"/>
           <w:shd w:val="clear" w:color="auto" w:fill="FFFFFF"/>
           <w:lang w:eastAsia="es-PE"/>
-          <ns2:ligatures ns2:val="none"/>
+          <w14:ligatures w14:val="none"/>
         </w:rPr>
         <w:t xml:space="preserve"/>
       </w:r>
@@ -4232,7 +4158,7 @@
           <w:kern w:val="0"/>
           <w:shd w:val="clear" w:color="auto" w:fill="FFFFFF"/>
           <w:lang w:eastAsia="es-PE"/>
-          <ns2:ligatures ns2:val="none"/>
+          <w14:ligatures w14:val="none"/>
         </w:rPr>
         <w:t xml:space="preserve"/>
       </w:r>
@@ -4273,7 +4199,7 @@
           <w:kern w:val="0"/>
           <w:shd w:val="clear" w:color="auto" w:fill="FFFFFF"/>
           <w:lang w:eastAsia="es-PE"/>
-          <ns2:ligatures ns2:val="none"/>
+          <w14:ligatures w14:val="none"/>
         </w:rPr>
         <w:t xml:space="preserve"/>
       </w:r>
@@ -4284,12 +4210,12 @@
           <w:kern w:val="0"/>
           <w:shd w:val="clear" w:color="auto" w:fill="FFFFFF"/>
           <w:lang w:eastAsia="es-PE"/>
-          <ns2:ligatures ns2:val="none"/>
+          <w14:ligatures w14:val="none"/>
         </w:rPr>
         <w:t/>
       </w:r>
     </w:p>
-    <w:p ns2:paraId="476BD068" ns2:textId="77777777">
+    <w:p>
       <w:pPr>
         <w:spacing w:after="0" w:line="240" w:lineRule="auto"/>
         <w:jc w:val="both"/>
@@ -4298,11 +4224,11 @@
           <w:color w:val="000000"/>
           <w:kern w:val="0"/>
           <w:lang w:eastAsia="es-PE"/>
-          <ns2:ligatures ns2:val="none"/>
-        </w:rPr>
-      </w:pPr>
-    </w:p>
-    <w:p ns2:paraId="08B37934" ns2:textId="11DE98FB">
+          <w14:ligatures w14:val="none"/>
+        </w:rPr>
+      </w:pPr>
+    </w:p>
+    <w:p>
       <w:pPr>
         <w:pStyle w:val="Prrafodelista"/>
         <w:numPr>
@@ -4319,7 +4245,7 @@
         <w:rPr>
           <w:rFonts w:ascii="Arial Narrow" w:eastAsia="Arial Narrow" w:hAnsi="Arial Narrow" w:cs="Arial Narrow"/>
           <w:kern w:val="0"/>
-          <ns2:ligatures ns2:val="none"/>
+          <w14:ligatures w14:val="none"/>
         </w:rPr>
       </w:pPr>
       <w:r>
@@ -4328,7 +4254,7 @@
           <w:color w:val="000000"/>
           <w:kern w:val="0"/>
           <w:lang w:eastAsia="es-PE"/>
-          <ns2:ligatures ns2:val="none"/>
+          <w14:ligatures w14:val="none"/>
         </w:rPr>
         <w:t>Presunta</w:t>
       </w:r>
@@ -4338,7 +4264,7 @@
           <w:kern w:val="0"/>
           <w:shd w:val="clear" w:color="auto" w:fill="FFFFFF"/>
           <w:lang w:eastAsia="es-PE"/>
-          <ns2:ligatures ns2:val="none"/>
+          <w14:ligatures w14:val="none"/>
         </w:rPr>
         <w:t xml:space="preserve"> infracción a los artículos 18 y 19</w:t>
       </w:r>
@@ -4347,7 +4273,7 @@
           <w:rFonts w:ascii="Arial Narrow" w:eastAsia="Calibri" w:hAnsi="Arial Narrow" w:cs="Arial Narrow"/>
           <w:kern w:val="0"/>
           <w:lang w:eastAsia="es-PE"/>
-          <ns2:ligatures ns2:val="none"/>
+          <w14:ligatures w14:val="none"/>
         </w:rPr>
         <w:t xml:space="preserve"> de </w:t>
       </w:r>
@@ -4357,7 +4283,7 @@
           <w:kern w:val="0"/>
           <w:shd w:val="clear" w:color="auto" w:fill="FFFFFF"/>
           <w:lang w:eastAsia="es-PE"/>
-          <ns2:ligatures ns2:val="none"/>
+          <w14:ligatures w14:val="none"/>
         </w:rPr>
         <w:t xml:space="preserve">la Ley 29571, Código de Protección y Defensa del Consumidor, en tanto </w:t>
       </w:r>
@@ -4367,7 +4293,7 @@
           <w:kern w:val="0"/>
           <w:shd w:val="clear" w:color="auto" w:fill="FFFFFF"/>
           <w:lang w:eastAsia="es-PE"/>
-          <ns2:ligatures ns2:val="none"/>
+          <w14:ligatures w14:val="none"/>
         </w:rPr>
         <w:t>la compañía aseguradora</w:t>
       </w:r>
@@ -4412,7 +4338,7 @@
           <w:color w:val="000000"/>
           <w:kern w:val="0"/>
           <w:lang w:eastAsia="es-ES"/>
-          <ns2:ligatures ns2:val="none"/>
+          <w14:ligatures w14:val="none"/>
         </w:rPr>
         <w:t xml:space="preserve">Seguro de Vida </w:t>
       </w:r>
@@ -4422,7 +4348,7 @@
           <w:color w:val="000000"/>
           <w:kern w:val="0"/>
           <w:lang w:eastAsia="es-ES"/>
-          <ns2:ligatures ns2:val="none"/>
+          <w14:ligatures w14:val="none"/>
         </w:rPr>
         <w:t>-</w:t>
       </w:r>
@@ -4432,7 +4358,7 @@
           <w:color w:val="000000"/>
           <w:kern w:val="0"/>
           <w:lang w:eastAsia="es-ES"/>
-          <ns2:ligatures ns2:val="none"/>
+          <w14:ligatures w14:val="none"/>
         </w:rPr>
         <w:t xml:space="preserve"> Póliza 07800025783</w:t>
       </w:r>
@@ -4458,7 +4384,7 @@
         <w:t>.</w:t>
       </w:r>
     </w:p>
-    <w:p ns2:paraId="11D18995" ns2:textId="77777777">
+    <w:p>
       <w:pPr>
         <w:pStyle w:val="Prrafodelista"/>
         <w:spacing w:after="0" w:line="240" w:lineRule="auto"/>
@@ -4467,11 +4393,11 @@
         <w:rPr>
           <w:rFonts w:ascii="Arial Narrow" w:eastAsia="Arial Narrow" w:hAnsi="Arial Narrow" w:cs="Arial Narrow"/>
           <w:kern w:val="0"/>
-          <ns2:ligatures ns2:val="none"/>
-        </w:rPr>
-      </w:pPr>
-    </w:p>
-    <w:p ns2:paraId="683D7A68" ns2:textId="4C777E8F">
+          <w14:ligatures w14:val="none"/>
+        </w:rPr>
+      </w:pPr>
+    </w:p>
+    <w:p>
       <w:pPr>
         <w:pStyle w:val="Prrafodelista"/>
         <w:numPr>
@@ -4488,7 +4414,7 @@
         <w:rPr>
           <w:rFonts w:ascii="Arial Narrow" w:eastAsia="Arial Narrow" w:hAnsi="Arial Narrow" w:cs="Arial Narrow"/>
           <w:kern w:val="0"/>
-          <ns2:ligatures ns2:val="none"/>
+          <w14:ligatures w14:val="none"/>
         </w:rPr>
       </w:pPr>
       <w:r>
@@ -4497,7 +4423,7 @@
           <w:color w:val="000000"/>
           <w:kern w:val="0"/>
           <w:lang w:eastAsia="es-PE"/>
-          <ns2:ligatures ns2:val="none"/>
+          <w14:ligatures w14:val="none"/>
         </w:rPr>
         <w:t>Presunta</w:t>
       </w:r>
@@ -4507,7 +4433,7 @@
           <w:kern w:val="0"/>
           <w:shd w:val="clear" w:color="auto" w:fill="FFFFFF"/>
           <w:lang w:eastAsia="es-PE"/>
-          <ns2:ligatures ns2:val="none"/>
+          <w14:ligatures w14:val="none"/>
         </w:rPr>
         <w:t xml:space="preserve"> infracción a los artículos 18 y 19</w:t>
       </w:r>
@@ -4516,7 +4442,7 @@
           <w:rFonts w:ascii="Arial Narrow" w:eastAsia="Calibri" w:hAnsi="Arial Narrow" w:cs="Arial Narrow"/>
           <w:kern w:val="0"/>
           <w:lang w:eastAsia="es-PE"/>
-          <ns2:ligatures ns2:val="none"/>
+          <w14:ligatures w14:val="none"/>
         </w:rPr>
         <w:t xml:space="preserve"> de </w:t>
       </w:r>
@@ -4526,7 +4452,7 @@
           <w:kern w:val="0"/>
           <w:shd w:val="clear" w:color="auto" w:fill="FFFFFF"/>
           <w:lang w:eastAsia="es-PE"/>
-          <ns2:ligatures ns2:val="none"/>
+          <w14:ligatures w14:val="none"/>
         </w:rPr>
         <w:t>la Ley 29571, Código de Protección y Defensa del Consumidor, en tanto</w:t>
       </w:r>
@@ -4534,7 +4460,7 @@
         <w:rPr>
           <w:rFonts w:ascii="Arial Narrow" w:eastAsia="Arial Narrow" w:hAnsi="Arial Narrow" w:cs="Arial Narrow"/>
           <w:kern w:val="0"/>
-          <ns2:ligatures ns2:val="none"/>
+          <w14:ligatures w14:val="none"/>
         </w:rPr>
         <w:t xml:space="preserve"> </w:t>
       </w:r>
@@ -4542,7 +4468,7 @@
         <w:rPr>
           <w:rFonts w:ascii="Arial Narrow" w:eastAsia="Arial Narrow" w:hAnsi="Arial Narrow" w:cs="Arial Narrow"/>
           <w:kern w:val="0"/>
-          <ns2:ligatures ns2:val="none"/>
+          <w14:ligatures w14:val="none"/>
         </w:rPr>
         <w:t xml:space="preserve">la compañía aseguradora </w:t>
       </w:r>
@@ -4550,7 +4476,7 @@
         <w:rPr>
           <w:rFonts w:ascii="Arial Narrow" w:eastAsia="Arial Narrow" w:hAnsi="Arial Narrow" w:cs="Arial Narrow"/>
           <w:kern w:val="0"/>
-          <ns2:ligatures ns2:val="none"/>
+          <w14:ligatures w14:val="none"/>
         </w:rPr>
         <w:t xml:space="preserve">habría ofrecido el </w:t>
       </w:r>
@@ -4560,7 +4486,7 @@
           <w:color w:val="000000"/>
           <w:kern w:val="0"/>
           <w:lang w:eastAsia="es-ES"/>
-          <ns2:ligatures ns2:val="none"/>
+          <w14:ligatures w14:val="none"/>
         </w:rPr>
         <w:t>Seguro de Vida - Póliza 07800025783</w:t>
       </w:r>
@@ -4586,7 +4512,7 @@
         <w:t>.</w:t>
       </w:r>
     </w:p>
-    <w:p ns2:paraId="198DE2AB" ns2:textId="77777777">
+    <w:p>
       <w:pPr>
         <w:pStyle w:val="Prrafodelista"/>
         <w:spacing w:after="0" w:line="240" w:lineRule="auto"/>
@@ -4595,11 +4521,11 @@
         <w:rPr>
           <w:rFonts w:ascii="Arial Narrow" w:eastAsia="Arial Narrow" w:hAnsi="Arial Narrow" w:cs="Arial Narrow"/>
           <w:kern w:val="0"/>
-          <ns2:ligatures ns2:val="none"/>
-        </w:rPr>
-      </w:pPr>
-    </w:p>
-    <w:p ns2:paraId="733D6966" ns2:textId="0310EDE5">
+          <w14:ligatures w14:val="none"/>
+        </w:rPr>
+      </w:pPr>
+    </w:p>
+    <w:p>
       <w:pPr>
         <w:pStyle w:val="Prrafodelista"/>
         <w:numPr>
@@ -4616,7 +4542,7 @@
         <w:rPr>
           <w:rFonts w:ascii="Arial Narrow" w:eastAsia="Arial Narrow" w:hAnsi="Arial Narrow" w:cs="Arial Narrow"/>
           <w:kern w:val="0"/>
-          <ns2:ligatures ns2:val="none"/>
+          <w14:ligatures w14:val="none"/>
         </w:rPr>
       </w:pPr>
       <w:r>
@@ -4625,7 +4551,7 @@
           <w:color w:val="000000"/>
           <w:kern w:val="0"/>
           <w:lang w:eastAsia="es-PE"/>
-          <ns2:ligatures ns2:val="none"/>
+          <w14:ligatures w14:val="none"/>
         </w:rPr>
         <w:t>Presunta</w:t>
       </w:r>
@@ -4635,7 +4561,7 @@
           <w:kern w:val="0"/>
           <w:shd w:val="clear" w:color="auto" w:fill="FFFFFF"/>
           <w:lang w:eastAsia="es-PE"/>
-          <ns2:ligatures ns2:val="none"/>
+          <w14:ligatures w14:val="none"/>
         </w:rPr>
         <w:t xml:space="preserve"> infracción a los artículos 18 y 19</w:t>
       </w:r>
@@ -4644,7 +4570,7 @@
           <w:rFonts w:ascii="Arial Narrow" w:eastAsia="Calibri" w:hAnsi="Arial Narrow" w:cs="Arial Narrow"/>
           <w:kern w:val="0"/>
           <w:lang w:eastAsia="es-PE"/>
-          <ns2:ligatures ns2:val="none"/>
+          <w14:ligatures w14:val="none"/>
         </w:rPr>
         <w:t xml:space="preserve"> de </w:t>
       </w:r>
@@ -4654,7 +4580,7 @@
           <w:kern w:val="0"/>
           <w:shd w:val="clear" w:color="auto" w:fill="FFFFFF"/>
           <w:lang w:eastAsia="es-PE"/>
-          <ns2:ligatures ns2:val="none"/>
+          <w14:ligatures w14:val="none"/>
         </w:rPr>
         <w:t>la Ley 29571, Código de Protección y Defensa del Consumidor, en tanto</w:t>
       </w:r>
@@ -4662,7 +4588,7 @@
         <w:rPr>
           <w:rFonts w:ascii="Arial Narrow" w:eastAsia="Arial Narrow" w:hAnsi="Arial Narrow" w:cs="Arial Narrow"/>
           <w:kern w:val="0"/>
-          <ns2:ligatures ns2:val="none"/>
+          <w14:ligatures w14:val="none"/>
         </w:rPr>
         <w:t xml:space="preserve"> </w:t>
       </w:r>
@@ -4670,7 +4596,7 @@
         <w:rPr>
           <w:rFonts w:ascii="Arial Narrow" w:eastAsia="Arial Narrow" w:hAnsi="Arial Narrow" w:cs="Arial Narrow"/>
           <w:kern w:val="0"/>
-          <ns2:ligatures ns2:val="none"/>
+          <w14:ligatures w14:val="none"/>
         </w:rPr>
         <w:t>la compañía aseguradora no habría cumplido con gestionar el servicio de asistencia vehicular solicitado por el denunciante, pese a que este formaba parte del Seguro de Vida contratado</w:t>
       </w:r>
@@ -4680,12 +4606,12 @@
           <w:color w:val="000000"/>
           <w:kern w:val="0"/>
           <w:lang w:eastAsia="es-ES"/>
-          <ns2:ligatures ns2:val="none"/>
+          <w14:ligatures w14:val="none"/>
         </w:rPr>
         <w:t xml:space="preserve">. </w:t>
       </w:r>
     </w:p>
-    <w:p ns2:paraId="16015F80" ns2:textId="77777777">
+    <w:p>
       <w:pPr>
         <w:pStyle w:val="Prrafodelista"/>
         <w:spacing w:after="0" w:line="240" w:lineRule="auto"/>
@@ -4694,11 +4620,11 @@
         <w:rPr>
           <w:rFonts w:ascii="Arial Narrow" w:eastAsia="Arial Narrow" w:hAnsi="Arial Narrow" w:cs="Arial Narrow"/>
           <w:kern w:val="0"/>
-          <ns2:ligatures ns2:val="none"/>
-        </w:rPr>
-      </w:pPr>
-    </w:p>
-    <w:p ns2:paraId="262997E2" ns2:textId="2FDF7B89">
+          <w14:ligatures w14:val="none"/>
+        </w:rPr>
+      </w:pPr>
+    </w:p>
+    <w:p>
       <w:pPr>
         <w:pStyle w:val="Prrafodelista"/>
         <w:numPr>
@@ -4715,7 +4641,7 @@
         <w:rPr>
           <w:rFonts w:ascii="Arial Narrow" w:eastAsia="Arial Narrow" w:hAnsi="Arial Narrow" w:cs="Arial Narrow"/>
           <w:kern w:val="0"/>
-          <ns2:ligatures ns2:val="none"/>
+          <w14:ligatures w14:val="none"/>
         </w:rPr>
       </w:pPr>
       <w:r>
@@ -4724,7 +4650,7 @@
           <w:color w:val="000000"/>
           <w:kern w:val="0"/>
           <w:lang w:eastAsia="es-PE"/>
-          <ns2:ligatures ns2:val="none"/>
+          <w14:ligatures w14:val="none"/>
         </w:rPr>
         <w:t>Presunta</w:t>
       </w:r>
@@ -4734,7 +4660,7 @@
           <w:kern w:val="0"/>
           <w:shd w:val="clear" w:color="auto" w:fill="FFFFFF"/>
           <w:lang w:eastAsia="es-PE"/>
-          <ns2:ligatures ns2:val="none"/>
+          <w14:ligatures w14:val="none"/>
         </w:rPr>
         <w:t xml:space="preserve"> infracción a los artículos 18 y 19</w:t>
       </w:r>
@@ -4743,7 +4669,7 @@
           <w:rFonts w:ascii="Arial Narrow" w:eastAsia="Calibri" w:hAnsi="Arial Narrow" w:cs="Arial Narrow"/>
           <w:kern w:val="0"/>
           <w:lang w:eastAsia="es-PE"/>
-          <ns2:ligatures ns2:val="none"/>
+          <w14:ligatures w14:val="none"/>
         </w:rPr>
         <w:t xml:space="preserve"> de </w:t>
       </w:r>
@@ -4753,7 +4679,7 @@
           <w:kern w:val="0"/>
           <w:shd w:val="clear" w:color="auto" w:fill="FFFFFF"/>
           <w:lang w:eastAsia="es-PE"/>
-          <ns2:ligatures ns2:val="none"/>
+          <w14:ligatures w14:val="none"/>
         </w:rPr>
         <w:t>la Ley 29571, Código de Protección y Defensa del Consumidor, en tanto</w:t>
       </w:r>
@@ -4761,7 +4687,7 @@
         <w:rPr>
           <w:rFonts w:ascii="Arial Narrow" w:eastAsia="Arial Narrow" w:hAnsi="Arial Narrow" w:cs="Arial Narrow"/>
           <w:kern w:val="0"/>
-          <ns2:ligatures ns2:val="none"/>
+          <w14:ligatures w14:val="none"/>
         </w:rPr>
         <w:t xml:space="preserve"> </w:t>
       </w:r>
@@ -4769,7 +4695,7 @@
         <w:rPr>
           <w:rFonts w:ascii="Arial Narrow" w:eastAsia="Arial Narrow" w:hAnsi="Arial Narrow" w:cs="Arial Narrow"/>
           <w:kern w:val="0"/>
-          <ns2:ligatures ns2:val="none"/>
+          <w14:ligatures w14:val="none"/>
         </w:rPr>
         <w:t xml:space="preserve">la compañía aseguradora habría gestionado indebidamente el cobro de las primas de </w:t>
       </w:r>
@@ -4779,7 +4705,7 @@
           <w:color w:val="000000"/>
           <w:kern w:val="0"/>
           <w:lang w:eastAsia="es-ES"/>
-          <ns2:ligatures ns2:val="none"/>
+          <w14:ligatures w14:val="none"/>
         </w:rPr>
         <w:t>la Póliza 07800025783 a la tarjeta del denunciante, pese a no contar con su autorización para la afiliación</w:t>
       </w:r>
@@ -4789,12 +4715,12 @@
           <w:color w:val="000000"/>
           <w:kern w:val="0"/>
           <w:lang w:eastAsia="es-ES"/>
-          <ns2:ligatures ns2:val="none"/>
+          <w14:ligatures w14:val="none"/>
         </w:rPr>
         <w:t>.</w:t>
       </w:r>
     </w:p>
-    <w:p ns2:paraId="358ABAB6" ns2:textId="77777777">
+    <w:p>
       <w:pPr>
         <w:pStyle w:val="Prrafodelista"/>
         <w:spacing w:after="0" w:line="240" w:lineRule="auto"/>
@@ -4803,11 +4729,11 @@
         <w:rPr>
           <w:rFonts w:ascii="Arial Narrow" w:eastAsia="Arial Narrow" w:hAnsi="Arial Narrow" w:cs="Arial Narrow"/>
           <w:kern w:val="0"/>
-          <ns2:ligatures ns2:val="none"/>
-        </w:rPr>
-      </w:pPr>
-    </w:p>
-    <w:p ns2:paraId="4DB96546" ns2:textId="21BBCFB0">
+          <w14:ligatures w14:val="none"/>
+        </w:rPr>
+      </w:pPr>
+    </w:p>
+    <w:p>
       <w:pPr>
         <w:pStyle w:val="Prrafodelista"/>
         <w:numPr>
@@ -4824,7 +4750,7 @@
         <w:rPr>
           <w:rFonts w:ascii="Arial Narrow" w:eastAsia="Arial Narrow" w:hAnsi="Arial Narrow" w:cs="Arial Narrow"/>
           <w:kern w:val="0"/>
-          <ns2:ligatures ns2:val="none"/>
+          <w14:ligatures w14:val="none"/>
         </w:rPr>
       </w:pPr>
       <w:r>
@@ -4833,7 +4759,7 @@
           <w:color w:val="000000"/>
           <w:kern w:val="0"/>
           <w:lang w:eastAsia="es-PE"/>
-          <ns2:ligatures ns2:val="none"/>
+          <w14:ligatures w14:val="none"/>
         </w:rPr>
         <w:t>Presunta</w:t>
       </w:r>
@@ -4843,7 +4769,7 @@
           <w:kern w:val="0"/>
           <w:shd w:val="clear" w:color="auto" w:fill="FFFFFF"/>
           <w:lang w:eastAsia="es-PE"/>
-          <ns2:ligatures ns2:val="none"/>
+          <w14:ligatures w14:val="none"/>
         </w:rPr>
         <w:t xml:space="preserve"> infracción a los artículos 18 y 19</w:t>
       </w:r>
@@ -4852,7 +4778,7 @@
           <w:rFonts w:ascii="Arial Narrow" w:eastAsia="Calibri" w:hAnsi="Arial Narrow" w:cs="Arial Narrow"/>
           <w:kern w:val="0"/>
           <w:lang w:eastAsia="es-PE"/>
-          <ns2:ligatures ns2:val="none"/>
+          <w14:ligatures w14:val="none"/>
         </w:rPr>
         <w:t xml:space="preserve"> de </w:t>
       </w:r>
@@ -4862,7 +4788,7 @@
           <w:kern w:val="0"/>
           <w:shd w:val="clear" w:color="auto" w:fill="FFFFFF"/>
           <w:lang w:eastAsia="es-PE"/>
-          <ns2:ligatures ns2:val="none"/>
+          <w14:ligatures w14:val="none"/>
         </w:rPr>
         <w:t>la Ley 29571, Código de Protección y Defensa del Consumidor, en tanto</w:t>
       </w:r>
@@ -4870,7 +4796,7 @@
         <w:rPr>
           <w:rFonts w:ascii="Arial Narrow" w:eastAsia="Arial Narrow" w:hAnsi="Arial Narrow" w:cs="Arial Narrow"/>
           <w:kern w:val="0"/>
-          <ns2:ligatures ns2:val="none"/>
+          <w14:ligatures w14:val="none"/>
         </w:rPr>
         <w:t xml:space="preserve"> </w:t>
       </w:r>
@@ -4880,7 +4806,7 @@
           <w:kern w:val="0"/>
           <w:shd w:val="clear" w:color="auto" w:fill="FFFFFF"/>
           <w:lang w:eastAsia="es-PE"/>
-          <ns2:ligatures ns2:val="none"/>
+          <w14:ligatures w14:val="none"/>
         </w:rPr>
         <w:t>la compañía aseguradora no habría gestionado oportunamente la solicitud de anulación del Seguro de Vida realizada por el denunciante el 24 de febrero de 2025</w:t>
       </w:r>
@@ -4890,23 +4816,23 @@
           <w:color w:val="000000"/>
           <w:kern w:val="0"/>
           <w:lang w:eastAsia="es-ES"/>
-          <ns2:ligatures ns2:val="none"/>
+          <w14:ligatures w14:val="none"/>
         </w:rPr>
         <w:t>, al no reflejarse en el sistema “zona segura”.</w:t>
       </w:r>
     </w:p>
-    <w:p ns2:paraId="5C6F1BF9" ns2:textId="77777777">
-      <w:pPr>
-        <w:spacing w:after="0" w:line="240" w:lineRule="auto"/>
-        <w:jc w:val="both"/>
-        <w:rPr>
-          <w:rFonts w:ascii="Arial Narrow" w:eastAsia="Arial Narrow" w:hAnsi="Arial Narrow" w:cs="Arial Narrow"/>
-          <w:kern w:val="0"/>
-          <ns2:ligatures ns2:val="none"/>
-        </w:rPr>
-      </w:pPr>
-    </w:p>
-    <w:p ns2:paraId="2D910EBA" ns2:textId="72376E67">
+    <w:p>
+      <w:pPr>
+        <w:spacing w:after="0" w:line="240" w:lineRule="auto"/>
+        <w:jc w:val="both"/>
+        <w:rPr>
+          <w:rFonts w:ascii="Arial Narrow" w:eastAsia="Arial Narrow" w:hAnsi="Arial Narrow" w:cs="Arial Narrow"/>
+          <w:kern w:val="0"/>
+          <w14:ligatures w14:val="none"/>
+        </w:rPr>
+      </w:pPr>
+    </w:p>
+    <w:p>
       <w:pPr>
         <w:pStyle w:val="Prrafodelista"/>
         <w:numPr>
@@ -4923,7 +4849,7 @@
         <w:rPr>
           <w:rFonts w:ascii="Arial Narrow" w:eastAsia="Arial Narrow" w:hAnsi="Arial Narrow" w:cs="Arial Narrow"/>
           <w:kern w:val="0"/>
-          <ns2:ligatures ns2:val="none"/>
+          <w14:ligatures w14:val="none"/>
         </w:rPr>
       </w:pPr>
       <w:r>
@@ -4932,7 +4858,7 @@
           <w:color w:val="000000"/>
           <w:kern w:val="0"/>
           <w:lang w:eastAsia="es-PE"/>
-          <ns2:ligatures ns2:val="none"/>
+          <w14:ligatures w14:val="none"/>
         </w:rPr>
         <w:t>Presunta</w:t>
       </w:r>
@@ -4942,7 +4868,7 @@
           <w:kern w:val="0"/>
           <w:shd w:val="clear" w:color="auto" w:fill="FFFFFF"/>
           <w:lang w:eastAsia="es-PE"/>
-          <ns2:ligatures ns2:val="none"/>
+          <w14:ligatures w14:val="none"/>
         </w:rPr>
         <w:t xml:space="preserve"> infracción </w:t>
       </w:r>
@@ -4952,7 +4878,7 @@
           <w:kern w:val="0"/>
           <w:shd w:val="clear" w:color="auto" w:fill="FFFFFF"/>
           <w:lang w:eastAsia="es-PE"/>
-          <ns2:ligatures ns2:val="none"/>
+          <w14:ligatures w14:val="none"/>
         </w:rPr>
         <w:t>al numeral 88.1 del artículo 88</w:t>
       </w:r>
@@ -4961,7 +4887,7 @@
           <w:rFonts w:ascii="Arial Narrow" w:eastAsia="Calibri" w:hAnsi="Arial Narrow" w:cs="Arial Narrow"/>
           <w:kern w:val="0"/>
           <w:lang w:eastAsia="es-PE"/>
-          <ns2:ligatures ns2:val="none"/>
+          <w14:ligatures w14:val="none"/>
         </w:rPr>
         <w:t xml:space="preserve"> de </w:t>
       </w:r>
@@ -4971,7 +4897,7 @@
           <w:kern w:val="0"/>
           <w:shd w:val="clear" w:color="auto" w:fill="FFFFFF"/>
           <w:lang w:eastAsia="es-PE"/>
-          <ns2:ligatures ns2:val="none"/>
+          <w14:ligatures w14:val="none"/>
         </w:rPr>
         <w:t>la Ley 29571, Código de Protección y Defensa del Consumidor, en tanto</w:t>
       </w:r>
@@ -4979,7 +4905,7 @@
         <w:rPr>
           <w:rFonts w:ascii="Arial Narrow" w:eastAsia="Arial Narrow" w:hAnsi="Arial Narrow" w:cs="Arial Narrow"/>
           <w:kern w:val="0"/>
-          <ns2:ligatures ns2:val="none"/>
+          <w14:ligatures w14:val="none"/>
         </w:rPr>
         <w:t xml:space="preserve"> </w:t>
       </w:r>
@@ -4987,7 +4913,7 @@
         <w:rPr>
           <w:rFonts w:ascii="Arial Narrow" w:eastAsia="Arial Narrow" w:hAnsi="Arial Narrow" w:cs="Arial Narrow"/>
           <w:kern w:val="0"/>
-          <ns2:ligatures ns2:val="none"/>
+          <w14:ligatures w14:val="none"/>
         </w:rPr>
         <w:t xml:space="preserve">la compañía aseguradora </w:t>
       </w:r>
@@ -4995,7 +4921,7 @@
         <w:rPr>
           <w:rFonts w:ascii="Arial Narrow" w:eastAsia="Arial Narrow" w:hAnsi="Arial Narrow" w:cs="Arial Narrow"/>
           <w:kern w:val="0"/>
-          <ns2:ligatures ns2:val="none"/>
+          <w14:ligatures w14:val="none"/>
         </w:rPr>
         <w:t>no habría remitido al denunciante una copia del reclamo presentado el 22 de agosto de 2024</w:t>
       </w:r>
@@ -5003,7 +4929,7 @@
         <w:rPr>
           <w:rFonts w:ascii="Arial Narrow" w:eastAsia="Arial Narrow" w:hAnsi="Arial Narrow" w:cs="Arial Narrow"/>
           <w:kern w:val="0"/>
-          <ns2:ligatures ns2:val="none"/>
+          <w14:ligatures w14:val="none"/>
         </w:rPr>
         <w:t xml:space="preserve"> ni figuraba en su plataforma zona segura</w:t>
       </w:r>
@@ -5011,23 +4937,23 @@
         <w:rPr>
           <w:rFonts w:ascii="Arial Narrow" w:eastAsia="Arial Narrow" w:hAnsi="Arial Narrow" w:cs="Arial Narrow"/>
           <w:kern w:val="0"/>
-          <ns2:ligatures ns2:val="none"/>
+          <w14:ligatures w14:val="none"/>
         </w:rPr>
         <w:t>.</w:t>
       </w:r>
     </w:p>
-    <w:p ns2:paraId="79801343" ns2:textId="77777777">
-      <w:pPr>
-        <w:spacing w:after="0" w:line="240" w:lineRule="auto"/>
-        <w:jc w:val="both"/>
-        <w:rPr>
-          <w:rFonts w:ascii="Arial Narrow" w:eastAsia="Arial Narrow" w:hAnsi="Arial Narrow" w:cs="Arial Narrow"/>
-          <w:kern w:val="0"/>
-          <ns2:ligatures ns2:val="none"/>
-        </w:rPr>
-      </w:pPr>
-    </w:p>
-    <w:p ns2:paraId="416FDC43" ns2:textId="5E74BC6F">
+    <w:p>
+      <w:pPr>
+        <w:spacing w:after="0" w:line="240" w:lineRule="auto"/>
+        <w:jc w:val="both"/>
+        <w:rPr>
+          <w:rFonts w:ascii="Arial Narrow" w:eastAsia="Arial Narrow" w:hAnsi="Arial Narrow" w:cs="Arial Narrow"/>
+          <w:kern w:val="0"/>
+          <w14:ligatures w14:val="none"/>
+        </w:rPr>
+      </w:pPr>
+    </w:p>
+    <w:p>
       <w:pPr>
         <w:pStyle w:val="Prrafodelista"/>
         <w:numPr>
@@ -5044,7 +4970,7 @@
         <w:rPr>
           <w:rFonts w:ascii="Arial Narrow" w:eastAsia="Arial Narrow" w:hAnsi="Arial Narrow" w:cs="Arial Narrow"/>
           <w:kern w:val="0"/>
-          <ns2:ligatures ns2:val="none"/>
+          <w14:ligatures w14:val="none"/>
         </w:rPr>
       </w:pPr>
       <w:r>
@@ -5053,7 +4979,7 @@
           <w:color w:val="000000"/>
           <w:kern w:val="0"/>
           <w:lang w:eastAsia="es-PE"/>
-          <ns2:ligatures ns2:val="none"/>
+          <w14:ligatures w14:val="none"/>
         </w:rPr>
         <w:lastRenderedPageBreak/>
         <w:t>Presunta</w:t>
@@ -5064,7 +4990,7 @@
           <w:kern w:val="0"/>
           <w:shd w:val="clear" w:color="auto" w:fill="FFFFFF"/>
           <w:lang w:eastAsia="es-PE"/>
-          <ns2:ligatures ns2:val="none"/>
+          <w14:ligatures w14:val="none"/>
         </w:rPr>
         <w:t xml:space="preserve"> infracción </w:t>
       </w:r>
@@ -5074,7 +5000,7 @@
           <w:kern w:val="0"/>
           <w:shd w:val="clear" w:color="auto" w:fill="FFFFFF"/>
           <w:lang w:eastAsia="es-PE"/>
-          <ns2:ligatures ns2:val="none"/>
+          <w14:ligatures w14:val="none"/>
         </w:rPr>
         <w:t>al numeral 88.1 del artículo 88</w:t>
       </w:r>
@@ -5083,7 +5009,7 @@
           <w:rFonts w:ascii="Arial Narrow" w:eastAsia="Calibri" w:hAnsi="Arial Narrow" w:cs="Arial Narrow"/>
           <w:kern w:val="0"/>
           <w:lang w:eastAsia="es-PE"/>
-          <ns2:ligatures ns2:val="none"/>
+          <w14:ligatures w14:val="none"/>
         </w:rPr>
         <w:t xml:space="preserve"> de </w:t>
       </w:r>
@@ -5093,7 +5019,7 @@
           <w:kern w:val="0"/>
           <w:shd w:val="clear" w:color="auto" w:fill="FFFFFF"/>
           <w:lang w:eastAsia="es-PE"/>
-          <ns2:ligatures ns2:val="none"/>
+          <w14:ligatures w14:val="none"/>
         </w:rPr>
         <w:t>la Ley 29571, Código de Protección y Defensa del Consumidor, en tanto</w:t>
       </w:r>
@@ -5101,7 +5027,7 @@
         <w:rPr>
           <w:rFonts w:ascii="Arial Narrow" w:eastAsia="Arial Narrow" w:hAnsi="Arial Narrow" w:cs="Arial Narrow"/>
           <w:kern w:val="0"/>
-          <ns2:ligatures ns2:val="none"/>
+          <w14:ligatures w14:val="none"/>
         </w:rPr>
         <w:t xml:space="preserve"> </w:t>
       </w:r>
@@ -5109,7 +5035,7 @@
         <w:rPr>
           <w:rFonts w:ascii="Arial Narrow" w:eastAsia="Arial Narrow" w:hAnsi="Arial Narrow" w:cs="Arial Narrow"/>
           <w:kern w:val="0"/>
-          <ns2:ligatures ns2:val="none"/>
+          <w14:ligatures w14:val="none"/>
         </w:rPr>
         <w:t>la compañía aseguradora no habría remitido al denunciante una copia del reclamo presentado el 24 de febrero de 2025 ni figuraba en su plataforma zona segura</w:t>
       </w:r>
@@ -5117,23 +5043,23 @@
         <w:rPr>
           <w:rFonts w:ascii="Arial Narrow" w:eastAsia="Arial Narrow" w:hAnsi="Arial Narrow" w:cs="Arial Narrow"/>
           <w:kern w:val="0"/>
-          <ns2:ligatures ns2:val="none"/>
+          <w14:ligatures w14:val="none"/>
         </w:rPr>
         <w:t>.</w:t>
       </w:r>
     </w:p>
-    <w:p ns2:paraId="06B90CC3" ns2:textId="238D4F9C">
-      <w:pPr>
-        <w:spacing w:after="0" w:line="240" w:lineRule="auto"/>
-        <w:jc w:val="both"/>
-        <w:rPr>
-          <w:rFonts w:ascii="Arial Narrow" w:eastAsia="Arial Narrow" w:hAnsi="Arial Narrow" w:cs="Arial Narrow"/>
-          <w:kern w:val="0"/>
-          <ns2:ligatures ns2:val="none"/>
-        </w:rPr>
-      </w:pPr>
-    </w:p>
-    <w:p ns2:paraId="7484A3D2" ns2:textId="16A12868">
+    <w:p>
+      <w:pPr>
+        <w:spacing w:after="0" w:line="240" w:lineRule="auto"/>
+        <w:jc w:val="both"/>
+        <w:rPr>
+          <w:rFonts w:ascii="Arial Narrow" w:eastAsia="Arial Narrow" w:hAnsi="Arial Narrow" w:cs="Arial Narrow"/>
+          <w:kern w:val="0"/>
+          <w14:ligatures w14:val="none"/>
+        </w:rPr>
+      </w:pPr>
+    </w:p>
+    <w:p>
       <w:pPr>
         <w:pStyle w:val="Prrafodelista"/>
         <w:numPr>
@@ -5150,7 +5076,7 @@
         <w:rPr>
           <w:rFonts w:ascii="Arial Narrow" w:eastAsia="Arial Narrow" w:hAnsi="Arial Narrow" w:cs="Arial Narrow"/>
           <w:kern w:val="0"/>
-          <ns2:ligatures ns2:val="none"/>
+          <w14:ligatures w14:val="none"/>
         </w:rPr>
       </w:pPr>
       <w:r>
@@ -5159,7 +5085,7 @@
           <w:color w:val="000000"/>
           <w:kern w:val="0"/>
           <w:lang w:eastAsia="es-PE"/>
-          <ns2:ligatures ns2:val="none"/>
+          <w14:ligatures w14:val="none"/>
         </w:rPr>
         <w:t>Presunta</w:t>
       </w:r>
@@ -5169,7 +5095,7 @@
           <w:kern w:val="0"/>
           <w:shd w:val="clear" w:color="auto" w:fill="FFFFFF"/>
           <w:lang w:eastAsia="es-PE"/>
-          <ns2:ligatures ns2:val="none"/>
+          <w14:ligatures w14:val="none"/>
         </w:rPr>
         <w:t xml:space="preserve"> infracción </w:t>
       </w:r>
@@ -5179,7 +5105,7 @@
           <w:kern w:val="0"/>
           <w:shd w:val="clear" w:color="auto" w:fill="FFFFFF"/>
           <w:lang w:eastAsia="es-PE"/>
-          <ns2:ligatures ns2:val="none"/>
+          <w14:ligatures w14:val="none"/>
         </w:rPr>
         <w:t>al numeral 88.1 del artículo 88</w:t>
       </w:r>
@@ -5188,7 +5114,7 @@
           <w:rFonts w:ascii="Arial Narrow" w:eastAsia="Calibri" w:hAnsi="Arial Narrow" w:cs="Arial Narrow"/>
           <w:kern w:val="0"/>
           <w:lang w:eastAsia="es-PE"/>
-          <ns2:ligatures ns2:val="none"/>
+          <w14:ligatures w14:val="none"/>
         </w:rPr>
         <w:t xml:space="preserve"> de </w:t>
       </w:r>
@@ -5198,7 +5124,7 @@
           <w:kern w:val="0"/>
           <w:shd w:val="clear" w:color="auto" w:fill="FFFFFF"/>
           <w:lang w:eastAsia="es-PE"/>
-          <ns2:ligatures ns2:val="none"/>
+          <w14:ligatures w14:val="none"/>
         </w:rPr>
         <w:t>la Ley 29571, Código de Protección y Defensa del Consumidor, en tanto</w:t>
       </w:r>
@@ -5206,7 +5132,7 @@
         <w:rPr>
           <w:rFonts w:ascii="Arial Narrow" w:eastAsia="Arial Narrow" w:hAnsi="Arial Narrow" w:cs="Arial Narrow"/>
           <w:kern w:val="0"/>
-          <ns2:ligatures ns2:val="none"/>
+          <w14:ligatures w14:val="none"/>
         </w:rPr>
         <w:t xml:space="preserve"> </w:t>
       </w:r>
@@ -5214,7 +5140,7 @@
         <w:rPr>
           <w:rFonts w:ascii="Arial Narrow" w:eastAsia="Arial Narrow" w:hAnsi="Arial Narrow" w:cs="Arial Narrow"/>
           <w:kern w:val="0"/>
-          <ns2:ligatures ns2:val="none"/>
+          <w14:ligatures w14:val="none"/>
         </w:rPr>
         <w:t>la compañía aseguradora no habría remitido al denunciante una copia del reclamo presentado el 26 de febrero de 2025 ni figuraba en su plataforma zona segura</w:t>
       </w:r>
@@ -5222,23 +5148,23 @@
         <w:rPr>
           <w:rFonts w:ascii="Arial Narrow" w:eastAsia="Arial Narrow" w:hAnsi="Arial Narrow" w:cs="Arial Narrow"/>
           <w:kern w:val="0"/>
-          <ns2:ligatures ns2:val="none"/>
+          <w14:ligatures w14:val="none"/>
         </w:rPr>
         <w:t>.</w:t>
       </w:r>
     </w:p>
-    <w:p ns2:paraId="042B3F54" ns2:textId="77777777">
-      <w:pPr>
-        <w:spacing w:after="0" w:line="240" w:lineRule="auto"/>
-        <w:jc w:val="both"/>
-        <w:rPr>
-          <w:rFonts w:ascii="Arial Narrow" w:eastAsia="Arial Narrow" w:hAnsi="Arial Narrow" w:cs="Arial Narrow"/>
-          <w:kern w:val="0"/>
-          <ns2:ligatures ns2:val="none"/>
-        </w:rPr>
-      </w:pPr>
-    </w:p>
-    <w:p ns2:paraId="54045289" ns2:textId="6C00E2E3">
+    <w:p>
+      <w:pPr>
+        <w:spacing w:after="0" w:line="240" w:lineRule="auto"/>
+        <w:jc w:val="both"/>
+        <w:rPr>
+          <w:rFonts w:ascii="Arial Narrow" w:eastAsia="Arial Narrow" w:hAnsi="Arial Narrow" w:cs="Arial Narrow"/>
+          <w:kern w:val="0"/>
+          <w14:ligatures w14:val="none"/>
+        </w:rPr>
+      </w:pPr>
+    </w:p>
+    <w:p>
       <w:pPr>
         <w:pStyle w:val="Prrafodelista"/>
         <w:numPr>
@@ -5255,7 +5181,7 @@
         <w:rPr>
           <w:rFonts w:ascii="Arial Narrow" w:eastAsia="Arial Narrow" w:hAnsi="Arial Narrow" w:cs="Arial Narrow"/>
           <w:kern w:val="0"/>
-          <ns2:ligatures ns2:val="none"/>
+          <w14:ligatures w14:val="none"/>
         </w:rPr>
       </w:pPr>
       <w:r>
@@ -5264,7 +5190,7 @@
           <w:color w:val="000000"/>
           <w:kern w:val="0"/>
           <w:lang w:eastAsia="es-PE"/>
-          <ns2:ligatures ns2:val="none"/>
+          <w14:ligatures w14:val="none"/>
         </w:rPr>
         <w:t>Presunta</w:t>
       </w:r>
@@ -5274,7 +5200,7 @@
           <w:kern w:val="0"/>
           <w:shd w:val="clear" w:color="auto" w:fill="FFFFFF"/>
           <w:lang w:eastAsia="es-PE"/>
-          <ns2:ligatures ns2:val="none"/>
+          <w14:ligatures w14:val="none"/>
         </w:rPr>
         <w:t xml:space="preserve"> infracción </w:t>
       </w:r>
@@ -5284,7 +5210,7 @@
           <w:kern w:val="0"/>
           <w:shd w:val="clear" w:color="auto" w:fill="FFFFFF"/>
           <w:lang w:eastAsia="es-PE"/>
-          <ns2:ligatures ns2:val="none"/>
+          <w14:ligatures w14:val="none"/>
         </w:rPr>
         <w:t>al numeral 88.1 del artículo 88</w:t>
       </w:r>
@@ -5293,7 +5219,7 @@
           <w:rFonts w:ascii="Arial Narrow" w:eastAsia="Calibri" w:hAnsi="Arial Narrow" w:cs="Arial Narrow"/>
           <w:kern w:val="0"/>
           <w:lang w:eastAsia="es-PE"/>
-          <ns2:ligatures ns2:val="none"/>
+          <w14:ligatures w14:val="none"/>
         </w:rPr>
         <w:t xml:space="preserve"> de </w:t>
       </w:r>
@@ -5303,7 +5229,7 @@
           <w:kern w:val="0"/>
           <w:shd w:val="clear" w:color="auto" w:fill="FFFFFF"/>
           <w:lang w:eastAsia="es-PE"/>
-          <ns2:ligatures ns2:val="none"/>
+          <w14:ligatures w14:val="none"/>
         </w:rPr>
         <w:t>la Ley 29571, Código de Protección y Defensa del Consumidor, en tanto</w:t>
       </w:r>
@@ -5311,7 +5237,7 @@
         <w:rPr>
           <w:rFonts w:ascii="Arial Narrow" w:eastAsia="Arial Narrow" w:hAnsi="Arial Narrow" w:cs="Arial Narrow"/>
           <w:kern w:val="0"/>
-          <ns2:ligatures ns2:val="none"/>
+          <w14:ligatures w14:val="none"/>
         </w:rPr>
         <w:t xml:space="preserve"> </w:t>
       </w:r>
@@ -5319,7 +5245,7 @@
         <w:rPr>
           <w:rFonts w:ascii="Arial Narrow" w:eastAsia="Arial Narrow" w:hAnsi="Arial Narrow" w:cs="Arial Narrow"/>
           <w:kern w:val="0"/>
-          <ns2:ligatures ns2:val="none"/>
+          <w14:ligatures w14:val="none"/>
         </w:rPr>
         <w:t>la compañía aseguradora no habría remitido al denunciante una copia del reclamo presentado el 13 de marzo de 2025 ni figuraba en su plataforma zona segura</w:t>
       </w:r>
@@ -5327,23 +5253,23 @@
         <w:rPr>
           <w:rFonts w:ascii="Arial Narrow" w:eastAsia="Arial Narrow" w:hAnsi="Arial Narrow" w:cs="Arial Narrow"/>
           <w:kern w:val="0"/>
-          <ns2:ligatures ns2:val="none"/>
+          <w14:ligatures w14:val="none"/>
         </w:rPr>
         <w:t>.</w:t>
       </w:r>
     </w:p>
-    <w:p ns2:paraId="30EF5189" ns2:textId="77777777">
-      <w:pPr>
-        <w:spacing w:after="0" w:line="240" w:lineRule="auto"/>
-        <w:jc w:val="both"/>
-        <w:rPr>
-          <w:rFonts w:ascii="Arial Narrow" w:eastAsia="Arial Narrow" w:hAnsi="Arial Narrow" w:cs="Arial Narrow"/>
-          <w:kern w:val="0"/>
-          <ns2:ligatures ns2:val="none"/>
-        </w:rPr>
-      </w:pPr>
-    </w:p>
-    <w:p ns2:paraId="6817C0D2" ns2:textId="61732943">
+    <w:p>
+      <w:pPr>
+        <w:spacing w:after="0" w:line="240" w:lineRule="auto"/>
+        <w:jc w:val="both"/>
+        <w:rPr>
+          <w:rFonts w:ascii="Arial Narrow" w:eastAsia="Arial Narrow" w:hAnsi="Arial Narrow" w:cs="Arial Narrow"/>
+          <w:kern w:val="0"/>
+          <w14:ligatures w14:val="none"/>
+        </w:rPr>
+      </w:pPr>
+    </w:p>
+    <w:p>
       <w:pPr>
         <w:pStyle w:val="Prrafodelista"/>
         <w:numPr>
@@ -5360,7 +5286,7 @@
         <w:rPr>
           <w:rFonts w:ascii="Arial Narrow" w:eastAsia="Arial Narrow" w:hAnsi="Arial Narrow" w:cs="Arial Narrow"/>
           <w:kern w:val="0"/>
-          <ns2:ligatures ns2:val="none"/>
+          <w14:ligatures w14:val="none"/>
         </w:rPr>
       </w:pPr>
       <w:r>
@@ -5369,7 +5295,7 @@
           <w:color w:val="000000"/>
           <w:kern w:val="0"/>
           <w:lang w:eastAsia="es-PE"/>
-          <ns2:ligatures ns2:val="none"/>
+          <w14:ligatures w14:val="none"/>
         </w:rPr>
         <w:t>Presunta</w:t>
       </w:r>
@@ -5379,7 +5305,7 @@
           <w:kern w:val="0"/>
           <w:shd w:val="clear" w:color="auto" w:fill="FFFFFF"/>
           <w:lang w:eastAsia="es-PE"/>
-          <ns2:ligatures ns2:val="none"/>
+          <w14:ligatures w14:val="none"/>
         </w:rPr>
         <w:t xml:space="preserve"> infracción </w:t>
       </w:r>
@@ -5389,7 +5315,7 @@
           <w:kern w:val="0"/>
           <w:shd w:val="clear" w:color="auto" w:fill="FFFFFF"/>
           <w:lang w:eastAsia="es-PE"/>
-          <ns2:ligatures ns2:val="none"/>
+          <w14:ligatures w14:val="none"/>
         </w:rPr>
         <w:t>al numeral 88.1 del artículo 88</w:t>
       </w:r>
@@ -5398,7 +5324,7 @@
           <w:rFonts w:ascii="Arial Narrow" w:eastAsia="Calibri" w:hAnsi="Arial Narrow" w:cs="Arial Narrow"/>
           <w:kern w:val="0"/>
           <w:lang w:eastAsia="es-PE"/>
-          <ns2:ligatures ns2:val="none"/>
+          <w14:ligatures w14:val="none"/>
         </w:rPr>
         <w:t xml:space="preserve"> de </w:t>
       </w:r>
@@ -5408,7 +5334,7 @@
           <w:kern w:val="0"/>
           <w:shd w:val="clear" w:color="auto" w:fill="FFFFFF"/>
           <w:lang w:eastAsia="es-PE"/>
-          <ns2:ligatures ns2:val="none"/>
+          <w14:ligatures w14:val="none"/>
         </w:rPr>
         <w:t>la Ley 29571, Código de Protección y Defensa del Consumidor, en tanto</w:t>
       </w:r>
@@ -5416,7 +5342,7 @@
         <w:rPr>
           <w:rFonts w:ascii="Arial Narrow" w:eastAsia="Arial Narrow" w:hAnsi="Arial Narrow" w:cs="Arial Narrow"/>
           <w:kern w:val="0"/>
-          <ns2:ligatures ns2:val="none"/>
+          <w14:ligatures w14:val="none"/>
         </w:rPr>
         <w:t xml:space="preserve"> </w:t>
       </w:r>
@@ -5424,7 +5350,7 @@
         <w:rPr>
           <w:rFonts w:ascii="Arial Narrow" w:eastAsia="Arial Narrow" w:hAnsi="Arial Narrow" w:cs="Arial Narrow"/>
           <w:kern w:val="0"/>
-          <ns2:ligatures ns2:val="none"/>
+          <w14:ligatures w14:val="none"/>
         </w:rPr>
         <w:t>la compañía aseguradora no habría remitido al denunciante una copia del reclamo presentado el 31 de marzo de 2025 ni figuraba en su plataforma zona segura</w:t>
       </w:r>
@@ -5432,23 +5358,23 @@
         <w:rPr>
           <w:rFonts w:ascii="Arial Narrow" w:eastAsia="Arial Narrow" w:hAnsi="Arial Narrow" w:cs="Arial Narrow"/>
           <w:kern w:val="0"/>
-          <ns2:ligatures ns2:val="none"/>
+          <w14:ligatures w14:val="none"/>
         </w:rPr>
         <w:t>.</w:t>
       </w:r>
     </w:p>
-    <w:p ns2:paraId="6C0FB067" ns2:textId="77777777">
-      <w:pPr>
-        <w:spacing w:after="0" w:line="240" w:lineRule="auto"/>
-        <w:jc w:val="both"/>
-        <w:rPr>
-          <w:rFonts w:ascii="Arial Narrow" w:eastAsia="Arial Narrow" w:hAnsi="Arial Narrow" w:cs="Arial Narrow"/>
-          <w:kern w:val="0"/>
-          <ns2:ligatures ns2:val="none"/>
-        </w:rPr>
-      </w:pPr>
-    </w:p>
-    <w:p ns2:paraId="764CD0B0" ns2:textId="6604E660">
+    <w:p>
+      <w:pPr>
+        <w:spacing w:after="0" w:line="240" w:lineRule="auto"/>
+        <w:jc w:val="both"/>
+        <w:rPr>
+          <w:rFonts w:ascii="Arial Narrow" w:eastAsia="Arial Narrow" w:hAnsi="Arial Narrow" w:cs="Arial Narrow"/>
+          <w:kern w:val="0"/>
+          <w14:ligatures w14:val="none"/>
+        </w:rPr>
+      </w:pPr>
+    </w:p>
+    <w:p>
       <w:pPr>
         <w:pStyle w:val="Prrafodelista"/>
         <w:numPr>
@@ -5465,7 +5391,7 @@
         <w:rPr>
           <w:rFonts w:ascii="Arial Narrow" w:eastAsia="Arial Narrow" w:hAnsi="Arial Narrow" w:cs="Arial Narrow"/>
           <w:kern w:val="0"/>
-          <ns2:ligatures ns2:val="none"/>
+          <w14:ligatures w14:val="none"/>
         </w:rPr>
       </w:pPr>
       <w:r>
@@ -5474,7 +5400,7 @@
           <w:color w:val="000000"/>
           <w:kern w:val="0"/>
           <w:lang w:eastAsia="es-PE"/>
-          <ns2:ligatures ns2:val="none"/>
+          <w14:ligatures w14:val="none"/>
         </w:rPr>
         <w:t>Presunta</w:t>
       </w:r>
@@ -5484,7 +5410,7 @@
           <w:kern w:val="0"/>
           <w:shd w:val="clear" w:color="auto" w:fill="FFFFFF"/>
           <w:lang w:eastAsia="es-PE"/>
-          <ns2:ligatures ns2:val="none"/>
+          <w14:ligatures w14:val="none"/>
         </w:rPr>
         <w:t xml:space="preserve"> infracción </w:t>
       </w:r>
@@ -5494,7 +5420,7 @@
           <w:kern w:val="0"/>
           <w:shd w:val="clear" w:color="auto" w:fill="FFFFFF"/>
           <w:lang w:eastAsia="es-PE"/>
-          <ns2:ligatures ns2:val="none"/>
+          <w14:ligatures w14:val="none"/>
         </w:rPr>
         <w:t>al numeral 88.1 del artículo 88</w:t>
       </w:r>
@@ -5503,7 +5429,7 @@
           <w:rFonts w:ascii="Arial Narrow" w:eastAsia="Calibri" w:hAnsi="Arial Narrow" w:cs="Arial Narrow"/>
           <w:kern w:val="0"/>
           <w:lang w:eastAsia="es-PE"/>
-          <ns2:ligatures ns2:val="none"/>
+          <w14:ligatures w14:val="none"/>
         </w:rPr>
         <w:t xml:space="preserve"> de </w:t>
       </w:r>
@@ -5513,7 +5439,7 @@
           <w:kern w:val="0"/>
           <w:shd w:val="clear" w:color="auto" w:fill="FFFFFF"/>
           <w:lang w:eastAsia="es-PE"/>
-          <ns2:ligatures ns2:val="none"/>
+          <w14:ligatures w14:val="none"/>
         </w:rPr>
         <w:t>la Ley 29571, Código de Protección y Defensa del Consumidor, en tanto</w:t>
       </w:r>
@@ -5521,7 +5447,7 @@
         <w:rPr>
           <w:rFonts w:ascii="Arial Narrow" w:eastAsia="Arial Narrow" w:hAnsi="Arial Narrow" w:cs="Arial Narrow"/>
           <w:kern w:val="0"/>
-          <ns2:ligatures ns2:val="none"/>
+          <w14:ligatures w14:val="none"/>
         </w:rPr>
         <w:t xml:space="preserve"> </w:t>
       </w:r>
@@ -5529,7 +5455,7 @@
         <w:rPr>
           <w:rFonts w:ascii="Arial Narrow" w:eastAsia="Arial Narrow" w:hAnsi="Arial Narrow" w:cs="Arial Narrow"/>
           <w:kern w:val="0"/>
-          <ns2:ligatures ns2:val="none"/>
+          <w14:ligatures w14:val="none"/>
         </w:rPr>
         <w:t>la compañía aseguradora no habría remitido al denunciante una copia del reclamo presentado el 11 de abril de 2025 ni figuraba en su plataforma zona segura</w:t>
       </w:r>
@@ -5537,23 +5463,23 @@
         <w:rPr>
           <w:rFonts w:ascii="Arial Narrow" w:eastAsia="Arial Narrow" w:hAnsi="Arial Narrow" w:cs="Arial Narrow"/>
           <w:kern w:val="0"/>
-          <ns2:ligatures ns2:val="none"/>
+          <w14:ligatures w14:val="none"/>
         </w:rPr>
         <w:t>.</w:t>
       </w:r>
     </w:p>
-    <w:p ns2:paraId="6B389F86" ns2:textId="77777777">
-      <w:pPr>
-        <w:spacing w:after="0" w:line="240" w:lineRule="auto"/>
-        <w:jc w:val="both"/>
-        <w:rPr>
-          <w:rFonts w:ascii="Arial Narrow" w:eastAsia="Arial Narrow" w:hAnsi="Arial Narrow" w:cs="Arial Narrow"/>
-          <w:kern w:val="0"/>
-          <ns2:ligatures ns2:val="none"/>
-        </w:rPr>
-      </w:pPr>
-    </w:p>
-    <w:p ns2:paraId="4CF090EB" ns2:textId="0F313E17">
+    <w:p>
+      <w:pPr>
+        <w:spacing w:after="0" w:line="240" w:lineRule="auto"/>
+        <w:jc w:val="both"/>
+        <w:rPr>
+          <w:rFonts w:ascii="Arial Narrow" w:eastAsia="Arial Narrow" w:hAnsi="Arial Narrow" w:cs="Arial Narrow"/>
+          <w:kern w:val="0"/>
+          <w14:ligatures w14:val="none"/>
+        </w:rPr>
+      </w:pPr>
+    </w:p>
+    <w:p>
       <w:pPr>
         <w:pStyle w:val="Prrafodelista"/>
         <w:numPr>
@@ -5570,7 +5496,7 @@
         <w:rPr>
           <w:rFonts w:ascii="Arial Narrow" w:eastAsia="Arial Narrow" w:hAnsi="Arial Narrow" w:cs="Arial Narrow"/>
           <w:kern w:val="0"/>
-          <ns2:ligatures ns2:val="none"/>
+          <w14:ligatures w14:val="none"/>
         </w:rPr>
       </w:pPr>
       <w:r>
@@ -5579,7 +5505,7 @@
           <w:color w:val="000000"/>
           <w:kern w:val="0"/>
           <w:lang w:eastAsia="es-PE"/>
-          <ns2:ligatures ns2:val="none"/>
+          <w14:ligatures w14:val="none"/>
         </w:rPr>
         <w:t>Presunta</w:t>
       </w:r>
@@ -5589,7 +5515,7 @@
           <w:kern w:val="0"/>
           <w:shd w:val="clear" w:color="auto" w:fill="FFFFFF"/>
           <w:lang w:eastAsia="es-PE"/>
-          <ns2:ligatures ns2:val="none"/>
+          <w14:ligatures w14:val="none"/>
         </w:rPr>
         <w:t xml:space="preserve"> infracción </w:t>
       </w:r>
@@ -5599,7 +5525,7 @@
           <w:kern w:val="0"/>
           <w:shd w:val="clear" w:color="auto" w:fill="FFFFFF"/>
           <w:lang w:eastAsia="es-PE"/>
-          <ns2:ligatures ns2:val="none"/>
+          <w14:ligatures w14:val="none"/>
         </w:rPr>
         <w:t>al numeral 88.1 del artículo 88</w:t>
       </w:r>
@@ -5608,7 +5534,7 @@
           <w:rFonts w:ascii="Arial Narrow" w:eastAsia="Calibri" w:hAnsi="Arial Narrow" w:cs="Arial Narrow"/>
           <w:kern w:val="0"/>
           <w:lang w:eastAsia="es-PE"/>
-          <ns2:ligatures ns2:val="none"/>
+          <w14:ligatures w14:val="none"/>
         </w:rPr>
         <w:t xml:space="preserve"> de </w:t>
       </w:r>
@@ -5618,7 +5544,7 @@
           <w:kern w:val="0"/>
           <w:shd w:val="clear" w:color="auto" w:fill="FFFFFF"/>
           <w:lang w:eastAsia="es-PE"/>
-          <ns2:ligatures ns2:val="none"/>
+          <w14:ligatures w14:val="none"/>
         </w:rPr>
         <w:t>la Ley 29571, Código de Protección y Defensa del Consumidor, en tanto</w:t>
       </w:r>
@@ -5626,7 +5552,7 @@
         <w:rPr>
           <w:rFonts w:ascii="Arial Narrow" w:eastAsia="Arial Narrow" w:hAnsi="Arial Narrow" w:cs="Arial Narrow"/>
           <w:kern w:val="0"/>
-          <ns2:ligatures ns2:val="none"/>
+          <w14:ligatures w14:val="none"/>
         </w:rPr>
         <w:t xml:space="preserve"> </w:t>
       </w:r>
@@ -5634,7 +5560,7 @@
         <w:rPr>
           <w:rFonts w:ascii="Arial Narrow" w:eastAsia="Arial Narrow" w:hAnsi="Arial Narrow" w:cs="Arial Narrow"/>
           <w:kern w:val="0"/>
-          <ns2:ligatures ns2:val="none"/>
+          <w14:ligatures w14:val="none"/>
         </w:rPr>
         <w:t>la compañía aseguradora no habría remitido al denunciante una copia del reclamo presentado el 16 de abril de 2025 ni figuraba en su plataforma zona segura</w:t>
       </w:r>
@@ -5642,23 +5568,23 @@
         <w:rPr>
           <w:rFonts w:ascii="Arial Narrow" w:eastAsia="Arial Narrow" w:hAnsi="Arial Narrow" w:cs="Arial Narrow"/>
           <w:kern w:val="0"/>
-          <ns2:ligatures ns2:val="none"/>
+          <w14:ligatures w14:val="none"/>
         </w:rPr>
         <w:t>.</w:t>
       </w:r>
     </w:p>
-    <w:p ns2:paraId="6B44E420" ns2:textId="77777777">
-      <w:pPr>
-        <w:spacing w:after="0" w:line="240" w:lineRule="auto"/>
-        <w:jc w:val="both"/>
-        <w:rPr>
-          <w:rFonts w:ascii="Arial Narrow" w:eastAsia="Arial Narrow" w:hAnsi="Arial Narrow" w:cs="Arial Narrow"/>
-          <w:kern w:val="0"/>
-          <ns2:ligatures ns2:val="none"/>
-        </w:rPr>
-      </w:pPr>
-    </w:p>
-    <w:p ns2:paraId="0A292C9F" ns2:textId="4F8E93DA">
+    <w:p>
+      <w:pPr>
+        <w:spacing w:after="0" w:line="240" w:lineRule="auto"/>
+        <w:jc w:val="both"/>
+        <w:rPr>
+          <w:rFonts w:ascii="Arial Narrow" w:eastAsia="Arial Narrow" w:hAnsi="Arial Narrow" w:cs="Arial Narrow"/>
+          <w:kern w:val="0"/>
+          <w14:ligatures w14:val="none"/>
+        </w:rPr>
+      </w:pPr>
+    </w:p>
+    <w:p>
       <w:pPr>
         <w:spacing w:line="240" w:lineRule="auto"/>
         <w:contextualSpacing/>
@@ -5666,7 +5592,7 @@
         <w:rPr>
           <w:rFonts w:ascii="Arial Narrow" w:eastAsia="Calibri" w:hAnsi="Arial Narrow" w:cs="Arial"/>
           <w:kern w:val="0"/>
-          <ns2:ligatures ns2:val="none"/>
+          <w14:ligatures w14:val="none"/>
         </w:rPr>
       </w:pPr>
       <w:r>
@@ -5676,7 +5602,7 @@
           <w:color w:val="000000"/>
           <w:kern w:val="0"/>
           <w:lang w:eastAsia="es-PE"/>
-          <ns2:ligatures ns2:val="none"/>
+          <w14:ligatures w14:val="none"/>
         </w:rPr>
         <w:t>SEGUNDO:</w:t>
       </w:r>
@@ -5686,7 +5612,7 @@
           <w:color w:val="000000"/>
           <w:kern w:val="0"/>
           <w:lang w:eastAsia="es-PE"/>
-          <ns2:ligatures ns2:val="none"/>
+          <w14:ligatures w14:val="none"/>
         </w:rPr>
         <w:t xml:space="preserve"> tener por ofrecidos los medios probatorios presentados en el escrito de denuncia </w:t>
       </w:r>
@@ -5696,7 +5622,7 @@
           <w:color w:val="000000"/>
           <w:kern w:val="0"/>
           <w:lang w:val="es-ES" w:eastAsia="es-ES"/>
-          <ns2:ligatures ns2:val="none"/>
+          <w14:ligatures w14:val="none"/>
         </w:rPr>
         <w:t xml:space="preserve">del </w:t>
       </w:r>
@@ -5706,7 +5632,7 @@
           <w:color w:val="000000"/>
           <w:kern w:val="0"/>
           <w:lang w:val="es-ES" w:eastAsia="es-ES"/>
-          <ns2:ligatures ns2:val="none"/>
+          <w14:ligatures w14:val="none"/>
         </w:rPr>
         <w:t>13 de mayo de 2025</w:t>
       </w:r>
@@ -5714,12 +5640,12 @@
         <w:rPr>
           <w:rFonts w:ascii="Arial Narrow" w:eastAsia="Calibri" w:hAnsi="Arial Narrow" w:cs="Arial"/>
           <w:kern w:val="0"/>
-          <ns2:ligatures ns2:val="none"/>
+          <w14:ligatures w14:val="none"/>
         </w:rPr>
         <w:t>.</w:t>
       </w:r>
     </w:p>
-    <w:p ns2:paraId="68A17E97" ns2:textId="77777777">
+    <w:p>
       <w:pPr>
         <w:spacing w:line="240" w:lineRule="auto"/>
         <w:contextualSpacing/>
@@ -5729,20 +5655,20 @@
           <w:color w:val="000000"/>
           <w:kern w:val="0"/>
           <w:lang w:eastAsia="es-PE"/>
-          <ns2:ligatures ns2:val="none"/>
-        </w:rPr>
-      </w:pPr>
-    </w:p>
-    <w:p ns2:paraId="168254DA" ns2:textId="177E3A82">
-      <w:pPr>
-        <w:spacing w:after="0" w:line="240" w:lineRule="auto"/>
-        <w:jc w:val="both"/>
-        <w:rPr>
-          <w:rFonts w:ascii="Arial Narrow" w:eastAsia="Arial Narrow" w:hAnsi="Arial Narrow" w:cs="Arial Narrow"/>
-          <w:color w:val="000000"/>
-          <w:kern w:val="0"/>
-          <w:lang w:eastAsia="es-PE"/>
-          <ns2:ligatures ns2:val="none"/>
+          <w14:ligatures w14:val="none"/>
+        </w:rPr>
+      </w:pPr>
+    </w:p>
+    <w:p>
+      <w:pPr>
+        <w:spacing w:after="0" w:line="240" w:lineRule="auto"/>
+        <w:jc w:val="both"/>
+        <w:rPr>
+          <w:rFonts w:ascii="Arial Narrow" w:eastAsia="Arial Narrow" w:hAnsi="Arial Narrow" w:cs="Arial Narrow"/>
+          <w:color w:val="000000"/>
+          <w:kern w:val="0"/>
+          <w:lang w:eastAsia="es-PE"/>
+          <w14:ligatures w14:val="none"/>
         </w:rPr>
       </w:pPr>
       <w:r>
@@ -5752,7 +5678,7 @@
           <w:color w:val="000000"/>
           <w:kern w:val="0"/>
           <w:lang w:eastAsia="es-PE"/>
-          <ns2:ligatures ns2:val="none"/>
+          <w14:ligatures w14:val="none"/>
         </w:rPr>
         <w:t xml:space="preserve">TERCERO: </w:t>
       </w:r>
@@ -5762,7 +5688,7 @@
           <w:color w:val="000000"/>
           <w:kern w:val="0"/>
           <w:lang w:eastAsia="es-PE"/>
-          <ns2:ligatures ns2:val="none"/>
+          <w14:ligatures w14:val="none"/>
         </w:rPr>
         <w:t xml:space="preserve">requerir a </w:t>
       </w:r>
@@ -5802,12 +5728,12 @@
           <w:color w:val="000000"/>
           <w:kern w:val="0"/>
           <w:lang w:eastAsia="es-PE"/>
-          <ns2:ligatures ns2:val="none"/>
+          <w14:ligatures w14:val="none"/>
         </w:rPr>
         <w:t>que cumpla con lo siguiente:</w:t>
       </w:r>
     </w:p>
-    <w:p ns2:paraId="20FDFB8D" ns2:textId="77777777">
+    <w:p>
       <w:pPr>
         <w:spacing w:after="0" w:line="240" w:lineRule="auto"/>
         <w:jc w:val="both"/>
@@ -5816,11 +5742,11 @@
           <w:color w:val="000000"/>
           <w:kern w:val="0"/>
           <w:lang w:eastAsia="es-PE"/>
-          <ns2:ligatures ns2:val="none"/>
-        </w:rPr>
-      </w:pPr>
-    </w:p>
-    <w:p ns2:paraId="4AA80738" ns2:textId="77777777">
+          <w14:ligatures w14:val="none"/>
+        </w:rPr>
+      </w:pPr>
+    </w:p>
+    <w:p>
       <w:pPr>
         <w:numPr>
           <w:ilvl w:val="0"/>
@@ -5834,21 +5760,21 @@
           <w:color w:val="000000"/>
           <w:kern w:val="0"/>
           <w:lang w:eastAsia="es-PE"/>
-          <ns2:ligatures ns2:val="none"/>
-        </w:rPr>
-      </w:pPr>
-      <w:r>
-        <w:rPr>
-          <w:rFonts w:ascii="Arial Narrow" w:eastAsia="Arial Narrow" w:hAnsi="Arial Narrow" w:cs="Arial Narrow"/>
-          <w:color w:val="000000"/>
-          <w:kern w:val="0"/>
-          <w:lang w:eastAsia="es-PE"/>
-          <ns2:ligatures ns2:val="none"/>
+          <w14:ligatures w14:val="none"/>
+        </w:rPr>
+      </w:pPr>
+      <w:r>
+        <w:rPr>
+          <w:rFonts w:ascii="Arial Narrow" w:eastAsia="Arial Narrow" w:hAnsi="Arial Narrow" w:cs="Arial Narrow"/>
+          <w:color w:val="000000"/>
+          <w:kern w:val="0"/>
+          <w:lang w:eastAsia="es-PE"/>
+          <w14:ligatures w14:val="none"/>
         </w:rPr>
         <w:t>presentar documentos que acrediten su inscripción en los Registros Públicos o una declaración jurada que indique que cuenta con dicha inscripción;</w:t>
       </w:r>
     </w:p>
-    <w:p ns2:paraId="2B29D59F" ns2:textId="77777777">
+    <w:p>
       <w:pPr>
         <w:numPr>
           <w:ilvl w:val="0"/>
@@ -5862,21 +5788,21 @@
           <w:color w:val="000000"/>
           <w:kern w:val="0"/>
           <w:lang w:eastAsia="es-PE"/>
-          <ns2:ligatures ns2:val="none"/>
-        </w:rPr>
-      </w:pPr>
-      <w:r>
-        <w:rPr>
-          <w:rFonts w:ascii="Arial Narrow" w:eastAsia="Arial Narrow" w:hAnsi="Arial Narrow" w:cs="Arial Narrow"/>
-          <w:color w:val="000000"/>
-          <w:kern w:val="0"/>
-          <w:lang w:eastAsia="es-PE"/>
-          <ns2:ligatures ns2:val="none"/>
+          <w14:ligatures w14:val="none"/>
+        </w:rPr>
+      </w:pPr>
+      <w:r>
+        <w:rPr>
+          <w:rFonts w:ascii="Arial Narrow" w:eastAsia="Arial Narrow" w:hAnsi="Arial Narrow" w:cs="Arial Narrow"/>
+          <w:color w:val="000000"/>
+          <w:kern w:val="0"/>
+          <w:lang w:eastAsia="es-PE"/>
+          <w14:ligatures w14:val="none"/>
         </w:rPr>
         <w:t>presentar copia simple de las facultades de representación de su representante legal en el presente procedimiento o la declaración jurada que indique que cuenta con dichas facultades y que estas se encuentran vigentes;</w:t>
       </w:r>
     </w:p>
-    <w:p ns2:paraId="7EF50C46" ns2:textId="77777777">
+    <w:p>
       <w:pPr>
         <w:numPr>
           <w:ilvl w:val="0"/>
@@ -5890,21 +5816,21 @@
           <w:color w:val="000000"/>
           <w:kern w:val="0"/>
           <w:lang w:eastAsia="es-PE"/>
-          <ns2:ligatures ns2:val="none"/>
-        </w:rPr>
-      </w:pPr>
-      <w:r>
-        <w:rPr>
-          <w:rFonts w:ascii="Arial Narrow" w:eastAsia="Arial Narrow" w:hAnsi="Arial Narrow" w:cs="Arial Narrow"/>
-          <w:color w:val="000000"/>
-          <w:kern w:val="0"/>
-          <w:lang w:eastAsia="es-PE"/>
-          <ns2:ligatures ns2:val="none"/>
+          <w14:ligatures w14:val="none"/>
+        </w:rPr>
+      </w:pPr>
+      <w:r>
+        <w:rPr>
+          <w:rFonts w:ascii="Arial Narrow" w:eastAsia="Arial Narrow" w:hAnsi="Arial Narrow" w:cs="Arial Narrow"/>
+          <w:color w:val="000000"/>
+          <w:kern w:val="0"/>
+          <w:lang w:eastAsia="es-PE"/>
+          <w14:ligatures w14:val="none"/>
         </w:rPr>
         <w:t>consignar el Número de Registro Único de Contribuyentes (RUC); y,</w:t>
       </w:r>
     </w:p>
-    <w:p ns2:paraId="19E4DFA1" ns2:textId="77777777">
+    <w:p>
       <w:pPr>
         <w:numPr>
           <w:ilvl w:val="0"/>
@@ -5916,16 +5842,16 @@
         <w:rPr>
           <w:rFonts w:ascii="Arial Narrow" w:eastAsia="Calibri" w:hAnsi="Arial Narrow" w:cs="Arial"/>
           <w:kern w:val="0"/>
-          <ns2:ligatures ns2:val="none"/>
-        </w:rPr>
-      </w:pPr>
-      <w:r>
-        <w:rPr>
-          <w:rFonts w:ascii="Arial Narrow" w:eastAsia="Arial Narrow" w:hAnsi="Arial Narrow" w:cs="Arial Narrow"/>
-          <w:color w:val="000000"/>
-          <w:kern w:val="0"/>
-          <w:lang w:eastAsia="es-PE"/>
-          <ns2:ligatures ns2:val="none"/>
+          <w14:ligatures w14:val="none"/>
+        </w:rPr>
+      </w:pPr>
+      <w:r>
+        <w:rPr>
+          <w:rFonts w:ascii="Arial Narrow" w:eastAsia="Arial Narrow" w:hAnsi="Arial Narrow" w:cs="Arial Narrow"/>
+          <w:color w:val="000000"/>
+          <w:kern w:val="0"/>
+          <w:lang w:eastAsia="es-PE"/>
+          <w14:ligatures w14:val="none"/>
         </w:rPr>
         <w:t>fijar domicilio procesal para el procedimiento, de conformidad con el numeral 1 del artículo 442</w:t>
       </w:r>
@@ -5935,7 +5861,7 @@
           <w:color w:val="000000"/>
           <w:kern w:val="0"/>
           <w:lang w:eastAsia="es-PE"/>
-          <ns2:ligatures ns2:val="none"/>
+          <w14:ligatures w14:val="none"/>
         </w:rPr>
         <w:t/>
       </w:r>
@@ -5945,7 +5871,7 @@
           <w:color w:val="000000"/>
           <w:kern w:val="0"/>
           <w:lang w:eastAsia="es-PE"/>
-          <ns2:ligatures ns2:val="none"/>
+          <w14:ligatures w14:val="none"/>
         </w:rPr>
         <w:t xml:space="preserve"> del Código Procesal Civil. </w:t>
       </w:r>
@@ -5953,7 +5879,7 @@
         <w:rPr>
           <w:rFonts w:ascii="Arial Narrow" w:eastAsia="Calibri" w:hAnsi="Arial Narrow" w:cs="Arial"/>
           <w:kern w:val="0"/>
-          <ns2:ligatures ns2:val="none"/>
+          <w14:ligatures w14:val="none"/>
         </w:rPr>
         <w:t>Para ello podrá señalar domicilio físico o una dirección electrónica a la que pueda remitirse las notificaciones</w:t>
       </w:r>
@@ -5962,12 +5888,12 @@
           <w:rFonts w:ascii="Arial Narrow" w:eastAsia="Arial" w:hAnsi="Arial Narrow" w:cs="Arial"/>
           <w:kern w:val="0"/>
           <w:lang w:val="es"/>
-          <ns2:ligatures ns2:val="none"/>
+          <w14:ligatures w14:val="none"/>
         </w:rPr>
         <w:t>;</w:t>
       </w:r>
     </w:p>
-    <w:p ns2:paraId="7C63E340" ns2:textId="77777777">
+    <w:p>
       <w:pPr>
         <w:numPr>
           <w:ilvl w:val="0"/>
@@ -5979,14 +5905,14 @@
         <w:rPr>
           <w:rFonts w:ascii="Arial Narrow" w:eastAsia="Calibri" w:hAnsi="Arial Narrow" w:cs="Arial"/>
           <w:kern w:val="0"/>
-          <ns2:ligatures ns2:val="none"/>
+          <w14:ligatures w14:val="none"/>
         </w:rPr>
       </w:pPr>
       <w:r>
         <w:rPr>
           <w:rFonts w:ascii="Arial Narrow" w:eastAsia="Calibri" w:hAnsi="Arial Narrow" w:cs="Arial"/>
           <w:kern w:val="0"/>
-          <ns2:ligatures ns2:val="none"/>
+          <w14:ligatures w14:val="none"/>
         </w:rPr>
         <w:t xml:space="preserve">en caso califique como </w:t>
       </w:r>
@@ -5995,7 +5921,7 @@
         <w:rPr>
           <w:rFonts w:ascii="Arial Narrow" w:eastAsia="Calibri" w:hAnsi="Arial Narrow" w:cs="Arial"/>
           <w:kern w:val="0"/>
-          <ns2:ligatures ns2:val="none"/>
+          <w14:ligatures w14:val="none"/>
         </w:rPr>
         <w:t>micro empresa</w:t>
       </w:r>
@@ -6004,7 +5930,7 @@
         <w:rPr>
           <w:rFonts w:ascii="Arial Narrow" w:eastAsia="Calibri" w:hAnsi="Arial Narrow" w:cs="Arial"/>
           <w:kern w:val="0"/>
-          <ns2:ligatures ns2:val="none"/>
+          <w14:ligatures w14:val="none"/>
         </w:rPr>
         <w:t xml:space="preserve"> o pequeña empresa, presentar los documentos que acrediten su volumen de ventas o ingresos brutos percibidos el año anterior relativo a todas sus actividades económicas y el número de trabajadores con el que cuenta</w:t>
       </w:r>
@@ -6014,7 +5940,7 @@
           <w:rFonts w:ascii="Arial Narrow" w:eastAsia="Calibri" w:hAnsi="Arial Narrow" w:cs="Arial"/>
           <w:kern w:val="0"/>
           <w:vertAlign w:val="superscript"/>
-          <ns2:ligatures ns2:val="none"/>
+          <w14:ligatures w14:val="none"/>
         </w:rPr>
         <w:footnoteReference w:id="7"/>
       </w:r>
@@ -6022,7 +5948,7 @@
         <w:rPr>
           <w:rFonts w:ascii="Arial Narrow" w:eastAsia="Calibri" w:hAnsi="Arial Narrow" w:cs="Arial"/>
           <w:kern w:val="0"/>
-          <ns2:ligatures ns2:val="none"/>
+          <w14:ligatures w14:val="none"/>
         </w:rPr>
         <w:t>. Ello, a fin de que la Comisión pueda meritar dicha documentación, conforme lo establece el artículo 110</w:t>
       </w:r>
@@ -6032,7 +5958,7 @@
           <w:color w:val="000000"/>
           <w:kern w:val="0"/>
           <w:lang w:eastAsia="es-PE"/>
-          <ns2:ligatures ns2:val="none"/>
+          <w14:ligatures w14:val="none"/>
         </w:rPr>
         <w:t/>
       </w:r>
@@ -6040,7 +5966,7 @@
         <w:rPr>
           <w:rFonts w:ascii="Arial Narrow" w:eastAsia="Calibri" w:hAnsi="Arial Narrow" w:cs="Arial"/>
           <w:kern w:val="0"/>
-          <ns2:ligatures ns2:val="none"/>
+          <w14:ligatures w14:val="none"/>
         </w:rPr>
         <w:t xml:space="preserve"> del </w:t>
       </w:r>
@@ -6049,7 +5975,7 @@
           <w:rFonts w:ascii="Arial Narrow" w:eastAsia="Calibri" w:hAnsi="Arial Narrow" w:cs="Arial"/>
           <w:spacing w:val="-2"/>
           <w:kern w:val="0"/>
-          <ns2:ligatures ns2:val="none"/>
+          <w14:ligatures w14:val="none"/>
         </w:rPr>
         <w:t>Código</w:t>
       </w:r>
@@ -6060,7 +5986,7 @@
           <w:spacing w:val="-2"/>
           <w:kern w:val="0"/>
           <w:vertAlign w:val="superscript"/>
-          <ns2:ligatures ns2:val="none"/>
+          <w14:ligatures w14:val="none"/>
         </w:rPr>
         <w:footnoteReference w:id="8"/>
       </w:r>
@@ -6069,12 +5995,12 @@
           <w:rFonts w:ascii="Arial Narrow" w:eastAsia="Calibri" w:hAnsi="Arial Narrow" w:cs="Arial"/>
           <w:spacing w:val="-2"/>
           <w:kern w:val="0"/>
-          <ns2:ligatures ns2:val="none"/>
+          <w14:ligatures w14:val="none"/>
         </w:rPr>
         <w:t>.</w:t>
       </w:r>
     </w:p>
-    <w:p ns2:paraId="1F11FE32" ns2:textId="77777777">
+    <w:p>
       <w:pPr>
         <w:spacing w:after="0" w:line="240" w:lineRule="auto"/>
         <w:ind w:left="567"/>
@@ -6084,20 +6010,20 @@
           <w:color w:val="000000"/>
           <w:kern w:val="0"/>
           <w:lang w:eastAsia="es-PE"/>
-          <ns2:ligatures ns2:val="none"/>
-        </w:rPr>
-      </w:pPr>
-    </w:p>
-    <w:p>
-      <w:pPr>
-        <w:spacing w:after="0" w:line="240" w:lineRule="auto"/>
-        <w:jc w:val="both"/>
-        <w:rPr>
-          <w:rFonts w:ascii="Arial Narrow" w:eastAsia="Arial Narrow" w:hAnsi="Arial Narrow" w:cs="Arial Narrow"/>
-          <w:color w:val="000000"/>
-          <w:kern w:val="0"/>
-          <w:lang w:eastAsia="es-PE"/>
-          <ns2:ligatures ns2:val="none"/>
+          <w14:ligatures w14:val="none"/>
+        </w:rPr>
+      </w:pPr>
+    </w:p>
+    <w:p>
+      <w:pPr>
+        <w:spacing w:after="0" w:line="240" w:lineRule="auto"/>
+        <w:jc w:val="both"/>
+        <w:rPr>
+          <w:rFonts w:ascii="Arial Narrow" w:eastAsia="Arial Narrow" w:hAnsi="Arial Narrow" w:cs="Arial Narrow"/>
+          <w:color w:val="000000"/>
+          <w:kern w:val="0"/>
+          <w:lang w:eastAsia="es-PE"/>
+          <w14:ligatures w14:val="none"/>
         </w:rPr>
       </w:pPr>
       <w:r>
@@ -6116,32 +6042,72 @@
           <w:sz w:val="20"/>
           <w:szCs w:val="20"/>
         </w:rPr>
-        <w:t xml:space="preserve">correr traslado de la presente resolución a Interseguro Compañía de Seguros S.A. para que, de conformidad con lo dispuesto por el artículo 26 de la Ley sobre Facultades, Normas y Organización del Indecopi, aprobada por Decreto Legislativo 807, presente sus descargos sobre la imputación de cargos realizada en un plazo no mayor a cinco (5) días hábiles contado a partir del día siguiente de la notificación de la presente resolución, vencido el cual, el Secretario Técnico declarará en rebeldía al denunciado que no lo hubiera presentado. Debe precisarse que de conformidad con lo establecido por el artículo 223 del Texto Único Ordenado de la Ley 27444, Ley del Procedimiento Administrativo General, las alegaciones y los hechos relevantes de la reclamación, salvo que hayan sido específicamente negadas en la contestación, se tendrán por aceptadas o merituadas como ciertas.</w:t>
-      </w:r>
-    </w:p>
-    <w:p ns2:paraId="228F876C" ns2:textId="77777777">
-      <w:pPr>
-        <w:spacing w:after="0" w:line="240" w:lineRule="auto"/>
-        <w:jc w:val="both"/>
-        <w:rPr>
-          <w:rFonts w:ascii="Arial Narrow" w:eastAsia="Arial Narrow" w:hAnsi="Arial Narrow" w:cs="Arial Narrow"/>
-          <w:color w:val="000000"/>
-          <w:kern w:val="0"/>
-          <w:lang w:eastAsia="es-PE"/>
-          <ns2:ligatures ns2:val="none"/>
-        </w:rPr>
-      </w:pPr>
-    </w:p>
-    <w:p ns2:paraId="774AFBA5" ns2:textId="32024D48">
-      <w:pPr>
-        <w:spacing w:after="0" w:line="240" w:lineRule="auto"/>
-        <w:jc w:val="both"/>
-        <w:rPr>
-          <w:rFonts w:ascii="Arial Narrow" w:eastAsia="Times New Roman" w:hAnsi="Arial Narrow" w:cs="Arial"/>
-          <w:color w:val="000000"/>
-          <w:kern w:val="0"/>
+        <w:t xml:space="preserve">correr traslado de la presente resolución a Interseguro Compañía de Seguros S.A. para que, de conformidad con lo dispuesto por el artículo 26 de la Ley sobre Facultades, Normas y Organización del Indecopi, aprobada por Decreto Legislativo 807</w:t>
+      </w:r>
+      <w:r>
+        <w:rPr>
+          <w:rStyle w:val="Refdenotaalpie"/>
+          <w:rFonts w:ascii="Arial Narrow" w:eastAsia="Times New Roman" w:hAnsi="Arial Narrow" w:cs="Times New Roman"/>
+          <w:color w:val="000000"/>
+          <w:kern w:val="0"/>
+          <w:vertAlign w:val="superscript"/>
           <w:lang w:val="es-ES" w:eastAsia="es-ES"/>
-          <ns2:ligatures ns2:val="none"/>
+          <w14:ligatures w14:val="none"/>
+        </w:rPr>
+        <w:footnoteReference w:id="14"/>
+      </w:r>
+      <w:r>
+        <w:rPr>
+          <w:rFonts w:ascii="Arial Narrow" w:hAnsi="Arial Narrow" w:cs="Arial Narrow"/>
+          <w:sz w:val="20"/>
+          <w:szCs w:val="20"/>
+        </w:rPr>
+        <w:t xml:space="preserve">, presente sus descargos sobre la imputación de cargos realizada en un plazo no mayor a cinco (5) días hábiles contado a partir del día siguiente de la notificación de la presente resolución, vencido el cual, el Secretario Técnico declarará en rebeldía al denunciado que no lo hubiera presentado. Debe precisarse que de conformidad con lo establecido por el artículo 223 del Texto Único Ordenado de la Ley 27444, Ley del Procedimiento Administrativo General</w:t>
+      </w:r>
+      <w:r>
+        <w:rPr>
+          <w:rStyle w:val="Refdenotaalpie"/>
+          <w:rFonts w:ascii="Arial Narrow" w:eastAsia="Times New Roman" w:hAnsi="Arial Narrow" w:cs="Times New Roman"/>
+          <w:color w:val="000000"/>
+          <w:kern w:val="0"/>
+          <w:vertAlign w:val="superscript"/>
+          <w:lang w:val="es-ES" w:eastAsia="es-ES"/>
+          <w14:ligatures w14:val="none"/>
+        </w:rPr>
+        <w:footnoteReference w:id="15"/>
+      </w:r>
+      <w:r>
+        <w:rPr>
+          <w:rFonts w:ascii="Arial Narrow" w:hAnsi="Arial Narrow" w:cs="Arial Narrow"/>
+          <w:sz w:val="20"/>
+          <w:szCs w:val="20"/>
+        </w:rPr>
+        <w:t xml:space="preserve">, las alegaciones y los hechos relevantes de la reclamación, salvo que hayan sido específicamente negadas en la contestación, se tendrán por aceptadas o merituadas como ciertas.</w:t>
+      </w:r>
+    </w:p>
+    <w:p>
+      <w:pPr>
+        <w:spacing w:after="0" w:line="240" w:lineRule="auto"/>
+        <w:jc w:val="both"/>
+        <w:rPr>
+          <w:rFonts w:ascii="Arial Narrow" w:eastAsia="Arial Narrow" w:hAnsi="Arial Narrow" w:cs="Arial Narrow"/>
+          <w:color w:val="000000"/>
+          <w:kern w:val="0"/>
+          <w:lang w:eastAsia="es-PE"/>
+          <w14:ligatures w14:val="none"/>
+        </w:rPr>
+      </w:pPr>
+    </w:p>
+    <w:p>
+      <w:pPr>
+        <w:spacing w:after="0" w:line="240" w:lineRule="auto"/>
+        <w:jc w:val="both"/>
+        <w:rPr>
+          <w:rFonts w:ascii="Arial Narrow" w:eastAsia="Times New Roman" w:hAnsi="Arial Narrow" w:cs="Arial"/>
+          <w:color w:val="000000"/>
+          <w:kern w:val="0"/>
+          <w:lang w:val="es-ES" w:eastAsia="es-ES"/>
+          <w14:ligatures w14:val="none"/>
         </w:rPr>
       </w:pPr>
       <w:r>
@@ -6151,7 +6117,7 @@
           <w:color w:val="000000"/>
           <w:kern w:val="0"/>
           <w:lang w:eastAsia="es-PE"/>
-          <ns2:ligatures ns2:val="none"/>
+          <w14:ligatures w14:val="none"/>
         </w:rPr>
         <w:t xml:space="preserve">QUINTO: </w:t>
       </w:r>
@@ -6162,7 +6128,7 @@
           <w:color w:val="000000"/>
           <w:kern w:val="0"/>
           <w:lang w:eastAsia="es-ES"/>
-          <ns2:ligatures ns2:val="none"/>
+          <w14:ligatures w14:val="none"/>
         </w:rPr>
         <w:t xml:space="preserve">requerir </w:t>
       </w:r>
@@ -6172,7 +6138,7 @@
           <w:color w:val="000000"/>
           <w:kern w:val="0"/>
           <w:lang w:val="es-ES" w:eastAsia="es-ES"/>
-          <ns2:ligatures ns2:val="none"/>
+          <w14:ligatures w14:val="none"/>
         </w:rPr>
         <w:t xml:space="preserve">que, en un </w:t>
       </w:r>
@@ -6182,7 +6148,7 @@
           <w:color w:val="000000"/>
           <w:kern w:val="0"/>
           <w:lang w:eastAsia="es-ES"/>
-          <ns2:ligatures ns2:val="none"/>
+          <w14:ligatures w14:val="none"/>
         </w:rPr>
         <w:t>plazo no mayor de cinco (5) días hábiles contado a partir del día siguiente de la notificación de la presente resolución</w:t>
       </w:r>
@@ -6193,7 +6159,7 @@
           <w:color w:val="000000"/>
           <w:kern w:val="0"/>
           <w:lang w:eastAsia="es-ES"/>
-          <ns2:ligatures ns2:val="none"/>
+          <w14:ligatures w14:val="none"/>
         </w:rPr>
         <w:t xml:space="preserve">, </w:t>
       </w:r>
@@ -6205,7 +6171,7 @@
           <w:kern w:val="0"/>
           <w:shd w:val="clear" w:color="auto" w:fill="FFFFFF"/>
           <w:lang w:eastAsia="es-PE"/>
-          <ns2:ligatures ns2:val="none"/>
+          <w14:ligatures w14:val="none"/>
         </w:rPr>
         <w:t>el proveedor denunciado</w:t>
       </w:r>
@@ -6215,7 +6181,7 @@
           <w:color w:val="000000"/>
           <w:kern w:val="0"/>
           <w:lang w:eastAsia="es-ES"/>
-          <ns2:ligatures ns2:val="none"/>
+          <w14:ligatures w14:val="none"/>
         </w:rPr>
         <w:t xml:space="preserve"> </w:t>
       </w:r>
@@ -6226,7 +6192,7 @@
           <w:color w:val="000000"/>
           <w:kern w:val="0"/>
           <w:lang w:val="es-ES" w:eastAsia="es-ES"/>
-          <ns2:ligatures ns2:val="none"/>
+          <w14:ligatures w14:val="none"/>
         </w:rPr>
         <w:t xml:space="preserve">cumpla con: </w:t>
       </w:r>
@@ -6236,7 +6202,7 @@
           <w:color w:val="000000"/>
           <w:kern w:val="0"/>
           <w:lang w:val="es-ES" w:eastAsia="es-ES"/>
-          <ns2:ligatures ns2:val="none"/>
+          <w14:ligatures w14:val="none"/>
         </w:rPr>
         <w:t xml:space="preserve">(i) presentar una copia completa, legible y debidamente suscrita de la Póliza </w:t>
       </w:r>
@@ -6246,7 +6212,7 @@
           <w:color w:val="000000"/>
           <w:kern w:val="0"/>
           <w:lang w:eastAsia="es-ES"/>
-          <ns2:ligatures ns2:val="none"/>
+          <w14:ligatures w14:val="none"/>
         </w:rPr>
         <w:t xml:space="preserve">07800025783 </w:t>
       </w:r>
@@ -6256,7 +6222,7 @@
           <w:color w:val="000000"/>
           <w:kern w:val="0"/>
           <w:lang w:val="es-ES" w:eastAsia="es-ES"/>
-          <ns2:ligatures ns2:val="none"/>
+          <w14:ligatures w14:val="none"/>
         </w:rPr>
         <w:t xml:space="preserve">del </w:t>
       </w:r>
@@ -6266,7 +6232,7 @@
           <w:color w:val="000000"/>
           <w:kern w:val="0"/>
           <w:lang w:eastAsia="es-ES"/>
-          <ns2:ligatures ns2:val="none"/>
+          <w14:ligatures w14:val="none"/>
         </w:rPr>
         <w:t>Seguro de Vida</w:t>
       </w:r>
@@ -6276,7 +6242,7 @@
           <w:color w:val="000000"/>
           <w:kern w:val="0"/>
           <w:lang w:val="es-ES" w:eastAsia="es-ES"/>
-          <ns2:ligatures ns2:val="none"/>
+          <w14:ligatures w14:val="none"/>
         </w:rPr>
         <w:t>, así como el cargo de remisión de la póliza</w:t>
       </w:r>
@@ -6286,7 +6252,7 @@
           <w:color w:val="000000"/>
           <w:kern w:val="0"/>
           <w:lang w:eastAsia="es-ES"/>
-          <ns2:ligatures ns2:val="none"/>
+          <w14:ligatures w14:val="none"/>
         </w:rPr>
         <w:t>; y, (</w:t>
       </w:r>
@@ -6297,7 +6263,7 @@
           <w:color w:val="000000"/>
           <w:kern w:val="0"/>
           <w:lang w:eastAsia="es-ES"/>
-          <ns2:ligatures ns2:val="none"/>
+          <w14:ligatures w14:val="none"/>
         </w:rPr>
         <w:t>ii</w:t>
       </w:r>
@@ -6308,7 +6274,7 @@
           <w:color w:val="000000"/>
           <w:kern w:val="0"/>
           <w:lang w:eastAsia="es-ES"/>
-          <ns2:ligatures ns2:val="none"/>
+          <w14:ligatures w14:val="none"/>
         </w:rPr>
         <w:t xml:space="preserve">) </w:t>
       </w:r>
@@ -6318,12 +6284,12 @@
           <w:color w:val="000000"/>
           <w:kern w:val="0"/>
           <w:lang w:val="es-ES" w:eastAsia="es-ES"/>
-          <ns2:ligatures ns2:val="none"/>
+          <w14:ligatures w14:val="none"/>
         </w:rPr>
         <w:t>presentar todas las comunicaciones cursadas con el denunciante en virtud del hecho materia de denuncia.</w:t>
       </w:r>
     </w:p>
-    <w:p ns2:paraId="12A4D8BD" ns2:textId="77777777">
+    <w:p>
       <w:pPr>
         <w:spacing w:after="0" w:line="240" w:lineRule="auto"/>
         <w:jc w:val="both"/>
@@ -6333,20 +6299,20 @@
           <w:color w:val="000000"/>
           <w:kern w:val="0"/>
           <w:lang w:val="es-ES" w:eastAsia="es-PE"/>
-          <ns2:ligatures ns2:val="none"/>
-        </w:rPr>
-      </w:pPr>
-    </w:p>
-    <w:p ns2:paraId="591B7E6F" ns2:textId="77777777">
-      <w:pPr>
-        <w:spacing w:after="0" w:line="240" w:lineRule="auto"/>
-        <w:jc w:val="both"/>
-        <w:rPr>
-          <w:rFonts w:ascii="Arial Narrow" w:eastAsia="Arial Narrow" w:hAnsi="Arial Narrow" w:cs="Arial Narrow"/>
-          <w:color w:val="000000"/>
-          <w:kern w:val="0"/>
-          <w:lang w:eastAsia="es-PE"/>
-          <ns2:ligatures ns2:val="none"/>
+          <w14:ligatures w14:val="none"/>
+        </w:rPr>
+      </w:pPr>
+    </w:p>
+    <w:p>
+      <w:pPr>
+        <w:spacing w:after="0" w:line="240" w:lineRule="auto"/>
+        <w:jc w:val="both"/>
+        <w:rPr>
+          <w:rFonts w:ascii="Arial Narrow" w:eastAsia="Arial Narrow" w:hAnsi="Arial Narrow" w:cs="Arial Narrow"/>
+          <w:color w:val="000000"/>
+          <w:kern w:val="0"/>
+          <w:lang w:eastAsia="es-PE"/>
+          <w14:ligatures w14:val="none"/>
         </w:rPr>
       </w:pPr>
       <w:r>
@@ -6356,7 +6322,7 @@
           <w:color w:val="000000"/>
           <w:kern w:val="0"/>
           <w:lang w:eastAsia="es-PE"/>
-          <ns2:ligatures ns2:val="none"/>
+          <w14:ligatures w14:val="none"/>
         </w:rPr>
         <w:t>SEXTO:</w:t>
       </w:r>
@@ -6366,7 +6332,7 @@
           <w:color w:val="000000"/>
           <w:kern w:val="0"/>
           <w:lang w:eastAsia="es-PE"/>
-          <ns2:ligatures ns2:val="none"/>
+          <w14:ligatures w14:val="none"/>
         </w:rPr>
         <w:t xml:space="preserve"> </w:t>
       </w:r>
@@ -6377,7 +6343,7 @@
           <w:color w:val="000000"/>
           <w:kern w:val="0"/>
           <w:lang w:eastAsia="es-PE"/>
-          <ns2:ligatures ns2:val="none"/>
+          <w14:ligatures w14:val="none"/>
         </w:rPr>
         <w:t>informar a las partes que el artículo 110</w:t>
       </w:r>
@@ -6387,7 +6353,7 @@
           <w:color w:val="000000"/>
           <w:kern w:val="0"/>
           <w:lang w:eastAsia="es-PE"/>
-          <ns2:ligatures ns2:val="none"/>
+          <w14:ligatures w14:val="none"/>
         </w:rPr>
         <w:t/>
       </w:r>
@@ -6397,7 +6363,7 @@
           <w:color w:val="000000"/>
           <w:kern w:val="0"/>
           <w:lang w:eastAsia="es-PE"/>
-          <ns2:ligatures ns2:val="none"/>
+          <w14:ligatures w14:val="none"/>
         </w:rPr>
         <w:t xml:space="preserve"> de la Ley 29571, Código de Protección y Defensa del Consumidor</w:t>
       </w:r>
@@ -6409,7 +6375,7 @@
           <w:kern w:val="0"/>
           <w:vertAlign w:val="superscript"/>
           <w:lang w:eastAsia="es-PE"/>
-          <ns2:ligatures ns2:val="none"/>
+          <w14:ligatures w14:val="none"/>
         </w:rPr>
         <w:footnoteReference w:id="9"/>
       </w:r>
@@ -6419,7 +6385,7 @@
           <w:color w:val="000000"/>
           <w:kern w:val="0"/>
           <w:lang w:eastAsia="es-PE"/>
-          <ns2:ligatures ns2:val="none"/>
+          <w14:ligatures w14:val="none"/>
         </w:rPr>
         <w:t>, faculta a la Comisión a calificar las infracciones de la referida norma como leves, graves o muy graves e imponer sanciones que van desde una amonestación hasta una multa por un máximo de 450 Unidades Impositivas Tributarias, sin perjuicio de las medidas correctivas, reparadoras y complementarias, que puedan ordenarse de acuerdo a lo estipulado en los artículos 114</w:t>
       </w:r>
@@ -6429,7 +6395,7 @@
           <w:color w:val="000000"/>
           <w:kern w:val="0"/>
           <w:lang w:eastAsia="es-PE"/>
-          <ns2:ligatures ns2:val="none"/>
+          <w14:ligatures w14:val="none"/>
         </w:rPr>
         <w:t/>
       </w:r>
@@ -6439,7 +6405,7 @@
           <w:color w:val="000000"/>
           <w:kern w:val="0"/>
           <w:lang w:eastAsia="es-PE"/>
-          <ns2:ligatures ns2:val="none"/>
+          <w14:ligatures w14:val="none"/>
         </w:rPr>
         <w:t>, 115</w:t>
       </w:r>
@@ -6449,7 +6415,7 @@
           <w:color w:val="000000"/>
           <w:kern w:val="0"/>
           <w:lang w:eastAsia="es-PE"/>
-          <ns2:ligatures ns2:val="none"/>
+          <w14:ligatures w14:val="none"/>
         </w:rPr>
         <w:t/>
       </w:r>
@@ -6459,7 +6425,7 @@
           <w:color w:val="000000"/>
           <w:kern w:val="0"/>
           <w:lang w:eastAsia="es-PE"/>
-          <ns2:ligatures ns2:val="none"/>
+          <w14:ligatures w14:val="none"/>
         </w:rPr>
         <w:t xml:space="preserve"> y 116</w:t>
       </w:r>
@@ -6469,7 +6435,7 @@
           <w:color w:val="000000"/>
           <w:kern w:val="0"/>
           <w:lang w:eastAsia="es-PE"/>
-          <ns2:ligatures ns2:val="none"/>
+          <w14:ligatures w14:val="none"/>
         </w:rPr>
         <w:t/>
       </w:r>
@@ -6479,7 +6445,7 @@
           <w:color w:val="000000"/>
           <w:kern w:val="0"/>
           <w:lang w:eastAsia="es-PE"/>
-          <ns2:ligatures ns2:val="none"/>
+          <w14:ligatures w14:val="none"/>
         </w:rPr>
         <w:t xml:space="preserve"> de la referida norma</w:t>
       </w:r>
@@ -6491,7 +6457,7 @@
           <w:kern w:val="0"/>
           <w:vertAlign w:val="superscript"/>
           <w:lang w:eastAsia="es-PE"/>
-          <ns2:ligatures ns2:val="none"/>
+          <w14:ligatures w14:val="none"/>
         </w:rPr>
         <w:footnoteReference w:id="10"/>
       </w:r>
@@ -6501,7 +6467,7 @@
           <w:color w:val="000000"/>
           <w:kern w:val="0"/>
           <w:lang w:eastAsia="es-PE"/>
-          <ns2:ligatures ns2:val="none"/>
+          <w14:ligatures w14:val="none"/>
         </w:rPr>
         <w:t xml:space="preserve">. </w:t>
       </w:r>
@@ -6512,7 +6478,7 @@
           <w:color w:val="000000"/>
           <w:kern w:val="0"/>
           <w:lang w:eastAsia="es-PE"/>
-          <ns2:ligatures ns2:val="none"/>
+          <w14:ligatures w14:val="none"/>
         </w:rPr>
         <w:lastRenderedPageBreak/>
         <w:t>Asimismo, se consideran circunstancias atenuantes para la graduación de la sanción, el allanamiento de la denuncia o el reconocimiento de las pretensiones en ella contenidas, de acuerdo con el artículo 112</w:t>
@@ -6523,7 +6489,7 @@
           <w:color w:val="000000"/>
           <w:kern w:val="0"/>
           <w:lang w:eastAsia="es-PE"/>
-          <ns2:ligatures ns2:val="none"/>
+          <w14:ligatures w14:val="none"/>
         </w:rPr>
         <w:t/>
       </w:r>
@@ -6533,7 +6499,7 @@
           <w:color w:val="000000"/>
           <w:kern w:val="0"/>
           <w:lang w:eastAsia="es-PE"/>
-          <ns2:ligatures ns2:val="none"/>
+          <w14:ligatures w14:val="none"/>
         </w:rPr>
         <w:t xml:space="preserve"> del Código</w:t>
       </w:r>
@@ -6545,7 +6511,7 @@
           <w:kern w:val="0"/>
           <w:vertAlign w:val="superscript"/>
           <w:lang w:eastAsia="es-PE"/>
-          <ns2:ligatures ns2:val="none"/>
+          <w14:ligatures w14:val="none"/>
         </w:rPr>
         <w:footnoteReference w:id="11"/>
       </w:r>
@@ -6555,12 +6521,12 @@
           <w:color w:val="000000"/>
           <w:kern w:val="0"/>
           <w:lang w:eastAsia="es-PE"/>
-          <ns2:ligatures ns2:val="none"/>
+          <w14:ligatures w14:val="none"/>
         </w:rPr>
         <w:t>.</w:t>
       </w:r>
     </w:p>
-    <w:p ns2:paraId="0ECE55DF" ns2:textId="77777777">
+    <w:p>
       <w:pPr>
         <w:shd w:val="clear" w:color="auto" w:fill="FFFFFF"/>
         <w:spacing w:after="0" w:line="240" w:lineRule="auto"/>
@@ -6571,11 +6537,11 @@
           <w:color w:val="000000"/>
           <w:kern w:val="0"/>
           <w:lang w:eastAsia="es-PE"/>
-          <ns2:ligatures ns2:val="none"/>
-        </w:rPr>
-      </w:pPr>
-    </w:p>
-    <w:p ns2:paraId="1CC114EB" ns2:textId="77777777">
+          <w14:ligatures w14:val="none"/>
+        </w:rPr>
+      </w:pPr>
+    </w:p>
+    <w:p>
       <w:pPr>
         <w:shd w:val="clear" w:color="auto" w:fill="FFFFFF"/>
         <w:spacing w:after="0" w:line="240" w:lineRule="auto"/>
@@ -6585,7 +6551,7 @@
           <w:color w:val="000000"/>
           <w:kern w:val="0"/>
           <w:lang w:eastAsia="es-PE"/>
-          <ns2:ligatures ns2:val="none"/>
+          <w14:ligatures w14:val="none"/>
         </w:rPr>
       </w:pPr>
       <w:r>
@@ -6595,7 +6561,7 @@
           <w:color w:val="000000"/>
           <w:kern w:val="0"/>
           <w:lang w:eastAsia="es-PE"/>
-          <ns2:ligatures ns2:val="none"/>
+          <w14:ligatures w14:val="none"/>
         </w:rPr>
         <w:t>SÉTIMO:</w:t>
       </w:r>
@@ -6605,7 +6571,7 @@
           <w:color w:val="000000"/>
           <w:kern w:val="0"/>
           <w:lang w:eastAsia="es-PE"/>
-          <ns2:ligatures ns2:val="none"/>
+          <w14:ligatures w14:val="none"/>
         </w:rPr>
         <w:t xml:space="preserve"> informar a las partes que conforme a lo establecido en el artículo 39</w:t>
       </w:r>
@@ -6615,7 +6581,7 @@
           <w:color w:val="000000"/>
           <w:kern w:val="0"/>
           <w:lang w:eastAsia="es-PE"/>
-          <ns2:ligatures ns2:val="none"/>
+          <w14:ligatures w14:val="none"/>
         </w:rPr>
         <w:t/>
       </w:r>
@@ -6625,12 +6591,12 @@
           <w:color w:val="000000"/>
           <w:kern w:val="0"/>
           <w:lang w:eastAsia="es-PE"/>
-          <ns2:ligatures ns2:val="none"/>
+          <w14:ligatures w14:val="none"/>
         </w:rPr>
         <w:t xml:space="preserve"> de la Ley sobre Facultades, Normas y Organización del Indecopi, aprobada por Decreto Legislativo 807, los gastos por los peritajes realizados, actuación de pruebas, inspecciones y otros derivados de la tramitación del proceso serán de cargo de la parte que solicita la prueba, salvo pacto en contrario. En todos los casos, la resolución final determinará si los gastos deben ser asumidos por alguna de las partes, o reembolsados a la otra parte o al Indecopi, según sea el caso, de manera adicional a la sanción que haya podido imponerse. </w:t>
       </w:r>
     </w:p>
-    <w:p ns2:paraId="364C4B19" ns2:textId="77777777">
+    <w:p>
       <w:pPr>
         <w:shd w:val="clear" w:color="auto" w:fill="FFFFFF"/>
         <w:spacing w:after="0" w:line="240" w:lineRule="auto"/>
@@ -6640,11 +6606,11 @@
           <w:color w:val="000000"/>
           <w:kern w:val="0"/>
           <w:lang w:eastAsia="es-PE"/>
-          <ns2:ligatures ns2:val="none"/>
-        </w:rPr>
-      </w:pPr>
-    </w:p>
-    <w:p ns2:paraId="27E9BBC0" ns2:textId="77777777">
+          <w14:ligatures w14:val="none"/>
+        </w:rPr>
+      </w:pPr>
+    </w:p>
+    <w:p>
       <w:pPr>
         <w:suppressAutoHyphens/>
         <w:spacing w:after="0" w:line="240" w:lineRule="auto"/>
@@ -6653,7 +6619,7 @@
           <w:rFonts w:ascii="Arial Narrow" w:eastAsia="Calibri" w:hAnsi="Arial Narrow" w:cs="Arial"/>
           <w:kern w:val="0"/>
           <w:u w:val="single"/>
-          <ns2:ligatures ns2:val="none"/>
+          <w14:ligatures w14:val="none"/>
         </w:rPr>
       </w:pPr>
       <w:r>
@@ -6662,7 +6628,7 @@
           <w:b/>
           <w:bCs/>
           <w:kern w:val="0"/>
-          <ns2:ligatures ns2:val="none"/>
+          <w14:ligatures w14:val="none"/>
         </w:rPr>
         <w:t>OCTAVO</w:t>
       </w:r>
@@ -6671,7 +6637,7 @@
           <w:rFonts w:ascii="Arial Narrow" w:eastAsia="Calibri" w:hAnsi="Arial Narrow" w:cs="Arial"/>
           <w:b/>
           <w:kern w:val="0"/>
-          <ns2:ligatures ns2:val="none"/>
+          <w14:ligatures w14:val="none"/>
         </w:rPr>
         <w:t>:</w:t>
       </w:r>
@@ -6679,7 +6645,7 @@
         <w:rPr>
           <w:rFonts w:ascii="Arial Narrow" w:eastAsia="Calibri" w:hAnsi="Arial Narrow" w:cs="Arial"/>
           <w:kern w:val="0"/>
-          <ns2:ligatures ns2:val="none"/>
+          <w14:ligatures w14:val="none"/>
         </w:rPr>
         <w:t xml:space="preserve"> comunicar a las partes que, </w:t>
       </w:r>
@@ -6688,7 +6654,7 @@
         <w:rPr>
           <w:rFonts w:ascii="Arial Narrow" w:eastAsia="Calibri" w:hAnsi="Arial Narrow" w:cs="Arial"/>
           <w:kern w:val="0"/>
-          <ns2:ligatures ns2:val="none"/>
+          <w14:ligatures w14:val="none"/>
         </w:rPr>
         <w:t>de acuerdo a</w:t>
       </w:r>
@@ -6697,7 +6663,7 @@
         <w:rPr>
           <w:rFonts w:ascii="Arial Narrow" w:eastAsia="Calibri" w:hAnsi="Arial Narrow" w:cs="Arial"/>
           <w:kern w:val="0"/>
-          <ns2:ligatures ns2:val="none"/>
+          <w14:ligatures w14:val="none"/>
         </w:rPr>
         <w:t xml:space="preserve"> lo señalado por el artículo 29</w:t>
       </w:r>
@@ -6707,7 +6673,7 @@
           <w:color w:val="000000"/>
           <w:kern w:val="0"/>
           <w:lang w:eastAsia="es-PE"/>
-          <ns2:ligatures ns2:val="none"/>
+          <w14:ligatures w14:val="none"/>
         </w:rPr>
         <w:t/>
       </w:r>
@@ -6715,7 +6681,7 @@
         <w:rPr>
           <w:rFonts w:ascii="Arial Narrow" w:eastAsia="Calibri" w:hAnsi="Arial Narrow" w:cs="Arial"/>
           <w:kern w:val="0"/>
-          <ns2:ligatures ns2:val="none"/>
+          <w14:ligatures w14:val="none"/>
         </w:rPr>
         <w:t xml:space="preserve"> del Decreto Legislativo 807</w:t>
       </w:r>
@@ -6725,7 +6691,7 @@
           <w:rFonts w:ascii="Arial Narrow" w:eastAsia="Calibri" w:hAnsi="Arial Narrow" w:cs="Arial"/>
           <w:kern w:val="0"/>
           <w:vertAlign w:val="superscript"/>
-          <ns2:ligatures ns2:val="none"/>
+          <w14:ligatures w14:val="none"/>
         </w:rPr>
         <w:footnoteReference w:id="12"/>
       </w:r>
@@ -6733,7 +6699,7 @@
         <w:rPr>
           <w:rFonts w:ascii="Arial Narrow" w:eastAsia="Calibri" w:hAnsi="Arial Narrow" w:cs="Arial"/>
           <w:kern w:val="0"/>
-          <ns2:ligatures ns2:val="none"/>
+          <w14:ligatures w14:val="none"/>
         </w:rPr>
         <w:t xml:space="preserve">, hasta antes de la emisión de la Resolución Final tienen la posibilidad de solicitar una audiencia de conciliación. En caso deleguen a favor de una tercera persona su actuación en la diligencia programada, </w:t>
       </w:r>
@@ -6741,7 +6707,7 @@
         <w:rPr>
           <w:rFonts w:ascii="Arial Narrow" w:eastAsia="Calibri" w:hAnsi="Arial Narrow" w:cs="Arial"/>
           <w:kern w:val="0"/>
-          <ns2:ligatures ns2:val="none"/>
+          <w14:ligatures w14:val="none"/>
         </w:rPr>
         <w:lastRenderedPageBreak/>
         <w:t xml:space="preserve">esta deberá presentar un poder especial con firma legalizada ante Notario Público, donde conste </w:t>
@@ -6751,7 +6717,7 @@
           <w:rFonts w:ascii="Arial Narrow" w:eastAsia="Calibri" w:hAnsi="Arial Narrow" w:cs="Arial"/>
           <w:kern w:val="0"/>
           <w:u w:val="single"/>
-          <ns2:ligatures ns2:val="none"/>
+          <w14:ligatures w14:val="none"/>
         </w:rPr>
         <w:t>expresamente su facultad para asistir y conciliar en su representación</w:t>
       </w:r>
@@ -6760,7 +6726,7 @@
           <w:rFonts w:ascii="Arial Narrow" w:eastAsia="Calibri" w:hAnsi="Arial Narrow" w:cs="Arial"/>
           <w:bCs/>
           <w:kern w:val="0"/>
-          <ns2:ligatures ns2:val="none"/>
+          <w14:ligatures w14:val="none"/>
         </w:rPr>
         <w:t>.</w:t>
       </w:r>
@@ -6770,7 +6736,7 @@
           <w:b/>
           <w:bCs/>
           <w:kern w:val="0"/>
-          <ns2:ligatures ns2:val="none"/>
+          <w14:ligatures w14:val="none"/>
         </w:rPr>
         <w:t xml:space="preserve"> </w:t>
       </w:r>
@@ -6779,12 +6745,12 @@
           <w:rFonts w:ascii="Arial Narrow" w:eastAsia="Calibri" w:hAnsi="Arial Narrow" w:cs="Arial"/>
           <w:kern w:val="0"/>
           <w:u w:val="single"/>
-          <ns2:ligatures ns2:val="none"/>
+          <w14:ligatures w14:val="none"/>
         </w:rPr>
         <w:t xml:space="preserve">Ello bajo apercibimiento de no realizar la audiencia de conciliación y levantar el acta de inasistencia correspondiente. </w:t>
       </w:r>
     </w:p>
-    <w:p ns2:paraId="4CD47B08" ns2:textId="77777777">
+    <w:p>
       <w:pPr>
         <w:suppressAutoHyphens/>
         <w:spacing w:after="0" w:line="240" w:lineRule="auto"/>
@@ -6793,11 +6759,11 @@
           <w:rFonts w:ascii="Arial Narrow" w:eastAsia="Calibri" w:hAnsi="Arial Narrow" w:cs="Arial"/>
           <w:kern w:val="0"/>
           <w:u w:val="single"/>
-          <ns2:ligatures ns2:val="none"/>
-        </w:rPr>
-      </w:pPr>
-    </w:p>
-    <w:p ns2:paraId="0E80CA49" ns2:textId="77777777">
+          <w14:ligatures w14:val="none"/>
+        </w:rPr>
+      </w:pPr>
+    </w:p>
+    <w:p>
       <w:pPr>
         <w:suppressAutoHyphens/>
         <w:spacing w:after="0" w:line="240" w:lineRule="auto"/>
@@ -6807,7 +6773,7 @@
           <w:color w:val="000000"/>
           <w:kern w:val="0"/>
           <w:lang w:eastAsia="es-PE"/>
-          <ns2:ligatures ns2:val="none"/>
+          <w14:ligatures w14:val="none"/>
         </w:rPr>
       </w:pPr>
       <w:r>
@@ -6817,7 +6783,7 @@
           <w:color w:val="000000"/>
           <w:kern w:val="0"/>
           <w:lang w:eastAsia="es-PE"/>
-          <ns2:ligatures ns2:val="none"/>
+          <w14:ligatures w14:val="none"/>
         </w:rPr>
         <w:t>NOVENO:</w:t>
       </w:r>
@@ -6827,7 +6793,7 @@
           <w:color w:val="000000"/>
           <w:kern w:val="0"/>
           <w:lang w:eastAsia="es-PE"/>
-          <ns2:ligatures ns2:val="none"/>
+          <w14:ligatures w14:val="none"/>
         </w:rPr>
         <w:t xml:space="preserve"> poner en conocimiento de las partes que, antes de la emisión de la Resolución Final, tienen la posibilidad de formular su desistimiento o presentar el acuerdo arribado mediante la conciliación, mediación, transacción o cualquier otro que, </w:t>
       </w:r>
@@ -6837,14 +6803,14 @@
           <w:color w:val="000000"/>
           <w:kern w:val="0"/>
           <w:lang w:eastAsia="es-PE"/>
-          <ns2:ligatures ns2:val="none"/>
+          <w14:ligatures w14:val="none"/>
         </w:rPr>
         <w:t>de forma indubitable, deje constancia que se ha solucionado la controversia materia de denuncia.</w:t>
       </w:r>
       <w:bookmarkStart w:id="7" w:name="h.gjdgxs" w:colFirst="0" w:colLast="0"/>
       <w:bookmarkEnd w:id="7"/>
     </w:p>
-    <w:p ns2:paraId="7DDD06F7" ns2:textId="77777777">
+    <w:p>
       <w:pPr>
         <w:suppressAutoHyphens/>
         <w:spacing w:after="0" w:line="240" w:lineRule="auto"/>
@@ -6854,11 +6820,11 @@
           <w:color w:val="000000"/>
           <w:kern w:val="0"/>
           <w:lang w:eastAsia="es-PE"/>
-          <ns2:ligatures ns2:val="none"/>
-        </w:rPr>
-      </w:pPr>
-    </w:p>
-    <w:p ns2:paraId="236137A1" ns2:textId="3A069606">
+          <w14:ligatures w14:val="none"/>
+        </w:rPr>
+      </w:pPr>
+    </w:p>
+    <w:p>
       <w:pPr>
         <w:suppressAutoHyphens/>
         <w:spacing w:after="0" w:line="240" w:lineRule="auto"/>
@@ -6881,7 +6847,7 @@
           <w:b/>
           <w:spacing w:val="-3"/>
           <w:kern w:val="0"/>
-          <ns2:ligatures ns2:val="none"/>
+          <w14:ligatures w14:val="none"/>
         </w:rPr>
         <w:t/>
       </w:r>
@@ -6891,7 +6857,7 @@
           <w:bCs/>
           <w:spacing w:val="-3"/>
           <w:kern w:val="0"/>
-          <ns2:ligatures ns2:val="none"/>
+          <w14:ligatures w14:val="none"/>
         </w:rPr>
         <w:t xml:space="preserve"/>
       </w:r>
@@ -6901,7 +6867,7 @@
           <w:bCs/>
           <w:spacing w:val="-3"/>
           <w:kern w:val="0"/>
-          <ns2:ligatures ns2:val="none"/>
+          <w14:ligatures w14:val="none"/>
         </w:rPr>
         <w:t xml:space="preserve"/>
       </w:r>
@@ -6912,7 +6878,7 @@
           <w:kern w:val="0"/>
           <w:shd w:val="clear" w:color="auto" w:fill="FFFFFF"/>
           <w:lang w:eastAsia="es-PE"/>
-          <ns2:ligatures ns2:val="none"/>
+          <w14:ligatures w14:val="none"/>
         </w:rPr>
         <w:t xml:space="preserve"/>
       </w:r>
@@ -6924,7 +6890,7 @@
           <w:kern w:val="0"/>
           <w:shd w:val="clear" w:color="auto" w:fill="FFFFFF"/>
           <w:lang w:eastAsia="es-PE"/>
-          <ns2:ligatures ns2:val="none"/>
+          <w14:ligatures w14:val="none"/>
         </w:rPr>
         <w:t/>
       </w:r>
@@ -6936,7 +6902,7 @@
           <w:kern w:val="0"/>
           <w:shd w:val="clear" w:color="auto" w:fill="FFFFFF"/>
           <w:lang w:eastAsia="es-PE"/>
-          <ns2:ligatures ns2:val="none"/>
+          <w14:ligatures w14:val="none"/>
         </w:rPr>
         <w:t xml:space="preserve"/>
       </w:r>
@@ -6948,7 +6914,7 @@
           <w:kern w:val="0"/>
           <w:shd w:val="clear" w:color="auto" w:fill="FFFFFF"/>
           <w:lang w:eastAsia="es-PE"/>
-          <ns2:ligatures ns2:val="none"/>
+          <w14:ligatures w14:val="none"/>
         </w:rPr>
         <w:t/>
       </w:r>
@@ -6960,7 +6926,7 @@
           <w:kern w:val="0"/>
           <w:shd w:val="clear" w:color="auto" w:fill="FFFFFF"/>
           <w:lang w:eastAsia="es-PE"/>
-          <ns2:ligatures ns2:val="none"/>
+          <w14:ligatures w14:val="none"/>
         </w:rPr>
         <w:t xml:space="preserve"/>
       </w:r>
@@ -6984,7 +6950,7 @@
           <w:color w:val="000000"/>
           <w:kern w:val="0"/>
           <w:lang w:eastAsia="es-PE"/>
-          <ns2:ligatures ns2:val="none"/>
+          <w14:ligatures w14:val="none"/>
         </w:rPr>
         <w:t/>
       </w:r>
@@ -7001,7 +6967,7 @@
           <w:color w:val="000000"/>
           <w:kern w:val="0"/>
           <w:lang w:eastAsia="es-PE"/>
-          <ns2:ligatures ns2:val="none"/>
+          <w14:ligatures w14:val="none"/>
         </w:rPr>
         <w:t/>
       </w:r>
@@ -7027,7 +6993,7 @@
         <w:t/>
       </w:r>
     </w:p>
-    <w:p ns2:paraId="639FE5BE" ns2:textId="77777777">
+    <w:p>
       <w:pPr>
         <w:suppressAutoHyphens/>
         <w:spacing w:after="0" w:line="240" w:lineRule="auto"/>
@@ -7037,7 +7003,7 @@
         </w:rPr>
       </w:pPr>
     </w:p>
-    <w:p ns2:paraId="083D8417" ns2:textId="394E2C5A">
+    <w:p>
       <w:pPr>
         <w:suppressAutoHyphens/>
         <w:spacing w:line="240" w:lineRule="auto"/>
@@ -7135,7 +7101,7 @@
       <w:bookmarkStart w:id="8" w:name="_Hlk198890962"/>
     </w:p>
     <w:bookmarkEnd w:id="8"/>
-    <w:p ns2:paraId="509D673B" ns2:textId="77777777">
+    <w:p>
       <w:pPr>
         <w:spacing w:after="0" w:line="240" w:lineRule="auto"/>
         <w:jc w:val="both"/>
@@ -7145,11 +7111,11 @@
           <w:color w:val="000000"/>
           <w:kern w:val="0"/>
           <w:lang w:eastAsia="es-PE"/>
-          <ns2:ligatures ns2:val="none"/>
-        </w:rPr>
-      </w:pPr>
-    </w:p>
-    <w:p ns2:paraId="418E1D52" ns2:textId="77777777">
+          <w14:ligatures w14:val="none"/>
+        </w:rPr>
+      </w:pPr>
+    </w:p>
+    <w:p>
       <w:pPr>
         <w:spacing w:after="0" w:line="240" w:lineRule="auto"/>
         <w:jc w:val="both"/>
@@ -7159,11 +7125,11 @@
           <w:color w:val="000000"/>
           <w:kern w:val="0"/>
           <w:lang w:eastAsia="es-PE"/>
-          <ns2:ligatures ns2:val="none"/>
-        </w:rPr>
-      </w:pPr>
-    </w:p>
-    <w:p ns2:paraId="0407B94C" ns2:textId="77777777">
+          <w14:ligatures w14:val="none"/>
+        </w:rPr>
+      </w:pPr>
+    </w:p>
+    <w:p>
       <w:pPr>
         <w:spacing w:after="0" w:line="240" w:lineRule="auto"/>
         <w:jc w:val="both"/>
@@ -7173,11 +7139,11 @@
           <w:color w:val="000000"/>
           <w:kern w:val="0"/>
           <w:lang w:eastAsia="es-PE"/>
-          <ns2:ligatures ns2:val="none"/>
-        </w:rPr>
-      </w:pPr>
-    </w:p>
-    <w:p ns2:paraId="375C384E" ns2:textId="77777777">
+          <w14:ligatures w14:val="none"/>
+        </w:rPr>
+      </w:pPr>
+    </w:p>
+    <w:p>
       <w:pPr>
         <w:spacing w:after="0" w:line="240" w:lineRule="auto"/>
         <w:jc w:val="both"/>
@@ -7187,11 +7153,11 @@
           <w:color w:val="000000"/>
           <w:kern w:val="0"/>
           <w:lang w:eastAsia="es-PE"/>
-          <ns2:ligatures ns2:val="none"/>
-        </w:rPr>
-      </w:pPr>
-    </w:p>
-    <w:p ns2:paraId="67E8DBCE" ns2:textId="77777777">
+          <w14:ligatures w14:val="none"/>
+        </w:rPr>
+      </w:pPr>
+    </w:p>
+    <w:p>
       <w:pPr>
         <w:spacing w:after="0" w:line="240" w:lineRule="auto"/>
         <w:jc w:val="both"/>
@@ -7201,11 +7167,11 @@
           <w:color w:val="000000"/>
           <w:kern w:val="0"/>
           <w:lang w:eastAsia="es-PE"/>
-          <ns2:ligatures ns2:val="none"/>
-        </w:rPr>
-      </w:pPr>
-    </w:p>
-    <w:p ns2:paraId="6B455503" ns2:textId="77777777">
+          <w14:ligatures w14:val="none"/>
+        </w:rPr>
+      </w:pPr>
+    </w:p>
+    <w:p>
       <w:pPr>
         <w:shd w:val="clear" w:color="auto" w:fill="FFFFFF"/>
         <w:spacing w:after="0" w:line="240" w:lineRule="auto"/>
@@ -7216,7 +7182,7 @@
           <w:bCs/>
           <w:color w:val="000000"/>
           <w:kern w:val="0"/>
-          <ns2:ligatures ns2:val="none"/>
+          <w14:ligatures w14:val="none"/>
         </w:rPr>
       </w:pPr>
       <w:r>
@@ -7226,12 +7192,12 @@
           <w:bCs/>
           <w:color w:val="000000"/>
           <w:kern w:val="0"/>
-          <ns2:ligatures ns2:val="none"/>
+          <w14:ligatures w14:val="none"/>
         </w:rPr>
         <w:t>EVELING ROA QUISPE</w:t>
       </w:r>
     </w:p>
-    <w:p ns2:paraId="5DDB327F" ns2:textId="77777777">
+    <w:p>
       <w:pPr>
         <w:shd w:val="clear" w:color="auto" w:fill="FFFFFF"/>
         <w:spacing w:after="0" w:line="240" w:lineRule="auto"/>
@@ -7242,7 +7208,7 @@
           <w:bCs/>
           <w:color w:val="000000"/>
           <w:kern w:val="0"/>
-          <ns2:ligatures ns2:val="none"/>
+          <w14:ligatures w14:val="none"/>
         </w:rPr>
       </w:pPr>
       <w:r>
@@ -7252,12 +7218,12 @@
           <w:bCs/>
           <w:color w:val="000000"/>
           <w:kern w:val="0"/>
-          <ns2:ligatures ns2:val="none"/>
+          <w14:ligatures w14:val="none"/>
         </w:rPr>
         <w:t>Secretaria Técnica</w:t>
       </w:r>
     </w:p>
-    <w:p ns2:paraId="3D2D2D3F" ns2:textId="77777777">
+    <w:p>
       <w:pPr>
         <w:shd w:val="clear" w:color="auto" w:fill="FFFFFF"/>
         <w:spacing w:after="0" w:line="240" w:lineRule="auto"/>
@@ -7266,7 +7232,7 @@
           <w:rFonts w:ascii="Arial Narrow" w:eastAsia="Calibri" w:hAnsi="Arial Narrow" w:cs="Times New Roman"/>
           <w:color w:val="000000"/>
           <w:kern w:val="0"/>
-          <ns2:ligatures ns2:val="none"/>
+          <w14:ligatures w14:val="none"/>
         </w:rPr>
       </w:pPr>
       <w:r>
@@ -7276,7 +7242,7 @@
           <w:bCs/>
           <w:color w:val="000000"/>
           <w:kern w:val="0"/>
-          <ns2:ligatures ns2:val="none"/>
+          <w14:ligatures w14:val="none"/>
         </w:rPr>
         <w:t>Comisión </w:t>
       </w:r>
@@ -7288,7 +7254,7 @@
           <w:color w:val="000000"/>
           <w:kern w:val="0"/>
           <w:shd w:val="clear" w:color="auto" w:fill="FFFFFF"/>
-          <ns2:ligatures ns2:val="none"/>
+          <w14:ligatures w14:val="none"/>
         </w:rPr>
         <w:t>de</w:t>
       </w:r>
@@ -7299,12 +7265,12 @@
           <w:bCs/>
           <w:color w:val="000000"/>
           <w:kern w:val="0"/>
-          <ns2:ligatures ns2:val="none"/>
+          <w14:ligatures w14:val="none"/>
         </w:rPr>
         <w:t> Protección al Consumidor 1</w:t>
       </w:r>
     </w:p>
-    <w:p ns2:paraId="092D8E13" ns2:textId="77777777">
+    <w:p>
       <w:pPr>
         <w:spacing w:after="0" w:line="240" w:lineRule="auto"/>
         <w:jc w:val="both"/>
@@ -7314,12 +7280,12 @@
           <w:color w:val="000000"/>
           <w:kern w:val="0"/>
           <w:lang w:eastAsia="es-PE"/>
-          <ns2:ligatures ns2:val="none"/>
+          <w14:ligatures w14:val="none"/>
         </w:rPr>
       </w:pPr>
     </w:p>
     <w:bookmarkEnd w:id="0"/>
-    <w:p ns2:paraId="74AAB5F4" ns2:textId="140B2E35">
+    <w:p>
       <w:pPr>
         <w:spacing w:after="0" w:line="240" w:lineRule="auto"/>
         <w:jc w:val="both"/>
@@ -7337,14 +7303,14 @@
           <w:sz w:val="16"/>
           <w:szCs w:val="16"/>
           <w:lang w:eastAsia="es-PE"/>
-          <ns2:ligatures ns2:val="none"/>
+          <w14:ligatures w14:val="none"/>
         </w:rPr>
         <w:t>LSM/JCQ</w:t>
       </w:r>
     </w:p>
     <w:sectPr>
-      <w:headerReference w:type="default" ns3:id="rId8"/>
-      <w:footerReference w:type="default" ns3:id="rId9"/>
+      <w:headerReference w:type="default" r:id="rId8"/>
+      <w:footerReference w:type="default" r:id="rId9"/>
       <w:pgSz w:w="11906" w:h="16838"/>
       <w:pgMar w:top="1417" w:right="1701" w:bottom="1417" w:left="1701" w:header="708" w:footer="708" w:gutter="0"/>
       <w:cols w:space="708"/>
@@ -7355,7 +7321,7 @@
 </file>
 
 <file path=word/endnotes.xml><?xml version="1.0" encoding="utf-8"?>
-<w:endnotes xmlns:wpc="http://schemas.microsoft.com/office/word/2010/wordprocessingCanvas" xmlns:cx="http://schemas.microsoft.com/office/drawing/2014/chartex" xmlns:cx1="http://schemas.microsoft.com/office/drawing/2015/9/8/chartex" xmlns:cx2="http://schemas.microsoft.com/office/drawing/2015/10/21/chartex" xmlns:cx3="http://schemas.microsoft.com/office/drawing/2016/5/9/chartex" xmlns:cx4="http://schemas.microsoft.com/office/drawing/2016/5/10/chartex" xmlns:cx5="http://schemas.microsoft.com/office/drawing/2016/5/11/chartex" xmlns:cx6="http://schemas.microsoft.com/office/drawing/2016/5/12/chartex" xmlns:cx7="http://schemas.microsoft.com/office/drawing/2016/5/13/chartex" xmlns:cx8="http://schemas.microsoft.com/office/drawing/2016/5/14/chartex" xmlns:mc="http://schemas.openxmlformats.org/markup-compatibility/2006" xmlns:aink="http://schemas.microsoft.com/office/drawing/2016/ink" xmlns:am3d="http://schemas.microsoft.com/office/drawing/2017/model3d" xmlns:o="urn:schemas-microsoft-com:office:office" xmlns:oel="http://schemas.microsoft.com/office/2019/extlst" xmlns:r="http://schemas.openxmlformats.org/officeDocument/2006/relationships" xmlns:m="http://schemas.openxmlformats.org/officeDocument/2006/math" xmlns:v="urn:schemas-microsoft-com:vml" xmlns:wp14="http://schemas.microsoft.com/office/word/2010/wordprocessingDrawing" xmlns:wp="http://schemas.openxmlformats.org/drawingml/2006/wordprocessingDrawing" xmlns:w10="urn:schemas-microsoft-com:office:word" xmlns:w="http://schemas.openxmlformats.org/wordprocessingml/2006/main" xmlns:w14="http://schemas.microsoft.com/office/word/2010/wordml" xmlns:w15="http://schemas.microsoft.com/office/word/2012/wordml" xmlns:w16cex="http://schemas.microsoft.com/office/word/2018/wordml/cex" xmlns:w16cid="http://schemas.microsoft.com/office/word/2016/wordml/cid" xmlns:w16="http://schemas.microsoft.com/office/word/2018/wordml" xmlns:w16du="http://schemas.microsoft.com/office/word/2023/wordml/word16du" xmlns:w16sdtdh="http://schemas.microsoft.com/office/word/2020/wordml/sdtdatahash" xmlns:w16sdtfl="http://schemas.microsoft.com/office/word/2024/wordml/sdtformatlock" xmlns:w16se="http://schemas.microsoft.com/office/word/2015/wordml/symex" xmlns:wpg="http://schemas.microsoft.com/office/word/2010/wordprocessingGroup" xmlns:wpi="http://schemas.microsoft.com/office/word/2010/wordprocessingInk" xmlns:wne="http://schemas.microsoft.com/office/word/2006/wordml" xmlns:wps="http://schemas.microsoft.com/office/word/2010/wordprocessingShape" mc:Ignorable="w14 w15 w16se w16cid w16 w16cex w16sdtdh w16sdtfl w16du wp14">
+<w:endnotes xmlns:mc="http://schemas.openxmlformats.org/markup-compatibility/2006" xmlns:r="http://schemas.openxmlformats.org/officeDocument/2006/relationships" xmlns:w="http://schemas.openxmlformats.org/wordprocessingml/2006/main" xmlns:w14="http://schemas.microsoft.com/office/word/2010/wordml" xmlns:w15="http://schemas.microsoft.com/office/word/2012/wordml" xmlns:w16="http://schemas.microsoft.com/office/word/2018/wordml" xmlns:w16cex="http://schemas.microsoft.com/office/word/2018/wordml/cex" xmlns:w16cid="http://schemas.microsoft.com/office/word/2016/wordml/cid" xmlns:w16du="http://schemas.microsoft.com/office/word/2023/wordml/word16du" xmlns:w16sdtdh="http://schemas.microsoft.com/office/word/2020/wordml/sdtdatahash" xmlns:w16se="http://schemas.microsoft.com/office/word/2015/wordml/symex" xmlns:wp14="http://schemas.microsoft.com/office/word/2010/wordprocessingDrawing" mc:Ignorable="w14 w15 w16se w16cid w16 w16cex w16sdtdh w16du wp14">
   <w:endnote w:type="separator" w:id="-1">
     <w:p>
       <w:pPr>
@@ -7380,7 +7346,7 @@
 </file>
 
 <file path=word/footer1.xml><?xml version="1.0" encoding="utf-8"?>
-<w:ftr xmlns:wpc="http://schemas.microsoft.com/office/word/2010/wordprocessingCanvas" xmlns:cx="http://schemas.microsoft.com/office/drawing/2014/chartex" xmlns:cx1="http://schemas.microsoft.com/office/drawing/2015/9/8/chartex" xmlns:cx2="http://schemas.microsoft.com/office/drawing/2015/10/21/chartex" xmlns:cx3="http://schemas.microsoft.com/office/drawing/2016/5/9/chartex" xmlns:cx4="http://schemas.microsoft.com/office/drawing/2016/5/10/chartex" xmlns:cx5="http://schemas.microsoft.com/office/drawing/2016/5/11/chartex" xmlns:cx6="http://schemas.microsoft.com/office/drawing/2016/5/12/chartex" xmlns:cx7="http://schemas.microsoft.com/office/drawing/2016/5/13/chartex" xmlns:cx8="http://schemas.microsoft.com/office/drawing/2016/5/14/chartex" xmlns:mc="http://schemas.openxmlformats.org/markup-compatibility/2006" xmlns:aink="http://schemas.microsoft.com/office/drawing/2016/ink" xmlns:am3d="http://schemas.microsoft.com/office/drawing/2017/model3d" xmlns:o="urn:schemas-microsoft-com:office:office" xmlns:oel="http://schemas.microsoft.com/office/2019/extlst" xmlns:r="http://schemas.openxmlformats.org/officeDocument/2006/relationships" xmlns:m="http://schemas.openxmlformats.org/officeDocument/2006/math" xmlns:v="urn:schemas-microsoft-com:vml" xmlns:wp14="http://schemas.microsoft.com/office/word/2010/wordprocessingDrawing" xmlns:wp="http://schemas.openxmlformats.org/drawingml/2006/wordprocessingDrawing" xmlns:w10="urn:schemas-microsoft-com:office:word" xmlns:w="http://schemas.openxmlformats.org/wordprocessingml/2006/main" xmlns:w14="http://schemas.microsoft.com/office/word/2010/wordml" xmlns:w15="http://schemas.microsoft.com/office/word/2012/wordml" xmlns:w16cex="http://schemas.microsoft.com/office/word/2018/wordml/cex" xmlns:w16cid="http://schemas.microsoft.com/office/word/2016/wordml/cid" xmlns:w16="http://schemas.microsoft.com/office/word/2018/wordml" xmlns:w16du="http://schemas.microsoft.com/office/word/2023/wordml/word16du" xmlns:w16sdtdh="http://schemas.microsoft.com/office/word/2020/wordml/sdtdatahash" xmlns:w16sdtfl="http://schemas.microsoft.com/office/word/2024/wordml/sdtformatlock" xmlns:w16se="http://schemas.microsoft.com/office/word/2015/wordml/symex" xmlns:wpg="http://schemas.microsoft.com/office/word/2010/wordprocessingGroup" xmlns:wpi="http://schemas.microsoft.com/office/word/2010/wordprocessingInk" xmlns:wne="http://schemas.microsoft.com/office/word/2006/wordml" xmlns:wps="http://schemas.microsoft.com/office/word/2010/wordprocessingShape" mc:Ignorable="w14 w15 w16se w16cid w16 w16cex w16sdtdh w16sdtfl w16du wp14">
+<w:ftr xmlns:mc="http://schemas.openxmlformats.org/markup-compatibility/2006" xmlns:r="http://schemas.openxmlformats.org/officeDocument/2006/relationships" xmlns:w="http://schemas.openxmlformats.org/wordprocessingml/2006/main" xmlns:w14="http://schemas.microsoft.com/office/word/2010/wordml" xmlns:w15="http://schemas.microsoft.com/office/word/2012/wordml" xmlns:w16="http://schemas.microsoft.com/office/word/2018/wordml" xmlns:w16cex="http://schemas.microsoft.com/office/word/2018/wordml/cex" xmlns:w16cid="http://schemas.microsoft.com/office/word/2016/wordml/cid" xmlns:w16du="http://schemas.microsoft.com/office/word/2023/wordml/word16du" xmlns:w16sdtdh="http://schemas.microsoft.com/office/word/2020/wordml/sdtdatahash" xmlns:w16se="http://schemas.microsoft.com/office/word/2015/wordml/symex" xmlns:wp14="http://schemas.microsoft.com/office/word/2010/wordprocessingDrawing" mc:Ignorable="w14 w15 w16se w16cid w16 w16cex w16sdtdh w16du wp14">
   <w:p>
     <w:pPr>
       <w:pBdr>
@@ -7459,7 +7425,7 @@
 </file>
 
 <file path=word/footnotes.xml><?xml version="1.0" encoding="utf-8"?>
-<w:footnotes xmlns:wpc="http://schemas.microsoft.com/office/word/2010/wordprocessingCanvas" xmlns:cx="http://schemas.microsoft.com/office/drawing/2014/chartex" xmlns:cx1="http://schemas.microsoft.com/office/drawing/2015/9/8/chartex" xmlns:cx2="http://schemas.microsoft.com/office/drawing/2015/10/21/chartex" xmlns:cx3="http://schemas.microsoft.com/office/drawing/2016/5/9/chartex" xmlns:cx4="http://schemas.microsoft.com/office/drawing/2016/5/10/chartex" xmlns:cx5="http://schemas.microsoft.com/office/drawing/2016/5/11/chartex" xmlns:cx6="http://schemas.microsoft.com/office/drawing/2016/5/12/chartex" xmlns:cx7="http://schemas.microsoft.com/office/drawing/2016/5/13/chartex" xmlns:cx8="http://schemas.microsoft.com/office/drawing/2016/5/14/chartex" xmlns:mc="http://schemas.openxmlformats.org/markup-compatibility/2006" xmlns:aink="http://schemas.microsoft.com/office/drawing/2016/ink" xmlns:am3d="http://schemas.microsoft.com/office/drawing/2017/model3d" xmlns:o="urn:schemas-microsoft-com:office:office" xmlns:oel="http://schemas.microsoft.com/office/2019/extlst" xmlns:r="http://schemas.openxmlformats.org/officeDocument/2006/relationships" xmlns:m="http://schemas.openxmlformats.org/officeDocument/2006/math" xmlns:v="urn:schemas-microsoft-com:vml" xmlns:wp14="http://schemas.microsoft.com/office/word/2010/wordprocessingDrawing" xmlns:wp="http://schemas.openxmlformats.org/drawingml/2006/wordprocessingDrawing" xmlns:w10="urn:schemas-microsoft-com:office:word" xmlns:w="http://schemas.openxmlformats.org/wordprocessingml/2006/main" xmlns:w14="http://schemas.microsoft.com/office/word/2010/wordml" xmlns:w15="http://schemas.microsoft.com/office/word/2012/wordml" xmlns:w16cex="http://schemas.microsoft.com/office/word/2018/wordml/cex" xmlns:w16cid="http://schemas.microsoft.com/office/word/2016/wordml/cid" xmlns:w16="http://schemas.microsoft.com/office/word/2018/wordml" xmlns:w16du="http://schemas.microsoft.com/office/word/2023/wordml/word16du" xmlns:w16sdtdh="http://schemas.microsoft.com/office/word/2020/wordml/sdtdatahash" xmlns:w16sdtfl="http://schemas.microsoft.com/office/word/2024/wordml/sdtformatlock" xmlns:w16se="http://schemas.microsoft.com/office/word/2015/wordml/symex" xmlns:wpg="http://schemas.microsoft.com/office/word/2010/wordprocessingGroup" xmlns:wpi="http://schemas.microsoft.com/office/word/2010/wordprocessingInk" xmlns:wne="http://schemas.microsoft.com/office/word/2006/wordml" xmlns:wps="http://schemas.microsoft.com/office/word/2010/wordprocessingShape" mc:Ignorable="w14 w15 w16se w16cid w16 w16cex w16sdtdh w16sdtfl w16du wp14">
+<w:footnotes xmlns:mc="http://schemas.openxmlformats.org/markup-compatibility/2006" xmlns:r="http://schemas.openxmlformats.org/officeDocument/2006/relationships" xmlns:w="http://schemas.openxmlformats.org/wordprocessingml/2006/main" xmlns:w14="http://schemas.microsoft.com/office/word/2010/wordml" xmlns:w15="http://schemas.microsoft.com/office/word/2012/wordml" xmlns:w16="http://schemas.microsoft.com/office/word/2018/wordml" xmlns:w16cex="http://schemas.microsoft.com/office/word/2018/wordml/cex" xmlns:w16cid="http://schemas.microsoft.com/office/word/2016/wordml/cid" xmlns:w16du="http://schemas.microsoft.com/office/word/2023/wordml/word16du" xmlns:w16sdtdh="http://schemas.microsoft.com/office/word/2020/wordml/sdtdatahash" xmlns:w16se="http://schemas.microsoft.com/office/word/2015/wordml/symex" xmlns:wp14="http://schemas.microsoft.com/office/word/2010/wordprocessingDrawing" mc:Ignorable="w14 w15 w16se w16cid w16 w16cex w16sdtdh w16du wp14">
   <w:footnote w:type="separator" w:id="-1">
     <w:p>
       <w:pPr>
@@ -8772,6 +8738,161 @@
       </w:pPr>
     </w:p>
   </w:footnote>
+  <w:footnote w:id="14">
+    <w:p>
+      <w:pPr>
+        <w:pStyle w:val="Textonotapie"/>
+        <w:ind w:left="567" w:hanging="567"/>
+        <w:jc w:val="both"/>
+      </w:pPr>
+      <w:r>
+        <w:rPr>
+          <w:rStyle w:val="Refdenotaalpie"/>
+          <w:rFonts w:ascii="Arial Narrow" w:hAnsi="Arial Narrow" w:cs="Arial"/>
+          <w:sz w:val="16"/>
+          <w:szCs w:val="15"/>
+          <w:vertAlign w:val="superscript"/>
+        </w:rPr>
+        <w:footnoteRef/>
+      </w:r>
+      <w:r>
+        <w:rPr>
+          <w:rFonts w:ascii="Arial Narrow" w:hAnsi="Arial Narrow" w:cs="Arial"/>
+          <w:sz w:val="15"/>
+          <w:szCs w:val="15"/>
+        </w:rPr>
+        <w:tab/>
+      </w:r>
+      <w:r>
+        <w:rPr>
+          <w:rFonts w:ascii="Arial Narrow" w:hAnsi="Arial Narrow" w:cs="Arial"/>
+          <w:b/>
+          <w:bCs/>
+          <w:sz w:val="15"/>
+          <w:szCs w:val="15"/>
+        </w:rPr>
+        <w:t xml:space="preserve">DECRETO LEGISLATIVO 807, LEY SOBRE FACULTADES, NORMAS Y ORGANIZACIÓN DEL INDECOPI, publicado el 18 de abril de 1996</w:t>
+      </w:r>
+    </w:p>
+    <w:p>
+      <w:pPr>
+        <w:pStyle w:val="Textonotapie"/>
+        <w:ind w:left="567" w:hanging="567"/>
+        <w:jc w:val="both"/>
+      </w:pPr>
+      <w:r>
+        <w:rPr>
+          <w:rFonts w:ascii="Arial Narrow" w:hAnsi="Arial Narrow" w:cs="Arial"/>
+          <w:sz w:val="15"/>
+          <w:szCs w:val="15"/>
+        </w:rPr>
+        <w:tab/>
+      </w:r>
+      <w:r>
+        <w:rPr>
+          <w:rFonts w:ascii="Arial Narrow" w:hAnsi="Arial Narrow" w:cs="Arial"/>
+          <w:b/>
+          <w:bCs/>
+          <w:sz w:val="15"/>
+          <w:szCs w:val="15"/>
+        </w:rPr>
+        <w:t xml:space="preserve">Artículo 26.-</w:t>
+      </w:r>
+      <w:r>
+        <w:rPr>
+          <w:rFonts w:ascii="Arial Narrow" w:hAnsi="Arial Narrow" w:cs="Arial"/>
+          <w:sz w:val="15"/>
+          <w:szCs w:val="15"/>
+        </w:rPr>
+        <w:t xml:space="preserve"> Una vez admitida a trámite la denuncia, se correrá traslado de la misma al denunciado, a fin de que éste presente su descargo. El plazo para la presentación del descargo será de cinco (5) días contados desde la notificación, vencido el cual, el Secretario Técnico declarará en rebeldía al denunciado que no lo hubiera presentado.</w:t>
+      </w:r>
+    </w:p>
+  </w:footnote>
+  <w:footnote w:id="15">
+    <w:p>
+      <w:pPr>
+        <w:pStyle w:val="Textonotapie"/>
+        <w:ind w:left="567" w:hanging="567"/>
+        <w:jc w:val="both"/>
+      </w:pPr>
+      <w:r>
+        <w:rPr>
+          <w:rStyle w:val="Refdenotaalpie"/>
+          <w:rFonts w:ascii="Arial Narrow" w:hAnsi="Arial Narrow" w:cs="Arial"/>
+          <w:sz w:val="16"/>
+          <w:szCs w:val="15"/>
+          <w:vertAlign w:val="superscript"/>
+        </w:rPr>
+        <w:footnoteRef/>
+      </w:r>
+      <w:r>
+        <w:rPr>
+          <w:rFonts w:ascii="Arial Narrow" w:hAnsi="Arial Narrow" w:cs="Arial"/>
+          <w:sz w:val="15"/>
+          <w:szCs w:val="15"/>
+        </w:rPr>
+        <w:tab/>
+      </w:r>
+      <w:r>
+        <w:rPr>
+          <w:rFonts w:ascii="Arial Narrow" w:hAnsi="Arial Narrow" w:cs="Arial"/>
+          <w:b/>
+          <w:bCs/>
+          <w:sz w:val="15"/>
+          <w:szCs w:val="15"/>
+        </w:rPr>
+        <w:t xml:space="preserve">DECRETO SUPREMO 006-2026-JUS, TEXTO ÚNICO ORDENADO DE LA LEY 27444, LEY DEL PROCEDIMIENTO ADMINISTRATIVO GENERAL, publicado el 30 de abril de 2026</w:t>
+      </w:r>
+    </w:p>
+    <w:p>
+      <w:pPr>
+        <w:pStyle w:val="Textonotapie"/>
+        <w:ind w:left="567" w:hanging="567"/>
+        <w:jc w:val="both"/>
+      </w:pPr>
+      <w:r>
+        <w:rPr>
+          <w:rFonts w:ascii="Arial Narrow" w:hAnsi="Arial Narrow" w:cs="Arial"/>
+          <w:sz w:val="15"/>
+          <w:szCs w:val="15"/>
+        </w:rPr>
+        <w:tab/>
+      </w:r>
+      <w:r>
+        <w:rPr>
+          <w:rFonts w:ascii="Arial Narrow" w:hAnsi="Arial Narrow" w:cs="Arial"/>
+          <w:b/>
+          <w:bCs/>
+          <w:sz w:val="15"/>
+          <w:szCs w:val="15"/>
+        </w:rPr>
+        <w:t xml:space="preserve">Artículo 223.- Contestación de la reclamación</w:t>
+      </w:r>
+    </w:p>
+    <w:p>
+      <w:pPr>
+        <w:pStyle w:val="Textonotapie"/>
+        <w:ind w:left="567" w:hanging="567"/>
+        <w:jc w:val="both"/>
+      </w:pPr>
+      <w:r>
+        <w:rPr>
+          <w:rFonts w:ascii="Arial Narrow" w:hAnsi="Arial Narrow" w:cs="Arial"/>
+          <w:sz w:val="15"/>
+          <w:szCs w:val="15"/>
+        </w:rPr>
+        <w:tab/>
+      </w:r>
+      <w:r>
+        <w:rPr>
+          <w:rFonts w:ascii="Arial Narrow" w:hAnsi="Arial Narrow" w:cs="Arial"/>
+          <w:sz w:val="15"/>
+          <w:szCs w:val="15"/>
+        </w:rPr>
+        <w:t xml:space="preserve">223.1 El reclamado deberá presentar la contestación de la reclamación dentro de los quince (15) días posteriores a la notificación de ésta; vencido este plazo, la Administración declarará en rebeldía al reclamado que no la hubiera presentado. La contestación deberá contener los requisitos de los escritos previstos en el artículo 113 de la presente Ley, así como la absolución de todos los asuntos controvertidos de hecho y de derecho, Las alegaciones y los hechos relevantes de la reclamación, salvo que hayan sido específicamente negadas en la contestación, se tendrán por aceptadas o merituadas como ciertas.</w:t>
+      </w:r>
+    </w:p>
+  </w:footnote>
   <w:footnote w:id="9">
     <w:p>
       <w:pPr>
@@ -10334,7 +10455,7 @@
 </file>
 
 <file path=word/header1.xml><?xml version="1.0" encoding="utf-8"?>
-<w:hdr xmlns:wpc="http://schemas.microsoft.com/office/word/2010/wordprocessingCanvas" xmlns:cx="http://schemas.microsoft.com/office/drawing/2014/chartex" xmlns:cx1="http://schemas.microsoft.com/office/drawing/2015/9/8/chartex" xmlns:cx2="http://schemas.microsoft.com/office/drawing/2015/10/21/chartex" xmlns:cx3="http://schemas.microsoft.com/office/drawing/2016/5/9/chartex" xmlns:cx4="http://schemas.microsoft.com/office/drawing/2016/5/10/chartex" xmlns:cx5="http://schemas.microsoft.com/office/drawing/2016/5/11/chartex" xmlns:cx6="http://schemas.microsoft.com/office/drawing/2016/5/12/chartex" xmlns:cx7="http://schemas.microsoft.com/office/drawing/2016/5/13/chartex" xmlns:cx8="http://schemas.microsoft.com/office/drawing/2016/5/14/chartex" xmlns:mc="http://schemas.openxmlformats.org/markup-compatibility/2006" xmlns:aink="http://schemas.microsoft.com/office/drawing/2016/ink" xmlns:am3d="http://schemas.microsoft.com/office/drawing/2017/model3d" xmlns:o="urn:schemas-microsoft-com:office:office" xmlns:oel="http://schemas.microsoft.com/office/2019/extlst" xmlns:r="http://schemas.openxmlformats.org/officeDocument/2006/relationships" xmlns:m="http://schemas.openxmlformats.org/officeDocument/2006/math" xmlns:v="urn:schemas-microsoft-com:vml" xmlns:wp14="http://schemas.microsoft.com/office/word/2010/wordprocessingDrawing" xmlns:wp="http://schemas.openxmlformats.org/drawingml/2006/wordprocessingDrawing" xmlns:w10="urn:schemas-microsoft-com:office:word" xmlns:w="http://schemas.openxmlformats.org/wordprocessingml/2006/main" xmlns:w14="http://schemas.microsoft.com/office/word/2010/wordml" xmlns:w15="http://schemas.microsoft.com/office/word/2012/wordml" xmlns:w16cex="http://schemas.microsoft.com/office/word/2018/wordml/cex" xmlns:w16cid="http://schemas.microsoft.com/office/word/2016/wordml/cid" xmlns:w16="http://schemas.microsoft.com/office/word/2018/wordml" xmlns:w16du="http://schemas.microsoft.com/office/word/2023/wordml/word16du" xmlns:w16sdtdh="http://schemas.microsoft.com/office/word/2020/wordml/sdtdatahash" xmlns:w16sdtfl="http://schemas.microsoft.com/office/word/2024/wordml/sdtformatlock" xmlns:w16se="http://schemas.microsoft.com/office/word/2015/wordml/symex" xmlns:wpg="http://schemas.microsoft.com/office/word/2010/wordprocessingGroup" xmlns:wpi="http://schemas.microsoft.com/office/word/2010/wordprocessingInk" xmlns:wne="http://schemas.microsoft.com/office/word/2006/wordml" xmlns:wps="http://schemas.microsoft.com/office/word/2010/wordprocessingShape" mc:Ignorable="w14 w15 w16se w16cid w16 w16cex w16sdtdh w16sdtfl w16du wp14">
+<w:hdr xmlns:a="http://schemas.openxmlformats.org/drawingml/2006/main" xmlns:a14="http://schemas.microsoft.com/office/drawing/2010/main" xmlns:mc="http://schemas.openxmlformats.org/markup-compatibility/2006" xmlns:pic="http://schemas.openxmlformats.org/drawingml/2006/picture" xmlns:r="http://schemas.openxmlformats.org/officeDocument/2006/relationships" xmlns:w="http://schemas.openxmlformats.org/wordprocessingml/2006/main" xmlns:w14="http://schemas.microsoft.com/office/word/2010/wordml" xmlns:w15="http://schemas.microsoft.com/office/word/2012/wordml" xmlns:w16="http://schemas.microsoft.com/office/word/2018/wordml" xmlns:w16cex="http://schemas.microsoft.com/office/word/2018/wordml/cex" xmlns:w16cid="http://schemas.microsoft.com/office/word/2016/wordml/cid" xmlns:w16du="http://schemas.microsoft.com/office/word/2023/wordml/word16du" xmlns:w16sdtdh="http://schemas.microsoft.com/office/word/2020/wordml/sdtdatahash" xmlns:w16se="http://schemas.microsoft.com/office/word/2015/wordml/symex" xmlns:wp="http://schemas.openxmlformats.org/drawingml/2006/wordprocessingDrawing" xmlns:wp14="http://schemas.microsoft.com/office/word/2010/wordprocessingDrawing" mc:Ignorable="w14 w15 w16se w16cid w16 w16cex w16sdtdh w16du wp14">
   <w:tbl>
     <w:tblPr>
       <w:tblW w:w="8645" w:type="dxa"/>

--- a/plantillas_maestras/02_seguro_vida/materia_general_asegurativa/1_ddo_aseguradora/varon/TPL_1388_2025_SEGURO_VIDA_MATERIA_GENERAL_ASEGURATIVA_ASEGURADORA_VARON_R1.docx
+++ b/plantillas_maestras/02_seguro_vida/materia_general_asegurativa/1_ddo_aseguradora/varon/TPL_1388_2025_SEGURO_VIDA_MATERIA_GENERAL_ASEGURATIVA_ASEGURADORA_VARON_R1.docx
@@ -607,31 +607,7 @@
           <w:lang w:val="es-ES" w:eastAsia="es-ES"/>
           <w14:ligatures w14:val="none"/>
         </w:rPr>
-        <w:t xml:space="preserve">Mediante el escrito del 13 de mayo de 2025 el señor [APELLIDO] denunció a Interseguro por presuntas infracciones a la Ley 29571, Código de Protección y Defensa del Consumidor (en adelante, Código), señalando lo siguiente:</w:t>
-      </w:r>
-      <w:r>
-        <w:rPr>
-          <w:rFonts w:ascii="Arial Narrow" w:eastAsia="Arial Narrow" w:hAnsi="Arial Narrow" w:cs="Arial Narrow"/>
-          <w:color w:val="000000"/>
-          <w:kern w:val="0"/>
-          <w:sz w:val="22"/>
-          <w:szCs w:val="22"/>
-          <w:lang w:val="es-ES" w:eastAsia="es-ES"/>
-          <w14:ligatures w14:val="none"/>
-        </w:rPr>
-        <w:t xml:space="preserve"/>
-      </w:r>
-      <w:r>
-        <w:rPr>
-          <w:rFonts w:ascii="Arial Narrow" w:eastAsia="Arial Narrow" w:hAnsi="Arial Narrow" w:cs="Arial Narrow"/>
-          <w:color w:val="000000"/>
-          <w:kern w:val="0"/>
-          <w:sz w:val="22"/>
-          <w:szCs w:val="22"/>
-          <w:lang w:val="es-ES" w:eastAsia="es-ES"/>
-          <w14:ligatures w14:val="none"/>
-        </w:rPr>
-        <w:t/>
+        <w:t xml:space="preserve">Mediante el escrito del 13 de mayo de 2025 el señor [APELLIDO] denunció a Interseguro por presuntas infracciones a la Ley 29571, Código de Protección y Defensa del Consumidor</w:t>
       </w:r>
       <w:r>
         <w:rPr>
@@ -650,68 +626,6 @@
       <w:r>
         <w:rPr>
           <w:rFonts w:ascii="Arial Narrow" w:eastAsia="Arial Narrow" w:hAnsi="Arial Narrow" w:cs="Arial Narrow"/>
-          <w:kern w:val="0"/>
-          <w14:ligatures w14:val="none"/>
-          <w:sz w:val="22"/>
-          <w:szCs w:val="22"/>
-        </w:rPr>
-        <w:t xml:space="preserve"/>
-      </w:r>
-      <w:r>
-        <w:rPr>
-          <w:rFonts w:ascii="Arial Narrow" w:eastAsia="Arial Narrow" w:hAnsi="Arial Narrow" w:cs="Arial Narrow"/>
-          <w:kern w:val="0"/>
-          <w14:ligatures w14:val="none"/>
-          <w:sz w:val="22"/>
-          <w:szCs w:val="22"/>
-        </w:rPr>
-        <w:t/>
-      </w:r>
-      <w:r>
-        <w:rPr>
-          <w:rFonts w:ascii="Arial Narrow" w:eastAsia="Arial Narrow" w:hAnsi="Arial Narrow" w:cs="Arial Narrow"/>
-          <w:kern w:val="0"/>
-          <w14:ligatures w14:val="none"/>
-          <w:sz w:val="22"/>
-          <w:szCs w:val="22"/>
-        </w:rPr>
-        <w:t xml:space="preserve"/>
-      </w:r>
-      <w:proofErr w:type="spellStart"/>
-      <w:r>
-        <w:rPr>
-          <w:rFonts w:ascii="Arial Narrow" w:eastAsia="Arial Narrow" w:hAnsi="Arial Narrow" w:cs="Arial Narrow"/>
-          <w:kern w:val="0"/>
-          <w14:ligatures w14:val="none"/>
-          <w:sz w:val="22"/>
-          <w:szCs w:val="22"/>
-        </w:rPr>
-        <w:t/>
-      </w:r>
-      <w:proofErr w:type="spellEnd"/>
-      <w:r>
-        <w:rPr>
-          <w:rFonts w:ascii="Arial Narrow" w:eastAsia="Arial Narrow" w:hAnsi="Arial Narrow" w:cs="Arial Narrow"/>
-          <w:kern w:val="0"/>
-          <w14:ligatures w14:val="none"/>
-          <w:sz w:val="22"/>
-          <w:szCs w:val="22"/>
-        </w:rPr>
-        <w:t xml:space="preserve"/>
-      </w:r>
-      <w:r>
-        <w:rPr>
-          <w:rFonts w:ascii="Arial Narrow" w:eastAsia="Arial Narrow" w:hAnsi="Arial Narrow" w:cs="Arial Narrow"/>
-          <w:kern w:val="0"/>
-          <w14:ligatures w14:val="none"/>
-          <w:sz w:val="22"/>
-          <w:szCs w:val="22"/>
-        </w:rPr>
-        <w:t/>
-      </w:r>
-      <w:r>
-        <w:rPr>
-          <w:rFonts w:ascii="Arial Narrow" w:eastAsia="Arial Narrow" w:hAnsi="Arial Narrow" w:cs="Arial Narrow"/>
           <w:color w:val="000000"/>
           <w:kern w:val="0"/>
           <w:sz w:val="22"/>
@@ -719,22 +633,8 @@
           <w:lang w:val="es-ES" w:eastAsia="es-ES"/>
           <w14:ligatures w14:val="none"/>
         </w:rPr>
-        <w:t xml:space="preserve"/>
-      </w:r>
-      <w:proofErr w:type="spellStart"/>
-      <w:r>
-        <w:rPr>
-          <w:rFonts w:ascii="Arial Narrow" w:eastAsia="Arial Narrow" w:hAnsi="Arial Narrow" w:cs="Arial Narrow"/>
-          <w:color w:val="000000"/>
-          <w:kern w:val="0"/>
-          <w:sz w:val="22"/>
-          <w:szCs w:val="22"/>
-          <w:lang w:val="es-ES" w:eastAsia="es-ES"/>
-          <w14:ligatures w14:val="none"/>
-        </w:rPr>
-        <w:t/>
-      </w:r>
-      <w:proofErr w:type="spellEnd"/>
+        <w:t xml:space="preserve"> (en adelante, Código), señalando lo siguiente:</w:t>
+      </w:r>
       <w:r>
         <w:rPr>
           <w:rFonts w:ascii="Arial Narrow" w:eastAsia="Arial Narrow" w:hAnsi="Arial Narrow" w:cs="Arial Narrow"/>
@@ -772,6 +672,118 @@
           <w14:ligatures w14:val="none"/>
         </w:rPr>
         <w:footnoteReference w:id="2"/>
+      </w:r>
+      <w:r>
+        <w:rPr>
+          <w:rFonts w:ascii="Arial Narrow" w:eastAsia="Arial Narrow" w:hAnsi="Arial Narrow" w:cs="Arial Narrow"/>
+          <w:kern w:val="0"/>
+          <w14:ligatures w14:val="none"/>
+          <w:sz w:val="22"/>
+          <w:szCs w:val="22"/>
+        </w:rPr>
+        <w:t xml:space="preserve"/>
+      </w:r>
+      <w:r>
+        <w:rPr>
+          <w:rFonts w:ascii="Arial Narrow" w:eastAsia="Arial Narrow" w:hAnsi="Arial Narrow" w:cs="Arial Narrow"/>
+          <w:kern w:val="0"/>
+          <w14:ligatures w14:val="none"/>
+          <w:sz w:val="22"/>
+          <w:szCs w:val="22"/>
+        </w:rPr>
+        <w:t/>
+      </w:r>
+      <w:r>
+        <w:rPr>
+          <w:rFonts w:ascii="Arial Narrow" w:eastAsia="Arial Narrow" w:hAnsi="Arial Narrow" w:cs="Arial Narrow"/>
+          <w:kern w:val="0"/>
+          <w14:ligatures w14:val="none"/>
+          <w:sz w:val="22"/>
+          <w:szCs w:val="22"/>
+        </w:rPr>
+        <w:t xml:space="preserve"/>
+      </w:r>
+      <w:proofErr w:type="spellStart"/>
+      <w:r>
+        <w:rPr>
+          <w:rFonts w:ascii="Arial Narrow" w:eastAsia="Arial Narrow" w:hAnsi="Arial Narrow" w:cs="Arial Narrow"/>
+          <w:kern w:val="0"/>
+          <w14:ligatures w14:val="none"/>
+          <w:sz w:val="22"/>
+          <w:szCs w:val="22"/>
+        </w:rPr>
+        <w:t/>
+      </w:r>
+      <w:proofErr w:type="spellEnd"/>
+      <w:r>
+        <w:rPr>
+          <w:rFonts w:ascii="Arial Narrow" w:eastAsia="Arial Narrow" w:hAnsi="Arial Narrow" w:cs="Arial Narrow"/>
+          <w:kern w:val="0"/>
+          <w14:ligatures w14:val="none"/>
+          <w:sz w:val="22"/>
+          <w:szCs w:val="22"/>
+        </w:rPr>
+        <w:t xml:space="preserve"/>
+      </w:r>
+      <w:r>
+        <w:rPr>
+          <w:rFonts w:ascii="Arial Narrow" w:eastAsia="Arial Narrow" w:hAnsi="Arial Narrow" w:cs="Arial Narrow"/>
+          <w:kern w:val="0"/>
+          <w14:ligatures w14:val="none"/>
+          <w:sz w:val="22"/>
+          <w:szCs w:val="22"/>
+        </w:rPr>
+        <w:t/>
+      </w:r>
+      <w:r>
+        <w:rPr>
+          <w:rFonts w:ascii="Arial Narrow" w:eastAsia="Arial Narrow" w:hAnsi="Arial Narrow" w:cs="Arial Narrow"/>
+          <w:color w:val="000000"/>
+          <w:kern w:val="0"/>
+          <w:sz w:val="22"/>
+          <w:szCs w:val="22"/>
+          <w:lang w:val="es-ES" w:eastAsia="es-ES"/>
+          <w14:ligatures w14:val="none"/>
+        </w:rPr>
+        <w:t xml:space="preserve"/>
+      </w:r>
+      <w:proofErr w:type="spellStart"/>
+      <w:r>
+        <w:rPr>
+          <w:rFonts w:ascii="Arial Narrow" w:eastAsia="Arial Narrow" w:hAnsi="Arial Narrow" w:cs="Arial Narrow"/>
+          <w:color w:val="000000"/>
+          <w:kern w:val="0"/>
+          <w:sz w:val="22"/>
+          <w:szCs w:val="22"/>
+          <w:lang w:val="es-ES" w:eastAsia="es-ES"/>
+          <w14:ligatures w14:val="none"/>
+        </w:rPr>
+        <w:t/>
+      </w:r>
+      <w:proofErr w:type="spellEnd"/>
+      <w:r>
+        <w:rPr>
+          <w:rFonts w:ascii="Arial Narrow" w:eastAsia="Arial Narrow" w:hAnsi="Arial Narrow" w:cs="Arial Narrow"/>
+          <w:color w:val="000000"/>
+          <w:kern w:val="0"/>
+          <w:sz w:val="22"/>
+          <w:szCs w:val="22"/>
+          <w:lang w:val="es-ES" w:eastAsia="es-ES"/>
+          <w14:ligatures w14:val="none"/>
+        </w:rPr>
+        <w:t xml:space="preserve"/>
+      </w:r>
+      <w:r>
+        <w:rPr>
+          <w:rFonts w:ascii="Arial Narrow" w:eastAsia="Arial Narrow" w:hAnsi="Arial Narrow" w:cs="Arial Narrow"/>
+          <w:color w:val="000000"/>
+          <w:kern w:val="0"/>
+          <w:sz w:val="22"/>
+          <w:szCs w:val="22"/>
+          <w:lang w:val="es-ES" w:eastAsia="es-ES"/>
+          <w14:ligatures w14:val="none"/>
+        </w:rPr>
+        <w:t/>
       </w:r>
       <w:r>
         <w:rPr>
@@ -4782,7 +4794,19 @@
           <w:lang w:eastAsia="es-PE"/>
           <w14:ligatures w14:val="none"/>
         </w:rPr>
-        <w:t xml:space="preserve">PRIMERO: admitir a trámite la denuncia del 13 de mayo de 2025 interpuesta por el señor [DENUNCIANTE] contra Interseguro Compañía de Seguros S.A., por lo siguiente:</w:t>
+        <w:t xml:space="preserve">PRIMERO:</w:t>
+      </w:r>
+      <w:r>
+        <w:rPr>
+          <w:rFonts w:ascii="Arial Narrow" w:eastAsia="Arial Narrow" w:hAnsi="Arial Narrow" w:cs="Arial Narrow"/>
+          <w:color w:val="000000"/>
+          <w:kern w:val="0"/>
+          <w:sz w:val="22"/>
+          <w:szCs w:val="22"/>
+          <w:lang w:eastAsia="es-PE"/>
+          <w14:ligatures w14:val="none"/>
+        </w:rPr>
+        <w:t xml:space="preserve"> admitir a trámite la denuncia del 13 de mayo de 2025 interpuesta por el señor [DENUNCIANTE] contra Interseguro Compañía de Seguros S.A., por lo siguiente:</w:t>
       </w:r>
       <w:r>
         <w:rPr>
@@ -4921,7 +4945,6 @@
       <w:r>
         <w:rPr>
           <w:rFonts w:ascii="Arial Narrow" w:eastAsia="Arial Narrow" w:hAnsi="Arial Narrow" w:cs="Arial Narrow"/>
-          <w:bCs/>
           <w:sz w:val="22"/>
           <w:szCs w:val="22"/>
         </w:rPr>
@@ -4931,7 +4954,6 @@
       <w:r>
         <w:rPr>
           <w:rFonts w:ascii="Arial Narrow" w:eastAsia="Arial Narrow" w:hAnsi="Arial Narrow" w:cs="Arial Narrow"/>
-          <w:bCs/>
           <w:sz w:val="22"/>
           <w:szCs w:val="22"/>
         </w:rPr>
@@ -4940,7 +4962,6 @@
       <w:r>
         <w:rPr>
           <w:rFonts w:ascii="Arial Narrow" w:eastAsia="Arial Narrow" w:hAnsi="Arial Narrow" w:cs="Arial Narrow"/>
-          <w:bCs/>
           <w:sz w:val="22"/>
           <w:szCs w:val="22"/>
         </w:rPr>
@@ -4949,7 +4970,6 @@
       <w:r>
         <w:rPr>
           <w:rFonts w:ascii="Arial Narrow" w:eastAsia="Arial Narrow" w:hAnsi="Arial Narrow" w:cs="Arial Narrow"/>
-          <w:bCs/>
           <w:sz w:val="22"/>
           <w:szCs w:val="22"/>
         </w:rPr>
@@ -6729,7 +6749,19 @@
           <w:lang w:eastAsia="es-PE"/>
           <w14:ligatures w14:val="none"/>
         </w:rPr>
-        <w:t xml:space="preserve">TERCERO: </w:t>
+        <w:t xml:space="preserve">TERCERO:</w:t>
+      </w:r>
+      <w:r>
+        <w:rPr>
+          <w:rFonts w:ascii="Arial Narrow" w:eastAsia="Arial Narrow" w:hAnsi="Arial Narrow" w:cs="Arial Narrow"/>
+          <w:color w:val="000000"/>
+          <w:kern w:val="0"/>
+          <w:sz w:val="22"/>
+          <w:szCs w:val="22"/>
+          <w:lang w:eastAsia="es-PE"/>
+          <w14:ligatures w14:val="none"/>
+        </w:rPr>
+        <w:t xml:space="preserve"> </w:t>
       </w:r>
       <w:r>
         <w:rPr>
@@ -6747,7 +6779,6 @@
       <w:r>
         <w:rPr>
           <w:rFonts w:ascii="Arial Narrow" w:eastAsia="Arial Narrow" w:hAnsi="Arial Narrow" w:cs="Arial Narrow"/>
-          <w:bCs/>
           <w:sz w:val="22"/>
           <w:szCs w:val="22"/>
         </w:rPr>
@@ -6757,7 +6788,6 @@
       <w:r>
         <w:rPr>
           <w:rFonts w:ascii="Arial Narrow" w:eastAsia="Arial Narrow" w:hAnsi="Arial Narrow" w:cs="Arial Narrow"/>
-          <w:bCs/>
           <w:sz w:val="22"/>
           <w:szCs w:val="22"/>
         </w:rPr>
@@ -6766,7 +6796,6 @@
       <w:r>
         <w:rPr>
           <w:rFonts w:ascii="Arial Narrow" w:eastAsia="Arial Narrow" w:hAnsi="Arial Narrow" w:cs="Arial Narrow"/>
-          <w:bCs/>
           <w:sz w:val="22"/>
           <w:szCs w:val="22"/>
         </w:rPr>
@@ -6775,7 +6804,6 @@
       <w:r>
         <w:rPr>
           <w:rFonts w:ascii="Arial Narrow" w:eastAsia="Arial Narrow" w:hAnsi="Arial Narrow" w:cs="Arial Narrow"/>
-          <w:bCs/>
           <w:sz w:val="22"/>
           <w:szCs w:val="22"/>
         </w:rPr>
@@ -7147,7 +7175,15 @@
           <w:sz w:val="22"/>
           <w:szCs w:val="22"/>
         </w:rPr>
-        <w:t xml:space="preserve">CUARTO: </w:t>
+        <w:t xml:space="preserve">CUARTO:</w:t>
+      </w:r>
+      <w:r>
+        <w:rPr>
+          <w:rFonts w:ascii="Arial Narrow" w:eastAsia="Arial Narrow" w:hAnsi="Arial Narrow" w:cs="Arial Narrow"/>
+          <w:sz w:val="22"/>
+          <w:szCs w:val="22"/>
+        </w:rPr>
+        <w:t xml:space="preserve"> </w:t>
       </w:r>
       <w:r>
         <w:rPr>
@@ -7169,7 +7205,7 @@
           <w:lang w:val="es-ES" w:eastAsia="es-ES"/>
           <w14:ligatures w14:val="none"/>
         </w:rPr>
-        <w:footnoteReference w:id="14"/>
+        <w:footnoteReference w:id="9"/>
       </w:r>
       <w:r>
         <w:rPr>
@@ -7191,7 +7227,7 @@
           <w:lang w:val="es-ES" w:eastAsia="es-ES"/>
           <w14:ligatures w14:val="none"/>
         </w:rPr>
-        <w:footnoteReference w:id="15"/>
+        <w:footnoteReference w:id="10"/>
       </w:r>
       <w:r>
         <w:rPr>
@@ -7242,7 +7278,19 @@
           <w:lang w:eastAsia="es-PE"/>
           <w14:ligatures w14:val="none"/>
         </w:rPr>
-        <w:t xml:space="preserve">QUINTO: </w:t>
+        <w:t xml:space="preserve">QUINTO:</w:t>
+      </w:r>
+      <w:r>
+        <w:rPr>
+          <w:rFonts w:ascii="Arial Narrow" w:eastAsia="Arial Narrow" w:hAnsi="Arial Narrow" w:cs="Arial Narrow"/>
+          <w:color w:val="000000"/>
+          <w:kern w:val="0"/>
+          <w:sz w:val="22"/>
+          <w:szCs w:val="22"/>
+          <w:lang w:eastAsia="es-PE"/>
+          <w14:ligatures w14:val="none"/>
+        </w:rPr>
+        <w:t xml:space="preserve"> </w:t>
       </w:r>
       <w:bookmarkStart w:id="4" w:name="_Hlk188286813"/>
       <w:r>
@@ -7548,7 +7596,7 @@
           <w:lang w:eastAsia="es-PE"/>
           <w14:ligatures w14:val="none"/>
         </w:rPr>
-        <w:footnoteReference w:id="9"/>
+        <w:footnoteReference w:id="11"/>
       </w:r>
       <w:r>
         <w:rPr>
@@ -7646,7 +7694,7 @@
           <w:lang w:eastAsia="es-PE"/>
           <w14:ligatures w14:val="none"/>
         </w:rPr>
-        <w:footnoteReference w:id="10"/>
+        <w:footnoteReference w:id="12"/>
       </w:r>
       <w:r>
         <w:rPr>
@@ -7710,7 +7758,7 @@
           <w:lang w:eastAsia="es-PE"/>
           <w14:ligatures w14:val="none"/>
         </w:rPr>
-        <w:footnoteReference w:id="11"/>
+        <w:footnoteReference w:id="13"/>
       </w:r>
       <w:r>
         <w:rPr>
@@ -7924,7 +7972,7 @@
           <w:vertAlign w:val="superscript"/>
           <w14:ligatures w14:val="none"/>
         </w:rPr>
-        <w:footnoteReference w:id="12"/>
+        <w:footnoteReference w:id="14"/>
       </w:r>
       <w:r>
         <w:rPr>
@@ -7953,29 +8001,151 @@
           <w:kern w:val="0"/>
           <w:sz w:val="22"/>
           <w:szCs w:val="22"/>
+          <w14:ligatures w14:val="none"/>
+        </w:rPr>
+        <w:t>expresamente su facultad para asistir y conciliar en su representación</w:t>
+      </w:r>
+      <w:r>
+        <w:rPr>
+          <w:rFonts w:ascii="Arial Narrow" w:eastAsia="Arial Narrow" w:hAnsi="Arial Narrow" w:cs="Arial Narrow"/>
+          <w:kern w:val="0"/>
+          <w14:ligatures w14:val="none"/>
+          <w:sz w:val="22"/>
+          <w:szCs w:val="22"/>
+        </w:rPr>
+        <w:t>.</w:t>
+      </w:r>
+      <w:r>
+        <w:rPr>
+          <w:rFonts w:ascii="Arial Narrow" w:eastAsia="Arial Narrow" w:hAnsi="Arial Narrow" w:cs="Arial Narrow"/>
+          <w:kern w:val="0"/>
+          <w14:ligatures w14:val="none"/>
+          <w:sz w:val="22"/>
+          <w:szCs w:val="22"/>
+        </w:rPr>
+        <w:t xml:space="preserve"> </w:t>
+      </w:r>
+      <w:r>
+        <w:rPr>
+          <w:rFonts w:ascii="Arial Narrow" w:eastAsia="Arial Narrow" w:hAnsi="Arial Narrow" w:cs="Arial Narrow"/>
+          <w:kern w:val="0"/>
+          <w:sz w:val="22"/>
+          <w:szCs w:val="22"/>
+          <w14:ligatures w14:val="none"/>
+        </w:rPr>
+        <w:t xml:space="preserve">Ello bajo apercibimiento de no realizar la audiencia de conciliación y levantar el acta de inasistencia correspondiente. </w:t>
+      </w:r>
+    </w:p>
+    <w:p>
+      <w:pPr>
+        <w:suppressAutoHyphens/>
+        <w:spacing w:after="0" w:line="240" w:lineRule="auto"/>
+        <w:jc w:val="both"/>
+        <w:rPr>
+          <w:rFonts w:ascii="Arial Narrow" w:eastAsia="Arial Narrow" w:hAnsi="Arial Narrow" w:cs="Arial Narrow"/>
+          <w:kern w:val="0"/>
+          <w:sz w:val="22"/>
+          <w:szCs w:val="22"/>
           <w:u w:val="single"/>
           <w14:ligatures w14:val="none"/>
         </w:rPr>
-        <w:t>expresamente su facultad para asistir y conciliar en su representación</w:t>
-      </w:r>
-      <w:r>
-        <w:rPr>
-          <w:rFonts w:ascii="Arial Narrow" w:eastAsia="Arial Narrow" w:hAnsi="Arial Narrow" w:cs="Arial Narrow"/>
-          <w:bCs/>
-          <w:kern w:val="0"/>
-          <w14:ligatures w14:val="none"/>
-          <w:sz w:val="22"/>
-          <w:szCs w:val="22"/>
-        </w:rPr>
-        <w:t>.</w:t>
-      </w:r>
+      </w:pPr>
+    </w:p>
+    <w:p>
+      <w:pPr>
+        <w:suppressAutoHyphens/>
+        <w:spacing w:after="0" w:line="240" w:lineRule="auto"/>
+        <w:jc w:val="both"/>
+        <w:rPr>
+          <w:rFonts w:ascii="Arial Narrow" w:eastAsia="Arial Narrow" w:hAnsi="Arial Narrow" w:cs="Arial Narrow"/>
+          <w:color w:val="000000"/>
+          <w:kern w:val="0"/>
+          <w:sz w:val="22"/>
+          <w:szCs w:val="22"/>
+          <w:lang w:eastAsia="es-PE"/>
+          <w14:ligatures w14:val="none"/>
+        </w:rPr>
+      </w:pPr>
+      <w:r>
+        <w:rPr>
+          <w:rFonts w:ascii="Arial Narrow" w:eastAsia="Arial Narrow" w:hAnsi="Arial Narrow" w:cs="Arial Narrow"/>
+          <w:b/>
+          <w:color w:val="000000"/>
+          <w:kern w:val="0"/>
+          <w:sz w:val="22"/>
+          <w:szCs w:val="22"/>
+          <w:lang w:eastAsia="es-PE"/>
+          <w14:ligatures w14:val="none"/>
+        </w:rPr>
+        <w:t>NOVENO:</w:t>
+      </w:r>
+      <w:r>
+        <w:rPr>
+          <w:rFonts w:ascii="Arial Narrow" w:eastAsia="Arial Narrow" w:hAnsi="Arial Narrow" w:cs="Arial Narrow"/>
+          <w:color w:val="000000"/>
+          <w:kern w:val="0"/>
+          <w:sz w:val="22"/>
+          <w:szCs w:val="22"/>
+          <w:lang w:eastAsia="es-PE"/>
+          <w14:ligatures w14:val="none"/>
+        </w:rPr>
+        <w:t xml:space="preserve"> poner en conocimiento de las partes que, antes de la emisión de la Resolución Final, tienen la posibilidad de formular su desistimiento o presentar el acuerdo arribado mediante la conciliación, mediación, transacción o cualquier otro que, </w:t>
+      </w:r>
+      <w:r>
+        <w:rPr>
+          <w:rFonts w:ascii="Arial Narrow" w:eastAsia="Arial Narrow" w:hAnsi="Arial Narrow" w:cs="Arial Narrow"/>
+          <w:color w:val="000000"/>
+          <w:kern w:val="0"/>
+          <w:sz w:val="22"/>
+          <w:szCs w:val="22"/>
+          <w:lang w:eastAsia="es-PE"/>
+          <w14:ligatures w14:val="none"/>
+        </w:rPr>
+        <w:t>de forma indubitable, deje constancia que se ha solucionado la controversia materia de denuncia.</w:t>
+      </w:r>
+      <w:bookmarkStart w:id="7" w:name="h.gjdgxs" w:colFirst="0" w:colLast="0"/>
+      <w:bookmarkEnd w:id="7"/>
+    </w:p>
+    <w:p>
+      <w:pPr>
+        <w:suppressAutoHyphens/>
+        <w:spacing w:after="0" w:line="240" w:lineRule="auto"/>
+        <w:jc w:val="both"/>
+        <w:rPr>
+          <w:rFonts w:ascii="Arial Narrow" w:eastAsia="Arial Narrow" w:hAnsi="Arial Narrow" w:cs="Arial Narrow"/>
+          <w:color w:val="000000"/>
+          <w:kern w:val="0"/>
+          <w:sz w:val="22"/>
+          <w:szCs w:val="22"/>
+          <w:lang w:eastAsia="es-PE"/>
+          <w14:ligatures w14:val="none"/>
+        </w:rPr>
+      </w:pPr>
+    </w:p>
+    <w:p>
+      <w:pPr>
+        <w:suppressAutoHyphens/>
+        <w:spacing w:after="0" w:line="240" w:lineRule="auto"/>
+        <w:jc w:val="both"/>
+        <w:rPr>
+          <w:rFonts w:ascii="Arial Narrow" w:eastAsia="Arial Narrow" w:hAnsi="Arial Narrow" w:cs="Arial Narrow"/>
+          <w:sz w:val="22"/>
+          <w:szCs w:val="22"/>
+        </w:rPr>
+      </w:pPr>
       <w:r>
         <w:rPr>
           <w:rFonts w:ascii="Arial Narrow" w:eastAsia="Arial Narrow" w:hAnsi="Arial Narrow" w:cs="Arial Narrow"/>
           <w:b/>
           <w:bCs/>
-          <w:kern w:val="0"/>
-          <w14:ligatures w14:val="none"/>
+          <w:sz w:val="22"/>
+          <w:szCs w:val="22"/>
+        </w:rPr>
+        <w:t xml:space="preserve">DÉCIMO:</w:t>
+      </w:r>
+      <w:r>
+        <w:rPr>
+          <w:rFonts w:ascii="Arial Narrow" w:eastAsia="Arial Narrow" w:hAnsi="Arial Narrow" w:cs="Arial Narrow"/>
           <w:sz w:val="22"/>
           <w:szCs w:val="22"/>
         </w:rPr>
@@ -7984,13 +8154,190 @@
       <w:r>
         <w:rPr>
           <w:rFonts w:ascii="Arial Narrow" w:eastAsia="Arial Narrow" w:hAnsi="Arial Narrow" w:cs="Arial Narrow"/>
-          <w:kern w:val="0"/>
-          <w:sz w:val="22"/>
-          <w:szCs w:val="22"/>
-          <w:u w:val="single"/>
-          <w14:ligatures w14:val="none"/>
-        </w:rPr>
-        <w:t xml:space="preserve">Ello bajo apercibimiento de no realizar la audiencia de conciliación y levantar el acta de inasistencia correspondiente. </w:t>
+          <w:sz w:val="22"/>
+          <w:szCs w:val="22"/>
+        </w:rPr>
+        <w:t xml:space="preserve">requerir al señor [DENUNCIANTE] para que, dentro del plazo de dos (2) días hábiles siguientes a la fecha en que reciba la notificación en su bandeja de correo electrónico, efectúe la confirmación de recepción de la notificación remitida por este despacho a su correo electrónico, de conformidad con el segundo párrafo del numeral 4 del artículo 20 del Texto Único Ordenado de la Ley del Procedimiento Administrativo General, aprobado mediante Decreto Supremo 006-2026-JUS, bajo apercibimiento de rehacer el acto de notificación y notificarle conforme al numeral 1 del artículo 20 del citado cuerpo normativo.</w:t>
+      </w:r>
+      <w:r>
+        <w:rPr>
+          <w:rFonts w:ascii="Arial Narrow" w:eastAsia="Arial Narrow" w:hAnsi="Arial Narrow" w:cs="Arial Narrow"/>
+          <w:spacing w:val="-3"/>
+          <w:kern w:val="0"/>
+          <w14:ligatures w14:val="none"/>
+          <w:sz w:val="22"/>
+          <w:szCs w:val="22"/>
+        </w:rPr>
+        <w:t/>
+      </w:r>
+      <w:r>
+        <w:rPr>
+          <w:rFonts w:ascii="Arial Narrow" w:eastAsia="Arial Narrow" w:hAnsi="Arial Narrow" w:cs="Arial Narrow"/>
+          <w:spacing w:val="-3"/>
+          <w:kern w:val="0"/>
+          <w14:ligatures w14:val="none"/>
+          <w:sz w:val="22"/>
+          <w:szCs w:val="22"/>
+        </w:rPr>
+        <w:t xml:space="preserve"/>
+      </w:r>
+      <w:r>
+        <w:rPr>
+          <w:rFonts w:ascii="Arial Narrow" w:eastAsia="Arial Narrow" w:hAnsi="Arial Narrow" w:cs="Arial Narrow"/>
+          <w:spacing w:val="-3"/>
+          <w:kern w:val="0"/>
+          <w14:ligatures w14:val="none"/>
+          <w:sz w:val="22"/>
+          <w:szCs w:val="22"/>
+        </w:rPr>
+        <w:t xml:space="preserve"/>
+      </w:r>
+      <w:r>
+        <w:rPr>
+          <w:rFonts w:ascii="Arial Narrow" w:eastAsia="Arial Narrow" w:hAnsi="Arial Narrow" w:cs="Arial Narrow"/>
+          <w:color w:val="000000"/>
+          <w:kern w:val="0"/>
+          <w:sz w:val="22"/>
+          <w:szCs w:val="22"/>
+          <w:shd w:val="clear" w:color="auto" w:fill="FFFFFF"/>
+          <w:lang w:eastAsia="es-PE"/>
+          <w14:ligatures w14:val="none"/>
+        </w:rPr>
+        <w:t xml:space="preserve"/>
+      </w:r>
+      <w:proofErr w:type="spellStart"/>
+      <w:r>
+        <w:rPr>
+          <w:rFonts w:ascii="Arial Narrow" w:eastAsia="Arial Narrow" w:hAnsi="Arial Narrow" w:cs="Arial Narrow"/>
+          <w:color w:val="000000"/>
+          <w:kern w:val="0"/>
+          <w:sz w:val="22"/>
+          <w:szCs w:val="22"/>
+          <w:shd w:val="clear" w:color="auto" w:fill="FFFFFF"/>
+          <w:lang w:eastAsia="es-PE"/>
+          <w14:ligatures w14:val="none"/>
+        </w:rPr>
+        <w:t/>
+      </w:r>
+      <w:proofErr w:type="spellEnd"/>
+      <w:r>
+        <w:rPr>
+          <w:rFonts w:ascii="Arial Narrow" w:eastAsia="Arial Narrow" w:hAnsi="Arial Narrow" w:cs="Arial Narrow"/>
+          <w:color w:val="000000"/>
+          <w:kern w:val="0"/>
+          <w:sz w:val="22"/>
+          <w:szCs w:val="22"/>
+          <w:shd w:val="clear" w:color="auto" w:fill="FFFFFF"/>
+          <w:lang w:eastAsia="es-PE"/>
+          <w14:ligatures w14:val="none"/>
+        </w:rPr>
+        <w:t xml:space="preserve"/>
+      </w:r>
+      <w:proofErr w:type="spellStart"/>
+      <w:r>
+        <w:rPr>
+          <w:rFonts w:ascii="Arial Narrow" w:eastAsia="Arial Narrow" w:hAnsi="Arial Narrow" w:cs="Arial Narrow"/>
+          <w:color w:val="000000"/>
+          <w:kern w:val="0"/>
+          <w:sz w:val="22"/>
+          <w:szCs w:val="22"/>
+          <w:shd w:val="clear" w:color="auto" w:fill="FFFFFF"/>
+          <w:lang w:eastAsia="es-PE"/>
+          <w14:ligatures w14:val="none"/>
+        </w:rPr>
+        <w:t/>
+      </w:r>
+      <w:proofErr w:type="spellEnd"/>
+      <w:r>
+        <w:rPr>
+          <w:rFonts w:ascii="Arial Narrow" w:eastAsia="Arial Narrow" w:hAnsi="Arial Narrow" w:cs="Arial Narrow"/>
+          <w:color w:val="000000"/>
+          <w:kern w:val="0"/>
+          <w:sz w:val="22"/>
+          <w:szCs w:val="22"/>
+          <w:shd w:val="clear" w:color="auto" w:fill="FFFFFF"/>
+          <w:lang w:eastAsia="es-PE"/>
+          <w14:ligatures w14:val="none"/>
+        </w:rPr>
+        <w:t xml:space="preserve"/>
+      </w:r>
+      <w:r>
+        <w:rPr>
+          <w:rFonts w:ascii="Arial Narrow" w:eastAsia="Arial Narrow" w:hAnsi="Arial Narrow" w:cs="Arial Narrow"/>
+          <w:color w:val="000000"/>
+          <w:sz w:val="22"/>
+          <w:szCs w:val="22"/>
+        </w:rPr>
+        <w:t/>
+      </w:r>
+      <w:r>
+        <w:rPr>
+          <w:rFonts w:ascii="Arial Narrow" w:eastAsia="Arial Narrow" w:hAnsi="Arial Narrow" w:cs="Arial Narrow"/>
+          <w:color w:val="000000"/>
+          <w:sz w:val="22"/>
+          <w:szCs w:val="22"/>
+        </w:rPr>
+        <w:t xml:space="preserve"/>
+      </w:r>
+      <w:r>
+        <w:rPr>
+          <w:rFonts w:ascii="Arial Narrow" w:eastAsia="Arial Narrow" w:hAnsi="Arial Narrow" w:cs="Arial Narrow"/>
+          <w:color w:val="000000"/>
+          <w:kern w:val="0"/>
+          <w:sz w:val="22"/>
+          <w:szCs w:val="22"/>
+          <w:lang w:eastAsia="es-PE"/>
+          <w14:ligatures w14:val="none"/>
+        </w:rPr>
+        <w:t/>
+      </w:r>
+      <w:r>
+        <w:rPr>
+          <w:rFonts w:ascii="Arial Narrow" w:eastAsia="Arial Narrow" w:hAnsi="Arial Narrow" w:cs="Arial Narrow"/>
+          <w:color w:val="000000"/>
+          <w:sz w:val="22"/>
+          <w:szCs w:val="22"/>
+        </w:rPr>
+        <w:t xml:space="preserve"/>
+      </w:r>
+      <w:r>
+        <w:rPr>
+          <w:rFonts w:ascii="Arial Narrow" w:eastAsia="Arial Narrow" w:hAnsi="Arial Narrow" w:cs="Arial Narrow"/>
+          <w:color w:val="000000"/>
+          <w:kern w:val="0"/>
+          <w:sz w:val="22"/>
+          <w:szCs w:val="22"/>
+          <w:lang w:eastAsia="es-PE"/>
+          <w14:ligatures w14:val="none"/>
+        </w:rPr>
+        <w:t/>
+      </w:r>
+      <w:r>
+        <w:rPr>
+          <w:rFonts w:ascii="Arial Narrow" w:eastAsia="Arial Narrow" w:hAnsi="Arial Narrow" w:cs="Arial Narrow"/>
+          <w:color w:val="000000"/>
+          <w:sz w:val="22"/>
+          <w:szCs w:val="22"/>
+        </w:rPr>
+        <w:t xml:space="preserve"/>
+      </w:r>
+      <w:r>
+        <w:rPr>
+          <w:rStyle w:val="Refdenotaalpie"/>
+          <w:rFonts w:ascii="Arial Narrow" w:eastAsia="Arial Narrow" w:hAnsi="Arial Narrow" w:cs="Arial Narrow"/>
+          <w:sz w:val="22"/>
+          <w:szCs w:val="22"/>
+          <w:vertAlign w:val="superscript"/>
+        </w:rPr>
+        <w:footnoteReference w:id="15"/>
+      </w:r>
+      <w:r>
+        <w:rPr>
+          <w:rFonts w:ascii="Arial Narrow" w:eastAsia="Arial Narrow" w:hAnsi="Arial Narrow" w:cs="Arial Narrow"/>
+          <w:sz w:val="22"/>
+          <w:szCs w:val="22"/>
+        </w:rPr>
+        <w:t/>
       </w:r>
     </w:p>
     <w:p>
@@ -8000,89 +8347,15 @@
         <w:jc w:val="both"/>
         <w:rPr>
           <w:rFonts w:ascii="Arial Narrow" w:eastAsia="Arial Narrow" w:hAnsi="Arial Narrow" w:cs="Arial Narrow"/>
-          <w:kern w:val="0"/>
-          <w:sz w:val="22"/>
-          <w:szCs w:val="22"/>
-          <w:u w:val="single"/>
-          <w14:ligatures w14:val="none"/>
+          <w:sz w:val="22"/>
+          <w:szCs w:val="22"/>
         </w:rPr>
       </w:pPr>
     </w:p>
     <w:p>
       <w:pPr>
         <w:suppressAutoHyphens/>
-        <w:spacing w:after="0" w:line="240" w:lineRule="auto"/>
-        <w:jc w:val="both"/>
-        <w:rPr>
-          <w:rFonts w:ascii="Arial Narrow" w:eastAsia="Arial Narrow" w:hAnsi="Arial Narrow" w:cs="Arial Narrow"/>
-          <w:color w:val="000000"/>
-          <w:kern w:val="0"/>
-          <w:sz w:val="22"/>
-          <w:szCs w:val="22"/>
-          <w:lang w:eastAsia="es-PE"/>
-          <w14:ligatures w14:val="none"/>
-        </w:rPr>
-      </w:pPr>
-      <w:r>
-        <w:rPr>
-          <w:rFonts w:ascii="Arial Narrow" w:eastAsia="Arial Narrow" w:hAnsi="Arial Narrow" w:cs="Arial Narrow"/>
-          <w:b/>
-          <w:color w:val="000000"/>
-          <w:kern w:val="0"/>
-          <w:sz w:val="22"/>
-          <w:szCs w:val="22"/>
-          <w:lang w:eastAsia="es-PE"/>
-          <w14:ligatures w14:val="none"/>
-        </w:rPr>
-        <w:t>NOVENO:</w:t>
-      </w:r>
-      <w:r>
-        <w:rPr>
-          <w:rFonts w:ascii="Arial Narrow" w:eastAsia="Arial Narrow" w:hAnsi="Arial Narrow" w:cs="Arial Narrow"/>
-          <w:color w:val="000000"/>
-          <w:kern w:val="0"/>
-          <w:sz w:val="22"/>
-          <w:szCs w:val="22"/>
-          <w:lang w:eastAsia="es-PE"/>
-          <w14:ligatures w14:val="none"/>
-        </w:rPr>
-        <w:t xml:space="preserve"> poner en conocimiento de las partes que, antes de la emisión de la Resolución Final, tienen la posibilidad de formular su desistimiento o presentar el acuerdo arribado mediante la conciliación, mediación, transacción o cualquier otro que, </w:t>
-      </w:r>
-      <w:r>
-        <w:rPr>
-          <w:rFonts w:ascii="Arial Narrow" w:eastAsia="Arial Narrow" w:hAnsi="Arial Narrow" w:cs="Arial Narrow"/>
-          <w:color w:val="000000"/>
-          <w:kern w:val="0"/>
-          <w:sz w:val="22"/>
-          <w:szCs w:val="22"/>
-          <w:lang w:eastAsia="es-PE"/>
-          <w14:ligatures w14:val="none"/>
-        </w:rPr>
-        <w:t>de forma indubitable, deje constancia que se ha solucionado la controversia materia de denuncia.</w:t>
-      </w:r>
-      <w:bookmarkStart w:id="7" w:name="h.gjdgxs" w:colFirst="0" w:colLast="0"/>
-      <w:bookmarkEnd w:id="7"/>
-    </w:p>
-    <w:p>
-      <w:pPr>
-        <w:suppressAutoHyphens/>
-        <w:spacing w:after="0" w:line="240" w:lineRule="auto"/>
-        <w:jc w:val="both"/>
-        <w:rPr>
-          <w:rFonts w:ascii="Arial Narrow" w:eastAsia="Arial Narrow" w:hAnsi="Arial Narrow" w:cs="Arial Narrow"/>
-          <w:color w:val="000000"/>
-          <w:kern w:val="0"/>
-          <w:sz w:val="22"/>
-          <w:szCs w:val="22"/>
-          <w:lang w:eastAsia="es-PE"/>
-          <w14:ligatures w14:val="none"/>
-        </w:rPr>
-      </w:pPr>
-    </w:p>
-    <w:p>
-      <w:pPr>
-        <w:suppressAutoHyphens/>
-        <w:spacing w:after="0" w:line="240" w:lineRule="auto"/>
+        <w:spacing w:line="240" w:lineRule="auto"/>
         <w:jc w:val="both"/>
         <w:rPr>
           <w:rFonts w:ascii="Arial Narrow" w:eastAsia="Arial Narrow" w:hAnsi="Arial Narrow" w:cs="Arial Narrow"/>
@@ -8098,220 +8371,8 @@
           <w:sz w:val="22"/>
           <w:szCs w:val="22"/>
         </w:rPr>
-        <w:t xml:space="preserve">DÉCIMO: </w:t>
-      </w:r>
-      <w:r>
-        <w:rPr>
-          <w:rFonts w:ascii="Arial Narrow" w:eastAsia="Arial Narrow" w:hAnsi="Arial Narrow" w:cs="Arial Narrow"/>
-          <w:sz w:val="22"/>
-          <w:szCs w:val="22"/>
-        </w:rPr>
-        <w:t xml:space="preserve">requerir al señor [DENUNCIANTE] para que, dentro del plazo de dos (2) días hábiles siguientes a la fecha en que reciba la notificación en su bandeja de correo electrónico, efectúe la confirmación de recepción de la notificación remitida por este despacho a su correo electrónico, de conformidad con el segundo párrafo del numeral 4 del artículo 20 del Texto Único Ordenado de la Ley del Procedimiento Administrativo General, aprobado mediante Decreto Supremo 006-2026-JUS, bajo apercibimiento de rehacer el acto de notificación y notificarle conforme al numeral 1 del artículo 20 del citado cuerpo normativo.</w:t>
-      </w:r>
-      <w:r>
-        <w:rPr>
-          <w:rFonts w:ascii="Arial Narrow" w:eastAsia="Arial Narrow" w:hAnsi="Arial Narrow" w:cs="Arial Narrow"/>
-          <w:spacing w:val="-3"/>
-          <w:kern w:val="0"/>
-          <w14:ligatures w14:val="none"/>
-          <w:sz w:val="22"/>
-          <w:szCs w:val="22"/>
-        </w:rPr>
-        <w:t/>
-      </w:r>
-      <w:r>
-        <w:rPr>
-          <w:rFonts w:ascii="Arial Narrow" w:eastAsia="Arial Narrow" w:hAnsi="Arial Narrow" w:cs="Arial Narrow"/>
-          <w:spacing w:val="-3"/>
-          <w:kern w:val="0"/>
-          <w14:ligatures w14:val="none"/>
-          <w:sz w:val="22"/>
-          <w:szCs w:val="22"/>
-        </w:rPr>
-        <w:t xml:space="preserve"/>
-      </w:r>
-      <w:r>
-        <w:rPr>
-          <w:rFonts w:ascii="Arial Narrow" w:eastAsia="Arial Narrow" w:hAnsi="Arial Narrow" w:cs="Arial Narrow"/>
-          <w:spacing w:val="-3"/>
-          <w:kern w:val="0"/>
-          <w14:ligatures w14:val="none"/>
-          <w:sz w:val="22"/>
-          <w:szCs w:val="22"/>
-        </w:rPr>
-        <w:t xml:space="preserve"/>
-      </w:r>
-      <w:r>
-        <w:rPr>
-          <w:rFonts w:ascii="Arial Narrow" w:eastAsia="Arial Narrow" w:hAnsi="Arial Narrow" w:cs="Arial Narrow"/>
-          <w:color w:val="000000"/>
-          <w:kern w:val="0"/>
-          <w:sz w:val="22"/>
-          <w:szCs w:val="22"/>
-          <w:shd w:val="clear" w:color="auto" w:fill="FFFFFF"/>
-          <w:lang w:eastAsia="es-PE"/>
-          <w14:ligatures w14:val="none"/>
-        </w:rPr>
-        <w:t xml:space="preserve"/>
-      </w:r>
-      <w:proofErr w:type="spellStart"/>
-      <w:r>
-        <w:rPr>
-          <w:rFonts w:ascii="Arial Narrow" w:eastAsia="Arial Narrow" w:hAnsi="Arial Narrow" w:cs="Arial Narrow"/>
-          <w:color w:val="000000"/>
-          <w:kern w:val="0"/>
-          <w:sz w:val="22"/>
-          <w:szCs w:val="22"/>
-          <w:shd w:val="clear" w:color="auto" w:fill="FFFFFF"/>
-          <w:lang w:eastAsia="es-PE"/>
-          <w14:ligatures w14:val="none"/>
-        </w:rPr>
-        <w:t/>
-      </w:r>
-      <w:proofErr w:type="spellEnd"/>
-      <w:r>
-        <w:rPr>
-          <w:rFonts w:ascii="Arial Narrow" w:eastAsia="Arial Narrow" w:hAnsi="Arial Narrow" w:cs="Arial Narrow"/>
-          <w:color w:val="000000"/>
-          <w:kern w:val="0"/>
-          <w:sz w:val="22"/>
-          <w:szCs w:val="22"/>
-          <w:shd w:val="clear" w:color="auto" w:fill="FFFFFF"/>
-          <w:lang w:eastAsia="es-PE"/>
-          <w14:ligatures w14:val="none"/>
-        </w:rPr>
-        <w:t xml:space="preserve"/>
-      </w:r>
-      <w:proofErr w:type="spellStart"/>
-      <w:r>
-        <w:rPr>
-          <w:rFonts w:ascii="Arial Narrow" w:eastAsia="Arial Narrow" w:hAnsi="Arial Narrow" w:cs="Arial Narrow"/>
-          <w:color w:val="000000"/>
-          <w:kern w:val="0"/>
-          <w:sz w:val="22"/>
-          <w:szCs w:val="22"/>
-          <w:shd w:val="clear" w:color="auto" w:fill="FFFFFF"/>
-          <w:lang w:eastAsia="es-PE"/>
-          <w14:ligatures w14:val="none"/>
-        </w:rPr>
-        <w:t/>
-      </w:r>
-      <w:proofErr w:type="spellEnd"/>
-      <w:r>
-        <w:rPr>
-          <w:rFonts w:ascii="Arial Narrow" w:eastAsia="Arial Narrow" w:hAnsi="Arial Narrow" w:cs="Arial Narrow"/>
-          <w:color w:val="000000"/>
-          <w:kern w:val="0"/>
-          <w:sz w:val="22"/>
-          <w:szCs w:val="22"/>
-          <w:shd w:val="clear" w:color="auto" w:fill="FFFFFF"/>
-          <w:lang w:eastAsia="es-PE"/>
-          <w14:ligatures w14:val="none"/>
-        </w:rPr>
-        <w:t xml:space="preserve"/>
-      </w:r>
-      <w:r>
-        <w:rPr>
-          <w:rFonts w:ascii="Arial Narrow" w:eastAsia="Arial Narrow" w:hAnsi="Arial Narrow" w:cs="Arial Narrow"/>
-          <w:color w:val="000000"/>
-          <w:sz w:val="22"/>
-          <w:szCs w:val="22"/>
-        </w:rPr>
-        <w:t/>
-      </w:r>
-      <w:r>
-        <w:rPr>
-          <w:rFonts w:ascii="Arial Narrow" w:eastAsia="Arial Narrow" w:hAnsi="Arial Narrow" w:cs="Arial Narrow"/>
-          <w:color w:val="000000"/>
-          <w:sz w:val="22"/>
-          <w:szCs w:val="22"/>
-        </w:rPr>
-        <w:t xml:space="preserve"/>
-      </w:r>
-      <w:r>
-        <w:rPr>
-          <w:rFonts w:ascii="Arial Narrow" w:eastAsia="Arial Narrow" w:hAnsi="Arial Narrow" w:cs="Arial Narrow"/>
-          <w:color w:val="000000"/>
-          <w:kern w:val="0"/>
-          <w:sz w:val="22"/>
-          <w:szCs w:val="22"/>
-          <w:lang w:eastAsia="es-PE"/>
-          <w14:ligatures w14:val="none"/>
-        </w:rPr>
-        <w:t/>
-      </w:r>
-      <w:r>
-        <w:rPr>
-          <w:rFonts w:ascii="Arial Narrow" w:eastAsia="Arial Narrow" w:hAnsi="Arial Narrow" w:cs="Arial Narrow"/>
-          <w:color w:val="000000"/>
-          <w:sz w:val="22"/>
-          <w:szCs w:val="22"/>
-        </w:rPr>
-        <w:t xml:space="preserve"/>
-      </w:r>
-      <w:r>
-        <w:rPr>
-          <w:rFonts w:ascii="Arial Narrow" w:eastAsia="Arial Narrow" w:hAnsi="Arial Narrow" w:cs="Arial Narrow"/>
-          <w:color w:val="000000"/>
-          <w:kern w:val="0"/>
-          <w:sz w:val="22"/>
-          <w:szCs w:val="22"/>
-          <w:lang w:eastAsia="es-PE"/>
-          <w14:ligatures w14:val="none"/>
-        </w:rPr>
-        <w:t/>
-      </w:r>
-      <w:r>
-        <w:rPr>
-          <w:rFonts w:ascii="Arial Narrow" w:eastAsia="Arial Narrow" w:hAnsi="Arial Narrow" w:cs="Arial Narrow"/>
-          <w:color w:val="000000"/>
-          <w:sz w:val="22"/>
-          <w:szCs w:val="22"/>
-        </w:rPr>
-        <w:t xml:space="preserve"/>
-      </w:r>
-      <w:r>
-        <w:rPr>
-          <w:rStyle w:val="Refdenotaalpie"/>
-          <w:rFonts w:ascii="Arial Narrow" w:eastAsia="Arial Narrow" w:hAnsi="Arial Narrow" w:cs="Arial Narrow"/>
-          <w:sz w:val="22"/>
-          <w:szCs w:val="22"/>
-          <w:vertAlign w:val="superscript"/>
-        </w:rPr>
-        <w:footnoteReference w:id="13"/>
-      </w:r>
-      <w:r>
-        <w:rPr>
-          <w:rFonts w:ascii="Arial Narrow" w:eastAsia="Arial Narrow" w:hAnsi="Arial Narrow" w:cs="Arial Narrow"/>
-          <w:sz w:val="22"/>
-          <w:szCs w:val="22"/>
-        </w:rPr>
-        <w:t/>
-      </w:r>
-    </w:p>
-    <w:p>
-      <w:pPr>
-        <w:suppressAutoHyphens/>
-        <w:spacing w:after="0" w:line="240" w:lineRule="auto"/>
-        <w:jc w:val="both"/>
-        <w:rPr>
-          <w:rFonts w:ascii="Arial Narrow" w:eastAsia="Arial Narrow" w:hAnsi="Arial Narrow" w:cs="Arial Narrow"/>
-          <w:sz w:val="22"/>
-          <w:szCs w:val="22"/>
-        </w:rPr>
-      </w:pPr>
-    </w:p>
-    <w:p>
-      <w:pPr>
-        <w:suppressAutoHyphens/>
-        <w:spacing w:line="240" w:lineRule="auto"/>
-        <w:jc w:val="both"/>
-        <w:rPr>
-          <w:rFonts w:ascii="Arial Narrow" w:eastAsia="Arial Narrow" w:hAnsi="Arial Narrow" w:cs="Arial Narrow"/>
-          <w:sz w:val="22"/>
-          <w:szCs w:val="22"/>
-        </w:rPr>
-      </w:pPr>
+        <w:t xml:space="preserve">DÉCIMO </w:t>
+      </w:r>
       <w:r>
         <w:rPr>
           <w:rFonts w:ascii="Arial Narrow" w:eastAsia="Arial Narrow" w:hAnsi="Arial Narrow" w:cs="Arial Narrow"/>
@@ -8320,7 +8381,7 @@
           <w:sz w:val="22"/>
           <w:szCs w:val="22"/>
         </w:rPr>
-        <w:t xml:space="preserve">DÉCIMO </w:t>
+        <w:t>PRIMERO</w:t>
       </w:r>
       <w:r>
         <w:rPr>
@@ -8330,176 +8391,196 @@
           <w:sz w:val="22"/>
           <w:szCs w:val="22"/>
         </w:rPr>
-        <w:t>PRIMERO</w:t>
-      </w:r>
-      <w:r>
+        <w:t>:</w:t>
+      </w:r>
+      <w:r>
+        <w:rPr>
+          <w:rFonts w:ascii="Arial Narrow" w:eastAsia="Arial Narrow" w:hAnsi="Arial Narrow" w:cs="Arial Narrow"/>
+          <w:sz w:val="22"/>
+          <w:szCs w:val="22"/>
+        </w:rPr>
+        <w:t xml:space="preserve"> </w:t>
+      </w:r>
+      <w:r>
+        <w:rPr>
+          <w:rFonts w:ascii="Arial Narrow" w:eastAsia="Arial Narrow" w:hAnsi="Arial Narrow" w:cs="Arial Narrow"/>
+          <w:color w:val="000000"/>
+          <w:sz w:val="22"/>
+          <w:szCs w:val="22"/>
+        </w:rPr>
+        <w:t xml:space="preserve">requerir a </w:t>
+      </w:r>
+      <w:proofErr w:type="spellStart"/>
+      <w:r>
+        <w:rPr>
+          <w:rFonts w:ascii="Arial Narrow" w:eastAsia="Arial Narrow" w:hAnsi="Arial Narrow" w:cs="Arial Narrow"/>
+          <w:sz w:val="22"/>
+          <w:szCs w:val="22"/>
+        </w:rPr>
+        <w:t>Interseguro</w:t>
+      </w:r>
+      <w:proofErr w:type="spellEnd"/>
+      <w:r>
+        <w:rPr>
+          <w:rFonts w:ascii="Arial Narrow" w:eastAsia="Arial Narrow" w:hAnsi="Arial Narrow" w:cs="Arial Narrow"/>
+          <w:sz w:val="22"/>
+          <w:szCs w:val="22"/>
+        </w:rPr>
+        <w:t xml:space="preserve"> Compañía </w:t>
+      </w:r>
+      <w:r>
+        <w:rPr>
+          <w:rFonts w:ascii="Arial Narrow" w:eastAsia="Arial Narrow" w:hAnsi="Arial Narrow" w:cs="Arial Narrow"/>
+          <w:sz w:val="22"/>
+          <w:szCs w:val="22"/>
+        </w:rPr>
+        <w:t>d</w:t>
+      </w:r>
+      <w:r>
+        <w:rPr>
+          <w:rFonts w:ascii="Arial Narrow" w:eastAsia="Arial Narrow" w:hAnsi="Arial Narrow" w:cs="Arial Narrow"/>
+          <w:sz w:val="22"/>
+          <w:szCs w:val="22"/>
+        </w:rPr>
+        <w:t xml:space="preserve">e Seguros S.A. </w:t>
+      </w:r>
+      <w:r>
+        <w:rPr>
+          <w:rFonts w:ascii="Arial Narrow" w:eastAsia="Arial Narrow" w:hAnsi="Arial Narrow" w:cs="Arial Narrow"/>
+          <w:sz w:val="22"/>
+          <w:szCs w:val="22"/>
+          <w:shd w:val="clear" w:color="auto" w:fill="FFFFFF"/>
+        </w:rPr>
+        <w:t xml:space="preserve">para que </w:t>
+      </w:r>
+      <w:r>
+        <w:rPr>
+          <w:rFonts w:ascii="Arial Narrow" w:eastAsia="Arial Narrow" w:hAnsi="Arial Narrow" w:cs="Arial Narrow"/>
+          <w:sz w:val="22"/>
+          <w:szCs w:val="22"/>
+        </w:rPr>
+        <w:t>efectúe el acuse de recibo mediante la confirmación de recepción de la notificación remitida por este despacho a su Casilla Electrónica, dentro de los cinco (5) primeros días hábiles siguientes a la fecha en que recibe la notificación</w:t>
+      </w:r>
+      <w:r>
+        <w:rPr>
+          <w:rFonts w:ascii="Arial Narrow" w:eastAsia="Arial Narrow" w:hAnsi="Arial Narrow" w:cs="Arial Narrow"/>
+          <w:sz w:val="22"/>
+          <w:szCs w:val="22"/>
+        </w:rPr>
+        <w:t>.</w:t>
+      </w:r>
+      <w:bookmarkStart w:id="8" w:name="_Hlk198890962"/>
+    </w:p>
+    <w:bookmarkEnd w:id="8"/>
+    <w:p>
+      <w:pPr>
+        <w:spacing w:after="0" w:line="240" w:lineRule="auto"/>
+        <w:jc w:val="both"/>
+        <w:rPr>
+          <w:rFonts w:ascii="Arial Narrow" w:eastAsia="Arial Narrow" w:hAnsi="Arial Narrow" w:cs="Arial Narrow"/>
+          <w:b/>
+          <w:color w:val="000000"/>
+          <w:kern w:val="0"/>
+          <w:sz w:val="22"/>
+          <w:szCs w:val="22"/>
+          <w:lang w:eastAsia="es-PE"/>
+          <w14:ligatures w14:val="none"/>
+        </w:rPr>
+      </w:pPr>
+    </w:p>
+    <w:p>
+      <w:pPr>
+        <w:spacing w:after="0" w:line="240" w:lineRule="auto"/>
+        <w:jc w:val="both"/>
+        <w:rPr>
+          <w:rFonts w:ascii="Arial Narrow" w:eastAsia="Arial Narrow" w:hAnsi="Arial Narrow" w:cs="Arial Narrow"/>
+          <w:b/>
+          <w:color w:val="000000"/>
+          <w:kern w:val="0"/>
+          <w:sz w:val="22"/>
+          <w:szCs w:val="22"/>
+          <w:lang w:eastAsia="es-PE"/>
+          <w14:ligatures w14:val="none"/>
+        </w:rPr>
+      </w:pPr>
+    </w:p>
+    <w:p>
+      <w:pPr>
+        <w:spacing w:after="0" w:line="240" w:lineRule="auto"/>
+        <w:jc w:val="both"/>
+        <w:rPr>
+          <w:rFonts w:ascii="Arial Narrow" w:eastAsia="Arial Narrow" w:hAnsi="Arial Narrow" w:cs="Arial Narrow"/>
+          <w:b/>
+          <w:color w:val="000000"/>
+          <w:kern w:val="0"/>
+          <w:sz w:val="22"/>
+          <w:szCs w:val="22"/>
+          <w:lang w:eastAsia="es-PE"/>
+          <w14:ligatures w14:val="none"/>
+        </w:rPr>
+      </w:pPr>
+    </w:p>
+    <w:p>
+      <w:pPr>
+        <w:spacing w:after="0" w:line="240" w:lineRule="auto"/>
+        <w:jc w:val="both"/>
+        <w:rPr>
+          <w:rFonts w:ascii="Arial Narrow" w:eastAsia="Arial Narrow" w:hAnsi="Arial Narrow" w:cs="Arial Narrow"/>
+          <w:b/>
+          <w:color w:val="000000"/>
+          <w:kern w:val="0"/>
+          <w:sz w:val="22"/>
+          <w:szCs w:val="22"/>
+          <w:lang w:eastAsia="es-PE"/>
+          <w14:ligatures w14:val="none"/>
+        </w:rPr>
+      </w:pPr>
+    </w:p>
+    <w:p>
+      <w:pPr>
+        <w:spacing w:after="0" w:line="240" w:lineRule="auto"/>
+        <w:jc w:val="both"/>
+        <w:rPr>
+          <w:rFonts w:ascii="Arial Narrow" w:eastAsia="Arial Narrow" w:hAnsi="Arial Narrow" w:cs="Arial Narrow"/>
+          <w:b/>
+          <w:color w:val="000000"/>
+          <w:kern w:val="0"/>
+          <w:sz w:val="22"/>
+          <w:szCs w:val="22"/>
+          <w:lang w:eastAsia="es-PE"/>
+          <w14:ligatures w14:val="none"/>
+        </w:rPr>
+      </w:pPr>
+    </w:p>
+    <w:p>
+      <w:pPr>
+        <w:shd w:val="clear" w:color="auto" w:fill="FFFFFF"/>
+        <w:spacing w:after="0" w:line="240" w:lineRule="auto"/>
+        <w:jc w:val="center"/>
         <w:rPr>
           <w:rFonts w:ascii="Arial Narrow" w:eastAsia="Arial Narrow" w:hAnsi="Arial Narrow" w:cs="Arial Narrow"/>
           <w:b/>
           <w:bCs/>
-          <w:sz w:val="22"/>
-          <w:szCs w:val="22"/>
-        </w:rPr>
-        <w:t>:</w:t>
-      </w:r>
-      <w:r>
-        <w:rPr>
-          <w:rFonts w:ascii="Arial Narrow" w:eastAsia="Arial Narrow" w:hAnsi="Arial Narrow" w:cs="Arial Narrow"/>
-          <w:sz w:val="22"/>
-          <w:szCs w:val="22"/>
-        </w:rPr>
-        <w:t xml:space="preserve"> </w:t>
-      </w:r>
-      <w:r>
-        <w:rPr>
-          <w:rFonts w:ascii="Arial Narrow" w:eastAsia="Arial Narrow" w:hAnsi="Arial Narrow" w:cs="Arial Narrow"/>
-          <w:color w:val="000000"/>
-          <w:sz w:val="22"/>
-          <w:szCs w:val="22"/>
-        </w:rPr>
-        <w:t xml:space="preserve">requerir a </w:t>
-      </w:r>
-      <w:proofErr w:type="spellStart"/>
-      <w:r>
-        <w:rPr>
-          <w:rFonts w:ascii="Arial Narrow" w:eastAsia="Arial Narrow" w:hAnsi="Arial Narrow" w:cs="Arial Narrow"/>
-          <w:sz w:val="22"/>
-          <w:szCs w:val="22"/>
-        </w:rPr>
-        <w:t>Interseguro</w:t>
-      </w:r>
-      <w:proofErr w:type="spellEnd"/>
-      <w:r>
-        <w:rPr>
-          <w:rFonts w:ascii="Arial Narrow" w:eastAsia="Arial Narrow" w:hAnsi="Arial Narrow" w:cs="Arial Narrow"/>
-          <w:sz w:val="22"/>
-          <w:szCs w:val="22"/>
-        </w:rPr>
-        <w:t xml:space="preserve"> Compañía </w:t>
-      </w:r>
-      <w:r>
-        <w:rPr>
-          <w:rFonts w:ascii="Arial Narrow" w:eastAsia="Arial Narrow" w:hAnsi="Arial Narrow" w:cs="Arial Narrow"/>
-          <w:sz w:val="22"/>
-          <w:szCs w:val="22"/>
-        </w:rPr>
-        <w:t>d</w:t>
-      </w:r>
-      <w:r>
-        <w:rPr>
-          <w:rFonts w:ascii="Arial Narrow" w:eastAsia="Arial Narrow" w:hAnsi="Arial Narrow" w:cs="Arial Narrow"/>
-          <w:sz w:val="22"/>
-          <w:szCs w:val="22"/>
-        </w:rPr>
-        <w:t xml:space="preserve">e Seguros S.A. </w:t>
-      </w:r>
-      <w:r>
-        <w:rPr>
-          <w:rFonts w:ascii="Arial Narrow" w:eastAsia="Arial Narrow" w:hAnsi="Arial Narrow" w:cs="Arial Narrow"/>
-          <w:sz w:val="22"/>
-          <w:szCs w:val="22"/>
-          <w:shd w:val="clear" w:color="auto" w:fill="FFFFFF"/>
-        </w:rPr>
-        <w:t xml:space="preserve">para que </w:t>
-      </w:r>
-      <w:r>
-        <w:rPr>
-          <w:rFonts w:ascii="Arial Narrow" w:eastAsia="Arial Narrow" w:hAnsi="Arial Narrow" w:cs="Arial Narrow"/>
-          <w:sz w:val="22"/>
-          <w:szCs w:val="22"/>
-        </w:rPr>
-        <w:t>efectúe el acuse de recibo mediante la confirmación de recepción de la notificación remitida por este despacho a su Casilla Electrónica, dentro de los cinco (5) primeros días hábiles siguientes a la fecha en que recibe la notificación</w:t>
-      </w:r>
-      <w:r>
-        <w:rPr>
-          <w:rFonts w:ascii="Arial Narrow" w:eastAsia="Arial Narrow" w:hAnsi="Arial Narrow" w:cs="Arial Narrow"/>
-          <w:sz w:val="22"/>
-          <w:szCs w:val="22"/>
-        </w:rPr>
-        <w:t>.</w:t>
-      </w:r>
-      <w:bookmarkStart w:id="8" w:name="_Hlk198890962"/>
-    </w:p>
-    <w:bookmarkEnd w:id="8"/>
-    <w:p>
-      <w:pPr>
-        <w:spacing w:after="0" w:line="240" w:lineRule="auto"/>
-        <w:jc w:val="both"/>
+          <w:color w:val="000000"/>
+          <w:kern w:val="0"/>
+          <w14:ligatures w14:val="none"/>
+          <w:sz w:val="22"/>
+          <w:szCs w:val="22"/>
+        </w:rPr>
+      </w:pPr>
+      <w:r>
         <w:rPr>
           <w:rFonts w:ascii="Arial Narrow" w:eastAsia="Arial Narrow" w:hAnsi="Arial Narrow" w:cs="Arial Narrow"/>
           <w:b/>
-          <w:color w:val="000000"/>
-          <w:kern w:val="0"/>
-          <w:sz w:val="22"/>
-          <w:szCs w:val="22"/>
-          <w:lang w:eastAsia="es-PE"/>
-          <w14:ligatures w14:val="none"/>
-        </w:rPr>
-      </w:pPr>
-    </w:p>
-    <w:p>
-      <w:pPr>
-        <w:spacing w:after="0" w:line="240" w:lineRule="auto"/>
-        <w:jc w:val="both"/>
-        <w:rPr>
-          <w:rFonts w:ascii="Arial Narrow" w:eastAsia="Arial Narrow" w:hAnsi="Arial Narrow" w:cs="Arial Narrow"/>
-          <w:b/>
-          <w:color w:val="000000"/>
-          <w:kern w:val="0"/>
-          <w:sz w:val="22"/>
-          <w:szCs w:val="22"/>
-          <w:lang w:eastAsia="es-PE"/>
-          <w14:ligatures w14:val="none"/>
-        </w:rPr>
-      </w:pPr>
-    </w:p>
-    <w:p>
-      <w:pPr>
-        <w:spacing w:after="0" w:line="240" w:lineRule="auto"/>
-        <w:jc w:val="both"/>
-        <w:rPr>
-          <w:rFonts w:ascii="Arial Narrow" w:eastAsia="Arial Narrow" w:hAnsi="Arial Narrow" w:cs="Arial Narrow"/>
-          <w:b/>
-          <w:color w:val="000000"/>
-          <w:kern w:val="0"/>
-          <w:sz w:val="22"/>
-          <w:szCs w:val="22"/>
-          <w:lang w:eastAsia="es-PE"/>
-          <w14:ligatures w14:val="none"/>
-        </w:rPr>
-      </w:pPr>
-    </w:p>
-    <w:p>
-      <w:pPr>
-        <w:spacing w:after="0" w:line="240" w:lineRule="auto"/>
-        <w:jc w:val="both"/>
-        <w:rPr>
-          <w:rFonts w:ascii="Arial Narrow" w:eastAsia="Arial Narrow" w:hAnsi="Arial Narrow" w:cs="Arial Narrow"/>
-          <w:b/>
-          <w:color w:val="000000"/>
-          <w:kern w:val="0"/>
-          <w:sz w:val="22"/>
-          <w:szCs w:val="22"/>
-          <w:lang w:eastAsia="es-PE"/>
-          <w14:ligatures w14:val="none"/>
-        </w:rPr>
-      </w:pPr>
-    </w:p>
-    <w:p>
-      <w:pPr>
-        <w:spacing w:after="0" w:line="240" w:lineRule="auto"/>
-        <w:jc w:val="both"/>
-        <w:rPr>
-          <w:rFonts w:ascii="Arial Narrow" w:eastAsia="Arial Narrow" w:hAnsi="Arial Narrow" w:cs="Arial Narrow"/>
-          <w:b/>
-          <w:color w:val="000000"/>
-          <w:kern w:val="0"/>
-          <w:sz w:val="22"/>
-          <w:szCs w:val="22"/>
-          <w:lang w:eastAsia="es-PE"/>
-          <w14:ligatures w14:val="none"/>
-        </w:rPr>
-      </w:pPr>
+          <w:bCs/>
+          <w:color w:val="000000"/>
+          <w:kern w:val="0"/>
+          <w14:ligatures w14:val="none"/>
+          <w:sz w:val="22"/>
+          <w:szCs w:val="22"/>
+        </w:rPr>
+        <w:t xml:space="preserve">Firmado digitalmente por</w:t>
+      </w:r>
     </w:p>
     <w:p>
       <w:pPr>
@@ -8798,6 +8879,9 @@
     <w:p>
       <w:pPr>
         <w:pStyle w:val="Textonotapie"/>
+        <w:tabs>
+          <w:tab w:val="left" w:pos="567"/>
+        </w:tabs>
         <w:ind w:left="567" w:hanging="567"/>
         <w:jc w:val="both"/>
         <w:rPr>
@@ -8822,7 +8906,82 @@
           <w:sz w:val="16"/>
           <w:szCs w:val="16"/>
         </w:rPr>
+        <w:tab/>
+        <w:t xml:space="preserve"/>
+      </w:r>
+      <w:r>
+        <w:rPr>
+          <w:rFonts w:ascii="Arial Narrow" w:eastAsia="Arial Narrow" w:hAnsi="Arial Narrow" w:cs="Arial Narrow"/>
+          <w:sz w:val="16"/>
+          <w:szCs w:val="16"/>
+        </w:rPr>
+        <w:tab/>
+        <w:t>Publicado</w:t>
+      </w:r>
+      <w:r>
+        <w:rPr>
+          <w:rFonts w:ascii="Arial Narrow" w:eastAsia="Arial Narrow" w:hAnsi="Arial Narrow" w:cs="Arial Narrow"/>
+          <w:b/>
+          <w:sz w:val="16"/>
+          <w:szCs w:val="16"/>
+        </w:rPr>
         <w:t xml:space="preserve"> </w:t>
+      </w:r>
+      <w:r>
+        <w:rPr>
+          <w:rFonts w:ascii="Arial Narrow" w:eastAsia="Arial Narrow" w:hAnsi="Arial Narrow" w:cs="Arial Narrow"/>
+          <w:sz w:val="16"/>
+          <w:szCs w:val="16"/>
+        </w:rPr>
+        <w:t xml:space="preserve">el 2 de setiembre de 2010 en el Diario Oficial El Peruano, vigente desde el 2 de octubre de 2010 y modificado por Decreto Legislativo 1308.</w:t>
+      </w:r>
+    </w:p>
+    <w:p>
+      <w:pPr>
+        <w:pStyle w:val="Textonotapie"/>
+        <w:ind w:left="567" w:hanging="567"/>
+        <w:jc w:val="both"/>
+        <w:rPr>
+          <w:rFonts w:ascii="Arial Narrow" w:eastAsia="Arial Narrow" w:hAnsi="Arial Narrow" w:cs="Arial Narrow"/>
+          <w:sz w:val="16"/>
+          <w:szCs w:val="16"/>
+        </w:rPr>
+      </w:pPr>
+    </w:p>
+  </w:footnote>
+  <w:footnote w:id="2">
+    <w:p>
+      <w:pPr>
+        <w:pStyle w:val="Textonotapie"/>
+        <w:tabs>
+          <w:tab w:val="left" w:pos="567"/>
+        </w:tabs>
+        <w:ind w:left="567" w:hanging="567"/>
+        <w:jc w:val="both"/>
+        <w:rPr>
+          <w:rFonts w:ascii="Arial Narrow" w:eastAsia="Arial Narrow" w:hAnsi="Arial Narrow" w:cs="Arial Narrow"/>
+          <w:sz w:val="16"/>
+          <w:szCs w:val="16"/>
+        </w:rPr>
+      </w:pPr>
+      <w:r>
+        <w:rPr>
+          <w:rStyle w:val="Refdenotaalpie"/>
+          <w:rFonts w:ascii="Arial Narrow" w:eastAsia="Arial Narrow" w:hAnsi="Arial Narrow" w:cs="Arial Narrow"/>
+          <w:sz w:val="16"/>
+          <w:szCs w:val="16"/>
+          <w:vertAlign w:val="superscript"/>
+        </w:rPr>
+        <w:footnoteRef/>
+      </w:r>
+      <w:r>
+        <w:rPr>
+          <w:rFonts w:ascii="Arial Narrow" w:eastAsia="Arial Narrow" w:hAnsi="Arial Narrow" w:cs="Arial Narrow"/>
+          <w:sz w:val="16"/>
+          <w:szCs w:val="16"/>
+        </w:rPr>
+        <w:tab/>
+        <w:t xml:space="preserve"/>
       </w:r>
       <w:r>
         <w:rPr>
@@ -8898,76 +9057,6 @@
           <w:szCs w:val="16"/>
         </w:rPr>
         <w:t>.</w:t>
-      </w:r>
-    </w:p>
-    <w:p>
-      <w:pPr>
-        <w:pStyle w:val="Textonotapie"/>
-        <w:ind w:left="567" w:hanging="567"/>
-        <w:jc w:val="both"/>
-        <w:rPr>
-          <w:rFonts w:ascii="Arial Narrow" w:eastAsia="Arial Narrow" w:hAnsi="Arial Narrow" w:cs="Arial Narrow"/>
-          <w:sz w:val="16"/>
-          <w:szCs w:val="16"/>
-        </w:rPr>
-      </w:pPr>
-    </w:p>
-  </w:footnote>
-  <w:footnote w:id="2">
-    <w:p>
-      <w:pPr>
-        <w:pStyle w:val="Textonotapie"/>
-        <w:ind w:left="567" w:hanging="567"/>
-        <w:jc w:val="both"/>
-        <w:rPr>
-          <w:rFonts w:ascii="Arial Narrow" w:eastAsia="Arial Narrow" w:hAnsi="Arial Narrow" w:cs="Arial Narrow"/>
-          <w:sz w:val="16"/>
-          <w:szCs w:val="16"/>
-        </w:rPr>
-      </w:pPr>
-      <w:r>
-        <w:rPr>
-          <w:rStyle w:val="Refdenotaalpie"/>
-          <w:rFonts w:ascii="Arial Narrow" w:eastAsia="Arial Narrow" w:hAnsi="Arial Narrow" w:cs="Arial Narrow"/>
-          <w:sz w:val="16"/>
-          <w:szCs w:val="16"/>
-          <w:vertAlign w:val="superscript"/>
-        </w:rPr>
-        <w:footnoteRef/>
-      </w:r>
-      <w:r>
-        <w:rPr>
-          <w:rFonts w:ascii="Arial Narrow" w:eastAsia="Arial Narrow" w:hAnsi="Arial Narrow" w:cs="Arial Narrow"/>
-          <w:sz w:val="16"/>
-          <w:szCs w:val="16"/>
-        </w:rPr>
-        <w:t xml:space="preserve"> </w:t>
-      </w:r>
-      <w:r>
-        <w:rPr>
-          <w:rFonts w:ascii="Arial Narrow" w:eastAsia="Arial Narrow" w:hAnsi="Arial Narrow" w:cs="Arial Narrow"/>
-          <w:sz w:val="16"/>
-          <w:szCs w:val="16"/>
-        </w:rPr>
-        <w:tab/>
-        <w:t>Publicado</w:t>
-      </w:r>
-      <w:r>
-        <w:rPr>
-          <w:rFonts w:ascii="Arial Narrow" w:eastAsia="Arial Narrow" w:hAnsi="Arial Narrow" w:cs="Arial Narrow"/>
-          <w:b/>
-          <w:sz w:val="16"/>
-          <w:szCs w:val="16"/>
-        </w:rPr>
-        <w:t xml:space="preserve"> </w:t>
-      </w:r>
-      <w:r>
-        <w:rPr>
-          <w:rFonts w:ascii="Arial Narrow" w:eastAsia="Arial Narrow" w:hAnsi="Arial Narrow" w:cs="Arial Narrow"/>
-          <w:sz w:val="16"/>
-          <w:szCs w:val="16"/>
-        </w:rPr>
-        <w:t xml:space="preserve">el 2 de setiembre de 2010 en el Diario Oficial El Peruano, vigente desde el 2 de octubre de 2010 y modificado por Decreto Legislativo 1308.</w:t>
       </w:r>
     </w:p>
     <w:p>
@@ -9016,7 +9105,8 @@
           <w:sz w:val="16"/>
           <w:szCs w:val="16"/>
         </w:rPr>
-        <w:t xml:space="preserve"> </w:t>
+        <w:tab/>
+        <w:t xml:space="preserve"/>
       </w:r>
       <w:r>
         <w:rPr>
@@ -9123,10 +9213,30 @@
         <w:jc w:val="both"/>
         <w:rPr>
           <w:rFonts w:ascii="Arial Narrow" w:eastAsia="Arial Narrow" w:hAnsi="Arial Narrow" w:cs="Arial Narrow"/>
-          <w:sz w:val="16"/>
-          <w:szCs w:val="16"/>
-        </w:rPr>
-      </w:pPr>
+          <w:b/>
+          <w:bCs/>
+          <w:sz w:val="16"/>
+          <w:szCs w:val="16"/>
+        </w:rPr>
+      </w:pPr>
+      <w:r>
+        <w:rPr>
+          <w:rFonts w:ascii="Arial Narrow" w:eastAsia="Arial Narrow" w:hAnsi="Arial Narrow" w:cs="Arial Narrow"/>
+          <w:sz w:val="16"/>
+          <w:szCs w:val="16"/>
+        </w:rPr>
+        <w:tab/>
+      </w:r>
+      <w:r>
+        <w:rPr>
+          <w:rFonts w:ascii="Arial Narrow" w:eastAsia="Arial Narrow" w:hAnsi="Arial Narrow" w:cs="Arial Narrow"/>
+          <w:b/>
+          <w:bCs/>
+          <w:sz w:val="16"/>
+          <w:szCs w:val="16"/>
+        </w:rPr>
+        <w:t xml:space="preserve">LEY DE ORGANIZACIÓN Y FUNCIONES DEL INDECOPI, APROBADA POR DECRETO LEGISLATIVO 1033 </w:t>
+      </w:r>
     </w:p>
     <w:p>
       <w:pPr>
@@ -9138,29 +9248,46 @@
         <w:jc w:val="both"/>
         <w:rPr>
           <w:rFonts w:ascii="Arial Narrow" w:eastAsia="Arial Narrow" w:hAnsi="Arial Narrow" w:cs="Arial Narrow"/>
+          <w:sz w:val="16"/>
+          <w:szCs w:val="16"/>
+        </w:rPr>
+      </w:pPr>
+      <w:r>
+        <w:rPr>
+          <w:rFonts w:ascii="Arial Narrow" w:eastAsia="Arial Narrow" w:hAnsi="Arial Narrow" w:cs="Arial Narrow"/>
           <w:b/>
           <w:bCs/>
           <w:sz w:val="16"/>
           <w:szCs w:val="16"/>
         </w:rPr>
-      </w:pPr>
-      <w:r>
-        <w:rPr>
-          <w:rFonts w:ascii="Arial Narrow" w:eastAsia="Arial Narrow" w:hAnsi="Arial Narrow" w:cs="Arial Narrow"/>
-          <w:sz w:val="16"/>
-          <w:szCs w:val="16"/>
-        </w:rPr>
         <w:tab/>
-      </w:r>
-      <w:r>
-        <w:rPr>
-          <w:rFonts w:ascii="Arial Narrow" w:eastAsia="Arial Narrow" w:hAnsi="Arial Narrow" w:cs="Arial Narrow"/>
-          <w:b/>
-          <w:bCs/>
-          <w:sz w:val="16"/>
-          <w:szCs w:val="16"/>
-        </w:rPr>
-        <w:t xml:space="preserve">LEY DE ORGANIZACIÓN Y FUNCIONES DEL INDECOPI, APROBADA POR DECRETO LEGISLATIVO 1033 </w:t>
+        <w:t>Artículo 27.-</w:t>
+      </w:r>
+      <w:r>
+        <w:rPr>
+          <w:rFonts w:ascii="Arial Narrow" w:eastAsia="Arial Narrow" w:hAnsi="Arial Narrow" w:cs="Arial Narrow"/>
+          <w:sz w:val="16"/>
+          <w:szCs w:val="16"/>
+        </w:rPr>
+        <w:t xml:space="preserve"> De la Comisión de Protección al </w:t>
+      </w:r>
+      <w:proofErr w:type="gramStart"/>
+      <w:r>
+        <w:rPr>
+          <w:rFonts w:ascii="Arial Narrow" w:eastAsia="Arial Narrow" w:hAnsi="Arial Narrow" w:cs="Arial Narrow"/>
+          <w:sz w:val="16"/>
+          <w:szCs w:val="16"/>
+        </w:rPr>
+        <w:t>Consumidor.-</w:t>
+      </w:r>
+      <w:proofErr w:type="gramEnd"/>
+      <w:r>
+        <w:rPr>
+          <w:rFonts w:ascii="Arial Narrow" w:eastAsia="Arial Narrow" w:hAnsi="Arial Narrow" w:cs="Arial Narrow"/>
+          <w:sz w:val="16"/>
+          <w:szCs w:val="16"/>
+        </w:rPr>
+        <w:t xml:space="preserve"> </w:t>
       </w:r>
     </w:p>
     <w:p>
@@ -9180,39 +9307,11 @@
       <w:r>
         <w:rPr>
           <w:rFonts w:ascii="Arial Narrow" w:eastAsia="Arial Narrow" w:hAnsi="Arial Narrow" w:cs="Arial Narrow"/>
-          <w:b/>
-          <w:bCs/>
           <w:sz w:val="16"/>
           <w:szCs w:val="16"/>
         </w:rPr>
         <w:tab/>
-        <w:t>Artículo 27.-</w:t>
-      </w:r>
-      <w:r>
-        <w:rPr>
-          <w:rFonts w:ascii="Arial Narrow" w:eastAsia="Arial Narrow" w:hAnsi="Arial Narrow" w:cs="Arial Narrow"/>
-          <w:sz w:val="16"/>
-          <w:szCs w:val="16"/>
-        </w:rPr>
-        <w:t xml:space="preserve"> De la Comisión de Protección al </w:t>
-      </w:r>
-      <w:proofErr w:type="gramStart"/>
-      <w:r>
-        <w:rPr>
-          <w:rFonts w:ascii="Arial Narrow" w:eastAsia="Arial Narrow" w:hAnsi="Arial Narrow" w:cs="Arial Narrow"/>
-          <w:sz w:val="16"/>
-          <w:szCs w:val="16"/>
-        </w:rPr>
-        <w:t>Consumidor.-</w:t>
-      </w:r>
-      <w:proofErr w:type="gramEnd"/>
-      <w:r>
-        <w:rPr>
-          <w:rFonts w:ascii="Arial Narrow" w:eastAsia="Arial Narrow" w:hAnsi="Arial Narrow" w:cs="Arial Narrow"/>
-          <w:sz w:val="16"/>
-          <w:szCs w:val="16"/>
-        </w:rPr>
-        <w:t xml:space="preserve"> </w:t>
+        <w:t>Corresponde a la Comisión de Protección al Consumidor velar por el cumplimiento de la Ley de Protección al Consumidor y de las leyes que, en general, protegen a los consumidores de la falta de idoneidad de los bienes y servicios en función de la información brindada, de las omisiones de información y de la discriminación en el consumo, así como de aquellas que complementen o sustituyan a las anteriores.</w:t>
       </w:r>
     </w:p>
     <w:p>
@@ -9225,20 +9324,15 @@
         <w:jc w:val="both"/>
         <w:rPr>
           <w:rFonts w:ascii="Arial Narrow" w:eastAsia="Arial Narrow" w:hAnsi="Arial Narrow" w:cs="Arial Narrow"/>
-          <w:sz w:val="16"/>
-          <w:szCs w:val="16"/>
-        </w:rPr>
-      </w:pPr>
-      <w:r>
-        <w:rPr>
-          <w:rFonts w:ascii="Arial Narrow" w:eastAsia="Arial Narrow" w:hAnsi="Arial Narrow" w:cs="Arial Narrow"/>
-          <w:sz w:val="16"/>
-          <w:szCs w:val="16"/>
-        </w:rPr>
-        <w:tab/>
-        <w:t>Corresponde a la Comisión de Protección al Consumidor velar por el cumplimiento de la Ley de Protección al Consumidor y de las leyes que, en general, protegen a los consumidores de la falta de idoneidad de los bienes y servicios en función de la información brindada, de las omisiones de información y de la discriminación en el consumo, así como de aquellas que complementen o sustituyan a las anteriores.</w:t>
-      </w:r>
-    </w:p>
+          <w:b/>
+          <w:bCs/>
+          <w:sz w:val="16"/>
+          <w:szCs w:val="16"/>
+        </w:rPr>
+      </w:pPr>
+    </w:p>
+  </w:footnote>
+  <w:footnote w:id="4">
     <w:p>
       <w:pPr>
         <w:pStyle w:val="Textonotapie"/>
@@ -9255,9 +9349,150 @@
           <w:szCs w:val="16"/>
         </w:rPr>
       </w:pPr>
-    </w:p>
-  </w:footnote>
-  <w:footnote w:id="4">
+      <w:r>
+        <w:rPr>
+          <w:rStyle w:val="Refdenotaalpie"/>
+          <w:rFonts w:ascii="Arial Narrow" w:eastAsia="Arial Narrow" w:hAnsi="Arial Narrow" w:cs="Arial Narrow"/>
+          <w:sz w:val="16"/>
+          <w:szCs w:val="16"/>
+          <w:vertAlign w:val="superscript"/>
+        </w:rPr>
+        <w:footnoteRef/>
+      </w:r>
+      <w:r>
+        <w:rPr>
+          <w:rFonts w:ascii="Arial Narrow" w:eastAsia="Arial Narrow" w:hAnsi="Arial Narrow" w:cs="Arial Narrow"/>
+          <w:sz w:val="16"/>
+          <w:szCs w:val="16"/>
+        </w:rPr>
+        <w:tab/>
+        <w:t xml:space="preserve"/>
+      </w:r>
+      <w:r>
+        <w:rPr>
+          <w:rFonts w:ascii="Arial Narrow" w:eastAsia="Arial Narrow" w:hAnsi="Arial Narrow" w:cs="Arial Narrow"/>
+          <w:sz w:val="16"/>
+          <w:szCs w:val="16"/>
+        </w:rPr>
+        <w:tab/>
+      </w:r>
+      <w:r>
+        <w:rPr>
+          <w:rFonts w:ascii="Arial Narrow" w:eastAsia="Arial Narrow" w:hAnsi="Arial Narrow" w:cs="Arial Narrow"/>
+          <w:b/>
+          <w:bCs/>
+          <w:sz w:val="16"/>
+          <w:szCs w:val="16"/>
+        </w:rPr>
+        <w:t xml:space="preserve">LEY 29571, CÓDIGO DE PROTECCIÓN Y DEFENSA DEL CONSUMIDOR, publicado el 2 de setiembre de 2010 y modificado por Decreto Legislativo 1308 </w:t>
+      </w:r>
+    </w:p>
+    <w:p>
+      <w:pPr>
+        <w:pStyle w:val="Textonotapie"/>
+        <w:ind w:left="567" w:right="-1"/>
+        <w:jc w:val="both"/>
+        <w:rPr>
+          <w:rFonts w:ascii="Arial Narrow" w:eastAsia="Arial Narrow" w:hAnsi="Arial Narrow" w:cs="Arial Narrow"/>
+          <w:b/>
+          <w:bCs/>
+          <w:sz w:val="16"/>
+          <w:szCs w:val="16"/>
+        </w:rPr>
+      </w:pPr>
+      <w:r>
+        <w:rPr>
+          <w:rFonts w:ascii="Arial Narrow" w:eastAsia="Arial Narrow" w:hAnsi="Arial Narrow" w:cs="Arial Narrow"/>
+          <w:b/>
+          <w:bCs/>
+          <w:sz w:val="16"/>
+          <w:szCs w:val="16"/>
+        </w:rPr>
+        <w:t xml:space="preserve">Artículo 18.- Idoneidad </w:t>
+      </w:r>
+    </w:p>
+    <w:p>
+      <w:pPr>
+        <w:pStyle w:val="Textonotapie"/>
+        <w:ind w:left="567" w:right="-1"/>
+        <w:jc w:val="both"/>
+        <w:rPr>
+          <w:rFonts w:ascii="Arial Narrow" w:eastAsia="Arial Narrow" w:hAnsi="Arial Narrow" w:cs="Arial Narrow"/>
+          <w:sz w:val="16"/>
+          <w:szCs w:val="16"/>
+        </w:rPr>
+      </w:pPr>
+      <w:r>
+        <w:rPr>
+          <w:rFonts w:ascii="Arial Narrow" w:eastAsia="Arial Narrow" w:hAnsi="Arial Narrow" w:cs="Arial Narrow"/>
+          <w:sz w:val="16"/>
+          <w:szCs w:val="16"/>
+        </w:rPr>
+        <w:t xml:space="preserve">Se entiende por idoneidad la correspondencia entre lo que un consumidor espera y lo que efectivamente recibe, en función a lo que se le hubiera ofrecido, la publicidad e información transmitida, las condiciones y circunstancias de la transacción, las características y naturaleza del producto o servicio, el precio, entre otros factores, atendiendo a las circunstancias del caso. </w:t>
+      </w:r>
+    </w:p>
+    <w:p>
+      <w:pPr>
+        <w:pStyle w:val="Textonotapie"/>
+        <w:ind w:left="567" w:right="-1"/>
+        <w:jc w:val="both"/>
+        <w:rPr>
+          <w:rFonts w:ascii="Arial Narrow" w:eastAsia="Arial Narrow" w:hAnsi="Arial Narrow" w:cs="Arial Narrow"/>
+          <w:sz w:val="16"/>
+          <w:szCs w:val="16"/>
+        </w:rPr>
+      </w:pPr>
+      <w:r>
+        <w:rPr>
+          <w:rFonts w:ascii="Arial Narrow" w:eastAsia="Arial Narrow" w:hAnsi="Arial Narrow" w:cs="Arial Narrow"/>
+          <w:sz w:val="16"/>
+          <w:szCs w:val="16"/>
+        </w:rPr>
+        <w:t xml:space="preserve">La idoneidad es evaluada en función a la propia naturaleza del producto o servicio y a su aptitud para satisfacer la finalidad para la cual ha sido puesto en el mercado. Las autorizaciones por parte de los organismos del Estado para la fabricación de un producto o la prestación de un servicio, en los casos que sea necesario, no eximen de responsabilidad al proveedor frente al consumidor. </w:t>
+      </w:r>
+    </w:p>
+    <w:p>
+      <w:pPr>
+        <w:pStyle w:val="Textonotapie"/>
+        <w:ind w:left="567" w:right="-1"/>
+        <w:jc w:val="both"/>
+        <w:rPr>
+          <w:rFonts w:ascii="Arial Narrow" w:eastAsia="Arial Narrow" w:hAnsi="Arial Narrow" w:cs="Arial Narrow"/>
+          <w:sz w:val="16"/>
+          <w:szCs w:val="16"/>
+        </w:rPr>
+      </w:pPr>
+      <w:r>
+        <w:rPr>
+          <w:rFonts w:ascii="Arial Narrow" w:eastAsia="Arial Narrow" w:hAnsi="Arial Narrow" w:cs="Arial Narrow"/>
+          <w:b/>
+          <w:bCs/>
+          <w:sz w:val="16"/>
+          <w:szCs w:val="16"/>
+        </w:rPr>
+        <w:t xml:space="preserve">Artículo 19.- Obligación de los proveedores </w:t>
+      </w:r>
+    </w:p>
+    <w:p>
+      <w:pPr>
+        <w:pStyle w:val="Textonotapie"/>
+        <w:ind w:left="567" w:right="-1"/>
+        <w:jc w:val="both"/>
+        <w:rPr>
+          <w:rFonts w:ascii="Arial Narrow" w:eastAsia="Arial Narrow" w:hAnsi="Arial Narrow" w:cs="Arial Narrow"/>
+          <w:sz w:val="16"/>
+          <w:szCs w:val="16"/>
+        </w:rPr>
+      </w:pPr>
+      <w:r>
+        <w:rPr>
+          <w:rFonts w:ascii="Arial Narrow" w:eastAsia="Arial Narrow" w:hAnsi="Arial Narrow" w:cs="Arial Narrow"/>
+          <w:sz w:val="16"/>
+          <w:szCs w:val="16"/>
+        </w:rPr>
+        <w:t>El proveedor responde por la idoneidad y calidad de los productos y servicios ofrecidos; por la autenticidad de las marcas y leyendas que exhiben sus productos o del signo que respalda al prestador del servicio, por la falta de conformidad entre la publicidad comercial de los productos y servicios y estos, así como por el contenido y la vida útil del producto indicado en el envase, en lo que corresponda.</w:t>
+      </w:r>
+    </w:p>
     <w:p>
       <w:pPr>
         <w:pStyle w:val="Textonotapie"/>
@@ -9274,161 +9509,9 @@
           <w:szCs w:val="16"/>
         </w:rPr>
       </w:pPr>
-      <w:r>
-        <w:rPr>
-          <w:rStyle w:val="Refdenotaalpie"/>
-          <w:rFonts w:ascii="Arial Narrow" w:eastAsia="Arial Narrow" w:hAnsi="Arial Narrow" w:cs="Arial Narrow"/>
-          <w:sz w:val="16"/>
-          <w:szCs w:val="16"/>
-          <w:vertAlign w:val="superscript"/>
-        </w:rPr>
-        <w:footnoteRef/>
-      </w:r>
-      <w:r>
-        <w:rPr>
-          <w:rFonts w:ascii="Arial Narrow" w:eastAsia="Arial Narrow" w:hAnsi="Arial Narrow" w:cs="Arial Narrow"/>
-          <w:sz w:val="16"/>
-          <w:szCs w:val="16"/>
-        </w:rPr>
-        <w:t xml:space="preserve"> </w:t>
-      </w:r>
-      <w:r>
-        <w:rPr>
-          <w:rFonts w:ascii="Arial Narrow" w:eastAsia="Arial Narrow" w:hAnsi="Arial Narrow" w:cs="Arial Narrow"/>
-          <w:sz w:val="16"/>
-          <w:szCs w:val="16"/>
-        </w:rPr>
-        <w:tab/>
-      </w:r>
-      <w:r>
-        <w:rPr>
-          <w:rFonts w:ascii="Arial Narrow" w:eastAsia="Arial Narrow" w:hAnsi="Arial Narrow" w:cs="Arial Narrow"/>
-          <w:b/>
-          <w:bCs/>
-          <w:sz w:val="16"/>
-          <w:szCs w:val="16"/>
-        </w:rPr>
-        <w:t xml:space="preserve">LEY 29571, CÓDIGO DE PROTECCIÓN Y DEFENSA DEL CONSUMIDOR, publicado el 2 de setiembre de 2010 y modificado por Decreto Legislativo 1308 </w:t>
-      </w:r>
-    </w:p>
-    <w:p>
-      <w:pPr>
-        <w:pStyle w:val="Textonotapie"/>
-        <w:ind w:left="567" w:right="-1"/>
-        <w:jc w:val="both"/>
-        <w:rPr>
-          <w:rFonts w:ascii="Arial Narrow" w:eastAsia="Arial Narrow" w:hAnsi="Arial Narrow" w:cs="Arial Narrow"/>
-          <w:b/>
-          <w:bCs/>
-          <w:sz w:val="16"/>
-          <w:szCs w:val="16"/>
-        </w:rPr>
-      </w:pPr>
-      <w:r>
-        <w:rPr>
-          <w:rFonts w:ascii="Arial Narrow" w:eastAsia="Arial Narrow" w:hAnsi="Arial Narrow" w:cs="Arial Narrow"/>
-          <w:b/>
-          <w:bCs/>
-          <w:sz w:val="16"/>
-          <w:szCs w:val="16"/>
-        </w:rPr>
-        <w:t xml:space="preserve">Artículo 18.- Idoneidad </w:t>
-      </w:r>
-    </w:p>
-    <w:p>
-      <w:pPr>
-        <w:pStyle w:val="Textonotapie"/>
-        <w:ind w:left="567" w:right="-1"/>
-        <w:jc w:val="both"/>
-        <w:rPr>
-          <w:rFonts w:ascii="Arial Narrow" w:eastAsia="Arial Narrow" w:hAnsi="Arial Narrow" w:cs="Arial Narrow"/>
-          <w:sz w:val="16"/>
-          <w:szCs w:val="16"/>
-        </w:rPr>
-      </w:pPr>
-      <w:r>
-        <w:rPr>
-          <w:rFonts w:ascii="Arial Narrow" w:eastAsia="Arial Narrow" w:hAnsi="Arial Narrow" w:cs="Arial Narrow"/>
-          <w:sz w:val="16"/>
-          <w:szCs w:val="16"/>
-        </w:rPr>
-        <w:t xml:space="preserve">Se entiende por idoneidad la correspondencia entre lo que un consumidor espera y lo que efectivamente recibe, en función a lo que se le hubiera ofrecido, la publicidad e información transmitida, las condiciones y circunstancias de la transacción, las características y naturaleza del producto o servicio, el precio, entre otros factores, atendiendo a las circunstancias del caso. </w:t>
-      </w:r>
-    </w:p>
-    <w:p>
-      <w:pPr>
-        <w:pStyle w:val="Textonotapie"/>
-        <w:ind w:left="567" w:right="-1"/>
-        <w:jc w:val="both"/>
-        <w:rPr>
-          <w:rFonts w:ascii="Arial Narrow" w:eastAsia="Arial Narrow" w:hAnsi="Arial Narrow" w:cs="Arial Narrow"/>
-          <w:sz w:val="16"/>
-          <w:szCs w:val="16"/>
-        </w:rPr>
-      </w:pPr>
-      <w:r>
-        <w:rPr>
-          <w:rFonts w:ascii="Arial Narrow" w:eastAsia="Arial Narrow" w:hAnsi="Arial Narrow" w:cs="Arial Narrow"/>
-          <w:sz w:val="16"/>
-          <w:szCs w:val="16"/>
-        </w:rPr>
-        <w:t xml:space="preserve">La idoneidad es evaluada en función a la propia naturaleza del producto o servicio y a su aptitud para satisfacer la finalidad para la cual ha sido puesto en el mercado. Las autorizaciones por parte de los organismos del Estado para la fabricación de un producto o la prestación de un servicio, en los casos que sea necesario, no eximen de responsabilidad al proveedor frente al consumidor. </w:t>
-      </w:r>
-    </w:p>
-    <w:p>
-      <w:pPr>
-        <w:pStyle w:val="Textonotapie"/>
-        <w:ind w:left="567" w:right="-1"/>
-        <w:jc w:val="both"/>
-        <w:rPr>
-          <w:rFonts w:ascii="Arial Narrow" w:eastAsia="Arial Narrow" w:hAnsi="Arial Narrow" w:cs="Arial Narrow"/>
-          <w:sz w:val="16"/>
-          <w:szCs w:val="16"/>
-        </w:rPr>
-      </w:pPr>
-    </w:p>
-    <w:p>
-      <w:pPr>
-        <w:pStyle w:val="Textonotapie"/>
-        <w:ind w:left="567" w:right="-1"/>
-        <w:jc w:val="both"/>
-        <w:rPr>
-          <w:rFonts w:ascii="Arial Narrow" w:eastAsia="Arial Narrow" w:hAnsi="Arial Narrow" w:cs="Arial Narrow"/>
-          <w:sz w:val="16"/>
-          <w:szCs w:val="16"/>
-        </w:rPr>
-      </w:pPr>
-      <w:r>
-        <w:rPr>
-          <w:rFonts w:ascii="Arial Narrow" w:eastAsia="Arial Narrow" w:hAnsi="Arial Narrow" w:cs="Arial Narrow"/>
-          <w:b/>
-          <w:bCs/>
-          <w:sz w:val="16"/>
-          <w:szCs w:val="16"/>
-        </w:rPr>
-        <w:t xml:space="preserve">Artículo 19.- Obligación de los proveedores </w:t>
-      </w:r>
-    </w:p>
-    <w:p>
-      <w:pPr>
-        <w:pStyle w:val="Textonotapie"/>
-        <w:ind w:left="567" w:right="-1"/>
-        <w:jc w:val="both"/>
-        <w:rPr>
-          <w:rFonts w:ascii="Arial Narrow" w:eastAsia="Arial Narrow" w:hAnsi="Arial Narrow" w:cs="Arial Narrow"/>
-          <w:sz w:val="16"/>
-          <w:szCs w:val="16"/>
-        </w:rPr>
-      </w:pPr>
-      <w:r>
-        <w:rPr>
-          <w:rFonts w:ascii="Arial Narrow" w:eastAsia="Arial Narrow" w:hAnsi="Arial Narrow" w:cs="Arial Narrow"/>
-          <w:sz w:val="16"/>
-          <w:szCs w:val="16"/>
-        </w:rPr>
-        <w:t>El proveedor responde por la idoneidad y calidad de los productos y servicios ofrecidos; por la autenticidad de las marcas y leyendas que exhiben sus productos o del signo que respalda al prestador del servicio, por la falta de conformidad entre la publicidad comercial de los productos y servicios y estos, así como por el contenido y la vida útil del producto indicado en el envase, en lo que corresponda.</w:t>
-      </w:r>
-    </w:p>
+    </w:p>
+  </w:footnote>
+  <w:footnote w:id="5">
     <w:p>
       <w:pPr>
         <w:pStyle w:val="Textonotapie"/>
@@ -9445,9 +9528,132 @@
           <w:szCs w:val="16"/>
         </w:rPr>
       </w:pPr>
-    </w:p>
-  </w:footnote>
-  <w:footnote w:id="5">
+      <w:r>
+        <w:rPr>
+          <w:rStyle w:val="Refdenotaalpie"/>
+          <w:rFonts w:ascii="Arial Narrow" w:eastAsia="Arial Narrow" w:hAnsi="Arial Narrow" w:cs="Arial Narrow"/>
+          <w:sz w:val="16"/>
+          <w:szCs w:val="16"/>
+          <w:vertAlign w:val="superscript"/>
+        </w:rPr>
+        <w:footnoteRef/>
+      </w:r>
+      <w:r>
+        <w:rPr>
+          <w:rFonts w:ascii="Arial Narrow" w:eastAsia="Arial Narrow" w:hAnsi="Arial Narrow" w:cs="Arial Narrow"/>
+          <w:sz w:val="16"/>
+          <w:szCs w:val="16"/>
+        </w:rPr>
+        <w:tab/>
+        <w:t xml:space="preserve"/>
+      </w:r>
+      <w:r>
+        <w:rPr>
+          <w:rFonts w:ascii="Arial Narrow" w:eastAsia="Arial Narrow" w:hAnsi="Arial Narrow" w:cs="Arial Narrow"/>
+          <w:sz w:val="16"/>
+          <w:szCs w:val="16"/>
+        </w:rPr>
+        <w:tab/>
+      </w:r>
+      <w:r>
+        <w:rPr>
+          <w:rFonts w:ascii="Arial Narrow" w:eastAsia="Arial Narrow" w:hAnsi="Arial Narrow" w:cs="Arial Narrow"/>
+          <w:b/>
+          <w:bCs/>
+          <w:sz w:val="16"/>
+          <w:szCs w:val="16"/>
+        </w:rPr>
+        <w:t xml:space="preserve">LEY </w:t>
+      </w:r>
+      <w:proofErr w:type="spellStart"/>
+      <w:r>
+        <w:rPr>
+          <w:rFonts w:ascii="Arial Narrow" w:eastAsia="Arial Narrow" w:hAnsi="Arial Narrow" w:cs="Arial Narrow"/>
+          <w:b/>
+          <w:bCs/>
+          <w:sz w:val="16"/>
+          <w:szCs w:val="16"/>
+        </w:rPr>
+        <w:t/>
+      </w:r>
+      <w:proofErr w:type="spellEnd"/>
+      <w:r>
+        <w:rPr>
+          <w:rFonts w:ascii="Arial Narrow" w:eastAsia="Arial Narrow" w:hAnsi="Arial Narrow" w:cs="Arial Narrow"/>
+          <w:b/>
+          <w:bCs/>
+          <w:sz w:val="16"/>
+          <w:szCs w:val="16"/>
+        </w:rPr>
+        <w:t xml:space="preserve">29571, CÓDIGO DE PROTECCIÓN Y DEFENSA DEL CONSUMIDOR, publicado el 2 de setiembre de 2010 y modificado por Decreto Legislativo </w:t>
+      </w:r>
+      <w:proofErr w:type="spellStart"/>
+      <w:r>
+        <w:rPr>
+          <w:rFonts w:ascii="Arial Narrow" w:eastAsia="Arial Narrow" w:hAnsi="Arial Narrow" w:cs="Arial Narrow"/>
+          <w:b/>
+          <w:bCs/>
+          <w:sz w:val="16"/>
+          <w:szCs w:val="16"/>
+        </w:rPr>
+        <w:t/>
+      </w:r>
+      <w:proofErr w:type="spellEnd"/>
+      <w:r>
+        <w:rPr>
+          <w:rFonts w:ascii="Arial Narrow" w:eastAsia="Arial Narrow" w:hAnsi="Arial Narrow" w:cs="Arial Narrow"/>
+          <w:b/>
+          <w:bCs/>
+          <w:sz w:val="16"/>
+          <w:szCs w:val="16"/>
+        </w:rPr>
+        <w:t xml:space="preserve">1308 </w:t>
+      </w:r>
+    </w:p>
+    <w:p>
+      <w:pPr>
+        <w:pStyle w:val="Textonotapie"/>
+        <w:ind w:left="567" w:right="-1"/>
+        <w:jc w:val="both"/>
+        <w:rPr>
+          <w:rFonts w:ascii="Arial Narrow" w:eastAsia="Arial Narrow" w:hAnsi="Arial Narrow" w:cs="Arial Narrow"/>
+          <w:b/>
+          <w:bCs/>
+          <w:sz w:val="16"/>
+          <w:szCs w:val="16"/>
+        </w:rPr>
+      </w:pPr>
+      <w:r>
+        <w:rPr>
+          <w:rFonts w:ascii="Arial Narrow" w:eastAsia="Arial Narrow" w:hAnsi="Arial Narrow" w:cs="Arial Narrow"/>
+          <w:b/>
+          <w:bCs/>
+          <w:sz w:val="16"/>
+          <w:szCs w:val="16"/>
+        </w:rPr>
+        <w:t>Artículo 88.- Reclamo de productos o servicios financieros y de seguros</w:t>
+      </w:r>
+    </w:p>
+    <w:p>
+      <w:pPr>
+        <w:pStyle w:val="Textonotapie"/>
+        <w:ind w:left="567" w:right="-1"/>
+        <w:jc w:val="both"/>
+        <w:rPr>
+          <w:rFonts w:ascii="Arial Narrow" w:eastAsia="Arial Narrow" w:hAnsi="Arial Narrow" w:cs="Arial Narrow"/>
+          <w:sz w:val="16"/>
+          <w:szCs w:val="16"/>
+        </w:rPr>
+      </w:pPr>
+      <w:r>
+        <w:rPr>
+          <w:rFonts w:ascii="Arial Narrow" w:eastAsia="Arial Narrow" w:hAnsi="Arial Narrow" w:cs="Arial Narrow"/>
+          <w:sz w:val="16"/>
+          <w:szCs w:val="16"/>
+        </w:rPr>
+        <w:t xml:space="preserve">88.1 Las entidades del sistema financiero y de seguros, en todas sus oficinas en la República, deben resolver los reclamos en un plazo no mayor de quince días hábiles. Excepcionalmente, la Superintendencia de Banca, Seguros y Administradoras Privadas de Fondos de Pensiones podrá establecer un plazo ampliatorio cuando la naturaleza y complejidad de la operación, producto o servicio materia del reclamo o requerimiento lo justifique, situación que debe ponerse en conocimiento del consumidor antes de la culminación del plazo inicial, sin perjuicio del derecho del consumidor de recurrir directamente ante la Autoridad de Consumo. </w:t>
+      </w:r>
+    </w:p>
     <w:p>
       <w:pPr>
         <w:pStyle w:val="Textonotapie"/>
@@ -9464,131 +9670,9 @@
           <w:szCs w:val="16"/>
         </w:rPr>
       </w:pPr>
-      <w:r>
-        <w:rPr>
-          <w:rStyle w:val="Refdenotaalpie"/>
-          <w:rFonts w:ascii="Arial Narrow" w:eastAsia="Arial Narrow" w:hAnsi="Arial Narrow" w:cs="Arial Narrow"/>
-          <w:sz w:val="16"/>
-          <w:szCs w:val="16"/>
-          <w:vertAlign w:val="superscript"/>
-        </w:rPr>
-        <w:footnoteRef/>
-      </w:r>
-      <w:r>
-        <w:rPr>
-          <w:rFonts w:ascii="Arial Narrow" w:eastAsia="Arial Narrow" w:hAnsi="Arial Narrow" w:cs="Arial Narrow"/>
-          <w:sz w:val="16"/>
-          <w:szCs w:val="16"/>
-        </w:rPr>
-        <w:t xml:space="preserve"> </w:t>
-      </w:r>
-      <w:r>
-        <w:rPr>
-          <w:rFonts w:ascii="Arial Narrow" w:eastAsia="Arial Narrow" w:hAnsi="Arial Narrow" w:cs="Arial Narrow"/>
-          <w:sz w:val="16"/>
-          <w:szCs w:val="16"/>
-        </w:rPr>
-        <w:tab/>
-      </w:r>
-      <w:r>
-        <w:rPr>
-          <w:rFonts w:ascii="Arial Narrow" w:eastAsia="Arial Narrow" w:hAnsi="Arial Narrow" w:cs="Arial Narrow"/>
-          <w:b/>
-          <w:bCs/>
-          <w:sz w:val="16"/>
-          <w:szCs w:val="16"/>
-        </w:rPr>
-        <w:t xml:space="preserve">LEY </w:t>
-      </w:r>
-      <w:proofErr w:type="spellStart"/>
-      <w:r>
-        <w:rPr>
-          <w:rFonts w:ascii="Arial Narrow" w:eastAsia="Arial Narrow" w:hAnsi="Arial Narrow" w:cs="Arial Narrow"/>
-          <w:b/>
-          <w:bCs/>
-          <w:sz w:val="16"/>
-          <w:szCs w:val="16"/>
-        </w:rPr>
-        <w:t/>
-      </w:r>
-      <w:proofErr w:type="spellEnd"/>
-      <w:r>
-        <w:rPr>
-          <w:rFonts w:ascii="Arial Narrow" w:eastAsia="Arial Narrow" w:hAnsi="Arial Narrow" w:cs="Arial Narrow"/>
-          <w:b/>
-          <w:bCs/>
-          <w:sz w:val="16"/>
-          <w:szCs w:val="16"/>
-        </w:rPr>
-        <w:t xml:space="preserve"> 29571, CÓDIGO DE PROTECCIÓN Y DEFENSA DEL CONSUMIDOR, publicado el 2 de setiembre de 2010 y modificado por Decreto Legislativo </w:t>
-      </w:r>
-      <w:proofErr w:type="spellStart"/>
-      <w:r>
-        <w:rPr>
-          <w:rFonts w:ascii="Arial Narrow" w:eastAsia="Arial Narrow" w:hAnsi="Arial Narrow" w:cs="Arial Narrow"/>
-          <w:b/>
-          <w:bCs/>
-          <w:sz w:val="16"/>
-          <w:szCs w:val="16"/>
-        </w:rPr>
-        <w:t/>
-      </w:r>
-      <w:proofErr w:type="spellEnd"/>
-      <w:r>
-        <w:rPr>
-          <w:rFonts w:ascii="Arial Narrow" w:eastAsia="Arial Narrow" w:hAnsi="Arial Narrow" w:cs="Arial Narrow"/>
-          <w:b/>
-          <w:bCs/>
-          <w:sz w:val="16"/>
-          <w:szCs w:val="16"/>
-        </w:rPr>
-        <w:t xml:space="preserve"> 1308 </w:t>
-      </w:r>
-    </w:p>
-    <w:p>
-      <w:pPr>
-        <w:pStyle w:val="Textonotapie"/>
-        <w:ind w:left="567" w:right="-1"/>
-        <w:jc w:val="both"/>
-        <w:rPr>
-          <w:rFonts w:ascii="Arial Narrow" w:eastAsia="Arial Narrow" w:hAnsi="Arial Narrow" w:cs="Arial Narrow"/>
-          <w:b/>
-          <w:bCs/>
-          <w:sz w:val="16"/>
-          <w:szCs w:val="16"/>
-        </w:rPr>
-      </w:pPr>
-      <w:r>
-        <w:rPr>
-          <w:rFonts w:ascii="Arial Narrow" w:eastAsia="Arial Narrow" w:hAnsi="Arial Narrow" w:cs="Arial Narrow"/>
-          <w:b/>
-          <w:bCs/>
-          <w:sz w:val="16"/>
-          <w:szCs w:val="16"/>
-        </w:rPr>
-        <w:t>Artículo 88.- Reclamo de productos o servicios financieros y de seguros</w:t>
-      </w:r>
-    </w:p>
-    <w:p>
-      <w:pPr>
-        <w:pStyle w:val="Textonotapie"/>
-        <w:ind w:left="567" w:right="-1"/>
-        <w:jc w:val="both"/>
-        <w:rPr>
-          <w:rFonts w:ascii="Arial Narrow" w:eastAsia="Arial Narrow" w:hAnsi="Arial Narrow" w:cs="Arial Narrow"/>
-          <w:sz w:val="16"/>
-          <w:szCs w:val="16"/>
-        </w:rPr>
-      </w:pPr>
-      <w:r>
-        <w:rPr>
-          <w:rFonts w:ascii="Arial Narrow" w:eastAsia="Arial Narrow" w:hAnsi="Arial Narrow" w:cs="Arial Narrow"/>
-          <w:sz w:val="16"/>
-          <w:szCs w:val="16"/>
-        </w:rPr>
-        <w:t xml:space="preserve">88.1 Las entidades del sistema financiero y de seguros, en todas sus oficinas en la República, deben resolver los reclamos en un plazo no mayor de quince días hábiles. Excepcionalmente, la Superintendencia de Banca, Seguros y Administradoras Privadas de Fondos de Pensiones podrá establecer un plazo ampliatorio cuando la naturaleza y complejidad de la operación, producto o servicio materia del reclamo o requerimiento lo justifique, situación que debe ponerse en conocimiento del consumidor antes de la culminación del plazo inicial, sin perjuicio del derecho del consumidor de recurrir directamente ante la Autoridad de Consumo. </w:t>
-      </w:r>
-    </w:p>
+    </w:p>
+  </w:footnote>
+  <w:footnote w:id="6">
     <w:p>
       <w:pPr>
         <w:pStyle w:val="Textonotapie"/>
@@ -9599,15 +9683,96 @@
         <w:jc w:val="both"/>
         <w:rPr>
           <w:rFonts w:ascii="Arial Narrow" w:eastAsia="Arial Narrow" w:hAnsi="Arial Narrow" w:cs="Arial Narrow"/>
+          <w:sz w:val="16"/>
+          <w:szCs w:val="16"/>
+        </w:rPr>
+      </w:pPr>
+      <w:r>
+        <w:rPr>
+          <w:rStyle w:val="Refdenotaalpie"/>
+          <w:rFonts w:ascii="Arial Narrow" w:eastAsia="Arial Narrow" w:hAnsi="Arial Narrow" w:cs="Arial Narrow"/>
+          <w:sz w:val="16"/>
+          <w:szCs w:val="16"/>
+          <w:vertAlign w:val="superscript"/>
+        </w:rPr>
+        <w:footnoteRef/>
+      </w:r>
+      <w:r>
+        <w:rPr>
+          <w:rFonts w:ascii="Arial Narrow" w:eastAsia="Arial Narrow" w:hAnsi="Arial Narrow" w:cs="Arial Narrow"/>
+          <w:sz w:val="16"/>
+          <w:szCs w:val="16"/>
+        </w:rPr>
+        <w:tab/>
+        <w:t xml:space="preserve"/>
+      </w:r>
+      <w:r>
+        <w:rPr>
+          <w:rFonts w:ascii="Arial Narrow" w:eastAsia="Arial Narrow" w:hAnsi="Arial Narrow" w:cs="Arial Narrow"/>
+          <w:sz w:val="16"/>
+          <w:szCs w:val="16"/>
+        </w:rPr>
+        <w:tab/>
+      </w:r>
+      <w:r>
+        <w:rPr>
+          <w:rFonts w:ascii="Arial Narrow" w:eastAsia="Arial Narrow" w:hAnsi="Arial Narrow" w:cs="Arial Narrow"/>
           <w:b/>
           <w:bCs/>
           <w:sz w:val="16"/>
           <w:szCs w:val="16"/>
         </w:rPr>
-      </w:pPr>
-    </w:p>
-  </w:footnote>
-  <w:footnote w:id="6">
+        <w:t xml:space="preserve">LEY SOBRE FACULTADES, NORMAS Y ORGANIZACIÓN DEL INDECOPI, APROBADA POR DECRETO LEGISLATIVO </w:t>
+      </w:r>
+      <w:proofErr w:type="spellStart"/>
+      <w:r>
+        <w:rPr>
+          <w:rFonts w:ascii="Arial Narrow" w:eastAsia="Arial Narrow" w:hAnsi="Arial Narrow" w:cs="Arial Narrow"/>
+          <w:b/>
+          <w:bCs/>
+          <w:sz w:val="16"/>
+          <w:szCs w:val="16"/>
+        </w:rPr>
+        <w:t/>
+      </w:r>
+      <w:proofErr w:type="spellEnd"/>
+      <w:r>
+        <w:rPr>
+          <w:rFonts w:ascii="Arial Narrow" w:eastAsia="Arial Narrow" w:hAnsi="Arial Narrow" w:cs="Arial Narrow"/>
+          <w:b/>
+          <w:bCs/>
+          <w:sz w:val="16"/>
+          <w:szCs w:val="16"/>
+        </w:rPr>
+        <w:t xml:space="preserve">807 Artículo 24.-</w:t>
+      </w:r>
+      <w:r>
+        <w:rPr>
+          <w:rFonts w:ascii="Arial Narrow" w:eastAsia="Arial Narrow" w:hAnsi="Arial Narrow" w:cs="Arial Narrow"/>
+          <w:sz w:val="16"/>
+          <w:szCs w:val="16"/>
+        </w:rPr>
+        <w:t xml:space="preserve"> El </w:t>
+      </w:r>
+      <w:proofErr w:type="gramStart"/>
+      <w:r>
+        <w:rPr>
+          <w:rFonts w:ascii="Arial Narrow" w:eastAsia="Arial Narrow" w:hAnsi="Arial Narrow" w:cs="Arial Narrow"/>
+          <w:sz w:val="16"/>
+          <w:szCs w:val="16"/>
+        </w:rPr>
+        <w:t>Secretario Técnico</w:t>
+      </w:r>
+      <w:proofErr w:type="gramEnd"/>
+      <w:r>
+        <w:rPr>
+          <w:rFonts w:ascii="Arial Narrow" w:eastAsia="Arial Narrow" w:hAnsi="Arial Narrow" w:cs="Arial Narrow"/>
+          <w:sz w:val="16"/>
+          <w:szCs w:val="16"/>
+        </w:rPr>
+        <w:t xml:space="preserve"> se encargará de la tramitación del procedimiento. Para ello, cuenta con las siguientes facultades:</w:t>
+      </w:r>
+    </w:p>
     <w:p>
       <w:pPr>
         <w:pStyle w:val="Textonotapie"/>
@@ -9624,87 +9789,12 @@
       </w:pPr>
       <w:r>
         <w:rPr>
-          <w:rStyle w:val="Refdenotaalpie"/>
-          <w:rFonts w:ascii="Arial Narrow" w:eastAsia="Arial Narrow" w:hAnsi="Arial Narrow" w:cs="Arial Narrow"/>
-          <w:sz w:val="16"/>
-          <w:szCs w:val="16"/>
-          <w:vertAlign w:val="superscript"/>
-        </w:rPr>
-        <w:footnoteRef/>
-      </w:r>
-      <w:r>
-        <w:rPr>
-          <w:rFonts w:ascii="Arial Narrow" w:eastAsia="Arial Narrow" w:hAnsi="Arial Narrow" w:cs="Arial Narrow"/>
-          <w:sz w:val="16"/>
-          <w:szCs w:val="16"/>
-        </w:rPr>
-        <w:t xml:space="preserve"> </w:t>
-      </w:r>
-      <w:r>
-        <w:rPr>
           <w:rFonts w:ascii="Arial Narrow" w:eastAsia="Arial Narrow" w:hAnsi="Arial Narrow" w:cs="Arial Narrow"/>
           <w:sz w:val="16"/>
           <w:szCs w:val="16"/>
         </w:rPr>
         <w:tab/>
-      </w:r>
-      <w:r>
-        <w:rPr>
-          <w:rFonts w:ascii="Arial Narrow" w:eastAsia="Arial Narrow" w:hAnsi="Arial Narrow" w:cs="Arial Narrow"/>
-          <w:b/>
-          <w:bCs/>
-          <w:sz w:val="16"/>
-          <w:szCs w:val="16"/>
-        </w:rPr>
-        <w:t xml:space="preserve">LEY SOBRE FACULTADES, NORMAS Y ORGANIZACIÓN DEL INDECOPI, APROBADA POR DECRETO LEGISLATIVO </w:t>
-      </w:r>
-      <w:proofErr w:type="spellStart"/>
-      <w:r>
-        <w:rPr>
-          <w:rFonts w:ascii="Arial Narrow" w:eastAsia="Arial Narrow" w:hAnsi="Arial Narrow" w:cs="Arial Narrow"/>
-          <w:b/>
-          <w:bCs/>
-          <w:sz w:val="16"/>
-          <w:szCs w:val="16"/>
-        </w:rPr>
-        <w:t/>
-      </w:r>
-      <w:proofErr w:type="spellEnd"/>
-      <w:r>
-        <w:rPr>
-          <w:rFonts w:ascii="Arial Narrow" w:eastAsia="Arial Narrow" w:hAnsi="Arial Narrow" w:cs="Arial Narrow"/>
-          <w:b/>
-          <w:bCs/>
-          <w:sz w:val="16"/>
-          <w:szCs w:val="16"/>
-        </w:rPr>
-        <w:t xml:space="preserve"> 807 Artículo 24.-</w:t>
-      </w:r>
-      <w:r>
-        <w:rPr>
-          <w:rFonts w:ascii="Arial Narrow" w:eastAsia="Arial Narrow" w:hAnsi="Arial Narrow" w:cs="Arial Narrow"/>
-          <w:sz w:val="16"/>
-          <w:szCs w:val="16"/>
-        </w:rPr>
-        <w:t xml:space="preserve"> El </w:t>
-      </w:r>
-      <w:proofErr w:type="gramStart"/>
-      <w:r>
-        <w:rPr>
-          <w:rFonts w:ascii="Arial Narrow" w:eastAsia="Arial Narrow" w:hAnsi="Arial Narrow" w:cs="Arial Narrow"/>
-          <w:sz w:val="16"/>
-          <w:szCs w:val="16"/>
-        </w:rPr>
-        <w:t>Secretario Técnico</w:t>
-      </w:r>
-      <w:proofErr w:type="gramEnd"/>
-      <w:r>
-        <w:rPr>
-          <w:rFonts w:ascii="Arial Narrow" w:eastAsia="Arial Narrow" w:hAnsi="Arial Narrow" w:cs="Arial Narrow"/>
-          <w:sz w:val="16"/>
-          <w:szCs w:val="16"/>
-        </w:rPr>
-        <w:t xml:space="preserve"> se encargará de la tramitación del procedimiento. Para ello, cuenta con las siguientes facultades:</w:t>
+        <w:t xml:space="preserve">(...) </w:t>
       </w:r>
     </w:p>
     <w:p>
@@ -9728,7 +9818,7 @@
           <w:szCs w:val="16"/>
         </w:rPr>
         <w:tab/>
-        <w:t xml:space="preserve">(...) </w:t>
+        <w:t xml:space="preserve">c) Admitir denuncias a trámite, en aquellos casos en que la Comisión le haya delegado esta facultad. </w:t>
       </w:r>
     </w:p>
     <w:p>
@@ -9752,7 +9842,7 @@
           <w:szCs w:val="16"/>
         </w:rPr>
         <w:tab/>
-        <w:t xml:space="preserve">c) Admitir denuncias a trámite, en aquellos casos en que la Comisión le haya delegado esta facultad. </w:t>
+        <w:t>(...).</w:t>
       </w:r>
     </w:p>
     <w:p>
@@ -9769,6 +9859,33 @@
           <w:szCs w:val="16"/>
         </w:rPr>
       </w:pPr>
+    </w:p>
+  </w:footnote>
+  <w:footnote w:id="7">
+    <w:p>
+      <w:pPr>
+        <w:pStyle w:val="Textonotapie"/>
+        <w:tabs>
+          <w:tab w:val="left" w:pos="567"/>
+        </w:tabs>
+        <w:ind w:left="567" w:hanging="567"/>
+        <w:jc w:val="both"/>
+        <w:rPr>
+          <w:rFonts w:ascii="Arial Narrow" w:eastAsia="Arial Narrow" w:hAnsi="Arial Narrow" w:cs="Arial Narrow"/>
+          <w:sz w:val="16"/>
+          <w:szCs w:val="16"/>
+        </w:rPr>
+      </w:pPr>
+      <w:r>
+        <w:rPr>
+          <w:rStyle w:val="Refdenotaalpie"/>
+          <w:rFonts w:ascii="Arial Narrow" w:eastAsia="Arial Narrow" w:hAnsi="Arial Narrow" w:cs="Arial Narrow"/>
+          <w:sz w:val="16"/>
+          <w:szCs w:val="16"/>
+          <w:vertAlign w:val="superscript"/>
+        </w:rPr>
+        <w:footnoteRef/>
+      </w:r>
       <w:r>
         <w:rPr>
           <w:rFonts w:ascii="Arial Narrow" w:eastAsia="Arial Narrow" w:hAnsi="Arial Narrow" w:cs="Arial Narrow"/>
@@ -9776,9 +9893,697 @@
           <w:szCs w:val="16"/>
         </w:rPr>
         <w:tab/>
-        <w:t>(...).</w:t>
-      </w:r>
-    </w:p>
+        <w:t xml:space="preserve"/>
+      </w:r>
+      <w:r>
+        <w:rPr>
+          <w:rFonts w:ascii="Arial Narrow" w:eastAsia="Arial Narrow" w:hAnsi="Arial Narrow" w:cs="Arial Narrow"/>
+          <w:sz w:val="16"/>
+          <w:szCs w:val="16"/>
+        </w:rPr>
+        <w:tab/>
+        <w:t xml:space="preserve">El número de trabajadores se atenderá siempre que la empresa haya sido constituida antes de la vigencia de la Ley </w:t>
+      </w:r>
+      <w:proofErr w:type="spellStart"/>
+      <w:r>
+        <w:rPr>
+          <w:rFonts w:ascii="Arial Narrow" w:eastAsia="Arial Narrow" w:hAnsi="Arial Narrow" w:cs="Arial Narrow"/>
+          <w:sz w:val="16"/>
+          <w:szCs w:val="16"/>
+        </w:rPr>
+        <w:t/>
+      </w:r>
+      <w:proofErr w:type="spellEnd"/>
+      <w:r>
+        <w:rPr>
+          <w:rFonts w:ascii="Arial Narrow" w:eastAsia="Arial Narrow" w:hAnsi="Arial Narrow" w:cs="Arial Narrow"/>
+          <w:sz w:val="16"/>
+          <w:szCs w:val="16"/>
+        </w:rPr>
+        <w:t xml:space="preserve">30056, publicada el 2 de julio de 2013, que modificó el artículo 5 del Texto Único Ordenado de la Ley de Promoción de la Competitividad, Formalización y Desarrollo de la Micro y Pequeña Empresa y de Acceso al Empleo Decente (LEY MYPE). Ello, en la medida que la Tercera Disposición Complementaria Transitoria de la norma modificatoria precisa que las empresas constituidas antes de la </w:t>
+      </w:r>
+      <w:proofErr w:type="gramStart"/>
+      <w:r>
+        <w:rPr>
+          <w:rFonts w:ascii="Arial Narrow" w:eastAsia="Arial Narrow" w:hAnsi="Arial Narrow" w:cs="Arial Narrow"/>
+          <w:sz w:val="16"/>
+          <w:szCs w:val="16"/>
+        </w:rPr>
+        <w:t>entrada en vigencia</w:t>
+      </w:r>
+      <w:proofErr w:type="gramEnd"/>
+      <w:r>
+        <w:rPr>
+          <w:rFonts w:ascii="Arial Narrow" w:eastAsia="Arial Narrow" w:hAnsi="Arial Narrow" w:cs="Arial Narrow"/>
+          <w:sz w:val="16"/>
+          <w:szCs w:val="16"/>
+        </w:rPr>
+        <w:t xml:space="preserve"> de dicha Ley se rigen por los requisitos de acogimiento al régimen de las micro y pequeñas empresas regulados en el Decreto Legislativo 1086.</w:t>
+      </w:r>
+    </w:p>
+    <w:p>
+      <w:pPr>
+        <w:pStyle w:val="Textonotapie"/>
+        <w:ind w:left="567" w:hanging="567"/>
+        <w:jc w:val="both"/>
+        <w:rPr>
+          <w:rFonts w:ascii="Arial Narrow" w:eastAsia="Arial Narrow" w:hAnsi="Arial Narrow" w:cs="Arial Narrow"/>
+          <w:sz w:val="16"/>
+          <w:szCs w:val="16"/>
+        </w:rPr>
+      </w:pPr>
+    </w:p>
+  </w:footnote>
+  <w:footnote w:id="8">
+    <w:p>
+      <w:pPr>
+        <w:pStyle w:val="Textonotapie"/>
+        <w:tabs>
+          <w:tab w:val="left" w:pos="567"/>
+        </w:tabs>
+        <w:ind w:left="567" w:hanging="567"/>
+        <w:jc w:val="both"/>
+        <w:rPr>
+          <w:rFonts w:ascii="Arial Narrow" w:eastAsia="Arial Narrow" w:hAnsi="Arial Narrow" w:cs="Arial Narrow"/>
+          <w:sz w:val="16"/>
+          <w:szCs w:val="16"/>
+        </w:rPr>
+      </w:pPr>
+      <w:r>
+        <w:rPr>
+          <w:rStyle w:val="Refdenotaalpie"/>
+          <w:rFonts w:ascii="Arial Narrow" w:eastAsia="Arial Narrow" w:hAnsi="Arial Narrow" w:cs="Arial Narrow"/>
+          <w:sz w:val="16"/>
+          <w:szCs w:val="16"/>
+          <w:vertAlign w:val="superscript"/>
+        </w:rPr>
+        <w:footnoteRef/>
+      </w:r>
+      <w:r>
+        <w:rPr>
+          <w:rFonts w:ascii="Arial Narrow" w:eastAsia="Arial Narrow" w:hAnsi="Arial Narrow" w:cs="Arial Narrow"/>
+          <w:sz w:val="16"/>
+          <w:szCs w:val="16"/>
+        </w:rPr>
+        <w:tab/>
+        <w:t xml:space="preserve"/>
+      </w:r>
+      <w:r>
+        <w:rPr>
+          <w:rFonts w:ascii="Arial Narrow" w:eastAsia="Arial Narrow" w:hAnsi="Arial Narrow" w:cs="Arial Narrow"/>
+          <w:sz w:val="16"/>
+          <w:szCs w:val="16"/>
+        </w:rPr>
+        <w:tab/>
+      </w:r>
+      <w:r>
+        <w:rPr>
+          <w:rFonts w:ascii="Arial Narrow" w:eastAsia="Arial Narrow" w:hAnsi="Arial Narrow" w:cs="Arial Narrow"/>
+          <w:b/>
+          <w:sz w:val="16"/>
+          <w:szCs w:val="16"/>
+        </w:rPr>
+        <w:t>LEY 29571, CÓDIGO DE PROTECCIÓN Y DEFENSA DEL CONSUMIDOR</w:t>
+      </w:r>
+      <w:r>
+        <w:rPr>
+          <w:rFonts w:ascii="Arial Narrow" w:eastAsia="Arial Narrow" w:hAnsi="Arial Narrow" w:cs="Arial Narrow"/>
+          <w:b/>
+          <w:bCs/>
+          <w:sz w:val="16"/>
+          <w:szCs w:val="16"/>
+        </w:rPr>
+        <w:t xml:space="preserve">, </w:t>
+      </w:r>
+      <w:r>
+        <w:rPr>
+          <w:rFonts w:ascii="Arial Narrow" w:eastAsia="Arial Narrow" w:hAnsi="Arial Narrow" w:cs="Arial Narrow"/>
+          <w:b/>
+          <w:sz w:val="16"/>
+          <w:szCs w:val="16"/>
+        </w:rPr>
+        <w:t>publicado el 2 de setiembre de 2010 y modificado por Decreto Legislativo 1308</w:t>
+      </w:r>
+    </w:p>
+    <w:p>
+      <w:pPr>
+        <w:pStyle w:val="Textonotapie"/>
+        <w:ind w:left="567" w:hanging="567"/>
+        <w:jc w:val="both"/>
+        <w:rPr>
+          <w:rFonts w:ascii="Arial Narrow" w:eastAsia="Arial Narrow" w:hAnsi="Arial Narrow" w:cs="Arial Narrow"/>
+          <w:b/>
+          <w:bCs/>
+          <w:sz w:val="16"/>
+          <w:szCs w:val="16"/>
+        </w:rPr>
+      </w:pPr>
+      <w:r>
+        <w:rPr>
+          <w:rFonts w:ascii="Arial Narrow" w:eastAsia="Arial Narrow" w:hAnsi="Arial Narrow" w:cs="Arial Narrow"/>
+          <w:sz w:val="16"/>
+          <w:szCs w:val="16"/>
+        </w:rPr>
+        <w:tab/>
+      </w:r>
+      <w:r>
+        <w:rPr>
+          <w:rFonts w:ascii="Arial Narrow" w:eastAsia="Arial Narrow" w:hAnsi="Arial Narrow" w:cs="Arial Narrow"/>
+          <w:b/>
+          <w:bCs/>
+          <w:sz w:val="16"/>
+          <w:szCs w:val="16"/>
+        </w:rPr>
+        <w:t>Artículo 110.- Sanciones Administrativas</w:t>
+      </w:r>
+    </w:p>
+    <w:p>
+      <w:pPr>
+        <w:autoSpaceDE w:val="0"/>
+        <w:autoSpaceDN w:val="0"/>
+        <w:adjustRightInd w:val="0"/>
+        <w:spacing w:after="0" w:line="240" w:lineRule="auto"/>
+        <w:ind w:left="567"/>
+        <w:jc w:val="both"/>
+        <w:rPr>
+          <w:rFonts w:ascii="Arial Narrow" w:eastAsia="Arial Narrow" w:hAnsi="Arial Narrow" w:cs="Arial Narrow"/>
+          <w:sz w:val="16"/>
+          <w:szCs w:val="16"/>
+          <w:lang w:eastAsia="es-PE"/>
+        </w:rPr>
+      </w:pPr>
+      <w:r>
+        <w:rPr>
+          <w:rFonts w:ascii="Arial Narrow" w:eastAsia="Arial Narrow" w:hAnsi="Arial Narrow" w:cs="Arial Narrow"/>
+          <w:sz w:val="16"/>
+          <w:szCs w:val="16"/>
+          <w:lang w:eastAsia="es-PE"/>
+        </w:rPr>
+        <w:t>(…)</w:t>
+      </w:r>
+    </w:p>
+    <w:p>
+      <w:pPr>
+        <w:autoSpaceDE w:val="0"/>
+        <w:autoSpaceDN w:val="0"/>
+        <w:adjustRightInd w:val="0"/>
+        <w:spacing w:after="0" w:line="240" w:lineRule="auto"/>
+        <w:ind w:left="567"/>
+        <w:jc w:val="both"/>
+        <w:rPr>
+          <w:rFonts w:ascii="Arial Narrow" w:eastAsia="Arial Narrow" w:hAnsi="Arial Narrow" w:cs="Arial Narrow"/>
+          <w:sz w:val="16"/>
+          <w:szCs w:val="16"/>
+          <w:lang w:eastAsia="es-PE"/>
+        </w:rPr>
+      </w:pPr>
+      <w:r>
+        <w:rPr>
+          <w:rFonts w:ascii="Arial Narrow" w:eastAsia="Arial Narrow" w:hAnsi="Arial Narrow" w:cs="Arial Narrow"/>
+          <w:sz w:val="16"/>
+          <w:szCs w:val="16"/>
+          <w:lang w:eastAsia="es-PE"/>
+        </w:rPr>
+        <w:t>En el caso de las microempresas, la multa no puede superar el diez por ciento (10%) de las ventas o ingresos brutos percibidos por el infractor, relativos a todas sus actividades económicas, correspondientes al ejercicio inmediato anterior al de la expedición de la resolución de primera instancia, siempre que se haya acreditado dichos ingresos, no se encuentre en una situación de reincidencia y el caso no verse sobre la vida, salud o integridad de los consumidores. Para el caso de las pequeñas empresas, la multa no puede superar el veinte por ciento (20%) de las ventas o ingresos brutos percibidos por el infractor, conforme a los requisitos señalados anteriormente.</w:t>
+      </w:r>
+    </w:p>
+    <w:p>
+      <w:pPr>
+        <w:autoSpaceDE w:val="0"/>
+        <w:autoSpaceDN w:val="0"/>
+        <w:adjustRightInd w:val="0"/>
+        <w:spacing w:after="0" w:line="240" w:lineRule="auto"/>
+        <w:ind w:left="567"/>
+        <w:jc w:val="both"/>
+        <w:rPr>
+          <w:rFonts w:ascii="Arial Narrow" w:eastAsia="Arial Narrow" w:hAnsi="Arial Narrow" w:cs="Arial Narrow"/>
+          <w:sz w:val="16"/>
+          <w:szCs w:val="16"/>
+          <w:lang w:eastAsia="es-PE"/>
+        </w:rPr>
+      </w:pPr>
+      <w:r>
+        <w:rPr>
+          <w:rFonts w:ascii="Arial Narrow" w:eastAsia="Arial Narrow" w:hAnsi="Arial Narrow" w:cs="Arial Narrow"/>
+          <w:sz w:val="16"/>
+          <w:szCs w:val="16"/>
+          <w:lang w:eastAsia="es-PE"/>
+        </w:rPr>
+        <w:t>(…).</w:t>
+      </w:r>
+    </w:p>
+    <w:p>
+      <w:pPr>
+        <w:pStyle w:val="Textonotapie"/>
+        <w:ind w:left="567" w:hanging="567"/>
+        <w:jc w:val="both"/>
+        <w:rPr>
+          <w:rFonts w:ascii="Arial Narrow" w:eastAsia="Arial Narrow" w:hAnsi="Arial Narrow" w:cs="Arial Narrow"/>
+          <w:sz w:val="16"/>
+          <w:szCs w:val="16"/>
+        </w:rPr>
+      </w:pPr>
+    </w:p>
+  </w:footnote>
+  <w:footnote w:id="9">
+    <w:p>
+      <w:pPr>
+        <w:pStyle w:val="Textonotapie"/>
+        <w:tabs>
+          <w:tab w:val="left" w:pos="567"/>
+        </w:tabs>
+        <w:ind w:left="567" w:hanging="567"/>
+        <w:jc w:val="both"/>
+        <w:rPr>
+          <w:rFonts w:ascii="Arial Narrow" w:eastAsia="Arial Narrow" w:hAnsi="Arial Narrow" w:cs="Arial Narrow"/>
+          <w:sz w:val="16"/>
+          <w:szCs w:val="16"/>
+        </w:rPr>
+      </w:pPr>
+      <w:r>
+        <w:rPr>
+          <w:rStyle w:val="Refdenotaalpie"/>
+          <w:rFonts w:ascii="Arial Narrow" w:eastAsia="Arial Narrow" w:hAnsi="Arial Narrow" w:cs="Arial Narrow"/>
+          <w:sz w:val="16"/>
+          <w:szCs w:val="16"/>
+          <w:vertAlign w:val="superscript"/>
+        </w:rPr>
+        <w:footnoteRef/>
+      </w:r>
+      <w:r>
+        <w:rPr>
+          <w:rFonts w:ascii="Arial Narrow" w:eastAsia="Arial Narrow" w:hAnsi="Arial Narrow" w:cs="Arial Narrow"/>
+          <w:sz w:val="16"/>
+          <w:szCs w:val="16"/>
+        </w:rPr>
+        <w:tab/>
+      </w:r>
+      <w:r>
+        <w:rPr>
+          <w:rFonts w:ascii="Arial Narrow" w:eastAsia="Arial Narrow" w:hAnsi="Arial Narrow" w:cs="Arial Narrow"/>
+          <w:b/>
+          <w:bCs/>
+          <w:sz w:val="16"/>
+          <w:szCs w:val="16"/>
+        </w:rPr>
+        <w:t xml:space="preserve">DECRETO LEGISLATIVO 807, LEY SOBRE FACULTADES, NORMAS Y ORGANIZACIÓN DEL INDECOPI, publicado el 18 de abril de 1996</w:t>
+      </w:r>
+    </w:p>
+    <w:p>
+      <w:pPr>
+        <w:pStyle w:val="Textonotapie"/>
+        <w:ind w:left="567" w:hanging="567"/>
+        <w:jc w:val="both"/>
+        <w:rPr>
+          <w:rFonts w:ascii="Arial Narrow" w:eastAsia="Arial Narrow" w:hAnsi="Arial Narrow" w:cs="Arial Narrow"/>
+          <w:sz w:val="16"/>
+          <w:szCs w:val="16"/>
+        </w:rPr>
+      </w:pPr>
+      <w:r>
+        <w:rPr>
+          <w:rFonts w:ascii="Arial Narrow" w:eastAsia="Arial Narrow" w:hAnsi="Arial Narrow" w:cs="Arial Narrow"/>
+          <w:sz w:val="16"/>
+          <w:szCs w:val="16"/>
+        </w:rPr>
+        <w:tab/>
+      </w:r>
+      <w:r>
+        <w:rPr>
+          <w:rFonts w:ascii="Arial Narrow" w:eastAsia="Arial Narrow" w:hAnsi="Arial Narrow" w:cs="Arial Narrow"/>
+          <w:b/>
+          <w:bCs/>
+          <w:sz w:val="16"/>
+          <w:szCs w:val="16"/>
+        </w:rPr>
+        <w:t xml:space="preserve">Artículo 26.-</w:t>
+      </w:r>
+      <w:r>
+        <w:rPr>
+          <w:rFonts w:ascii="Arial Narrow" w:eastAsia="Arial Narrow" w:hAnsi="Arial Narrow" w:cs="Arial Narrow"/>
+          <w:sz w:val="16"/>
+          <w:szCs w:val="16"/>
+        </w:rPr>
+        <w:t xml:space="preserve"> Una vez admitida a trámite la denuncia, se correrá traslado de la misma al denunciado, a fin de que éste presente su descargo. El plazo para la presentación del descargo será de cinco (5) días contados desde la notificación, vencido el cual, el Secretario Técnico declarará en rebeldía al denunciado que no lo hubiera presentado.</w:t>
+      </w:r>
+    </w:p>
+    <w:p>
+      <w:pPr>
+        <w:pStyle w:val="Textonotapie"/>
+        <w:ind w:left="567" w:hanging="567"/>
+        <w:jc w:val="both"/>
+        <w:rPr>
+          <w:rFonts w:ascii="Arial Narrow" w:eastAsia="Arial Narrow" w:hAnsi="Arial Narrow" w:cs="Arial Narrow"/>
+          <w:sz w:val="16"/>
+          <w:szCs w:val="16"/>
+        </w:rPr>
+      </w:pPr>
+    </w:p>
+  </w:footnote>
+  <w:footnote w:id="10">
+    <w:p>
+      <w:pPr>
+        <w:pStyle w:val="Textonotapie"/>
+        <w:tabs>
+          <w:tab w:val="left" w:pos="567"/>
+        </w:tabs>
+        <w:ind w:left="567" w:hanging="567"/>
+        <w:jc w:val="both"/>
+        <w:rPr>
+          <w:rFonts w:ascii="Arial Narrow" w:eastAsia="Arial Narrow" w:hAnsi="Arial Narrow" w:cs="Arial Narrow"/>
+          <w:sz w:val="16"/>
+          <w:szCs w:val="16"/>
+        </w:rPr>
+      </w:pPr>
+      <w:r>
+        <w:rPr>
+          <w:rStyle w:val="Refdenotaalpie"/>
+          <w:rFonts w:ascii="Arial Narrow" w:eastAsia="Arial Narrow" w:hAnsi="Arial Narrow" w:cs="Arial Narrow"/>
+          <w:sz w:val="16"/>
+          <w:szCs w:val="16"/>
+          <w:vertAlign w:val="superscript"/>
+        </w:rPr>
+        <w:footnoteRef/>
+      </w:r>
+      <w:r>
+        <w:rPr>
+          <w:rFonts w:ascii="Arial Narrow" w:eastAsia="Arial Narrow" w:hAnsi="Arial Narrow" w:cs="Arial Narrow"/>
+          <w:sz w:val="16"/>
+          <w:szCs w:val="16"/>
+        </w:rPr>
+        <w:tab/>
+      </w:r>
+      <w:r>
+        <w:rPr>
+          <w:rFonts w:ascii="Arial Narrow" w:eastAsia="Arial Narrow" w:hAnsi="Arial Narrow" w:cs="Arial Narrow"/>
+          <w:b/>
+          <w:bCs/>
+          <w:sz w:val="16"/>
+          <w:szCs w:val="16"/>
+        </w:rPr>
+        <w:t xml:space="preserve">DECRETO SUPREMO 006-2026-JUS, TEXTO ÚNICO ORDENADO DE LA LEY 27444, LEY DEL PROCEDIMIENTO ADMINISTRATIVO GENERAL, publicado el 30 de abril de 2026</w:t>
+      </w:r>
+    </w:p>
+    <w:p>
+      <w:pPr>
+        <w:pStyle w:val="Textonotapie"/>
+        <w:ind w:left="567" w:hanging="567"/>
+        <w:jc w:val="both"/>
+        <w:rPr>
+          <w:rFonts w:ascii="Arial Narrow" w:eastAsia="Arial Narrow" w:hAnsi="Arial Narrow" w:cs="Arial Narrow"/>
+          <w:sz w:val="16"/>
+          <w:szCs w:val="16"/>
+        </w:rPr>
+      </w:pPr>
+      <w:r>
+        <w:rPr>
+          <w:rFonts w:ascii="Arial Narrow" w:eastAsia="Arial Narrow" w:hAnsi="Arial Narrow" w:cs="Arial Narrow"/>
+          <w:sz w:val="16"/>
+          <w:szCs w:val="16"/>
+        </w:rPr>
+        <w:tab/>
+      </w:r>
+      <w:r>
+        <w:rPr>
+          <w:rFonts w:ascii="Arial Narrow" w:eastAsia="Arial Narrow" w:hAnsi="Arial Narrow" w:cs="Arial Narrow"/>
+          <w:b/>
+          <w:bCs/>
+          <w:sz w:val="16"/>
+          <w:szCs w:val="16"/>
+        </w:rPr>
+        <w:t xml:space="preserve">Artículo 223.- Contestación de la reclamación</w:t>
+      </w:r>
+    </w:p>
+    <w:p>
+      <w:pPr>
+        <w:pStyle w:val="Textonotapie"/>
+        <w:ind w:left="567" w:hanging="567"/>
+        <w:jc w:val="both"/>
+        <w:rPr>
+          <w:rFonts w:ascii="Arial Narrow" w:eastAsia="Arial Narrow" w:hAnsi="Arial Narrow" w:cs="Arial Narrow"/>
+          <w:sz w:val="16"/>
+          <w:szCs w:val="16"/>
+        </w:rPr>
+      </w:pPr>
+      <w:r>
+        <w:rPr>
+          <w:rFonts w:ascii="Arial Narrow" w:eastAsia="Arial Narrow" w:hAnsi="Arial Narrow" w:cs="Arial Narrow"/>
+          <w:sz w:val="16"/>
+          <w:szCs w:val="16"/>
+        </w:rPr>
+        <w:tab/>
+      </w:r>
+      <w:r>
+        <w:rPr>
+          <w:rFonts w:ascii="Arial Narrow" w:eastAsia="Arial Narrow" w:hAnsi="Arial Narrow" w:cs="Arial Narrow"/>
+          <w:sz w:val="16"/>
+          <w:szCs w:val="16"/>
+        </w:rPr>
+        <w:t xml:space="preserve">223.1 El reclamado deberá presentar la contestación de la reclamación dentro de los quince (15) días posteriores a la notificación de ésta; vencido este plazo, la Administración declarará en rebeldía al reclamado que no la hubiera presentado. La contestación deberá contener los requisitos de los escritos previstos en el artículo 113 de la presente Ley, así como la absolución de todos los asuntos controvertidos de hecho y de derecho, Las alegaciones y los hechos relevantes de la reclamación, salvo que hayan sido específicamente negadas en la contestación, se tendrán por aceptadas o merituadas como ciertas.</w:t>
+      </w:r>
+    </w:p>
+    <w:p>
+      <w:pPr>
+        <w:pStyle w:val="Textonotapie"/>
+        <w:ind w:left="567" w:hanging="567"/>
+        <w:jc w:val="both"/>
+        <w:rPr>
+          <w:rFonts w:ascii="Arial Narrow" w:eastAsia="Arial Narrow" w:hAnsi="Arial Narrow" w:cs="Arial Narrow"/>
+          <w:sz w:val="16"/>
+          <w:szCs w:val="16"/>
+        </w:rPr>
+      </w:pPr>
+    </w:p>
+  </w:footnote>
+  <w:footnote w:id="11">
+    <w:p>
+      <w:pPr>
+        <w:tabs>
+          <w:tab w:val="left" w:pos="567"/>
+        </w:tabs>
+        <w:spacing w:after="0" w:line="240" w:lineRule="auto"/>
+        <w:ind w:left="567" w:hanging="567"/>
+        <w:jc w:val="both"/>
+        <w:rPr>
+          <w:rFonts w:ascii="Arial Narrow" w:eastAsia="Arial Narrow" w:hAnsi="Arial Narrow" w:cs="Arial Narrow"/>
+          <w:sz w:val="16"/>
+          <w:szCs w:val="16"/>
+        </w:rPr>
+      </w:pPr>
+      <w:r>
+        <w:rPr>
+          <w:rStyle w:val="Refdenotaalpie"/>
+          <w:rFonts w:ascii="Arial Narrow" w:eastAsia="Arial Narrow" w:hAnsi="Arial Narrow" w:cs="Arial Narrow"/>
+          <w:sz w:val="16"/>
+          <w:szCs w:val="16"/>
+          <w:vertAlign w:val="superscript"/>
+        </w:rPr>
+        <w:footnoteRef/>
+      </w:r>
+      <w:r>
+        <w:rPr>
+          <w:rFonts w:ascii="Arial Narrow" w:eastAsia="Arial Narrow" w:hAnsi="Arial Narrow" w:cs="Arial Narrow"/>
+          <w:sz w:val="16"/>
+          <w:szCs w:val="16"/>
+          <w:vertAlign w:val="superscript"/>
+        </w:rPr>
+        <w:tab/>
+        <w:t xml:space="preserve"/>
+      </w:r>
+      <w:r>
+        <w:rPr>
+          <w:rFonts w:ascii="Arial Narrow" w:eastAsia="Arial Narrow" w:hAnsi="Arial Narrow" w:cs="Arial Narrow"/>
+          <w:sz w:val="16"/>
+          <w:szCs w:val="16"/>
+        </w:rPr>
+        <w:t xml:space="preserve"> </w:t>
+      </w:r>
+      <w:r>
+        <w:rPr>
+          <w:rFonts w:ascii="Arial Narrow" w:eastAsia="Arial Narrow" w:hAnsi="Arial Narrow" w:cs="Arial Narrow"/>
+          <w:sz w:val="16"/>
+          <w:szCs w:val="16"/>
+        </w:rPr>
+        <w:tab/>
+      </w:r>
+      <w:r>
+        <w:rPr>
+          <w:rFonts w:ascii="Arial Narrow" w:eastAsia="Arial Narrow" w:hAnsi="Arial Narrow" w:cs="Arial Narrow"/>
+          <w:b/>
+          <w:sz w:val="16"/>
+          <w:szCs w:val="16"/>
+        </w:rPr>
+        <w:t>LEY 29571, CÓDIGO DE PROTECCIÓN Y DEFENSA DEL CONSUMIDOR</w:t>
+      </w:r>
+      <w:r>
+        <w:rPr>
+          <w:rFonts w:ascii="Arial Narrow" w:eastAsia="Arial Narrow" w:hAnsi="Arial Narrow" w:cs="Arial Narrow"/>
+          <w:b/>
+          <w:bCs/>
+          <w:sz w:val="16"/>
+          <w:szCs w:val="16"/>
+        </w:rPr>
+        <w:t xml:space="preserve">, </w:t>
+      </w:r>
+      <w:r>
+        <w:rPr>
+          <w:rFonts w:ascii="Arial Narrow" w:eastAsia="Arial Narrow" w:hAnsi="Arial Narrow" w:cs="Arial Narrow"/>
+          <w:b/>
+          <w:sz w:val="16"/>
+          <w:szCs w:val="16"/>
+        </w:rPr>
+        <w:t>publicado el 2 de setiembre de 2010 y modificado por Decreto Legislativo 1308</w:t>
+      </w:r>
+    </w:p>
+    <w:p>
+      <w:pPr>
+        <w:spacing w:after="0" w:line="240" w:lineRule="auto"/>
+        <w:ind w:left="567" w:hanging="567"/>
+        <w:jc w:val="both"/>
+        <w:rPr>
+          <w:rFonts w:ascii="Arial Narrow" w:eastAsia="Arial Narrow" w:hAnsi="Arial Narrow" w:cs="Arial Narrow"/>
+          <w:b/>
+          <w:sz w:val="16"/>
+          <w:szCs w:val="16"/>
+        </w:rPr>
+      </w:pPr>
+      <w:r>
+        <w:rPr>
+          <w:rFonts w:ascii="Arial Narrow" w:eastAsia="Arial Narrow" w:hAnsi="Arial Narrow" w:cs="Arial Narrow"/>
+          <w:b/>
+          <w:sz w:val="16"/>
+          <w:szCs w:val="16"/>
+        </w:rPr>
+        <w:tab/>
+        <w:t>Artículo 110.- Sanciones administrativas</w:t>
+      </w:r>
+    </w:p>
+    <w:p>
+      <w:pPr>
+        <w:spacing w:after="0" w:line="240" w:lineRule="auto"/>
+        <w:ind w:left="567"/>
+        <w:jc w:val="both"/>
+        <w:rPr>
+          <w:rFonts w:ascii="Arial Narrow" w:eastAsia="Arial Narrow" w:hAnsi="Arial Narrow" w:cs="Arial Narrow"/>
+          <w:sz w:val="16"/>
+          <w:szCs w:val="16"/>
+        </w:rPr>
+      </w:pPr>
+      <w:r>
+        <w:rPr>
+          <w:rFonts w:ascii="Arial Narrow" w:eastAsia="Arial Narrow" w:hAnsi="Arial Narrow" w:cs="Arial Narrow"/>
+          <w:sz w:val="16"/>
+          <w:szCs w:val="16"/>
+        </w:rPr>
+        <w:t>El órgano resolutivo puede sancionar las infracciones administrativas a que se refiere el artículo 108 con amonestación y multas de hasta cuatrocientos cincuenta (450) Unidades Impositivas Tributarias (UIT), las cuales son calificadas de la siguiente manera:</w:t>
+      </w:r>
+    </w:p>
+    <w:p>
+      <w:pPr>
+        <w:numPr>
+          <w:ilvl w:val="0"/>
+          <w:numId w:val="2"/>
+        </w:numPr>
+        <w:spacing w:after="0" w:line="240" w:lineRule="auto"/>
+        <w:ind w:left="426" w:firstLine="141"/>
+        <w:jc w:val="both"/>
+        <w:rPr>
+          <w:rFonts w:ascii="Arial Narrow" w:eastAsia="Arial Narrow" w:hAnsi="Arial Narrow" w:cs="Arial Narrow"/>
+          <w:sz w:val="16"/>
+          <w:szCs w:val="16"/>
+        </w:rPr>
+      </w:pPr>
+      <w:r>
+        <w:rPr>
+          <w:rFonts w:ascii="Arial Narrow" w:eastAsia="Arial Narrow" w:hAnsi="Arial Narrow" w:cs="Arial Narrow"/>
+          <w:sz w:val="16"/>
+          <w:szCs w:val="16"/>
+        </w:rPr>
+        <w:t>Infracciones leves, con una amonestación o con una multa de hasta cincuenta (50) UIT.</w:t>
+      </w:r>
+    </w:p>
+    <w:p>
+      <w:pPr>
+        <w:numPr>
+          <w:ilvl w:val="0"/>
+          <w:numId w:val="2"/>
+        </w:numPr>
+        <w:spacing w:after="0" w:line="240" w:lineRule="auto"/>
+        <w:ind w:left="426" w:firstLine="141"/>
+        <w:jc w:val="both"/>
+        <w:rPr>
+          <w:rFonts w:ascii="Arial Narrow" w:eastAsia="Arial Narrow" w:hAnsi="Arial Narrow" w:cs="Arial Narrow"/>
+          <w:sz w:val="16"/>
+          <w:szCs w:val="16"/>
+        </w:rPr>
+      </w:pPr>
+      <w:r>
+        <w:rPr>
+          <w:rFonts w:ascii="Arial Narrow" w:eastAsia="Arial Narrow" w:hAnsi="Arial Narrow" w:cs="Arial Narrow"/>
+          <w:sz w:val="16"/>
+          <w:szCs w:val="16"/>
+        </w:rPr>
+        <w:t>Infracciones graves, con una multa de hasta ciento cincuenta (150) UIT.</w:t>
+      </w:r>
+    </w:p>
+    <w:p>
+      <w:pPr>
+        <w:numPr>
+          <w:ilvl w:val="0"/>
+          <w:numId w:val="2"/>
+        </w:numPr>
+        <w:spacing w:after="0" w:line="240" w:lineRule="auto"/>
+        <w:ind w:left="426" w:firstLine="141"/>
+        <w:jc w:val="both"/>
+        <w:rPr>
+          <w:rFonts w:ascii="Arial Narrow" w:eastAsia="Arial Narrow" w:hAnsi="Arial Narrow" w:cs="Arial Narrow"/>
+          <w:sz w:val="16"/>
+          <w:szCs w:val="16"/>
+        </w:rPr>
+      </w:pPr>
+      <w:r>
+        <w:rPr>
+          <w:rFonts w:ascii="Arial Narrow" w:eastAsia="Arial Narrow" w:hAnsi="Arial Narrow" w:cs="Arial Narrow"/>
+          <w:sz w:val="16"/>
+          <w:szCs w:val="16"/>
+        </w:rPr>
+        <w:t>Infracciones muy graves, con una multa de hasta cuatrocientos cincuenta (450) UIT.</w:t>
+      </w:r>
+    </w:p>
+    <w:p>
+      <w:pPr>
+        <w:spacing w:after="0" w:line="240" w:lineRule="auto"/>
+        <w:ind w:left="567"/>
+        <w:jc w:val="both"/>
+        <w:rPr>
+          <w:rFonts w:ascii="Arial Narrow" w:eastAsia="Arial Narrow" w:hAnsi="Arial Narrow" w:cs="Arial Narrow"/>
+          <w:sz w:val="16"/>
+          <w:szCs w:val="16"/>
+        </w:rPr>
+      </w:pPr>
+      <w:r>
+        <w:rPr>
+          <w:rFonts w:ascii="Arial Narrow" w:eastAsia="Arial Narrow" w:hAnsi="Arial Narrow" w:cs="Arial Narrow"/>
+          <w:sz w:val="16"/>
+          <w:szCs w:val="16"/>
+        </w:rPr>
+        <w:t>(…).</w:t>
+      </w:r>
+    </w:p>
+    <w:p>
+      <w:pPr>
+        <w:spacing w:after="0" w:line="240" w:lineRule="auto"/>
+        <w:ind w:left="567" w:hanging="567"/>
+        <w:jc w:val="both"/>
+        <w:rPr>
+          <w:rFonts w:ascii="Arial Narrow" w:eastAsia="Arial Narrow" w:hAnsi="Arial Narrow" w:cs="Arial Narrow"/>
+          <w:sz w:val="16"/>
+          <w:szCs w:val="16"/>
+        </w:rPr>
+      </w:pPr>
+    </w:p>
+  </w:footnote>
+  <w:footnote w:id="12">
     <w:p>
       <w:pPr>
         <w:pStyle w:val="Textonotapie"/>
@@ -9789,39 +10594,56 @@
         <w:jc w:val="both"/>
         <w:rPr>
           <w:rFonts w:ascii="Arial Narrow" w:eastAsia="Arial Narrow" w:hAnsi="Arial Narrow" w:cs="Arial Narrow"/>
-          <w:sz w:val="16"/>
-          <w:szCs w:val="16"/>
-        </w:rPr>
-      </w:pPr>
-      <w:r>
-        <w:rPr>
-          <w:rFonts w:ascii="Arial Narrow" w:eastAsia="Arial Narrow" w:hAnsi="Arial Narrow" w:cs="Arial Narrow"/>
-          <w:sz w:val="16"/>
-          <w:szCs w:val="16"/>
-        </w:rPr>
-        <w:t xml:space="preserve">. </w:t>
-      </w:r>
-    </w:p>
-    <w:p>
-      <w:pPr>
-        <w:pStyle w:val="Textonotapie"/>
+          <w:b/>
+          <w:bCs/>
+          <w:sz w:val="16"/>
+          <w:szCs w:val="16"/>
+        </w:rPr>
+      </w:pPr>
+      <w:r>
+        <w:rPr>
+          <w:rStyle w:val="Refdenotaalpie"/>
+          <w:rFonts w:ascii="Arial Narrow" w:eastAsia="Arial Narrow" w:hAnsi="Arial Narrow" w:cs="Arial Narrow"/>
+          <w:sz w:val="16"/>
+          <w:szCs w:val="16"/>
+          <w:vertAlign w:val="superscript"/>
+        </w:rPr>
+        <w:footnoteRef/>
+      </w:r>
+      <w:r>
+        <w:rPr>
+          <w:rFonts w:ascii="Arial Narrow" w:eastAsia="Arial Narrow" w:hAnsi="Arial Narrow" w:cs="Arial Narrow"/>
+          <w:sz w:val="16"/>
+          <w:szCs w:val="16"/>
+        </w:rPr>
+        <w:tab/>
+        <w:t xml:space="preserve"/>
+      </w:r>
+      <w:r>
+        <w:rPr>
+          <w:rFonts w:ascii="Arial Narrow" w:eastAsia="Arial Narrow" w:hAnsi="Arial Narrow" w:cs="Arial Narrow"/>
+          <w:sz w:val="16"/>
+          <w:szCs w:val="16"/>
+        </w:rPr>
+        <w:tab/>
+      </w:r>
+      <w:r>
+        <w:rPr>
+          <w:rFonts w:ascii="Arial Narrow" w:eastAsia="Arial Narrow" w:hAnsi="Arial Narrow" w:cs="Arial Narrow"/>
+          <w:b/>
+          <w:bCs/>
+          <w:sz w:val="16"/>
+          <w:szCs w:val="16"/>
+        </w:rPr>
+        <w:t xml:space="preserve">LEY 29571, CÓDIGO DE PROTECCIÓN Y DEFENSA DEL CONSUMIDOR, publicado el 2 de setiembre de 2010 y modificado por Decreto Legislativo 1308 </w:t>
+      </w:r>
+    </w:p>
+    <w:p>
+      <w:pPr>
         <w:tabs>
           <w:tab w:val="left" w:pos="567"/>
         </w:tabs>
-        <w:ind w:left="567" w:right="-1" w:hanging="567"/>
-        <w:jc w:val="both"/>
-        <w:rPr>
-          <w:rFonts w:ascii="Arial Narrow" w:eastAsia="Arial Narrow" w:hAnsi="Arial Narrow" w:cs="Arial Narrow"/>
-          <w:sz w:val="16"/>
-          <w:szCs w:val="16"/>
-        </w:rPr>
-      </w:pPr>
-    </w:p>
-  </w:footnote>
-  <w:footnote w:id="7">
-    <w:p>
-      <w:pPr>
-        <w:pStyle w:val="Textonotapie"/>
+        <w:spacing w:after="0" w:line="240" w:lineRule="auto"/>
         <w:ind w:left="567" w:hanging="567"/>
         <w:jc w:val="both"/>
         <w:rPr>
@@ -9832,733 +10654,12 @@
       </w:pPr>
       <w:r>
         <w:rPr>
-          <w:rStyle w:val="Refdenotaalpie"/>
-          <w:rFonts w:ascii="Arial Narrow" w:eastAsia="Arial Narrow" w:hAnsi="Arial Narrow" w:cs="Arial Narrow"/>
-          <w:sz w:val="16"/>
-          <w:szCs w:val="16"/>
-          <w:vertAlign w:val="superscript"/>
-        </w:rPr>
-        <w:footnoteRef/>
-      </w:r>
-      <w:r>
-        <w:rPr>
-          <w:rFonts w:ascii="Arial Narrow" w:eastAsia="Arial Narrow" w:hAnsi="Arial Narrow" w:cs="Arial Narrow"/>
-          <w:sz w:val="16"/>
-          <w:szCs w:val="16"/>
-        </w:rPr>
-        <w:t xml:space="preserve"> </w:t>
-      </w:r>
-      <w:r>
-        <w:rPr>
           <w:rFonts w:ascii="Arial Narrow" w:eastAsia="Arial Narrow" w:hAnsi="Arial Narrow" w:cs="Arial Narrow"/>
           <w:sz w:val="16"/>
           <w:szCs w:val="16"/>
         </w:rPr>
         <w:tab/>
-        <w:t xml:space="preserve">El número de trabajadores se atenderá siempre que la empresa haya sido constituida antes de la vigencia de la Ley </w:t>
-      </w:r>
-      <w:proofErr w:type="spellStart"/>
-      <w:r>
-        <w:rPr>
-          <w:rFonts w:ascii="Arial Narrow" w:eastAsia="Arial Narrow" w:hAnsi="Arial Narrow" w:cs="Arial Narrow"/>
-          <w:sz w:val="16"/>
-          <w:szCs w:val="16"/>
-        </w:rPr>
-        <w:t/>
-      </w:r>
-      <w:proofErr w:type="spellEnd"/>
-      <w:r>
-        <w:rPr>
-          <w:rFonts w:ascii="Arial Narrow" w:eastAsia="Arial Narrow" w:hAnsi="Arial Narrow" w:cs="Arial Narrow"/>
-          <w:sz w:val="16"/>
-          <w:szCs w:val="16"/>
-        </w:rPr>
-        <w:t xml:space="preserve"> 30056, publicada el 2 de julio de 2013, que modificó el artículo 5 del Texto Único Ordenado de la Ley de Promoción de la Competitividad, Formalización y Desarrollo de la Micro y Pequeña Empresa y de Acceso al Empleo Decente (LEY MYPE). Ello, en la medida que la Tercera Disposición Complementaria Transitoria de la norma modificatoria precisa que las empresas constituidas antes de la </w:t>
-      </w:r>
-      <w:proofErr w:type="gramStart"/>
-      <w:r>
-        <w:rPr>
-          <w:rFonts w:ascii="Arial Narrow" w:eastAsia="Arial Narrow" w:hAnsi="Arial Narrow" w:cs="Arial Narrow"/>
-          <w:sz w:val="16"/>
-          <w:szCs w:val="16"/>
-        </w:rPr>
-        <w:t>entrada en vigencia</w:t>
-      </w:r>
-      <w:proofErr w:type="gramEnd"/>
-      <w:r>
-        <w:rPr>
-          <w:rFonts w:ascii="Arial Narrow" w:eastAsia="Arial Narrow" w:hAnsi="Arial Narrow" w:cs="Arial Narrow"/>
-          <w:sz w:val="16"/>
-          <w:szCs w:val="16"/>
-        </w:rPr>
-        <w:t xml:space="preserve"> de dicha Ley se rigen por los requisitos de acogimiento al régimen de las micro y pequeñas empresas regulados en el Decreto Legislativo 1086.</w:t>
-      </w:r>
-    </w:p>
-    <w:p>
-      <w:pPr>
-        <w:pStyle w:val="Textonotapie"/>
-        <w:ind w:left="567" w:hanging="567"/>
-        <w:jc w:val="both"/>
-        <w:rPr>
-          <w:rFonts w:ascii="Arial Narrow" w:eastAsia="Arial Narrow" w:hAnsi="Arial Narrow" w:cs="Arial Narrow"/>
-          <w:sz w:val="16"/>
-          <w:szCs w:val="16"/>
-        </w:rPr>
-      </w:pPr>
-    </w:p>
-  </w:footnote>
-  <w:footnote w:id="8">
-    <w:p>
-      <w:pPr>
-        <w:pStyle w:val="Textonotapie"/>
-        <w:ind w:left="567" w:hanging="567"/>
-        <w:jc w:val="both"/>
-        <w:rPr>
-          <w:rFonts w:ascii="Arial Narrow" w:eastAsia="Arial Narrow" w:hAnsi="Arial Narrow" w:cs="Arial Narrow"/>
-          <w:sz w:val="16"/>
-          <w:szCs w:val="16"/>
-        </w:rPr>
-      </w:pPr>
-      <w:r>
-        <w:rPr>
-          <w:rStyle w:val="Refdenotaalpie"/>
-          <w:rFonts w:ascii="Arial Narrow" w:eastAsia="Arial Narrow" w:hAnsi="Arial Narrow" w:cs="Arial Narrow"/>
-          <w:sz w:val="16"/>
-          <w:szCs w:val="16"/>
-          <w:vertAlign w:val="superscript"/>
-        </w:rPr>
-        <w:footnoteRef/>
-      </w:r>
-      <w:r>
-        <w:rPr>
-          <w:rFonts w:ascii="Arial Narrow" w:eastAsia="Arial Narrow" w:hAnsi="Arial Narrow" w:cs="Arial Narrow"/>
-          <w:sz w:val="16"/>
-          <w:szCs w:val="16"/>
-        </w:rPr>
-        <w:t xml:space="preserve"> </w:t>
-      </w:r>
-      <w:r>
-        <w:rPr>
-          <w:rFonts w:ascii="Arial Narrow" w:eastAsia="Arial Narrow" w:hAnsi="Arial Narrow" w:cs="Arial Narrow"/>
-          <w:sz w:val="16"/>
-          <w:szCs w:val="16"/>
-        </w:rPr>
-        <w:tab/>
-      </w:r>
-      <w:r>
-        <w:rPr>
-          <w:rFonts w:ascii="Arial Narrow" w:eastAsia="Arial Narrow" w:hAnsi="Arial Narrow" w:cs="Arial Narrow"/>
-          <w:b/>
-          <w:sz w:val="16"/>
-          <w:szCs w:val="16"/>
-        </w:rPr>
-        <w:t>LEY 29571, CÓDIGO DE PROTECCIÓN Y DEFENSA DEL CONSUMIDOR</w:t>
-      </w:r>
-      <w:r>
-        <w:rPr>
-          <w:rFonts w:ascii="Arial Narrow" w:eastAsia="Arial Narrow" w:hAnsi="Arial Narrow" w:cs="Arial Narrow"/>
-          <w:b/>
-          <w:bCs/>
-          <w:sz w:val="16"/>
-          <w:szCs w:val="16"/>
-        </w:rPr>
-        <w:t xml:space="preserve">, </w:t>
-      </w:r>
-      <w:r>
-        <w:rPr>
-          <w:rFonts w:ascii="Arial Narrow" w:eastAsia="Arial Narrow" w:hAnsi="Arial Narrow" w:cs="Arial Narrow"/>
-          <w:b/>
-          <w:sz w:val="16"/>
-          <w:szCs w:val="16"/>
-        </w:rPr>
-        <w:t>publicado el 2 de setiembre de 2010 y modificado por Decreto Legislativo 1308</w:t>
-      </w:r>
-    </w:p>
-    <w:p>
-      <w:pPr>
-        <w:pStyle w:val="Textonotapie"/>
-        <w:ind w:left="567" w:hanging="567"/>
-        <w:jc w:val="both"/>
-        <w:rPr>
-          <w:rFonts w:ascii="Arial Narrow" w:eastAsia="Arial Narrow" w:hAnsi="Arial Narrow" w:cs="Arial Narrow"/>
-          <w:b/>
-          <w:bCs/>
-          <w:sz w:val="16"/>
-          <w:szCs w:val="16"/>
-        </w:rPr>
-      </w:pPr>
-      <w:r>
-        <w:rPr>
-          <w:rFonts w:ascii="Arial Narrow" w:eastAsia="Arial Narrow" w:hAnsi="Arial Narrow" w:cs="Arial Narrow"/>
-          <w:sz w:val="16"/>
-          <w:szCs w:val="16"/>
-        </w:rPr>
-        <w:tab/>
-      </w:r>
-      <w:r>
-        <w:rPr>
-          <w:rFonts w:ascii="Arial Narrow" w:eastAsia="Arial Narrow" w:hAnsi="Arial Narrow" w:cs="Arial Narrow"/>
-          <w:b/>
-          <w:bCs/>
-          <w:sz w:val="16"/>
-          <w:szCs w:val="16"/>
-        </w:rPr>
-        <w:t>Artículo 110.- Sanciones Administrativas</w:t>
-      </w:r>
-    </w:p>
-    <w:p>
-      <w:pPr>
-        <w:autoSpaceDE w:val="0"/>
-        <w:autoSpaceDN w:val="0"/>
-        <w:adjustRightInd w:val="0"/>
-        <w:spacing w:after="0" w:line="240" w:lineRule="auto"/>
-        <w:ind w:left="567"/>
-        <w:jc w:val="both"/>
-        <w:rPr>
-          <w:rFonts w:ascii="Arial Narrow" w:eastAsia="Arial Narrow" w:hAnsi="Arial Narrow" w:cs="Arial Narrow"/>
-          <w:sz w:val="16"/>
-          <w:szCs w:val="16"/>
-          <w:lang w:eastAsia="es-PE"/>
-        </w:rPr>
-      </w:pPr>
-      <w:r>
-        <w:rPr>
-          <w:rFonts w:ascii="Arial Narrow" w:eastAsia="Arial Narrow" w:hAnsi="Arial Narrow" w:cs="Arial Narrow"/>
-          <w:sz w:val="16"/>
-          <w:szCs w:val="16"/>
-          <w:lang w:eastAsia="es-PE"/>
-        </w:rPr>
-        <w:t>(…)</w:t>
-      </w:r>
-    </w:p>
-    <w:p>
-      <w:pPr>
-        <w:autoSpaceDE w:val="0"/>
-        <w:autoSpaceDN w:val="0"/>
-        <w:adjustRightInd w:val="0"/>
-        <w:spacing w:after="0" w:line="240" w:lineRule="auto"/>
-        <w:ind w:left="567"/>
-        <w:jc w:val="both"/>
-        <w:rPr>
-          <w:rFonts w:ascii="Arial Narrow" w:eastAsia="Arial Narrow" w:hAnsi="Arial Narrow" w:cs="Arial Narrow"/>
-          <w:sz w:val="16"/>
-          <w:szCs w:val="16"/>
-          <w:lang w:eastAsia="es-PE"/>
-        </w:rPr>
-      </w:pPr>
-      <w:r>
-        <w:rPr>
-          <w:rFonts w:ascii="Arial Narrow" w:eastAsia="Arial Narrow" w:hAnsi="Arial Narrow" w:cs="Arial Narrow"/>
-          <w:sz w:val="16"/>
-          <w:szCs w:val="16"/>
-          <w:lang w:eastAsia="es-PE"/>
-        </w:rPr>
-        <w:t>En el caso de las microempresas, la multa no puede superar el diez por ciento (10%) de las ventas o ingresos brutos percibidos por el infractor, relativos a todas sus actividades económicas, correspondientes al ejercicio inmediato anterior al de la expedición de la resolución de primera instancia, siempre que se haya acreditado dichos ingresos, no se encuentre en una situación de reincidencia y el caso no verse sobre la vida, salud o integridad de los consumidores. Para el caso de las pequeñas empresas, la multa no puede superar el veinte por ciento (20%) de las ventas o ingresos brutos percibidos por el infractor, conforme a los requisitos señalados anteriormente.</w:t>
-      </w:r>
-    </w:p>
-    <w:p>
-      <w:pPr>
-        <w:autoSpaceDE w:val="0"/>
-        <w:autoSpaceDN w:val="0"/>
-        <w:adjustRightInd w:val="0"/>
-        <w:spacing w:after="0" w:line="240" w:lineRule="auto"/>
-        <w:ind w:left="567"/>
-        <w:jc w:val="both"/>
-        <w:rPr>
-          <w:rFonts w:ascii="Arial Narrow" w:eastAsia="Arial Narrow" w:hAnsi="Arial Narrow" w:cs="Arial Narrow"/>
-          <w:sz w:val="16"/>
-          <w:szCs w:val="16"/>
-          <w:lang w:eastAsia="es-PE"/>
-        </w:rPr>
-      </w:pPr>
-      <w:r>
-        <w:rPr>
-          <w:rFonts w:ascii="Arial Narrow" w:eastAsia="Arial Narrow" w:hAnsi="Arial Narrow" w:cs="Arial Narrow"/>
-          <w:sz w:val="16"/>
-          <w:szCs w:val="16"/>
-          <w:lang w:eastAsia="es-PE"/>
-        </w:rPr>
-        <w:t>(…).</w:t>
-      </w:r>
-    </w:p>
-    <w:p>
-      <w:pPr>
-        <w:pStyle w:val="Textonotapie"/>
-        <w:ind w:left="567" w:hanging="567"/>
-        <w:jc w:val="both"/>
-        <w:rPr>
-          <w:rFonts w:ascii="Arial Narrow" w:eastAsia="Arial Narrow" w:hAnsi="Arial Narrow" w:cs="Arial Narrow"/>
-          <w:sz w:val="16"/>
-          <w:szCs w:val="16"/>
-        </w:rPr>
-      </w:pPr>
-    </w:p>
-  </w:footnote>
-  <w:footnote w:id="14">
-    <w:p>
-      <w:pPr>
-        <w:pStyle w:val="Textonotapie"/>
-        <w:ind w:left="567" w:hanging="567"/>
-        <w:jc w:val="both"/>
-        <w:rPr>
-          <w:rFonts w:ascii="Arial Narrow" w:eastAsia="Arial Narrow" w:hAnsi="Arial Narrow" w:cs="Arial Narrow"/>
-          <w:sz w:val="16"/>
-          <w:szCs w:val="16"/>
-        </w:rPr>
-      </w:pPr>
-      <w:r>
-        <w:rPr>
-          <w:rStyle w:val="Refdenotaalpie"/>
-          <w:rFonts w:ascii="Arial Narrow" w:eastAsia="Arial Narrow" w:hAnsi="Arial Narrow" w:cs="Arial Narrow"/>
-          <w:sz w:val="16"/>
-          <w:szCs w:val="16"/>
-          <w:vertAlign w:val="superscript"/>
-        </w:rPr>
-        <w:footnoteRef/>
-      </w:r>
-      <w:r>
-        <w:rPr>
-          <w:rFonts w:ascii="Arial Narrow" w:eastAsia="Arial Narrow" w:hAnsi="Arial Narrow" w:cs="Arial Narrow"/>
-          <w:sz w:val="16"/>
-          <w:szCs w:val="16"/>
-        </w:rPr>
-        <w:tab/>
-      </w:r>
-      <w:r>
-        <w:rPr>
-          <w:rFonts w:ascii="Arial Narrow" w:eastAsia="Arial Narrow" w:hAnsi="Arial Narrow" w:cs="Arial Narrow"/>
-          <w:b/>
-          <w:bCs/>
-          <w:sz w:val="16"/>
-          <w:szCs w:val="16"/>
-        </w:rPr>
-        <w:t xml:space="preserve">DECRETO LEGISLATIVO 807, LEY SOBRE FACULTADES, NORMAS Y ORGANIZACIÓN DEL INDECOPI, publicado el 18 de abril de 1996</w:t>
-      </w:r>
-    </w:p>
-    <w:p>
-      <w:pPr>
-        <w:pStyle w:val="Textonotapie"/>
-        <w:ind w:left="567" w:hanging="567"/>
-        <w:jc w:val="both"/>
-        <w:rPr>
-          <w:rFonts w:ascii="Arial Narrow" w:eastAsia="Arial Narrow" w:hAnsi="Arial Narrow" w:cs="Arial Narrow"/>
-          <w:sz w:val="16"/>
-          <w:szCs w:val="16"/>
-        </w:rPr>
-      </w:pPr>
-      <w:r>
-        <w:rPr>
-          <w:rFonts w:ascii="Arial Narrow" w:eastAsia="Arial Narrow" w:hAnsi="Arial Narrow" w:cs="Arial Narrow"/>
-          <w:sz w:val="16"/>
-          <w:szCs w:val="16"/>
-        </w:rPr>
-        <w:tab/>
-      </w:r>
-      <w:r>
-        <w:rPr>
-          <w:rFonts w:ascii="Arial Narrow" w:eastAsia="Arial Narrow" w:hAnsi="Arial Narrow" w:cs="Arial Narrow"/>
-          <w:b/>
-          <w:bCs/>
-          <w:sz w:val="16"/>
-          <w:szCs w:val="16"/>
-        </w:rPr>
-        <w:t xml:space="preserve">Artículo 26.-</w:t>
-      </w:r>
-      <w:r>
-        <w:rPr>
-          <w:rFonts w:ascii="Arial Narrow" w:eastAsia="Arial Narrow" w:hAnsi="Arial Narrow" w:cs="Arial Narrow"/>
-          <w:sz w:val="16"/>
-          <w:szCs w:val="16"/>
-        </w:rPr>
-        <w:t xml:space="preserve"> Una vez admitida a trámite la denuncia, se correrá traslado de la misma al denunciado, a fin de que éste presente su descargo. El plazo para la presentación del descargo será de cinco (5) días contados desde la notificación, vencido el cual, el Secretario Técnico declarará en rebeldía al denunciado que no lo hubiera presentado.</w:t>
-      </w:r>
-    </w:p>
-    <w:p>
-      <w:pPr>
-        <w:pStyle w:val="Textonotapie"/>
-        <w:ind w:left="567" w:hanging="567"/>
-        <w:jc w:val="both"/>
-        <w:rPr>
-          <w:rFonts w:ascii="Arial Narrow" w:eastAsia="Arial Narrow" w:hAnsi="Arial Narrow" w:cs="Arial Narrow"/>
-          <w:sz w:val="16"/>
-          <w:szCs w:val="16"/>
-        </w:rPr>
-      </w:pPr>
-    </w:p>
-  </w:footnote>
-  <w:footnote w:id="15">
-    <w:p>
-      <w:pPr>
-        <w:pStyle w:val="Textonotapie"/>
-        <w:ind w:left="567" w:hanging="567"/>
-        <w:jc w:val="both"/>
-        <w:rPr>
-          <w:rFonts w:ascii="Arial Narrow" w:eastAsia="Arial Narrow" w:hAnsi="Arial Narrow" w:cs="Arial Narrow"/>
-          <w:sz w:val="16"/>
-          <w:szCs w:val="16"/>
-        </w:rPr>
-      </w:pPr>
-      <w:r>
-        <w:rPr>
-          <w:rStyle w:val="Refdenotaalpie"/>
-          <w:rFonts w:ascii="Arial Narrow" w:eastAsia="Arial Narrow" w:hAnsi="Arial Narrow" w:cs="Arial Narrow"/>
-          <w:sz w:val="16"/>
-          <w:szCs w:val="16"/>
-          <w:vertAlign w:val="superscript"/>
-        </w:rPr>
-        <w:footnoteRef/>
-      </w:r>
-      <w:r>
-        <w:rPr>
-          <w:rFonts w:ascii="Arial Narrow" w:eastAsia="Arial Narrow" w:hAnsi="Arial Narrow" w:cs="Arial Narrow"/>
-          <w:sz w:val="16"/>
-          <w:szCs w:val="16"/>
-        </w:rPr>
-        <w:tab/>
-      </w:r>
-      <w:r>
-        <w:rPr>
-          <w:rFonts w:ascii="Arial Narrow" w:eastAsia="Arial Narrow" w:hAnsi="Arial Narrow" w:cs="Arial Narrow"/>
-          <w:b/>
-          <w:bCs/>
-          <w:sz w:val="16"/>
-          <w:szCs w:val="16"/>
-        </w:rPr>
-        <w:t xml:space="preserve">DECRETO SUPREMO 006-2026-JUS, TEXTO ÚNICO ORDENADO DE LA LEY 27444, LEY DEL PROCEDIMIENTO ADMINISTRATIVO GENERAL, publicado el 30 de abril de 2026</w:t>
-      </w:r>
-    </w:p>
-    <w:p>
-      <w:pPr>
-        <w:pStyle w:val="Textonotapie"/>
-        <w:ind w:left="567" w:hanging="567"/>
-        <w:jc w:val="both"/>
-        <w:rPr>
-          <w:rFonts w:ascii="Arial Narrow" w:eastAsia="Arial Narrow" w:hAnsi="Arial Narrow" w:cs="Arial Narrow"/>
-          <w:sz w:val="16"/>
-          <w:szCs w:val="16"/>
-        </w:rPr>
-      </w:pPr>
-      <w:r>
-        <w:rPr>
-          <w:rFonts w:ascii="Arial Narrow" w:eastAsia="Arial Narrow" w:hAnsi="Arial Narrow" w:cs="Arial Narrow"/>
-          <w:sz w:val="16"/>
-          <w:szCs w:val="16"/>
-        </w:rPr>
-        <w:tab/>
-      </w:r>
-      <w:r>
-        <w:rPr>
-          <w:rFonts w:ascii="Arial Narrow" w:eastAsia="Arial Narrow" w:hAnsi="Arial Narrow" w:cs="Arial Narrow"/>
-          <w:b/>
-          <w:bCs/>
-          <w:sz w:val="16"/>
-          <w:szCs w:val="16"/>
-        </w:rPr>
-        <w:t xml:space="preserve">Artículo 223.- Contestación de la reclamación</w:t>
-      </w:r>
-    </w:p>
-    <w:p>
-      <w:pPr>
-        <w:pStyle w:val="Textonotapie"/>
-        <w:ind w:left="567" w:hanging="567"/>
-        <w:jc w:val="both"/>
-        <w:rPr>
-          <w:rFonts w:ascii="Arial Narrow" w:eastAsia="Arial Narrow" w:hAnsi="Arial Narrow" w:cs="Arial Narrow"/>
-          <w:sz w:val="16"/>
-          <w:szCs w:val="16"/>
-        </w:rPr>
-      </w:pPr>
-      <w:r>
-        <w:rPr>
-          <w:rFonts w:ascii="Arial Narrow" w:eastAsia="Arial Narrow" w:hAnsi="Arial Narrow" w:cs="Arial Narrow"/>
-          <w:sz w:val="16"/>
-          <w:szCs w:val="16"/>
-        </w:rPr>
-        <w:tab/>
-      </w:r>
-      <w:r>
-        <w:rPr>
-          <w:rFonts w:ascii="Arial Narrow" w:eastAsia="Arial Narrow" w:hAnsi="Arial Narrow" w:cs="Arial Narrow"/>
-          <w:sz w:val="16"/>
-          <w:szCs w:val="16"/>
-        </w:rPr>
-        <w:t xml:space="preserve">223.1 El reclamado deberá presentar la contestación de la reclamación dentro de los quince (15) días posteriores a la notificación de ésta; vencido este plazo, la Administración declarará en rebeldía al reclamado que no la hubiera presentado. La contestación deberá contener los requisitos de los escritos previstos en el artículo 113 de la presente Ley, así como la absolución de todos los asuntos controvertidos de hecho y de derecho, Las alegaciones y los hechos relevantes de la reclamación, salvo que hayan sido específicamente negadas en la contestación, se tendrán por aceptadas o merituadas como ciertas.</w:t>
-      </w:r>
-    </w:p>
-    <w:p>
-      <w:pPr>
-        <w:pStyle w:val="Textonotapie"/>
-        <w:ind w:left="567" w:hanging="567"/>
-        <w:jc w:val="both"/>
-        <w:rPr>
-          <w:rFonts w:ascii="Arial Narrow" w:eastAsia="Arial Narrow" w:hAnsi="Arial Narrow" w:cs="Arial Narrow"/>
-          <w:sz w:val="16"/>
-          <w:szCs w:val="16"/>
-        </w:rPr>
-      </w:pPr>
-    </w:p>
-  </w:footnote>
-  <w:footnote w:id="9">
-    <w:p>
-      <w:pPr>
-        <w:spacing w:after="0" w:line="240" w:lineRule="auto"/>
-        <w:ind w:left="567" w:hanging="567"/>
-        <w:jc w:val="both"/>
-        <w:rPr>
-          <w:rFonts w:ascii="Arial Narrow" w:eastAsia="Arial Narrow" w:hAnsi="Arial Narrow" w:cs="Arial Narrow"/>
-          <w:sz w:val="16"/>
-          <w:szCs w:val="16"/>
-        </w:rPr>
-      </w:pPr>
-      <w:r>
-        <w:rPr>
-          <w:rStyle w:val="Refdenotaalpie"/>
-          <w:rFonts w:ascii="Arial Narrow" w:eastAsia="Arial Narrow" w:hAnsi="Arial Narrow" w:cs="Arial Narrow"/>
-          <w:sz w:val="16"/>
-          <w:szCs w:val="16"/>
-          <w:vertAlign w:val="superscript"/>
-        </w:rPr>
-        <w:footnoteRef/>
-      </w:r>
-      <w:r>
-        <w:rPr>
-          <w:rFonts w:ascii="Arial Narrow" w:eastAsia="Arial Narrow" w:hAnsi="Arial Narrow" w:cs="Arial Narrow"/>
-          <w:sz w:val="16"/>
-          <w:szCs w:val="16"/>
-          <w:vertAlign w:val="superscript"/>
-        </w:rPr>
-        <w:t xml:space="preserve"> </w:t>
-      </w:r>
-      <w:r>
-        <w:rPr>
-          <w:rFonts w:ascii="Arial Narrow" w:eastAsia="Arial Narrow" w:hAnsi="Arial Narrow" w:cs="Arial Narrow"/>
-          <w:sz w:val="16"/>
-          <w:szCs w:val="16"/>
-        </w:rPr>
-        <w:t xml:space="preserve"> </w:t>
-      </w:r>
-      <w:r>
-        <w:rPr>
-          <w:rFonts w:ascii="Arial Narrow" w:eastAsia="Arial Narrow" w:hAnsi="Arial Narrow" w:cs="Arial Narrow"/>
-          <w:sz w:val="16"/>
-          <w:szCs w:val="16"/>
-        </w:rPr>
-        <w:tab/>
-      </w:r>
-      <w:r>
-        <w:rPr>
-          <w:rFonts w:ascii="Arial Narrow" w:eastAsia="Arial Narrow" w:hAnsi="Arial Narrow" w:cs="Arial Narrow"/>
-          <w:b/>
-          <w:sz w:val="16"/>
-          <w:szCs w:val="16"/>
-        </w:rPr>
-        <w:t>LEY 29571, CÓDIGO DE PROTECCIÓN Y DEFENSA DEL CONSUMIDOR</w:t>
-      </w:r>
-      <w:r>
-        <w:rPr>
-          <w:rFonts w:ascii="Arial Narrow" w:eastAsia="Arial Narrow" w:hAnsi="Arial Narrow" w:cs="Arial Narrow"/>
-          <w:b/>
-          <w:bCs/>
-          <w:sz w:val="16"/>
-          <w:szCs w:val="16"/>
-        </w:rPr>
-        <w:t xml:space="preserve">, </w:t>
-      </w:r>
-      <w:r>
-        <w:rPr>
-          <w:rFonts w:ascii="Arial Narrow" w:eastAsia="Arial Narrow" w:hAnsi="Arial Narrow" w:cs="Arial Narrow"/>
-          <w:b/>
-          <w:sz w:val="16"/>
-          <w:szCs w:val="16"/>
-        </w:rPr>
-        <w:t>publicado el 2 de setiembre de 2010 y modificado por Decreto Legislativo 1308</w:t>
-      </w:r>
-    </w:p>
-    <w:p>
-      <w:pPr>
-        <w:spacing w:after="0" w:line="240" w:lineRule="auto"/>
-        <w:ind w:left="567" w:hanging="567"/>
-        <w:jc w:val="both"/>
-        <w:rPr>
-          <w:rFonts w:ascii="Arial Narrow" w:eastAsia="Arial Narrow" w:hAnsi="Arial Narrow" w:cs="Arial Narrow"/>
-          <w:b/>
-          <w:sz w:val="16"/>
-          <w:szCs w:val="16"/>
-        </w:rPr>
-      </w:pPr>
-      <w:r>
-        <w:rPr>
-          <w:rFonts w:ascii="Arial Narrow" w:eastAsia="Arial Narrow" w:hAnsi="Arial Narrow" w:cs="Arial Narrow"/>
-          <w:b/>
-          <w:sz w:val="16"/>
-          <w:szCs w:val="16"/>
-        </w:rPr>
-        <w:tab/>
-        <w:t>Artículo 110.- Sanciones administrativas</w:t>
-      </w:r>
-    </w:p>
-    <w:p>
-      <w:pPr>
-        <w:spacing w:after="0" w:line="240" w:lineRule="auto"/>
-        <w:ind w:left="567"/>
-        <w:jc w:val="both"/>
-        <w:rPr>
-          <w:rFonts w:ascii="Arial Narrow" w:eastAsia="Arial Narrow" w:hAnsi="Arial Narrow" w:cs="Arial Narrow"/>
-          <w:sz w:val="16"/>
-          <w:szCs w:val="16"/>
-        </w:rPr>
-      </w:pPr>
-      <w:r>
-        <w:rPr>
-          <w:rFonts w:ascii="Arial Narrow" w:eastAsia="Arial Narrow" w:hAnsi="Arial Narrow" w:cs="Arial Narrow"/>
-          <w:sz w:val="16"/>
-          <w:szCs w:val="16"/>
-        </w:rPr>
-        <w:t>El órgano resolutivo puede sancionar las infracciones administrativas a que se refiere el artículo 108 con amonestación y multas de hasta cuatrocientos cincuenta (450) Unidades Impositivas Tributarias (UIT), las cuales son calificadas de la siguiente manera:</w:t>
-      </w:r>
-    </w:p>
-    <w:p>
-      <w:pPr>
-        <w:numPr>
-          <w:ilvl w:val="0"/>
-          <w:numId w:val="2"/>
-        </w:numPr>
-        <w:spacing w:after="0" w:line="240" w:lineRule="auto"/>
-        <w:ind w:left="426" w:firstLine="141"/>
-        <w:jc w:val="both"/>
-        <w:rPr>
-          <w:rFonts w:ascii="Arial Narrow" w:eastAsia="Arial Narrow" w:hAnsi="Arial Narrow" w:cs="Arial Narrow"/>
-          <w:sz w:val="16"/>
-          <w:szCs w:val="16"/>
-        </w:rPr>
-      </w:pPr>
-      <w:r>
-        <w:rPr>
-          <w:rFonts w:ascii="Arial Narrow" w:eastAsia="Arial Narrow" w:hAnsi="Arial Narrow" w:cs="Arial Narrow"/>
-          <w:sz w:val="16"/>
-          <w:szCs w:val="16"/>
-        </w:rPr>
-        <w:t>Infracciones leves, con una amonestación o con una multa de hasta cincuenta (50) UIT.</w:t>
-      </w:r>
-    </w:p>
-    <w:p>
-      <w:pPr>
-        <w:numPr>
-          <w:ilvl w:val="0"/>
-          <w:numId w:val="2"/>
-        </w:numPr>
-        <w:spacing w:after="0" w:line="240" w:lineRule="auto"/>
-        <w:ind w:left="426" w:firstLine="141"/>
-        <w:jc w:val="both"/>
-        <w:rPr>
-          <w:rFonts w:ascii="Arial Narrow" w:eastAsia="Arial Narrow" w:hAnsi="Arial Narrow" w:cs="Arial Narrow"/>
-          <w:sz w:val="16"/>
-          <w:szCs w:val="16"/>
-        </w:rPr>
-      </w:pPr>
-      <w:r>
-        <w:rPr>
-          <w:rFonts w:ascii="Arial Narrow" w:eastAsia="Arial Narrow" w:hAnsi="Arial Narrow" w:cs="Arial Narrow"/>
-          <w:sz w:val="16"/>
-          <w:szCs w:val="16"/>
-        </w:rPr>
-        <w:t>Infracciones graves, con una multa de hasta ciento cincuenta (150) UIT.</w:t>
-      </w:r>
-    </w:p>
-    <w:p>
-      <w:pPr>
-        <w:numPr>
-          <w:ilvl w:val="0"/>
-          <w:numId w:val="2"/>
-        </w:numPr>
-        <w:spacing w:after="0" w:line="240" w:lineRule="auto"/>
-        <w:ind w:left="426" w:firstLine="141"/>
-        <w:jc w:val="both"/>
-        <w:rPr>
-          <w:rFonts w:ascii="Arial Narrow" w:eastAsia="Arial Narrow" w:hAnsi="Arial Narrow" w:cs="Arial Narrow"/>
-          <w:sz w:val="16"/>
-          <w:szCs w:val="16"/>
-        </w:rPr>
-      </w:pPr>
-      <w:r>
-        <w:rPr>
-          <w:rFonts w:ascii="Arial Narrow" w:eastAsia="Arial Narrow" w:hAnsi="Arial Narrow" w:cs="Arial Narrow"/>
-          <w:sz w:val="16"/>
-          <w:szCs w:val="16"/>
-        </w:rPr>
-        <w:t>Infracciones muy graves, con una multa de hasta cuatrocientos cincuenta (450) UIT.</w:t>
-      </w:r>
-    </w:p>
-    <w:p>
-      <w:pPr>
-        <w:spacing w:after="0" w:line="240" w:lineRule="auto"/>
-        <w:ind w:left="567"/>
-        <w:jc w:val="both"/>
-        <w:rPr>
-          <w:rFonts w:ascii="Arial Narrow" w:eastAsia="Arial Narrow" w:hAnsi="Arial Narrow" w:cs="Arial Narrow"/>
-          <w:sz w:val="16"/>
-          <w:szCs w:val="16"/>
-        </w:rPr>
-      </w:pPr>
-      <w:r>
-        <w:rPr>
-          <w:rFonts w:ascii="Arial Narrow" w:eastAsia="Arial Narrow" w:hAnsi="Arial Narrow" w:cs="Arial Narrow"/>
-          <w:sz w:val="16"/>
-          <w:szCs w:val="16"/>
-        </w:rPr>
-        <w:t>(…).</w:t>
-      </w:r>
-    </w:p>
-    <w:p>
-      <w:pPr>
-        <w:spacing w:after="0" w:line="240" w:lineRule="auto"/>
-        <w:ind w:left="567" w:hanging="567"/>
-        <w:jc w:val="both"/>
-        <w:rPr>
-          <w:rFonts w:ascii="Arial Narrow" w:eastAsia="Arial Narrow" w:hAnsi="Arial Narrow" w:cs="Arial Narrow"/>
-          <w:sz w:val="16"/>
-          <w:szCs w:val="16"/>
-        </w:rPr>
-      </w:pPr>
-    </w:p>
-  </w:footnote>
-  <w:footnote w:id="10">
-    <w:p>
-      <w:pPr>
-        <w:spacing w:after="0" w:line="240" w:lineRule="auto"/>
-        <w:ind w:left="567" w:hanging="567"/>
-        <w:jc w:val="both"/>
-        <w:rPr>
-          <w:rFonts w:ascii="Arial Narrow" w:eastAsia="Arial Narrow" w:hAnsi="Arial Narrow" w:cs="Arial Narrow"/>
-          <w:sz w:val="16"/>
-          <w:szCs w:val="16"/>
-        </w:rPr>
-      </w:pPr>
-      <w:r>
-        <w:rPr>
-          <w:rStyle w:val="Refdenotaalpie"/>
-          <w:rFonts w:ascii="Arial Narrow" w:eastAsia="Arial Narrow" w:hAnsi="Arial Narrow" w:cs="Arial Narrow"/>
-          <w:sz w:val="16"/>
-          <w:szCs w:val="16"/>
-          <w:vertAlign w:val="superscript"/>
-        </w:rPr>
-        <w:footnoteRef/>
-      </w:r>
-      <w:r>
-        <w:rPr>
-          <w:rFonts w:ascii="Arial Narrow" w:eastAsia="Arial Narrow" w:hAnsi="Arial Narrow" w:cs="Arial Narrow"/>
-          <w:sz w:val="16"/>
-          <w:szCs w:val="16"/>
-        </w:rPr>
-        <w:t xml:space="preserve"> </w:t>
-      </w:r>
-      <w:r>
-        <w:rPr>
-          <w:rFonts w:ascii="Arial Narrow" w:eastAsia="Arial Narrow" w:hAnsi="Arial Narrow" w:cs="Arial Narrow"/>
-          <w:sz w:val="16"/>
-          <w:szCs w:val="16"/>
-        </w:rPr>
-        <w:tab/>
+        <w:t xml:space="preserve"/>
       </w:r>
       <w:r>
         <w:rPr>
@@ -10631,18 +10732,6 @@
         <w:tab/>
         <w:t>Las medidas correctivas complementarias pueden dictarse de oficio o a pedido de parte.</w:t>
       </w:r>
-    </w:p>
-    <w:p>
-      <w:pPr>
-        <w:spacing w:after="0" w:line="240" w:lineRule="auto"/>
-        <w:ind w:left="567" w:hanging="567"/>
-        <w:jc w:val="both"/>
-        <w:rPr>
-          <w:rFonts w:ascii="Arial Narrow" w:eastAsia="Arial Narrow" w:hAnsi="Arial Narrow" w:cs="Arial Narrow"/>
-          <w:sz w:val="16"/>
-          <w:szCs w:val="16"/>
-        </w:rPr>
-      </w:pPr>
     </w:p>
     <w:p>
       <w:pPr>
@@ -10857,8 +10946,12 @@
     </w:p>
     <w:p>
       <w:pPr>
-        <w:pStyle w:val="Sinespaciado"/>
-        <w:ind w:firstLine="567"/>
+        <w:numPr>
+          <w:ilvl w:val="0"/>
+          <w:numId w:val="1"/>
+        </w:numPr>
+        <w:spacing w:after="0" w:line="240" w:lineRule="auto"/>
+        <w:ind w:left="567" w:firstLine="0"/>
         <w:jc w:val="both"/>
         <w:rPr>
           <w:rFonts w:ascii="Arial Narrow" w:eastAsia="Arial Narrow" w:hAnsi="Arial Narrow" w:cs="Arial Narrow"/>
@@ -10877,8 +10970,12 @@
     </w:p>
     <w:p>
       <w:pPr>
-        <w:pStyle w:val="Sinespaciado"/>
-        <w:ind w:firstLine="567"/>
+        <w:numPr>
+          <w:ilvl w:val="0"/>
+          <w:numId w:val="1"/>
+        </w:numPr>
+        <w:spacing w:after="0" w:line="240" w:lineRule="auto"/>
+        <w:ind w:left="567" w:firstLine="0"/>
         <w:jc w:val="both"/>
         <w:rPr>
           <w:rFonts w:ascii="Arial Narrow" w:eastAsia="Arial Narrow" w:hAnsi="Arial Narrow" w:cs="Arial Narrow"/>
@@ -11040,18 +11137,6 @@
         <w:jc w:val="both"/>
         <w:rPr>
           <w:rFonts w:ascii="Arial Narrow" w:eastAsia="Arial Narrow" w:hAnsi="Arial Narrow" w:cs="Arial Narrow"/>
-          <w:sz w:val="16"/>
-          <w:szCs w:val="16"/>
-        </w:rPr>
-      </w:pPr>
-    </w:p>
-    <w:p>
-      <w:pPr>
-        <w:spacing w:after="0" w:line="240" w:lineRule="auto"/>
-        <w:ind w:left="567"/>
-        <w:jc w:val="both"/>
-        <w:rPr>
-          <w:rFonts w:ascii="Arial Narrow" w:eastAsia="Arial Narrow" w:hAnsi="Arial Narrow" w:cs="Arial Narrow"/>
           <w:b/>
           <w:bCs/>
           <w:sz w:val="16"/>
@@ -11336,7 +11421,7 @@
       </w:pPr>
     </w:p>
   </w:footnote>
-  <w:footnote w:id="11">
+  <w:footnote w:id="13">
     <w:p>
       <w:pPr>
         <w:pStyle w:val="Textonotapie"/>
@@ -11368,7 +11453,8 @@
           <w:sz w:val="16"/>
           <w:szCs w:val="16"/>
         </w:rPr>
-        <w:t xml:space="preserve"> </w:t>
+        <w:tab/>
+        <w:t xml:space="preserve"/>
       </w:r>
       <w:r>
         <w:rPr>
@@ -11559,12 +11645,15 @@
       </w:pPr>
     </w:p>
   </w:footnote>
-  <w:footnote w:id="12">
+  <w:footnote w:id="14">
     <w:p>
       <w:pPr>
         <w:autoSpaceDE w:val="0"/>
         <w:autoSpaceDN w:val="0"/>
         <w:adjustRightInd w:val="0"/>
+        <w:tabs>
+          <w:tab w:val="left" w:pos="567"/>
+        </w:tabs>
         <w:spacing w:after="0" w:line="240" w:lineRule="auto"/>
         <w:ind w:left="567" w:hanging="567"/>
         <w:jc w:val="both"/>
@@ -11596,7 +11685,8 @@
           <w:sz w:val="16"/>
           <w:szCs w:val="16"/>
         </w:rPr>
-        <w:t xml:space="preserve"> </w:t>
+        <w:tab/>
+        <w:t xml:space="preserve"/>
       </w:r>
       <w:r>
         <w:rPr>
@@ -11629,7 +11719,7 @@
           <w:sz w:val="16"/>
           <w:szCs w:val="16"/>
         </w:rPr>
-        <w:t xml:space="preserve"> 807, LEY SOBRE FACULTADES, NORMAS Y ORGANIZACIÓN DEL INDECOPI FACULTADES DE LAS COMISIONES Y OFICINAS DEL INDECOPI</w:t>
+        <w:t xml:space="preserve">807, LEY SOBRE FACULTADES, NORMAS Y ORGANIZACIÓN DEL INDECOPI FACULTADES DE LAS COMISIONES Y OFICINAS DEL INDECOPI</w:t>
       </w:r>
     </w:p>
     <w:p>
@@ -11722,10 +11812,13 @@
       </w:pPr>
     </w:p>
   </w:footnote>
-  <w:footnote w:id="13">
+  <w:footnote w:id="15">
     <w:p>
       <w:pPr>
         <w:pStyle w:val="Textonotapie"/>
+        <w:tabs>
+          <w:tab w:val="left" w:pos="567"/>
+        </w:tabs>
         <w:ind w:left="567" w:hanging="567"/>
         <w:jc w:val="both"/>
         <w:rPr>
@@ -11750,7 +11843,8 @@
           <w:sz w:val="16"/>
           <w:szCs w:val="16"/>
         </w:rPr>
-        <w:t xml:space="preserve"> </w:t>
+        <w:tab/>
+        <w:t xml:space="preserve"/>
       </w:r>
       <w:r>
         <w:rPr>

--- a/plantillas_maestras/02_seguro_vida/materia_general_asegurativa/1_ddo_aseguradora/varon/TPL_1388_2025_SEGURO_VIDA_MATERIA_GENERAL_ASEGURATIVA_ASEGURADORA_VARON_R1.docx
+++ b/plantillas_maestras/02_seguro_vida/materia_general_asegurativa/1_ddo_aseguradora/varon/TPL_1388_2025_SEGURO_VIDA_MATERIA_GENERAL_ASEGURATIVA_ASEGURADORA_VARON_R1.docx
@@ -565,7 +565,7 @@
     </w:p>
     <w:p>
       <w:pPr>
-        <w:spacing w:after="0" w:line="240" w:lineRule="auto"/>
+        <w:spacing w:before="0" w:after="0" w:line="240" w:lineRule="auto"/>
         <w:jc w:val="both"/>
         <w:rPr>
           <w:rFonts w:ascii="Arial Narrow" w:eastAsia="Arial Narrow" w:hAnsi="Arial Narrow" w:cs="Arial Narrow"/>
@@ -607,7 +607,7 @@
           <w:lang w:val="es-ES" w:eastAsia="es-ES"/>
           <w14:ligatures w14:val="none"/>
         </w:rPr>
-        <w:t xml:space="preserve">Mediante el escrito del 13 de mayo de 2025 el señor [APELLIDO] denunció a Interseguro por presuntas infracciones a la Ley 29571, Código de Protección y Defensa del Consumidor</w:t>
+        <w:t xml:space="preserve">Mediante el escrito del 13 de mayo de 2025</w:t>
       </w:r>
       <w:r>
         <w:rPr>
@@ -633,31 +633,7 @@
           <w:lang w:val="es-ES" w:eastAsia="es-ES"/>
           <w14:ligatures w14:val="none"/>
         </w:rPr>
-        <w:t xml:space="preserve"> (en adelante, Código), señalando lo siguiente:</w:t>
-      </w:r>
-      <w:r>
-        <w:rPr>
-          <w:rFonts w:ascii="Arial Narrow" w:eastAsia="Arial Narrow" w:hAnsi="Arial Narrow" w:cs="Arial Narrow"/>
-          <w:color w:val="000000"/>
-          <w:kern w:val="0"/>
-          <w:sz w:val="22"/>
-          <w:szCs w:val="22"/>
-          <w:lang w:val="es-ES" w:eastAsia="es-ES"/>
-          <w14:ligatures w14:val="none"/>
-        </w:rPr>
-        <w:t xml:space="preserve"/>
-      </w:r>
-      <w:r>
-        <w:rPr>
-          <w:rFonts w:ascii="Arial Narrow" w:eastAsia="Arial Narrow" w:hAnsi="Arial Narrow" w:cs="Arial Narrow"/>
-          <w:color w:val="000000"/>
-          <w:kern w:val="0"/>
-          <w:sz w:val="22"/>
-          <w:szCs w:val="22"/>
-          <w:lang w:val="es-ES" w:eastAsia="es-ES"/>
-          <w14:ligatures w14:val="none"/>
-        </w:rPr>
-        <w:t/>
+        <w:t xml:space="preserve"> el señor [APELLIDO] denunció a Interseguro por presuntas infracciones a la Ley 29571, Código de Protección y Defensa del Consumidor</w:t>
       </w:r>
       <w:r>
         <w:rPr>
@@ -676,20 +652,36 @@
       <w:r>
         <w:rPr>
           <w:rFonts w:ascii="Arial Narrow" w:eastAsia="Arial Narrow" w:hAnsi="Arial Narrow" w:cs="Arial Narrow"/>
-          <w:kern w:val="0"/>
-          <w14:ligatures w14:val="none"/>
-          <w:sz w:val="22"/>
-          <w:szCs w:val="22"/>
+          <w:color w:val="000000"/>
+          <w:kern w:val="0"/>
+          <w:sz w:val="22"/>
+          <w:szCs w:val="22"/>
+          <w:lang w:val="es-ES" w:eastAsia="es-ES"/>
+          <w14:ligatures w14:val="none"/>
+        </w:rPr>
+        <w:t xml:space="preserve"> (en adelante, Código), señalando lo siguiente:</w:t>
+      </w:r>
+      <w:r>
+        <w:rPr>
+          <w:rFonts w:ascii="Arial Narrow" w:eastAsia="Arial Narrow" w:hAnsi="Arial Narrow" w:cs="Arial Narrow"/>
+          <w:color w:val="000000"/>
+          <w:kern w:val="0"/>
+          <w:sz w:val="22"/>
+          <w:szCs w:val="22"/>
+          <w:lang w:val="es-ES" w:eastAsia="es-ES"/>
+          <w14:ligatures w14:val="none"/>
         </w:rPr>
         <w:t xml:space="preserve"/>
       </w:r>
       <w:r>
         <w:rPr>
           <w:rFonts w:ascii="Arial Narrow" w:eastAsia="Arial Narrow" w:hAnsi="Arial Narrow" w:cs="Arial Narrow"/>
-          <w:kern w:val="0"/>
-          <w14:ligatures w14:val="none"/>
-          <w:sz w:val="22"/>
-          <w:szCs w:val="22"/>
+          <w:color w:val="000000"/>
+          <w:kern w:val="0"/>
+          <w:sz w:val="22"/>
+          <w:szCs w:val="22"/>
+          <w:lang w:val="es-ES" w:eastAsia="es-ES"/>
+          <w14:ligatures w14:val="none"/>
         </w:rPr>
         <w:t/>
       </w:r>
@@ -703,6 +695,26 @@
         </w:rPr>
         <w:t xml:space="preserve"/>
       </w:r>
+      <w:r>
+        <w:rPr>
+          <w:rFonts w:ascii="Arial Narrow" w:eastAsia="Arial Narrow" w:hAnsi="Arial Narrow" w:cs="Arial Narrow"/>
+          <w:kern w:val="0"/>
+          <w14:ligatures w14:val="none"/>
+          <w:sz w:val="22"/>
+          <w:szCs w:val="22"/>
+        </w:rPr>
+        <w:t/>
+      </w:r>
+      <w:r>
+        <w:rPr>
+          <w:rFonts w:ascii="Arial Narrow" w:eastAsia="Arial Narrow" w:hAnsi="Arial Narrow" w:cs="Arial Narrow"/>
+          <w:kern w:val="0"/>
+          <w14:ligatures w14:val="none"/>
+          <w:sz w:val="22"/>
+          <w:szCs w:val="22"/>
+        </w:rPr>
+        <w:t xml:space="preserve"/>
+      </w:r>
       <w:proofErr w:type="spellStart"/>
       <w:r>
         <w:rPr>
@@ -813,10 +825,10 @@
     </w:p>
     <w:p>
       <w:pPr>
+        <w:spacing w:before="0" w:after="0" w:line="240" w:lineRule="auto"/>
         <w:tabs>
           <w:tab w:val="left" w:pos="1134"/>
         </w:tabs>
-        <w:spacing w:after="0" w:line="240" w:lineRule="auto"/>
         <w:jc w:val="both"/>
         <w:rPr>
           <w:rFonts w:ascii="Arial Narrow" w:eastAsia="Arial Narrow" w:hAnsi="Arial Narrow" w:cs="Arial Narrow"/>
@@ -895,7 +907,7 @@
     <w:p>
       <w:pPr>
         <w:pStyle w:val="Prrafodelista"/>
-        <w:spacing w:after="0" w:line="240" w:lineRule="auto"/>
+        <w:spacing w:before="0" w:after="0" w:line="240" w:lineRule="auto"/>
         <w:ind w:left="1134"/>
         <w:jc w:val="both"/>
         <w:rPr>
@@ -1023,7 +1035,7 @@
     <w:p>
       <w:pPr>
         <w:pStyle w:val="Prrafodelista"/>
-        <w:spacing w:after="0" w:line="240" w:lineRule="auto"/>
+        <w:spacing w:before="0" w:after="0" w:line="240" w:lineRule="auto"/>
         <w:ind w:left="1134"/>
         <w:jc w:val="both"/>
         <w:rPr>
@@ -1187,7 +1199,7 @@
     <w:p>
       <w:pPr>
         <w:pStyle w:val="Prrafodelista"/>
-        <w:spacing w:line="240" w:lineRule="auto"/>
+        <w:spacing w:before="0" w:after="0" w:line="240" w:lineRule="auto"/>
         <w:rPr>
           <w:rFonts w:ascii="Arial Narrow" w:eastAsia="Arial Narrow" w:hAnsi="Arial Narrow" w:cs="Arial Narrow"/>
           <w:color w:val="000000"/>
@@ -1277,7 +1289,7 @@
     <w:p>
       <w:pPr>
         <w:pStyle w:val="Prrafodelista"/>
-        <w:spacing w:line="240" w:lineRule="auto"/>
+        <w:spacing w:before="0" w:after="0" w:line="240" w:lineRule="auto"/>
         <w:rPr>
           <w:rFonts w:ascii="Arial Narrow" w:eastAsia="Arial Narrow" w:hAnsi="Arial Narrow" w:cs="Arial Narrow"/>
           <w:color w:val="000000"/>
@@ -1377,7 +1389,7 @@
     <w:p>
       <w:pPr>
         <w:pStyle w:val="Prrafodelista"/>
-        <w:spacing w:line="240" w:lineRule="auto"/>
+        <w:spacing w:before="0" w:after="0" w:line="240" w:lineRule="auto"/>
         <w:rPr>
           <w:rFonts w:ascii="Arial Narrow" w:eastAsia="Arial Narrow" w:hAnsi="Arial Narrow" w:cs="Arial Narrow"/>
           <w:color w:val="000000"/>
@@ -1455,7 +1467,7 @@
     <w:p>
       <w:pPr>
         <w:pStyle w:val="Prrafodelista"/>
-        <w:spacing w:line="240" w:lineRule="auto"/>
+        <w:spacing w:before="0" w:after="0" w:line="240" w:lineRule="auto"/>
         <w:rPr>
           <w:rFonts w:ascii="Arial Narrow" w:eastAsia="Arial Narrow" w:hAnsi="Arial Narrow" w:cs="Arial Narrow"/>
           <w:color w:val="000000"/>
@@ -1558,7 +1570,7 @@
     <w:p>
       <w:pPr>
         <w:pStyle w:val="Prrafodelista"/>
-        <w:spacing w:line="240" w:lineRule="auto"/>
+        <w:spacing w:before="0" w:after="0" w:line="240" w:lineRule="auto"/>
         <w:rPr>
           <w:rFonts w:ascii="Arial Narrow" w:eastAsia="Arial Narrow" w:hAnsi="Arial Narrow" w:cs="Arial Narrow"/>
           <w:color w:val="000000"/>
@@ -1648,7 +1660,7 @@
     <w:p>
       <w:pPr>
         <w:pStyle w:val="Prrafodelista"/>
-        <w:spacing w:line="240" w:lineRule="auto"/>
+        <w:spacing w:before="0" w:after="0" w:line="240" w:lineRule="auto"/>
         <w:rPr>
           <w:rFonts w:ascii="Arial Narrow" w:eastAsia="Arial Narrow" w:hAnsi="Arial Narrow" w:cs="Arial Narrow"/>
           <w:color w:val="000000"/>
@@ -1846,7 +1858,7 @@
     <w:p>
       <w:pPr>
         <w:pStyle w:val="Prrafodelista"/>
-        <w:spacing w:line="240" w:lineRule="auto"/>
+        <w:spacing w:before="0" w:after="0" w:line="240" w:lineRule="auto"/>
         <w:rPr>
           <w:rFonts w:ascii="Arial Narrow" w:eastAsia="Arial Narrow" w:hAnsi="Arial Narrow" w:cs="Arial Narrow"/>
           <w:color w:val="000000"/>
@@ -1922,7 +1934,7 @@
     <w:p>
       <w:pPr>
         <w:pStyle w:val="Prrafodelista"/>
-        <w:spacing w:line="240" w:lineRule="auto"/>
+        <w:spacing w:before="0" w:after="0" w:line="240" w:lineRule="auto"/>
         <w:rPr>
           <w:rFonts w:ascii="Arial Narrow" w:eastAsia="Arial Narrow" w:hAnsi="Arial Narrow" w:cs="Arial Narrow"/>
           <w:color w:val="000000"/>
@@ -1973,10 +1985,10 @@
     </w:p>
     <w:p>
       <w:pPr>
+        <w:spacing w:before="0" w:after="0" w:line="240" w:lineRule="auto"/>
         <w:tabs>
           <w:tab w:val="left" w:pos="1134"/>
         </w:tabs>
-        <w:spacing w:after="0" w:line="240" w:lineRule="auto"/>
         <w:jc w:val="both"/>
         <w:rPr>
           <w:rFonts w:ascii="Arial Narrow" w:eastAsia="Arial Narrow" w:hAnsi="Arial Narrow" w:cs="Arial Narrow"/>
@@ -2291,7 +2303,7 @@
     </w:p>
     <w:p>
       <w:pPr>
-        <w:spacing w:after="0" w:line="240" w:lineRule="auto"/>
+        <w:spacing w:before="0" w:after="0" w:line="240" w:lineRule="auto"/>
         <w:contextualSpacing/>
         <w:jc w:val="both"/>
         <w:rPr>
@@ -2347,7 +2359,7 @@
     </w:p>
     <w:p>
       <w:pPr>
-        <w:spacing w:after="0" w:line="240" w:lineRule="auto"/>
+        <w:spacing w:before="0" w:after="0" w:line="240" w:lineRule="auto"/>
         <w:ind w:left="567"/>
         <w:contextualSpacing/>
         <w:jc w:val="both"/>
@@ -2559,7 +2571,7 @@
     </w:p>
     <w:p>
       <w:pPr>
-        <w:spacing w:after="0" w:line="240" w:lineRule="auto"/>
+        <w:spacing w:before="0" w:after="0" w:line="240" w:lineRule="auto"/>
         <w:jc w:val="both"/>
         <w:rPr>
           <w:rFonts w:ascii="Arial Narrow" w:eastAsia="Arial Narrow" w:hAnsi="Arial Narrow" w:cs="Arial Narrow"/>
@@ -2687,7 +2699,7 @@
     </w:p>
     <w:p>
       <w:pPr>
-        <w:spacing w:after="0" w:line="240" w:lineRule="auto"/>
+        <w:spacing w:before="0" w:after="0" w:line="240" w:lineRule="auto"/>
         <w:jc w:val="both"/>
         <w:rPr>
           <w:rFonts w:ascii="Arial Narrow" w:eastAsia="Arial Narrow" w:hAnsi="Arial Narrow" w:cs="Arial Narrow"/>
@@ -2835,7 +2847,7 @@
     </w:p>
     <w:p>
       <w:pPr>
-        <w:spacing w:after="0" w:line="240" w:lineRule="auto"/>
+        <w:spacing w:before="0" w:after="0" w:line="240" w:lineRule="auto"/>
         <w:jc w:val="both"/>
         <w:rPr>
           <w:rFonts w:ascii="Arial Narrow" w:eastAsia="Arial Narrow" w:hAnsi="Arial Narrow" w:cs="Arial Narrow"/>
@@ -2966,6 +2978,7 @@
     <w:p>
       <w:pPr>
         <w:pStyle w:val="Prrafodelista"/>
+        <w:spacing w:before="0" w:after="0" w:line="240" w:lineRule="auto"/>
         <w:rPr>
           <w:rFonts w:ascii="Arial Narrow" w:eastAsia="Arial Narrow" w:hAnsi="Arial Narrow" w:cs="Arial Narrow"/>
           <w:kern w:val="0"/>
@@ -3104,7 +3117,7 @@
     </w:p>
     <w:p>
       <w:pPr>
-        <w:spacing w:after="0" w:line="240" w:lineRule="auto"/>
+        <w:spacing w:before="0" w:after="0" w:line="240" w:lineRule="auto"/>
         <w:jc w:val="both"/>
         <w:rPr>
           <w:rFonts w:ascii="Arial Narrow" w:eastAsia="Arial Narrow" w:hAnsi="Arial Narrow" w:cs="Arial Narrow"/>
@@ -3291,7 +3304,7 @@
     </w:p>
     <w:p>
       <w:pPr>
-        <w:spacing w:after="0" w:line="240" w:lineRule="auto"/>
+        <w:spacing w:before="0" w:after="0" w:line="240" w:lineRule="auto"/>
         <w:jc w:val="both"/>
         <w:rPr>
           <w:rFonts w:ascii="Arial Narrow" w:eastAsia="Arial Narrow" w:hAnsi="Arial Narrow" w:cs="Arial Narrow"/>
@@ -3453,7 +3466,7 @@
     </w:p>
     <w:p>
       <w:pPr>
-        <w:spacing w:after="0" w:line="240" w:lineRule="auto"/>
+        <w:spacing w:before="0" w:after="0" w:line="240" w:lineRule="auto"/>
         <w:jc w:val="both"/>
         <w:rPr>
           <w:rFonts w:ascii="Arial Narrow" w:eastAsia="Arial Narrow" w:hAnsi="Arial Narrow" w:cs="Arial Narrow"/>
@@ -3646,6 +3659,7 @@
     <w:p>
       <w:pPr>
         <w:pStyle w:val="Prrafodelista"/>
+        <w:spacing w:before="0" w:after="0" w:line="240" w:lineRule="auto"/>
         <w:rPr>
           <w:rFonts w:ascii="Arial Narrow" w:eastAsia="Arial Narrow" w:hAnsi="Arial Narrow" w:cs="Arial Narrow"/>
           <w:kern w:val="0"/>
@@ -3807,6 +3821,7 @@
     <w:p>
       <w:pPr>
         <w:pStyle w:val="Prrafodelista"/>
+        <w:spacing w:before="0" w:after="0" w:line="240" w:lineRule="auto"/>
         <w:rPr>
           <w:rFonts w:ascii="Arial Narrow" w:eastAsia="Arial Narrow" w:hAnsi="Arial Narrow" w:cs="Arial Narrow"/>
           <w:kern w:val="0"/>
@@ -3968,6 +3983,7 @@
     <w:p>
       <w:pPr>
         <w:pStyle w:val="Prrafodelista"/>
+        <w:spacing w:before="0" w:after="0" w:line="240" w:lineRule="auto"/>
         <w:rPr>
           <w:rFonts w:ascii="Arial Narrow" w:eastAsia="Arial Narrow" w:hAnsi="Arial Narrow" w:cs="Arial Narrow"/>
           <w:kern w:val="0"/>
@@ -4129,6 +4145,7 @@
     <w:p>
       <w:pPr>
         <w:pStyle w:val="Prrafodelista"/>
+        <w:spacing w:before="0" w:after="0" w:line="240" w:lineRule="auto"/>
         <w:rPr>
           <w:rFonts w:ascii="Arial Narrow" w:eastAsia="Arial Narrow" w:hAnsi="Arial Narrow" w:cs="Arial Narrow"/>
           <w:kern w:val="0"/>
@@ -4290,7 +4307,7 @@
     <w:p>
       <w:pPr>
         <w:pStyle w:val="Prrafodelista"/>
-        <w:spacing w:after="0" w:line="240" w:lineRule="auto"/>
+        <w:spacing w:before="0" w:after="0" w:line="240" w:lineRule="auto"/>
         <w:ind w:left="567"/>
         <w:jc w:val="both"/>
         <w:rPr>
@@ -4361,7 +4378,7 @@
     </w:p>
     <w:p>
       <w:pPr>
-        <w:spacing w:after="0" w:line="240" w:lineRule="auto"/>
+        <w:spacing w:before="0" w:after="0" w:line="240" w:lineRule="auto"/>
         <w:ind w:left="567"/>
         <w:contextualSpacing/>
         <w:jc w:val="both"/>
@@ -4443,7 +4460,7 @@
     </w:p>
     <w:p>
       <w:pPr>
-        <w:spacing w:after="0" w:line="240" w:lineRule="auto"/>
+        <w:spacing w:before="0" w:after="0" w:line="240" w:lineRule="auto"/>
         <w:jc w:val="both"/>
         <w:rPr>
           <w:rFonts w:ascii="Arial Narrow" w:eastAsia="Arial Narrow" w:hAnsi="Arial Narrow" w:cs="Arial Narrow"/>
@@ -4700,7 +4717,7 @@
     <w:p>
       <w:pPr>
         <w:pStyle w:val="Prrafodelista"/>
-        <w:spacing w:after="0" w:line="240" w:lineRule="auto"/>
+        <w:spacing w:before="0" w:after="0" w:line="240" w:lineRule="auto"/>
         <w:ind w:left="567"/>
         <w:jc w:val="both"/>
         <w:rPr>
@@ -4755,10 +4772,37 @@
     </w:p>
     <w:p>
       <w:pPr>
+        <w:spacing w:before="0" w:after="0" w:line="240" w:lineRule="auto"/>
+        <w:jc w:val="both"/>
+        <w:rPr>
+          <w:rFonts w:ascii="Arial Narrow" w:eastAsia="Arial Narrow" w:hAnsi="Arial Narrow" w:cs="Arial Narrow"/>
+          <w:b/>
+          <w:color w:val="000000"/>
+          <w:kern w:val="0"/>
+          <w:sz w:val="22"/>
+          <w:szCs w:val="22"/>
+          <w:lang w:eastAsia="es-PE"/>
+          <w14:ligatures w14:val="none"/>
+        </w:rPr>
+      </w:pPr>
+    </w:p>
+    <w:p>
+      <w:pPr>
         <w:spacing w:after="0" w:line="240" w:lineRule="auto"/>
         <w:jc w:val="both"/>
         <w:rPr>
           <w:rFonts w:ascii="Arial Narrow" w:eastAsia="Arial Narrow" w:hAnsi="Arial Narrow" w:cs="Arial Narrow"/>
+          <w:color w:val="000000"/>
+          <w:kern w:val="0"/>
+          <w:sz w:val="22"/>
+          <w:szCs w:val="22"/>
+          <w:lang w:eastAsia="es-PE"/>
+          <w14:ligatures w14:val="none"/>
+        </w:rPr>
+      </w:pPr>
+      <w:r>
+        <w:rPr>
+          <w:rFonts w:ascii="Arial Narrow" w:eastAsia="Arial Narrow" w:hAnsi="Arial Narrow" w:cs="Arial Narrow"/>
           <w:b/>
           <w:color w:val="000000"/>
           <w:kern w:val="0"/>
@@ -4767,33 +4811,6 @@
           <w:lang w:eastAsia="es-PE"/>
           <w14:ligatures w14:val="none"/>
         </w:rPr>
-      </w:pPr>
-    </w:p>
-    <w:p>
-      <w:pPr>
-        <w:spacing w:after="0" w:line="240" w:lineRule="auto"/>
-        <w:jc w:val="both"/>
-        <w:rPr>
-          <w:rFonts w:ascii="Arial Narrow" w:eastAsia="Arial Narrow" w:hAnsi="Arial Narrow" w:cs="Arial Narrow"/>
-          <w:color w:val="000000"/>
-          <w:kern w:val="0"/>
-          <w:sz w:val="22"/>
-          <w:szCs w:val="22"/>
-          <w:lang w:eastAsia="es-PE"/>
-          <w14:ligatures w14:val="none"/>
-        </w:rPr>
-      </w:pPr>
-      <w:r>
-        <w:rPr>
-          <w:rFonts w:ascii="Arial Narrow" w:eastAsia="Arial Narrow" w:hAnsi="Arial Narrow" w:cs="Arial Narrow"/>
-          <w:b/>
-          <w:color w:val="000000"/>
-          <w:kern w:val="0"/>
-          <w:sz w:val="22"/>
-          <w:szCs w:val="22"/>
-          <w:lang w:eastAsia="es-PE"/>
-          <w14:ligatures w14:val="none"/>
-        </w:rPr>
         <w:t xml:space="preserve">PRIMERO:</w:t>
       </w:r>
       <w:r>
@@ -5004,7 +5021,7 @@
     </w:p>
     <w:p>
       <w:pPr>
-        <w:spacing w:after="0" w:line="240" w:lineRule="auto"/>
+        <w:spacing w:before="0" w:after="0" w:line="240" w:lineRule="auto"/>
         <w:jc w:val="both"/>
         <w:rPr>
           <w:rFonts w:ascii="Arial Narrow" w:eastAsia="Arial Narrow" w:hAnsi="Arial Narrow" w:cs="Arial Narrow"/>
@@ -5210,7 +5227,7 @@
     <w:p>
       <w:pPr>
         <w:pStyle w:val="Prrafodelista"/>
-        <w:spacing w:after="0" w:line="240" w:lineRule="auto"/>
+        <w:spacing w:before="0" w:after="0" w:line="240" w:lineRule="auto"/>
         <w:ind w:left="567"/>
         <w:jc w:val="both"/>
         <w:rPr>
@@ -5364,7 +5381,7 @@
     <w:p>
       <w:pPr>
         <w:pStyle w:val="Prrafodelista"/>
-        <w:spacing w:after="0" w:line="240" w:lineRule="auto"/>
+        <w:spacing w:before="0" w:after="0" w:line="240" w:lineRule="auto"/>
         <w:ind w:left="567"/>
         <w:jc w:val="both"/>
         <w:rPr>
@@ -5481,7 +5498,7 @@
     <w:p>
       <w:pPr>
         <w:pStyle w:val="Prrafodelista"/>
-        <w:spacing w:after="0" w:line="240" w:lineRule="auto"/>
+        <w:spacing w:before="0" w:after="0" w:line="240" w:lineRule="auto"/>
         <w:ind w:left="567"/>
         <w:jc w:val="both"/>
         <w:rPr>
@@ -5610,7 +5627,7 @@
     <w:p>
       <w:pPr>
         <w:pStyle w:val="Prrafodelista"/>
-        <w:spacing w:after="0" w:line="240" w:lineRule="auto"/>
+        <w:spacing w:before="0" w:after="0" w:line="240" w:lineRule="auto"/>
         <w:ind w:left="567"/>
         <w:jc w:val="both"/>
         <w:rPr>
@@ -5728,7 +5745,7 @@
     </w:p>
     <w:p>
       <w:pPr>
-        <w:spacing w:after="0" w:line="240" w:lineRule="auto"/>
+        <w:spacing w:before="0" w:after="0" w:line="240" w:lineRule="auto"/>
         <w:jc w:val="both"/>
         <w:rPr>
           <w:rFonts w:ascii="Arial Narrow" w:eastAsia="Arial Narrow" w:hAnsi="Arial Narrow" w:cs="Arial Narrow"/>
@@ -5873,7 +5890,7 @@
     </w:p>
     <w:p>
       <w:pPr>
-        <w:spacing w:after="0" w:line="240" w:lineRule="auto"/>
+        <w:spacing w:before="0" w:after="0" w:line="240" w:lineRule="auto"/>
         <w:jc w:val="both"/>
         <w:rPr>
           <w:rFonts w:ascii="Arial Narrow" w:eastAsia="Arial Narrow" w:hAnsi="Arial Narrow" w:cs="Arial Narrow"/>
@@ -5999,7 +6016,7 @@
     </w:p>
     <w:p>
       <w:pPr>
-        <w:spacing w:after="0" w:line="240" w:lineRule="auto"/>
+        <w:spacing w:before="0" w:after="0" w:line="240" w:lineRule="auto"/>
         <w:jc w:val="both"/>
         <w:rPr>
           <w:rFonts w:ascii="Arial Narrow" w:eastAsia="Arial Narrow" w:hAnsi="Arial Narrow" w:cs="Arial Narrow"/>
@@ -6124,7 +6141,7 @@
     </w:p>
     <w:p>
       <w:pPr>
-        <w:spacing w:after="0" w:line="240" w:lineRule="auto"/>
+        <w:spacing w:before="0" w:after="0" w:line="240" w:lineRule="auto"/>
         <w:jc w:val="both"/>
         <w:rPr>
           <w:rFonts w:ascii="Arial Narrow" w:eastAsia="Arial Narrow" w:hAnsi="Arial Narrow" w:cs="Arial Narrow"/>
@@ -6249,7 +6266,7 @@
     </w:p>
     <w:p>
       <w:pPr>
-        <w:spacing w:after="0" w:line="240" w:lineRule="auto"/>
+        <w:spacing w:before="0" w:after="0" w:line="240" w:lineRule="auto"/>
         <w:jc w:val="both"/>
         <w:rPr>
           <w:rFonts w:ascii="Arial Narrow" w:eastAsia="Arial Narrow" w:hAnsi="Arial Narrow" w:cs="Arial Narrow"/>
@@ -6374,7 +6391,7 @@
     </w:p>
     <w:p>
       <w:pPr>
-        <w:spacing w:after="0" w:line="240" w:lineRule="auto"/>
+        <w:spacing w:before="0" w:after="0" w:line="240" w:lineRule="auto"/>
         <w:jc w:val="both"/>
         <w:rPr>
           <w:rFonts w:ascii="Arial Narrow" w:eastAsia="Arial Narrow" w:hAnsi="Arial Narrow" w:cs="Arial Narrow"/>
@@ -6499,7 +6516,7 @@
     </w:p>
     <w:p>
       <w:pPr>
-        <w:spacing w:after="0" w:line="240" w:lineRule="auto"/>
+        <w:spacing w:before="0" w:after="0" w:line="240" w:lineRule="auto"/>
         <w:jc w:val="both"/>
         <w:rPr>
           <w:rFonts w:ascii="Arial Narrow" w:eastAsia="Arial Narrow" w:hAnsi="Arial Narrow" w:cs="Arial Narrow"/>
@@ -6624,7 +6641,7 @@
     </w:p>
     <w:p>
       <w:pPr>
-        <w:spacing w:after="0" w:line="240" w:lineRule="auto"/>
+        <w:spacing w:before="0" w:after="0" w:line="240" w:lineRule="auto"/>
         <w:jc w:val="both"/>
         <w:rPr>
           <w:rFonts w:ascii="Arial Narrow" w:eastAsia="Arial Narrow" w:hAnsi="Arial Narrow" w:cs="Arial Narrow"/>
@@ -6710,7 +6727,7 @@
     </w:p>
     <w:p>
       <w:pPr>
-        <w:spacing w:line="240" w:lineRule="auto"/>
+        <w:spacing w:before="0" w:after="0" w:line="240" w:lineRule="auto"/>
         <w:contextualSpacing/>
         <w:jc w:val="both"/>
         <w:rPr>
@@ -6824,7 +6841,7 @@
     </w:p>
     <w:p>
       <w:pPr>
-        <w:spacing w:after="0" w:line="240" w:lineRule="auto"/>
+        <w:spacing w:before="0" w:after="0" w:line="240" w:lineRule="auto"/>
         <w:jc w:val="both"/>
         <w:rPr>
           <w:rFonts w:ascii="Arial Narrow" w:eastAsia="Arial Narrow" w:hAnsi="Arial Narrow" w:cs="Arial Narrow"/>
@@ -7139,7 +7156,7 @@
     </w:p>
     <w:p>
       <w:pPr>
-        <w:spacing w:after="0" w:line="240" w:lineRule="auto"/>
+        <w:spacing w:before="0" w:after="0" w:line="240" w:lineRule="auto"/>
         <w:ind w:left="567"/>
         <w:jc w:val="both"/>
         <w:rPr>
@@ -7240,6 +7257,21 @@
     </w:p>
     <w:p>
       <w:pPr>
+        <w:spacing w:before="0" w:after="0" w:line="240" w:lineRule="auto"/>
+        <w:jc w:val="both"/>
+        <w:rPr>
+          <w:rFonts w:ascii="Arial Narrow" w:eastAsia="Arial Narrow" w:hAnsi="Arial Narrow" w:cs="Arial Narrow"/>
+          <w:color w:val="000000"/>
+          <w:kern w:val="0"/>
+          <w:sz w:val="22"/>
+          <w:szCs w:val="22"/>
+          <w:lang w:eastAsia="es-PE"/>
+          <w14:ligatures w14:val="none"/>
+        </w:rPr>
+      </w:pPr>
+    </w:p>
+    <w:p>
+      <w:pPr>
         <w:spacing w:after="0" w:line="240" w:lineRule="auto"/>
         <w:jc w:val="both"/>
         <w:rPr>
@@ -7248,21 +7280,6 @@
           <w:kern w:val="0"/>
           <w:sz w:val="22"/>
           <w:szCs w:val="22"/>
-          <w:lang w:eastAsia="es-PE"/>
-          <w14:ligatures w14:val="none"/>
-        </w:rPr>
-      </w:pPr>
-    </w:p>
-    <w:p>
-      <w:pPr>
-        <w:spacing w:after="0" w:line="240" w:lineRule="auto"/>
-        <w:jc w:val="both"/>
-        <w:rPr>
-          <w:rFonts w:ascii="Arial Narrow" w:eastAsia="Arial Narrow" w:hAnsi="Arial Narrow" w:cs="Arial Narrow"/>
-          <w:color w:val="000000"/>
-          <w:kern w:val="0"/>
-          <w:sz w:val="22"/>
-          <w:szCs w:val="22"/>
           <w:lang w:val="es-ES" w:eastAsia="es-ES"/>
           <w14:ligatures w14:val="none"/>
         </w:rPr>
@@ -7494,7 +7511,7 @@
     </w:p>
     <w:p>
       <w:pPr>
-        <w:spacing w:after="0" w:line="240" w:lineRule="auto"/>
+        <w:spacing w:before="0" w:after="0" w:line="240" w:lineRule="auto"/>
         <w:jc w:val="both"/>
         <w:rPr>
           <w:rFonts w:ascii="Arial Narrow" w:eastAsia="Arial Narrow" w:hAnsi="Arial Narrow" w:cs="Arial Narrow"/>
@@ -7775,11 +7792,39 @@
     </w:p>
     <w:p>
       <w:pPr>
+        <w:spacing w:before="0" w:after="0" w:line="240" w:lineRule="auto"/>
+        <w:shd w:val="clear" w:color="auto" w:fill="FFFFFF"/>
+        <w:jc w:val="both"/>
+        <w:rPr>
+          <w:rFonts w:ascii="Arial Narrow" w:eastAsia="Arial Narrow" w:hAnsi="Arial Narrow" w:cs="Arial Narrow"/>
+          <w:b/>
+          <w:color w:val="000000"/>
+          <w:kern w:val="0"/>
+          <w:sz w:val="22"/>
+          <w:szCs w:val="22"/>
+          <w:lang w:eastAsia="es-PE"/>
+          <w14:ligatures w14:val="none"/>
+        </w:rPr>
+      </w:pPr>
+    </w:p>
+    <w:p>
+      <w:pPr>
         <w:shd w:val="clear" w:color="auto" w:fill="FFFFFF"/>
         <w:spacing w:after="0" w:line="240" w:lineRule="auto"/>
         <w:jc w:val="both"/>
         <w:rPr>
           <w:rFonts w:ascii="Arial Narrow" w:eastAsia="Arial Narrow" w:hAnsi="Arial Narrow" w:cs="Arial Narrow"/>
+          <w:color w:val="000000"/>
+          <w:kern w:val="0"/>
+          <w:sz w:val="22"/>
+          <w:szCs w:val="22"/>
+          <w:lang w:eastAsia="es-PE"/>
+          <w14:ligatures w14:val="none"/>
+        </w:rPr>
+      </w:pPr>
+      <w:r>
+        <w:rPr>
+          <w:rFonts w:ascii="Arial Narrow" w:eastAsia="Arial Narrow" w:hAnsi="Arial Narrow" w:cs="Arial Narrow"/>
           <w:b/>
           <w:color w:val="000000"/>
           <w:kern w:val="0"/>
@@ -7788,77 +7833,49 @@
           <w:lang w:eastAsia="es-PE"/>
           <w14:ligatures w14:val="none"/>
         </w:rPr>
-      </w:pPr>
-    </w:p>
-    <w:p>
-      <w:pPr>
+        <w:t>SÉTIMO:</w:t>
+      </w:r>
+      <w:r>
+        <w:rPr>
+          <w:rFonts w:ascii="Arial Narrow" w:eastAsia="Arial Narrow" w:hAnsi="Arial Narrow" w:cs="Arial Narrow"/>
+          <w:color w:val="000000"/>
+          <w:kern w:val="0"/>
+          <w:sz w:val="22"/>
+          <w:szCs w:val="22"/>
+          <w:lang w:eastAsia="es-PE"/>
+          <w14:ligatures w14:val="none"/>
+        </w:rPr>
+        <w:t xml:space="preserve"> informar a las partes que conforme a lo establecido en el artículo 39</w:t>
+      </w:r>
+      <w:r>
+        <w:rPr>
+          <w:rFonts w:ascii="Arial Narrow" w:eastAsia="Arial Narrow" w:hAnsi="Arial Narrow" w:cs="Arial Narrow"/>
+          <w:color w:val="000000"/>
+          <w:kern w:val="0"/>
+          <w:sz w:val="22"/>
+          <w:szCs w:val="22"/>
+          <w:lang w:eastAsia="es-PE"/>
+          <w14:ligatures w14:val="none"/>
+        </w:rPr>
+        <w:t/>
+      </w:r>
+      <w:r>
+        <w:rPr>
+          <w:rFonts w:ascii="Arial Narrow" w:eastAsia="Arial Narrow" w:hAnsi="Arial Narrow" w:cs="Arial Narrow"/>
+          <w:color w:val="000000"/>
+          <w:kern w:val="0"/>
+          <w:sz w:val="22"/>
+          <w:szCs w:val="22"/>
+          <w:lang w:eastAsia="es-PE"/>
+          <w14:ligatures w14:val="none"/>
+        </w:rPr>
+        <w:t xml:space="preserve"> de la Ley sobre Facultades, Normas y Organización del Indecopi, aprobada por Decreto Legislativo 807, los gastos por los peritajes realizados, actuación de pruebas, inspecciones y otros derivados de la tramitación del proceso serán de cargo de la parte que solicita la prueba, salvo pacto en contrario. En todos los casos, la resolución final determinará si los gastos deben ser asumidos por alguna de las partes, o reembolsados a la otra parte o al Indecopi, según sea el caso, de manera adicional a la sanción que haya podido imponerse. </w:t>
+      </w:r>
+    </w:p>
+    <w:p>
+      <w:pPr>
+        <w:spacing w:before="0" w:after="0" w:line="240" w:lineRule="auto"/>
         <w:shd w:val="clear" w:color="auto" w:fill="FFFFFF"/>
-        <w:spacing w:after="0" w:line="240" w:lineRule="auto"/>
-        <w:jc w:val="both"/>
-        <w:rPr>
-          <w:rFonts w:ascii="Arial Narrow" w:eastAsia="Arial Narrow" w:hAnsi="Arial Narrow" w:cs="Arial Narrow"/>
-          <w:color w:val="000000"/>
-          <w:kern w:val="0"/>
-          <w:sz w:val="22"/>
-          <w:szCs w:val="22"/>
-          <w:lang w:eastAsia="es-PE"/>
-          <w14:ligatures w14:val="none"/>
-        </w:rPr>
-      </w:pPr>
-      <w:r>
-        <w:rPr>
-          <w:rFonts w:ascii="Arial Narrow" w:eastAsia="Arial Narrow" w:hAnsi="Arial Narrow" w:cs="Arial Narrow"/>
-          <w:b/>
-          <w:color w:val="000000"/>
-          <w:kern w:val="0"/>
-          <w:sz w:val="22"/>
-          <w:szCs w:val="22"/>
-          <w:lang w:eastAsia="es-PE"/>
-          <w14:ligatures w14:val="none"/>
-        </w:rPr>
-        <w:t>SÉTIMO:</w:t>
-      </w:r>
-      <w:r>
-        <w:rPr>
-          <w:rFonts w:ascii="Arial Narrow" w:eastAsia="Arial Narrow" w:hAnsi="Arial Narrow" w:cs="Arial Narrow"/>
-          <w:color w:val="000000"/>
-          <w:kern w:val="0"/>
-          <w:sz w:val="22"/>
-          <w:szCs w:val="22"/>
-          <w:lang w:eastAsia="es-PE"/>
-          <w14:ligatures w14:val="none"/>
-        </w:rPr>
-        <w:t xml:space="preserve"> informar a las partes que conforme a lo establecido en el artículo 39</w:t>
-      </w:r>
-      <w:r>
-        <w:rPr>
-          <w:rFonts w:ascii="Arial Narrow" w:eastAsia="Arial Narrow" w:hAnsi="Arial Narrow" w:cs="Arial Narrow"/>
-          <w:color w:val="000000"/>
-          <w:kern w:val="0"/>
-          <w:sz w:val="22"/>
-          <w:szCs w:val="22"/>
-          <w:lang w:eastAsia="es-PE"/>
-          <w14:ligatures w14:val="none"/>
-        </w:rPr>
-        <w:t/>
-      </w:r>
-      <w:r>
-        <w:rPr>
-          <w:rFonts w:ascii="Arial Narrow" w:eastAsia="Arial Narrow" w:hAnsi="Arial Narrow" w:cs="Arial Narrow"/>
-          <w:color w:val="000000"/>
-          <w:kern w:val="0"/>
-          <w:sz w:val="22"/>
-          <w:szCs w:val="22"/>
-          <w:lang w:eastAsia="es-PE"/>
-          <w14:ligatures w14:val="none"/>
-        </w:rPr>
-        <w:t xml:space="preserve"> de la Ley sobre Facultades, Normas y Organización del Indecopi, aprobada por Decreto Legislativo 807, los gastos por los peritajes realizados, actuación de pruebas, inspecciones y otros derivados de la tramitación del proceso serán de cargo de la parte que solicita la prueba, salvo pacto en contrario. En todos los casos, la resolución final determinará si los gastos deben ser asumidos por alguna de las partes, o reembolsados a la otra parte o al Indecopi, según sea el caso, de manera adicional a la sanción que haya podido imponerse. </w:t>
-      </w:r>
-    </w:p>
-    <w:p>
-      <w:pPr>
-        <w:shd w:val="clear" w:color="auto" w:fill="FFFFFF"/>
-        <w:spacing w:after="0" w:line="240" w:lineRule="auto"/>
         <w:jc w:val="both"/>
         <w:rPr>
           <w:rFonts w:ascii="Arial Narrow" w:eastAsia="Arial Narrow" w:hAnsi="Arial Narrow" w:cs="Arial Narrow"/>
@@ -8038,15 +8055,86 @@
     </w:p>
     <w:p>
       <w:pPr>
+        <w:spacing w:before="0" w:after="0" w:line="240" w:lineRule="auto"/>
+        <w:suppressAutoHyphens/>
+        <w:jc w:val="both"/>
+        <w:rPr>
+          <w:rFonts w:ascii="Arial Narrow" w:eastAsia="Arial Narrow" w:hAnsi="Arial Narrow" w:cs="Arial Narrow"/>
+          <w:kern w:val="0"/>
+          <w:sz w:val="22"/>
+          <w:szCs w:val="22"/>
+          <w:u w:val="single"/>
+          <w14:ligatures w14:val="none"/>
+        </w:rPr>
+      </w:pPr>
+    </w:p>
+    <w:p>
+      <w:pPr>
         <w:suppressAutoHyphens/>
         <w:spacing w:after="0" w:line="240" w:lineRule="auto"/>
         <w:jc w:val="both"/>
         <w:rPr>
           <w:rFonts w:ascii="Arial Narrow" w:eastAsia="Arial Narrow" w:hAnsi="Arial Narrow" w:cs="Arial Narrow"/>
-          <w:kern w:val="0"/>
-          <w:sz w:val="22"/>
-          <w:szCs w:val="22"/>
-          <w:u w:val="single"/>
+          <w:color w:val="000000"/>
+          <w:kern w:val="0"/>
+          <w:sz w:val="22"/>
+          <w:szCs w:val="22"/>
+          <w:lang w:eastAsia="es-PE"/>
+          <w14:ligatures w14:val="none"/>
+        </w:rPr>
+      </w:pPr>
+      <w:r>
+        <w:rPr>
+          <w:rFonts w:ascii="Arial Narrow" w:eastAsia="Arial Narrow" w:hAnsi="Arial Narrow" w:cs="Arial Narrow"/>
+          <w:b/>
+          <w:color w:val="000000"/>
+          <w:kern w:val="0"/>
+          <w:sz w:val="22"/>
+          <w:szCs w:val="22"/>
+          <w:lang w:eastAsia="es-PE"/>
+          <w14:ligatures w14:val="none"/>
+        </w:rPr>
+        <w:t>NOVENO:</w:t>
+      </w:r>
+      <w:r>
+        <w:rPr>
+          <w:rFonts w:ascii="Arial Narrow" w:eastAsia="Arial Narrow" w:hAnsi="Arial Narrow" w:cs="Arial Narrow"/>
+          <w:color w:val="000000"/>
+          <w:kern w:val="0"/>
+          <w:sz w:val="22"/>
+          <w:szCs w:val="22"/>
+          <w:lang w:eastAsia="es-PE"/>
+          <w14:ligatures w14:val="none"/>
+        </w:rPr>
+        <w:t xml:space="preserve"> poner en conocimiento de las partes que, antes de la emisión de la Resolución Final, tienen la posibilidad de formular su desistimiento o presentar el acuerdo arribado mediante la conciliación, mediación, transacción o cualquier otro que, </w:t>
+      </w:r>
+      <w:r>
+        <w:rPr>
+          <w:rFonts w:ascii="Arial Narrow" w:eastAsia="Arial Narrow" w:hAnsi="Arial Narrow" w:cs="Arial Narrow"/>
+          <w:color w:val="000000"/>
+          <w:kern w:val="0"/>
+          <w:sz w:val="22"/>
+          <w:szCs w:val="22"/>
+          <w:lang w:eastAsia="es-PE"/>
+          <w14:ligatures w14:val="none"/>
+        </w:rPr>
+        <w:t>de forma indubitable, deje constancia que se ha solucionado la controversia materia de denuncia.</w:t>
+      </w:r>
+      <w:bookmarkStart w:id="7" w:name="h.gjdgxs" w:colFirst="0" w:colLast="0"/>
+      <w:bookmarkEnd w:id="7"/>
+    </w:p>
+    <w:p>
+      <w:pPr>
+        <w:spacing w:before="0" w:after="0" w:line="240" w:lineRule="auto"/>
+        <w:suppressAutoHyphens/>
+        <w:jc w:val="both"/>
+        <w:rPr>
+          <w:rFonts w:ascii="Arial Narrow" w:eastAsia="Arial Narrow" w:hAnsi="Arial Narrow" w:cs="Arial Narrow"/>
+          <w:color w:val="000000"/>
+          <w:kern w:val="0"/>
+          <w:sz w:val="22"/>
+          <w:szCs w:val="22"/>
+          <w:lang w:eastAsia="es-PE"/>
           <w14:ligatures w14:val="none"/>
         </w:rPr>
       </w:pPr>
@@ -8058,77 +8146,6 @@
         <w:jc w:val="both"/>
         <w:rPr>
           <w:rFonts w:ascii="Arial Narrow" w:eastAsia="Arial Narrow" w:hAnsi="Arial Narrow" w:cs="Arial Narrow"/>
-          <w:color w:val="000000"/>
-          <w:kern w:val="0"/>
-          <w:sz w:val="22"/>
-          <w:szCs w:val="22"/>
-          <w:lang w:eastAsia="es-PE"/>
-          <w14:ligatures w14:val="none"/>
-        </w:rPr>
-      </w:pPr>
-      <w:r>
-        <w:rPr>
-          <w:rFonts w:ascii="Arial Narrow" w:eastAsia="Arial Narrow" w:hAnsi="Arial Narrow" w:cs="Arial Narrow"/>
-          <w:b/>
-          <w:color w:val="000000"/>
-          <w:kern w:val="0"/>
-          <w:sz w:val="22"/>
-          <w:szCs w:val="22"/>
-          <w:lang w:eastAsia="es-PE"/>
-          <w14:ligatures w14:val="none"/>
-        </w:rPr>
-        <w:t>NOVENO:</w:t>
-      </w:r>
-      <w:r>
-        <w:rPr>
-          <w:rFonts w:ascii="Arial Narrow" w:eastAsia="Arial Narrow" w:hAnsi="Arial Narrow" w:cs="Arial Narrow"/>
-          <w:color w:val="000000"/>
-          <w:kern w:val="0"/>
-          <w:sz w:val="22"/>
-          <w:szCs w:val="22"/>
-          <w:lang w:eastAsia="es-PE"/>
-          <w14:ligatures w14:val="none"/>
-        </w:rPr>
-        <w:t xml:space="preserve"> poner en conocimiento de las partes que, antes de la emisión de la Resolución Final, tienen la posibilidad de formular su desistimiento o presentar el acuerdo arribado mediante la conciliación, mediación, transacción o cualquier otro que, </w:t>
-      </w:r>
-      <w:r>
-        <w:rPr>
-          <w:rFonts w:ascii="Arial Narrow" w:eastAsia="Arial Narrow" w:hAnsi="Arial Narrow" w:cs="Arial Narrow"/>
-          <w:color w:val="000000"/>
-          <w:kern w:val="0"/>
-          <w:sz w:val="22"/>
-          <w:szCs w:val="22"/>
-          <w:lang w:eastAsia="es-PE"/>
-          <w14:ligatures w14:val="none"/>
-        </w:rPr>
-        <w:t>de forma indubitable, deje constancia que se ha solucionado la controversia materia de denuncia.</w:t>
-      </w:r>
-      <w:bookmarkStart w:id="7" w:name="h.gjdgxs" w:colFirst="0" w:colLast="0"/>
-      <w:bookmarkEnd w:id="7"/>
-    </w:p>
-    <w:p>
-      <w:pPr>
-        <w:suppressAutoHyphens/>
-        <w:spacing w:after="0" w:line="240" w:lineRule="auto"/>
-        <w:jc w:val="both"/>
-        <w:rPr>
-          <w:rFonts w:ascii="Arial Narrow" w:eastAsia="Arial Narrow" w:hAnsi="Arial Narrow" w:cs="Arial Narrow"/>
-          <w:color w:val="000000"/>
-          <w:kern w:val="0"/>
-          <w:sz w:val="22"/>
-          <w:szCs w:val="22"/>
-          <w:lang w:eastAsia="es-PE"/>
-          <w14:ligatures w14:val="none"/>
-        </w:rPr>
-      </w:pPr>
-    </w:p>
-    <w:p>
-      <w:pPr>
-        <w:suppressAutoHyphens/>
-        <w:spacing w:after="0" w:line="240" w:lineRule="auto"/>
-        <w:jc w:val="both"/>
-        <w:rPr>
-          <w:rFonts w:ascii="Arial Narrow" w:eastAsia="Arial Narrow" w:hAnsi="Arial Narrow" w:cs="Arial Narrow"/>
           <w:sz w:val="22"/>
           <w:szCs w:val="22"/>
         </w:rPr>
@@ -8342,8 +8359,8 @@
     </w:p>
     <w:p>
       <w:pPr>
+        <w:spacing w:before="0" w:after="0" w:line="240" w:lineRule="auto"/>
         <w:suppressAutoHyphens/>
-        <w:spacing w:after="0" w:line="240" w:lineRule="auto"/>
         <w:jc w:val="both"/>
         <w:rPr>
           <w:rFonts w:ascii="Arial Narrow" w:eastAsia="Arial Narrow" w:hAnsi="Arial Narrow" w:cs="Arial Narrow"/>
@@ -8906,34 +8923,82 @@
           <w:sz w:val="16"/>
           <w:szCs w:val="16"/>
         </w:rPr>
+        <w:t xml:space="preserve"/>
+      </w:r>
+      <w:r>
+        <w:rPr>
+          <w:rFonts w:ascii="Arial Narrow" w:eastAsia="Arial Narrow" w:hAnsi="Arial Narrow" w:cs="Arial Narrow"/>
+          <w:sz w:val="16"/>
+          <w:szCs w:val="16"/>
+        </w:rPr>
         <w:tab/>
-        <w:t xml:space="preserve"/>
-      </w:r>
-      <w:r>
-        <w:rPr>
-          <w:rFonts w:ascii="Arial Narrow" w:eastAsia="Arial Narrow" w:hAnsi="Arial Narrow" w:cs="Arial Narrow"/>
-          <w:sz w:val="16"/>
-          <w:szCs w:val="16"/>
-        </w:rPr>
-        <w:tab/>
-        <w:t>Publicado</w:t>
-      </w:r>
-      <w:r>
-        <w:rPr>
-          <w:rFonts w:ascii="Arial Narrow" w:eastAsia="Arial Narrow" w:hAnsi="Arial Narrow" w:cs="Arial Narrow"/>
-          <w:b/>
-          <w:sz w:val="16"/>
-          <w:szCs w:val="16"/>
-        </w:rPr>
-        <w:t xml:space="preserve"> </w:t>
-      </w:r>
-      <w:r>
-        <w:rPr>
-          <w:rFonts w:ascii="Arial Narrow" w:eastAsia="Arial Narrow" w:hAnsi="Arial Narrow" w:cs="Arial Narrow"/>
-          <w:sz w:val="16"/>
-          <w:szCs w:val="16"/>
-        </w:rPr>
-        <w:t xml:space="preserve">el 2 de setiembre de 2010 en el Diario Oficial El Peruano, vigente desde el 2 de octubre de 2010 y modificado por Decreto Legislativo 1308.</w:t>
+        <w:t xml:space="preserve">Denuncia remitida a esta Comisión mediante MEMORANDUM </w:t>
+      </w:r>
+      <w:r>
+        <w:rPr>
+          <w:rFonts w:ascii="Arial Narrow" w:eastAsia="Arial Narrow" w:hAnsi="Arial Narrow" w:cs="Arial Narrow"/>
+          <w:sz w:val="16"/>
+          <w:szCs w:val="16"/>
+        </w:rPr>
+        <w:t xml:space="preserve">001293-2025-PS1/INDECOPI </w:t>
+      </w:r>
+      <w:r>
+        <w:rPr>
+          <w:rFonts w:ascii="Arial Narrow" w:eastAsia="Arial Narrow" w:hAnsi="Arial Narrow" w:cs="Arial Narrow"/>
+          <w:sz w:val="16"/>
+          <w:szCs w:val="16"/>
+        </w:rPr>
+        <w:t xml:space="preserve">de fecha </w:t>
+      </w:r>
+      <w:r>
+        <w:rPr>
+          <w:rFonts w:ascii="Arial Narrow" w:eastAsia="Arial Narrow" w:hAnsi="Arial Narrow" w:cs="Arial Narrow"/>
+          <w:sz w:val="16"/>
+          <w:szCs w:val="16"/>
+        </w:rPr>
+        <w:t xml:space="preserve">12 de junio de 2025</w:t>
+      </w:r>
+      <w:r>
+        <w:rPr>
+          <w:rFonts w:ascii="Arial Narrow" w:eastAsia="Arial Narrow" w:hAnsi="Arial Narrow" w:cs="Arial Narrow"/>
+          <w:sz w:val="16"/>
+          <w:szCs w:val="16"/>
+        </w:rPr>
+        <w:t xml:space="preserve">, </w:t>
+      </w:r>
+      <w:proofErr w:type="spellStart"/>
+      <w:r>
+        <w:rPr>
+          <w:rFonts w:ascii="Arial Narrow" w:eastAsia="Arial Narrow" w:hAnsi="Arial Narrow" w:cs="Arial Narrow"/>
+          <w:sz w:val="16"/>
+          <w:szCs w:val="16"/>
+        </w:rPr>
+        <w:t xml:space="preserve">recibida</w:t>
+      </w:r>
+      <w:proofErr w:type="spellEnd"/>
+      <w:r>
+        <w:rPr>
+          <w:rFonts w:ascii="Arial Narrow" w:eastAsia="Arial Narrow" w:hAnsi="Arial Narrow" w:cs="Arial Narrow"/>
+          <w:sz w:val="16"/>
+          <w:szCs w:val="16"/>
+        </w:rPr>
+        <w:t xml:space="preserve"> el </w:t>
+      </w:r>
+      <w:r>
+        <w:rPr>
+          <w:rFonts w:ascii="Arial Narrow" w:eastAsia="Arial Narrow" w:hAnsi="Arial Narrow" w:cs="Arial Narrow"/>
+          <w:sz w:val="16"/>
+          <w:szCs w:val="16"/>
+        </w:rPr>
+        <w:t xml:space="preserve">12 de junio de 2025</w:t>
+      </w:r>
+      <w:r>
+        <w:rPr>
+          <w:rFonts w:ascii="Arial Narrow" w:eastAsia="Arial Narrow" w:hAnsi="Arial Narrow" w:cs="Arial Narrow"/>
+          <w:sz w:val="16"/>
+          <w:szCs w:val="16"/>
+        </w:rPr>
+        <w:t>.</w:t>
       </w:r>
     </w:p>
     <w:p>
@@ -8980,83 +9045,33 @@
           <w:sz w:val="16"/>
           <w:szCs w:val="16"/>
         </w:rPr>
+        <w:t xml:space="preserve"/>
+      </w:r>
+      <w:r>
+        <w:rPr>
+          <w:rFonts w:ascii="Arial Narrow" w:eastAsia="Arial Narrow" w:hAnsi="Arial Narrow" w:cs="Arial Narrow"/>
+          <w:sz w:val="16"/>
+          <w:szCs w:val="16"/>
+        </w:rPr>
         <w:tab/>
-        <w:t xml:space="preserve"/>
-      </w:r>
-      <w:r>
-        <w:rPr>
-          <w:rFonts w:ascii="Arial Narrow" w:eastAsia="Arial Narrow" w:hAnsi="Arial Narrow" w:cs="Arial Narrow"/>
-          <w:sz w:val="16"/>
-          <w:szCs w:val="16"/>
-        </w:rPr>
-        <w:tab/>
-        <w:t xml:space="preserve">Denuncia remitida a esta Comisión mediante MEMORANDUM </w:t>
-      </w:r>
-      <w:r>
-        <w:rPr>
-          <w:rFonts w:ascii="Arial Narrow" w:eastAsia="Arial Narrow" w:hAnsi="Arial Narrow" w:cs="Arial Narrow"/>
-          <w:sz w:val="16"/>
-          <w:szCs w:val="16"/>
-        </w:rPr>
-        <w:t xml:space="preserve">001293-2025-PS1/INDECOPI </w:t>
-      </w:r>
-      <w:r>
-        <w:rPr>
-          <w:rFonts w:ascii="Arial Narrow" w:eastAsia="Arial Narrow" w:hAnsi="Arial Narrow" w:cs="Arial Narrow"/>
-          <w:sz w:val="16"/>
-          <w:szCs w:val="16"/>
-        </w:rPr>
-        <w:t xml:space="preserve">de fecha </w:t>
-      </w:r>
-      <w:r>
-        <w:rPr>
-          <w:rFonts w:ascii="Arial Narrow" w:eastAsia="Arial Narrow" w:hAnsi="Arial Narrow" w:cs="Arial Narrow"/>
-          <w:sz w:val="16"/>
-          <w:szCs w:val="16"/>
-        </w:rPr>
-        <w:t xml:space="preserve">12 de junio de 2025</w:t>
-      </w:r>
-      <w:r>
-        <w:rPr>
-          <w:rFonts w:ascii="Arial Narrow" w:eastAsia="Arial Narrow" w:hAnsi="Arial Narrow" w:cs="Arial Narrow"/>
-          <w:sz w:val="16"/>
-          <w:szCs w:val="16"/>
-        </w:rPr>
-        <w:t xml:space="preserve">, </w:t>
-      </w:r>
-      <w:proofErr w:type="spellStart"/>
-      <w:r>
-        <w:rPr>
-          <w:rFonts w:ascii="Arial Narrow" w:eastAsia="Arial Narrow" w:hAnsi="Arial Narrow" w:cs="Arial Narrow"/>
-          <w:sz w:val="16"/>
-          <w:szCs w:val="16"/>
-        </w:rPr>
-        <w:t xml:space="preserve">recibida</w:t>
-      </w:r>
-      <w:proofErr w:type="spellEnd"/>
-      <w:r>
-        <w:rPr>
-          <w:rFonts w:ascii="Arial Narrow" w:eastAsia="Arial Narrow" w:hAnsi="Arial Narrow" w:cs="Arial Narrow"/>
-          <w:sz w:val="16"/>
-          <w:szCs w:val="16"/>
-        </w:rPr>
-        <w:t xml:space="preserve"> el </w:t>
-      </w:r>
-      <w:r>
-        <w:rPr>
-          <w:rFonts w:ascii="Arial Narrow" w:eastAsia="Arial Narrow" w:hAnsi="Arial Narrow" w:cs="Arial Narrow"/>
-          <w:sz w:val="16"/>
-          <w:szCs w:val="16"/>
-        </w:rPr>
-        <w:t xml:space="preserve">12 de junio de 2025</w:t>
-      </w:r>
-      <w:r>
-        <w:rPr>
-          <w:rFonts w:ascii="Arial Narrow" w:eastAsia="Arial Narrow" w:hAnsi="Arial Narrow" w:cs="Arial Narrow"/>
-          <w:sz w:val="16"/>
-          <w:szCs w:val="16"/>
-        </w:rPr>
-        <w:t>.</w:t>
+        <w:t>Publicado</w:t>
+      </w:r>
+      <w:r>
+        <w:rPr>
+          <w:rFonts w:ascii="Arial Narrow" w:eastAsia="Arial Narrow" w:hAnsi="Arial Narrow" w:cs="Arial Narrow"/>
+          <w:b/>
+          <w:sz w:val="16"/>
+          <w:szCs w:val="16"/>
+        </w:rPr>
+        <w:t xml:space="preserve"> </w:t>
+      </w:r>
+      <w:r>
+        <w:rPr>
+          <w:rFonts w:ascii="Arial Narrow" w:eastAsia="Arial Narrow" w:hAnsi="Arial Narrow" w:cs="Arial Narrow"/>
+          <w:sz w:val="16"/>
+          <w:szCs w:val="16"/>
+        </w:rPr>
+        <w:t xml:space="preserve">el 2 de setiembre de 2010 en el Diario Oficial El Peruano, vigente desde el 2 de octubre de 2010 y modificado por Decreto Legislativo 1308.</w:t>
       </w:r>
     </w:p>
     <w:p>
@@ -9105,7 +9120,6 @@
           <w:sz w:val="16"/>
           <w:szCs w:val="16"/>
         </w:rPr>
-        <w:tab/>
         <w:t xml:space="preserve"/>
       </w:r>
       <w:r>
@@ -9114,7 +9128,6 @@
           <w:sz w:val="16"/>
           <w:szCs w:val="16"/>
         </w:rPr>
-        <w:tab/>
       </w:r>
       <w:r>
         <w:rPr>
@@ -9124,6 +9137,7 @@
           <w:sz w:val="16"/>
           <w:szCs w:val="16"/>
         </w:rPr>
+        <w:tab/>
         <w:t xml:space="preserve">LEY 29571, CÓDIGO DE PROTECCIÓN Y DEFENSA DEL CONSUMIDOR, publicado el 2 de setiembre de 2010 y modificado por Decreto Legislativo 1308 </w:t>
       </w:r>
     </w:p>
@@ -9365,7 +9379,6 @@
           <w:sz w:val="16"/>
           <w:szCs w:val="16"/>
         </w:rPr>
-        <w:tab/>
         <w:t xml:space="preserve"/>
       </w:r>
       <w:r>
@@ -9374,7 +9387,6 @@
           <w:sz w:val="16"/>
           <w:szCs w:val="16"/>
         </w:rPr>
-        <w:tab/>
       </w:r>
       <w:r>
         <w:rPr>
@@ -9384,6 +9396,7 @@
           <w:sz w:val="16"/>
           <w:szCs w:val="16"/>
         </w:rPr>
+        <w:tab/>
         <w:t xml:space="preserve">LEY 29571, CÓDIGO DE PROTECCIÓN Y DEFENSA DEL CONSUMIDOR, publicado el 2 de setiembre de 2010 y modificado por Decreto Legislativo 1308 </w:t>
       </w:r>
     </w:p>
@@ -9544,7 +9557,6 @@
           <w:sz w:val="16"/>
           <w:szCs w:val="16"/>
         </w:rPr>
-        <w:tab/>
         <w:t xml:space="preserve"/>
       </w:r>
       <w:r>
@@ -9553,7 +9565,6 @@
           <w:sz w:val="16"/>
           <w:szCs w:val="16"/>
         </w:rPr>
-        <w:tab/>
       </w:r>
       <w:r>
         <w:rPr>
@@ -9563,6 +9574,7 @@
           <w:sz w:val="16"/>
           <w:szCs w:val="16"/>
         </w:rPr>
+        <w:tab/>
         <w:t xml:space="preserve">LEY </w:t>
       </w:r>
       <w:proofErr w:type="spellStart"/>
@@ -9703,7 +9715,6 @@
           <w:sz w:val="16"/>
           <w:szCs w:val="16"/>
         </w:rPr>
-        <w:tab/>
         <w:t xml:space="preserve"/>
       </w:r>
       <w:r>
@@ -9712,7 +9723,6 @@
           <w:sz w:val="16"/>
           <w:szCs w:val="16"/>
         </w:rPr>
-        <w:tab/>
       </w:r>
       <w:r>
         <w:rPr>
@@ -9722,6 +9732,7 @@
           <w:sz w:val="16"/>
           <w:szCs w:val="16"/>
         </w:rPr>
+        <w:tab/>
         <w:t xml:space="preserve">LEY SOBRE FACULTADES, NORMAS Y ORGANIZACIÓN DEL INDECOPI, APROBADA POR DECRETO LEGISLATIVO </w:t>
       </w:r>
       <w:proofErr w:type="spellStart"/>
@@ -9892,7 +9903,6 @@
           <w:sz w:val="16"/>
           <w:szCs w:val="16"/>
         </w:rPr>
-        <w:tab/>
         <w:t xml:space="preserve"/>
       </w:r>
       <w:r>
@@ -9985,24 +9995,23 @@
           <w:sz w:val="16"/>
           <w:szCs w:val="16"/>
         </w:rPr>
+        <w:t xml:space="preserve"/>
+      </w:r>
+      <w:r>
+        <w:rPr>
+          <w:rFonts w:ascii="Arial Narrow" w:eastAsia="Arial Narrow" w:hAnsi="Arial Narrow" w:cs="Arial Narrow"/>
+          <w:sz w:val="16"/>
+          <w:szCs w:val="16"/>
+        </w:rPr>
+      </w:r>
+      <w:r>
+        <w:rPr>
+          <w:rFonts w:ascii="Arial Narrow" w:eastAsia="Arial Narrow" w:hAnsi="Arial Narrow" w:cs="Arial Narrow"/>
+          <w:b/>
+          <w:sz w:val="16"/>
+          <w:szCs w:val="16"/>
+        </w:rPr>
         <w:tab/>
-        <w:t xml:space="preserve"/>
-      </w:r>
-      <w:r>
-        <w:rPr>
-          <w:rFonts w:ascii="Arial Narrow" w:eastAsia="Arial Narrow" w:hAnsi="Arial Narrow" w:cs="Arial Narrow"/>
-          <w:sz w:val="16"/>
-          <w:szCs w:val="16"/>
-        </w:rPr>
-        <w:tab/>
-      </w:r>
-      <w:r>
-        <w:rPr>
-          <w:rFonts w:ascii="Arial Narrow" w:eastAsia="Arial Narrow" w:hAnsi="Arial Narrow" w:cs="Arial Narrow"/>
-          <w:b/>
-          <w:sz w:val="16"/>
-          <w:szCs w:val="16"/>
-        </w:rPr>
         <w:t>LEY 29571, CÓDIGO DE PROTECCIÓN Y DEFENSA DEL CONSUMIDOR</w:t>
       </w:r>
       <w:r>
@@ -10387,32 +10396,31 @@
           <w:szCs w:val="16"/>
           <w:vertAlign w:val="superscript"/>
         </w:rPr>
+        <w:t xml:space="preserve"/>
+      </w:r>
+      <w:r>
+        <w:rPr>
+          <w:rFonts w:ascii="Arial Narrow" w:eastAsia="Arial Narrow" w:hAnsi="Arial Narrow" w:cs="Arial Narrow"/>
+          <w:sz w:val="16"/>
+          <w:szCs w:val="16"/>
+        </w:rPr>
+        <w:t xml:space="preserve"/>
+      </w:r>
+      <w:r>
+        <w:rPr>
+          <w:rFonts w:ascii="Arial Narrow" w:eastAsia="Arial Narrow" w:hAnsi="Arial Narrow" w:cs="Arial Narrow"/>
+          <w:sz w:val="16"/>
+          <w:szCs w:val="16"/>
+        </w:rPr>
+      </w:r>
+      <w:r>
+        <w:rPr>
+          <w:rFonts w:ascii="Arial Narrow" w:eastAsia="Arial Narrow" w:hAnsi="Arial Narrow" w:cs="Arial Narrow"/>
+          <w:b/>
+          <w:sz w:val="16"/>
+          <w:szCs w:val="16"/>
+        </w:rPr>
         <w:tab/>
-        <w:t xml:space="preserve"/>
-      </w:r>
-      <w:r>
-        <w:rPr>
-          <w:rFonts w:ascii="Arial Narrow" w:eastAsia="Arial Narrow" w:hAnsi="Arial Narrow" w:cs="Arial Narrow"/>
-          <w:sz w:val="16"/>
-          <w:szCs w:val="16"/>
-        </w:rPr>
-        <w:t xml:space="preserve"> </w:t>
-      </w:r>
-      <w:r>
-        <w:rPr>
-          <w:rFonts w:ascii="Arial Narrow" w:eastAsia="Arial Narrow" w:hAnsi="Arial Narrow" w:cs="Arial Narrow"/>
-          <w:sz w:val="16"/>
-          <w:szCs w:val="16"/>
-        </w:rPr>
-        <w:tab/>
-      </w:r>
-      <w:r>
-        <w:rPr>
-          <w:rFonts w:ascii="Arial Narrow" w:eastAsia="Arial Narrow" w:hAnsi="Arial Narrow" w:cs="Arial Narrow"/>
-          <w:b/>
-          <w:sz w:val="16"/>
-          <w:szCs w:val="16"/>
-        </w:rPr>
         <w:t>LEY 29571, CÓDIGO DE PROTECCIÓN Y DEFENSA DEL CONSUMIDOR</w:t>
       </w:r>
       <w:r>
@@ -10616,7 +10624,6 @@
           <w:sz w:val="16"/>
           <w:szCs w:val="16"/>
         </w:rPr>
-        <w:tab/>
         <w:t xml:space="preserve"/>
       </w:r>
       <w:r>
@@ -10625,7 +10632,6 @@
           <w:sz w:val="16"/>
           <w:szCs w:val="16"/>
         </w:rPr>
-        <w:tab/>
       </w:r>
       <w:r>
         <w:rPr>
@@ -10635,6 +10641,7 @@
           <w:sz w:val="16"/>
           <w:szCs w:val="16"/>
         </w:rPr>
+        <w:tab/>
         <w:t xml:space="preserve">LEY 29571, CÓDIGO DE PROTECCIÓN Y DEFENSA DEL CONSUMIDOR, publicado el 2 de setiembre de 2010 y modificado por Decreto Legislativo 1308 </w:t>
       </w:r>
     </w:p>
@@ -11453,24 +11460,23 @@
           <w:sz w:val="16"/>
           <w:szCs w:val="16"/>
         </w:rPr>
+        <w:t xml:space="preserve"/>
+      </w:r>
+      <w:r>
+        <w:rPr>
+          <w:rFonts w:ascii="Arial Narrow" w:eastAsia="Arial Narrow" w:hAnsi="Arial Narrow" w:cs="Arial Narrow"/>
+          <w:sz w:val="16"/>
+          <w:szCs w:val="16"/>
+        </w:rPr>
+      </w:r>
+      <w:r>
+        <w:rPr>
+          <w:rFonts w:ascii="Arial Narrow" w:eastAsia="Arial Narrow" w:hAnsi="Arial Narrow" w:cs="Arial Narrow"/>
+          <w:b/>
+          <w:sz w:val="16"/>
+          <w:szCs w:val="16"/>
+        </w:rPr>
         <w:tab/>
-        <w:t xml:space="preserve"/>
-      </w:r>
-      <w:r>
-        <w:rPr>
-          <w:rFonts w:ascii="Arial Narrow" w:eastAsia="Arial Narrow" w:hAnsi="Arial Narrow" w:cs="Arial Narrow"/>
-          <w:sz w:val="16"/>
-          <w:szCs w:val="16"/>
-        </w:rPr>
-        <w:tab/>
-      </w:r>
-      <w:r>
-        <w:rPr>
-          <w:rFonts w:ascii="Arial Narrow" w:eastAsia="Arial Narrow" w:hAnsi="Arial Narrow" w:cs="Arial Narrow"/>
-          <w:b/>
-          <w:sz w:val="16"/>
-          <w:szCs w:val="16"/>
-        </w:rPr>
         <w:t>LEY 29571, CÓDIGO DE PROTECCIÓN Y DEFENSA DEL CONSUMIDOR</w:t>
       </w:r>
       <w:r>
@@ -11685,7 +11691,6 @@
           <w:sz w:val="16"/>
           <w:szCs w:val="16"/>
         </w:rPr>
-        <w:tab/>
         <w:t xml:space="preserve"/>
       </w:r>
       <w:r>
@@ -11843,31 +11848,30 @@
           <w:sz w:val="16"/>
           <w:szCs w:val="16"/>
         </w:rPr>
+        <w:t xml:space="preserve"/>
+      </w:r>
+      <w:r>
+        <w:rPr>
+          <w:rFonts w:ascii="Arial Narrow" w:eastAsia="Arial Narrow" w:hAnsi="Arial Narrow" w:cs="Arial Narrow"/>
+          <w:sz w:val="16"/>
+          <w:szCs w:val="16"/>
+        </w:rPr>
+      </w:r>
+      <w:r>
+        <w:rPr>
+          <w:rFonts w:ascii="Arial Narrow" w:eastAsia="Arial Narrow" w:hAnsi="Arial Narrow" w:cs="Arial Narrow"/>
+          <w:b/>
+          <w:sz w:val="16"/>
+          <w:szCs w:val="16"/>
+        </w:rPr>
         <w:tab/>
-        <w:t xml:space="preserve"/>
-      </w:r>
-      <w:r>
-        <w:rPr>
-          <w:rFonts w:ascii="Arial Narrow" w:eastAsia="Arial Narrow" w:hAnsi="Arial Narrow" w:cs="Arial Narrow"/>
-          <w:sz w:val="16"/>
-          <w:szCs w:val="16"/>
-        </w:rPr>
-        <w:tab/>
-      </w:r>
-      <w:r>
-        <w:rPr>
-          <w:rFonts w:ascii="Arial Narrow" w:eastAsia="Arial Narrow" w:hAnsi="Arial Narrow" w:cs="Arial Narrow"/>
-          <w:b/>
-          <w:sz w:val="16"/>
-          <w:szCs w:val="16"/>
-        </w:rPr>
         <w:t>TEXTO ÚNICO ORDENADO DE LA LEY DEL PROCEDIMIENTO ADMINISTRATIVO GENERAL, aprobado mediante Decreto Supremo 006-2026-JUS y publicado el 30 de abril de 2026</w:t>
       </w:r>
     </w:p>
     <w:p>
       <w:pPr>
         <w:pStyle w:val="Textonotapie"/>
-        <w:ind w:left="1134" w:hanging="567"/>
+        <w:ind w:left="1134"/>
         <w:jc w:val="both"/>
         <w:rPr>
           <w:rFonts w:ascii="Arial Narrow" w:eastAsia="Arial Narrow" w:hAnsi="Arial Narrow" w:cs="Arial Narrow"/>
@@ -11891,7 +11895,7 @@
     <w:p>
       <w:pPr>
         <w:pStyle w:val="Textonotapie"/>
-        <w:ind w:left="1134" w:hanging="567"/>
+        <w:ind w:left="1134" w:hanging="1134"/>
         <w:jc w:val="both"/>
         <w:rPr>
           <w:rFonts w:ascii="Arial Narrow" w:eastAsia="Arial Narrow" w:hAnsi="Arial Narrow" w:cs="Arial Narrow"/>

--- a/plantillas_maestras/02_seguro_vida/materia_general_asegurativa/1_ddo_aseguradora/varon/TPL_1388_2025_SEGURO_VIDA_MATERIA_GENERAL_ASEGURATIVA_ASEGURADORA_VARON_R1.docx
+++ b/plantillas_maestras/02_seguro_vida/materia_general_asegurativa/1_ddo_aseguradora/varon/TPL_1388_2025_SEGURO_VIDA_MATERIA_GENERAL_ASEGURATIVA_ASEGURADORA_VARON_R1.docx
@@ -3196,7 +3196,7 @@
           <w:sz w:val="22"/>
           <w:szCs w:val="22"/>
         </w:rPr>
-        <w:t>hecho denunciado</w:t>
+        <w:t xml:space="preserve">hecho denunciado</w:t>
       </w:r>
       <w:r>
         <w:rPr>
@@ -3233,31 +3233,31 @@
           <w14:ligatures w14:val="none"/>
         </w:rPr>
         <w:lastRenderedPageBreak/>
-        <w:t>reclamo presentado el 22 de agosto de 2024 ni figuraba en su plataforma zona segura</w:t>
-      </w:r>
-      <w:r>
-        <w:rPr>
-          <w:rFonts w:ascii="Arial Narrow" w:eastAsia="Arial Narrow" w:hAnsi="Arial Narrow" w:cs="Arial Narrow"/>
-          <w:color w:val="000000"/>
-          <w:kern w:val="0"/>
-          <w:sz w:val="22"/>
-          <w:szCs w:val="22"/>
-          <w:lang w:eastAsia="es-PE"/>
-          <w14:ligatures w14:val="none"/>
-        </w:rPr>
-        <w:t xml:space="preserve">. Por consiguiente, corresponde calificar el hecho materia de denuncia como una presunta infracción </w:t>
-      </w:r>
-      <w:r>
-        <w:rPr>
-          <w:rFonts w:ascii="Arial Narrow" w:eastAsia="Arial Narrow" w:hAnsi="Arial Narrow" w:cs="Arial Narrow"/>
-          <w:color w:val="000000"/>
-          <w:kern w:val="0"/>
-          <w:sz w:val="22"/>
-          <w:szCs w:val="22"/>
-          <w:lang w:eastAsia="es-PE"/>
-          <w14:ligatures w14:val="none"/>
-        </w:rPr>
-        <w:t>al</w:t>
+        <w:t xml:space="preserve">reclamo presentado el 22 de agosto de 2024 ni figuraba en su plataforma zona segura</w:t>
+      </w:r>
+      <w:r>
+        <w:rPr>
+          <w:rFonts w:ascii="Arial Narrow" w:eastAsia="Arial Narrow" w:hAnsi="Arial Narrow" w:cs="Arial Narrow"/>
+          <w:color w:val="000000"/>
+          <w:kern w:val="0"/>
+          <w:sz w:val="22"/>
+          <w:szCs w:val="22"/>
+          <w:lang w:eastAsia="es-PE"/>
+          <w14:ligatures w14:val="none"/>
+        </w:rPr>
+        <w:t xml:space="preserve">; involucraría una presunta afectación a su derecho de recibir respuestas adecuadas a los reclamos formulados. Por consiguiente, corresponde calificar el hecho materia de denuncia como una presunta infracción </w:t>
+      </w:r>
+      <w:r>
+        <w:rPr>
+          <w:rFonts w:ascii="Arial Narrow" w:eastAsia="Arial Narrow" w:hAnsi="Arial Narrow" w:cs="Arial Narrow"/>
+          <w:color w:val="000000"/>
+          <w:kern w:val="0"/>
+          <w:sz w:val="22"/>
+          <w:szCs w:val="22"/>
+          <w:lang w:eastAsia="es-PE"/>
+          <w14:ligatures w14:val="none"/>
+        </w:rPr>
+        <w:t xml:space="preserve">al</w:t>
       </w:r>
       <w:r>
         <w:rPr>
@@ -3299,7 +3299,7 @@
           <w:sz w:val="22"/>
           <w:szCs w:val="22"/>
         </w:rPr>
-        <w:t>.</w:t>
+        <w:t xml:space="preserve">.</w:t>
       </w:r>
     </w:p>
     <w:p>
@@ -3383,7 +3383,7 @@
           <w:sz w:val="22"/>
           <w:szCs w:val="22"/>
         </w:rPr>
-        <w:t>hecho denunciado</w:t>
+        <w:t xml:space="preserve">hecho denunciado</w:t>
       </w:r>
       <w:r>
         <w:rPr>
@@ -3407,31 +3407,31 @@
           <w:lang w:val="es-ES" w:eastAsia="es-ES"/>
           <w14:ligatures w14:val="none"/>
         </w:rPr>
-        <w:t>la compañía aseguradora no habría remitido al denunciante una copia del reclamo presentado el 24 de febrero de 2025 ni figuraba en su plataforma zona segura</w:t>
-      </w:r>
-      <w:r>
-        <w:rPr>
-          <w:rFonts w:ascii="Arial Narrow" w:eastAsia="Arial Narrow" w:hAnsi="Arial Narrow" w:cs="Arial Narrow"/>
-          <w:color w:val="000000"/>
-          <w:kern w:val="0"/>
-          <w:sz w:val="22"/>
-          <w:szCs w:val="22"/>
-          <w:lang w:eastAsia="es-PE"/>
-          <w14:ligatures w14:val="none"/>
-        </w:rPr>
-        <w:t xml:space="preserve">. Por consiguiente, corresponde calificar el hecho materia de denuncia como una presunta infracción </w:t>
-      </w:r>
-      <w:r>
-        <w:rPr>
-          <w:rFonts w:ascii="Arial Narrow" w:eastAsia="Arial Narrow" w:hAnsi="Arial Narrow" w:cs="Arial Narrow"/>
-          <w:color w:val="000000"/>
-          <w:kern w:val="0"/>
-          <w:sz w:val="22"/>
-          <w:szCs w:val="22"/>
-          <w:lang w:eastAsia="es-PE"/>
-          <w14:ligatures w14:val="none"/>
-        </w:rPr>
-        <w:t>al</w:t>
+        <w:t xml:space="preserve">la compañía aseguradora no habría remitido al denunciante una copia del reclamo presentado el 24 de febrero de 2025 ni figuraba en su plataforma zona segura</w:t>
+      </w:r>
+      <w:r>
+        <w:rPr>
+          <w:rFonts w:ascii="Arial Narrow" w:eastAsia="Arial Narrow" w:hAnsi="Arial Narrow" w:cs="Arial Narrow"/>
+          <w:color w:val="000000"/>
+          <w:kern w:val="0"/>
+          <w:sz w:val="22"/>
+          <w:szCs w:val="22"/>
+          <w:lang w:eastAsia="es-PE"/>
+          <w14:ligatures w14:val="none"/>
+        </w:rPr>
+        <w:t xml:space="preserve">; involucraría una presunta afectación a su derecho de recibir respuestas adecuadas a los reclamos formulados. Por consiguiente, corresponde calificar el hecho materia de denuncia como una presunta infracción </w:t>
+      </w:r>
+      <w:r>
+        <w:rPr>
+          <w:rFonts w:ascii="Arial Narrow" w:eastAsia="Arial Narrow" w:hAnsi="Arial Narrow" w:cs="Arial Narrow"/>
+          <w:color w:val="000000"/>
+          <w:kern w:val="0"/>
+          <w:sz w:val="22"/>
+          <w:szCs w:val="22"/>
+          <w:lang w:eastAsia="es-PE"/>
+          <w14:ligatures w14:val="none"/>
+        </w:rPr>
+        <w:t xml:space="preserve">al</w:t>
       </w:r>
       <w:r>
         <w:rPr>
@@ -3461,7 +3461,7 @@
           <w:sz w:val="22"/>
           <w:szCs w:val="22"/>
         </w:rPr>
-        <w:t>.</w:t>
+        <w:t xml:space="preserve">.</w:t>
       </w:r>
     </w:p>
     <w:p>
@@ -3505,7 +3505,7 @@
           <w:lang w:eastAsia="es-PE"/>
           <w14:ligatures w14:val="none"/>
         </w:rPr>
-        <w:t>A</w:t>
+        <w:t xml:space="preserve">A</w:t>
       </w:r>
       <w:r>
         <w:rPr>
@@ -3559,7 +3559,7 @@
           <w:sz w:val="22"/>
           <w:szCs w:val="22"/>
         </w:rPr>
-        <w:t>hecho denunciado</w:t>
+        <w:t xml:space="preserve">hecho denunciado</w:t>
       </w:r>
       <w:r>
         <w:rPr>
@@ -3583,31 +3583,31 @@
           <w:lang w:val="es-ES" w:eastAsia="es-ES"/>
           <w14:ligatures w14:val="none"/>
         </w:rPr>
-        <w:t>la compañía aseguradora no habría remitido al denunciante una copia del reclamo presentado el 26 de febrero de 2025 ni figuraba en su plataforma zona segura</w:t>
-      </w:r>
-      <w:r>
-        <w:rPr>
-          <w:rFonts w:ascii="Arial Narrow" w:eastAsia="Arial Narrow" w:hAnsi="Arial Narrow" w:cs="Arial Narrow"/>
-          <w:color w:val="000000"/>
-          <w:kern w:val="0"/>
-          <w:sz w:val="22"/>
-          <w:szCs w:val="22"/>
-          <w:lang w:eastAsia="es-PE"/>
-          <w14:ligatures w14:val="none"/>
-        </w:rPr>
-        <w:t xml:space="preserve">. Por consiguiente, corresponde calificar el hecho materia de denuncia como una presunta infracción </w:t>
-      </w:r>
-      <w:r>
-        <w:rPr>
-          <w:rFonts w:ascii="Arial Narrow" w:eastAsia="Arial Narrow" w:hAnsi="Arial Narrow" w:cs="Arial Narrow"/>
-          <w:color w:val="000000"/>
-          <w:kern w:val="0"/>
-          <w:sz w:val="22"/>
-          <w:szCs w:val="22"/>
-          <w:lang w:eastAsia="es-PE"/>
-          <w14:ligatures w14:val="none"/>
-        </w:rPr>
-        <w:t>al</w:t>
+        <w:t xml:space="preserve">la compañía aseguradora no habría remitido al denunciante una copia del reclamo presentado el 26 de febrero de 2025 ni figuraba en su plataforma zona segura</w:t>
+      </w:r>
+      <w:r>
+        <w:rPr>
+          <w:rFonts w:ascii="Arial Narrow" w:eastAsia="Arial Narrow" w:hAnsi="Arial Narrow" w:cs="Arial Narrow"/>
+          <w:color w:val="000000"/>
+          <w:kern w:val="0"/>
+          <w:sz w:val="22"/>
+          <w:szCs w:val="22"/>
+          <w:lang w:eastAsia="es-PE"/>
+          <w14:ligatures w14:val="none"/>
+        </w:rPr>
+        <w:t xml:space="preserve">; involucraría una presunta afectación a su derecho de recibir respuestas adecuadas a los reclamos formulados. Por consiguiente, corresponde calificar el hecho materia de denuncia como una presunta infracción </w:t>
+      </w:r>
+      <w:r>
+        <w:rPr>
+          <w:rFonts w:ascii="Arial Narrow" w:eastAsia="Arial Narrow" w:hAnsi="Arial Narrow" w:cs="Arial Narrow"/>
+          <w:color w:val="000000"/>
+          <w:kern w:val="0"/>
+          <w:sz w:val="22"/>
+          <w:szCs w:val="22"/>
+          <w:lang w:eastAsia="es-PE"/>
+          <w14:ligatures w14:val="none"/>
+        </w:rPr>
+        <w:t xml:space="preserve">al</w:t>
       </w:r>
       <w:r>
         <w:rPr>
@@ -3737,7 +3737,7 @@
           <w:sz w:val="22"/>
           <w:szCs w:val="22"/>
         </w:rPr>
-        <w:t>hecho denunciado</w:t>
+        <w:t xml:space="preserve">hecho denunciado</w:t>
       </w:r>
       <w:r>
         <w:rPr>
@@ -3761,31 +3761,31 @@
           <w:lang w:val="es-ES" w:eastAsia="es-ES"/>
           <w14:ligatures w14:val="none"/>
         </w:rPr>
-        <w:t>la compañía aseguradora no habría remitido al denunciante una copia del reclamo presentado el 13 de marzo de 2025 ni figuraba en su plataforma zona segura</w:t>
-      </w:r>
-      <w:r>
-        <w:rPr>
-          <w:rFonts w:ascii="Arial Narrow" w:eastAsia="Arial Narrow" w:hAnsi="Arial Narrow" w:cs="Arial Narrow"/>
-          <w:color w:val="000000"/>
-          <w:kern w:val="0"/>
-          <w:sz w:val="22"/>
-          <w:szCs w:val="22"/>
-          <w:lang w:eastAsia="es-PE"/>
-          <w14:ligatures w14:val="none"/>
-        </w:rPr>
-        <w:t xml:space="preserve">. Por consiguiente, corresponde calificar el hecho materia de denuncia como una presunta infracción </w:t>
-      </w:r>
-      <w:r>
-        <w:rPr>
-          <w:rFonts w:ascii="Arial Narrow" w:eastAsia="Arial Narrow" w:hAnsi="Arial Narrow" w:cs="Arial Narrow"/>
-          <w:color w:val="000000"/>
-          <w:kern w:val="0"/>
-          <w:sz w:val="22"/>
-          <w:szCs w:val="22"/>
-          <w:lang w:eastAsia="es-PE"/>
-          <w14:ligatures w14:val="none"/>
-        </w:rPr>
-        <w:t>al</w:t>
+        <w:t xml:space="preserve">la compañía aseguradora no habría remitido al denunciante una copia del reclamo presentado el 13 de marzo de 2025 ni figuraba en su plataforma zona segura</w:t>
+      </w:r>
+      <w:r>
+        <w:rPr>
+          <w:rFonts w:ascii="Arial Narrow" w:eastAsia="Arial Narrow" w:hAnsi="Arial Narrow" w:cs="Arial Narrow"/>
+          <w:color w:val="000000"/>
+          <w:kern w:val="0"/>
+          <w:sz w:val="22"/>
+          <w:szCs w:val="22"/>
+          <w:lang w:eastAsia="es-PE"/>
+          <w14:ligatures w14:val="none"/>
+        </w:rPr>
+        <w:t xml:space="preserve">; involucraría una presunta afectación a su derecho de recibir respuestas adecuadas a los reclamos formulados. Por consiguiente, corresponde calificar el hecho materia de denuncia como una presunta infracción </w:t>
+      </w:r>
+      <w:r>
+        <w:rPr>
+          <w:rFonts w:ascii="Arial Narrow" w:eastAsia="Arial Narrow" w:hAnsi="Arial Narrow" w:cs="Arial Narrow"/>
+          <w:color w:val="000000"/>
+          <w:kern w:val="0"/>
+          <w:sz w:val="22"/>
+          <w:szCs w:val="22"/>
+          <w:lang w:eastAsia="es-PE"/>
+          <w14:ligatures w14:val="none"/>
+        </w:rPr>
+        <w:t xml:space="preserve">al</w:t>
       </w:r>
       <w:r>
         <w:rPr>
@@ -3815,7 +3815,7 @@
           <w:sz w:val="22"/>
           <w:szCs w:val="22"/>
         </w:rPr>
-        <w:t>.</w:t>
+        <w:t xml:space="preserve">.</w:t>
       </w:r>
     </w:p>
     <w:p>
@@ -3899,7 +3899,7 @@
           <w:sz w:val="22"/>
           <w:szCs w:val="22"/>
         </w:rPr>
-        <w:t>hecho denunciado</w:t>
+        <w:t xml:space="preserve">hecho denunciado</w:t>
       </w:r>
       <w:r>
         <w:rPr>
@@ -3923,31 +3923,31 @@
           <w:lang w:val="es-ES" w:eastAsia="es-ES"/>
           <w14:ligatures w14:val="none"/>
         </w:rPr>
-        <w:t>la compañía aseguradora no habría remitido al denunciante una copia del reclamo presentado el 31 de marzo de 2025 ni figuraba en su plataforma zona segura</w:t>
-      </w:r>
-      <w:r>
-        <w:rPr>
-          <w:rFonts w:ascii="Arial Narrow" w:eastAsia="Arial Narrow" w:hAnsi="Arial Narrow" w:cs="Arial Narrow"/>
-          <w:color w:val="000000"/>
-          <w:kern w:val="0"/>
-          <w:sz w:val="22"/>
-          <w:szCs w:val="22"/>
-          <w:lang w:eastAsia="es-PE"/>
-          <w14:ligatures w14:val="none"/>
-        </w:rPr>
-        <w:t xml:space="preserve">. Por consiguiente, corresponde calificar el hecho materia de denuncia como una presunta infracción </w:t>
-      </w:r>
-      <w:r>
-        <w:rPr>
-          <w:rFonts w:ascii="Arial Narrow" w:eastAsia="Arial Narrow" w:hAnsi="Arial Narrow" w:cs="Arial Narrow"/>
-          <w:color w:val="000000"/>
-          <w:kern w:val="0"/>
-          <w:sz w:val="22"/>
-          <w:szCs w:val="22"/>
-          <w:lang w:eastAsia="es-PE"/>
-          <w14:ligatures w14:val="none"/>
-        </w:rPr>
-        <w:t>al</w:t>
+        <w:t xml:space="preserve">la compañía aseguradora no habría remitido al denunciante una copia del reclamo presentado el 31 de marzo de 2025 ni figuraba en su plataforma zona segura</w:t>
+      </w:r>
+      <w:r>
+        <w:rPr>
+          <w:rFonts w:ascii="Arial Narrow" w:eastAsia="Arial Narrow" w:hAnsi="Arial Narrow" w:cs="Arial Narrow"/>
+          <w:color w:val="000000"/>
+          <w:kern w:val="0"/>
+          <w:sz w:val="22"/>
+          <w:szCs w:val="22"/>
+          <w:lang w:eastAsia="es-PE"/>
+          <w14:ligatures w14:val="none"/>
+        </w:rPr>
+        <w:t xml:space="preserve">; involucraría una presunta afectación a su derecho de recibir respuestas adecuadas a los reclamos formulados. Por consiguiente, corresponde calificar el hecho materia de denuncia como una presunta infracción </w:t>
+      </w:r>
+      <w:r>
+        <w:rPr>
+          <w:rFonts w:ascii="Arial Narrow" w:eastAsia="Arial Narrow" w:hAnsi="Arial Narrow" w:cs="Arial Narrow"/>
+          <w:color w:val="000000"/>
+          <w:kern w:val="0"/>
+          <w:sz w:val="22"/>
+          <w:szCs w:val="22"/>
+          <w:lang w:eastAsia="es-PE"/>
+          <w14:ligatures w14:val="none"/>
+        </w:rPr>
+        <w:t xml:space="preserve">al</w:t>
       </w:r>
       <w:r>
         <w:rPr>
@@ -3977,7 +3977,7 @@
           <w:sz w:val="22"/>
           <w:szCs w:val="22"/>
         </w:rPr>
-        <w:t>.</w:t>
+        <w:t xml:space="preserve">.</w:t>
       </w:r>
     </w:p>
     <w:p>
@@ -4061,7 +4061,7 @@
           <w:sz w:val="22"/>
           <w:szCs w:val="22"/>
         </w:rPr>
-        <w:t>hecho denunciado</w:t>
+        <w:t xml:space="preserve">hecho denunciado</w:t>
       </w:r>
       <w:r>
         <w:rPr>
@@ -4085,31 +4085,31 @@
           <w:lang w:val="es-ES" w:eastAsia="es-ES"/>
           <w14:ligatures w14:val="none"/>
         </w:rPr>
-        <w:t>la compañía aseguradora no habría remitido al denunciante una copia del reclamo presentado el 11 de abril de 2025 ni figuraba en su plataforma zona segura</w:t>
-      </w:r>
-      <w:r>
-        <w:rPr>
-          <w:rFonts w:ascii="Arial Narrow" w:eastAsia="Arial Narrow" w:hAnsi="Arial Narrow" w:cs="Arial Narrow"/>
-          <w:color w:val="000000"/>
-          <w:kern w:val="0"/>
-          <w:sz w:val="22"/>
-          <w:szCs w:val="22"/>
-          <w:lang w:eastAsia="es-PE"/>
-          <w14:ligatures w14:val="none"/>
-        </w:rPr>
-        <w:t xml:space="preserve">. Por consiguiente, corresponde calificar el hecho materia de denuncia como una presunta infracción </w:t>
-      </w:r>
-      <w:r>
-        <w:rPr>
-          <w:rFonts w:ascii="Arial Narrow" w:eastAsia="Arial Narrow" w:hAnsi="Arial Narrow" w:cs="Arial Narrow"/>
-          <w:color w:val="000000"/>
-          <w:kern w:val="0"/>
-          <w:sz w:val="22"/>
-          <w:szCs w:val="22"/>
-          <w:lang w:eastAsia="es-PE"/>
-          <w14:ligatures w14:val="none"/>
-        </w:rPr>
-        <w:t>al</w:t>
+        <w:t xml:space="preserve">la compañía aseguradora no habría remitido al denunciante una copia del reclamo presentado el 11 de abril de 2025 ni figuraba en su plataforma zona segura</w:t>
+      </w:r>
+      <w:r>
+        <w:rPr>
+          <w:rFonts w:ascii="Arial Narrow" w:eastAsia="Arial Narrow" w:hAnsi="Arial Narrow" w:cs="Arial Narrow"/>
+          <w:color w:val="000000"/>
+          <w:kern w:val="0"/>
+          <w:sz w:val="22"/>
+          <w:szCs w:val="22"/>
+          <w:lang w:eastAsia="es-PE"/>
+          <w14:ligatures w14:val="none"/>
+        </w:rPr>
+        <w:t xml:space="preserve">; involucraría una presunta afectación a su derecho de recibir respuestas adecuadas a los reclamos formulados. Por consiguiente, corresponde calificar el hecho materia de denuncia como una presunta infracción </w:t>
+      </w:r>
+      <w:r>
+        <w:rPr>
+          <w:rFonts w:ascii="Arial Narrow" w:eastAsia="Arial Narrow" w:hAnsi="Arial Narrow" w:cs="Arial Narrow"/>
+          <w:color w:val="000000"/>
+          <w:kern w:val="0"/>
+          <w:sz w:val="22"/>
+          <w:szCs w:val="22"/>
+          <w:lang w:eastAsia="es-PE"/>
+          <w14:ligatures w14:val="none"/>
+        </w:rPr>
+        <w:t xml:space="preserve">al</w:t>
       </w:r>
       <w:r>
         <w:rPr>
@@ -4139,7 +4139,7 @@
           <w:sz w:val="22"/>
           <w:szCs w:val="22"/>
         </w:rPr>
-        <w:t>.</w:t>
+        <w:t xml:space="preserve">.</w:t>
       </w:r>
     </w:p>
     <w:p>
@@ -4223,7 +4223,7 @@
           <w:sz w:val="22"/>
           <w:szCs w:val="22"/>
         </w:rPr>
-        <w:t>hecho denunciado</w:t>
+        <w:t xml:space="preserve">hecho denunciado</w:t>
       </w:r>
       <w:r>
         <w:rPr>
@@ -4247,31 +4247,31 @@
           <w:lang w:val="es-ES" w:eastAsia="es-ES"/>
           <w14:ligatures w14:val="none"/>
         </w:rPr>
-        <w:t>la compañía aseguradora no habría remitido al denunciante una copia del reclamo presentado el 16 de abril de 2025 ni figuraba en su plataforma zona segura</w:t>
-      </w:r>
-      <w:r>
-        <w:rPr>
-          <w:rFonts w:ascii="Arial Narrow" w:eastAsia="Arial Narrow" w:hAnsi="Arial Narrow" w:cs="Arial Narrow"/>
-          <w:color w:val="000000"/>
-          <w:kern w:val="0"/>
-          <w:sz w:val="22"/>
-          <w:szCs w:val="22"/>
-          <w:lang w:eastAsia="es-PE"/>
-          <w14:ligatures w14:val="none"/>
-        </w:rPr>
-        <w:t xml:space="preserve">. Por consiguiente, corresponde calificar el hecho materia de denuncia como una presunta infracción </w:t>
-      </w:r>
-      <w:r>
-        <w:rPr>
-          <w:rFonts w:ascii="Arial Narrow" w:eastAsia="Arial Narrow" w:hAnsi="Arial Narrow" w:cs="Arial Narrow"/>
-          <w:color w:val="000000"/>
-          <w:kern w:val="0"/>
-          <w:sz w:val="22"/>
-          <w:szCs w:val="22"/>
-          <w:lang w:eastAsia="es-PE"/>
-          <w14:ligatures w14:val="none"/>
-        </w:rPr>
-        <w:t>al</w:t>
+        <w:t xml:space="preserve">la compañía aseguradora no habría remitido al denunciante una copia del reclamo presentado el 16 de abril de 2025 ni figuraba en su plataforma zona segura</w:t>
+      </w:r>
+      <w:r>
+        <w:rPr>
+          <w:rFonts w:ascii="Arial Narrow" w:eastAsia="Arial Narrow" w:hAnsi="Arial Narrow" w:cs="Arial Narrow"/>
+          <w:color w:val="000000"/>
+          <w:kern w:val="0"/>
+          <w:sz w:val="22"/>
+          <w:szCs w:val="22"/>
+          <w:lang w:eastAsia="es-PE"/>
+          <w14:ligatures w14:val="none"/>
+        </w:rPr>
+        <w:t xml:space="preserve">; involucraría una presunta afectación a su derecho de recibir respuestas adecuadas a los reclamos formulados. Por consiguiente, corresponde calificar el hecho materia de denuncia como una presunta infracción </w:t>
+      </w:r>
+      <w:r>
+        <w:rPr>
+          <w:rFonts w:ascii="Arial Narrow" w:eastAsia="Arial Narrow" w:hAnsi="Arial Narrow" w:cs="Arial Narrow"/>
+          <w:color w:val="000000"/>
+          <w:kern w:val="0"/>
+          <w:sz w:val="22"/>
+          <w:szCs w:val="22"/>
+          <w:lang w:eastAsia="es-PE"/>
+          <w14:ligatures w14:val="none"/>
+        </w:rPr>
+        <w:t xml:space="preserve">al</w:t>
       </w:r>
       <w:r>
         <w:rPr>
@@ -4301,7 +4301,7 @@
           <w:sz w:val="22"/>
           <w:szCs w:val="22"/>
         </w:rPr>
-        <w:t>.</w:t>
+        <w:t xml:space="preserve">.</w:t>
       </w:r>
     </w:p>
     <w:p>
@@ -7208,7 +7208,7 @@
           <w:sz w:val="22"/>
           <w:szCs w:val="22"/>
         </w:rPr>
-        <w:t xml:space="preserve">correr traslado de la presente resolución a Interseguro Compañía de Seguros S.A. para que, de conformidad con lo dispuesto por el artículo 26 de la Ley sobre Facultades, Normas y Organización del Indecopi, aprobada por Decreto Legislativo 807</w:t>
+        <w:t xml:space="preserve">correr traslado de la denuncia del 13 de mayo de 2025 a Interseguro Compañía de Seguros S.A. para que, de conformidad con lo dispuesto por el artículo 26 de la Ley sobre Facultades, Normas y Organización del Indecopi, aprobada por Decreto Legislativo 807</w:t>
       </w:r>
       <w:r>
         <w:rPr>
